--- a/real/inquiries-output/Inquiries Analysis Report.docx
+++ b/real/inquiries-output/Inquiries Analysis Report.docx
@@ -124,7 +124,7 @@
           <w:szCs w:val="24"/>
           <w:u w:val="none"/>
         </w:rPr>
-        <w:t>Total Closed Cases: 49</w:t>
+        <w:t>Total Cases: 50</w:t>
       </w:r>
     </w:p>
     <w:p>
@@ -142,7 +142,7 @@
           <w:szCs w:val="24"/>
           <w:u w:val="none"/>
         </w:rPr>
-        <w:t>Complaints: 60.0% of Total Contact</w:t>
+        <w:t>Complaints: 56.0% of Total Contact</w:t>
       </w:r>
     </w:p>
     <w:p>
@@ -183,7 +183,7 @@
           <w:szCs w:val="24"/>
           <w:u w:val="none"/>
         </w:rPr>
-        <w:t>Fujairah Police  |  2026-05-14  |  Integrated Business Intelligence Analysis</w:t>
+        <w:t>Fujairah Police  |  2026-05-15  |  Integrated Business Intelligence Analysis</w:t>
       </w:r>
     </w:p>
     <w:p>
@@ -232,7 +232,7 @@
                 <w:rFonts w:ascii="Calibri" w:hAnsi="Calibri" w:cs="Calibri"/>
                 <w:noProof/>
               </w:rPr>
-              <w:t>First: Executive Summary — Key Analyses</w:t>
+              <w:t>Section One: Executive Summary — Key Analyses</w:t>
             </w:r>
             <w:r>
               <w:rPr>
@@ -330,7 +330,7 @@
                 <w:rFonts w:ascii="Calibri" w:hAnsi="Calibri" w:cs="Calibri"/>
                 <w:noProof/>
               </w:rPr>
-              <w:t>Second: Methodology and Nature of Sources</w:t>
+              <w:t>Section Two: Methodology and Source Nature</w:t>
             </w:r>
             <w:r>
               <w:rPr>
@@ -379,7 +379,7 @@
                 <w:rFonts w:ascii="Calibri" w:hAnsi="Calibri" w:cs="Calibri"/>
                 <w:noProof/>
               </w:rPr>
-              <w:t>2.1  Sources Analysed</w:t>
+              <w:t>2.1  Analysed Sources</w:t>
             </w:r>
             <w:r>
               <w:rPr>
@@ -477,7 +477,7 @@
                 <w:rFonts w:ascii="Calibri" w:hAnsi="Calibri" w:cs="Calibri"/>
                 <w:noProof/>
               </w:rPr>
-              <w:t>2.3  Fields Analysed</w:t>
+              <w:t>2.3  Analysed Fields</w:t>
             </w:r>
             <w:r>
               <w:rPr>
@@ -526,7 +526,7 @@
                 <w:rFonts w:ascii="Calibri" w:hAnsi="Calibri" w:cs="Calibri"/>
                 <w:noProof/>
               </w:rPr>
-              <w:t>Third: Analysis One — Contact Type Classification Map</w:t>
+              <w:t>Section Three: Analysis One — Contact Type Classification Map</w:t>
             </w:r>
             <w:r>
               <w:rPr>
@@ -624,7 +624,7 @@
                 <w:rFonts w:ascii="Calibri" w:hAnsi="Calibri" w:cs="Calibri"/>
                 <w:noProof/>
               </w:rPr>
-              <w:t>3.2  Classification Accuracy — 92.0% of Cases Reclassified</w:t>
+              <w:t>3.2  Classification Accuracy — 84.0% of Cases Reclassified</w:t>
             </w:r>
             <w:r>
               <w:rPr>
@@ -673,7 +673,7 @@
                 <w:rFonts w:ascii="Calibri" w:hAnsi="Calibri" w:cs="Calibri"/>
                 <w:noProof/>
               </w:rPr>
-              <w:t>3.3  Complaints Breakdown (30 cases — 60.0%)</w:t>
+              <w:t>3.3  Complaints Breakdown (28 cases — 56.0%)</w:t>
             </w:r>
             <w:r>
               <w:rPr>
@@ -771,7 +771,7 @@
                 <w:rFonts w:ascii="Calibri" w:hAnsi="Calibri" w:cs="Calibri"/>
                 <w:noProof/>
               </w:rPr>
-              <w:t>3.5  Most Recurring Inquiries (4 cases — 8.0%) — the category with the highest potential for full digital self-service deflection</w:t>
+              <w:t>3.5  Most Recurring Inquiries (8 cases — 16.0%) — the category with the highest potential for full digital self-service deflection</w:t>
             </w:r>
             <w:r>
               <w:rPr>
@@ -820,7 +820,7 @@
                 <w:rFonts w:ascii="Calibri" w:hAnsi="Calibri" w:cs="Calibri"/>
                 <w:noProof/>
               </w:rPr>
-              <w:t>Fourth: Analysis Two — Customer Journey Challenges</w:t>
+              <w:t>Section Four: Analysis Two — Customer Journey Challenges</w:t>
             </w:r>
             <w:r>
               <w:rPr>
@@ -869,7 +869,7 @@
                 <w:rFonts w:ascii="Calibri" w:hAnsi="Calibri" w:cs="Calibri"/>
                 <w:noProof/>
               </w:rPr>
-              <w:t>Fifth: Analysis Three — Digital Gaps Analysis</w:t>
+              <w:t>Section Five: Analysis Three — Digital Gaps Analysis</w:t>
             </w:r>
             <w:r>
               <w:rPr>
@@ -1016,7 +1016,7 @@
                 <w:rFonts w:ascii="Calibri" w:hAnsi="Calibri" w:cs="Calibri"/>
                 <w:noProof/>
               </w:rPr>
-              <w:t>Sixth: Analysis Four — Digital Transformation Plan</w:t>
+              <w:t>Section Six: Analysis Four — Digital Transformation Plan</w:t>
             </w:r>
             <w:r>
               <w:rPr>
@@ -1065,7 +1065,7 @@
                 <w:rFonts w:ascii="Calibri" w:hAnsi="Calibri" w:cs="Calibri"/>
                 <w:noProof/>
               </w:rPr>
-              <w:t>6.1  Priority Frequently Asked Questions</w:t>
+              <w:t>6.1  Priority FAQs</w:t>
             </w:r>
             <w:r>
               <w:rPr>
@@ -1114,7 +1114,7 @@
                 <w:rFonts w:ascii="Calibri" w:hAnsi="Calibri" w:cs="Calibri"/>
                 <w:noProof/>
               </w:rPr>
-              <w:t>6.2  Pathway to Eliminate 4+ Contact Cases through Proactive Notification</w:t>
+              <w:t>6.2  Pathway to Eliminating 12+ Contact Cases via Proactive Notification</w:t>
             </w:r>
             <w:r>
               <w:rPr>
@@ -1163,7 +1163,7 @@
                 <w:rFonts w:ascii="Calibri" w:hAnsi="Calibri" w:cs="Calibri"/>
                 <w:noProof/>
               </w:rPr>
-              <w:t>Seventh: AI-Powered Use Cases</w:t>
+              <w:t>Section Seven: AI-Powered Use Cases</w:t>
             </w:r>
             <w:r>
               <w:rPr>
@@ -1212,7 +1212,7 @@
                 <w:rFonts w:ascii="Calibri" w:hAnsi="Calibri" w:cs="Calibri"/>
                 <w:noProof/>
               </w:rPr>
-              <w:t>Eighth: Proposed Improvement Roadmap</w:t>
+              <w:t>Section Eight: Proposed Improvement Roadmap</w:t>
             </w:r>
             <w:r>
               <w:rPr>
@@ -1261,7 +1261,7 @@
                 <w:rFonts w:ascii="Calibri" w:hAnsi="Calibri" w:cs="Calibri"/>
                 <w:noProof/>
               </w:rPr>
-              <w:t>Ninth: Conclusion — From Data to Decision</w:t>
+              <w:t>Section Nine: Conclusion — From Data to Decision</w:t>
             </w:r>
             <w:r>
               <w:rPr>
@@ -1420,7 +1420,7 @@
           <w:sz w:val="32"/>
           <w:szCs w:val="32"/>
         </w:rPr>
-        <w:t>First: Executive Summary — Key Analyses</w:t>
+        <w:t>Section One: Executive Summary — Key Analyses</w:t>
       </w:r>
       <w:bookmarkStart w:id="2" w:name="_Toc000000002"/>
       <w:bookmarkEnd w:id="2"/>
@@ -1440,7 +1440,7 @@
           <w:szCs w:val="24"/>
           <w:u w:val="none"/>
         </w:rPr>
-        <w:t>This report presents an in-depth analysis of 50 inquiry cases extracted from the 'CRM System Export', benchmarked against the 'Service Guide and Frequently Asked Questions', covering the period from January to December 2025. Its aim is to convert raw data into actionable operational decisions rather than mere descriptive figures. The critical finding: 92.0% of cases were misclassified in the system, and upon correcting this deficiency it became apparent that complaints actually account for 60.0% of total workload, meaning the system had been managed with a distorted understanding of customer needs.</w:t>
+        <w:t>This report presents an in-depth analysis of 50 inquiry cases extracted from a CRM system export, supported by a service guide and FAQ reference, covering the period from January to December 2025. Its objective is to convert raw data into actionable operational decisions rather than merely presenting figures. Key finding: reclassification revealed that 84.0% of cases had been incorrectly categorised, thereby concealing the fact that complaints constitute 56.0% of the actual workload — a structural deficiency in understanding the nature of interactions that had been obscuring the true priorities for improvement.</w:t>
       </w:r>
     </w:p>
     <w:p>
@@ -1476,7 +1476,7 @@
           <w:szCs w:val="24"/>
           <w:u w:val="none"/>
         </w:rPr>
-        <w:t>Core Message: The convergence of a 92.0% misclassification rate with 8 structural friction points distributed across 50 cases reveals that the real problem lies not in the performance of the operational team — which demonstrated its competence with a closure rate of 98.0% — but in the informational and digital infrastructure that feeds and guides this team's decisions. Addressing these gaps — particularly launching digital channels for traffic fine appeals and activating proactive notifications that directly affect 11 cases — will transform 30 existing complaints from reactive burdens into opportunities for building customer trust. The findings of this report form the cornerstone of a data-driven customer experience strategy that moves the system from reactive response to proactive anticipation.</w:t>
+        <w:t>Core message: The convergence of an 84.0% misclassification rate with 7 documented friction points reveals that the system is treating visible symptoms while root causes remain unaddressed — which explains how 28 cases became actual complaints despite a 98.0% on-time closure rate. Addressing these structural gaps — particularly activating proactive notifications at 4 friction points and resolving the technical defect related to vehicle images in violation notices — would enable a substantial portion of complaints to be converted into seamless service experiences without requiring human intervention. Investment in classification accuracy and digital notification integration is not merely an operational improvement; it is the foundation of a data-driven strategy that empowers leadership to make proactive decisions rather than reactive responses.</w:t>
       </w:r>
     </w:p>
     <w:tbl>
@@ -1504,10 +1504,10 @@
               <w:right w:w="108" w:type="dxa"/>
             </w:tcMar>
             <w:tcBorders>
-              <w:bottom w:val="single" w:sz="4" w:space="0" w:color="CCCCCC"/>
-              <w:left w:val="single" w:sz="4" w:space="0" w:color="CCCCCC"/>
-              <w:right w:val="single" w:sz="4" w:space="0" w:color="CCCCCC"/>
-              <w:top w:val="single" w:sz="4" w:space="0" w:color="CCCCCC"/>
+              <w:right w:val="single" w:sz="4" w:space="0" w:color="CCCCCC"/>
+              <w:top w:val="single" w:sz="4" w:space="0" w:color="CCCCCC"/>
+              <w:bottom w:val="single" w:sz="4" w:space="0" w:color="CCCCCC"/>
+              <w:left w:val="single" w:sz="4" w:space="0" w:color="CCCCCC"/>
             </w:tcBorders>
           </w:tcPr>
           <w:p>
@@ -1538,10 +1538,10 @@
               <w:right w:w="108" w:type="dxa"/>
             </w:tcMar>
             <w:tcBorders>
-              <w:bottom w:val="single" w:sz="4" w:space="0" w:color="CCCCCC"/>
-              <w:left w:val="single" w:sz="4" w:space="0" w:color="CCCCCC"/>
-              <w:right w:val="single" w:sz="4" w:space="0" w:color="CCCCCC"/>
-              <w:top w:val="single" w:sz="4" w:space="0" w:color="CCCCCC"/>
+              <w:right w:val="single" w:sz="4" w:space="0" w:color="CCCCCC"/>
+              <w:top w:val="single" w:sz="4" w:space="0" w:color="CCCCCC"/>
+              <w:bottom w:val="single" w:sz="4" w:space="0" w:color="CCCCCC"/>
+              <w:left w:val="single" w:sz="4" w:space="0" w:color="CCCCCC"/>
             </w:tcBorders>
           </w:tcPr>
           <w:p>
@@ -1572,10 +1572,10 @@
               <w:right w:w="108" w:type="dxa"/>
             </w:tcMar>
             <w:tcBorders>
-              <w:bottom w:val="single" w:sz="4" w:space="0" w:color="CCCCCC"/>
-              <w:left w:val="single" w:sz="4" w:space="0" w:color="CCCCCC"/>
-              <w:right w:val="single" w:sz="4" w:space="0" w:color="CCCCCC"/>
-              <w:top w:val="single" w:sz="4" w:space="0" w:color="CCCCCC"/>
+              <w:right w:val="single" w:sz="4" w:space="0" w:color="CCCCCC"/>
+              <w:top w:val="single" w:sz="4" w:space="0" w:color="CCCCCC"/>
+              <w:bottom w:val="single" w:sz="4" w:space="0" w:color="CCCCCC"/>
+              <w:left w:val="single" w:sz="4" w:space="0" w:color="CCCCCC"/>
             </w:tcBorders>
           </w:tcPr>
           <w:p>
@@ -1606,10 +1606,10 @@
               <w:right w:w="108" w:type="dxa"/>
             </w:tcMar>
             <w:tcBorders>
-              <w:bottom w:val="single" w:sz="4" w:space="0" w:color="CCCCCC"/>
-              <w:left w:val="single" w:sz="4" w:space="0" w:color="CCCCCC"/>
-              <w:right w:val="single" w:sz="4" w:space="0" w:color="CCCCCC"/>
-              <w:top w:val="single" w:sz="4" w:space="0" w:color="CCCCCC"/>
+              <w:right w:val="single" w:sz="4" w:space="0" w:color="CCCCCC"/>
+              <w:top w:val="single" w:sz="4" w:space="0" w:color="CCCCCC"/>
+              <w:bottom w:val="single" w:sz="4" w:space="0" w:color="CCCCCC"/>
+              <w:left w:val="single" w:sz="4" w:space="0" w:color="CCCCCC"/>
             </w:tcBorders>
           </w:tcPr>
           <w:p>
@@ -1642,10 +1642,10 @@
               <w:right w:w="108" w:type="dxa"/>
             </w:tcMar>
             <w:tcBorders>
-              <w:bottom w:val="single" w:sz="4" w:space="0" w:color="CCCCCC"/>
-              <w:left w:val="single" w:sz="4" w:space="0" w:color="CCCCCC"/>
-              <w:right w:val="single" w:sz="4" w:space="0" w:color="CCCCCC"/>
-              <w:top w:val="single" w:sz="4" w:space="0" w:color="CCCCCC"/>
+              <w:right w:val="single" w:sz="4" w:space="0" w:color="CCCCCC"/>
+              <w:top w:val="single" w:sz="4" w:space="0" w:color="CCCCCC"/>
+              <w:bottom w:val="single" w:sz="4" w:space="0" w:color="CCCCCC"/>
+              <w:left w:val="single" w:sz="4" w:space="0" w:color="CCCCCC"/>
             </w:tcBorders>
           </w:tcPr>
           <w:p>
@@ -1676,10 +1676,10 @@
               <w:right w:w="108" w:type="dxa"/>
             </w:tcMar>
             <w:tcBorders>
-              <w:bottom w:val="single" w:sz="4" w:space="0" w:color="CCCCCC"/>
-              <w:left w:val="single" w:sz="4" w:space="0" w:color="CCCCCC"/>
-              <w:right w:val="single" w:sz="4" w:space="0" w:color="CCCCCC"/>
-              <w:top w:val="single" w:sz="4" w:space="0" w:color="CCCCCC"/>
+              <w:right w:val="single" w:sz="4" w:space="0" w:color="CCCCCC"/>
+              <w:top w:val="single" w:sz="4" w:space="0" w:color="CCCCCC"/>
+              <w:bottom w:val="single" w:sz="4" w:space="0" w:color="CCCCCC"/>
+              <w:left w:val="single" w:sz="4" w:space="0" w:color="CCCCCC"/>
             </w:tcBorders>
           </w:tcPr>
           <w:p>
@@ -1695,7 +1695,7 @@
                 <w:sz w:val="20"/>
                 <w:szCs w:val="20"/>
               </w:rPr>
-              <w:t>92.0% Inaccurate Classification</w:t>
+              <w:t>84.0% Inaccurate Classification</w:t>
             </w:r>
           </w:p>
         </w:tc>
@@ -1710,10 +1710,10 @@
               <w:right w:w="108" w:type="dxa"/>
             </w:tcMar>
             <w:tcBorders>
-              <w:bottom w:val="single" w:sz="4" w:space="0" w:color="CCCCCC"/>
-              <w:left w:val="single" w:sz="4" w:space="0" w:color="CCCCCC"/>
-              <w:right w:val="single" w:sz="4" w:space="0" w:color="CCCCCC"/>
-              <w:top w:val="single" w:sz="4" w:space="0" w:color="CCCCCC"/>
+              <w:right w:val="single" w:sz="4" w:space="0" w:color="CCCCCC"/>
+              <w:top w:val="single" w:sz="4" w:space="0" w:color="CCCCCC"/>
+              <w:bottom w:val="single" w:sz="4" w:space="0" w:color="CCCCCC"/>
+              <w:left w:val="single" w:sz="4" w:space="0" w:color="CCCCCC"/>
             </w:tcBorders>
           </w:tcPr>
           <w:p>
@@ -1729,7 +1729,7 @@
                 <w:sz w:val="20"/>
                 <w:szCs w:val="20"/>
               </w:rPr>
-              <w:t>46 out of 50 cases were originally classified incorrectly. This gap is the foundation of the operational challenges identified in this analysis.</w:t>
+              <w:t>42 out of 50 cases were originally classified incorrectly. This gap is the foundation of the operational challenges identified in this analysis.</w:t>
             </w:r>
           </w:p>
         </w:tc>
@@ -1744,10 +1744,10 @@
               <w:right w:w="108" w:type="dxa"/>
             </w:tcMar>
             <w:tcBorders>
-              <w:bottom w:val="single" w:sz="4" w:space="0" w:color="CCCCCC"/>
-              <w:left w:val="single" w:sz="4" w:space="0" w:color="CCCCCC"/>
-              <w:right w:val="single" w:sz="4" w:space="0" w:color="CCCCCC"/>
-              <w:top w:val="single" w:sz="4" w:space="0" w:color="CCCCCC"/>
+              <w:right w:val="single" w:sz="4" w:space="0" w:color="CCCCCC"/>
+              <w:top w:val="single" w:sz="4" w:space="0" w:color="CCCCCC"/>
+              <w:bottom w:val="single" w:sz="4" w:space="0" w:color="CCCCCC"/>
+              <w:left w:val="single" w:sz="4" w:space="0" w:color="CCCCCC"/>
             </w:tcBorders>
           </w:tcPr>
           <w:p>
@@ -1780,10 +1780,10 @@
               <w:right w:w="108" w:type="dxa"/>
             </w:tcMar>
             <w:tcBorders>
-              <w:bottom w:val="single" w:sz="4" w:space="0" w:color="CCCCCC"/>
-              <w:left w:val="single" w:sz="4" w:space="0" w:color="CCCCCC"/>
-              <w:right w:val="single" w:sz="4" w:space="0" w:color="CCCCCC"/>
-              <w:top w:val="single" w:sz="4" w:space="0" w:color="CCCCCC"/>
+              <w:right w:val="single" w:sz="4" w:space="0" w:color="CCCCCC"/>
+              <w:top w:val="single" w:sz="4" w:space="0" w:color="CCCCCC"/>
+              <w:bottom w:val="single" w:sz="4" w:space="0" w:color="CCCCCC"/>
+              <w:left w:val="single" w:sz="4" w:space="0" w:color="CCCCCC"/>
             </w:tcBorders>
           </w:tcPr>
           <w:p>
@@ -1814,10 +1814,10 @@
               <w:right w:w="108" w:type="dxa"/>
             </w:tcMar>
             <w:tcBorders>
-              <w:bottom w:val="single" w:sz="4" w:space="0" w:color="CCCCCC"/>
-              <w:left w:val="single" w:sz="4" w:space="0" w:color="CCCCCC"/>
-              <w:right w:val="single" w:sz="4" w:space="0" w:color="CCCCCC"/>
-              <w:top w:val="single" w:sz="4" w:space="0" w:color="CCCCCC"/>
+              <w:right w:val="single" w:sz="4" w:space="0" w:color="CCCCCC"/>
+              <w:top w:val="single" w:sz="4" w:space="0" w:color="CCCCCC"/>
+              <w:bottom w:val="single" w:sz="4" w:space="0" w:color="CCCCCC"/>
+              <w:left w:val="single" w:sz="4" w:space="0" w:color="CCCCCC"/>
             </w:tcBorders>
           </w:tcPr>
           <w:p>
@@ -1833,7 +1833,7 @@
                 <w:sz w:val="20"/>
                 <w:szCs w:val="20"/>
               </w:rPr>
-              <w:t>Complaints Dominate at 60.0% of Workload</w:t>
+              <w:t>Complaints dominate workload at 56.0%</w:t>
             </w:r>
           </w:p>
         </w:tc>
@@ -1848,10 +1848,10 @@
               <w:right w:w="108" w:type="dxa"/>
             </w:tcMar>
             <w:tcBorders>
-              <w:bottom w:val="single" w:sz="4" w:space="0" w:color="CCCCCC"/>
-              <w:left w:val="single" w:sz="4" w:space="0" w:color="CCCCCC"/>
-              <w:right w:val="single" w:sz="4" w:space="0" w:color="CCCCCC"/>
-              <w:top w:val="single" w:sz="4" w:space="0" w:color="CCCCCC"/>
+              <w:right w:val="single" w:sz="4" w:space="0" w:color="CCCCCC"/>
+              <w:top w:val="single" w:sz="4" w:space="0" w:color="CCCCCC"/>
+              <w:bottom w:val="single" w:sz="4" w:space="0" w:color="CCCCCC"/>
+              <w:left w:val="single" w:sz="4" w:space="0" w:color="CCCCCC"/>
             </w:tcBorders>
           </w:tcPr>
           <w:p>
@@ -1867,7 +1867,7 @@
                 <w:sz w:val="20"/>
                 <w:szCs w:val="20"/>
               </w:rPr>
-              <w:t>30 out of 50 cases were complaints after reclassification. This concentration reflects the primary focus area for operational improvement.</w:t>
+              <w:t>28 out of 50 cases were complaints following reclassification. This concentration reflects the primary focus area for operational improvement.</w:t>
             </w:r>
           </w:p>
         </w:tc>
@@ -1882,10 +1882,10 @@
               <w:right w:w="108" w:type="dxa"/>
             </w:tcMar>
             <w:tcBorders>
-              <w:bottom w:val="single" w:sz="4" w:space="0" w:color="CCCCCC"/>
-              <w:left w:val="single" w:sz="4" w:space="0" w:color="CCCCCC"/>
-              <w:right w:val="single" w:sz="4" w:space="0" w:color="CCCCCC"/>
-              <w:top w:val="single" w:sz="4" w:space="0" w:color="CCCCCC"/>
+              <w:right w:val="single" w:sz="4" w:space="0" w:color="CCCCCC"/>
+              <w:top w:val="single" w:sz="4" w:space="0" w:color="CCCCCC"/>
+              <w:bottom w:val="single" w:sz="4" w:space="0" w:color="CCCCCC"/>
+              <w:left w:val="single" w:sz="4" w:space="0" w:color="CCCCCC"/>
             </w:tcBorders>
           </w:tcPr>
           <w:p>
@@ -1918,10 +1918,10 @@
               <w:right w:w="108" w:type="dxa"/>
             </w:tcMar>
             <w:tcBorders>
-              <w:bottom w:val="single" w:sz="4" w:space="0" w:color="CCCCCC"/>
-              <w:left w:val="single" w:sz="4" w:space="0" w:color="CCCCCC"/>
-              <w:right w:val="single" w:sz="4" w:space="0" w:color="CCCCCC"/>
-              <w:top w:val="single" w:sz="4" w:space="0" w:color="CCCCCC"/>
+              <w:right w:val="single" w:sz="4" w:space="0" w:color="CCCCCC"/>
+              <w:top w:val="single" w:sz="4" w:space="0" w:color="CCCCCC"/>
+              <w:bottom w:val="single" w:sz="4" w:space="0" w:color="CCCCCC"/>
+              <w:left w:val="single" w:sz="4" w:space="0" w:color="CCCCCC"/>
             </w:tcBorders>
           </w:tcPr>
           <w:p>
@@ -1952,10 +1952,10 @@
               <w:right w:w="108" w:type="dxa"/>
             </w:tcMar>
             <w:tcBorders>
-              <w:bottom w:val="single" w:sz="4" w:space="0" w:color="CCCCCC"/>
-              <w:left w:val="single" w:sz="4" w:space="0" w:color="CCCCCC"/>
-              <w:right w:val="single" w:sz="4" w:space="0" w:color="CCCCCC"/>
-              <w:top w:val="single" w:sz="4" w:space="0" w:color="CCCCCC"/>
+              <w:right w:val="single" w:sz="4" w:space="0" w:color="CCCCCC"/>
+              <w:top w:val="single" w:sz="4" w:space="0" w:color="CCCCCC"/>
+              <w:bottom w:val="single" w:sz="4" w:space="0" w:color="CCCCCC"/>
+              <w:left w:val="single" w:sz="4" w:space="0" w:color="CCCCCC"/>
             </w:tcBorders>
           </w:tcPr>
           <w:p>
@@ -1971,7 +1971,7 @@
                 <w:sz w:val="20"/>
                 <w:szCs w:val="20"/>
               </w:rPr>
-              <w:t>Single Friction Point: Vehicle image in the fine notice shows a different vehicle or incorrect plate, or a fine registered against a customer who was not in Fujairah (11 cases, 22.0%)</w:t>
+              <w:t>Single friction point: Vehicle image in violation notice displays a different vehicle or non-matching plate, forcing the customer to contact support manually to correct the error (9 cases, 18.0%)</w:t>
             </w:r>
           </w:p>
         </w:tc>
@@ -1986,10 +1986,10 @@
               <w:right w:w="108" w:type="dxa"/>
             </w:tcMar>
             <w:tcBorders>
-              <w:bottom w:val="single" w:sz="4" w:space="0" w:color="CCCCCC"/>
-              <w:left w:val="single" w:sz="4" w:space="0" w:color="CCCCCC"/>
-              <w:right w:val="single" w:sz="4" w:space="0" w:color="CCCCCC"/>
-              <w:top w:val="single" w:sz="4" w:space="0" w:color="CCCCCC"/>
+              <w:right w:val="single" w:sz="4" w:space="0" w:color="CCCCCC"/>
+              <w:top w:val="single" w:sz="4" w:space="0" w:color="CCCCCC"/>
+              <w:bottom w:val="single" w:sz="4" w:space="0" w:color="CCCCCC"/>
+              <w:left w:val="single" w:sz="4" w:space="0" w:color="CCCCCC"/>
             </w:tcBorders>
           </w:tcPr>
           <w:p>
@@ -2005,7 +2005,7 @@
                 <w:sz w:val="20"/>
                 <w:szCs w:val="20"/>
               </w:rPr>
-              <w:t>This point affects 11 cases (22.0% of the total). Root cause: technical platform malfunction.</w:t>
+              <w:t>This point affects 9 cases (18.0% of the total). Root cause: technical platform defect.</w:t>
             </w:r>
           </w:p>
         </w:tc>
@@ -2020,10 +2020,10 @@
               <w:right w:w="108" w:type="dxa"/>
             </w:tcMar>
             <w:tcBorders>
-              <w:bottom w:val="single" w:sz="4" w:space="0" w:color="CCCCCC"/>
-              <w:left w:val="single" w:sz="4" w:space="0" w:color="CCCCCC"/>
-              <w:right w:val="single" w:sz="4" w:space="0" w:color="CCCCCC"/>
-              <w:top w:val="single" w:sz="4" w:space="0" w:color="CCCCCC"/>
+              <w:right w:val="single" w:sz="4" w:space="0" w:color="CCCCCC"/>
+              <w:top w:val="single" w:sz="4" w:space="0" w:color="CCCCCC"/>
+              <w:bottom w:val="single" w:sz="4" w:space="0" w:color="CCCCCC"/>
+              <w:left w:val="single" w:sz="4" w:space="0" w:color="CCCCCC"/>
             </w:tcBorders>
           </w:tcPr>
           <w:p>
@@ -2056,10 +2056,10 @@
               <w:right w:w="108" w:type="dxa"/>
             </w:tcMar>
             <w:tcBorders>
-              <w:bottom w:val="single" w:sz="4" w:space="0" w:color="CCCCCC"/>
-              <w:left w:val="single" w:sz="4" w:space="0" w:color="CCCCCC"/>
-              <w:right w:val="single" w:sz="4" w:space="0" w:color="CCCCCC"/>
-              <w:top w:val="single" w:sz="4" w:space="0" w:color="CCCCCC"/>
+              <w:right w:val="single" w:sz="4" w:space="0" w:color="CCCCCC"/>
+              <w:top w:val="single" w:sz="4" w:space="0" w:color="CCCCCC"/>
+              <w:bottom w:val="single" w:sz="4" w:space="0" w:color="CCCCCC"/>
+              <w:left w:val="single" w:sz="4" w:space="0" w:color="CCCCCC"/>
             </w:tcBorders>
           </w:tcPr>
           <w:p>
@@ -2090,10 +2090,10 @@
               <w:right w:w="108" w:type="dxa"/>
             </w:tcMar>
             <w:tcBorders>
-              <w:bottom w:val="single" w:sz="4" w:space="0" w:color="CCCCCC"/>
-              <w:left w:val="single" w:sz="4" w:space="0" w:color="CCCCCC"/>
-              <w:right w:val="single" w:sz="4" w:space="0" w:color="CCCCCC"/>
-              <w:top w:val="single" w:sz="4" w:space="0" w:color="CCCCCC"/>
+              <w:right w:val="single" w:sz="4" w:space="0" w:color="CCCCCC"/>
+              <w:top w:val="single" w:sz="4" w:space="0" w:color="CCCCCC"/>
+              <w:bottom w:val="single" w:sz="4" w:space="0" w:color="CCCCCC"/>
+              <w:left w:val="single" w:sz="4" w:space="0" w:color="CCCCCC"/>
             </w:tcBorders>
           </w:tcPr>
           <w:p>
@@ -2109,7 +2109,7 @@
                 <w:sz w:val="20"/>
                 <w:szCs w:val="20"/>
               </w:rPr>
-              <w:t>3 Friction Points — Absence of Proactive Notification (11 cases)</w:t>
+              <w:t>3 friction points — absence of proactive notification (8 cases)</w:t>
             </w:r>
           </w:p>
         </w:tc>
@@ -2124,10 +2124,10 @@
               <w:right w:w="108" w:type="dxa"/>
             </w:tcMar>
             <w:tcBorders>
-              <w:bottom w:val="single" w:sz="4" w:space="0" w:color="CCCCCC"/>
-              <w:left w:val="single" w:sz="4" w:space="0" w:color="CCCCCC"/>
-              <w:right w:val="single" w:sz="4" w:space="0" w:color="CCCCCC"/>
-              <w:top w:val="single" w:sz="4" w:space="0" w:color="CCCCCC"/>
+              <w:right w:val="single" w:sz="4" w:space="0" w:color="CCCCCC"/>
+              <w:top w:val="single" w:sz="4" w:space="0" w:color="CCCCCC"/>
+              <w:bottom w:val="single" w:sz="4" w:space="0" w:color="CCCCCC"/>
+              <w:left w:val="single" w:sz="4" w:space="0" w:color="CCCCCC"/>
             </w:tcBorders>
           </w:tcPr>
           <w:p>
@@ -2143,7 +2143,7 @@
                 <w:sz w:val="20"/>
                 <w:szCs w:val="20"/>
               </w:rPr>
-              <w:t>Three friction points share a common root cause: non-receipt of vehicle ownership document or driving licence after payment with no tracking or delivery notification; lack of clarity on the status of a previously submitted licence renewal or vehicle registration request with no update notification; weapon permit requests remaining pending for months with no status notification or update to the customer. Total affected cases: 11. Improving this group will contribute significantly to reducing friction.</w:t>
+              <w:t>Three friction points share a common root cause: the customer does not receive a notification or tracking link when ownership documents or a licence are dispatched via Emirates Post, and therefore contacts support to check the status; the absence of automatic status notifications for submitted requests forces customers to open follow-up complaints; the customer submits a weapons licence application and receives no update or response for several months, compelling them to contact support. Total affected cases: 8. Improving this cluster will contribute significantly to reducing friction.</w:t>
             </w:r>
           </w:p>
         </w:tc>
@@ -2158,10 +2158,10 @@
               <w:right w:w="108" w:type="dxa"/>
             </w:tcMar>
             <w:tcBorders>
-              <w:bottom w:val="single" w:sz="4" w:space="0" w:color="CCCCCC"/>
-              <w:left w:val="single" w:sz="4" w:space="0" w:color="CCCCCC"/>
-              <w:right w:val="single" w:sz="4" w:space="0" w:color="CCCCCC"/>
-              <w:top w:val="single" w:sz="4" w:space="0" w:color="CCCCCC"/>
+              <w:right w:val="single" w:sz="4" w:space="0" w:color="CCCCCC"/>
+              <w:top w:val="single" w:sz="4" w:space="0" w:color="CCCCCC"/>
+              <w:bottom w:val="single" w:sz="4" w:space="0" w:color="CCCCCC"/>
+              <w:left w:val="single" w:sz="4" w:space="0" w:color="CCCCCC"/>
             </w:tcBorders>
           </w:tcPr>
           <w:p>
@@ -2194,10 +2194,10 @@
               <w:right w:w="108" w:type="dxa"/>
             </w:tcMar>
             <w:tcBorders>
-              <w:bottom w:val="single" w:sz="4" w:space="0" w:color="CCCCCC"/>
-              <w:left w:val="single" w:sz="4" w:space="0" w:color="CCCCCC"/>
-              <w:right w:val="single" w:sz="4" w:space="0" w:color="CCCCCC"/>
-              <w:top w:val="single" w:sz="4" w:space="0" w:color="CCCCCC"/>
+              <w:right w:val="single" w:sz="4" w:space="0" w:color="CCCCCC"/>
+              <w:bottom w:val="single" w:sz="4" w:space="0" w:color="CCCCCC"/>
+              <w:top w:val="single" w:sz="4" w:space="0" w:color="CCCCCC"/>
+              <w:left w:val="single" w:sz="4" w:space="0" w:color="CCCCCC"/>
             </w:tcBorders>
           </w:tcPr>
           <w:p>
@@ -2228,9 +2228,9 @@
               <w:right w:w="108" w:type="dxa"/>
             </w:tcMar>
             <w:tcBorders>
-              <w:bottom w:val="single" w:sz="4" w:space="0" w:color="CCCCCC"/>
-              <w:left w:val="single" w:sz="4" w:space="0" w:color="CCCCCC"/>
-              <w:right w:val="single" w:sz="4" w:space="0" w:color="CCCCCC"/>
+              <w:right w:val="single" w:sz="4" w:space="0" w:color="CCCCCC"/>
+              <w:bottom w:val="single" w:sz="4" w:space="0" w:color="CCCCCC"/>
+              <w:left w:val="single" w:sz="4" w:space="0" w:color="CCCCCC"/>
               <w:top w:val="single" w:sz="4" w:space="0" w:color="CCCCCC"/>
             </w:tcBorders>
           </w:tcPr>
@@ -2247,7 +2247,7 @@
                 <w:sz w:val="20"/>
                 <w:szCs w:val="20"/>
               </w:rPr>
-              <w:t>98.0% On-Time Closure</w:t>
+              <w:t>98.0% on-time closure</w:t>
             </w:r>
           </w:p>
         </w:tc>
@@ -2262,9 +2262,9 @@
               <w:right w:w="108" w:type="dxa"/>
             </w:tcMar>
             <w:tcBorders>
-              <w:bottom w:val="single" w:sz="4" w:space="0" w:color="CCCCCC"/>
-              <w:left w:val="single" w:sz="4" w:space="0" w:color="CCCCCC"/>
-              <w:right w:val="single" w:sz="4" w:space="0" w:color="CCCCCC"/>
+              <w:right w:val="single" w:sz="4" w:space="0" w:color="CCCCCC"/>
+              <w:bottom w:val="single" w:sz="4" w:space="0" w:color="CCCCCC"/>
+              <w:left w:val="single" w:sz="4" w:space="0" w:color="CCCCCC"/>
               <w:top w:val="single" w:sz="4" w:space="0" w:color="CCCCCC"/>
             </w:tcBorders>
           </w:tcPr>
@@ -2281,7 +2281,7 @@
                 <w:sz w:val="20"/>
                 <w:szCs w:val="20"/>
               </w:rPr>
-              <w:t>49 out of 50 cases were closed on time (98.0% rate). This demonstrates operational capability, but does not address structural gaps in accuracy and comprehension.</w:t>
+              <w:t>49 out of 50 cases were closed on time (98.0% rate). This confirms operational capability but does not address the structural gaps in accuracy and understanding.</w:t>
             </w:r>
           </w:p>
         </w:tc>
@@ -2296,9 +2296,9 @@
               <w:right w:w="108" w:type="dxa"/>
             </w:tcMar>
             <w:tcBorders>
-              <w:bottom w:val="single" w:sz="4" w:space="0" w:color="CCCCCC"/>
-              <w:left w:val="single" w:sz="4" w:space="0" w:color="CCCCCC"/>
-              <w:right w:val="single" w:sz="4" w:space="0" w:color="CCCCCC"/>
+              <w:right w:val="single" w:sz="4" w:space="0" w:color="CCCCCC"/>
+              <w:bottom w:val="single" w:sz="4" w:space="0" w:color="CCCCCC"/>
+              <w:left w:val="single" w:sz="4" w:space="0" w:color="CCCCCC"/>
               <w:top w:val="single" w:sz="4" w:space="0" w:color="CCCCCC"/>
             </w:tcBorders>
           </w:tcPr>
@@ -2335,7 +2335,7 @@
           <w:sz w:val="32"/>
           <w:szCs w:val="32"/>
         </w:rPr>
-        <w:t>Second: Methodology and Nature of Sources</w:t>
+        <w:t>Section Two: Methodology and Source Nature</w:t>
       </w:r>
       <w:bookmarkStart w:id="4" w:name="_Toc000000004"/>
       <w:bookmarkEnd w:id="4"/>
@@ -2353,7 +2353,7 @@
           <w:sz w:val="26"/>
           <w:szCs w:val="26"/>
         </w:rPr>
-        <w:t>2.1  Sources Analysed</w:t>
+        <w:t>2.1  Analysed Sources</w:t>
       </w:r>
       <w:bookmarkStart w:id="5" w:name="_Toc000000005"/>
       <w:bookmarkEnd w:id="5"/>
@@ -2383,10 +2383,10 @@
               <w:right w:w="108" w:type="dxa"/>
             </w:tcMar>
             <w:tcBorders>
-              <w:bottom w:val="single" w:sz="4" w:space="0" w:color="CCCCCC"/>
-              <w:left w:val="single" w:sz="4" w:space="0" w:color="CCCCCC"/>
-              <w:right w:val="single" w:sz="4" w:space="0" w:color="CCCCCC"/>
-              <w:top w:val="single" w:sz="4" w:space="0" w:color="CCCCCC"/>
+              <w:right w:val="single" w:sz="4" w:space="0" w:color="CCCCCC"/>
+              <w:top w:val="single" w:sz="4" w:space="0" w:color="CCCCCC"/>
+              <w:bottom w:val="single" w:sz="4" w:space="0" w:color="CCCCCC"/>
+              <w:left w:val="single" w:sz="4" w:space="0" w:color="CCCCCC"/>
             </w:tcBorders>
           </w:tcPr>
           <w:p>
@@ -2417,10 +2417,10 @@
               <w:right w:w="108" w:type="dxa"/>
             </w:tcMar>
             <w:tcBorders>
-              <w:bottom w:val="single" w:sz="4" w:space="0" w:color="CCCCCC"/>
-              <w:left w:val="single" w:sz="4" w:space="0" w:color="CCCCCC"/>
-              <w:right w:val="single" w:sz="4" w:space="0" w:color="CCCCCC"/>
-              <w:top w:val="single" w:sz="4" w:space="0" w:color="CCCCCC"/>
+              <w:right w:val="single" w:sz="4" w:space="0" w:color="CCCCCC"/>
+              <w:top w:val="single" w:sz="4" w:space="0" w:color="CCCCCC"/>
+              <w:bottom w:val="single" w:sz="4" w:space="0" w:color="CCCCCC"/>
+              <w:left w:val="single" w:sz="4" w:space="0" w:color="CCCCCC"/>
             </w:tcBorders>
           </w:tcPr>
           <w:p>
@@ -2451,10 +2451,10 @@
               <w:right w:w="108" w:type="dxa"/>
             </w:tcMar>
             <w:tcBorders>
-              <w:bottom w:val="single" w:sz="4" w:space="0" w:color="CCCCCC"/>
-              <w:left w:val="single" w:sz="4" w:space="0" w:color="CCCCCC"/>
-              <w:right w:val="single" w:sz="4" w:space="0" w:color="CCCCCC"/>
-              <w:top w:val="single" w:sz="4" w:space="0" w:color="CCCCCC"/>
+              <w:right w:val="single" w:sz="4" w:space="0" w:color="CCCCCC"/>
+              <w:top w:val="single" w:sz="4" w:space="0" w:color="CCCCCC"/>
+              <w:bottom w:val="single" w:sz="4" w:space="0" w:color="CCCCCC"/>
+              <w:left w:val="single" w:sz="4" w:space="0" w:color="CCCCCC"/>
             </w:tcBorders>
           </w:tcPr>
           <w:p>
@@ -2485,10 +2485,10 @@
               <w:right w:w="108" w:type="dxa"/>
             </w:tcMar>
             <w:tcBorders>
-              <w:bottom w:val="single" w:sz="4" w:space="0" w:color="CCCCCC"/>
-              <w:left w:val="single" w:sz="4" w:space="0" w:color="CCCCCC"/>
-              <w:right w:val="single" w:sz="4" w:space="0" w:color="CCCCCC"/>
-              <w:top w:val="single" w:sz="4" w:space="0" w:color="CCCCCC"/>
+              <w:right w:val="single" w:sz="4" w:space="0" w:color="CCCCCC"/>
+              <w:top w:val="single" w:sz="4" w:space="0" w:color="CCCCCC"/>
+              <w:bottom w:val="single" w:sz="4" w:space="0" w:color="CCCCCC"/>
+              <w:left w:val="single" w:sz="4" w:space="0" w:color="CCCCCC"/>
             </w:tcBorders>
           </w:tcPr>
           <w:p>
@@ -2521,10 +2521,10 @@
               <w:right w:w="108" w:type="dxa"/>
             </w:tcMar>
             <w:tcBorders>
-              <w:bottom w:val="single" w:sz="4" w:space="0" w:color="CCCCCC"/>
-              <w:left w:val="single" w:sz="4" w:space="0" w:color="CCCCCC"/>
-              <w:right w:val="single" w:sz="4" w:space="0" w:color="CCCCCC"/>
-              <w:top w:val="single" w:sz="4" w:space="0" w:color="CCCCCC"/>
+              <w:right w:val="single" w:sz="4" w:space="0" w:color="CCCCCC"/>
+              <w:top w:val="single" w:sz="4" w:space="0" w:color="CCCCCC"/>
+              <w:bottom w:val="single" w:sz="4" w:space="0" w:color="CCCCCC"/>
+              <w:left w:val="single" w:sz="4" w:space="0" w:color="CCCCCC"/>
             </w:tcBorders>
           </w:tcPr>
           <w:p>
@@ -2555,10 +2555,10 @@
               <w:right w:w="108" w:type="dxa"/>
             </w:tcMar>
             <w:tcBorders>
-              <w:bottom w:val="single" w:sz="4" w:space="0" w:color="CCCCCC"/>
-              <w:left w:val="single" w:sz="4" w:space="0" w:color="CCCCCC"/>
-              <w:right w:val="single" w:sz="4" w:space="0" w:color="CCCCCC"/>
-              <w:top w:val="single" w:sz="4" w:space="0" w:color="CCCCCC"/>
+              <w:right w:val="single" w:sz="4" w:space="0" w:color="CCCCCC"/>
+              <w:top w:val="single" w:sz="4" w:space="0" w:color="CCCCCC"/>
+              <w:bottom w:val="single" w:sz="4" w:space="0" w:color="CCCCCC"/>
+              <w:left w:val="single" w:sz="4" w:space="0" w:color="CCCCCC"/>
             </w:tcBorders>
           </w:tcPr>
           <w:p>
@@ -2574,7 +2574,7 @@
                 <w:sz w:val="20"/>
                 <w:szCs w:val="20"/>
               </w:rPr>
-              <w:t>CRM data — unstructured text (case details, resolutions, service names, case description)</w:t>
+              <w:t>CRM data — unstructured text (case details, resolutions, service names, case descriptions)</w:t>
             </w:r>
           </w:p>
         </w:tc>
@@ -2589,10 +2589,10 @@
               <w:right w:w="108" w:type="dxa"/>
             </w:tcMar>
             <w:tcBorders>
-              <w:bottom w:val="single" w:sz="4" w:space="0" w:color="CCCCCC"/>
-              <w:left w:val="single" w:sz="4" w:space="0" w:color="CCCCCC"/>
-              <w:right w:val="single" w:sz="4" w:space="0" w:color="CCCCCC"/>
-              <w:top w:val="single" w:sz="4" w:space="0" w:color="CCCCCC"/>
+              <w:right w:val="single" w:sz="4" w:space="0" w:color="CCCCCC"/>
+              <w:top w:val="single" w:sz="4" w:space="0" w:color="CCCCCC"/>
+              <w:bottom w:val="single" w:sz="4" w:space="0" w:color="CCCCCC"/>
+              <w:left w:val="single" w:sz="4" w:space="0" w:color="CCCCCC"/>
             </w:tcBorders>
           </w:tcPr>
           <w:p>
@@ -2623,10 +2623,10 @@
               <w:right w:w="108" w:type="dxa"/>
             </w:tcMar>
             <w:tcBorders>
-              <w:bottom w:val="single" w:sz="4" w:space="0" w:color="CCCCCC"/>
-              <w:left w:val="single" w:sz="4" w:space="0" w:color="CCCCCC"/>
-              <w:right w:val="single" w:sz="4" w:space="0" w:color="CCCCCC"/>
-              <w:top w:val="single" w:sz="4" w:space="0" w:color="CCCCCC"/>
+              <w:right w:val="single" w:sz="4" w:space="0" w:color="CCCCCC"/>
+              <w:top w:val="single" w:sz="4" w:space="0" w:color="CCCCCC"/>
+              <w:bottom w:val="single" w:sz="4" w:space="0" w:color="CCCCCC"/>
+              <w:left w:val="single" w:sz="4" w:space="0" w:color="CCCCCC"/>
             </w:tcBorders>
           </w:tcPr>
           <w:p>
@@ -2659,10 +2659,10 @@
               <w:right w:w="108" w:type="dxa"/>
             </w:tcMar>
             <w:tcBorders>
-              <w:bottom w:val="single" w:sz="4" w:space="0" w:color="CCCCCC"/>
-              <w:left w:val="single" w:sz="4" w:space="0" w:color="CCCCCC"/>
-              <w:right w:val="single" w:sz="4" w:space="0" w:color="CCCCCC"/>
-              <w:top w:val="single" w:sz="4" w:space="0" w:color="CCCCCC"/>
+              <w:right w:val="single" w:sz="4" w:space="0" w:color="CCCCCC"/>
+              <w:bottom w:val="single" w:sz="4" w:space="0" w:color="CCCCCC"/>
+              <w:top w:val="single" w:sz="4" w:space="0" w:color="CCCCCC"/>
+              <w:left w:val="single" w:sz="4" w:space="0" w:color="CCCCCC"/>
             </w:tcBorders>
           </w:tcPr>
           <w:p>
@@ -2693,9 +2693,9 @@
               <w:right w:w="108" w:type="dxa"/>
             </w:tcMar>
             <w:tcBorders>
-              <w:bottom w:val="single" w:sz="4" w:space="0" w:color="CCCCCC"/>
-              <w:left w:val="single" w:sz="4" w:space="0" w:color="CCCCCC"/>
-              <w:right w:val="single" w:sz="4" w:space="0" w:color="CCCCCC"/>
+              <w:right w:val="single" w:sz="4" w:space="0" w:color="CCCCCC"/>
+              <w:bottom w:val="single" w:sz="4" w:space="0" w:color="CCCCCC"/>
+              <w:left w:val="single" w:sz="4" w:space="0" w:color="CCCCCC"/>
               <w:top w:val="single" w:sz="4" w:space="0" w:color="CCCCCC"/>
             </w:tcBorders>
           </w:tcPr>
@@ -2712,7 +2712,7 @@
                 <w:sz w:val="20"/>
                 <w:szCs w:val="20"/>
               </w:rPr>
-              <w:t>Covers traffic and licensing services, police services, correctional and rehabilitative institution services, operations management, proactive services, and 2 more, with FAQ verification and gap analysis</w:t>
+              <w:t>Covers traffic and licensing services, police services, correctional and rehabilitation institution services, operations management, proactive services, and 2 more, with FAQ verification and gap analysis</w:t>
             </w:r>
           </w:p>
         </w:tc>
@@ -2727,9 +2727,9 @@
               <w:right w:w="108" w:type="dxa"/>
             </w:tcMar>
             <w:tcBorders>
-              <w:bottom w:val="single" w:sz="4" w:space="0" w:color="CCCCCC"/>
-              <w:left w:val="single" w:sz="4" w:space="0" w:color="CCCCCC"/>
-              <w:right w:val="single" w:sz="4" w:space="0" w:color="CCCCCC"/>
+              <w:right w:val="single" w:sz="4" w:space="0" w:color="CCCCCC"/>
+              <w:bottom w:val="single" w:sz="4" w:space="0" w:color="CCCCCC"/>
+              <w:left w:val="single" w:sz="4" w:space="0" w:color="CCCCCC"/>
               <w:top w:val="single" w:sz="4" w:space="0" w:color="CCCCCC"/>
             </w:tcBorders>
           </w:tcPr>
@@ -2746,7 +2746,7 @@
                 <w:sz w:val="20"/>
                 <w:szCs w:val="20"/>
               </w:rPr>
-              <w:t>160 pages, 8 verified questions</w:t>
+              <w:t>160 pages, 9 validated FAQs</w:t>
             </w:r>
           </w:p>
         </w:tc>
@@ -2761,9 +2761,9 @@
               <w:right w:w="108" w:type="dxa"/>
             </w:tcMar>
             <w:tcBorders>
-              <w:bottom w:val="single" w:sz="4" w:space="0" w:color="CCCCCC"/>
-              <w:left w:val="single" w:sz="4" w:space="0" w:color="CCCCCC"/>
-              <w:right w:val="single" w:sz="4" w:space="0" w:color="CCCCCC"/>
+              <w:right w:val="single" w:sz="4" w:space="0" w:color="CCCCCC"/>
+              <w:bottom w:val="single" w:sz="4" w:space="0" w:color="CCCCCC"/>
+              <w:left w:val="single" w:sz="4" w:space="0" w:color="CCCCCC"/>
               <w:top w:val="single" w:sz="4" w:space="0" w:color="CCCCCC"/>
             </w:tcBorders>
           </w:tcPr>
@@ -2820,7 +2820,7 @@
           <w:szCs w:val="24"/>
           <w:u w:val="none"/>
         </w:rPr>
-        <w:t>The analysis relies on a four-level decision tree, where the nature of what is required — not the wording — is the decisive criterion. Each case is subjected to two sequential tests:</w:t>
+        <w:t>The analysis relies on a four-level decision tree in which the nature of the requirement — not the phrasing — is the determining criterion. Each case is subjected to two sequential tests:</w:t>
       </w:r>
     </w:p>
     <w:p>
@@ -2838,7 +2838,7 @@
           <w:szCs w:val="24"/>
           <w:u w:val="none"/>
         </w:rPr>
-        <w:t>(1) First Test: Does the text express dissatisfaction, report a failure, or express a desire to lodge a formal complaint or objection?</w:t>
+        <w:t>(1) First test: Does the text express dissatisfaction, report a failure, or express a wish to file a formal report or objection?</w:t>
       </w:r>
     </w:p>
     <w:p>
@@ -2856,7 +2856,7 @@
           <w:szCs w:val="24"/>
           <w:u w:val="none"/>
         </w:rPr>
-        <w:t>(2) Second Test: Does the text request the execution of a specific action such as service provision, request follow-up, or data amendment — rather than merely obtaining information?</w:t>
+        <w:t>(2) Second test: Does the text request the execution of a specific action — such as service delivery, follow-up on a request, or data amendment — rather than merely seeking information?</w:t>
       </w:r>
     </w:p>
     <w:p>
@@ -2874,7 +2874,7 @@
           <w:szCs w:val="24"/>
           <w:u w:val="none"/>
         </w:rPr>
-        <w:t>Classification Rules:</w:t>
+        <w:t>Classification rules:</w:t>
       </w:r>
     </w:p>
     <w:p>
@@ -2892,7 +2892,7 @@
           <w:szCs w:val="24"/>
           <w:u w:val="none"/>
         </w:rPr>
-        <w:t>→ If the answer to the first is yes: Complaint (even if the text also includes a request for action);</w:t>
+        <w:t>→ If the answer to the first is yes: Complaint (even if the text also contains a request for action);</w:t>
       </w:r>
     </w:p>
     <w:p>
@@ -2928,7 +2928,7 @@
           <w:szCs w:val="24"/>
           <w:u w:val="none"/>
         </w:rPr>
-        <w:t>→ If the purpose is a question or inquiry about information: Inquiry;</w:t>
+        <w:t>→ If the purpose is a question or enquiry about information: Inquiry;</w:t>
       </w:r>
     </w:p>
     <w:p>
@@ -2962,7 +2962,7 @@
           <w:sz w:val="26"/>
           <w:szCs w:val="26"/>
         </w:rPr>
-        <w:t>2.3  Fields Analysed</w:t>
+        <w:t>2.3  Analysed Fields</w:t>
       </w:r>
       <w:bookmarkStart w:id="7" w:name="_Toc000000007"/>
       <w:bookmarkEnd w:id="7"/>
@@ -2982,7 +2982,7 @@
           <w:szCs w:val="24"/>
           <w:u w:val="none"/>
         </w:rPr>
-        <w:t>Structured fields used in the analysis: request number, main service, original call type, request status, communication channel, and responsible department. Unstructured fields — the focus of this analysis: request details and processing response. These two fields reveal the true nature of each case beyond its formal classification in the system.</w:t>
+        <w:t>Structured fields used in the analysis: request number, main service, original call type, request status, communication channel, and responsible department. Unstructured fields — the focus of this analysis: request details and processing response. These two fields reveal the true nature of each case beyond the formal classification recorded in the system.</w:t>
       </w:r>
     </w:p>
     <w:p>
@@ -2998,7 +2998,7 @@
           <w:sz w:val="32"/>
           <w:szCs w:val="32"/>
         </w:rPr>
-        <w:t>Third: Analysis One — Contact Type Classification Map</w:t>
+        <w:t>Section Three: Analysis One — Contact Type Classification Map</w:t>
       </w:r>
       <w:bookmarkStart w:id="8" w:name="_Toc000000008"/>
       <w:bookmarkEnd w:id="8"/>
@@ -3036,7 +3036,7 @@
           <w:szCs w:val="24"/>
           <w:u w:val="none"/>
         </w:rPr>
-        <w:t>Analysis of 50 cases in January - December 2025 revealed that accurate classification of the actual content of each contact paints a picture entirely different from what the CRM system data reflects. The fundamental shift: whereas all fifty cases were originally recorded as 'inquiries' prior to correction, it emerges that 'complaint' is the true dominant category with 30 cases representing 60.0% of total contacts, thereby redefining the actual nature of the workload and processing requirements.</w:t>
+        <w:t>Analysis of 50 cases in January - December 2025 revealed that accurate classification of the actual content of each contact produces a picture entirely different from that shown by the original system, with discrepancies exceeding minor adjustments to reach the level of a complete restructuring of the nature of the workload. The key shift: the true dominant category is 'Complaint' with 28 cases representing 56.0% of total contacts, compared to an original classification that had recorded all 50 cases under the 'Inquiry' category prior to correction.</w:t>
       </w:r>
     </w:p>
     <w:tbl>
@@ -3065,10 +3065,10 @@
               <w:right w:w="108" w:type="dxa"/>
             </w:tcMar>
             <w:tcBorders>
-              <w:bottom w:val="single" w:sz="4" w:space="0" w:color="CCCCCC"/>
-              <w:left w:val="single" w:sz="4" w:space="0" w:color="CCCCCC"/>
-              <w:right w:val="single" w:sz="4" w:space="0" w:color="CCCCCC"/>
-              <w:top w:val="single" w:sz="4" w:space="0" w:color="CCCCCC"/>
+              <w:right w:val="single" w:sz="4" w:space="0" w:color="CCCCCC"/>
+              <w:top w:val="single" w:sz="4" w:space="0" w:color="CCCCCC"/>
+              <w:bottom w:val="single" w:sz="4" w:space="0" w:color="CCCCCC"/>
+              <w:left w:val="single" w:sz="4" w:space="0" w:color="CCCCCC"/>
             </w:tcBorders>
           </w:tcPr>
           <w:p>
@@ -3099,10 +3099,10 @@
               <w:right w:w="108" w:type="dxa"/>
             </w:tcMar>
             <w:tcBorders>
-              <w:bottom w:val="single" w:sz="4" w:space="0" w:color="CCCCCC"/>
-              <w:left w:val="single" w:sz="4" w:space="0" w:color="CCCCCC"/>
-              <w:right w:val="single" w:sz="4" w:space="0" w:color="CCCCCC"/>
-              <w:top w:val="single" w:sz="4" w:space="0" w:color="CCCCCC"/>
+              <w:right w:val="single" w:sz="4" w:space="0" w:color="CCCCCC"/>
+              <w:top w:val="single" w:sz="4" w:space="0" w:color="CCCCCC"/>
+              <w:bottom w:val="single" w:sz="4" w:space="0" w:color="CCCCCC"/>
+              <w:left w:val="single" w:sz="4" w:space="0" w:color="CCCCCC"/>
             </w:tcBorders>
           </w:tcPr>
           <w:p>
@@ -3133,10 +3133,10 @@
               <w:right w:w="108" w:type="dxa"/>
             </w:tcMar>
             <w:tcBorders>
-              <w:bottom w:val="single" w:sz="4" w:space="0" w:color="CCCCCC"/>
-              <w:left w:val="single" w:sz="4" w:space="0" w:color="CCCCCC"/>
-              <w:right w:val="single" w:sz="4" w:space="0" w:color="CCCCCC"/>
-              <w:top w:val="single" w:sz="4" w:space="0" w:color="CCCCCC"/>
+              <w:right w:val="single" w:sz="4" w:space="0" w:color="CCCCCC"/>
+              <w:top w:val="single" w:sz="4" w:space="0" w:color="CCCCCC"/>
+              <w:bottom w:val="single" w:sz="4" w:space="0" w:color="CCCCCC"/>
+              <w:left w:val="single" w:sz="4" w:space="0" w:color="CCCCCC"/>
             </w:tcBorders>
           </w:tcPr>
           <w:p>
@@ -3167,10 +3167,10 @@
               <w:right w:w="108" w:type="dxa"/>
             </w:tcMar>
             <w:tcBorders>
-              <w:bottom w:val="single" w:sz="4" w:space="0" w:color="CCCCCC"/>
-              <w:left w:val="single" w:sz="4" w:space="0" w:color="CCCCCC"/>
-              <w:right w:val="single" w:sz="4" w:space="0" w:color="CCCCCC"/>
-              <w:top w:val="single" w:sz="4" w:space="0" w:color="CCCCCC"/>
+              <w:right w:val="single" w:sz="4" w:space="0" w:color="CCCCCC"/>
+              <w:top w:val="single" w:sz="4" w:space="0" w:color="CCCCCC"/>
+              <w:bottom w:val="single" w:sz="4" w:space="0" w:color="CCCCCC"/>
+              <w:left w:val="single" w:sz="4" w:space="0" w:color="CCCCCC"/>
             </w:tcBorders>
           </w:tcPr>
           <w:p>
@@ -3201,10 +3201,10 @@
               <w:right w:w="108" w:type="dxa"/>
             </w:tcMar>
             <w:tcBorders>
-              <w:bottom w:val="single" w:sz="4" w:space="0" w:color="CCCCCC"/>
-              <w:left w:val="single" w:sz="4" w:space="0" w:color="CCCCCC"/>
-              <w:right w:val="single" w:sz="4" w:space="0" w:color="CCCCCC"/>
-              <w:top w:val="single" w:sz="4" w:space="0" w:color="CCCCCC"/>
+              <w:right w:val="single" w:sz="4" w:space="0" w:color="CCCCCC"/>
+              <w:top w:val="single" w:sz="4" w:space="0" w:color="CCCCCC"/>
+              <w:bottom w:val="single" w:sz="4" w:space="0" w:color="CCCCCC"/>
+              <w:left w:val="single" w:sz="4" w:space="0" w:color="CCCCCC"/>
             </w:tcBorders>
           </w:tcPr>
           <w:p>
@@ -3237,10 +3237,10 @@
               <w:right w:w="108" w:type="dxa"/>
             </w:tcMar>
             <w:tcBorders>
-              <w:bottom w:val="single" w:sz="4" w:space="0" w:color="CCCCCC"/>
-              <w:left w:val="single" w:sz="4" w:space="0" w:color="CCCCCC"/>
-              <w:right w:val="single" w:sz="4" w:space="0" w:color="CCCCCC"/>
-              <w:top w:val="single" w:sz="4" w:space="0" w:color="CCCCCC"/>
+              <w:right w:val="single" w:sz="4" w:space="0" w:color="CCCCCC"/>
+              <w:top w:val="single" w:sz="4" w:space="0" w:color="CCCCCC"/>
+              <w:bottom w:val="single" w:sz="4" w:space="0" w:color="CCCCCC"/>
+              <w:left w:val="single" w:sz="4" w:space="0" w:color="CCCCCC"/>
             </w:tcBorders>
           </w:tcPr>
           <w:p>
@@ -3271,10 +3271,10 @@
               <w:right w:w="108" w:type="dxa"/>
             </w:tcMar>
             <w:tcBorders>
-              <w:bottom w:val="single" w:sz="4" w:space="0" w:color="CCCCCC"/>
-              <w:left w:val="single" w:sz="4" w:space="0" w:color="CCCCCC"/>
-              <w:right w:val="single" w:sz="4" w:space="0" w:color="CCCCCC"/>
-              <w:top w:val="single" w:sz="4" w:space="0" w:color="CCCCCC"/>
+              <w:right w:val="single" w:sz="4" w:space="0" w:color="CCCCCC"/>
+              <w:top w:val="single" w:sz="4" w:space="0" w:color="CCCCCC"/>
+              <w:bottom w:val="single" w:sz="4" w:space="0" w:color="CCCCCC"/>
+              <w:left w:val="single" w:sz="4" w:space="0" w:color="CCCCCC"/>
             </w:tcBorders>
           </w:tcPr>
           <w:p>
@@ -3290,7 +3290,7 @@
                 <w:sz w:val="20"/>
                 <w:szCs w:val="20"/>
               </w:rPr>
-              <w:t>30</w:t>
+              <w:t>28</w:t>
             </w:r>
           </w:p>
         </w:tc>
@@ -3305,10 +3305,10 @@
               <w:right w:w="108" w:type="dxa"/>
             </w:tcMar>
             <w:tcBorders>
-              <w:bottom w:val="single" w:sz="4" w:space="0" w:color="CCCCCC"/>
-              <w:left w:val="single" w:sz="4" w:space="0" w:color="CCCCCC"/>
-              <w:right w:val="single" w:sz="4" w:space="0" w:color="CCCCCC"/>
-              <w:top w:val="single" w:sz="4" w:space="0" w:color="CCCCCC"/>
+              <w:right w:val="single" w:sz="4" w:space="0" w:color="CCCCCC"/>
+              <w:top w:val="single" w:sz="4" w:space="0" w:color="CCCCCC"/>
+              <w:bottom w:val="single" w:sz="4" w:space="0" w:color="CCCCCC"/>
+              <w:left w:val="single" w:sz="4" w:space="0" w:color="CCCCCC"/>
             </w:tcBorders>
           </w:tcPr>
           <w:p>
@@ -3324,7 +3324,7 @@
                 <w:sz w:val="20"/>
                 <w:szCs w:val="20"/>
               </w:rPr>
-              <w:t>60.0%</w:t>
+              <w:t>56.0%</w:t>
             </w:r>
           </w:p>
         </w:tc>
@@ -3339,10 +3339,10 @@
               <w:right w:w="108" w:type="dxa"/>
             </w:tcMar>
             <w:tcBorders>
-              <w:bottom w:val="single" w:sz="4" w:space="0" w:color="CCCCCC"/>
-              <w:left w:val="single" w:sz="4" w:space="0" w:color="CCCCCC"/>
-              <w:right w:val="single" w:sz="4" w:space="0" w:color="CCCCCC"/>
-              <w:top w:val="single" w:sz="4" w:space="0" w:color="CCCCCC"/>
+              <w:right w:val="single" w:sz="4" w:space="0" w:color="CCCCCC"/>
+              <w:top w:val="single" w:sz="4" w:space="0" w:color="CCCCCC"/>
+              <w:bottom w:val="single" w:sz="4" w:space="0" w:color="CCCCCC"/>
+              <w:left w:val="single" w:sz="4" w:space="0" w:color="CCCCCC"/>
             </w:tcBorders>
           </w:tcPr>
           <w:p>
@@ -3358,7 +3358,7 @@
                 <w:sz w:val="20"/>
                 <w:szCs w:val="20"/>
               </w:rPr>
-              <w:t>+30 (was zero in the original file)</w:t>
+              <w:t>+28 (was zero in original file)</w:t>
             </w:r>
           </w:p>
         </w:tc>
@@ -3373,10 +3373,10 @@
               <w:right w:w="108" w:type="dxa"/>
             </w:tcMar>
             <w:tcBorders>
-              <w:bottom w:val="single" w:sz="4" w:space="0" w:color="CCCCCC"/>
-              <w:left w:val="single" w:sz="4" w:space="0" w:color="CCCCCC"/>
-              <w:right w:val="single" w:sz="4" w:space="0" w:color="CCCCCC"/>
-              <w:top w:val="single" w:sz="4" w:space="0" w:color="CCCCCC"/>
+              <w:right w:val="single" w:sz="4" w:space="0" w:color="CCCCCC"/>
+              <w:top w:val="single" w:sz="4" w:space="0" w:color="CCCCCC"/>
+              <w:bottom w:val="single" w:sz="4" w:space="0" w:color="CCCCCC"/>
+              <w:left w:val="single" w:sz="4" w:space="0" w:color="CCCCCC"/>
             </w:tcBorders>
           </w:tcPr>
           <w:p>
@@ -3392,7 +3392,7 @@
                 <w:sz w:val="20"/>
                 <w:szCs w:val="20"/>
               </w:rPr>
-              <w:t>Dedicated digital channel — complaints portal / report tracking in the app</w:t>
+              <w:t>Dedicated digital channel — complaints portal / incident tracking in app</w:t>
             </w:r>
           </w:p>
         </w:tc>
@@ -3409,10 +3409,10 @@
               <w:right w:w="108" w:type="dxa"/>
             </w:tcMar>
             <w:tcBorders>
-              <w:bottom w:val="single" w:sz="4" w:space="0" w:color="CCCCCC"/>
-              <w:left w:val="single" w:sz="4" w:space="0" w:color="CCCCCC"/>
-              <w:right w:val="single" w:sz="4" w:space="0" w:color="CCCCCC"/>
-              <w:top w:val="single" w:sz="4" w:space="0" w:color="CCCCCC"/>
+              <w:right w:val="single" w:sz="4" w:space="0" w:color="CCCCCC"/>
+              <w:top w:val="single" w:sz="4" w:space="0" w:color="CCCCCC"/>
+              <w:bottom w:val="single" w:sz="4" w:space="0" w:color="CCCCCC"/>
+              <w:left w:val="single" w:sz="4" w:space="0" w:color="CCCCCC"/>
             </w:tcBorders>
           </w:tcPr>
           <w:p>
@@ -3443,10 +3443,10 @@
               <w:right w:w="108" w:type="dxa"/>
             </w:tcMar>
             <w:tcBorders>
-              <w:bottom w:val="single" w:sz="4" w:space="0" w:color="CCCCCC"/>
-              <w:left w:val="single" w:sz="4" w:space="0" w:color="CCCCCC"/>
-              <w:right w:val="single" w:sz="4" w:space="0" w:color="CCCCCC"/>
-              <w:top w:val="single" w:sz="4" w:space="0" w:color="CCCCCC"/>
+              <w:right w:val="single" w:sz="4" w:space="0" w:color="CCCCCC"/>
+              <w:top w:val="single" w:sz="4" w:space="0" w:color="CCCCCC"/>
+              <w:bottom w:val="single" w:sz="4" w:space="0" w:color="CCCCCC"/>
+              <w:left w:val="single" w:sz="4" w:space="0" w:color="CCCCCC"/>
             </w:tcBorders>
           </w:tcPr>
           <w:p>
@@ -3462,7 +3462,7 @@
                 <w:sz w:val="20"/>
                 <w:szCs w:val="20"/>
               </w:rPr>
-              <w:t>16</w:t>
+              <w:t>14</w:t>
             </w:r>
           </w:p>
         </w:tc>
@@ -3477,10 +3477,10 @@
               <w:right w:w="108" w:type="dxa"/>
             </w:tcMar>
             <w:tcBorders>
-              <w:bottom w:val="single" w:sz="4" w:space="0" w:color="CCCCCC"/>
-              <w:left w:val="single" w:sz="4" w:space="0" w:color="CCCCCC"/>
-              <w:right w:val="single" w:sz="4" w:space="0" w:color="CCCCCC"/>
-              <w:top w:val="single" w:sz="4" w:space="0" w:color="CCCCCC"/>
+              <w:right w:val="single" w:sz="4" w:space="0" w:color="CCCCCC"/>
+              <w:top w:val="single" w:sz="4" w:space="0" w:color="CCCCCC"/>
+              <w:bottom w:val="single" w:sz="4" w:space="0" w:color="CCCCCC"/>
+              <w:left w:val="single" w:sz="4" w:space="0" w:color="CCCCCC"/>
             </w:tcBorders>
           </w:tcPr>
           <w:p>
@@ -3496,7 +3496,7 @@
                 <w:sz w:val="20"/>
                 <w:szCs w:val="20"/>
               </w:rPr>
-              <w:t>32.0%</w:t>
+              <w:t>28.0%</w:t>
             </w:r>
           </w:p>
         </w:tc>
@@ -3511,10 +3511,10 @@
               <w:right w:w="108" w:type="dxa"/>
             </w:tcMar>
             <w:tcBorders>
-              <w:bottom w:val="single" w:sz="4" w:space="0" w:color="CCCCCC"/>
-              <w:left w:val="single" w:sz="4" w:space="0" w:color="CCCCCC"/>
-              <w:right w:val="single" w:sz="4" w:space="0" w:color="CCCCCC"/>
-              <w:top w:val="single" w:sz="4" w:space="0" w:color="CCCCCC"/>
+              <w:right w:val="single" w:sz="4" w:space="0" w:color="CCCCCC"/>
+              <w:top w:val="single" w:sz="4" w:space="0" w:color="CCCCCC"/>
+              <w:bottom w:val="single" w:sz="4" w:space="0" w:color="CCCCCC"/>
+              <w:left w:val="single" w:sz="4" w:space="0" w:color="CCCCCC"/>
             </w:tcBorders>
           </w:tcPr>
           <w:p>
@@ -3530,7 +3530,7 @@
                 <w:sz w:val="20"/>
                 <w:szCs w:val="20"/>
               </w:rPr>
-              <w:t>+16 (was zero in the original file)</w:t>
+              <w:t>+14 (was zero in original file)</w:t>
             </w:r>
           </w:p>
         </w:tc>
@@ -3545,10 +3545,10 @@
               <w:right w:w="108" w:type="dxa"/>
             </w:tcMar>
             <w:tcBorders>
-              <w:bottom w:val="single" w:sz="4" w:space="0" w:color="CCCCCC"/>
-              <w:left w:val="single" w:sz="4" w:space="0" w:color="CCCCCC"/>
-              <w:right w:val="single" w:sz="4" w:space="0" w:color="CCCCCC"/>
-              <w:top w:val="single" w:sz="4" w:space="0" w:color="CCCCCC"/>
+              <w:right w:val="single" w:sz="4" w:space="0" w:color="CCCCCC"/>
+              <w:top w:val="single" w:sz="4" w:space="0" w:color="CCCCCC"/>
+              <w:bottom w:val="single" w:sz="4" w:space="0" w:color="CCCCCC"/>
+              <w:left w:val="single" w:sz="4" w:space="0" w:color="CCCCCC"/>
             </w:tcBorders>
           </w:tcPr>
           <w:p>
@@ -3564,7 +3564,7 @@
                 <w:sz w:val="20"/>
                 <w:szCs w:val="20"/>
               </w:rPr>
-              <w:t>Requires a staff member with system access</w:t>
+              <w:t>Requires a staff member with system authorisation</w:t>
             </w:r>
           </w:p>
         </w:tc>
@@ -3581,10 +3581,10 @@
               <w:right w:w="108" w:type="dxa"/>
             </w:tcMar>
             <w:tcBorders>
-              <w:bottom w:val="single" w:sz="4" w:space="0" w:color="CCCCCC"/>
-              <w:left w:val="single" w:sz="4" w:space="0" w:color="CCCCCC"/>
-              <w:right w:val="single" w:sz="4" w:space="0" w:color="CCCCCC"/>
-              <w:top w:val="single" w:sz="4" w:space="0" w:color="CCCCCC"/>
+              <w:right w:val="single" w:sz="4" w:space="0" w:color="CCCCCC"/>
+              <w:top w:val="single" w:sz="4" w:space="0" w:color="CCCCCC"/>
+              <w:bottom w:val="single" w:sz="4" w:space="0" w:color="CCCCCC"/>
+              <w:left w:val="single" w:sz="4" w:space="0" w:color="CCCCCC"/>
             </w:tcBorders>
           </w:tcPr>
           <w:p>
@@ -3615,10 +3615,10 @@
               <w:right w:w="108" w:type="dxa"/>
             </w:tcMar>
             <w:tcBorders>
-              <w:bottom w:val="single" w:sz="4" w:space="0" w:color="CCCCCC"/>
-              <w:left w:val="single" w:sz="4" w:space="0" w:color="CCCCCC"/>
-              <w:right w:val="single" w:sz="4" w:space="0" w:color="CCCCCC"/>
-              <w:top w:val="single" w:sz="4" w:space="0" w:color="CCCCCC"/>
+              <w:right w:val="single" w:sz="4" w:space="0" w:color="CCCCCC"/>
+              <w:top w:val="single" w:sz="4" w:space="0" w:color="CCCCCC"/>
+              <w:bottom w:val="single" w:sz="4" w:space="0" w:color="CCCCCC"/>
+              <w:left w:val="single" w:sz="4" w:space="0" w:color="CCCCCC"/>
             </w:tcBorders>
           </w:tcPr>
           <w:p>
@@ -3634,7 +3634,7 @@
                 <w:sz w:val="20"/>
                 <w:szCs w:val="20"/>
               </w:rPr>
-              <w:t>4</w:t>
+              <w:t>8</w:t>
             </w:r>
           </w:p>
         </w:tc>
@@ -3649,10 +3649,10 @@
               <w:right w:w="108" w:type="dxa"/>
             </w:tcMar>
             <w:tcBorders>
-              <w:bottom w:val="single" w:sz="4" w:space="0" w:color="CCCCCC"/>
-              <w:left w:val="single" w:sz="4" w:space="0" w:color="CCCCCC"/>
-              <w:right w:val="single" w:sz="4" w:space="0" w:color="CCCCCC"/>
-              <w:top w:val="single" w:sz="4" w:space="0" w:color="CCCCCC"/>
+              <w:right w:val="single" w:sz="4" w:space="0" w:color="CCCCCC"/>
+              <w:top w:val="single" w:sz="4" w:space="0" w:color="CCCCCC"/>
+              <w:bottom w:val="single" w:sz="4" w:space="0" w:color="CCCCCC"/>
+              <w:left w:val="single" w:sz="4" w:space="0" w:color="CCCCCC"/>
             </w:tcBorders>
           </w:tcPr>
           <w:p>
@@ -3668,7 +3668,7 @@
                 <w:sz w:val="20"/>
                 <w:szCs w:val="20"/>
               </w:rPr>
-              <w:t>8.0%</w:t>
+              <w:t>16.0%</w:t>
             </w:r>
           </w:p>
         </w:tc>
@@ -3683,10 +3683,10 @@
               <w:right w:w="108" w:type="dxa"/>
             </w:tcMar>
             <w:tcBorders>
-              <w:bottom w:val="single" w:sz="4" w:space="0" w:color="CCCCCC"/>
-              <w:left w:val="single" w:sz="4" w:space="0" w:color="CCCCCC"/>
-              <w:right w:val="single" w:sz="4" w:space="0" w:color="CCCCCC"/>
-              <w:top w:val="single" w:sz="4" w:space="0" w:color="CCCCCC"/>
+              <w:right w:val="single" w:sz="4" w:space="0" w:color="CCCCCC"/>
+              <w:top w:val="single" w:sz="4" w:space="0" w:color="CCCCCC"/>
+              <w:bottom w:val="single" w:sz="4" w:space="0" w:color="CCCCCC"/>
+              <w:left w:val="single" w:sz="4" w:space="0" w:color="CCCCCC"/>
             </w:tcBorders>
           </w:tcPr>
           <w:p>
@@ -3702,7 +3702,7 @@
                 <w:sz w:val="20"/>
                 <w:szCs w:val="20"/>
               </w:rPr>
-              <w:t>−46 from original</w:t>
+              <w:t>−42 from original</w:t>
             </w:r>
           </w:p>
         </w:tc>
@@ -3717,10 +3717,10 @@
               <w:right w:w="108" w:type="dxa"/>
             </w:tcMar>
             <w:tcBorders>
-              <w:bottom w:val="single" w:sz="4" w:space="0" w:color="CCCCCC"/>
-              <w:left w:val="single" w:sz="4" w:space="0" w:color="CCCCCC"/>
-              <w:right w:val="single" w:sz="4" w:space="0" w:color="CCCCCC"/>
-              <w:top w:val="single" w:sz="4" w:space="0" w:color="CCCCCC"/>
+              <w:right w:val="single" w:sz="4" w:space="0" w:color="CCCCCC"/>
+              <w:top w:val="single" w:sz="4" w:space="0" w:color="CCCCCC"/>
+              <w:bottom w:val="single" w:sz="4" w:space="0" w:color="CCCCCC"/>
+              <w:left w:val="single" w:sz="4" w:space="0" w:color="CCCCCC"/>
             </w:tcBorders>
           </w:tcPr>
           <w:p>
@@ -3753,10 +3753,10 @@
               <w:right w:w="108" w:type="dxa"/>
             </w:tcMar>
             <w:tcBorders>
-              <w:bottom w:val="single" w:sz="4" w:space="0" w:color="CCCCCC"/>
-              <w:left w:val="single" w:sz="4" w:space="0" w:color="CCCCCC"/>
-              <w:right w:val="single" w:sz="4" w:space="0" w:color="CCCCCC"/>
-              <w:top w:val="single" w:sz="4" w:space="0" w:color="CCCCCC"/>
+              <w:right w:val="single" w:sz="4" w:space="0" w:color="CCCCCC"/>
+              <w:bottom w:val="single" w:sz="4" w:space="0" w:color="CCCCCC"/>
+              <w:top w:val="single" w:sz="4" w:space="0" w:color="CCCCCC"/>
+              <w:left w:val="single" w:sz="4" w:space="0" w:color="CCCCCC"/>
             </w:tcBorders>
           </w:tcPr>
           <w:p>
@@ -3787,9 +3787,9 @@
               <w:right w:w="108" w:type="dxa"/>
             </w:tcMar>
             <w:tcBorders>
-              <w:bottom w:val="single" w:sz="4" w:space="0" w:color="CCCCCC"/>
-              <w:left w:val="single" w:sz="4" w:space="0" w:color="CCCCCC"/>
-              <w:right w:val="single" w:sz="4" w:space="0" w:color="CCCCCC"/>
+              <w:right w:val="single" w:sz="4" w:space="0" w:color="CCCCCC"/>
+              <w:bottom w:val="single" w:sz="4" w:space="0" w:color="CCCCCC"/>
+              <w:left w:val="single" w:sz="4" w:space="0" w:color="CCCCCC"/>
               <w:top w:val="single" w:sz="4" w:space="0" w:color="CCCCCC"/>
             </w:tcBorders>
           </w:tcPr>
@@ -3821,9 +3821,9 @@
               <w:right w:w="108" w:type="dxa"/>
             </w:tcMar>
             <w:tcBorders>
-              <w:bottom w:val="single" w:sz="4" w:space="0" w:color="CCCCCC"/>
-              <w:left w:val="single" w:sz="4" w:space="0" w:color="CCCCCC"/>
-              <w:right w:val="single" w:sz="4" w:space="0" w:color="CCCCCC"/>
+              <w:right w:val="single" w:sz="4" w:space="0" w:color="CCCCCC"/>
+              <w:bottom w:val="single" w:sz="4" w:space="0" w:color="CCCCCC"/>
+              <w:left w:val="single" w:sz="4" w:space="0" w:color="CCCCCC"/>
               <w:top w:val="single" w:sz="4" w:space="0" w:color="CCCCCC"/>
             </w:tcBorders>
           </w:tcPr>
@@ -3855,9 +3855,9 @@
               <w:right w:w="108" w:type="dxa"/>
             </w:tcMar>
             <w:tcBorders>
-              <w:bottom w:val="single" w:sz="4" w:space="0" w:color="CCCCCC"/>
-              <w:left w:val="single" w:sz="4" w:space="0" w:color="CCCCCC"/>
-              <w:right w:val="single" w:sz="4" w:space="0" w:color="CCCCCC"/>
+              <w:right w:val="single" w:sz="4" w:space="0" w:color="CCCCCC"/>
+              <w:bottom w:val="single" w:sz="4" w:space="0" w:color="CCCCCC"/>
+              <w:left w:val="single" w:sz="4" w:space="0" w:color="CCCCCC"/>
               <w:top w:val="single" w:sz="4" w:space="0" w:color="CCCCCC"/>
             </w:tcBorders>
           </w:tcPr>
@@ -3889,9 +3889,9 @@
               <w:right w:w="108" w:type="dxa"/>
             </w:tcMar>
             <w:tcBorders>
-              <w:bottom w:val="single" w:sz="4" w:space="0" w:color="CCCCCC"/>
-              <w:left w:val="single" w:sz="4" w:space="0" w:color="CCCCCC"/>
-              <w:right w:val="single" w:sz="4" w:space="0" w:color="CCCCCC"/>
+              <w:right w:val="single" w:sz="4" w:space="0" w:color="CCCCCC"/>
+              <w:bottom w:val="single" w:sz="4" w:space="0" w:color="CCCCCC"/>
+              <w:left w:val="single" w:sz="4" w:space="0" w:color="CCCCCC"/>
               <w:top w:val="single" w:sz="4" w:space="0" w:color="CCCCCC"/>
             </w:tcBorders>
           </w:tcPr>
@@ -3908,7 +3908,7 @@
                 <w:sz w:val="20"/>
                 <w:szCs w:val="20"/>
               </w:rPr>
-              <w:t>Automated documentation — no action required</w:t>
+              <w:t>Automatic documentation — no action required</w:t>
             </w:r>
           </w:p>
         </w:tc>
@@ -3951,7 +3951,7 @@
           <w:sz w:val="26"/>
           <w:szCs w:val="26"/>
         </w:rPr>
-        <w:t>3.2  Classification Accuracy — 92.0% of Cases Reclassified</w:t>
+        <w:t>3.2  Classification Accuracy — 84.0% of Cases Reclassified</w:t>
       </w:r>
       <w:bookmarkStart w:id="10" w:name="_Toc000000010"/>
       <w:bookmarkEnd w:id="10"/>
@@ -3971,7 +3971,7 @@
           <w:szCs w:val="24"/>
           <w:u w:val="none"/>
         </w:rPr>
-        <w:t>Critical Finding: All fifty cases (50 out of 50) were recorded in the CRM system under the classification 'inquiry' without any distinction for the actual nature of the content. Detailed analysis of contact texts resulted in the reclassification of 46 cases at a rate of 92.0%, which does not reflect human error but rather embodies the nature of the intake channel's entry mechanism that places all incoming contacts under a single uniform label. The complete list of 46 cases with evidence is available in the digital appendix (attached Excel file).</w:t>
+        <w:t>Critical finding: All 50 of the 50 cases were recorded in the CRM system under the classification 'Inquiry'; however, detailed analytical review of the content of each case resulted in the reclassification of 42 cases, representing 84.0%. This does not reflect a human data-entry error but rather indicates that the original system labelling is based on the reception channel or the initial contact intent rather than on the actual content of the request. The complete list of 42 reclassified cases with supporting evidence is available in the digital appendix (attached Excel file).</w:t>
       </w:r>
     </w:p>
     <w:tbl>
@@ -3999,10 +3999,10 @@
               <w:right w:w="108" w:type="dxa"/>
             </w:tcMar>
             <w:tcBorders>
-              <w:bottom w:val="single" w:sz="4" w:space="0" w:color="CCCCCC"/>
-              <w:left w:val="single" w:sz="4" w:space="0" w:color="CCCCCC"/>
-              <w:right w:val="single" w:sz="4" w:space="0" w:color="CCCCCC"/>
-              <w:top w:val="single" w:sz="4" w:space="0" w:color="CCCCCC"/>
+              <w:right w:val="single" w:sz="4" w:space="0" w:color="CCCCCC"/>
+              <w:top w:val="single" w:sz="4" w:space="0" w:color="CCCCCC"/>
+              <w:bottom w:val="single" w:sz="4" w:space="0" w:color="CCCCCC"/>
+              <w:left w:val="single" w:sz="4" w:space="0" w:color="CCCCCC"/>
             </w:tcBorders>
           </w:tcPr>
           <w:p>
@@ -4033,10 +4033,10 @@
               <w:right w:w="108" w:type="dxa"/>
             </w:tcMar>
             <w:tcBorders>
-              <w:bottom w:val="single" w:sz="4" w:space="0" w:color="CCCCCC"/>
-              <w:left w:val="single" w:sz="4" w:space="0" w:color="CCCCCC"/>
-              <w:right w:val="single" w:sz="4" w:space="0" w:color="CCCCCC"/>
-              <w:top w:val="single" w:sz="4" w:space="0" w:color="CCCCCC"/>
+              <w:right w:val="single" w:sz="4" w:space="0" w:color="CCCCCC"/>
+              <w:top w:val="single" w:sz="4" w:space="0" w:color="CCCCCC"/>
+              <w:bottom w:val="single" w:sz="4" w:space="0" w:color="CCCCCC"/>
+              <w:left w:val="single" w:sz="4" w:space="0" w:color="CCCCCC"/>
             </w:tcBorders>
           </w:tcPr>
           <w:p>
@@ -4067,10 +4067,10 @@
               <w:right w:w="108" w:type="dxa"/>
             </w:tcMar>
             <w:tcBorders>
-              <w:bottom w:val="single" w:sz="4" w:space="0" w:color="CCCCCC"/>
-              <w:left w:val="single" w:sz="4" w:space="0" w:color="CCCCCC"/>
-              <w:right w:val="single" w:sz="4" w:space="0" w:color="CCCCCC"/>
-              <w:top w:val="single" w:sz="4" w:space="0" w:color="CCCCCC"/>
+              <w:right w:val="single" w:sz="4" w:space="0" w:color="CCCCCC"/>
+              <w:top w:val="single" w:sz="4" w:space="0" w:color="CCCCCC"/>
+              <w:bottom w:val="single" w:sz="4" w:space="0" w:color="CCCCCC"/>
+              <w:left w:val="single" w:sz="4" w:space="0" w:color="CCCCCC"/>
             </w:tcBorders>
           </w:tcPr>
           <w:p>
@@ -4101,10 +4101,10 @@
               <w:right w:w="108" w:type="dxa"/>
             </w:tcMar>
             <w:tcBorders>
-              <w:bottom w:val="single" w:sz="4" w:space="0" w:color="CCCCCC"/>
-              <w:left w:val="single" w:sz="4" w:space="0" w:color="CCCCCC"/>
-              <w:right w:val="single" w:sz="4" w:space="0" w:color="CCCCCC"/>
-              <w:top w:val="single" w:sz="4" w:space="0" w:color="CCCCCC"/>
+              <w:right w:val="single" w:sz="4" w:space="0" w:color="CCCCCC"/>
+              <w:top w:val="single" w:sz="4" w:space="0" w:color="CCCCCC"/>
+              <w:bottom w:val="single" w:sz="4" w:space="0" w:color="CCCCCC"/>
+              <w:left w:val="single" w:sz="4" w:space="0" w:color="CCCCCC"/>
             </w:tcBorders>
           </w:tcPr>
           <w:p>
@@ -4137,10 +4137,10 @@
               <w:right w:w="108" w:type="dxa"/>
             </w:tcMar>
             <w:tcBorders>
-              <w:bottom w:val="single" w:sz="4" w:space="0" w:color="CCCCCC"/>
-              <w:left w:val="single" w:sz="4" w:space="0" w:color="CCCCCC"/>
-              <w:right w:val="single" w:sz="4" w:space="0" w:color="CCCCCC"/>
-              <w:top w:val="single" w:sz="4" w:space="0" w:color="CCCCCC"/>
+              <w:right w:val="single" w:sz="4" w:space="0" w:color="CCCCCC"/>
+              <w:top w:val="single" w:sz="4" w:space="0" w:color="CCCCCC"/>
+              <w:bottom w:val="single" w:sz="4" w:space="0" w:color="CCCCCC"/>
+              <w:left w:val="single" w:sz="4" w:space="0" w:color="CCCCCC"/>
             </w:tcBorders>
           </w:tcPr>
           <w:p>
@@ -4171,10 +4171,10 @@
               <w:right w:w="108" w:type="dxa"/>
             </w:tcMar>
             <w:tcBorders>
-              <w:bottom w:val="single" w:sz="4" w:space="0" w:color="CCCCCC"/>
-              <w:left w:val="single" w:sz="4" w:space="0" w:color="CCCCCC"/>
-              <w:right w:val="single" w:sz="4" w:space="0" w:color="CCCCCC"/>
-              <w:top w:val="single" w:sz="4" w:space="0" w:color="CCCCCC"/>
+              <w:right w:val="single" w:sz="4" w:space="0" w:color="CCCCCC"/>
+              <w:top w:val="single" w:sz="4" w:space="0" w:color="CCCCCC"/>
+              <w:bottom w:val="single" w:sz="4" w:space="0" w:color="CCCCCC"/>
+              <w:left w:val="single" w:sz="4" w:space="0" w:color="CCCCCC"/>
             </w:tcBorders>
           </w:tcPr>
           <w:p>
@@ -4205,10 +4205,10 @@
               <w:right w:w="108" w:type="dxa"/>
             </w:tcMar>
             <w:tcBorders>
-              <w:bottom w:val="single" w:sz="4" w:space="0" w:color="CCCCCC"/>
-              <w:left w:val="single" w:sz="4" w:space="0" w:color="CCCCCC"/>
-              <w:right w:val="single" w:sz="4" w:space="0" w:color="CCCCCC"/>
-              <w:top w:val="single" w:sz="4" w:space="0" w:color="CCCCCC"/>
+              <w:right w:val="single" w:sz="4" w:space="0" w:color="CCCCCC"/>
+              <w:top w:val="single" w:sz="4" w:space="0" w:color="CCCCCC"/>
+              <w:bottom w:val="single" w:sz="4" w:space="0" w:color="CCCCCC"/>
+              <w:left w:val="single" w:sz="4" w:space="0" w:color="CCCCCC"/>
             </w:tcBorders>
           </w:tcPr>
           <w:p>
@@ -4224,7 +4224,7 @@
                 <w:sz w:val="20"/>
                 <w:szCs w:val="20"/>
               </w:rPr>
-              <w:t>Complaint — Security or Traffic Report</w:t>
+              <w:t>Complaint — filing a security or traffic report</w:t>
             </w:r>
           </w:p>
         </w:tc>
@@ -4239,10 +4239,10 @@
               <w:right w:w="108" w:type="dxa"/>
             </w:tcMar>
             <w:tcBorders>
-              <w:bottom w:val="single" w:sz="4" w:space="0" w:color="CCCCCC"/>
-              <w:left w:val="single" w:sz="4" w:space="0" w:color="CCCCCC"/>
-              <w:right w:val="single" w:sz="4" w:space="0" w:color="CCCCCC"/>
-              <w:top w:val="single" w:sz="4" w:space="0" w:color="CCCCCC"/>
+              <w:right w:val="single" w:sz="4" w:space="0" w:color="CCCCCC"/>
+              <w:top w:val="single" w:sz="4" w:space="0" w:color="CCCCCC"/>
+              <w:bottom w:val="single" w:sz="4" w:space="0" w:color="CCCCCC"/>
+              <w:left w:val="single" w:sz="4" w:space="0" w:color="CCCCCC"/>
             </w:tcBorders>
           </w:tcPr>
           <w:p>
@@ -4258,7 +4258,7 @@
                 <w:sz w:val="20"/>
                 <w:szCs w:val="20"/>
               </w:rPr>
-              <w:t>"Peace be upon you. A report was submitted on 23/10/2025 with report number 2228 regarding being assaulted at Al-Diyar School in Fujairah city centre, and to this day it has not been acted upon on the grounds that the school did not respond to them and the report has not been completed and transferred to the Public Prosecution to finalise the case."</w:t>
+              <w:t>"Peace be upon you. A report was filed on 23/10/2025, report number 2228, regarding an assault I suffered at Al-Diyar School in Fujairah city centre, and to this day it has not been acted upon on the grounds that the school did not respond to them, and the report has not been completed and referred to the public prosecution to proceed."</w:t>
             </w:r>
           </w:p>
         </w:tc>
@@ -4275,10 +4275,10 @@
               <w:right w:w="108" w:type="dxa"/>
             </w:tcMar>
             <w:tcBorders>
-              <w:bottom w:val="single" w:sz="4" w:space="0" w:color="CCCCCC"/>
-              <w:left w:val="single" w:sz="4" w:space="0" w:color="CCCCCC"/>
-              <w:right w:val="single" w:sz="4" w:space="0" w:color="CCCCCC"/>
-              <w:top w:val="single" w:sz="4" w:space="0" w:color="CCCCCC"/>
+              <w:right w:val="single" w:sz="4" w:space="0" w:color="CCCCCC"/>
+              <w:top w:val="single" w:sz="4" w:space="0" w:color="CCCCCC"/>
+              <w:bottom w:val="single" w:sz="4" w:space="0" w:color="CCCCCC"/>
+              <w:left w:val="single" w:sz="4" w:space="0" w:color="CCCCCC"/>
             </w:tcBorders>
           </w:tcPr>
           <w:p>
@@ -4309,10 +4309,10 @@
               <w:right w:w="108" w:type="dxa"/>
             </w:tcMar>
             <w:tcBorders>
-              <w:bottom w:val="single" w:sz="4" w:space="0" w:color="CCCCCC"/>
-              <w:left w:val="single" w:sz="4" w:space="0" w:color="CCCCCC"/>
-              <w:right w:val="single" w:sz="4" w:space="0" w:color="CCCCCC"/>
-              <w:top w:val="single" w:sz="4" w:space="0" w:color="CCCCCC"/>
+              <w:right w:val="single" w:sz="4" w:space="0" w:color="CCCCCC"/>
+              <w:top w:val="single" w:sz="4" w:space="0" w:color="CCCCCC"/>
+              <w:bottom w:val="single" w:sz="4" w:space="0" w:color="CCCCCC"/>
+              <w:left w:val="single" w:sz="4" w:space="0" w:color="CCCCCC"/>
             </w:tcBorders>
           </w:tcPr>
           <w:p>
@@ -4343,10 +4343,10 @@
               <w:right w:w="108" w:type="dxa"/>
             </w:tcMar>
             <w:tcBorders>
-              <w:bottom w:val="single" w:sz="4" w:space="0" w:color="CCCCCC"/>
-              <w:left w:val="single" w:sz="4" w:space="0" w:color="CCCCCC"/>
-              <w:right w:val="single" w:sz="4" w:space="0" w:color="CCCCCC"/>
-              <w:top w:val="single" w:sz="4" w:space="0" w:color="CCCCCC"/>
+              <w:right w:val="single" w:sz="4" w:space="0" w:color="CCCCCC"/>
+              <w:top w:val="single" w:sz="4" w:space="0" w:color="CCCCCC"/>
+              <w:bottom w:val="single" w:sz="4" w:space="0" w:color="CCCCCC"/>
+              <w:left w:val="single" w:sz="4" w:space="0" w:color="CCCCCC"/>
             </w:tcBorders>
           </w:tcPr>
           <w:p>
@@ -4362,7 +4362,7 @@
                 <w:sz w:val="20"/>
                 <w:szCs w:val="20"/>
               </w:rPr>
-              <w:t>Complaint — Non-Receipt of Service</w:t>
+              <w:t>Complaint — complaint about non-receipt of service</w:t>
             </w:r>
           </w:p>
         </w:tc>
@@ -4377,10 +4377,10 @@
               <w:right w:w="108" w:type="dxa"/>
             </w:tcMar>
             <w:tcBorders>
-              <w:bottom w:val="single" w:sz="4" w:space="0" w:color="CCCCCC"/>
-              <w:left w:val="single" w:sz="4" w:space="0" w:color="CCCCCC"/>
-              <w:right w:val="single" w:sz="4" w:space="0" w:color="CCCCCC"/>
-              <w:top w:val="single" w:sz="4" w:space="0" w:color="CCCCCC"/>
+              <w:right w:val="single" w:sz="4" w:space="0" w:color="CCCCCC"/>
+              <w:top w:val="single" w:sz="4" w:space="0" w:color="CCCCCC"/>
+              <w:bottom w:val="single" w:sz="4" w:space="0" w:color="CCCCCC"/>
+              <w:left w:val="single" w:sz="4" w:space="0" w:color="CCCCCC"/>
             </w:tcBorders>
           </w:tcPr>
           <w:p>
@@ -4396,7 +4396,7 @@
                 <w:sz w:val="20"/>
                 <w:szCs w:val="20"/>
               </w:rPr>
-              <w:t>"I have not received the vehicle ownership document and the problem is that my personal phone number is updated yet they are not contacting my number and are instead contacting another number — my brother's number — and I have not received the vehicle ownership document."</w:t>
+              <w:t>"I have not received the vehicle ownership document. The problem is that my personal phone number is updated in the system yet contact is not being made on my phone number and is instead being made on another number — my brother's number — and I have not received the vehicle ownership document."</w:t>
             </w:r>
           </w:p>
         </w:tc>
@@ -4413,10 +4413,10 @@
               <w:right w:w="108" w:type="dxa"/>
             </w:tcMar>
             <w:tcBorders>
-              <w:bottom w:val="single" w:sz="4" w:space="0" w:color="CCCCCC"/>
-              <w:left w:val="single" w:sz="4" w:space="0" w:color="CCCCCC"/>
-              <w:right w:val="single" w:sz="4" w:space="0" w:color="CCCCCC"/>
-              <w:top w:val="single" w:sz="4" w:space="0" w:color="CCCCCC"/>
+              <w:right w:val="single" w:sz="4" w:space="0" w:color="CCCCCC"/>
+              <w:top w:val="single" w:sz="4" w:space="0" w:color="CCCCCC"/>
+              <w:bottom w:val="single" w:sz="4" w:space="0" w:color="CCCCCC"/>
+              <w:left w:val="single" w:sz="4" w:space="0" w:color="CCCCCC"/>
             </w:tcBorders>
           </w:tcPr>
           <w:p>
@@ -4447,10 +4447,10 @@
               <w:right w:w="108" w:type="dxa"/>
             </w:tcMar>
             <w:tcBorders>
-              <w:bottom w:val="single" w:sz="4" w:space="0" w:color="CCCCCC"/>
-              <w:left w:val="single" w:sz="4" w:space="0" w:color="CCCCCC"/>
-              <w:right w:val="single" w:sz="4" w:space="0" w:color="CCCCCC"/>
-              <w:top w:val="single" w:sz="4" w:space="0" w:color="CCCCCC"/>
+              <w:right w:val="single" w:sz="4" w:space="0" w:color="CCCCCC"/>
+              <w:top w:val="single" w:sz="4" w:space="0" w:color="CCCCCC"/>
+              <w:bottom w:val="single" w:sz="4" w:space="0" w:color="CCCCCC"/>
+              <w:left w:val="single" w:sz="4" w:space="0" w:color="CCCCCC"/>
             </w:tcBorders>
           </w:tcPr>
           <w:p>
@@ -4481,10 +4481,10 @@
               <w:right w:w="108" w:type="dxa"/>
             </w:tcMar>
             <w:tcBorders>
-              <w:bottom w:val="single" w:sz="4" w:space="0" w:color="CCCCCC"/>
-              <w:left w:val="single" w:sz="4" w:space="0" w:color="CCCCCC"/>
-              <w:right w:val="single" w:sz="4" w:space="0" w:color="CCCCCC"/>
-              <w:top w:val="single" w:sz="4" w:space="0" w:color="CCCCCC"/>
+              <w:right w:val="single" w:sz="4" w:space="0" w:color="CCCCCC"/>
+              <w:top w:val="single" w:sz="4" w:space="0" w:color="CCCCCC"/>
+              <w:bottom w:val="single" w:sz="4" w:space="0" w:color="CCCCCC"/>
+              <w:left w:val="single" w:sz="4" w:space="0" w:color="CCCCCC"/>
             </w:tcBorders>
           </w:tcPr>
           <w:p>
@@ -4500,7 +4500,7 @@
                 <w:sz w:val="20"/>
                 <w:szCs w:val="20"/>
               </w:rPr>
-              <w:t>Complaint — Non-Receipt of Service</w:t>
+              <w:t>Complaint — complaint about non-receipt of service</w:t>
             </w:r>
           </w:p>
         </w:tc>
@@ -4515,10 +4515,10 @@
               <w:right w:w="108" w:type="dxa"/>
             </w:tcMar>
             <w:tcBorders>
-              <w:bottom w:val="single" w:sz="4" w:space="0" w:color="CCCCCC"/>
-              <w:left w:val="single" w:sz="4" w:space="0" w:color="CCCCCC"/>
-              <w:right w:val="single" w:sz="4" w:space="0" w:color="CCCCCC"/>
-              <w:top w:val="single" w:sz="4" w:space="0" w:color="CCCCCC"/>
+              <w:right w:val="single" w:sz="4" w:space="0" w:color="CCCCCC"/>
+              <w:top w:val="single" w:sz="4" w:space="0" w:color="CCCCCC"/>
+              <w:bottom w:val="single" w:sz="4" w:space="0" w:color="CCCCCC"/>
+              <w:left w:val="single" w:sz="4" w:space="0" w:color="CCCCCC"/>
             </w:tcBorders>
           </w:tcPr>
           <w:p>
@@ -4534,7 +4534,7 @@
                 <w:sz w:val="20"/>
                 <w:szCs w:val="20"/>
               </w:rPr>
-              <w:t>"I have not received the licence until now. I previously submitted a complaint and one of the officers from Fujairah spoke with me about how the transaction number I provided does not match the personal number, and when unable to reach you, Emirates Post returned the licence to the Traffic Department in Fujairah and the data was updated. One of the Emirates Post staff spoke with me and said it would arrive the next day, even though the last communication with the Emirates Post representative was more than 10 days ago. The call was transferred to customer service and a police officer spoke with me twice, but the problem has not been resolved to this day. Emirates Post was contacted and they told me they cannot search for a parcel specific to me and cannot search by this number and they send a shipping number with no shipment tracking."</w:t>
+              <w:t>"I have not received the licence to this day. I previously filed a complaint, and one of the officers from Fujairah spoke with me and said the transaction number I provided does not match the personal identification number, and if contact could not be made with you, Emirates Post would return the licence to the Fujairah Traffic Department, and the data was updated. One of the Emirates Post representatives contacted me and said it would be the next day — bearing in mind that the last call with the Emirates Post representative was more than 10 days ago — and the call was transferred to customer service, and a police officer spoke with me twice, but the problem has not been resolved to this day. They spoke with Emirates Post and told me they cannot search for the parcel because the number cannot be found on their system, and they send a shipping number that cannot be tracked."</w:t>
             </w:r>
           </w:p>
         </w:tc>
@@ -4551,10 +4551,10 @@
               <w:right w:w="108" w:type="dxa"/>
             </w:tcMar>
             <w:tcBorders>
-              <w:bottom w:val="single" w:sz="4" w:space="0" w:color="CCCCCC"/>
-              <w:left w:val="single" w:sz="4" w:space="0" w:color="CCCCCC"/>
-              <w:right w:val="single" w:sz="4" w:space="0" w:color="CCCCCC"/>
-              <w:top w:val="single" w:sz="4" w:space="0" w:color="CCCCCC"/>
+              <w:right w:val="single" w:sz="4" w:space="0" w:color="CCCCCC"/>
+              <w:top w:val="single" w:sz="4" w:space="0" w:color="CCCCCC"/>
+              <w:bottom w:val="single" w:sz="4" w:space="0" w:color="CCCCCC"/>
+              <w:left w:val="single" w:sz="4" w:space="0" w:color="CCCCCC"/>
             </w:tcBorders>
           </w:tcPr>
           <w:p>
@@ -4585,10 +4585,10 @@
               <w:right w:w="108" w:type="dxa"/>
             </w:tcMar>
             <w:tcBorders>
-              <w:bottom w:val="single" w:sz="4" w:space="0" w:color="CCCCCC"/>
-              <w:left w:val="single" w:sz="4" w:space="0" w:color="CCCCCC"/>
-              <w:right w:val="single" w:sz="4" w:space="0" w:color="CCCCCC"/>
-              <w:top w:val="single" w:sz="4" w:space="0" w:color="CCCCCC"/>
+              <w:right w:val="single" w:sz="4" w:space="0" w:color="CCCCCC"/>
+              <w:top w:val="single" w:sz="4" w:space="0" w:color="CCCCCC"/>
+              <w:bottom w:val="single" w:sz="4" w:space="0" w:color="CCCCCC"/>
+              <w:left w:val="single" w:sz="4" w:space="0" w:color="CCCCCC"/>
             </w:tcBorders>
           </w:tcPr>
           <w:p>
@@ -4619,10 +4619,10 @@
               <w:right w:w="108" w:type="dxa"/>
             </w:tcMar>
             <w:tcBorders>
-              <w:bottom w:val="single" w:sz="4" w:space="0" w:color="CCCCCC"/>
-              <w:left w:val="single" w:sz="4" w:space="0" w:color="CCCCCC"/>
-              <w:right w:val="single" w:sz="4" w:space="0" w:color="CCCCCC"/>
-              <w:top w:val="single" w:sz="4" w:space="0" w:color="CCCCCC"/>
+              <w:right w:val="single" w:sz="4" w:space="0" w:color="CCCCCC"/>
+              <w:top w:val="single" w:sz="4" w:space="0" w:color="CCCCCC"/>
+              <w:bottom w:val="single" w:sz="4" w:space="0" w:color="CCCCCC"/>
+              <w:left w:val="single" w:sz="4" w:space="0" w:color="CCCCCC"/>
             </w:tcBorders>
           </w:tcPr>
           <w:p>
@@ -4638,7 +4638,7 @@
                 <w:sz w:val="20"/>
                 <w:szCs w:val="20"/>
               </w:rPr>
-              <w:t>Complaint — Disputed Fine</w:t>
+              <w:t>Complaint — complaint about a disputed traffic violation</w:t>
             </w:r>
           </w:p>
         </w:tc>
@@ -4653,10 +4653,10 @@
               <w:right w:w="108" w:type="dxa"/>
             </w:tcMar>
             <w:tcBorders>
-              <w:bottom w:val="single" w:sz="4" w:space="0" w:color="CCCCCC"/>
-              <w:left w:val="single" w:sz="4" w:space="0" w:color="CCCCCC"/>
-              <w:right w:val="single" w:sz="4" w:space="0" w:color="CCCCCC"/>
-              <w:top w:val="single" w:sz="4" w:space="0" w:color="CCCCCC"/>
+              <w:right w:val="single" w:sz="4" w:space="0" w:color="CCCCCC"/>
+              <w:top w:val="single" w:sz="4" w:space="0" w:color="CCCCCC"/>
+              <w:bottom w:val="single" w:sz="4" w:space="0" w:color="CCCCCC"/>
+              <w:left w:val="single" w:sz="4" w:space="0" w:color="CCCCCC"/>
             </w:tcBorders>
           </w:tcPr>
           <w:p>
@@ -4672,13 +4672,7 @@
                 <w:sz w:val="20"/>
                 <w:szCs w:val="20"/>
               </w:rPr>
-              <w:t>"A speeding fine was issued in Fujairah city on 1/1/2025, even though I was not present in Fujairah on that day, and the fine image shows a plate number different from my vehicle's plate.</w:t>
-              <w:br/>
-              <w:t>Fine number: 6250003094</w:t>
-              <w:br/>
-              <w:t>My vehicle's plate number: 11/72739</w:t>
-              <w:br/>
-              <w:t>Radar image attached."</w:t>
+              <w:t>"A speeding violation was issued in Fujairah city on 1/1/2025, even though I was not in Fujairah on that day. Furthermore, the violation image shows a licence plate number that is not my vehicle's plate. Violation number: 6250003094. My vehicle plate number: 11/72739. Radar image attached."</w:t>
             </w:r>
           </w:p>
         </w:tc>
@@ -4695,10 +4689,10 @@
               <w:right w:w="108" w:type="dxa"/>
             </w:tcMar>
             <w:tcBorders>
-              <w:bottom w:val="single" w:sz="4" w:space="0" w:color="CCCCCC"/>
-              <w:left w:val="single" w:sz="4" w:space="0" w:color="CCCCCC"/>
-              <w:right w:val="single" w:sz="4" w:space="0" w:color="CCCCCC"/>
-              <w:top w:val="single" w:sz="4" w:space="0" w:color="CCCCCC"/>
+              <w:right w:val="single" w:sz="4" w:space="0" w:color="CCCCCC"/>
+              <w:bottom w:val="single" w:sz="4" w:space="0" w:color="CCCCCC"/>
+              <w:top w:val="single" w:sz="4" w:space="0" w:color="CCCCCC"/>
+              <w:left w:val="single" w:sz="4" w:space="0" w:color="CCCCCC"/>
             </w:tcBorders>
           </w:tcPr>
           <w:p>
@@ -4714,7 +4708,7 @@
                 <w:sz w:val="20"/>
                 <w:szCs w:val="20"/>
               </w:rPr>
-              <w:t>213942</w:t>
+              <w:t>218314</w:t>
             </w:r>
           </w:p>
         </w:tc>
@@ -4729,9 +4723,9 @@
               <w:right w:w="108" w:type="dxa"/>
             </w:tcMar>
             <w:tcBorders>
-              <w:bottom w:val="single" w:sz="4" w:space="0" w:color="CCCCCC"/>
-              <w:left w:val="single" w:sz="4" w:space="0" w:color="CCCCCC"/>
-              <w:right w:val="single" w:sz="4" w:space="0" w:color="CCCCCC"/>
+              <w:right w:val="single" w:sz="4" w:space="0" w:color="CCCCCC"/>
+              <w:bottom w:val="single" w:sz="4" w:space="0" w:color="CCCCCC"/>
+              <w:left w:val="single" w:sz="4" w:space="0" w:color="CCCCCC"/>
               <w:top w:val="single" w:sz="4" w:space="0" w:color="CCCCCC"/>
             </w:tcBorders>
           </w:tcPr>
@@ -4763,9 +4757,9 @@
               <w:right w:w="108" w:type="dxa"/>
             </w:tcMar>
             <w:tcBorders>
-              <w:bottom w:val="single" w:sz="4" w:space="0" w:color="CCCCCC"/>
-              <w:left w:val="single" w:sz="4" w:space="0" w:color="CCCCCC"/>
-              <w:right w:val="single" w:sz="4" w:space="0" w:color="CCCCCC"/>
+              <w:right w:val="single" w:sz="4" w:space="0" w:color="CCCCCC"/>
+              <w:bottom w:val="single" w:sz="4" w:space="0" w:color="CCCCCC"/>
+              <w:left w:val="single" w:sz="4" w:space="0" w:color="CCCCCC"/>
               <w:top w:val="single" w:sz="4" w:space="0" w:color="CCCCCC"/>
             </w:tcBorders>
           </w:tcPr>
@@ -4782,7 +4776,7 @@
                 <w:sz w:val="20"/>
                 <w:szCs w:val="20"/>
               </w:rPr>
-              <w:t>Request — Follow-up on Submitted Request</w:t>
+              <w:t>Complaint — complaint about a disputed traffic violation</w:t>
             </w:r>
           </w:p>
         </w:tc>
@@ -4797,9 +4791,9 @@
               <w:right w:w="108" w:type="dxa"/>
             </w:tcMar>
             <w:tcBorders>
-              <w:bottom w:val="single" w:sz="4" w:space="0" w:color="CCCCCC"/>
-              <w:left w:val="single" w:sz="4" w:space="0" w:color="CCCCCC"/>
-              <w:right w:val="single" w:sz="4" w:space="0" w:color="CCCCCC"/>
+              <w:right w:val="single" w:sz="4" w:space="0" w:color="CCCCCC"/>
+              <w:bottom w:val="single" w:sz="4" w:space="0" w:color="CCCCCC"/>
+              <w:left w:val="single" w:sz="4" w:space="0" w:color="CCCCCC"/>
               <w:top w:val="single" w:sz="4" w:space="0" w:color="CCCCCC"/>
             </w:tcBorders>
           </w:tcPr>
@@ -4816,7 +4810,7 @@
                 <w:sz w:val="20"/>
                 <w:szCs w:val="20"/>
               </w:rPr>
-              <w:t>"I renewed the licence through the MOI application and it has been almost 6 months and I still have not received it."</w:t>
+              <w:t>"This is the third time iam getting fine by mistake for traffic violation. This vehicle shown in this photo is not my vehicle. My vehicle is toyota hiace van fujairah registration 10129 code A. And my vehicle not gone to fujairah during the violation date amd time mentioned. Please do the needful. For same vehicle i got repeated violation within 3 months."</w:t>
             </w:r>
           </w:p>
         </w:tc>
@@ -4836,7 +4830,7 @@
           <w:sz w:val="26"/>
           <w:szCs w:val="26"/>
         </w:rPr>
-        <w:t>3.3  Complaints Breakdown (30 cases — 60.0%)</w:t>
+        <w:t>3.3  Complaints Breakdown (28 cases — 56.0%)</w:t>
       </w:r>
       <w:bookmarkStart w:id="11" w:name="_Toc000000011"/>
       <w:bookmarkEnd w:id="11"/>
@@ -4856,7 +4850,7 @@
           <w:szCs w:val="24"/>
           <w:u w:val="none"/>
         </w:rPr>
-        <w:t>Reclassification revealed that complaints represent the hidden dominant category with 30 cases, concentrated notably within the traffic fines and licensing system in a manner that warrants organised institutional treatment:</w:t>
+        <w:t>Complaints represent the hidden dominant category uncovered by the detailed analysis, concentrated notably within the traffic and licensing system where traffic violations and vehicle licences form the primary axis of submitted grievances. The following is the detailed distribution of subcategories:</w:t>
       </w:r>
     </w:p>
     <w:tbl>
@@ -4884,10 +4878,10 @@
               <w:right w:w="108" w:type="dxa"/>
             </w:tcMar>
             <w:tcBorders>
-              <w:bottom w:val="single" w:sz="4" w:space="0" w:color="CCCCCC"/>
-              <w:left w:val="single" w:sz="4" w:space="0" w:color="CCCCCC"/>
-              <w:right w:val="single" w:sz="4" w:space="0" w:color="CCCCCC"/>
-              <w:top w:val="single" w:sz="4" w:space="0" w:color="CCCCCC"/>
+              <w:right w:val="single" w:sz="4" w:space="0" w:color="CCCCCC"/>
+              <w:top w:val="single" w:sz="4" w:space="0" w:color="CCCCCC"/>
+              <w:bottom w:val="single" w:sz="4" w:space="0" w:color="CCCCCC"/>
+              <w:left w:val="single" w:sz="4" w:space="0" w:color="CCCCCC"/>
             </w:tcBorders>
           </w:tcPr>
           <w:p>
@@ -4903,7 +4897,7 @@
                 <w:sz w:val="20"/>
                 <w:szCs w:val="20"/>
               </w:rPr>
-              <w:t>Sub-Category</w:t>
+              <w:t>Subcategory</w:t>
             </w:r>
           </w:p>
         </w:tc>
@@ -4918,10 +4912,10 @@
               <w:right w:w="108" w:type="dxa"/>
             </w:tcMar>
             <w:tcBorders>
-              <w:bottom w:val="single" w:sz="4" w:space="0" w:color="CCCCCC"/>
-              <w:left w:val="single" w:sz="4" w:space="0" w:color="CCCCCC"/>
-              <w:right w:val="single" w:sz="4" w:space="0" w:color="CCCCCC"/>
-              <w:top w:val="single" w:sz="4" w:space="0" w:color="CCCCCC"/>
+              <w:right w:val="single" w:sz="4" w:space="0" w:color="CCCCCC"/>
+              <w:top w:val="single" w:sz="4" w:space="0" w:color="CCCCCC"/>
+              <w:bottom w:val="single" w:sz="4" w:space="0" w:color="CCCCCC"/>
+              <w:left w:val="single" w:sz="4" w:space="0" w:color="CCCCCC"/>
             </w:tcBorders>
           </w:tcPr>
           <w:p>
@@ -4952,10 +4946,10 @@
               <w:right w:w="108" w:type="dxa"/>
             </w:tcMar>
             <w:tcBorders>
-              <w:bottom w:val="single" w:sz="4" w:space="0" w:color="CCCCCC"/>
-              <w:left w:val="single" w:sz="4" w:space="0" w:color="CCCCCC"/>
-              <w:right w:val="single" w:sz="4" w:space="0" w:color="CCCCCC"/>
-              <w:top w:val="single" w:sz="4" w:space="0" w:color="CCCCCC"/>
+              <w:right w:val="single" w:sz="4" w:space="0" w:color="CCCCCC"/>
+              <w:top w:val="single" w:sz="4" w:space="0" w:color="CCCCCC"/>
+              <w:bottom w:val="single" w:sz="4" w:space="0" w:color="CCCCCC"/>
+              <w:left w:val="single" w:sz="4" w:space="0" w:color="CCCCCC"/>
             </w:tcBorders>
           </w:tcPr>
           <w:p>
@@ -4986,10 +4980,10 @@
               <w:right w:w="108" w:type="dxa"/>
             </w:tcMar>
             <w:tcBorders>
-              <w:bottom w:val="single" w:sz="4" w:space="0" w:color="CCCCCC"/>
-              <w:left w:val="single" w:sz="4" w:space="0" w:color="CCCCCC"/>
-              <w:right w:val="single" w:sz="4" w:space="0" w:color="CCCCCC"/>
-              <w:top w:val="single" w:sz="4" w:space="0" w:color="CCCCCC"/>
+              <w:right w:val="single" w:sz="4" w:space="0" w:color="CCCCCC"/>
+              <w:top w:val="single" w:sz="4" w:space="0" w:color="CCCCCC"/>
+              <w:bottom w:val="single" w:sz="4" w:space="0" w:color="CCCCCC"/>
+              <w:left w:val="single" w:sz="4" w:space="0" w:color="CCCCCC"/>
             </w:tcBorders>
           </w:tcPr>
           <w:p>
@@ -5022,10 +5016,10 @@
               <w:right w:w="108" w:type="dxa"/>
             </w:tcMar>
             <w:tcBorders>
-              <w:bottom w:val="single" w:sz="4" w:space="0" w:color="CCCCCC"/>
-              <w:left w:val="single" w:sz="4" w:space="0" w:color="CCCCCC"/>
-              <w:right w:val="single" w:sz="4" w:space="0" w:color="CCCCCC"/>
-              <w:top w:val="single" w:sz="4" w:space="0" w:color="CCCCCC"/>
+              <w:right w:val="single" w:sz="4" w:space="0" w:color="CCCCCC"/>
+              <w:top w:val="single" w:sz="4" w:space="0" w:color="CCCCCC"/>
+              <w:bottom w:val="single" w:sz="4" w:space="0" w:color="CCCCCC"/>
+              <w:left w:val="single" w:sz="4" w:space="0" w:color="CCCCCC"/>
             </w:tcBorders>
           </w:tcPr>
           <w:p>
@@ -5041,7 +5035,7 @@
                 <w:sz w:val="20"/>
                 <w:szCs w:val="20"/>
               </w:rPr>
-              <w:t>Complaint Regarding a Disputed Fine</w:t>
+              <w:t>Complaint about a disputed traffic violation</w:t>
             </w:r>
           </w:p>
         </w:tc>
@@ -5056,10 +5050,10 @@
               <w:right w:w="108" w:type="dxa"/>
             </w:tcMar>
             <w:tcBorders>
-              <w:bottom w:val="single" w:sz="4" w:space="0" w:color="CCCCCC"/>
-              <w:left w:val="single" w:sz="4" w:space="0" w:color="CCCCCC"/>
-              <w:right w:val="single" w:sz="4" w:space="0" w:color="CCCCCC"/>
-              <w:top w:val="single" w:sz="4" w:space="0" w:color="CCCCCC"/>
+              <w:right w:val="single" w:sz="4" w:space="0" w:color="CCCCCC"/>
+              <w:top w:val="single" w:sz="4" w:space="0" w:color="CCCCCC"/>
+              <w:bottom w:val="single" w:sz="4" w:space="0" w:color="CCCCCC"/>
+              <w:left w:val="single" w:sz="4" w:space="0" w:color="CCCCCC"/>
             </w:tcBorders>
           </w:tcPr>
           <w:p>
@@ -5090,10 +5084,10 @@
               <w:right w:w="108" w:type="dxa"/>
             </w:tcMar>
             <w:tcBorders>
-              <w:bottom w:val="single" w:sz="4" w:space="0" w:color="CCCCCC"/>
-              <w:left w:val="single" w:sz="4" w:space="0" w:color="CCCCCC"/>
-              <w:right w:val="single" w:sz="4" w:space="0" w:color="CCCCCC"/>
-              <w:top w:val="single" w:sz="4" w:space="0" w:color="CCCCCC"/>
+              <w:right w:val="single" w:sz="4" w:space="0" w:color="CCCCCC"/>
+              <w:top w:val="single" w:sz="4" w:space="0" w:color="CCCCCC"/>
+              <w:bottom w:val="single" w:sz="4" w:space="0" w:color="CCCCCC"/>
+              <w:left w:val="single" w:sz="4" w:space="0" w:color="CCCCCC"/>
             </w:tcBorders>
           </w:tcPr>
           <w:p>
@@ -5109,7 +5103,7 @@
                 <w:sz w:val="20"/>
                 <w:szCs w:val="20"/>
               </w:rPr>
-              <w:t>36.7%</w:t>
+              <w:t>39.3%</w:t>
             </w:r>
           </w:p>
         </w:tc>
@@ -5124,10 +5118,10 @@
               <w:right w:w="108" w:type="dxa"/>
             </w:tcMar>
             <w:tcBorders>
-              <w:bottom w:val="single" w:sz="4" w:space="0" w:color="CCCCCC"/>
-              <w:left w:val="single" w:sz="4" w:space="0" w:color="CCCCCC"/>
-              <w:right w:val="single" w:sz="4" w:space="0" w:color="CCCCCC"/>
-              <w:top w:val="single" w:sz="4" w:space="0" w:color="CCCCCC"/>
+              <w:right w:val="single" w:sz="4" w:space="0" w:color="CCCCCC"/>
+              <w:top w:val="single" w:sz="4" w:space="0" w:color="CCCCCC"/>
+              <w:bottom w:val="single" w:sz="4" w:space="0" w:color="CCCCCC"/>
+              <w:left w:val="single" w:sz="4" w:space="0" w:color="CCCCCC"/>
             </w:tcBorders>
           </w:tcPr>
           <w:p>
@@ -5143,7 +5137,7 @@
                 <w:sz w:val="20"/>
                 <w:szCs w:val="20"/>
               </w:rPr>
-              <w:t>Customers for whom the system recorded a fine in their name or against their vehicle's plate at a time or location where they were not present, and who request a review of the radar image, proof of the error, and cancellation of the fine.</w:t>
+              <w:t>Customers for whom the system recorded traffic violations in their names while their vehicles were outside the emirate or bore plates that did not match their vehicles, and who submitted formal objections supported by material evidence.</w:t>
             </w:r>
           </w:p>
         </w:tc>
@@ -5160,10 +5154,10 @@
               <w:right w:w="108" w:type="dxa"/>
             </w:tcMar>
             <w:tcBorders>
-              <w:bottom w:val="single" w:sz="4" w:space="0" w:color="CCCCCC"/>
-              <w:left w:val="single" w:sz="4" w:space="0" w:color="CCCCCC"/>
-              <w:right w:val="single" w:sz="4" w:space="0" w:color="CCCCCC"/>
-              <w:top w:val="single" w:sz="4" w:space="0" w:color="CCCCCC"/>
+              <w:right w:val="single" w:sz="4" w:space="0" w:color="CCCCCC"/>
+              <w:top w:val="single" w:sz="4" w:space="0" w:color="CCCCCC"/>
+              <w:bottom w:val="single" w:sz="4" w:space="0" w:color="CCCCCC"/>
+              <w:left w:val="single" w:sz="4" w:space="0" w:color="CCCCCC"/>
             </w:tcBorders>
           </w:tcPr>
           <w:p>
@@ -5179,7 +5173,7 @@
                 <w:sz w:val="20"/>
                 <w:szCs w:val="20"/>
               </w:rPr>
-              <w:t>Objection to a Traffic Fine</w:t>
+              <w:t>Filing a security or traffic report</w:t>
             </w:r>
           </w:p>
         </w:tc>
@@ -5194,10 +5188,10 @@
               <w:right w:w="108" w:type="dxa"/>
             </w:tcMar>
             <w:tcBorders>
-              <w:bottom w:val="single" w:sz="4" w:space="0" w:color="CCCCCC"/>
-              <w:left w:val="single" w:sz="4" w:space="0" w:color="CCCCCC"/>
-              <w:right w:val="single" w:sz="4" w:space="0" w:color="CCCCCC"/>
-              <w:top w:val="single" w:sz="4" w:space="0" w:color="CCCCCC"/>
+              <w:right w:val="single" w:sz="4" w:space="0" w:color="CCCCCC"/>
+              <w:top w:val="single" w:sz="4" w:space="0" w:color="CCCCCC"/>
+              <w:bottom w:val="single" w:sz="4" w:space="0" w:color="CCCCCC"/>
+              <w:left w:val="single" w:sz="4" w:space="0" w:color="CCCCCC"/>
             </w:tcBorders>
           </w:tcPr>
           <w:p>
@@ -5213,7 +5207,7 @@
                 <w:sz w:val="20"/>
                 <w:szCs w:val="20"/>
               </w:rPr>
-              <w:t>6</w:t>
+              <w:t>4</w:t>
             </w:r>
           </w:p>
         </w:tc>
@@ -5228,10 +5222,10 @@
               <w:right w:w="108" w:type="dxa"/>
             </w:tcMar>
             <w:tcBorders>
-              <w:bottom w:val="single" w:sz="4" w:space="0" w:color="CCCCCC"/>
-              <w:left w:val="single" w:sz="4" w:space="0" w:color="CCCCCC"/>
-              <w:right w:val="single" w:sz="4" w:space="0" w:color="CCCCCC"/>
-              <w:top w:val="single" w:sz="4" w:space="0" w:color="CCCCCC"/>
+              <w:right w:val="single" w:sz="4" w:space="0" w:color="CCCCCC"/>
+              <w:top w:val="single" w:sz="4" w:space="0" w:color="CCCCCC"/>
+              <w:bottom w:val="single" w:sz="4" w:space="0" w:color="CCCCCC"/>
+              <w:left w:val="single" w:sz="4" w:space="0" w:color="CCCCCC"/>
             </w:tcBorders>
           </w:tcPr>
           <w:p>
@@ -5247,7 +5241,7 @@
                 <w:sz w:val="20"/>
                 <w:szCs w:val="20"/>
               </w:rPr>
-              <w:t>20.0%</w:t>
+              <w:t>14.3%</w:t>
             </w:r>
           </w:p>
         </w:tc>
@@ -5262,10 +5256,10 @@
               <w:right w:w="108" w:type="dxa"/>
             </w:tcMar>
             <w:tcBorders>
-              <w:bottom w:val="single" w:sz="4" w:space="0" w:color="CCCCCC"/>
-              <w:left w:val="single" w:sz="4" w:space="0" w:color="CCCCCC"/>
-              <w:right w:val="single" w:sz="4" w:space="0" w:color="CCCCCC"/>
-              <w:top w:val="single" w:sz="4" w:space="0" w:color="CCCCCC"/>
+              <w:right w:val="single" w:sz="4" w:space="0" w:color="CCCCCC"/>
+              <w:top w:val="single" w:sz="4" w:space="0" w:color="CCCCCC"/>
+              <w:bottom w:val="single" w:sz="4" w:space="0" w:color="CCCCCC"/>
+              <w:left w:val="single" w:sz="4" w:space="0" w:color="CCCCCC"/>
             </w:tcBorders>
           </w:tcPr>
           <w:p>
@@ -5281,7 +5275,7 @@
                 <w:sz w:val="20"/>
                 <w:szCs w:val="20"/>
               </w:rPr>
-              <w:t>Customers formally contesting traffic fines recorded in their records which they believe were issued without justification or whose circumstances warrant reconsideration.</w:t>
+              <w:t>Customers who experienced security or traffic incidents and filed formal reports whose procedures were not completed or whose files were not referred to the competent authorities as of the date of contact.</w:t>
             </w:r>
           </w:p>
         </w:tc>
@@ -5298,10 +5292,10 @@
               <w:right w:w="108" w:type="dxa"/>
             </w:tcMar>
             <w:tcBorders>
-              <w:bottom w:val="single" w:sz="4" w:space="0" w:color="CCCCCC"/>
-              <w:left w:val="single" w:sz="4" w:space="0" w:color="CCCCCC"/>
-              <w:right w:val="single" w:sz="4" w:space="0" w:color="CCCCCC"/>
-              <w:top w:val="single" w:sz="4" w:space="0" w:color="CCCCCC"/>
+              <w:right w:val="single" w:sz="4" w:space="0" w:color="CCCCCC"/>
+              <w:top w:val="single" w:sz="4" w:space="0" w:color="CCCCCC"/>
+              <w:bottom w:val="single" w:sz="4" w:space="0" w:color="CCCCCC"/>
+              <w:left w:val="single" w:sz="4" w:space="0" w:color="CCCCCC"/>
             </w:tcBorders>
           </w:tcPr>
           <w:p>
@@ -5317,7 +5311,7 @@
                 <w:sz w:val="20"/>
                 <w:szCs w:val="20"/>
               </w:rPr>
-              <w:t>Filing a Security or Traffic Report</w:t>
+              <w:t>Complaint about non-receipt of service</w:t>
             </w:r>
           </w:p>
         </w:tc>
@@ -5332,10 +5326,10 @@
               <w:right w:w="108" w:type="dxa"/>
             </w:tcMar>
             <w:tcBorders>
-              <w:bottom w:val="single" w:sz="4" w:space="0" w:color="CCCCCC"/>
-              <w:left w:val="single" w:sz="4" w:space="0" w:color="CCCCCC"/>
-              <w:right w:val="single" w:sz="4" w:space="0" w:color="CCCCCC"/>
-              <w:top w:val="single" w:sz="4" w:space="0" w:color="CCCCCC"/>
+              <w:right w:val="single" w:sz="4" w:space="0" w:color="CCCCCC"/>
+              <w:top w:val="single" w:sz="4" w:space="0" w:color="CCCCCC"/>
+              <w:bottom w:val="single" w:sz="4" w:space="0" w:color="CCCCCC"/>
+              <w:left w:val="single" w:sz="4" w:space="0" w:color="CCCCCC"/>
             </w:tcBorders>
           </w:tcPr>
           <w:p>
@@ -5351,7 +5345,7 @@
                 <w:sz w:val="20"/>
                 <w:szCs w:val="20"/>
               </w:rPr>
-              <w:t>5</w:t>
+              <w:t>4</w:t>
             </w:r>
           </w:p>
         </w:tc>
@@ -5366,10 +5360,10 @@
               <w:right w:w="108" w:type="dxa"/>
             </w:tcMar>
             <w:tcBorders>
-              <w:bottom w:val="single" w:sz="4" w:space="0" w:color="CCCCCC"/>
-              <w:left w:val="single" w:sz="4" w:space="0" w:color="CCCCCC"/>
-              <w:right w:val="single" w:sz="4" w:space="0" w:color="CCCCCC"/>
-              <w:top w:val="single" w:sz="4" w:space="0" w:color="CCCCCC"/>
+              <w:right w:val="single" w:sz="4" w:space="0" w:color="CCCCCC"/>
+              <w:top w:val="single" w:sz="4" w:space="0" w:color="CCCCCC"/>
+              <w:bottom w:val="single" w:sz="4" w:space="0" w:color="CCCCCC"/>
+              <w:left w:val="single" w:sz="4" w:space="0" w:color="CCCCCC"/>
             </w:tcBorders>
           </w:tcPr>
           <w:p>
@@ -5385,7 +5379,7 @@
                 <w:sz w:val="20"/>
                 <w:szCs w:val="20"/>
               </w:rPr>
-              <w:t>16.7%</w:t>
+              <w:t>14.3%</w:t>
             </w:r>
           </w:p>
         </w:tc>
@@ -5400,10 +5394,10 @@
               <w:right w:w="108" w:type="dxa"/>
             </w:tcMar>
             <w:tcBorders>
-              <w:bottom w:val="single" w:sz="4" w:space="0" w:color="CCCCCC"/>
-              <w:left w:val="single" w:sz="4" w:space="0" w:color="CCCCCC"/>
-              <w:right w:val="single" w:sz="4" w:space="0" w:color="CCCCCC"/>
-              <w:top w:val="single" w:sz="4" w:space="0" w:color="CCCCCC"/>
+              <w:right w:val="single" w:sz="4" w:space="0" w:color="CCCCCC"/>
+              <w:top w:val="single" w:sz="4" w:space="0" w:color="CCCCCC"/>
+              <w:bottom w:val="single" w:sz="4" w:space="0" w:color="CCCCCC"/>
+              <w:left w:val="single" w:sz="4" w:space="0" w:color="CCCCCC"/>
             </w:tcBorders>
           </w:tcPr>
           <w:p>
@@ -5419,7 +5413,7 @@
                 <w:sz w:val="20"/>
                 <w:szCs w:val="20"/>
               </w:rPr>
-              <w:t>Customers who were involved in security or traffic incidents and submitted formal reports, who are following up on their progress and complaining about proceedings being halted without notification of the outcome.</w:t>
+              <w:t>Customers who completed all service request procedures — such as receiving a driving licence or vehicle ownership document — and did not receive their documents despite a prolonged period and multiple follow-up attempts.</w:t>
             </w:r>
           </w:p>
         </w:tc>
@@ -5436,10 +5430,10 @@
               <w:right w:w="108" w:type="dxa"/>
             </w:tcMar>
             <w:tcBorders>
-              <w:bottom w:val="single" w:sz="4" w:space="0" w:color="CCCCCC"/>
-              <w:left w:val="single" w:sz="4" w:space="0" w:color="CCCCCC"/>
-              <w:right w:val="single" w:sz="4" w:space="0" w:color="CCCCCC"/>
-              <w:top w:val="single" w:sz="4" w:space="0" w:color="CCCCCC"/>
+              <w:right w:val="single" w:sz="4" w:space="0" w:color="CCCCCC"/>
+              <w:top w:val="single" w:sz="4" w:space="0" w:color="CCCCCC"/>
+              <w:bottom w:val="single" w:sz="4" w:space="0" w:color="CCCCCC"/>
+              <w:left w:val="single" w:sz="4" w:space="0" w:color="CCCCCC"/>
             </w:tcBorders>
           </w:tcPr>
           <w:p>
@@ -5455,7 +5449,7 @@
                 <w:sz w:val="20"/>
                 <w:szCs w:val="20"/>
               </w:rPr>
-              <w:t>Complaint Regarding Non-Receipt of Service</w:t>
+              <w:t>Objection to a traffic violation</w:t>
             </w:r>
           </w:p>
         </w:tc>
@@ -5470,10 +5464,10 @@
               <w:right w:w="108" w:type="dxa"/>
             </w:tcMar>
             <w:tcBorders>
-              <w:bottom w:val="single" w:sz="4" w:space="0" w:color="CCCCCC"/>
-              <w:left w:val="single" w:sz="4" w:space="0" w:color="CCCCCC"/>
-              <w:right w:val="single" w:sz="4" w:space="0" w:color="CCCCCC"/>
-              <w:top w:val="single" w:sz="4" w:space="0" w:color="CCCCCC"/>
+              <w:right w:val="single" w:sz="4" w:space="0" w:color="CCCCCC"/>
+              <w:top w:val="single" w:sz="4" w:space="0" w:color="CCCCCC"/>
+              <w:bottom w:val="single" w:sz="4" w:space="0" w:color="CCCCCC"/>
+              <w:left w:val="single" w:sz="4" w:space="0" w:color="CCCCCC"/>
             </w:tcBorders>
           </w:tcPr>
           <w:p>
@@ -5504,10 +5498,10 @@
               <w:right w:w="108" w:type="dxa"/>
             </w:tcMar>
             <w:tcBorders>
-              <w:bottom w:val="single" w:sz="4" w:space="0" w:color="CCCCCC"/>
-              <w:left w:val="single" w:sz="4" w:space="0" w:color="CCCCCC"/>
-              <w:right w:val="single" w:sz="4" w:space="0" w:color="CCCCCC"/>
-              <w:top w:val="single" w:sz="4" w:space="0" w:color="CCCCCC"/>
+              <w:right w:val="single" w:sz="4" w:space="0" w:color="CCCCCC"/>
+              <w:top w:val="single" w:sz="4" w:space="0" w:color="CCCCCC"/>
+              <w:bottom w:val="single" w:sz="4" w:space="0" w:color="CCCCCC"/>
+              <w:left w:val="single" w:sz="4" w:space="0" w:color="CCCCCC"/>
             </w:tcBorders>
           </w:tcPr>
           <w:p>
@@ -5523,7 +5517,7 @@
                 <w:sz w:val="20"/>
                 <w:szCs w:val="20"/>
               </w:rPr>
-              <w:t>13.3%</w:t>
+              <w:t>14.3%</w:t>
             </w:r>
           </w:p>
         </w:tc>
@@ -5538,10 +5532,10 @@
               <w:right w:w="108" w:type="dxa"/>
             </w:tcMar>
             <w:tcBorders>
-              <w:bottom w:val="single" w:sz="4" w:space="0" w:color="CCCCCC"/>
-              <w:left w:val="single" w:sz="4" w:space="0" w:color="CCCCCC"/>
-              <w:right w:val="single" w:sz="4" w:space="0" w:color="CCCCCC"/>
-              <w:top w:val="single" w:sz="4" w:space="0" w:color="CCCCCC"/>
+              <w:right w:val="single" w:sz="4" w:space="0" w:color="CCCCCC"/>
+              <w:top w:val="single" w:sz="4" w:space="0" w:color="CCCCCC"/>
+              <w:bottom w:val="single" w:sz="4" w:space="0" w:color="CCCCCC"/>
+              <w:left w:val="single" w:sz="4" w:space="0" w:color="CCCCCC"/>
             </w:tcBorders>
           </w:tcPr>
           <w:p>
@@ -5557,7 +5551,7 @@
                 <w:sz w:val="20"/>
                 <w:szCs w:val="20"/>
               </w:rPr>
-              <w:t>Customers who completed the procedures to obtain official documents such as licences and vehicle ownership documents and have not received them as of the date of their contact, despite weeks having passed since the completion of the transaction.</w:t>
+              <w:t>Customers who considered traffic violations issued against them to be unwarranted or excessive, and who submitted formal objections requesting reconsideration of the penalty decision.</w:t>
             </w:r>
           </w:p>
         </w:tc>
@@ -5574,10 +5568,10 @@
               <w:right w:w="108" w:type="dxa"/>
             </w:tcMar>
             <w:tcBorders>
-              <w:bottom w:val="single" w:sz="4" w:space="0" w:color="CCCCCC"/>
-              <w:left w:val="single" w:sz="4" w:space="0" w:color="CCCCCC"/>
-              <w:right w:val="single" w:sz="4" w:space="0" w:color="CCCCCC"/>
-              <w:top w:val="single" w:sz="4" w:space="0" w:color="CCCCCC"/>
+              <w:right w:val="single" w:sz="4" w:space="0" w:color="CCCCCC"/>
+              <w:top w:val="single" w:sz="4" w:space="0" w:color="CCCCCC"/>
+              <w:bottom w:val="single" w:sz="4" w:space="0" w:color="CCCCCC"/>
+              <w:left w:val="single" w:sz="4" w:space="0" w:color="CCCCCC"/>
             </w:tcBorders>
           </w:tcPr>
           <w:p>
@@ -5593,7 +5587,7 @@
                 <w:sz w:val="20"/>
                 <w:szCs w:val="20"/>
               </w:rPr>
-              <w:t>Complaint Regarding a Technical or System Error</w:t>
+              <w:t>Complaint about a technical or system error</w:t>
             </w:r>
           </w:p>
         </w:tc>
@@ -5608,10 +5602,10 @@
               <w:right w:w="108" w:type="dxa"/>
             </w:tcMar>
             <w:tcBorders>
-              <w:bottom w:val="single" w:sz="4" w:space="0" w:color="CCCCCC"/>
-              <w:left w:val="single" w:sz="4" w:space="0" w:color="CCCCCC"/>
-              <w:right w:val="single" w:sz="4" w:space="0" w:color="CCCCCC"/>
-              <w:top w:val="single" w:sz="4" w:space="0" w:color="CCCCCC"/>
+              <w:right w:val="single" w:sz="4" w:space="0" w:color="CCCCCC"/>
+              <w:top w:val="single" w:sz="4" w:space="0" w:color="CCCCCC"/>
+              <w:bottom w:val="single" w:sz="4" w:space="0" w:color="CCCCCC"/>
+              <w:left w:val="single" w:sz="4" w:space="0" w:color="CCCCCC"/>
             </w:tcBorders>
           </w:tcPr>
           <w:p>
@@ -5642,10 +5636,10 @@
               <w:right w:w="108" w:type="dxa"/>
             </w:tcMar>
             <w:tcBorders>
-              <w:bottom w:val="single" w:sz="4" w:space="0" w:color="CCCCCC"/>
-              <w:left w:val="single" w:sz="4" w:space="0" w:color="CCCCCC"/>
-              <w:right w:val="single" w:sz="4" w:space="0" w:color="CCCCCC"/>
-              <w:top w:val="single" w:sz="4" w:space="0" w:color="CCCCCC"/>
+              <w:right w:val="single" w:sz="4" w:space="0" w:color="CCCCCC"/>
+              <w:top w:val="single" w:sz="4" w:space="0" w:color="CCCCCC"/>
+              <w:bottom w:val="single" w:sz="4" w:space="0" w:color="CCCCCC"/>
+              <w:left w:val="single" w:sz="4" w:space="0" w:color="CCCCCC"/>
             </w:tcBorders>
           </w:tcPr>
           <w:p>
@@ -5661,7 +5655,7 @@
                 <w:sz w:val="20"/>
                 <w:szCs w:val="20"/>
               </w:rPr>
-              <w:t>6.7%</w:t>
+              <w:t>7.1%</w:t>
             </w:r>
           </w:p>
         </w:tc>
@@ -5676,10 +5670,10 @@
               <w:right w:w="108" w:type="dxa"/>
             </w:tcMar>
             <w:tcBorders>
-              <w:bottom w:val="single" w:sz="4" w:space="0" w:color="CCCCCC"/>
-              <w:left w:val="single" w:sz="4" w:space="0" w:color="CCCCCC"/>
-              <w:right w:val="single" w:sz="4" w:space="0" w:color="CCCCCC"/>
-              <w:top w:val="single" w:sz="4" w:space="0" w:color="CCCCCC"/>
+              <w:right w:val="single" w:sz="4" w:space="0" w:color="CCCCCC"/>
+              <w:top w:val="single" w:sz="4" w:space="0" w:color="CCCCCC"/>
+              <w:bottom w:val="single" w:sz="4" w:space="0" w:color="CCCCCC"/>
+              <w:left w:val="single" w:sz="4" w:space="0" w:color="CCCCCC"/>
             </w:tcBorders>
           </w:tcPr>
           <w:p>
@@ -5695,7 +5689,7 @@
                 <w:sz w:val="20"/>
                 <w:szCs w:val="20"/>
               </w:rPr>
-              <w:t>Customers who encountered errors in police system data or electronic platforms that resulted in their transactions not being processed or being halted due to conflicting registered information.</w:t>
+              <w:t>Customers who encountered data errors in the system — such as their transactions being linked to incorrect phone numbers or identities — which impeded the completion of their services and prompted them to contact support to report the defect.</w:t>
             </w:r>
           </w:p>
         </w:tc>
@@ -5712,10 +5706,10 @@
               <w:right w:w="108" w:type="dxa"/>
             </w:tcMar>
             <w:tcBorders>
-              <w:bottom w:val="single" w:sz="4" w:space="0" w:color="CCCCCC"/>
-              <w:left w:val="single" w:sz="4" w:space="0" w:color="CCCCCC"/>
-              <w:right w:val="single" w:sz="4" w:space="0" w:color="CCCCCC"/>
-              <w:top w:val="single" w:sz="4" w:space="0" w:color="CCCCCC"/>
+              <w:right w:val="single" w:sz="4" w:space="0" w:color="CCCCCC"/>
+              <w:top w:val="single" w:sz="4" w:space="0" w:color="CCCCCC"/>
+              <w:bottom w:val="single" w:sz="4" w:space="0" w:color="CCCCCC"/>
+              <w:left w:val="single" w:sz="4" w:space="0" w:color="CCCCCC"/>
             </w:tcBorders>
           </w:tcPr>
           <w:p>
@@ -5731,7 +5725,7 @@
                 <w:sz w:val="20"/>
                 <w:szCs w:val="20"/>
               </w:rPr>
-              <w:t>Complaint Regarding Processing Delay</w:t>
+              <w:t>Complaint about processing delay</w:t>
             </w:r>
           </w:p>
         </w:tc>
@@ -5746,10 +5740,10 @@
               <w:right w:w="108" w:type="dxa"/>
             </w:tcMar>
             <w:tcBorders>
-              <w:bottom w:val="single" w:sz="4" w:space="0" w:color="CCCCCC"/>
-              <w:left w:val="single" w:sz="4" w:space="0" w:color="CCCCCC"/>
-              <w:right w:val="single" w:sz="4" w:space="0" w:color="CCCCCC"/>
-              <w:top w:val="single" w:sz="4" w:space="0" w:color="CCCCCC"/>
+              <w:right w:val="single" w:sz="4" w:space="0" w:color="CCCCCC"/>
+              <w:top w:val="single" w:sz="4" w:space="0" w:color="CCCCCC"/>
+              <w:bottom w:val="single" w:sz="4" w:space="0" w:color="CCCCCC"/>
+              <w:left w:val="single" w:sz="4" w:space="0" w:color="CCCCCC"/>
             </w:tcBorders>
           </w:tcPr>
           <w:p>
@@ -5780,10 +5774,10 @@
               <w:right w:w="108" w:type="dxa"/>
             </w:tcMar>
             <w:tcBorders>
-              <w:bottom w:val="single" w:sz="4" w:space="0" w:color="CCCCCC"/>
-              <w:left w:val="single" w:sz="4" w:space="0" w:color="CCCCCC"/>
-              <w:right w:val="single" w:sz="4" w:space="0" w:color="CCCCCC"/>
-              <w:top w:val="single" w:sz="4" w:space="0" w:color="CCCCCC"/>
+              <w:right w:val="single" w:sz="4" w:space="0" w:color="CCCCCC"/>
+              <w:top w:val="single" w:sz="4" w:space="0" w:color="CCCCCC"/>
+              <w:bottom w:val="single" w:sz="4" w:space="0" w:color="CCCCCC"/>
+              <w:left w:val="single" w:sz="4" w:space="0" w:color="CCCCCC"/>
             </w:tcBorders>
           </w:tcPr>
           <w:p>
@@ -5799,7 +5793,7 @@
                 <w:sz w:val="20"/>
                 <w:szCs w:val="20"/>
               </w:rPr>
-              <w:t>3.3%</w:t>
+              <w:t>3.6%</w:t>
             </w:r>
           </w:p>
         </w:tc>
@@ -5814,10 +5808,10 @@
               <w:right w:w="108" w:type="dxa"/>
             </w:tcMar>
             <w:tcBorders>
-              <w:bottom w:val="single" w:sz="4" w:space="0" w:color="CCCCCC"/>
-              <w:left w:val="single" w:sz="4" w:space="0" w:color="CCCCCC"/>
-              <w:right w:val="single" w:sz="4" w:space="0" w:color="CCCCCC"/>
-              <w:top w:val="single" w:sz="4" w:space="0" w:color="CCCCCC"/>
+              <w:right w:val="single" w:sz="4" w:space="0" w:color="CCCCCC"/>
+              <w:top w:val="single" w:sz="4" w:space="0" w:color="CCCCCC"/>
+              <w:bottom w:val="single" w:sz="4" w:space="0" w:color="CCCCCC"/>
+              <w:left w:val="single" w:sz="4" w:space="0" w:color="CCCCCC"/>
             </w:tcBorders>
           </w:tcPr>
           <w:p>
@@ -5833,7 +5827,7 @@
                 <w:sz w:val="20"/>
                 <w:szCs w:val="20"/>
               </w:rPr>
-              <w:t>A customer who submitted a formal request or transaction and a lengthy period elapsed without a decision being made or communication being initiated to inform them of developments in their case.</w:t>
+              <w:t>A customer who submitted a request or report a considerable time ago and whose case had not been decided by the date of contact, and who expressed dissatisfaction at the unjustified delay in completing their transaction.</w:t>
             </w:r>
           </w:p>
         </w:tc>
@@ -5850,10 +5844,10 @@
               <w:right w:w="108" w:type="dxa"/>
             </w:tcMar>
             <w:tcBorders>
-              <w:bottom w:val="single" w:sz="4" w:space="0" w:color="CCCCCC"/>
-              <w:left w:val="single" w:sz="4" w:space="0" w:color="CCCCCC"/>
-              <w:right w:val="single" w:sz="4" w:space="0" w:color="CCCCCC"/>
-              <w:top w:val="single" w:sz="4" w:space="0" w:color="CCCCCC"/>
+              <w:right w:val="single" w:sz="4" w:space="0" w:color="CCCCCC"/>
+              <w:top w:val="single" w:sz="4" w:space="0" w:color="CCCCCC"/>
+              <w:bottom w:val="single" w:sz="4" w:space="0" w:color="CCCCCC"/>
+              <w:left w:val="single" w:sz="4" w:space="0" w:color="CCCCCC"/>
             </w:tcBorders>
           </w:tcPr>
           <w:p>
@@ -5869,7 +5863,7 @@
                 <w:sz w:val="20"/>
                 <w:szCs w:val="20"/>
               </w:rPr>
-              <w:t>Complaint Regarding No Response</w:t>
+              <w:t>Complaint about lack of response</w:t>
             </w:r>
           </w:p>
         </w:tc>
@@ -5884,10 +5878,10 @@
               <w:right w:w="108" w:type="dxa"/>
             </w:tcMar>
             <w:tcBorders>
-              <w:bottom w:val="single" w:sz="4" w:space="0" w:color="CCCCCC"/>
-              <w:left w:val="single" w:sz="4" w:space="0" w:color="CCCCCC"/>
-              <w:right w:val="single" w:sz="4" w:space="0" w:color="CCCCCC"/>
-              <w:top w:val="single" w:sz="4" w:space="0" w:color="CCCCCC"/>
+              <w:right w:val="single" w:sz="4" w:space="0" w:color="CCCCCC"/>
+              <w:top w:val="single" w:sz="4" w:space="0" w:color="CCCCCC"/>
+              <w:bottom w:val="single" w:sz="4" w:space="0" w:color="CCCCCC"/>
+              <w:left w:val="single" w:sz="4" w:space="0" w:color="CCCCCC"/>
             </w:tcBorders>
           </w:tcPr>
           <w:p>
@@ -5918,10 +5912,10 @@
               <w:right w:w="108" w:type="dxa"/>
             </w:tcMar>
             <w:tcBorders>
-              <w:bottom w:val="single" w:sz="4" w:space="0" w:color="CCCCCC"/>
-              <w:left w:val="single" w:sz="4" w:space="0" w:color="CCCCCC"/>
-              <w:right w:val="single" w:sz="4" w:space="0" w:color="CCCCCC"/>
-              <w:top w:val="single" w:sz="4" w:space="0" w:color="CCCCCC"/>
+              <w:right w:val="single" w:sz="4" w:space="0" w:color="CCCCCC"/>
+              <w:top w:val="single" w:sz="4" w:space="0" w:color="CCCCCC"/>
+              <w:bottom w:val="single" w:sz="4" w:space="0" w:color="CCCCCC"/>
+              <w:left w:val="single" w:sz="4" w:space="0" w:color="CCCCCC"/>
             </w:tcBorders>
           </w:tcPr>
           <w:p>
@@ -5937,7 +5931,7 @@
                 <w:sz w:val="20"/>
                 <w:szCs w:val="20"/>
               </w:rPr>
-              <w:t>3.3%</w:t>
+              <w:t>3.6%</w:t>
             </w:r>
           </w:p>
         </w:tc>
@@ -5952,10 +5946,10 @@
               <w:right w:w="108" w:type="dxa"/>
             </w:tcMar>
             <w:tcBorders>
-              <w:bottom w:val="single" w:sz="4" w:space="0" w:color="CCCCCC"/>
-              <w:left w:val="single" w:sz="4" w:space="0" w:color="CCCCCC"/>
-              <w:right w:val="single" w:sz="4" w:space="0" w:color="CCCCCC"/>
-              <w:top w:val="single" w:sz="4" w:space="0" w:color="CCCCCC"/>
+              <w:right w:val="single" w:sz="4" w:space="0" w:color="CCCCCC"/>
+              <w:top w:val="single" w:sz="4" w:space="0" w:color="CCCCCC"/>
+              <w:bottom w:val="single" w:sz="4" w:space="0" w:color="CCCCCC"/>
+              <w:left w:val="single" w:sz="4" w:space="0" w:color="CCCCCC"/>
             </w:tcBorders>
           </w:tcPr>
           <w:p>
@@ -5971,7 +5965,145 @@
                 <w:sz w:val="20"/>
                 <w:szCs w:val="20"/>
               </w:rPr>
-              <w:t>A customer who contacted the authority or one of its departments on multiple occasions and received no response or follow-up, compelling them to repeat contact through another channel.</w:t>
+              <w:t>A customer who had previously contacted the competent authority and received no reply or follow-up to their prior contact, and who resubmitted a complaint about the absence of a response.</w:t>
+            </w:r>
+          </w:p>
+        </w:tc>
+      </w:tr>
+      <w:tr>
+        <w:tc>
+          <w:tcPr>
+            <w:tcW w:type="dxa" w:w="2340"/>
+            <w:shd w:val="clear" w:color="auto" w:fill="D9D9D9"/>
+            <w:tcMar>
+              <w:top w:w="60" w:type="dxa"/>
+              <w:bottom w:w="60" w:type="dxa"/>
+              <w:left w:w="108" w:type="dxa"/>
+              <w:right w:w="108" w:type="dxa"/>
+            </w:tcMar>
+            <w:tcBorders>
+              <w:right w:val="single" w:sz="4" w:space="0" w:color="CCCCCC"/>
+              <w:bottom w:val="single" w:sz="4" w:space="0" w:color="CCCCCC"/>
+              <w:top w:val="single" w:sz="4" w:space="0" w:color="CCCCCC"/>
+              <w:left w:val="single" w:sz="4" w:space="0" w:color="CCCCCC"/>
+            </w:tcBorders>
+          </w:tcPr>
+          <w:p>
+            <w:pPr>
+              <w:spacing w:before="60" w:after="60"/>
+              <w:jc w:val="left"/>
+            </w:pPr>
+            <w:r>
+              <w:rPr>
+                <w:rFonts w:ascii="Calibri" w:hAnsi="Calibri" w:eastAsia="Calibri" w:cs="Calibri"/>
+                <w:b w:val="0"/>
+                <w:color w:val="000000"/>
+                <w:sz w:val="20"/>
+                <w:szCs w:val="20"/>
+              </w:rPr>
+              <w:t>General complaint</w:t>
+            </w:r>
+          </w:p>
+        </w:tc>
+        <w:tc>
+          <w:tcPr>
+            <w:tcW w:type="dxa" w:w="2340"/>
+            <w:shd w:val="clear" w:color="auto" w:fill="D9D9D9"/>
+            <w:tcMar>
+              <w:top w:w="60" w:type="dxa"/>
+              <w:bottom w:w="60" w:type="dxa"/>
+              <w:left w:w="108" w:type="dxa"/>
+              <w:right w:w="108" w:type="dxa"/>
+            </w:tcMar>
+            <w:tcBorders>
+              <w:right w:val="single" w:sz="4" w:space="0" w:color="CCCCCC"/>
+              <w:bottom w:val="single" w:sz="4" w:space="0" w:color="CCCCCC"/>
+              <w:left w:val="single" w:sz="4" w:space="0" w:color="CCCCCC"/>
+              <w:top w:val="single" w:sz="4" w:space="0" w:color="CCCCCC"/>
+            </w:tcBorders>
+          </w:tcPr>
+          <w:p>
+            <w:pPr>
+              <w:spacing w:before="60" w:after="60"/>
+              <w:jc w:val="left"/>
+            </w:pPr>
+            <w:r>
+              <w:rPr>
+                <w:rFonts w:ascii="Calibri" w:hAnsi="Calibri" w:eastAsia="Calibri" w:cs="Calibri"/>
+                <w:b w:val="0"/>
+                <w:color w:val="000000"/>
+                <w:sz w:val="20"/>
+                <w:szCs w:val="20"/>
+              </w:rPr>
+              <w:t>1</w:t>
+            </w:r>
+          </w:p>
+        </w:tc>
+        <w:tc>
+          <w:tcPr>
+            <w:tcW w:type="dxa" w:w="2340"/>
+            <w:shd w:val="clear" w:color="auto" w:fill="D9D9D9"/>
+            <w:tcMar>
+              <w:top w:w="60" w:type="dxa"/>
+              <w:bottom w:w="60" w:type="dxa"/>
+              <w:left w:w="108" w:type="dxa"/>
+              <w:right w:w="108" w:type="dxa"/>
+            </w:tcMar>
+            <w:tcBorders>
+              <w:right w:val="single" w:sz="4" w:space="0" w:color="CCCCCC"/>
+              <w:bottom w:val="single" w:sz="4" w:space="0" w:color="CCCCCC"/>
+              <w:left w:val="single" w:sz="4" w:space="0" w:color="CCCCCC"/>
+              <w:top w:val="single" w:sz="4" w:space="0" w:color="CCCCCC"/>
+            </w:tcBorders>
+          </w:tcPr>
+          <w:p>
+            <w:pPr>
+              <w:spacing w:before="60" w:after="60"/>
+              <w:jc w:val="left"/>
+            </w:pPr>
+            <w:r>
+              <w:rPr>
+                <w:rFonts w:ascii="Calibri" w:hAnsi="Calibri" w:eastAsia="Calibri" w:cs="Calibri"/>
+                <w:b w:val="0"/>
+                <w:color w:val="000000"/>
+                <w:sz w:val="20"/>
+                <w:szCs w:val="20"/>
+              </w:rPr>
+              <w:t>3.6%</w:t>
+            </w:r>
+          </w:p>
+        </w:tc>
+        <w:tc>
+          <w:tcPr>
+            <w:tcW w:type="dxa" w:w="2340"/>
+            <w:shd w:val="clear" w:color="auto" w:fill="D9D9D9"/>
+            <w:tcMar>
+              <w:top w:w="60" w:type="dxa"/>
+              <w:bottom w:w="60" w:type="dxa"/>
+              <w:left w:w="108" w:type="dxa"/>
+              <w:right w:w="108" w:type="dxa"/>
+            </w:tcMar>
+            <w:tcBorders>
+              <w:right w:val="single" w:sz="4" w:space="0" w:color="CCCCCC"/>
+              <w:bottom w:val="single" w:sz="4" w:space="0" w:color="CCCCCC"/>
+              <w:left w:val="single" w:sz="4" w:space="0" w:color="CCCCCC"/>
+              <w:top w:val="single" w:sz="4" w:space="0" w:color="CCCCCC"/>
+            </w:tcBorders>
+          </w:tcPr>
+          <w:p>
+            <w:pPr>
+              <w:spacing w:before="60" w:after="60"/>
+              <w:jc w:val="left"/>
+            </w:pPr>
+            <w:r>
+              <w:rPr>
+                <w:rFonts w:ascii="Calibri" w:hAnsi="Calibri" w:eastAsia="Calibri" w:cs="Calibri"/>
+                <w:b w:val="0"/>
+                <w:color w:val="000000"/>
+                <w:sz w:val="20"/>
+                <w:szCs w:val="20"/>
+              </w:rPr>
+              <w:t>A customer who expressed a grievance about a negative experience with a service or procedure that does not fall under a specific complaint category, and who expressed general dissatisfaction with the service provided.</w:t>
             </w:r>
           </w:p>
         </w:tc>
@@ -6011,7 +6143,7 @@
           <w:szCs w:val="24"/>
           <w:u w:val="none"/>
         </w:rPr>
-        <w:t>Most notable submitted requests (16 cases — 32.0%):</w:t>
+        <w:t>Most prominent submitted requests (14 cases — 28.0%):</w:t>
       </w:r>
     </w:p>
     <w:tbl>
@@ -6039,10 +6171,10 @@
               <w:right w:w="108" w:type="dxa"/>
             </w:tcMar>
             <w:tcBorders>
-              <w:bottom w:val="single" w:sz="4" w:space="0" w:color="CCCCCC"/>
-              <w:left w:val="single" w:sz="4" w:space="0" w:color="CCCCCC"/>
-              <w:right w:val="single" w:sz="4" w:space="0" w:color="CCCCCC"/>
-              <w:top w:val="single" w:sz="4" w:space="0" w:color="CCCCCC"/>
+              <w:right w:val="single" w:sz="4" w:space="0" w:color="CCCCCC"/>
+              <w:top w:val="single" w:sz="4" w:space="0" w:color="CCCCCC"/>
+              <w:bottom w:val="single" w:sz="4" w:space="0" w:color="CCCCCC"/>
+              <w:left w:val="single" w:sz="4" w:space="0" w:color="CCCCCC"/>
             </w:tcBorders>
           </w:tcPr>
           <w:p>
@@ -6058,7 +6190,7 @@
                 <w:sz w:val="20"/>
                 <w:szCs w:val="20"/>
               </w:rPr>
-              <w:t>Sub-Category</w:t>
+              <w:t>Subcategory</w:t>
             </w:r>
           </w:p>
         </w:tc>
@@ -6073,10 +6205,10 @@
               <w:right w:w="108" w:type="dxa"/>
             </w:tcMar>
             <w:tcBorders>
-              <w:bottom w:val="single" w:sz="4" w:space="0" w:color="CCCCCC"/>
-              <w:left w:val="single" w:sz="4" w:space="0" w:color="CCCCCC"/>
-              <w:right w:val="single" w:sz="4" w:space="0" w:color="CCCCCC"/>
-              <w:top w:val="single" w:sz="4" w:space="0" w:color="CCCCCC"/>
+              <w:right w:val="single" w:sz="4" w:space="0" w:color="CCCCCC"/>
+              <w:top w:val="single" w:sz="4" w:space="0" w:color="CCCCCC"/>
+              <w:bottom w:val="single" w:sz="4" w:space="0" w:color="CCCCCC"/>
+              <w:left w:val="single" w:sz="4" w:space="0" w:color="CCCCCC"/>
             </w:tcBorders>
           </w:tcPr>
           <w:p>
@@ -6107,10 +6239,10 @@
               <w:right w:w="108" w:type="dxa"/>
             </w:tcMar>
             <w:tcBorders>
-              <w:bottom w:val="single" w:sz="4" w:space="0" w:color="CCCCCC"/>
-              <w:left w:val="single" w:sz="4" w:space="0" w:color="CCCCCC"/>
-              <w:right w:val="single" w:sz="4" w:space="0" w:color="CCCCCC"/>
-              <w:top w:val="single" w:sz="4" w:space="0" w:color="CCCCCC"/>
+              <w:right w:val="single" w:sz="4" w:space="0" w:color="CCCCCC"/>
+              <w:top w:val="single" w:sz="4" w:space="0" w:color="CCCCCC"/>
+              <w:bottom w:val="single" w:sz="4" w:space="0" w:color="CCCCCC"/>
+              <w:left w:val="single" w:sz="4" w:space="0" w:color="CCCCCC"/>
             </w:tcBorders>
           </w:tcPr>
           <w:p>
@@ -6141,10 +6273,10 @@
               <w:right w:w="108" w:type="dxa"/>
             </w:tcMar>
             <w:tcBorders>
-              <w:bottom w:val="single" w:sz="4" w:space="0" w:color="CCCCCC"/>
-              <w:left w:val="single" w:sz="4" w:space="0" w:color="CCCCCC"/>
-              <w:right w:val="single" w:sz="4" w:space="0" w:color="CCCCCC"/>
-              <w:top w:val="single" w:sz="4" w:space="0" w:color="CCCCCC"/>
+              <w:right w:val="single" w:sz="4" w:space="0" w:color="CCCCCC"/>
+              <w:top w:val="single" w:sz="4" w:space="0" w:color="CCCCCC"/>
+              <w:bottom w:val="single" w:sz="4" w:space="0" w:color="CCCCCC"/>
+              <w:left w:val="single" w:sz="4" w:space="0" w:color="CCCCCC"/>
             </w:tcBorders>
           </w:tcPr>
           <w:p>
@@ -6177,10 +6309,10 @@
               <w:right w:w="108" w:type="dxa"/>
             </w:tcMar>
             <w:tcBorders>
-              <w:bottom w:val="single" w:sz="4" w:space="0" w:color="CCCCCC"/>
-              <w:left w:val="single" w:sz="4" w:space="0" w:color="CCCCCC"/>
-              <w:right w:val="single" w:sz="4" w:space="0" w:color="CCCCCC"/>
-              <w:top w:val="single" w:sz="4" w:space="0" w:color="CCCCCC"/>
+              <w:right w:val="single" w:sz="4" w:space="0" w:color="CCCCCC"/>
+              <w:top w:val="single" w:sz="4" w:space="0" w:color="CCCCCC"/>
+              <w:bottom w:val="single" w:sz="4" w:space="0" w:color="CCCCCC"/>
+              <w:left w:val="single" w:sz="4" w:space="0" w:color="CCCCCC"/>
             </w:tcBorders>
           </w:tcPr>
           <w:p>
@@ -6196,7 +6328,7 @@
                 <w:sz w:val="20"/>
                 <w:szCs w:val="20"/>
               </w:rPr>
-              <w:t>Request to Amend or Update Data</w:t>
+              <w:t>Request to amend or update data</w:t>
             </w:r>
           </w:p>
         </w:tc>
@@ -6211,10 +6343,10 @@
               <w:right w:w="108" w:type="dxa"/>
             </w:tcMar>
             <w:tcBorders>
-              <w:bottom w:val="single" w:sz="4" w:space="0" w:color="CCCCCC"/>
-              <w:left w:val="single" w:sz="4" w:space="0" w:color="CCCCCC"/>
-              <w:right w:val="single" w:sz="4" w:space="0" w:color="CCCCCC"/>
-              <w:top w:val="single" w:sz="4" w:space="0" w:color="CCCCCC"/>
+              <w:right w:val="single" w:sz="4" w:space="0" w:color="CCCCCC"/>
+              <w:top w:val="single" w:sz="4" w:space="0" w:color="CCCCCC"/>
+              <w:bottom w:val="single" w:sz="4" w:space="0" w:color="CCCCCC"/>
+              <w:left w:val="single" w:sz="4" w:space="0" w:color="CCCCCC"/>
             </w:tcBorders>
           </w:tcPr>
           <w:p>
@@ -6230,7 +6362,7 @@
                 <w:sz w:val="20"/>
                 <w:szCs w:val="20"/>
               </w:rPr>
-              <w:t>5</w:t>
+              <w:t>6</w:t>
             </w:r>
           </w:p>
         </w:tc>
@@ -6245,10 +6377,10 @@
               <w:right w:w="108" w:type="dxa"/>
             </w:tcMar>
             <w:tcBorders>
-              <w:bottom w:val="single" w:sz="4" w:space="0" w:color="CCCCCC"/>
-              <w:left w:val="single" w:sz="4" w:space="0" w:color="CCCCCC"/>
-              <w:right w:val="single" w:sz="4" w:space="0" w:color="CCCCCC"/>
-              <w:top w:val="single" w:sz="4" w:space="0" w:color="CCCCCC"/>
+              <w:right w:val="single" w:sz="4" w:space="0" w:color="CCCCCC"/>
+              <w:top w:val="single" w:sz="4" w:space="0" w:color="CCCCCC"/>
+              <w:bottom w:val="single" w:sz="4" w:space="0" w:color="CCCCCC"/>
+              <w:left w:val="single" w:sz="4" w:space="0" w:color="CCCCCC"/>
             </w:tcBorders>
           </w:tcPr>
           <w:p>
@@ -6264,7 +6396,7 @@
                 <w:sz w:val="20"/>
                 <w:szCs w:val="20"/>
               </w:rPr>
-              <w:t>31.2%</w:t>
+              <w:t>42.9%</w:t>
             </w:r>
           </w:p>
         </w:tc>
@@ -6279,10 +6411,10 @@
               <w:right w:w="108" w:type="dxa"/>
             </w:tcMar>
             <w:tcBorders>
-              <w:bottom w:val="single" w:sz="4" w:space="0" w:color="CCCCCC"/>
-              <w:left w:val="single" w:sz="4" w:space="0" w:color="CCCCCC"/>
-              <w:right w:val="single" w:sz="4" w:space="0" w:color="CCCCCC"/>
-              <w:top w:val="single" w:sz="4" w:space="0" w:color="CCCCCC"/>
+              <w:right w:val="single" w:sz="4" w:space="0" w:color="CCCCCC"/>
+              <w:top w:val="single" w:sz="4" w:space="0" w:color="CCCCCC"/>
+              <w:bottom w:val="single" w:sz="4" w:space="0" w:color="CCCCCC"/>
+              <w:left w:val="single" w:sz="4" w:space="0" w:color="CCCCCC"/>
             </w:tcBorders>
           </w:tcPr>
           <w:p>
@@ -6298,7 +6430,7 @@
                 <w:sz w:val="20"/>
                 <w:szCs w:val="20"/>
               </w:rPr>
-              <w:t>Customers requesting correction of personal or contact information incorrectly recorded in the systems, such as phone number or correspondence address, which is impeding the completion of their transactions.</w:t>
+              <w:t>Customers who discovered that their personal or vehicle data registered in the systems was not up to date or contained errors, and who contacted support requesting correction in order to complete their transactions.</w:t>
             </w:r>
           </w:p>
         </w:tc>
@@ -6315,10 +6447,10 @@
               <w:right w:w="108" w:type="dxa"/>
             </w:tcMar>
             <w:tcBorders>
-              <w:bottom w:val="single" w:sz="4" w:space="0" w:color="CCCCCC"/>
-              <w:left w:val="single" w:sz="4" w:space="0" w:color="CCCCCC"/>
-              <w:right w:val="single" w:sz="4" w:space="0" w:color="CCCCCC"/>
-              <w:top w:val="single" w:sz="4" w:space="0" w:color="CCCCCC"/>
+              <w:right w:val="single" w:sz="4" w:space="0" w:color="CCCCCC"/>
+              <w:top w:val="single" w:sz="4" w:space="0" w:color="CCCCCC"/>
+              <w:bottom w:val="single" w:sz="4" w:space="0" w:color="CCCCCC"/>
+              <w:left w:val="single" w:sz="4" w:space="0" w:color="CCCCCC"/>
             </w:tcBorders>
           </w:tcPr>
           <w:p>
@@ -6334,7 +6466,7 @@
                 <w:sz w:val="20"/>
                 <w:szCs w:val="20"/>
               </w:rPr>
-              <w:t>Follow-up on a Submitted Request</w:t>
+              <w:t>Follow-up on a submitted request</w:t>
             </w:r>
           </w:p>
         </w:tc>
@@ -6349,10 +6481,10 @@
               <w:right w:w="108" w:type="dxa"/>
             </w:tcMar>
             <w:tcBorders>
-              <w:bottom w:val="single" w:sz="4" w:space="0" w:color="CCCCCC"/>
-              <w:left w:val="single" w:sz="4" w:space="0" w:color="CCCCCC"/>
-              <w:right w:val="single" w:sz="4" w:space="0" w:color="CCCCCC"/>
-              <w:top w:val="single" w:sz="4" w:space="0" w:color="CCCCCC"/>
+              <w:right w:val="single" w:sz="4" w:space="0" w:color="CCCCCC"/>
+              <w:top w:val="single" w:sz="4" w:space="0" w:color="CCCCCC"/>
+              <w:bottom w:val="single" w:sz="4" w:space="0" w:color="CCCCCC"/>
+              <w:left w:val="single" w:sz="4" w:space="0" w:color="CCCCCC"/>
             </w:tcBorders>
           </w:tcPr>
           <w:p>
@@ -6368,7 +6500,7 @@
                 <w:sz w:val="20"/>
                 <w:szCs w:val="20"/>
               </w:rPr>
-              <w:t>4</w:t>
+              <w:t>3</w:t>
             </w:r>
           </w:p>
         </w:tc>
@@ -6383,10 +6515,10 @@
               <w:right w:w="108" w:type="dxa"/>
             </w:tcMar>
             <w:tcBorders>
-              <w:bottom w:val="single" w:sz="4" w:space="0" w:color="CCCCCC"/>
-              <w:left w:val="single" w:sz="4" w:space="0" w:color="CCCCCC"/>
-              <w:right w:val="single" w:sz="4" w:space="0" w:color="CCCCCC"/>
-              <w:top w:val="single" w:sz="4" w:space="0" w:color="CCCCCC"/>
+              <w:right w:val="single" w:sz="4" w:space="0" w:color="CCCCCC"/>
+              <w:top w:val="single" w:sz="4" w:space="0" w:color="CCCCCC"/>
+              <w:bottom w:val="single" w:sz="4" w:space="0" w:color="CCCCCC"/>
+              <w:left w:val="single" w:sz="4" w:space="0" w:color="CCCCCC"/>
             </w:tcBorders>
           </w:tcPr>
           <w:p>
@@ -6402,7 +6534,7 @@
                 <w:sz w:val="20"/>
                 <w:szCs w:val="20"/>
               </w:rPr>
-              <w:t>25.0%</w:t>
+              <w:t>21.4%</w:t>
             </w:r>
           </w:p>
         </w:tc>
@@ -6417,10 +6549,10 @@
               <w:right w:w="108" w:type="dxa"/>
             </w:tcMar>
             <w:tcBorders>
-              <w:bottom w:val="single" w:sz="4" w:space="0" w:color="CCCCCC"/>
-              <w:left w:val="single" w:sz="4" w:space="0" w:color="CCCCCC"/>
-              <w:right w:val="single" w:sz="4" w:space="0" w:color="CCCCCC"/>
-              <w:top w:val="single" w:sz="4" w:space="0" w:color="CCCCCC"/>
+              <w:right w:val="single" w:sz="4" w:space="0" w:color="CCCCCC"/>
+              <w:top w:val="single" w:sz="4" w:space="0" w:color="CCCCCC"/>
+              <w:bottom w:val="single" w:sz="4" w:space="0" w:color="CCCCCC"/>
+              <w:left w:val="single" w:sz="4" w:space="0" w:color="CCCCCC"/>
             </w:tcBorders>
           </w:tcPr>
           <w:p>
@@ -6436,7 +6568,7 @@
                 <w:sz w:val="20"/>
                 <w:szCs w:val="20"/>
               </w:rPr>
-              <w:t>Customers who previously submitted service requests via the application or electronic platform and have not received any confirmation or delivery to date, and are inquiring about the status of their requests.</w:t>
+              <w:t>Customers who had previously submitted service requests through official channels and had not received any status update, and who re-contacted to enquire about the outcome of their pending requests.</w:t>
             </w:r>
           </w:p>
         </w:tc>
@@ -6453,10 +6585,10 @@
               <w:right w:w="108" w:type="dxa"/>
             </w:tcMar>
             <w:tcBorders>
-              <w:bottom w:val="single" w:sz="4" w:space="0" w:color="CCCCCC"/>
-              <w:left w:val="single" w:sz="4" w:space="0" w:color="CCCCCC"/>
-              <w:right w:val="single" w:sz="4" w:space="0" w:color="CCCCCC"/>
-              <w:top w:val="single" w:sz="4" w:space="0" w:color="CCCCCC"/>
+              <w:right w:val="single" w:sz="4" w:space="0" w:color="CCCCCC"/>
+              <w:top w:val="single" w:sz="4" w:space="0" w:color="CCCCCC"/>
+              <w:bottom w:val="single" w:sz="4" w:space="0" w:color="CCCCCC"/>
+              <w:left w:val="single" w:sz="4" w:space="0" w:color="CCCCCC"/>
             </w:tcBorders>
           </w:tcPr>
           <w:p>
@@ -6472,7 +6604,7 @@
                 <w:sz w:val="20"/>
                 <w:szCs w:val="20"/>
               </w:rPr>
-              <w:t>Weapon Permit or Licence Request</w:t>
+              <w:t>Weapons permit or licence request</w:t>
             </w:r>
           </w:p>
         </w:tc>
@@ -6487,10 +6619,10 @@
               <w:right w:w="108" w:type="dxa"/>
             </w:tcMar>
             <w:tcBorders>
-              <w:bottom w:val="single" w:sz="4" w:space="0" w:color="CCCCCC"/>
-              <w:left w:val="single" w:sz="4" w:space="0" w:color="CCCCCC"/>
-              <w:right w:val="single" w:sz="4" w:space="0" w:color="CCCCCC"/>
-              <w:top w:val="single" w:sz="4" w:space="0" w:color="CCCCCC"/>
+              <w:right w:val="single" w:sz="4" w:space="0" w:color="CCCCCC"/>
+              <w:top w:val="single" w:sz="4" w:space="0" w:color="CCCCCC"/>
+              <w:bottom w:val="single" w:sz="4" w:space="0" w:color="CCCCCC"/>
+              <w:left w:val="single" w:sz="4" w:space="0" w:color="CCCCCC"/>
             </w:tcBorders>
           </w:tcPr>
           <w:p>
@@ -6506,7 +6638,7 @@
                 <w:sz w:val="20"/>
                 <w:szCs w:val="20"/>
               </w:rPr>
-              <w:t>3</w:t>
+              <w:t>2</w:t>
             </w:r>
           </w:p>
         </w:tc>
@@ -6521,10 +6653,10 @@
               <w:right w:w="108" w:type="dxa"/>
             </w:tcMar>
             <w:tcBorders>
-              <w:bottom w:val="single" w:sz="4" w:space="0" w:color="CCCCCC"/>
-              <w:left w:val="single" w:sz="4" w:space="0" w:color="CCCCCC"/>
-              <w:right w:val="single" w:sz="4" w:space="0" w:color="CCCCCC"/>
-              <w:top w:val="single" w:sz="4" w:space="0" w:color="CCCCCC"/>
+              <w:right w:val="single" w:sz="4" w:space="0" w:color="CCCCCC"/>
+              <w:top w:val="single" w:sz="4" w:space="0" w:color="CCCCCC"/>
+              <w:bottom w:val="single" w:sz="4" w:space="0" w:color="CCCCCC"/>
+              <w:left w:val="single" w:sz="4" w:space="0" w:color="CCCCCC"/>
             </w:tcBorders>
           </w:tcPr>
           <w:p>
@@ -6540,7 +6672,7 @@
                 <w:sz w:val="20"/>
                 <w:szCs w:val="20"/>
               </w:rPr>
-              <w:t>18.8%</w:t>
+              <w:t>14.3%</w:t>
             </w:r>
           </w:p>
         </w:tc>
@@ -6555,10 +6687,10 @@
               <w:right w:w="108" w:type="dxa"/>
             </w:tcMar>
             <w:tcBorders>
-              <w:bottom w:val="single" w:sz="4" w:space="0" w:color="CCCCCC"/>
-              <w:left w:val="single" w:sz="4" w:space="0" w:color="CCCCCC"/>
-              <w:right w:val="single" w:sz="4" w:space="0" w:color="CCCCCC"/>
-              <w:top w:val="single" w:sz="4" w:space="0" w:color="CCCCCC"/>
+              <w:right w:val="single" w:sz="4" w:space="0" w:color="CCCCCC"/>
+              <w:top w:val="single" w:sz="4" w:space="0" w:color="CCCCCC"/>
+              <w:bottom w:val="single" w:sz="4" w:space="0" w:color="CCCCCC"/>
+              <w:left w:val="single" w:sz="4" w:space="0" w:color="CCCCCC"/>
             </w:tcBorders>
           </w:tcPr>
           <w:p>
@@ -6574,7 +6706,7 @@
                 <w:sz w:val="20"/>
                 <w:szCs w:val="20"/>
               </w:rPr>
-              <w:t>Customers applying for the issuance or renewal of weapon carrying permits or related licences, and requiring guidance regarding requirements and procedures.</w:t>
+              <w:t>Customers who submitted applications to obtain weapons carrying permits or related licences, and who contacted support to complete the required procedures or follow up on the progress of their applications.</w:t>
             </w:r>
           </w:p>
         </w:tc>
@@ -6591,10 +6723,10 @@
               <w:right w:w="108" w:type="dxa"/>
             </w:tcMar>
             <w:tcBorders>
-              <w:bottom w:val="single" w:sz="4" w:space="0" w:color="CCCCCC"/>
-              <w:left w:val="single" w:sz="4" w:space="0" w:color="CCCCCC"/>
-              <w:right w:val="single" w:sz="4" w:space="0" w:color="CCCCCC"/>
-              <w:top w:val="single" w:sz="4" w:space="0" w:color="CCCCCC"/>
+              <w:right w:val="single" w:sz="4" w:space="0" w:color="CCCCCC"/>
+              <w:top w:val="single" w:sz="4" w:space="0" w:color="CCCCCC"/>
+              <w:bottom w:val="single" w:sz="4" w:space="0" w:color="CCCCCC"/>
+              <w:left w:val="single" w:sz="4" w:space="0" w:color="CCCCCC"/>
             </w:tcBorders>
           </w:tcPr>
           <w:p>
@@ -6610,7 +6742,7 @@
                 <w:sz w:val="20"/>
                 <w:szCs w:val="20"/>
               </w:rPr>
-              <w:t>Licence or Ownership Renewal Request</w:t>
+              <w:t>Licence or ownership renewal request</w:t>
             </w:r>
           </w:p>
         </w:tc>
@@ -6625,10 +6757,10 @@
               <w:right w:w="108" w:type="dxa"/>
             </w:tcMar>
             <w:tcBorders>
-              <w:bottom w:val="single" w:sz="4" w:space="0" w:color="CCCCCC"/>
-              <w:left w:val="single" w:sz="4" w:space="0" w:color="CCCCCC"/>
-              <w:right w:val="single" w:sz="4" w:space="0" w:color="CCCCCC"/>
-              <w:top w:val="single" w:sz="4" w:space="0" w:color="CCCCCC"/>
+              <w:right w:val="single" w:sz="4" w:space="0" w:color="CCCCCC"/>
+              <w:top w:val="single" w:sz="4" w:space="0" w:color="CCCCCC"/>
+              <w:bottom w:val="single" w:sz="4" w:space="0" w:color="CCCCCC"/>
+              <w:left w:val="single" w:sz="4" w:space="0" w:color="CCCCCC"/>
             </w:tcBorders>
           </w:tcPr>
           <w:p>
@@ -6644,7 +6776,7 @@
                 <w:sz w:val="20"/>
                 <w:szCs w:val="20"/>
               </w:rPr>
-              <w:t>1</w:t>
+              <w:t>2</w:t>
             </w:r>
           </w:p>
         </w:tc>
@@ -6659,10 +6791,10 @@
               <w:right w:w="108" w:type="dxa"/>
             </w:tcMar>
             <w:tcBorders>
-              <w:bottom w:val="single" w:sz="4" w:space="0" w:color="CCCCCC"/>
-              <w:left w:val="single" w:sz="4" w:space="0" w:color="CCCCCC"/>
-              <w:right w:val="single" w:sz="4" w:space="0" w:color="CCCCCC"/>
-              <w:top w:val="single" w:sz="4" w:space="0" w:color="CCCCCC"/>
+              <w:right w:val="single" w:sz="4" w:space="0" w:color="CCCCCC"/>
+              <w:top w:val="single" w:sz="4" w:space="0" w:color="CCCCCC"/>
+              <w:bottom w:val="single" w:sz="4" w:space="0" w:color="CCCCCC"/>
+              <w:left w:val="single" w:sz="4" w:space="0" w:color="CCCCCC"/>
             </w:tcBorders>
           </w:tcPr>
           <w:p>
@@ -6678,7 +6810,7 @@
                 <w:sz w:val="20"/>
                 <w:szCs w:val="20"/>
               </w:rPr>
-              <w:t>6.2%</w:t>
+              <w:t>14.3%</w:t>
             </w:r>
           </w:p>
         </w:tc>
@@ -6693,10 +6825,10 @@
               <w:right w:w="108" w:type="dxa"/>
             </w:tcMar>
             <w:tcBorders>
-              <w:bottom w:val="single" w:sz="4" w:space="0" w:color="CCCCCC"/>
-              <w:left w:val="single" w:sz="4" w:space="0" w:color="CCCCCC"/>
-              <w:right w:val="single" w:sz="4" w:space="0" w:color="CCCCCC"/>
-              <w:top w:val="single" w:sz="4" w:space="0" w:color="CCCCCC"/>
+              <w:right w:val="single" w:sz="4" w:space="0" w:color="CCCCCC"/>
+              <w:top w:val="single" w:sz="4" w:space="0" w:color="CCCCCC"/>
+              <w:bottom w:val="single" w:sz="4" w:space="0" w:color="CCCCCC"/>
+              <w:left w:val="single" w:sz="4" w:space="0" w:color="CCCCCC"/>
             </w:tcBorders>
           </w:tcPr>
           <w:p>
@@ -6712,7 +6844,7 @@
                 <w:sz w:val="20"/>
                 <w:szCs w:val="20"/>
               </w:rPr>
-              <w:t>A customer who completed the procedures to renew their driving licence or vehicle ownership electronically and is following up on receipt of the updated document which has not yet been received.</w:t>
+              <w:t>Customers wishing to renew their driving licences or vehicle ownership documents, and who contacted support to learn about the requirements or to complete renewal procedures directly.</w:t>
             </w:r>
           </w:p>
         </w:tc>
@@ -6729,10 +6861,10 @@
               <w:right w:w="108" w:type="dxa"/>
             </w:tcMar>
             <w:tcBorders>
-              <w:bottom w:val="single" w:sz="4" w:space="0" w:color="CCCCCC"/>
-              <w:left w:val="single" w:sz="4" w:space="0" w:color="CCCCCC"/>
-              <w:right w:val="single" w:sz="4" w:space="0" w:color="CCCCCC"/>
-              <w:top w:val="single" w:sz="4" w:space="0" w:color="CCCCCC"/>
+              <w:right w:val="single" w:sz="4" w:space="0" w:color="CCCCCC"/>
+              <w:bottom w:val="single" w:sz="4" w:space="0" w:color="CCCCCC"/>
+              <w:top w:val="single" w:sz="4" w:space="0" w:color="CCCCCC"/>
+              <w:left w:val="single" w:sz="4" w:space="0" w:color="CCCCCC"/>
             </w:tcBorders>
           </w:tcPr>
           <w:p>
@@ -6748,7 +6880,7 @@
                 <w:sz w:val="20"/>
                 <w:szCs w:val="20"/>
               </w:rPr>
-              <w:t>General Service Request</w:t>
+              <w:t>General service request</w:t>
             </w:r>
           </w:p>
         </w:tc>
@@ -6763,9 +6895,9 @@
               <w:right w:w="108" w:type="dxa"/>
             </w:tcMar>
             <w:tcBorders>
-              <w:bottom w:val="single" w:sz="4" w:space="0" w:color="CCCCCC"/>
-              <w:left w:val="single" w:sz="4" w:space="0" w:color="CCCCCC"/>
-              <w:right w:val="single" w:sz="4" w:space="0" w:color="CCCCCC"/>
+              <w:right w:val="single" w:sz="4" w:space="0" w:color="CCCCCC"/>
+              <w:bottom w:val="single" w:sz="4" w:space="0" w:color="CCCCCC"/>
+              <w:left w:val="single" w:sz="4" w:space="0" w:color="CCCCCC"/>
               <w:top w:val="single" w:sz="4" w:space="0" w:color="CCCCCC"/>
             </w:tcBorders>
           </w:tcPr>
@@ -6797,9 +6929,9 @@
               <w:right w:w="108" w:type="dxa"/>
             </w:tcMar>
             <w:tcBorders>
-              <w:bottom w:val="single" w:sz="4" w:space="0" w:color="CCCCCC"/>
-              <w:left w:val="single" w:sz="4" w:space="0" w:color="CCCCCC"/>
-              <w:right w:val="single" w:sz="4" w:space="0" w:color="CCCCCC"/>
+              <w:right w:val="single" w:sz="4" w:space="0" w:color="CCCCCC"/>
+              <w:bottom w:val="single" w:sz="4" w:space="0" w:color="CCCCCC"/>
+              <w:left w:val="single" w:sz="4" w:space="0" w:color="CCCCCC"/>
               <w:top w:val="single" w:sz="4" w:space="0" w:color="CCCCCC"/>
             </w:tcBorders>
           </w:tcPr>
@@ -6816,7 +6948,7 @@
                 <w:sz w:val="20"/>
                 <w:szCs w:val="20"/>
               </w:rPr>
-              <w:t>6.2%</w:t>
+              <w:t>7.1%</w:t>
             </w:r>
           </w:p>
         </w:tc>
@@ -6831,9 +6963,9 @@
               <w:right w:w="108" w:type="dxa"/>
             </w:tcMar>
             <w:tcBorders>
-              <w:bottom w:val="single" w:sz="4" w:space="0" w:color="CCCCCC"/>
-              <w:left w:val="single" w:sz="4" w:space="0" w:color="CCCCCC"/>
-              <w:right w:val="single" w:sz="4" w:space="0" w:color="CCCCCC"/>
+              <w:right w:val="single" w:sz="4" w:space="0" w:color="CCCCCC"/>
+              <w:bottom w:val="single" w:sz="4" w:space="0" w:color="CCCCCC"/>
+              <w:left w:val="single" w:sz="4" w:space="0" w:color="CCCCCC"/>
               <w:top w:val="single" w:sz="4" w:space="0" w:color="CCCCCC"/>
             </w:tcBorders>
           </w:tcPr>
@@ -6850,283 +6982,7 @@
                 <w:sz w:val="20"/>
                 <w:szCs w:val="20"/>
               </w:rPr>
-              <w:t>A customer requesting a general administrative service within the police's jurisdiction that does not fall under a specific classification, and requires direction to the competent department to complete their procedures.</w:t>
-            </w:r>
-          </w:p>
-        </w:tc>
-      </w:tr>
-      <w:tr>
-        <w:tc>
-          <w:tcPr>
-            <w:tcW w:type="dxa" w:w="2340"/>
-            <w:shd w:val="clear" w:color="auto" w:fill="D9D9D9"/>
-            <w:tcMar>
-              <w:top w:w="60" w:type="dxa"/>
-              <w:bottom w:w="60" w:type="dxa"/>
-              <w:left w:w="108" w:type="dxa"/>
-              <w:right w:w="108" w:type="dxa"/>
-            </w:tcMar>
-            <w:tcBorders>
-              <w:bottom w:val="single" w:sz="4" w:space="0" w:color="CCCCCC"/>
-              <w:left w:val="single" w:sz="4" w:space="0" w:color="CCCCCC"/>
-              <w:right w:val="single" w:sz="4" w:space="0" w:color="CCCCCC"/>
-              <w:top w:val="single" w:sz="4" w:space="0" w:color="CCCCCC"/>
-            </w:tcBorders>
-          </w:tcPr>
-          <w:p>
-            <w:pPr>
-              <w:spacing w:before="60" w:after="60"/>
-              <w:jc w:val="left"/>
-            </w:pPr>
-            <w:r>
-              <w:rPr>
-                <w:rFonts w:ascii="Calibri" w:hAnsi="Calibri" w:eastAsia="Calibri" w:cs="Calibri"/>
-                <w:b w:val="0"/>
-                <w:color w:val="000000"/>
-                <w:sz w:val="20"/>
-                <w:szCs w:val="20"/>
-              </w:rPr>
-              <w:t>Special Permit Request</w:t>
-            </w:r>
-          </w:p>
-        </w:tc>
-        <w:tc>
-          <w:tcPr>
-            <w:tcW w:type="dxa" w:w="2340"/>
-            <w:shd w:val="clear" w:color="auto" w:fill="D9D9D9"/>
-            <w:tcMar>
-              <w:top w:w="60" w:type="dxa"/>
-              <w:bottom w:w="60" w:type="dxa"/>
-              <w:left w:w="108" w:type="dxa"/>
-              <w:right w:w="108" w:type="dxa"/>
-            </w:tcMar>
-            <w:tcBorders>
-              <w:bottom w:val="single" w:sz="4" w:space="0" w:color="CCCCCC"/>
-              <w:left w:val="single" w:sz="4" w:space="0" w:color="CCCCCC"/>
-              <w:right w:val="single" w:sz="4" w:space="0" w:color="CCCCCC"/>
-              <w:top w:val="single" w:sz="4" w:space="0" w:color="CCCCCC"/>
-            </w:tcBorders>
-          </w:tcPr>
-          <w:p>
-            <w:pPr>
-              <w:spacing w:before="60" w:after="60"/>
-              <w:jc w:val="left"/>
-            </w:pPr>
-            <w:r>
-              <w:rPr>
-                <w:rFonts w:ascii="Calibri" w:hAnsi="Calibri" w:eastAsia="Calibri" w:cs="Calibri"/>
-                <w:b w:val="0"/>
-                <w:color w:val="000000"/>
-                <w:sz w:val="20"/>
-                <w:szCs w:val="20"/>
-              </w:rPr>
-              <w:t>1</w:t>
-            </w:r>
-          </w:p>
-        </w:tc>
-        <w:tc>
-          <w:tcPr>
-            <w:tcW w:type="dxa" w:w="2340"/>
-            <w:shd w:val="clear" w:color="auto" w:fill="D9D9D9"/>
-            <w:tcMar>
-              <w:top w:w="60" w:type="dxa"/>
-              <w:bottom w:w="60" w:type="dxa"/>
-              <w:left w:w="108" w:type="dxa"/>
-              <w:right w:w="108" w:type="dxa"/>
-            </w:tcMar>
-            <w:tcBorders>
-              <w:bottom w:val="single" w:sz="4" w:space="0" w:color="CCCCCC"/>
-              <w:left w:val="single" w:sz="4" w:space="0" w:color="CCCCCC"/>
-              <w:right w:val="single" w:sz="4" w:space="0" w:color="CCCCCC"/>
-              <w:top w:val="single" w:sz="4" w:space="0" w:color="CCCCCC"/>
-            </w:tcBorders>
-          </w:tcPr>
-          <w:p>
-            <w:pPr>
-              <w:spacing w:before="60" w:after="60"/>
-              <w:jc w:val="left"/>
-            </w:pPr>
-            <w:r>
-              <w:rPr>
-                <w:rFonts w:ascii="Calibri" w:hAnsi="Calibri" w:eastAsia="Calibri" w:cs="Calibri"/>
-                <w:b w:val="0"/>
-                <w:color w:val="000000"/>
-                <w:sz w:val="20"/>
-                <w:szCs w:val="20"/>
-              </w:rPr>
-              <w:t>6.2%</w:t>
-            </w:r>
-          </w:p>
-        </w:tc>
-        <w:tc>
-          <w:tcPr>
-            <w:tcW w:type="dxa" w:w="2340"/>
-            <w:shd w:val="clear" w:color="auto" w:fill="D9D9D9"/>
-            <w:tcMar>
-              <w:top w:w="60" w:type="dxa"/>
-              <w:bottom w:w="60" w:type="dxa"/>
-              <w:left w:w="108" w:type="dxa"/>
-              <w:right w:w="108" w:type="dxa"/>
-            </w:tcMar>
-            <w:tcBorders>
-              <w:bottom w:val="single" w:sz="4" w:space="0" w:color="CCCCCC"/>
-              <w:left w:val="single" w:sz="4" w:space="0" w:color="CCCCCC"/>
-              <w:right w:val="single" w:sz="4" w:space="0" w:color="CCCCCC"/>
-              <w:top w:val="single" w:sz="4" w:space="0" w:color="CCCCCC"/>
-            </w:tcBorders>
-          </w:tcPr>
-          <w:p>
-            <w:pPr>
-              <w:spacing w:before="60" w:after="60"/>
-              <w:jc w:val="left"/>
-            </w:pPr>
-            <w:r>
-              <w:rPr>
-                <w:rFonts w:ascii="Calibri" w:hAnsi="Calibri" w:eastAsia="Calibri" w:cs="Calibri"/>
-                <w:b w:val="0"/>
-                <w:color w:val="000000"/>
-                <w:sz w:val="20"/>
-                <w:szCs w:val="20"/>
-              </w:rPr>
-              <w:t>A customer seeking to obtain a special permit for a specific purpose that requires police approval, and requesting guidance on application requirements and the process for obtaining it.</w:t>
-            </w:r>
-          </w:p>
-        </w:tc>
-      </w:tr>
-      <w:tr>
-        <w:tc>
-          <w:tcPr>
-            <w:tcW w:type="dxa" w:w="2340"/>
-            <w:shd w:val="clear" w:color="auto" w:fill="FFFFFF"/>
-            <w:tcMar>
-              <w:top w:w="60" w:type="dxa"/>
-              <w:bottom w:w="60" w:type="dxa"/>
-              <w:left w:w="108" w:type="dxa"/>
-              <w:right w:w="108" w:type="dxa"/>
-            </w:tcMar>
-            <w:tcBorders>
-              <w:bottom w:val="single" w:sz="4" w:space="0" w:color="CCCCCC"/>
-              <w:left w:val="single" w:sz="4" w:space="0" w:color="CCCCCC"/>
-              <w:right w:val="single" w:sz="4" w:space="0" w:color="CCCCCC"/>
-              <w:top w:val="single" w:sz="4" w:space="0" w:color="CCCCCC"/>
-            </w:tcBorders>
-          </w:tcPr>
-          <w:p>
-            <w:pPr>
-              <w:spacing w:before="60" w:after="60"/>
-              <w:jc w:val="left"/>
-            </w:pPr>
-            <w:r>
-              <w:rPr>
-                <w:rFonts w:ascii="Calibri" w:hAnsi="Calibri" w:eastAsia="Calibri" w:cs="Calibri"/>
-                <w:b w:val="0"/>
-                <w:color w:val="000000"/>
-                <w:sz w:val="20"/>
-                <w:szCs w:val="20"/>
-              </w:rPr>
-              <w:t>Traffic Fine Payment Request</w:t>
-            </w:r>
-          </w:p>
-        </w:tc>
-        <w:tc>
-          <w:tcPr>
-            <w:tcW w:type="dxa" w:w="2340"/>
-            <w:shd w:val="clear" w:color="auto" w:fill="FFFFFF"/>
-            <w:tcMar>
-              <w:top w:w="60" w:type="dxa"/>
-              <w:bottom w:w="60" w:type="dxa"/>
-              <w:left w:w="108" w:type="dxa"/>
-              <w:right w:w="108" w:type="dxa"/>
-            </w:tcMar>
-            <w:tcBorders>
-              <w:bottom w:val="single" w:sz="4" w:space="0" w:color="CCCCCC"/>
-              <w:left w:val="single" w:sz="4" w:space="0" w:color="CCCCCC"/>
-              <w:right w:val="single" w:sz="4" w:space="0" w:color="CCCCCC"/>
-              <w:top w:val="single" w:sz="4" w:space="0" w:color="CCCCCC"/>
-            </w:tcBorders>
-          </w:tcPr>
-          <w:p>
-            <w:pPr>
-              <w:spacing w:before="60" w:after="60"/>
-              <w:jc w:val="left"/>
-            </w:pPr>
-            <w:r>
-              <w:rPr>
-                <w:rFonts w:ascii="Calibri" w:hAnsi="Calibri" w:eastAsia="Calibri" w:cs="Calibri"/>
-                <w:b w:val="0"/>
-                <w:color w:val="000000"/>
-                <w:sz w:val="20"/>
-                <w:szCs w:val="20"/>
-              </w:rPr>
-              <w:t>1</w:t>
-            </w:r>
-          </w:p>
-        </w:tc>
-        <w:tc>
-          <w:tcPr>
-            <w:tcW w:type="dxa" w:w="2340"/>
-            <w:shd w:val="clear" w:color="auto" w:fill="FFFFFF"/>
-            <w:tcMar>
-              <w:top w:w="60" w:type="dxa"/>
-              <w:bottom w:w="60" w:type="dxa"/>
-              <w:left w:w="108" w:type="dxa"/>
-              <w:right w:w="108" w:type="dxa"/>
-            </w:tcMar>
-            <w:tcBorders>
-              <w:bottom w:val="single" w:sz="4" w:space="0" w:color="CCCCCC"/>
-              <w:left w:val="single" w:sz="4" w:space="0" w:color="CCCCCC"/>
-              <w:right w:val="single" w:sz="4" w:space="0" w:color="CCCCCC"/>
-              <w:top w:val="single" w:sz="4" w:space="0" w:color="CCCCCC"/>
-            </w:tcBorders>
-          </w:tcPr>
-          <w:p>
-            <w:pPr>
-              <w:spacing w:before="60" w:after="60"/>
-              <w:jc w:val="left"/>
-            </w:pPr>
-            <w:r>
-              <w:rPr>
-                <w:rFonts w:ascii="Calibri" w:hAnsi="Calibri" w:eastAsia="Calibri" w:cs="Calibri"/>
-                <w:b w:val="0"/>
-                <w:color w:val="000000"/>
-                <w:sz w:val="20"/>
-                <w:szCs w:val="20"/>
-              </w:rPr>
-              <w:t>6.2%</w:t>
-            </w:r>
-          </w:p>
-        </w:tc>
-        <w:tc>
-          <w:tcPr>
-            <w:tcW w:type="dxa" w:w="2340"/>
-            <w:shd w:val="clear" w:color="auto" w:fill="FFFFFF"/>
-            <w:tcMar>
-              <w:top w:w="60" w:type="dxa"/>
-              <w:bottom w:w="60" w:type="dxa"/>
-              <w:left w:w="108" w:type="dxa"/>
-              <w:right w:w="108" w:type="dxa"/>
-            </w:tcMar>
-            <w:tcBorders>
-              <w:bottom w:val="single" w:sz="4" w:space="0" w:color="CCCCCC"/>
-              <w:left w:val="single" w:sz="4" w:space="0" w:color="CCCCCC"/>
-              <w:right w:val="single" w:sz="4" w:space="0" w:color="CCCCCC"/>
-              <w:top w:val="single" w:sz="4" w:space="0" w:color="CCCCCC"/>
-            </w:tcBorders>
-          </w:tcPr>
-          <w:p>
-            <w:pPr>
-              <w:spacing w:before="60" w:after="60"/>
-              <w:jc w:val="left"/>
-            </w:pPr>
-            <w:r>
-              <w:rPr>
-                <w:rFonts w:ascii="Calibri" w:hAnsi="Calibri" w:eastAsia="Calibri" w:cs="Calibri"/>
-                <w:b w:val="0"/>
-                <w:color w:val="000000"/>
-                <w:sz w:val="20"/>
-                <w:szCs w:val="20"/>
-              </w:rPr>
-              <w:t>A customer wishing to pay a traffic fine registered in their name and encountering a technical or procedural obstacle preventing them from completing the payment through the available channels.</w:t>
+              <w:t>A customer who submitted a service request not falling under a specific category, and who requested assistance from the authority in completing an administrative procedure requiring intervention from a staff member with system authorisation.</w:t>
             </w:r>
           </w:p>
         </w:tc>
@@ -7146,7 +7002,7 @@
           <w:sz w:val="26"/>
           <w:szCs w:val="26"/>
         </w:rPr>
-        <w:t>3.5  Most Recurring Inquiries (4 cases — 8.0%) — the category with the highest potential for full digital self-service deflection</w:t>
+        <w:t>3.5  Most Recurring Inquiries (8 cases — 16.0%) — the category with the highest potential for full digital self-service deflection</w:t>
       </w:r>
       <w:bookmarkStart w:id="13" w:name="_Toc000000013"/>
       <w:bookmarkEnd w:id="13"/>
@@ -7176,10 +7032,10 @@
               <w:right w:w="108" w:type="dxa"/>
             </w:tcMar>
             <w:tcBorders>
-              <w:bottom w:val="single" w:sz="4" w:space="0" w:color="CCCCCC"/>
-              <w:left w:val="single" w:sz="4" w:space="0" w:color="CCCCCC"/>
-              <w:right w:val="single" w:sz="4" w:space="0" w:color="CCCCCC"/>
-              <w:top w:val="single" w:sz="4" w:space="0" w:color="CCCCCC"/>
+              <w:right w:val="single" w:sz="4" w:space="0" w:color="CCCCCC"/>
+              <w:top w:val="single" w:sz="4" w:space="0" w:color="CCCCCC"/>
+              <w:bottom w:val="single" w:sz="4" w:space="0" w:color="CCCCCC"/>
+              <w:left w:val="single" w:sz="4" w:space="0" w:color="CCCCCC"/>
             </w:tcBorders>
           </w:tcPr>
           <w:p>
@@ -7195,7 +7051,7 @@
                 <w:sz w:val="20"/>
                 <w:szCs w:val="20"/>
               </w:rPr>
-              <w:t>Sub-Category</w:t>
+              <w:t>Subcategory</w:t>
             </w:r>
           </w:p>
         </w:tc>
@@ -7210,10 +7066,10 @@
               <w:right w:w="108" w:type="dxa"/>
             </w:tcMar>
             <w:tcBorders>
-              <w:bottom w:val="single" w:sz="4" w:space="0" w:color="CCCCCC"/>
-              <w:left w:val="single" w:sz="4" w:space="0" w:color="CCCCCC"/>
-              <w:right w:val="single" w:sz="4" w:space="0" w:color="CCCCCC"/>
-              <w:top w:val="single" w:sz="4" w:space="0" w:color="CCCCCC"/>
+              <w:right w:val="single" w:sz="4" w:space="0" w:color="CCCCCC"/>
+              <w:top w:val="single" w:sz="4" w:space="0" w:color="CCCCCC"/>
+              <w:bottom w:val="single" w:sz="4" w:space="0" w:color="CCCCCC"/>
+              <w:left w:val="single" w:sz="4" w:space="0" w:color="CCCCCC"/>
             </w:tcBorders>
           </w:tcPr>
           <w:p>
@@ -7244,10 +7100,10 @@
               <w:right w:w="108" w:type="dxa"/>
             </w:tcMar>
             <w:tcBorders>
-              <w:bottom w:val="single" w:sz="4" w:space="0" w:color="CCCCCC"/>
-              <w:left w:val="single" w:sz="4" w:space="0" w:color="CCCCCC"/>
-              <w:right w:val="single" w:sz="4" w:space="0" w:color="CCCCCC"/>
-              <w:top w:val="single" w:sz="4" w:space="0" w:color="CCCCCC"/>
+              <w:right w:val="single" w:sz="4" w:space="0" w:color="CCCCCC"/>
+              <w:top w:val="single" w:sz="4" w:space="0" w:color="CCCCCC"/>
+              <w:bottom w:val="single" w:sz="4" w:space="0" w:color="CCCCCC"/>
+              <w:left w:val="single" w:sz="4" w:space="0" w:color="CCCCCC"/>
             </w:tcBorders>
           </w:tcPr>
           <w:p>
@@ -7278,10 +7134,10 @@
               <w:right w:w="108" w:type="dxa"/>
             </w:tcMar>
             <w:tcBorders>
-              <w:bottom w:val="single" w:sz="4" w:space="0" w:color="CCCCCC"/>
-              <w:left w:val="single" w:sz="4" w:space="0" w:color="CCCCCC"/>
-              <w:right w:val="single" w:sz="4" w:space="0" w:color="CCCCCC"/>
-              <w:top w:val="single" w:sz="4" w:space="0" w:color="CCCCCC"/>
+              <w:right w:val="single" w:sz="4" w:space="0" w:color="CCCCCC"/>
+              <w:top w:val="single" w:sz="4" w:space="0" w:color="CCCCCC"/>
+              <w:bottom w:val="single" w:sz="4" w:space="0" w:color="CCCCCC"/>
+              <w:left w:val="single" w:sz="4" w:space="0" w:color="CCCCCC"/>
             </w:tcBorders>
           </w:tcPr>
           <w:p>
@@ -7314,10 +7170,10 @@
               <w:right w:w="108" w:type="dxa"/>
             </w:tcMar>
             <w:tcBorders>
-              <w:bottom w:val="single" w:sz="4" w:space="0" w:color="CCCCCC"/>
-              <w:left w:val="single" w:sz="4" w:space="0" w:color="CCCCCC"/>
-              <w:right w:val="single" w:sz="4" w:space="0" w:color="CCCCCC"/>
-              <w:top w:val="single" w:sz="4" w:space="0" w:color="CCCCCC"/>
+              <w:right w:val="single" w:sz="4" w:space="0" w:color="CCCCCC"/>
+              <w:top w:val="single" w:sz="4" w:space="0" w:color="CCCCCC"/>
+              <w:bottom w:val="single" w:sz="4" w:space="0" w:color="CCCCCC"/>
+              <w:left w:val="single" w:sz="4" w:space="0" w:color="CCCCCC"/>
             </w:tcBorders>
           </w:tcPr>
           <w:p>
@@ -7333,7 +7189,7 @@
                 <w:sz w:val="20"/>
                 <w:szCs w:val="20"/>
               </w:rPr>
-              <w:t>Inquiry Regarding Licences and Vehicles</w:t>
+              <w:t>General inquiry</w:t>
             </w:r>
           </w:p>
         </w:tc>
@@ -7348,10 +7204,10 @@
               <w:right w:w="108" w:type="dxa"/>
             </w:tcMar>
             <w:tcBorders>
-              <w:bottom w:val="single" w:sz="4" w:space="0" w:color="CCCCCC"/>
-              <w:left w:val="single" w:sz="4" w:space="0" w:color="CCCCCC"/>
-              <w:right w:val="single" w:sz="4" w:space="0" w:color="CCCCCC"/>
-              <w:top w:val="single" w:sz="4" w:space="0" w:color="CCCCCC"/>
+              <w:right w:val="single" w:sz="4" w:space="0" w:color="CCCCCC"/>
+              <w:top w:val="single" w:sz="4" w:space="0" w:color="CCCCCC"/>
+              <w:bottom w:val="single" w:sz="4" w:space="0" w:color="CCCCCC"/>
+              <w:left w:val="single" w:sz="4" w:space="0" w:color="CCCCCC"/>
             </w:tcBorders>
           </w:tcPr>
           <w:p>
@@ -7367,7 +7223,7 @@
                 <w:sz w:val="20"/>
                 <w:szCs w:val="20"/>
               </w:rPr>
-              <w:t>2</w:t>
+              <w:t>4</w:t>
             </w:r>
           </w:p>
         </w:tc>
@@ -7382,10 +7238,10 @@
               <w:right w:w="108" w:type="dxa"/>
             </w:tcMar>
             <w:tcBorders>
-              <w:bottom w:val="single" w:sz="4" w:space="0" w:color="CCCCCC"/>
-              <w:left w:val="single" w:sz="4" w:space="0" w:color="CCCCCC"/>
-              <w:right w:val="single" w:sz="4" w:space="0" w:color="CCCCCC"/>
-              <w:top w:val="single" w:sz="4" w:space="0" w:color="CCCCCC"/>
+              <w:right w:val="single" w:sz="4" w:space="0" w:color="CCCCCC"/>
+              <w:top w:val="single" w:sz="4" w:space="0" w:color="CCCCCC"/>
+              <w:bottom w:val="single" w:sz="4" w:space="0" w:color="CCCCCC"/>
+              <w:left w:val="single" w:sz="4" w:space="0" w:color="CCCCCC"/>
             </w:tcBorders>
           </w:tcPr>
           <w:p>
@@ -7416,10 +7272,10 @@
               <w:right w:w="108" w:type="dxa"/>
             </w:tcMar>
             <w:tcBorders>
-              <w:bottom w:val="single" w:sz="4" w:space="0" w:color="CCCCCC"/>
-              <w:left w:val="single" w:sz="4" w:space="0" w:color="CCCCCC"/>
-              <w:right w:val="single" w:sz="4" w:space="0" w:color="CCCCCC"/>
-              <w:top w:val="single" w:sz="4" w:space="0" w:color="CCCCCC"/>
+              <w:right w:val="single" w:sz="4" w:space="0" w:color="CCCCCC"/>
+              <w:top w:val="single" w:sz="4" w:space="0" w:color="CCCCCC"/>
+              <w:bottom w:val="single" w:sz="4" w:space="0" w:color="CCCCCC"/>
+              <w:left w:val="single" w:sz="4" w:space="0" w:color="CCCCCC"/>
             </w:tcBorders>
           </w:tcPr>
           <w:p>
@@ -7435,7 +7291,7 @@
                 <w:sz w:val="20"/>
                 <w:szCs w:val="20"/>
               </w:rPr>
-              <w:t>Customers inquiring about procedures or requirements related to driving licences or vehicle ownership documents, such as required documents, renewal dates, or service fees.</w:t>
+              <w:t>Customers who contacted support to enquire about general information relating to police services or their procedures without having a specific request or a problem requiring follow-up.</w:t>
             </w:r>
           </w:p>
         </w:tc>
@@ -7452,10 +7308,10 @@
               <w:right w:w="108" w:type="dxa"/>
             </w:tcMar>
             <w:tcBorders>
-              <w:bottom w:val="single" w:sz="4" w:space="0" w:color="CCCCCC"/>
-              <w:left w:val="single" w:sz="4" w:space="0" w:color="CCCCCC"/>
-              <w:right w:val="single" w:sz="4" w:space="0" w:color="CCCCCC"/>
-              <w:top w:val="single" w:sz="4" w:space="0" w:color="CCCCCC"/>
+              <w:right w:val="single" w:sz="4" w:space="0" w:color="CCCCCC"/>
+              <w:top w:val="single" w:sz="4" w:space="0" w:color="CCCCCC"/>
+              <w:bottom w:val="single" w:sz="4" w:space="0" w:color="CCCCCC"/>
+              <w:left w:val="single" w:sz="4" w:space="0" w:color="CCCCCC"/>
             </w:tcBorders>
           </w:tcPr>
           <w:p>
@@ -7471,7 +7327,7 @@
                 <w:sz w:val="20"/>
                 <w:szCs w:val="20"/>
               </w:rPr>
-              <w:t>General Inquiry</w:t>
+              <w:t>Inquiry about licences and vehicles</w:t>
             </w:r>
           </w:p>
         </w:tc>
@@ -7486,10 +7342,10 @@
               <w:right w:w="108" w:type="dxa"/>
             </w:tcMar>
             <w:tcBorders>
-              <w:bottom w:val="single" w:sz="4" w:space="0" w:color="CCCCCC"/>
-              <w:left w:val="single" w:sz="4" w:space="0" w:color="CCCCCC"/>
-              <w:right w:val="single" w:sz="4" w:space="0" w:color="CCCCCC"/>
-              <w:top w:val="single" w:sz="4" w:space="0" w:color="CCCCCC"/>
+              <w:right w:val="single" w:sz="4" w:space="0" w:color="CCCCCC"/>
+              <w:top w:val="single" w:sz="4" w:space="0" w:color="CCCCCC"/>
+              <w:bottom w:val="single" w:sz="4" w:space="0" w:color="CCCCCC"/>
+              <w:left w:val="single" w:sz="4" w:space="0" w:color="CCCCCC"/>
             </w:tcBorders>
           </w:tcPr>
           <w:p>
@@ -7520,10 +7376,10 @@
               <w:right w:w="108" w:type="dxa"/>
             </w:tcMar>
             <w:tcBorders>
-              <w:bottom w:val="single" w:sz="4" w:space="0" w:color="CCCCCC"/>
-              <w:left w:val="single" w:sz="4" w:space="0" w:color="CCCCCC"/>
-              <w:right w:val="single" w:sz="4" w:space="0" w:color="CCCCCC"/>
-              <w:top w:val="single" w:sz="4" w:space="0" w:color="CCCCCC"/>
+              <w:right w:val="single" w:sz="4" w:space="0" w:color="CCCCCC"/>
+              <w:top w:val="single" w:sz="4" w:space="0" w:color="CCCCCC"/>
+              <w:bottom w:val="single" w:sz="4" w:space="0" w:color="CCCCCC"/>
+              <w:left w:val="single" w:sz="4" w:space="0" w:color="CCCCCC"/>
             </w:tcBorders>
           </w:tcPr>
           <w:p>
@@ -7539,7 +7395,7 @@
                 <w:sz w:val="20"/>
                 <w:szCs w:val="20"/>
               </w:rPr>
-              <w:t>50.0%</w:t>
+              <w:t>25.0%</w:t>
             </w:r>
           </w:p>
         </w:tc>
@@ -7554,10 +7410,10 @@
               <w:right w:w="108" w:type="dxa"/>
             </w:tcMar>
             <w:tcBorders>
-              <w:bottom w:val="single" w:sz="4" w:space="0" w:color="CCCCCC"/>
-              <w:left w:val="single" w:sz="4" w:space="0" w:color="CCCCCC"/>
-              <w:right w:val="single" w:sz="4" w:space="0" w:color="CCCCCC"/>
-              <w:top w:val="single" w:sz="4" w:space="0" w:color="CCCCCC"/>
+              <w:right w:val="single" w:sz="4" w:space="0" w:color="CCCCCC"/>
+              <w:top w:val="single" w:sz="4" w:space="0" w:color="CCCCCC"/>
+              <w:bottom w:val="single" w:sz="4" w:space="0" w:color="CCCCCC"/>
+              <w:left w:val="single" w:sz="4" w:space="0" w:color="CCCCCC"/>
             </w:tcBorders>
           </w:tcPr>
           <w:p>
@@ -7573,7 +7429,283 @@
                 <w:sz w:val="20"/>
                 <w:szCs w:val="20"/>
               </w:rPr>
-              <w:t>Customers inquiring about general information related to Fujairah Police services, communication channels, or working hours without reference to a specific issue.</w:t>
+              <w:t>Customers who sought clarification about driving licence or vehicle ownership details, such as validity dates, issuance fees, and electronic enquiry procedures.</w:t>
+            </w:r>
+          </w:p>
+        </w:tc>
+      </w:tr>
+      <w:tr>
+        <w:tc>
+          <w:tcPr>
+            <w:tcW w:type="dxa" w:w="2340"/>
+            <w:shd w:val="clear" w:color="auto" w:fill="FFFFFF"/>
+            <w:tcMar>
+              <w:top w:w="60" w:type="dxa"/>
+              <w:bottom w:w="60" w:type="dxa"/>
+              <w:left w:w="108" w:type="dxa"/>
+              <w:right w:w="108" w:type="dxa"/>
+            </w:tcMar>
+            <w:tcBorders>
+              <w:right w:val="single" w:sz="4" w:space="0" w:color="CCCCCC"/>
+              <w:top w:val="single" w:sz="4" w:space="0" w:color="CCCCCC"/>
+              <w:bottom w:val="single" w:sz="4" w:space="0" w:color="CCCCCC"/>
+              <w:left w:val="single" w:sz="4" w:space="0" w:color="CCCCCC"/>
+            </w:tcBorders>
+          </w:tcPr>
+          <w:p>
+            <w:pPr>
+              <w:spacing w:before="60" w:after="60"/>
+              <w:jc w:val="left"/>
+            </w:pPr>
+            <w:r>
+              <w:rPr>
+                <w:rFonts w:ascii="Calibri" w:hAnsi="Calibri" w:eastAsia="Calibri" w:cs="Calibri"/>
+                <w:b w:val="0"/>
+                <w:color w:val="000000"/>
+                <w:sz w:val="20"/>
+                <w:szCs w:val="20"/>
+              </w:rPr>
+              <w:t>Inquiry about procedures and requirements</w:t>
+            </w:r>
+          </w:p>
+        </w:tc>
+        <w:tc>
+          <w:tcPr>
+            <w:tcW w:type="dxa" w:w="2340"/>
+            <w:shd w:val="clear" w:color="auto" w:fill="FFFFFF"/>
+            <w:tcMar>
+              <w:top w:w="60" w:type="dxa"/>
+              <w:bottom w:w="60" w:type="dxa"/>
+              <w:left w:w="108" w:type="dxa"/>
+              <w:right w:w="108" w:type="dxa"/>
+            </w:tcMar>
+            <w:tcBorders>
+              <w:right w:val="single" w:sz="4" w:space="0" w:color="CCCCCC"/>
+              <w:top w:val="single" w:sz="4" w:space="0" w:color="CCCCCC"/>
+              <w:bottom w:val="single" w:sz="4" w:space="0" w:color="CCCCCC"/>
+              <w:left w:val="single" w:sz="4" w:space="0" w:color="CCCCCC"/>
+            </w:tcBorders>
+          </w:tcPr>
+          <w:p>
+            <w:pPr>
+              <w:spacing w:before="60" w:after="60"/>
+              <w:jc w:val="left"/>
+            </w:pPr>
+            <w:r>
+              <w:rPr>
+                <w:rFonts w:ascii="Calibri" w:hAnsi="Calibri" w:eastAsia="Calibri" w:cs="Calibri"/>
+                <w:b w:val="0"/>
+                <w:color w:val="000000"/>
+                <w:sz w:val="20"/>
+                <w:szCs w:val="20"/>
+              </w:rPr>
+              <w:t>1</w:t>
+            </w:r>
+          </w:p>
+        </w:tc>
+        <w:tc>
+          <w:tcPr>
+            <w:tcW w:type="dxa" w:w="2340"/>
+            <w:shd w:val="clear" w:color="auto" w:fill="FFFFFF"/>
+            <w:tcMar>
+              <w:top w:w="60" w:type="dxa"/>
+              <w:bottom w:w="60" w:type="dxa"/>
+              <w:left w:w="108" w:type="dxa"/>
+              <w:right w:w="108" w:type="dxa"/>
+            </w:tcMar>
+            <w:tcBorders>
+              <w:right w:val="single" w:sz="4" w:space="0" w:color="CCCCCC"/>
+              <w:top w:val="single" w:sz="4" w:space="0" w:color="CCCCCC"/>
+              <w:bottom w:val="single" w:sz="4" w:space="0" w:color="CCCCCC"/>
+              <w:left w:val="single" w:sz="4" w:space="0" w:color="CCCCCC"/>
+            </w:tcBorders>
+          </w:tcPr>
+          <w:p>
+            <w:pPr>
+              <w:spacing w:before="60" w:after="60"/>
+              <w:jc w:val="left"/>
+            </w:pPr>
+            <w:r>
+              <w:rPr>
+                <w:rFonts w:ascii="Calibri" w:hAnsi="Calibri" w:eastAsia="Calibri" w:cs="Calibri"/>
+                <w:b w:val="0"/>
+                <w:color w:val="000000"/>
+                <w:sz w:val="20"/>
+                <w:szCs w:val="20"/>
+              </w:rPr>
+              <w:t>12.5%</w:t>
+            </w:r>
+          </w:p>
+        </w:tc>
+        <w:tc>
+          <w:tcPr>
+            <w:tcW w:type="dxa" w:w="2340"/>
+            <w:shd w:val="clear" w:color="auto" w:fill="FFFFFF"/>
+            <w:tcMar>
+              <w:top w:w="60" w:type="dxa"/>
+              <w:bottom w:w="60" w:type="dxa"/>
+              <w:left w:w="108" w:type="dxa"/>
+              <w:right w:w="108" w:type="dxa"/>
+            </w:tcMar>
+            <w:tcBorders>
+              <w:right w:val="single" w:sz="4" w:space="0" w:color="CCCCCC"/>
+              <w:top w:val="single" w:sz="4" w:space="0" w:color="CCCCCC"/>
+              <w:bottom w:val="single" w:sz="4" w:space="0" w:color="CCCCCC"/>
+              <w:left w:val="single" w:sz="4" w:space="0" w:color="CCCCCC"/>
+            </w:tcBorders>
+          </w:tcPr>
+          <w:p>
+            <w:pPr>
+              <w:spacing w:before="60" w:after="60"/>
+              <w:jc w:val="left"/>
+            </w:pPr>
+            <w:r>
+              <w:rPr>
+                <w:rFonts w:ascii="Calibri" w:hAnsi="Calibri" w:eastAsia="Calibri" w:cs="Calibri"/>
+                <w:b w:val="0"/>
+                <w:color w:val="000000"/>
+                <w:sz w:val="20"/>
+                <w:szCs w:val="20"/>
+              </w:rPr>
+              <w:t>A customer who contacted support to learn the official steps and documents required to complete a specific transaction before proceeding to submit it through the approved channels.</w:t>
+            </w:r>
+          </w:p>
+        </w:tc>
+      </w:tr>
+      <w:tr>
+        <w:tc>
+          <w:tcPr>
+            <w:tcW w:type="dxa" w:w="2340"/>
+            <w:shd w:val="clear" w:color="auto" w:fill="D9D9D9"/>
+            <w:tcMar>
+              <w:top w:w="60" w:type="dxa"/>
+              <w:bottom w:w="60" w:type="dxa"/>
+              <w:left w:w="108" w:type="dxa"/>
+              <w:right w:w="108" w:type="dxa"/>
+            </w:tcMar>
+            <w:tcBorders>
+              <w:right w:val="single" w:sz="4" w:space="0" w:color="CCCCCC"/>
+              <w:bottom w:val="single" w:sz="4" w:space="0" w:color="CCCCCC"/>
+              <w:top w:val="single" w:sz="4" w:space="0" w:color="CCCCCC"/>
+              <w:left w:val="single" w:sz="4" w:space="0" w:color="CCCCCC"/>
+            </w:tcBorders>
+          </w:tcPr>
+          <w:p>
+            <w:pPr>
+              <w:spacing w:before="60" w:after="60"/>
+              <w:jc w:val="left"/>
+            </w:pPr>
+            <w:r>
+              <w:rPr>
+                <w:rFonts w:ascii="Calibri" w:hAnsi="Calibri" w:eastAsia="Calibri" w:cs="Calibri"/>
+                <w:b w:val="0"/>
+                <w:color w:val="000000"/>
+                <w:sz w:val="20"/>
+                <w:szCs w:val="20"/>
+              </w:rPr>
+              <w:t>Inquiry about weapons and licences</w:t>
+            </w:r>
+          </w:p>
+        </w:tc>
+        <w:tc>
+          <w:tcPr>
+            <w:tcW w:type="dxa" w:w="2340"/>
+            <w:shd w:val="clear" w:color="auto" w:fill="D9D9D9"/>
+            <w:tcMar>
+              <w:top w:w="60" w:type="dxa"/>
+              <w:bottom w:w="60" w:type="dxa"/>
+              <w:left w:w="108" w:type="dxa"/>
+              <w:right w:w="108" w:type="dxa"/>
+            </w:tcMar>
+            <w:tcBorders>
+              <w:right w:val="single" w:sz="4" w:space="0" w:color="CCCCCC"/>
+              <w:bottom w:val="single" w:sz="4" w:space="0" w:color="CCCCCC"/>
+              <w:left w:val="single" w:sz="4" w:space="0" w:color="CCCCCC"/>
+              <w:top w:val="single" w:sz="4" w:space="0" w:color="CCCCCC"/>
+            </w:tcBorders>
+          </w:tcPr>
+          <w:p>
+            <w:pPr>
+              <w:spacing w:before="60" w:after="60"/>
+              <w:jc w:val="left"/>
+            </w:pPr>
+            <w:r>
+              <w:rPr>
+                <w:rFonts w:ascii="Calibri" w:hAnsi="Calibri" w:eastAsia="Calibri" w:cs="Calibri"/>
+                <w:b w:val="0"/>
+                <w:color w:val="000000"/>
+                <w:sz w:val="20"/>
+                <w:szCs w:val="20"/>
+              </w:rPr>
+              <w:t>1</w:t>
+            </w:r>
+          </w:p>
+        </w:tc>
+        <w:tc>
+          <w:tcPr>
+            <w:tcW w:type="dxa" w:w="2340"/>
+            <w:shd w:val="clear" w:color="auto" w:fill="D9D9D9"/>
+            <w:tcMar>
+              <w:top w:w="60" w:type="dxa"/>
+              <w:bottom w:w="60" w:type="dxa"/>
+              <w:left w:w="108" w:type="dxa"/>
+              <w:right w:w="108" w:type="dxa"/>
+            </w:tcMar>
+            <w:tcBorders>
+              <w:right w:val="single" w:sz="4" w:space="0" w:color="CCCCCC"/>
+              <w:bottom w:val="single" w:sz="4" w:space="0" w:color="CCCCCC"/>
+              <w:left w:val="single" w:sz="4" w:space="0" w:color="CCCCCC"/>
+              <w:top w:val="single" w:sz="4" w:space="0" w:color="CCCCCC"/>
+            </w:tcBorders>
+          </w:tcPr>
+          <w:p>
+            <w:pPr>
+              <w:spacing w:before="60" w:after="60"/>
+              <w:jc w:val="left"/>
+            </w:pPr>
+            <w:r>
+              <w:rPr>
+                <w:rFonts w:ascii="Calibri" w:hAnsi="Calibri" w:eastAsia="Calibri" w:cs="Calibri"/>
+                <w:b w:val="0"/>
+                <w:color w:val="000000"/>
+                <w:sz w:val="20"/>
+                <w:szCs w:val="20"/>
+              </w:rPr>
+              <w:t>12.5%</w:t>
+            </w:r>
+          </w:p>
+        </w:tc>
+        <w:tc>
+          <w:tcPr>
+            <w:tcW w:type="dxa" w:w="2340"/>
+            <w:shd w:val="clear" w:color="auto" w:fill="D9D9D9"/>
+            <w:tcMar>
+              <w:top w:w="60" w:type="dxa"/>
+              <w:bottom w:w="60" w:type="dxa"/>
+              <w:left w:w="108" w:type="dxa"/>
+              <w:right w:w="108" w:type="dxa"/>
+            </w:tcMar>
+            <w:tcBorders>
+              <w:right w:val="single" w:sz="4" w:space="0" w:color="CCCCCC"/>
+              <w:bottom w:val="single" w:sz="4" w:space="0" w:color="CCCCCC"/>
+              <w:left w:val="single" w:sz="4" w:space="0" w:color="CCCCCC"/>
+              <w:top w:val="single" w:sz="4" w:space="0" w:color="CCCCCC"/>
+            </w:tcBorders>
+          </w:tcPr>
+          <w:p>
+            <w:pPr>
+              <w:spacing w:before="60" w:after="60"/>
+              <w:jc w:val="left"/>
+            </w:pPr>
+            <w:r>
+              <w:rPr>
+                <w:rFonts w:ascii="Calibri" w:hAnsi="Calibri" w:eastAsia="Calibri" w:cs="Calibri"/>
+                <w:b w:val="0"/>
+                <w:color w:val="000000"/>
+                <w:sz w:val="20"/>
+                <w:szCs w:val="20"/>
+              </w:rPr>
+              <w:t>A customer who enquired about the conditions and procedures for obtaining or renewing a weapons licence, and requested clarification regarding the competent authority and the necessary documents.</w:t>
             </w:r>
           </w:p>
         </w:tc>
@@ -7593,7 +7725,7 @@
           <w:sz w:val="32"/>
           <w:szCs w:val="32"/>
         </w:rPr>
-        <w:t>Fourth: Analysis Two — Customer Journey Challenges</w:t>
+        <w:t>Section Four: Analysis Two — Customer Journey Challenges</w:t>
       </w:r>
       <w:bookmarkStart w:id="14" w:name="_Toc000000014"/>
       <w:bookmarkEnd w:id="14"/>
@@ -7613,7 +7745,7 @@
           <w:szCs w:val="24"/>
           <w:u w:val="none"/>
         </w:rPr>
-        <w:t>In-depth analysis of unstructured text data reveals 8 main friction points in the customer journey, each resulting from a specific root cause that is addressable: The most acute point is 'vehicle image in the fine notice shows a different vehicle or incorrect plate, or a fine registered against a customer who was not in Fujairah', which affects 11 cases (22.0% of the total). A quick win can be achieved by activating an immediate proactive notification via SMS or email when any traffic fine is detected, which will reduce the need for customers to contact support and affects 2.0% of total cases. Below is a detailed table of the identified friction points, their root causes, and the proposed improvement actions:</w:t>
+        <w:t>In-depth analysis of unstructured text data reveals 7 principal friction points in the customer journey, each arising from a specific identifiable root cause that can be addressed. The most acute point is the vehicle image in the violation notice displaying a different vehicle or non-matching plate, forcing the customer to contact support manually to correct the error, affecting 9 cases (18.0% of the total). Among these points, a quick-win improvement opportunity stands out relating to the absence of document delivery status notifications via post, which accounts for 8.0% of cases and can be addressed immediately by activating a proactive SMS or email notification containing a shipment tracking link as soon as the document is dispatched. The following is a detailed presentation of all identified friction points, their root causes, and the proposed improvement actions:</w:t>
       </w:r>
     </w:p>
     <w:tbl>
@@ -7641,10 +7773,10 @@
               <w:right w:w="108" w:type="dxa"/>
             </w:tcMar>
             <w:tcBorders>
-              <w:bottom w:val="single" w:sz="4" w:space="0" w:color="CCCCCC"/>
-              <w:left w:val="single" w:sz="4" w:space="0" w:color="CCCCCC"/>
-              <w:right w:val="single" w:sz="4" w:space="0" w:color="CCCCCC"/>
-              <w:top w:val="single" w:sz="4" w:space="0" w:color="CCCCCC"/>
+              <w:right w:val="single" w:sz="4" w:space="0" w:color="CCCCCC"/>
+              <w:top w:val="single" w:sz="4" w:space="0" w:color="CCCCCC"/>
+              <w:bottom w:val="single" w:sz="4" w:space="0" w:color="CCCCCC"/>
+              <w:left w:val="single" w:sz="4" w:space="0" w:color="CCCCCC"/>
             </w:tcBorders>
           </w:tcPr>
           <w:p>
@@ -7675,10 +7807,10 @@
               <w:right w:w="108" w:type="dxa"/>
             </w:tcMar>
             <w:tcBorders>
-              <w:bottom w:val="single" w:sz="4" w:space="0" w:color="CCCCCC"/>
-              <w:left w:val="single" w:sz="4" w:space="0" w:color="CCCCCC"/>
-              <w:right w:val="single" w:sz="4" w:space="0" w:color="CCCCCC"/>
-              <w:top w:val="single" w:sz="4" w:space="0" w:color="CCCCCC"/>
+              <w:right w:val="single" w:sz="4" w:space="0" w:color="CCCCCC"/>
+              <w:top w:val="single" w:sz="4" w:space="0" w:color="CCCCCC"/>
+              <w:bottom w:val="single" w:sz="4" w:space="0" w:color="CCCCCC"/>
+              <w:left w:val="single" w:sz="4" w:space="0" w:color="CCCCCC"/>
             </w:tcBorders>
           </w:tcPr>
           <w:p>
@@ -7709,10 +7841,10 @@
               <w:right w:w="108" w:type="dxa"/>
             </w:tcMar>
             <w:tcBorders>
-              <w:bottom w:val="single" w:sz="4" w:space="0" w:color="CCCCCC"/>
-              <w:left w:val="single" w:sz="4" w:space="0" w:color="CCCCCC"/>
-              <w:right w:val="single" w:sz="4" w:space="0" w:color="CCCCCC"/>
-              <w:top w:val="single" w:sz="4" w:space="0" w:color="CCCCCC"/>
+              <w:right w:val="single" w:sz="4" w:space="0" w:color="CCCCCC"/>
+              <w:top w:val="single" w:sz="4" w:space="0" w:color="CCCCCC"/>
+              <w:bottom w:val="single" w:sz="4" w:space="0" w:color="CCCCCC"/>
+              <w:left w:val="single" w:sz="4" w:space="0" w:color="CCCCCC"/>
             </w:tcBorders>
           </w:tcPr>
           <w:p>
@@ -7743,10 +7875,10 @@
               <w:right w:w="108" w:type="dxa"/>
             </w:tcMar>
             <w:tcBorders>
-              <w:bottom w:val="single" w:sz="4" w:space="0" w:color="CCCCCC"/>
-              <w:left w:val="single" w:sz="4" w:space="0" w:color="CCCCCC"/>
-              <w:right w:val="single" w:sz="4" w:space="0" w:color="CCCCCC"/>
-              <w:top w:val="single" w:sz="4" w:space="0" w:color="CCCCCC"/>
+              <w:right w:val="single" w:sz="4" w:space="0" w:color="CCCCCC"/>
+              <w:top w:val="single" w:sz="4" w:space="0" w:color="CCCCCC"/>
+              <w:bottom w:val="single" w:sz="4" w:space="0" w:color="CCCCCC"/>
+              <w:left w:val="single" w:sz="4" w:space="0" w:color="CCCCCC"/>
             </w:tcBorders>
           </w:tcPr>
           <w:p>
@@ -7779,10 +7911,10 @@
               <w:right w:w="108" w:type="dxa"/>
             </w:tcMar>
             <w:tcBorders>
-              <w:bottom w:val="single" w:sz="4" w:space="0" w:color="CCCCCC"/>
-              <w:left w:val="single" w:sz="4" w:space="0" w:color="CCCCCC"/>
-              <w:right w:val="single" w:sz="4" w:space="0" w:color="CCCCCC"/>
-              <w:top w:val="single" w:sz="4" w:space="0" w:color="CCCCCC"/>
+              <w:right w:val="single" w:sz="4" w:space="0" w:color="CCCCCC"/>
+              <w:top w:val="single" w:sz="4" w:space="0" w:color="CCCCCC"/>
+              <w:bottom w:val="single" w:sz="4" w:space="0" w:color="CCCCCC"/>
+              <w:left w:val="single" w:sz="4" w:space="0" w:color="CCCCCC"/>
             </w:tcBorders>
           </w:tcPr>
           <w:p>
@@ -7798,7 +7930,7 @@
                 <w:sz w:val="20"/>
                 <w:szCs w:val="20"/>
               </w:rPr>
-              <w:t>Vehicle image in the fine notice shows a different vehicle or incorrect plate, or a fine registered against a customer who was not in Fujairah</w:t>
+              <w:t>Vehicle image in the violation notice displays a different vehicle or non-matching plate, forcing the customer to contact support manually to correct the error</w:t>
             </w:r>
           </w:p>
         </w:tc>
@@ -7813,10 +7945,10 @@
               <w:right w:w="108" w:type="dxa"/>
             </w:tcMar>
             <w:tcBorders>
-              <w:bottom w:val="single" w:sz="4" w:space="0" w:color="CCCCCC"/>
-              <w:left w:val="single" w:sz="4" w:space="0" w:color="CCCCCC"/>
-              <w:right w:val="single" w:sz="4" w:space="0" w:color="CCCCCC"/>
-              <w:top w:val="single" w:sz="4" w:space="0" w:color="CCCCCC"/>
+              <w:right w:val="single" w:sz="4" w:space="0" w:color="CCCCCC"/>
+              <w:top w:val="single" w:sz="4" w:space="0" w:color="CCCCCC"/>
+              <w:bottom w:val="single" w:sz="4" w:space="0" w:color="CCCCCC"/>
+              <w:left w:val="single" w:sz="4" w:space="0" w:color="CCCCCC"/>
             </w:tcBorders>
           </w:tcPr>
           <w:p>
@@ -7832,7 +7964,7 @@
                 <w:sz w:val="20"/>
                 <w:szCs w:val="20"/>
               </w:rPr>
-              <w:t>11</w:t>
+              <w:t>9</w:t>
             </w:r>
           </w:p>
         </w:tc>
@@ -7847,10 +7979,10 @@
               <w:right w:w="108" w:type="dxa"/>
             </w:tcMar>
             <w:tcBorders>
-              <w:bottom w:val="single" w:sz="4" w:space="0" w:color="CCCCCC"/>
-              <w:left w:val="single" w:sz="4" w:space="0" w:color="CCCCCC"/>
-              <w:right w:val="single" w:sz="4" w:space="0" w:color="CCCCCC"/>
-              <w:top w:val="single" w:sz="4" w:space="0" w:color="CCCCCC"/>
+              <w:right w:val="single" w:sz="4" w:space="0" w:color="CCCCCC"/>
+              <w:top w:val="single" w:sz="4" w:space="0" w:color="CCCCCC"/>
+              <w:bottom w:val="single" w:sz="4" w:space="0" w:color="CCCCCC"/>
+              <w:left w:val="single" w:sz="4" w:space="0" w:color="CCCCCC"/>
             </w:tcBorders>
           </w:tcPr>
           <w:p>
@@ -7866,7 +7998,7 @@
                 <w:sz w:val="20"/>
                 <w:szCs w:val="20"/>
               </w:rPr>
-              <w:t>Technical platform malfunction</w:t>
+              <w:t>Technical platform defect</w:t>
             </w:r>
           </w:p>
         </w:tc>
@@ -7881,10 +8013,10 @@
               <w:right w:w="108" w:type="dxa"/>
             </w:tcMar>
             <w:tcBorders>
-              <w:bottom w:val="single" w:sz="4" w:space="0" w:color="CCCCCC"/>
-              <w:left w:val="single" w:sz="4" w:space="0" w:color="CCCCCC"/>
-              <w:right w:val="single" w:sz="4" w:space="0" w:color="CCCCCC"/>
-              <w:top w:val="single" w:sz="4" w:space="0" w:color="CCCCCC"/>
+              <w:right w:val="single" w:sz="4" w:space="0" w:color="CCCCCC"/>
+              <w:top w:val="single" w:sz="4" w:space="0" w:color="CCCCCC"/>
+              <w:bottom w:val="single" w:sz="4" w:space="0" w:color="CCCCCC"/>
+              <w:left w:val="single" w:sz="4" w:space="0" w:color="CCCCCC"/>
             </w:tcBorders>
           </w:tcPr>
           <w:p>
@@ -7900,7 +8032,7 @@
                 <w:sz w:val="20"/>
                 <w:szCs w:val="20"/>
               </w:rPr>
-              <w:t>Review and fix the radar plate-matching system, and establish a digital channel for submitting disputed fine complaints with clarification of the procedure for proving absence from Fujairah and the processing duration.</w:t>
+              <w:t>Develop an internal automated system to detect plate mismatches before violation notices are dispatched, and provide a digital channel for submitting objections with photographic evidence attached, without requiring a physical appearance.</w:t>
             </w:r>
           </w:p>
         </w:tc>
@@ -7917,10 +8049,10 @@
               <w:right w:w="108" w:type="dxa"/>
             </w:tcMar>
             <w:tcBorders>
-              <w:bottom w:val="single" w:sz="4" w:space="0" w:color="CCCCCC"/>
-              <w:left w:val="single" w:sz="4" w:space="0" w:color="CCCCCC"/>
-              <w:right w:val="single" w:sz="4" w:space="0" w:color="CCCCCC"/>
-              <w:top w:val="single" w:sz="4" w:space="0" w:color="CCCCCC"/>
+              <w:right w:val="single" w:sz="4" w:space="0" w:color="CCCCCC"/>
+              <w:top w:val="single" w:sz="4" w:space="0" w:color="CCCCCC"/>
+              <w:bottom w:val="single" w:sz="4" w:space="0" w:color="CCCCCC"/>
+              <w:left w:val="single" w:sz="4" w:space="0" w:color="CCCCCC"/>
             </w:tcBorders>
           </w:tcPr>
           <w:p>
@@ -7936,7 +8068,7 @@
                 <w:sz w:val="20"/>
                 <w:szCs w:val="20"/>
               </w:rPr>
-              <w:t>The customer objects to the validity of the fine and there is no clear digital channel for submitting a formal objection</w:t>
+              <w:t>The system does not allow the customer to self-update their phone number, identity data, or licence image, forcing them to contact support to complete the update</w:t>
             </w:r>
           </w:p>
         </w:tc>
@@ -7951,10 +8083,10 @@
               <w:right w:w="108" w:type="dxa"/>
             </w:tcMar>
             <w:tcBorders>
-              <w:bottom w:val="single" w:sz="4" w:space="0" w:color="CCCCCC"/>
-              <w:left w:val="single" w:sz="4" w:space="0" w:color="CCCCCC"/>
-              <w:right w:val="single" w:sz="4" w:space="0" w:color="CCCCCC"/>
-              <w:top w:val="single" w:sz="4" w:space="0" w:color="CCCCCC"/>
+              <w:right w:val="single" w:sz="4" w:space="0" w:color="CCCCCC"/>
+              <w:top w:val="single" w:sz="4" w:space="0" w:color="CCCCCC"/>
+              <w:bottom w:val="single" w:sz="4" w:space="0" w:color="CCCCCC"/>
+              <w:left w:val="single" w:sz="4" w:space="0" w:color="CCCCCC"/>
             </w:tcBorders>
           </w:tcPr>
           <w:p>
@@ -7985,10 +8117,10 @@
               <w:right w:w="108" w:type="dxa"/>
             </w:tcMar>
             <w:tcBorders>
-              <w:bottom w:val="single" w:sz="4" w:space="0" w:color="CCCCCC"/>
-              <w:left w:val="single" w:sz="4" w:space="0" w:color="CCCCCC"/>
-              <w:right w:val="single" w:sz="4" w:space="0" w:color="CCCCCC"/>
-              <w:top w:val="single" w:sz="4" w:space="0" w:color="CCCCCC"/>
+              <w:right w:val="single" w:sz="4" w:space="0" w:color="CCCCCC"/>
+              <w:top w:val="single" w:sz="4" w:space="0" w:color="CCCCCC"/>
+              <w:bottom w:val="single" w:sz="4" w:space="0" w:color="CCCCCC"/>
+              <w:left w:val="single" w:sz="4" w:space="0" w:color="CCCCCC"/>
             </w:tcBorders>
           </w:tcPr>
           <w:p>
@@ -8004,7 +8136,7 @@
                 <w:sz w:val="20"/>
                 <w:szCs w:val="20"/>
               </w:rPr>
-              <w:t>Information missing from the guide</w:t>
+              <w:t>Information available but difficult to access</w:t>
             </w:r>
           </w:p>
         </w:tc>
@@ -8019,10 +8151,10 @@
               <w:right w:w="108" w:type="dxa"/>
             </w:tcMar>
             <w:tcBorders>
-              <w:bottom w:val="single" w:sz="4" w:space="0" w:color="CCCCCC"/>
-              <w:left w:val="single" w:sz="4" w:space="0" w:color="CCCCCC"/>
-              <w:right w:val="single" w:sz="4" w:space="0" w:color="CCCCCC"/>
-              <w:top w:val="single" w:sz="4" w:space="0" w:color="CCCCCC"/>
+              <w:right w:val="single" w:sz="4" w:space="0" w:color="CCCCCC"/>
+              <w:top w:val="single" w:sz="4" w:space="0" w:color="CCCCCC"/>
+              <w:bottom w:val="single" w:sz="4" w:space="0" w:color="CCCCCC"/>
+              <w:left w:val="single" w:sz="4" w:space="0" w:color="CCCCCC"/>
             </w:tcBorders>
           </w:tcPr>
           <w:p>
@@ -8038,7 +8170,7 @@
                 <w:sz w:val="20"/>
                 <w:szCs w:val="20"/>
               </w:rPr>
-              <w:t>Launch a digital fine objection service via the application and website, with step-by-step publication of objection procedures and provision of objection status tracking within the application.</w:t>
+              <w:t>Conduct a technical audit to address self-update gaps in the application, and create a guided pathway within the app clarifying which fields can be edited electronically, with a step-by-step guide for each scenario.</w:t>
             </w:r>
           </w:p>
         </w:tc>
@@ -8055,10 +8187,10 @@
               <w:right w:w="108" w:type="dxa"/>
             </w:tcMar>
             <w:tcBorders>
-              <w:bottom w:val="single" w:sz="4" w:space="0" w:color="CCCCCC"/>
-              <w:left w:val="single" w:sz="4" w:space="0" w:color="CCCCCC"/>
-              <w:right w:val="single" w:sz="4" w:space="0" w:color="CCCCCC"/>
-              <w:top w:val="single" w:sz="4" w:space="0" w:color="CCCCCC"/>
+              <w:right w:val="single" w:sz="4" w:space="0" w:color="CCCCCC"/>
+              <w:top w:val="single" w:sz="4" w:space="0" w:color="CCCCCC"/>
+              <w:bottom w:val="single" w:sz="4" w:space="0" w:color="CCCCCC"/>
+              <w:left w:val="single" w:sz="4" w:space="0" w:color="CCCCCC"/>
             </w:tcBorders>
           </w:tcPr>
           <w:p>
@@ -8074,7 +8206,7 @@
                 <w:sz w:val="20"/>
                 <w:szCs w:val="20"/>
               </w:rPr>
-              <w:t>The customer is unable to update their personal data (phone number, ID, photo) independently and is compelled to contact support</w:t>
+              <w:t>The customer does not receive a notification or tracking link when ownership documents or a licence are dispatched via Emirates Post, and therefore contacts support to check the status</w:t>
             </w:r>
           </w:p>
         </w:tc>
@@ -8089,10 +8221,10 @@
               <w:right w:w="108" w:type="dxa"/>
             </w:tcMar>
             <w:tcBorders>
-              <w:bottom w:val="single" w:sz="4" w:space="0" w:color="CCCCCC"/>
-              <w:left w:val="single" w:sz="4" w:space="0" w:color="CCCCCC"/>
-              <w:right w:val="single" w:sz="4" w:space="0" w:color="CCCCCC"/>
-              <w:top w:val="single" w:sz="4" w:space="0" w:color="CCCCCC"/>
+              <w:right w:val="single" w:sz="4" w:space="0" w:color="CCCCCC"/>
+              <w:top w:val="single" w:sz="4" w:space="0" w:color="CCCCCC"/>
+              <w:bottom w:val="single" w:sz="4" w:space="0" w:color="CCCCCC"/>
+              <w:left w:val="single" w:sz="4" w:space="0" w:color="CCCCCC"/>
             </w:tcBorders>
           </w:tcPr>
           <w:p>
@@ -8108,7 +8240,7 @@
                 <w:sz w:val="20"/>
                 <w:szCs w:val="20"/>
               </w:rPr>
-              <w:t>5</w:t>
+              <w:t>4</w:t>
             </w:r>
           </w:p>
         </w:tc>
@@ -8123,10 +8255,10 @@
               <w:right w:w="108" w:type="dxa"/>
             </w:tcMar>
             <w:tcBorders>
-              <w:bottom w:val="single" w:sz="4" w:space="0" w:color="CCCCCC"/>
-              <w:left w:val="single" w:sz="4" w:space="0" w:color="CCCCCC"/>
-              <w:right w:val="single" w:sz="4" w:space="0" w:color="CCCCCC"/>
-              <w:top w:val="single" w:sz="4" w:space="0" w:color="CCCCCC"/>
+              <w:right w:val="single" w:sz="4" w:space="0" w:color="CCCCCC"/>
+              <w:top w:val="single" w:sz="4" w:space="0" w:color="CCCCCC"/>
+              <w:bottom w:val="single" w:sz="4" w:space="0" w:color="CCCCCC"/>
+              <w:left w:val="single" w:sz="4" w:space="0" w:color="CCCCCC"/>
             </w:tcBorders>
           </w:tcPr>
           <w:p>
@@ -8142,7 +8274,7 @@
                 <w:sz w:val="20"/>
                 <w:szCs w:val="20"/>
               </w:rPr>
-              <w:t>Information exists but is difficult to access</w:t>
+              <w:t>Absence of proactive notification</w:t>
             </w:r>
           </w:p>
         </w:tc>
@@ -8157,10 +8289,10 @@
               <w:right w:w="108" w:type="dxa"/>
             </w:tcMar>
             <w:tcBorders>
-              <w:bottom w:val="single" w:sz="4" w:space="0" w:color="CCCCCC"/>
-              <w:left w:val="single" w:sz="4" w:space="0" w:color="CCCCCC"/>
-              <w:right w:val="single" w:sz="4" w:space="0" w:color="CCCCCC"/>
-              <w:top w:val="single" w:sz="4" w:space="0" w:color="CCCCCC"/>
+              <w:right w:val="single" w:sz="4" w:space="0" w:color="CCCCCC"/>
+              <w:top w:val="single" w:sz="4" w:space="0" w:color="CCCCCC"/>
+              <w:bottom w:val="single" w:sz="4" w:space="0" w:color="CCCCCC"/>
+              <w:left w:val="single" w:sz="4" w:space="0" w:color="CCCCCC"/>
             </w:tcBorders>
           </w:tcPr>
           <w:p>
@@ -8176,7 +8308,7 @@
                 <w:sz w:val="20"/>
                 <w:szCs w:val="20"/>
               </w:rPr>
-              <w:t>Expand the self-update feature in the application to include phone number, ID photo, and personal photo, with publication of an illustrated step-by-step guide and provision of an alternative electronic form when needed.</w:t>
+              <w:t>Implement automated SMS or email notifications containing an Emirates Post tracking link sent as soon as the document is printed and dispatched, including the estimated delivery period for each emirate.</w:t>
             </w:r>
           </w:p>
         </w:tc>
@@ -8193,10 +8325,10 @@
               <w:right w:w="108" w:type="dxa"/>
             </w:tcMar>
             <w:tcBorders>
-              <w:bottom w:val="single" w:sz="4" w:space="0" w:color="CCCCCC"/>
-              <w:left w:val="single" w:sz="4" w:space="0" w:color="CCCCCC"/>
-              <w:right w:val="single" w:sz="4" w:space="0" w:color="CCCCCC"/>
-              <w:top w:val="single" w:sz="4" w:space="0" w:color="CCCCCC"/>
+              <w:right w:val="single" w:sz="4" w:space="0" w:color="CCCCCC"/>
+              <w:top w:val="single" w:sz="4" w:space="0" w:color="CCCCCC"/>
+              <w:bottom w:val="single" w:sz="4" w:space="0" w:color="CCCCCC"/>
+              <w:left w:val="single" w:sz="4" w:space="0" w:color="CCCCCC"/>
             </w:tcBorders>
           </w:tcPr>
           <w:p>
@@ -8212,7 +8344,7 @@
                 <w:sz w:val="20"/>
                 <w:szCs w:val="20"/>
               </w:rPr>
-              <w:t>Non-receipt of vehicle ownership document or driving licence after payment with no tracking or delivery notification</w:t>
+              <w:t>The customer objects to traffic violations due to unclear speed limits or belief in a different tolerance margin, generating recurring objection cases</w:t>
             </w:r>
           </w:p>
         </w:tc>
@@ -8227,10 +8359,10 @@
               <w:right w:w="108" w:type="dxa"/>
             </w:tcMar>
             <w:tcBorders>
-              <w:bottom w:val="single" w:sz="4" w:space="0" w:color="CCCCCC"/>
-              <w:left w:val="single" w:sz="4" w:space="0" w:color="CCCCCC"/>
-              <w:right w:val="single" w:sz="4" w:space="0" w:color="CCCCCC"/>
-              <w:top w:val="single" w:sz="4" w:space="0" w:color="CCCCCC"/>
+              <w:right w:val="single" w:sz="4" w:space="0" w:color="CCCCCC"/>
+              <w:top w:val="single" w:sz="4" w:space="0" w:color="CCCCCC"/>
+              <w:bottom w:val="single" w:sz="4" w:space="0" w:color="CCCCCC"/>
+              <w:left w:val="single" w:sz="4" w:space="0" w:color="CCCCCC"/>
             </w:tcBorders>
           </w:tcPr>
           <w:p>
@@ -8261,10 +8393,10 @@
               <w:right w:w="108" w:type="dxa"/>
             </w:tcMar>
             <w:tcBorders>
-              <w:bottom w:val="single" w:sz="4" w:space="0" w:color="CCCCCC"/>
-              <w:left w:val="single" w:sz="4" w:space="0" w:color="CCCCCC"/>
-              <w:right w:val="single" w:sz="4" w:space="0" w:color="CCCCCC"/>
-              <w:top w:val="single" w:sz="4" w:space="0" w:color="CCCCCC"/>
+              <w:right w:val="single" w:sz="4" w:space="0" w:color="CCCCCC"/>
+              <w:top w:val="single" w:sz="4" w:space="0" w:color="CCCCCC"/>
+              <w:bottom w:val="single" w:sz="4" w:space="0" w:color="CCCCCC"/>
+              <w:left w:val="single" w:sz="4" w:space="0" w:color="CCCCCC"/>
             </w:tcBorders>
           </w:tcPr>
           <w:p>
@@ -8280,7 +8412,7 @@
                 <w:sz w:val="20"/>
                 <w:szCs w:val="20"/>
               </w:rPr>
-              <w:t>Absence of proactive notification</w:t>
+              <w:t>Information missing from the guide</w:t>
             </w:r>
           </w:p>
         </w:tc>
@@ -8295,10 +8427,10 @@
               <w:right w:w="108" w:type="dxa"/>
             </w:tcMar>
             <w:tcBorders>
-              <w:bottom w:val="single" w:sz="4" w:space="0" w:color="CCCCCC"/>
-              <w:left w:val="single" w:sz="4" w:space="0" w:color="CCCCCC"/>
-              <w:right w:val="single" w:sz="4" w:space="0" w:color="CCCCCC"/>
-              <w:top w:val="single" w:sz="4" w:space="0" w:color="CCCCCC"/>
+              <w:right w:val="single" w:sz="4" w:space="0" w:color="CCCCCC"/>
+              <w:top w:val="single" w:sz="4" w:space="0" w:color="CCCCCC"/>
+              <w:bottom w:val="single" w:sz="4" w:space="0" w:color="CCCCCC"/>
+              <w:left w:val="single" w:sz="4" w:space="0" w:color="CCCCCC"/>
             </w:tcBorders>
           </w:tcPr>
           <w:p>
@@ -8314,7 +8446,7 @@
                 <w:sz w:val="20"/>
                 <w:szCs w:val="20"/>
               </w:rPr>
-              <w:t>Activate automatic SMS notifications at each stage of document delivery, and add a 'Where is my document?' self-tracking tool within the application with clarification of the expected receipt duration.</w:t>
+              <w:t>Create a dedicated FAQ section titled 'Speed Limits and Violation Rules in Fujairah' clarifying the approved limits and official tolerance margin, and publish it prominently on the app, website, and in proactive awareness campaigns.</w:t>
             </w:r>
           </w:p>
         </w:tc>
@@ -8331,10 +8463,10 @@
               <w:right w:w="108" w:type="dxa"/>
             </w:tcMar>
             <w:tcBorders>
-              <w:bottom w:val="single" w:sz="4" w:space="0" w:color="CCCCCC"/>
-              <w:left w:val="single" w:sz="4" w:space="0" w:color="CCCCCC"/>
-              <w:right w:val="single" w:sz="4" w:space="0" w:color="CCCCCC"/>
-              <w:top w:val="single" w:sz="4" w:space="0" w:color="CCCCCC"/>
+              <w:right w:val="single" w:sz="4" w:space="0" w:color="CCCCCC"/>
+              <w:top w:val="single" w:sz="4" w:space="0" w:color="CCCCCC"/>
+              <w:bottom w:val="single" w:sz="4" w:space="0" w:color="CCCCCC"/>
+              <w:left w:val="single" w:sz="4" w:space="0" w:color="CCCCCC"/>
             </w:tcBorders>
           </w:tcPr>
           <w:p>
@@ -8350,7 +8482,7 @@
                 <w:sz w:val="20"/>
                 <w:szCs w:val="20"/>
               </w:rPr>
-              <w:t>Lack of clarity on the status of a previously submitted licence renewal or vehicle registration request with no update notification</w:t>
+              <w:t>Absence of automatic status notifications for submitted requests forces customers to open follow-up complaints</w:t>
             </w:r>
           </w:p>
         </w:tc>
@@ -8365,10 +8497,10 @@
               <w:right w:w="108" w:type="dxa"/>
             </w:tcMar>
             <w:tcBorders>
-              <w:bottom w:val="single" w:sz="4" w:space="0" w:color="CCCCCC"/>
-              <w:left w:val="single" w:sz="4" w:space="0" w:color="CCCCCC"/>
-              <w:right w:val="single" w:sz="4" w:space="0" w:color="CCCCCC"/>
-              <w:top w:val="single" w:sz="4" w:space="0" w:color="CCCCCC"/>
+              <w:right w:val="single" w:sz="4" w:space="0" w:color="CCCCCC"/>
+              <w:top w:val="single" w:sz="4" w:space="0" w:color="CCCCCC"/>
+              <w:bottom w:val="single" w:sz="4" w:space="0" w:color="CCCCCC"/>
+              <w:left w:val="single" w:sz="4" w:space="0" w:color="CCCCCC"/>
             </w:tcBorders>
           </w:tcPr>
           <w:p>
@@ -8384,7 +8516,7 @@
                 <w:sz w:val="20"/>
                 <w:szCs w:val="20"/>
               </w:rPr>
-              <w:t>4</w:t>
+              <w:t>3</w:t>
             </w:r>
           </w:p>
         </w:tc>
@@ -8399,10 +8531,10 @@
               <w:right w:w="108" w:type="dxa"/>
             </w:tcMar>
             <w:tcBorders>
-              <w:bottom w:val="single" w:sz="4" w:space="0" w:color="CCCCCC"/>
-              <w:left w:val="single" w:sz="4" w:space="0" w:color="CCCCCC"/>
-              <w:right w:val="single" w:sz="4" w:space="0" w:color="CCCCCC"/>
-              <w:top w:val="single" w:sz="4" w:space="0" w:color="CCCCCC"/>
+              <w:right w:val="single" w:sz="4" w:space="0" w:color="CCCCCC"/>
+              <w:top w:val="single" w:sz="4" w:space="0" w:color="CCCCCC"/>
+              <w:bottom w:val="single" w:sz="4" w:space="0" w:color="CCCCCC"/>
+              <w:left w:val="single" w:sz="4" w:space="0" w:color="CCCCCC"/>
             </w:tcBorders>
           </w:tcPr>
           <w:p>
@@ -8433,10 +8565,10 @@
               <w:right w:w="108" w:type="dxa"/>
             </w:tcMar>
             <w:tcBorders>
-              <w:bottom w:val="single" w:sz="4" w:space="0" w:color="CCCCCC"/>
-              <w:left w:val="single" w:sz="4" w:space="0" w:color="CCCCCC"/>
-              <w:right w:val="single" w:sz="4" w:space="0" w:color="CCCCCC"/>
-              <w:top w:val="single" w:sz="4" w:space="0" w:color="CCCCCC"/>
+              <w:right w:val="single" w:sz="4" w:space="0" w:color="CCCCCC"/>
+              <w:top w:val="single" w:sz="4" w:space="0" w:color="CCCCCC"/>
+              <w:bottom w:val="single" w:sz="4" w:space="0" w:color="CCCCCC"/>
+              <w:left w:val="single" w:sz="4" w:space="0" w:color="CCCCCC"/>
             </w:tcBorders>
           </w:tcPr>
           <w:p>
@@ -8452,7 +8584,7 @@
                 <w:sz w:val="20"/>
                 <w:szCs w:val="20"/>
               </w:rPr>
-              <w:t>Activate automatic notifications upon each update to the request status, and enable self-tracking of request status via the application to reduce the need to contact support.</w:t>
+              <w:t>Implement a real-time request status tracking system with SMS and email notifications at each processing stage, and add automatic escalation triggers when defined timeframes are exceeded without a status update.</w:t>
             </w:r>
           </w:p>
         </w:tc>
@@ -8469,10 +8601,10 @@
               <w:right w:w="108" w:type="dxa"/>
             </w:tcMar>
             <w:tcBorders>
-              <w:bottom w:val="single" w:sz="4" w:space="0" w:color="CCCCCC"/>
-              <w:left w:val="single" w:sz="4" w:space="0" w:color="CCCCCC"/>
-              <w:right w:val="single" w:sz="4" w:space="0" w:color="CCCCCC"/>
-              <w:top w:val="single" w:sz="4" w:space="0" w:color="CCCCCC"/>
+              <w:right w:val="single" w:sz="4" w:space="0" w:color="CCCCCC"/>
+              <w:top w:val="single" w:sz="4" w:space="0" w:color="CCCCCC"/>
+              <w:bottom w:val="single" w:sz="4" w:space="0" w:color="CCCCCC"/>
+              <w:left w:val="single" w:sz="4" w:space="0" w:color="CCCCCC"/>
             </w:tcBorders>
           </w:tcPr>
           <w:p>
@@ -8488,7 +8620,7 @@
                 <w:sz w:val="20"/>
                 <w:szCs w:val="20"/>
               </w:rPr>
-              <w:t>Weapon permit requests remaining pending for months with no status notification or any update to the customer</w:t>
+              <w:t>The customer experiences double fee deductions without service completion, or is unable to register despite meeting the requirements, due to system malfunctions</w:t>
             </w:r>
           </w:p>
         </w:tc>
@@ -8503,10 +8635,10 @@
               <w:right w:w="108" w:type="dxa"/>
             </w:tcMar>
             <w:tcBorders>
-              <w:bottom w:val="single" w:sz="4" w:space="0" w:color="CCCCCC"/>
-              <w:left w:val="single" w:sz="4" w:space="0" w:color="CCCCCC"/>
-              <w:right w:val="single" w:sz="4" w:space="0" w:color="CCCCCC"/>
-              <w:top w:val="single" w:sz="4" w:space="0" w:color="CCCCCC"/>
+              <w:right w:val="single" w:sz="4" w:space="0" w:color="CCCCCC"/>
+              <w:top w:val="single" w:sz="4" w:space="0" w:color="CCCCCC"/>
+              <w:bottom w:val="single" w:sz="4" w:space="0" w:color="CCCCCC"/>
+              <w:left w:val="single" w:sz="4" w:space="0" w:color="CCCCCC"/>
             </w:tcBorders>
           </w:tcPr>
           <w:p>
@@ -8522,7 +8654,7 @@
                 <w:sz w:val="20"/>
                 <w:szCs w:val="20"/>
               </w:rPr>
-              <w:t>3</w:t>
+              <w:t>2</w:t>
             </w:r>
           </w:p>
         </w:tc>
@@ -8537,10 +8669,10 @@
               <w:right w:w="108" w:type="dxa"/>
             </w:tcMar>
             <w:tcBorders>
-              <w:bottom w:val="single" w:sz="4" w:space="0" w:color="CCCCCC"/>
-              <w:left w:val="single" w:sz="4" w:space="0" w:color="CCCCCC"/>
-              <w:right w:val="single" w:sz="4" w:space="0" w:color="CCCCCC"/>
-              <w:top w:val="single" w:sz="4" w:space="0" w:color="CCCCCC"/>
+              <w:right w:val="single" w:sz="4" w:space="0" w:color="CCCCCC"/>
+              <w:top w:val="single" w:sz="4" w:space="0" w:color="CCCCCC"/>
+              <w:bottom w:val="single" w:sz="4" w:space="0" w:color="CCCCCC"/>
+              <w:left w:val="single" w:sz="4" w:space="0" w:color="CCCCCC"/>
             </w:tcBorders>
           </w:tcPr>
           <w:p>
@@ -8556,7 +8688,7 @@
                 <w:sz w:val="20"/>
                 <w:szCs w:val="20"/>
               </w:rPr>
-              <w:t>Absence of proactive notification</w:t>
+              <w:t>Technical platform defect</w:t>
             </w:r>
           </w:p>
         </w:tc>
@@ -8571,10 +8703,10 @@
               <w:right w:w="108" w:type="dxa"/>
             </w:tcMar>
             <w:tcBorders>
-              <w:bottom w:val="single" w:sz="4" w:space="0" w:color="CCCCCC"/>
-              <w:left w:val="single" w:sz="4" w:space="0" w:color="CCCCCC"/>
-              <w:right w:val="single" w:sz="4" w:space="0" w:color="CCCCCC"/>
-              <w:top w:val="single" w:sz="4" w:space="0" w:color="CCCCCC"/>
+              <w:right w:val="single" w:sz="4" w:space="0" w:color="CCCCCC"/>
+              <w:top w:val="single" w:sz="4" w:space="0" w:color="CCCCCC"/>
+              <w:bottom w:val="single" w:sz="4" w:space="0" w:color="CCCCCC"/>
+              <w:left w:val="single" w:sz="4" w:space="0" w:color="CCCCCC"/>
             </w:tcBorders>
           </w:tcPr>
           <w:p>
@@ -8590,7 +8722,7 @@
                 <w:sz w:val="20"/>
                 <w:szCs w:val="20"/>
               </w:rPr>
-              <w:t>Include weapon permit service in the guide with eligibility criteria, required documents, and processing duration, and activate automatic notifications at each review stage with provision of a direct escalation point.</w:t>
+              <w:t>Link the payment system to an automatic refund mechanism upon failure to confirm service completion, and add a digital refund request form in the app with a transparent transaction log enabling the customer to track payment status.</w:t>
             </w:r>
           </w:p>
         </w:tc>
@@ -8607,10 +8739,10 @@
               <w:right w:w="108" w:type="dxa"/>
             </w:tcMar>
             <w:tcBorders>
-              <w:bottom w:val="single" w:sz="4" w:space="0" w:color="CCCCCC"/>
-              <w:left w:val="single" w:sz="4" w:space="0" w:color="CCCCCC"/>
-              <w:right w:val="single" w:sz="4" w:space="0" w:color="CCCCCC"/>
-              <w:top w:val="single" w:sz="4" w:space="0" w:color="CCCCCC"/>
+              <w:right w:val="single" w:sz="4" w:space="0" w:color="CCCCCC"/>
+              <w:bottom w:val="single" w:sz="4" w:space="0" w:color="CCCCCC"/>
+              <w:top w:val="single" w:sz="4" w:space="0" w:color="CCCCCC"/>
+              <w:left w:val="single" w:sz="4" w:space="0" w:color="CCCCCC"/>
             </w:tcBorders>
           </w:tcPr>
           <w:p>
@@ -8626,7 +8758,7 @@
                 <w:sz w:val="20"/>
                 <w:szCs w:val="20"/>
               </w:rPr>
-              <w:t>Fees deducted twice or vehicle registration blocked without clear reason due to a technical system malfunction</w:t>
+              <w:t>The customer submits a weapons licence application and receives no update or response for several months, compelling them to contact support</w:t>
             </w:r>
           </w:p>
         </w:tc>
@@ -8641,9 +8773,9 @@
               <w:right w:w="108" w:type="dxa"/>
             </w:tcMar>
             <w:tcBorders>
-              <w:bottom w:val="single" w:sz="4" w:space="0" w:color="CCCCCC"/>
-              <w:left w:val="single" w:sz="4" w:space="0" w:color="CCCCCC"/>
-              <w:right w:val="single" w:sz="4" w:space="0" w:color="CCCCCC"/>
+              <w:right w:val="single" w:sz="4" w:space="0" w:color="CCCCCC"/>
+              <w:bottom w:val="single" w:sz="4" w:space="0" w:color="CCCCCC"/>
+              <w:left w:val="single" w:sz="4" w:space="0" w:color="CCCCCC"/>
               <w:top w:val="single" w:sz="4" w:space="0" w:color="CCCCCC"/>
             </w:tcBorders>
           </w:tcPr>
@@ -8660,7 +8792,7 @@
                 <w:sz w:val="20"/>
                 <w:szCs w:val="20"/>
               </w:rPr>
-              <w:t>2</w:t>
+              <w:t>1</w:t>
             </w:r>
           </w:p>
         </w:tc>
@@ -8675,9 +8807,9 @@
               <w:right w:w="108" w:type="dxa"/>
             </w:tcMar>
             <w:tcBorders>
-              <w:bottom w:val="single" w:sz="4" w:space="0" w:color="CCCCCC"/>
-              <w:left w:val="single" w:sz="4" w:space="0" w:color="CCCCCC"/>
-              <w:right w:val="single" w:sz="4" w:space="0" w:color="CCCCCC"/>
+              <w:right w:val="single" w:sz="4" w:space="0" w:color="CCCCCC"/>
+              <w:bottom w:val="single" w:sz="4" w:space="0" w:color="CCCCCC"/>
+              <w:left w:val="single" w:sz="4" w:space="0" w:color="CCCCCC"/>
               <w:top w:val="single" w:sz="4" w:space="0" w:color="CCCCCC"/>
             </w:tcBorders>
           </w:tcPr>
@@ -8694,7 +8826,7 @@
                 <w:sz w:val="20"/>
                 <w:szCs w:val="20"/>
               </w:rPr>
-              <w:t>Technical platform malfunction</w:t>
+              <w:t>Absence of proactive notification</w:t>
             </w:r>
           </w:p>
         </w:tc>
@@ -8709,9 +8841,9 @@
               <w:right w:w="108" w:type="dxa"/>
             </w:tcMar>
             <w:tcBorders>
-              <w:bottom w:val="single" w:sz="4" w:space="0" w:color="CCCCCC"/>
-              <w:left w:val="single" w:sz="4" w:space="0" w:color="CCCCCC"/>
-              <w:right w:val="single" w:sz="4" w:space="0" w:color="CCCCCC"/>
+              <w:right w:val="single" w:sz="4" w:space="0" w:color="CCCCCC"/>
+              <w:bottom w:val="single" w:sz="4" w:space="0" w:color="CCCCCC"/>
+              <w:left w:val="single" w:sz="4" w:space="0" w:color="CCCCCC"/>
               <w:top w:val="single" w:sz="4" w:space="0" w:color="CCCCCC"/>
             </w:tcBorders>
           </w:tcPr>
@@ -8728,145 +8860,7 @@
                 <w:sz w:val="20"/>
                 <w:szCs w:val="20"/>
               </w:rPr>
-              <w:t>Establish a digital channel for refund requests within the application, send an automatic SMS payment confirmation for each financial transaction, and provide a clear technical escalation path via chatbot.</w:t>
-            </w:r>
-          </w:p>
-        </w:tc>
-      </w:tr>
-      <w:tr>
-        <w:tc>
-          <w:tcPr>
-            <w:tcW w:type="dxa" w:w="2340"/>
-            <w:shd w:val="clear" w:color="auto" w:fill="D9D9D9"/>
-            <w:tcMar>
-              <w:top w:w="60" w:type="dxa"/>
-              <w:bottom w:w="60" w:type="dxa"/>
-              <w:left w:w="108" w:type="dxa"/>
-              <w:right w:w="108" w:type="dxa"/>
-            </w:tcMar>
-            <w:tcBorders>
-              <w:bottom w:val="single" w:sz="4" w:space="0" w:color="CCCCCC"/>
-              <w:left w:val="single" w:sz="4" w:space="0" w:color="CCCCCC"/>
-              <w:right w:val="single" w:sz="4" w:space="0" w:color="CCCCCC"/>
-              <w:top w:val="single" w:sz="4" w:space="0" w:color="CCCCCC"/>
-            </w:tcBorders>
-          </w:tcPr>
-          <w:p>
-            <w:pPr>
-              <w:spacing w:before="60" w:after="60"/>
-              <w:jc w:val="left"/>
-            </w:pPr>
-            <w:r>
-              <w:rPr>
-                <w:rFonts w:ascii="Calibri" w:hAnsi="Calibri" w:eastAsia="Calibri" w:cs="Calibri"/>
-                <w:b w:val="0"/>
-                <w:color w:val="000000"/>
-                <w:sz w:val="20"/>
-                <w:szCs w:val="20"/>
-              </w:rPr>
-              <w:t>The customer made an error selecting the plate type or service during payment due to an unclear application interface</w:t>
-            </w:r>
-          </w:p>
-        </w:tc>
-        <w:tc>
-          <w:tcPr>
-            <w:tcW w:type="dxa" w:w="2340"/>
-            <w:shd w:val="clear" w:color="auto" w:fill="D9D9D9"/>
-            <w:tcMar>
-              <w:top w:w="60" w:type="dxa"/>
-              <w:bottom w:w="60" w:type="dxa"/>
-              <w:left w:w="108" w:type="dxa"/>
-              <w:right w:w="108" w:type="dxa"/>
-            </w:tcMar>
-            <w:tcBorders>
-              <w:bottom w:val="single" w:sz="4" w:space="0" w:color="CCCCCC"/>
-              <w:left w:val="single" w:sz="4" w:space="0" w:color="CCCCCC"/>
-              <w:right w:val="single" w:sz="4" w:space="0" w:color="CCCCCC"/>
-              <w:top w:val="single" w:sz="4" w:space="0" w:color="CCCCCC"/>
-            </w:tcBorders>
-          </w:tcPr>
-          <w:p>
-            <w:pPr>
-              <w:spacing w:before="60" w:after="60"/>
-              <w:jc w:val="left"/>
-            </w:pPr>
-            <w:r>
-              <w:rPr>
-                <w:rFonts w:ascii="Calibri" w:hAnsi="Calibri" w:eastAsia="Calibri" w:cs="Calibri"/>
-                <w:b w:val="0"/>
-                <w:color w:val="000000"/>
-                <w:sz w:val="20"/>
-                <w:szCs w:val="20"/>
-              </w:rPr>
-              <w:t>2</w:t>
-            </w:r>
-          </w:p>
-        </w:tc>
-        <w:tc>
-          <w:tcPr>
-            <w:tcW w:type="dxa" w:w="2340"/>
-            <w:shd w:val="clear" w:color="auto" w:fill="D9D9D9"/>
-            <w:tcMar>
-              <w:top w:w="60" w:type="dxa"/>
-              <w:bottom w:w="60" w:type="dxa"/>
-              <w:left w:w="108" w:type="dxa"/>
-              <w:right w:w="108" w:type="dxa"/>
-            </w:tcMar>
-            <w:tcBorders>
-              <w:bottom w:val="single" w:sz="4" w:space="0" w:color="CCCCCC"/>
-              <w:left w:val="single" w:sz="4" w:space="0" w:color="CCCCCC"/>
-              <w:right w:val="single" w:sz="4" w:space="0" w:color="CCCCCC"/>
-              <w:top w:val="single" w:sz="4" w:space="0" w:color="CCCCCC"/>
-            </w:tcBorders>
-          </w:tcPr>
-          <w:p>
-            <w:pPr>
-              <w:spacing w:before="60" w:after="60"/>
-              <w:jc w:val="left"/>
-            </w:pPr>
-            <w:r>
-              <w:rPr>
-                <w:rFonts w:ascii="Calibri" w:hAnsi="Calibri" w:eastAsia="Calibri" w:cs="Calibri"/>
-                <w:b w:val="0"/>
-                <w:color w:val="000000"/>
-                <w:sz w:val="20"/>
-                <w:szCs w:val="20"/>
-              </w:rPr>
-              <w:t>Information missing from the guide</w:t>
-            </w:r>
-          </w:p>
-        </w:tc>
-        <w:tc>
-          <w:tcPr>
-            <w:tcW w:type="dxa" w:w="2340"/>
-            <w:shd w:val="clear" w:color="auto" w:fill="D9D9D9"/>
-            <w:tcMar>
-              <w:top w:w="60" w:type="dxa"/>
-              <w:bottom w:w="60" w:type="dxa"/>
-              <w:left w:w="108" w:type="dxa"/>
-              <w:right w:w="108" w:type="dxa"/>
-            </w:tcMar>
-            <w:tcBorders>
-              <w:bottom w:val="single" w:sz="4" w:space="0" w:color="CCCCCC"/>
-              <w:left w:val="single" w:sz="4" w:space="0" w:color="CCCCCC"/>
-              <w:right w:val="single" w:sz="4" w:space="0" w:color="CCCCCC"/>
-              <w:top w:val="single" w:sz="4" w:space="0" w:color="CCCCCC"/>
-            </w:tcBorders>
-          </w:tcPr>
-          <w:p>
-            <w:pPr>
-              <w:spacing w:before="60" w:after="60"/>
-              <w:jc w:val="left"/>
-            </w:pPr>
-            <w:r>
-              <w:rPr>
-                <w:rFonts w:ascii="Calibri" w:hAnsi="Calibri" w:eastAsia="Calibri" w:cs="Calibri"/>
-                <w:b w:val="0"/>
-                <w:color w:val="000000"/>
-                <w:sz w:val="20"/>
-                <w:szCs w:val="20"/>
-              </w:rPr>
-              <w:t>Add confirmation screens displaying a complete summary before completing payment, and publish visual step-by-step guides for common payment transactions with explanatory tooltips at decision points within the application.</w:t>
+              <w:t>Add the 'Weapons Licence Application' service in full to the procedural guide with SMS notifications linked to processing stages, and create a secure electronic portal via UAE Pass for viewing the status of sensitive applications.</w:t>
             </w:r>
           </w:p>
         </w:tc>
@@ -8886,7 +8880,7 @@
           <w:sz w:val="32"/>
           <w:szCs w:val="32"/>
         </w:rPr>
-        <w:t>Fifth: Analysis Three — Digital Gaps Analysis</w:t>
+        <w:t>Section Five: Analysis Three — Digital Gaps Analysis</w:t>
       </w:r>
       <w:bookmarkStart w:id="15" w:name="_Toc000000015"/>
       <w:bookmarkEnd w:id="15"/>
@@ -8906,7 +8900,7 @@
           <w:szCs w:val="24"/>
           <w:u w:val="none"/>
         </w:rPr>
-        <w:t>Why do problems persist despite the availability of the application and website? Data from the period January to December 2025 reveals that 94.0% of cases were submitted via digital channels (application/website), while 86.5% of cases arose in a directly digital context, confirming that the problem is not the absence of digital channels but the absence of the correct functions within them. Six critical gaps and 2 high-severity gaps were identified, the most prominent being 'disputed traffic fines — different vehicle image or absence from Fujairah' with 11 cases, and 11 cases (22.0% of the total) can be deflected via a proactive SMS/email notification without any infrastructure change.</w:t>
+        <w:t>Why do problems persist despite the availability of the app and website? Data reveals that 94.0% of cases were directed through digital channels (app/website), and that 86.2% of cases originated in a digital context (app/website), confirming that the challenge lies not in the absence of these channels but in the absence of the correct functions within them. Five critical-severity gaps and 2 high-severity gaps were identified, the most prominent being the gap of 'disputed traffic violations — vehicle image in violation notice displays a different vehicle or non-matching plate' with 11 cases, while 10 cases (20.0% of total) can be deflected via proactive SMS/email notification without any infrastructure changes.</w:t>
       </w:r>
     </w:p>
     <w:p>
@@ -8954,10 +8948,10 @@
               <w:right w:w="108" w:type="dxa"/>
             </w:tcMar>
             <w:tcBorders>
-              <w:bottom w:val="single" w:sz="4" w:space="0" w:color="CCCCCC"/>
-              <w:left w:val="single" w:sz="4" w:space="0" w:color="CCCCCC"/>
-              <w:right w:val="single" w:sz="4" w:space="0" w:color="CCCCCC"/>
-              <w:top w:val="single" w:sz="4" w:space="0" w:color="CCCCCC"/>
+              <w:right w:val="single" w:sz="4" w:space="0" w:color="CCCCCC"/>
+              <w:top w:val="single" w:sz="4" w:space="0" w:color="CCCCCC"/>
+              <w:bottom w:val="single" w:sz="4" w:space="0" w:color="CCCCCC"/>
+              <w:left w:val="single" w:sz="4" w:space="0" w:color="CCCCCC"/>
             </w:tcBorders>
           </w:tcPr>
           <w:p>
@@ -8988,10 +8982,10 @@
               <w:right w:w="108" w:type="dxa"/>
             </w:tcMar>
             <w:tcBorders>
-              <w:bottom w:val="single" w:sz="4" w:space="0" w:color="CCCCCC"/>
-              <w:left w:val="single" w:sz="4" w:space="0" w:color="CCCCCC"/>
-              <w:right w:val="single" w:sz="4" w:space="0" w:color="CCCCCC"/>
-              <w:top w:val="single" w:sz="4" w:space="0" w:color="CCCCCC"/>
+              <w:right w:val="single" w:sz="4" w:space="0" w:color="CCCCCC"/>
+              <w:top w:val="single" w:sz="4" w:space="0" w:color="CCCCCC"/>
+              <w:bottom w:val="single" w:sz="4" w:space="0" w:color="CCCCCC"/>
+              <w:left w:val="single" w:sz="4" w:space="0" w:color="CCCCCC"/>
             </w:tcBorders>
           </w:tcPr>
           <w:p>
@@ -9022,10 +9016,10 @@
               <w:right w:w="108" w:type="dxa"/>
             </w:tcMar>
             <w:tcBorders>
-              <w:bottom w:val="single" w:sz="4" w:space="0" w:color="CCCCCC"/>
-              <w:left w:val="single" w:sz="4" w:space="0" w:color="CCCCCC"/>
-              <w:right w:val="single" w:sz="4" w:space="0" w:color="CCCCCC"/>
-              <w:top w:val="single" w:sz="4" w:space="0" w:color="CCCCCC"/>
+              <w:right w:val="single" w:sz="4" w:space="0" w:color="CCCCCC"/>
+              <w:top w:val="single" w:sz="4" w:space="0" w:color="CCCCCC"/>
+              <w:bottom w:val="single" w:sz="4" w:space="0" w:color="CCCCCC"/>
+              <w:left w:val="single" w:sz="4" w:space="0" w:color="CCCCCC"/>
             </w:tcBorders>
           </w:tcPr>
           <w:p>
@@ -9056,10 +9050,10 @@
               <w:right w:w="108" w:type="dxa"/>
             </w:tcMar>
             <w:tcBorders>
-              <w:bottom w:val="single" w:sz="4" w:space="0" w:color="CCCCCC"/>
-              <w:left w:val="single" w:sz="4" w:space="0" w:color="CCCCCC"/>
-              <w:right w:val="single" w:sz="4" w:space="0" w:color="CCCCCC"/>
-              <w:top w:val="single" w:sz="4" w:space="0" w:color="CCCCCC"/>
+              <w:right w:val="single" w:sz="4" w:space="0" w:color="CCCCCC"/>
+              <w:top w:val="single" w:sz="4" w:space="0" w:color="CCCCCC"/>
+              <w:bottom w:val="single" w:sz="4" w:space="0" w:color="CCCCCC"/>
+              <w:left w:val="single" w:sz="4" w:space="0" w:color="CCCCCC"/>
             </w:tcBorders>
           </w:tcPr>
           <w:p>
@@ -9075,7 +9069,7 @@
                 <w:sz w:val="20"/>
                 <w:szCs w:val="20"/>
               </w:rPr>
-              <w:t>Current Application / Website Status</w:t>
+              <w:t>Current App / Website Status</w:t>
             </w:r>
           </w:p>
         </w:tc>
@@ -9090,10 +9084,10 @@
               <w:right w:w="108" w:type="dxa"/>
             </w:tcMar>
             <w:tcBorders>
-              <w:bottom w:val="single" w:sz="4" w:space="0" w:color="CCCCCC"/>
-              <w:left w:val="single" w:sz="4" w:space="0" w:color="CCCCCC"/>
-              <w:right w:val="single" w:sz="4" w:space="0" w:color="CCCCCC"/>
-              <w:top w:val="single" w:sz="4" w:space="0" w:color="CCCCCC"/>
+              <w:right w:val="single" w:sz="4" w:space="0" w:color="CCCCCC"/>
+              <w:top w:val="single" w:sz="4" w:space="0" w:color="CCCCCC"/>
+              <w:bottom w:val="single" w:sz="4" w:space="0" w:color="CCCCCC"/>
+              <w:left w:val="single" w:sz="4" w:space="0" w:color="CCCCCC"/>
             </w:tcBorders>
           </w:tcPr>
           <w:p>
@@ -9124,10 +9118,10 @@
               <w:right w:w="108" w:type="dxa"/>
             </w:tcMar>
             <w:tcBorders>
-              <w:bottom w:val="single" w:sz="4" w:space="0" w:color="CCCCCC"/>
-              <w:left w:val="single" w:sz="4" w:space="0" w:color="CCCCCC"/>
-              <w:right w:val="single" w:sz="4" w:space="0" w:color="CCCCCC"/>
-              <w:top w:val="single" w:sz="4" w:space="0" w:color="CCCCCC"/>
+              <w:right w:val="single" w:sz="4" w:space="0" w:color="CCCCCC"/>
+              <w:top w:val="single" w:sz="4" w:space="0" w:color="CCCCCC"/>
+              <w:bottom w:val="single" w:sz="4" w:space="0" w:color="CCCCCC"/>
+              <w:left w:val="single" w:sz="4" w:space="0" w:color="CCCCCC"/>
             </w:tcBorders>
           </w:tcPr>
           <w:p>
@@ -9160,10 +9154,10 @@
               <w:right w:w="108" w:type="dxa"/>
             </w:tcMar>
             <w:tcBorders>
-              <w:bottom w:val="single" w:sz="4" w:space="0" w:color="CCCCCC"/>
-              <w:left w:val="single" w:sz="4" w:space="0" w:color="CCCCCC"/>
-              <w:right w:val="single" w:sz="4" w:space="0" w:color="CCCCCC"/>
-              <w:top w:val="single" w:sz="4" w:space="0" w:color="CCCCCC"/>
+              <w:right w:val="single" w:sz="4" w:space="0" w:color="CCCCCC"/>
+              <w:top w:val="single" w:sz="4" w:space="0" w:color="CCCCCC"/>
+              <w:bottom w:val="single" w:sz="4" w:space="0" w:color="CCCCCC"/>
+              <w:left w:val="single" w:sz="4" w:space="0" w:color="CCCCCC"/>
             </w:tcBorders>
           </w:tcPr>
           <w:p>
@@ -9179,7 +9173,7 @@
                 <w:sz w:val="20"/>
                 <w:szCs w:val="20"/>
               </w:rPr>
-              <w:t>Disputed Traffic Fines — Different Vehicle Image or Absence from Fujairah</w:t>
+              <w:t>Disputed traffic violations — vehicle image in violation notice displays a different vehicle or non-matching plate</w:t>
             </w:r>
           </w:p>
         </w:tc>
@@ -9194,10 +9188,10 @@
               <w:right w:w="108" w:type="dxa"/>
             </w:tcMar>
             <w:tcBorders>
-              <w:bottom w:val="single" w:sz="4" w:space="0" w:color="CCCCCC"/>
-              <w:left w:val="single" w:sz="4" w:space="0" w:color="CCCCCC"/>
-              <w:right w:val="single" w:sz="4" w:space="0" w:color="CCCCCC"/>
-              <w:top w:val="single" w:sz="4" w:space="0" w:color="CCCCCC"/>
+              <w:right w:val="single" w:sz="4" w:space="0" w:color="CCCCCC"/>
+              <w:top w:val="single" w:sz="4" w:space="0" w:color="CCCCCC"/>
+              <w:bottom w:val="single" w:sz="4" w:space="0" w:color="CCCCCC"/>
+              <w:left w:val="single" w:sz="4" w:space="0" w:color="CCCCCC"/>
             </w:tcBorders>
           </w:tcPr>
           <w:p>
@@ -9228,10 +9222,10 @@
               <w:right w:w="108" w:type="dxa"/>
             </w:tcMar>
             <w:tcBorders>
-              <w:bottom w:val="single" w:sz="4" w:space="0" w:color="CCCCCC"/>
-              <w:left w:val="single" w:sz="4" w:space="0" w:color="CCCCCC"/>
-              <w:right w:val="single" w:sz="4" w:space="0" w:color="CCCCCC"/>
-              <w:top w:val="single" w:sz="4" w:space="0" w:color="CCCCCC"/>
+              <w:right w:val="single" w:sz="4" w:space="0" w:color="CCCCCC"/>
+              <w:top w:val="single" w:sz="4" w:space="0" w:color="CCCCCC"/>
+              <w:bottom w:val="single" w:sz="4" w:space="0" w:color="CCCCCC"/>
+              <w:left w:val="single" w:sz="4" w:space="0" w:color="CCCCCC"/>
             </w:tcBorders>
           </w:tcPr>
           <w:p>
@@ -9262,10 +9256,10 @@
               <w:right w:w="108" w:type="dxa"/>
             </w:tcMar>
             <w:tcBorders>
-              <w:bottom w:val="single" w:sz="4" w:space="0" w:color="CCCCCC"/>
-              <w:left w:val="single" w:sz="4" w:space="0" w:color="CCCCCC"/>
-              <w:right w:val="single" w:sz="4" w:space="0" w:color="CCCCCC"/>
-              <w:top w:val="single" w:sz="4" w:space="0" w:color="CCCCCC"/>
+              <w:right w:val="single" w:sz="4" w:space="0" w:color="CCCCCC"/>
+              <w:top w:val="single" w:sz="4" w:space="0" w:color="CCCCCC"/>
+              <w:bottom w:val="single" w:sz="4" w:space="0" w:color="CCCCCC"/>
+              <w:left w:val="single" w:sz="4" w:space="0" w:color="CCCCCC"/>
             </w:tcBorders>
           </w:tcPr>
           <w:p>
@@ -9281,7 +9275,7 @@
                 <w:sz w:val="20"/>
                 <w:szCs w:val="20"/>
               </w:rPr>
-              <w:t>Objection service is available via service centres only (07:30–15:30); there is no digital channel for submitting a disputed fine complaint or uploading evidentiary images, and no content explaining how to prove absence from Fujairah.</w:t>
+              <w:t>The guide offers a traffic objection service via service centres only; there is no digital channel for submitting an objection or attaching photographic evidence proving plate mismatch.</w:t>
             </w:r>
           </w:p>
         </w:tc>
@@ -9296,10 +9290,10 @@
               <w:right w:w="108" w:type="dxa"/>
             </w:tcMar>
             <w:tcBorders>
-              <w:bottom w:val="single" w:sz="4" w:space="0" w:color="CCCCCC"/>
-              <w:left w:val="single" w:sz="4" w:space="0" w:color="CCCCCC"/>
-              <w:right w:val="single" w:sz="4" w:space="0" w:color="CCCCCC"/>
-              <w:top w:val="single" w:sz="4" w:space="0" w:color="CCCCCC"/>
+              <w:right w:val="single" w:sz="4" w:space="0" w:color="CCCCCC"/>
+              <w:top w:val="single" w:sz="4" w:space="0" w:color="CCCCCC"/>
+              <w:bottom w:val="single" w:sz="4" w:space="0" w:color="CCCCCC"/>
+              <w:left w:val="single" w:sz="4" w:space="0" w:color="CCCCCC"/>
             </w:tcBorders>
           </w:tcPr>
           <w:p>
@@ -9315,7 +9309,7 @@
                 <w:sz w:val="20"/>
                 <w:szCs w:val="20"/>
               </w:rPr>
-              <w:t>Missing content + absence of digital channel</w:t>
+              <w:t>Missing content + absence of digital objection channel</w:t>
             </w:r>
           </w:p>
         </w:tc>
@@ -9330,10 +9324,10 @@
               <w:right w:w="108" w:type="dxa"/>
             </w:tcMar>
             <w:tcBorders>
-              <w:bottom w:val="single" w:sz="4" w:space="0" w:color="CCCCCC"/>
-              <w:left w:val="single" w:sz="4" w:space="0" w:color="CCCCCC"/>
-              <w:right w:val="single" w:sz="4" w:space="0" w:color="CCCCCC"/>
-              <w:top w:val="single" w:sz="4" w:space="0" w:color="CCCCCC"/>
+              <w:right w:val="single" w:sz="4" w:space="0" w:color="CCCCCC"/>
+              <w:top w:val="single" w:sz="4" w:space="0" w:color="CCCCCC"/>
+              <w:bottom w:val="single" w:sz="4" w:space="0" w:color="CCCCCC"/>
+              <w:left w:val="single" w:sz="4" w:space="0" w:color="CCCCCC"/>
             </w:tcBorders>
           </w:tcPr>
           <w:p>
@@ -9349,7 +9343,7 @@
                 <w:sz w:val="20"/>
                 <w:szCs w:val="20"/>
               </w:rPr>
-              <w:t>Establish a digital channel for submitting disputed fine complaints with image upload, and add a FAQ explaining the procedures for proving absence and correcting radar data.</w:t>
+              <w:t>Create a digital channel for objecting to violations and add FAQs about errors in evidence images, and develop an automated internal system to detect plate mismatches before violation notices are dispatched.</w:t>
             </w:r>
           </w:p>
         </w:tc>
@@ -9366,10 +9360,10 @@
               <w:right w:w="108" w:type="dxa"/>
             </w:tcMar>
             <w:tcBorders>
-              <w:bottom w:val="single" w:sz="4" w:space="0" w:color="CCCCCC"/>
-              <w:left w:val="single" w:sz="4" w:space="0" w:color="CCCCCC"/>
-              <w:right w:val="single" w:sz="4" w:space="0" w:color="CCCCCC"/>
-              <w:top w:val="single" w:sz="4" w:space="0" w:color="CCCCCC"/>
+              <w:right w:val="single" w:sz="4" w:space="0" w:color="CCCCCC"/>
+              <w:top w:val="single" w:sz="4" w:space="0" w:color="CCCCCC"/>
+              <w:bottom w:val="single" w:sz="4" w:space="0" w:color="CCCCCC"/>
+              <w:left w:val="single" w:sz="4" w:space="0" w:color="CCCCCC"/>
             </w:tcBorders>
           </w:tcPr>
           <w:p>
@@ -9385,7 +9379,7 @@
                 <w:sz w:val="20"/>
                 <w:szCs w:val="20"/>
               </w:rPr>
-              <w:t>Traffic Fine Objections — Absence of a Digital Channel for Submitting a Formal Objection</w:t>
+              <w:t>Data update in the traffic system — customer inability to self-update data via the app</w:t>
             </w:r>
           </w:p>
         </w:tc>
@@ -9400,10 +9394,10 @@
               <w:right w:w="108" w:type="dxa"/>
             </w:tcMar>
             <w:tcBorders>
-              <w:bottom w:val="single" w:sz="4" w:space="0" w:color="CCCCCC"/>
-              <w:left w:val="single" w:sz="4" w:space="0" w:color="CCCCCC"/>
-              <w:right w:val="single" w:sz="4" w:space="0" w:color="CCCCCC"/>
-              <w:top w:val="single" w:sz="4" w:space="0" w:color="CCCCCC"/>
+              <w:right w:val="single" w:sz="4" w:space="0" w:color="CCCCCC"/>
+              <w:top w:val="single" w:sz="4" w:space="0" w:color="CCCCCC"/>
+              <w:bottom w:val="single" w:sz="4" w:space="0" w:color="CCCCCC"/>
+              <w:left w:val="single" w:sz="4" w:space="0" w:color="CCCCCC"/>
             </w:tcBorders>
           </w:tcPr>
           <w:p>
@@ -9434,10 +9428,10 @@
               <w:right w:w="108" w:type="dxa"/>
             </w:tcMar>
             <w:tcBorders>
-              <w:bottom w:val="single" w:sz="4" w:space="0" w:color="CCCCCC"/>
-              <w:left w:val="single" w:sz="4" w:space="0" w:color="CCCCCC"/>
-              <w:right w:val="single" w:sz="4" w:space="0" w:color="CCCCCC"/>
-              <w:top w:val="single" w:sz="4" w:space="0" w:color="CCCCCC"/>
+              <w:right w:val="single" w:sz="4" w:space="0" w:color="CCCCCC"/>
+              <w:top w:val="single" w:sz="4" w:space="0" w:color="CCCCCC"/>
+              <w:bottom w:val="single" w:sz="4" w:space="0" w:color="CCCCCC"/>
+              <w:left w:val="single" w:sz="4" w:space="0" w:color="CCCCCC"/>
             </w:tcBorders>
           </w:tcPr>
           <w:p>
@@ -9468,10 +9462,10 @@
               <w:right w:w="108" w:type="dxa"/>
             </w:tcMar>
             <w:tcBorders>
-              <w:bottom w:val="single" w:sz="4" w:space="0" w:color="CCCCCC"/>
-              <w:left w:val="single" w:sz="4" w:space="0" w:color="CCCCCC"/>
-              <w:right w:val="single" w:sz="4" w:space="0" w:color="CCCCCC"/>
-              <w:top w:val="single" w:sz="4" w:space="0" w:color="CCCCCC"/>
+              <w:right w:val="single" w:sz="4" w:space="0" w:color="CCCCCC"/>
+              <w:top w:val="single" w:sz="4" w:space="0" w:color="CCCCCC"/>
+              <w:bottom w:val="single" w:sz="4" w:space="0" w:color="CCCCCC"/>
+              <w:left w:val="single" w:sz="4" w:space="0" w:color="CCCCCC"/>
             </w:tcBorders>
           </w:tcPr>
           <w:p>
@@ -9487,7 +9481,7 @@
                 <w:sz w:val="20"/>
                 <w:szCs w:val="20"/>
               </w:rPr>
-              <w:t>Formal objection is available via service centres only with paper forms; there is no digital pathway in the MOI application or Fujairah Police website for submitting an objection or tracking its status.</w:t>
+              <w:t>The MOI app and website theoretically support licence and ownership card data amendment for a fee of AED 100; however, key fields such as phone number and licence image cannot be self-updated, forcing the customer to contact support.</w:t>
             </w:r>
           </w:p>
         </w:tc>
@@ -9502,10 +9496,10 @@
               <w:right w:w="108" w:type="dxa"/>
             </w:tcMar>
             <w:tcBorders>
-              <w:bottom w:val="single" w:sz="4" w:space="0" w:color="CCCCCC"/>
-              <w:left w:val="single" w:sz="4" w:space="0" w:color="CCCCCC"/>
-              <w:right w:val="single" w:sz="4" w:space="0" w:color="CCCCCC"/>
-              <w:top w:val="single" w:sz="4" w:space="0" w:color="CCCCCC"/>
+              <w:right w:val="single" w:sz="4" w:space="0" w:color="CCCCCC"/>
+              <w:top w:val="single" w:sz="4" w:space="0" w:color="CCCCCC"/>
+              <w:bottom w:val="single" w:sz="4" w:space="0" w:color="CCCCCC"/>
+              <w:left w:val="single" w:sz="4" w:space="0" w:color="CCCCCC"/>
             </w:tcBorders>
           </w:tcPr>
           <w:p>
@@ -9521,7 +9515,7 @@
                 <w:sz w:val="20"/>
                 <w:szCs w:val="20"/>
               </w:rPr>
-              <w:t>Absence of digital channel + non-streamlined procedure</w:t>
+              <w:t>Unclear information + functional platform gap</w:t>
             </w:r>
           </w:p>
         </w:tc>
@@ -9536,10 +9530,10 @@
               <w:right w:w="108" w:type="dxa"/>
             </w:tcMar>
             <w:tcBorders>
-              <w:bottom w:val="single" w:sz="4" w:space="0" w:color="CCCCCC"/>
-              <w:left w:val="single" w:sz="4" w:space="0" w:color="CCCCCC"/>
-              <w:right w:val="single" w:sz="4" w:space="0" w:color="CCCCCC"/>
-              <w:top w:val="single" w:sz="4" w:space="0" w:color="CCCCCC"/>
+              <w:right w:val="single" w:sz="4" w:space="0" w:color="CCCCCC"/>
+              <w:top w:val="single" w:sz="4" w:space="0" w:color="CCCCCC"/>
+              <w:bottom w:val="single" w:sz="4" w:space="0" w:color="CCCCCC"/>
+              <w:left w:val="single" w:sz="4" w:space="0" w:color="CCCCCC"/>
             </w:tcBorders>
           </w:tcPr>
           <w:p>
@@ -9555,7 +9549,7 @@
                 <w:sz w:val="20"/>
                 <w:szCs w:val="20"/>
               </w:rPr>
-              <w:t>Launch a digital objection service via the MOI application and Fujairah Police website, with objection status tracking and a FAQ clarifying required documents and timeline.</w:t>
+              <w:t>Conduct a technical audit to address self-update gaps in the app, and update the guide to clarify which data can be amended electronically and which requires a physical visit, with a step-by-step guide and illustrative screenshots.</w:t>
             </w:r>
           </w:p>
         </w:tc>
@@ -9572,10 +9566,10 @@
               <w:right w:w="108" w:type="dxa"/>
             </w:tcMar>
             <w:tcBorders>
-              <w:bottom w:val="single" w:sz="4" w:space="0" w:color="CCCCCC"/>
-              <w:left w:val="single" w:sz="4" w:space="0" w:color="CCCCCC"/>
-              <w:right w:val="single" w:sz="4" w:space="0" w:color="CCCCCC"/>
-              <w:top w:val="single" w:sz="4" w:space="0" w:color="CCCCCC"/>
+              <w:right w:val="single" w:sz="4" w:space="0" w:color="CCCCCC"/>
+              <w:top w:val="single" w:sz="4" w:space="0" w:color="CCCCCC"/>
+              <w:bottom w:val="single" w:sz="4" w:space="0" w:color="CCCCCC"/>
+              <w:left w:val="single" w:sz="4" w:space="0" w:color="CCCCCC"/>
             </w:tcBorders>
           </w:tcPr>
           <w:p>
@@ -9591,7 +9585,7 @@
                 <w:sz w:val="20"/>
                 <w:szCs w:val="20"/>
               </w:rPr>
-              <w:t>Customer Data Update — Absence of Self-Service Option</w:t>
+              <w:t>Non-receipt of vehicle or licence documents — customer does not receive a notification or tracking link when documents are dispatched via post</w:t>
             </w:r>
           </w:p>
         </w:tc>
@@ -9606,10 +9600,10 @@
               <w:right w:w="108" w:type="dxa"/>
             </w:tcMar>
             <w:tcBorders>
-              <w:bottom w:val="single" w:sz="4" w:space="0" w:color="CCCCCC"/>
-              <w:left w:val="single" w:sz="4" w:space="0" w:color="CCCCCC"/>
-              <w:right w:val="single" w:sz="4" w:space="0" w:color="CCCCCC"/>
-              <w:top w:val="single" w:sz="4" w:space="0" w:color="CCCCCC"/>
+              <w:right w:val="single" w:sz="4" w:space="0" w:color="CCCCCC"/>
+              <w:top w:val="single" w:sz="4" w:space="0" w:color="CCCCCC"/>
+              <w:bottom w:val="single" w:sz="4" w:space="0" w:color="CCCCCC"/>
+              <w:left w:val="single" w:sz="4" w:space="0" w:color="CCCCCC"/>
             </w:tcBorders>
           </w:tcPr>
           <w:p>
@@ -9625,7 +9619,7 @@
                 <w:sz w:val="20"/>
                 <w:szCs w:val="20"/>
               </w:rPr>
-              <w:t>5</w:t>
+              <w:t>4</w:t>
             </w:r>
           </w:p>
         </w:tc>
@@ -9640,10 +9634,10 @@
               <w:right w:w="108" w:type="dxa"/>
             </w:tcMar>
             <w:tcBorders>
-              <w:bottom w:val="single" w:sz="4" w:space="0" w:color="CCCCCC"/>
-              <w:left w:val="single" w:sz="4" w:space="0" w:color="CCCCCC"/>
-              <w:right w:val="single" w:sz="4" w:space="0" w:color="CCCCCC"/>
-              <w:top w:val="single" w:sz="4" w:space="0" w:color="CCCCCC"/>
+              <w:right w:val="single" w:sz="4" w:space="0" w:color="CCCCCC"/>
+              <w:top w:val="single" w:sz="4" w:space="0" w:color="CCCCCC"/>
+              <w:bottom w:val="single" w:sz="4" w:space="0" w:color="CCCCCC"/>
+              <w:left w:val="single" w:sz="4" w:space="0" w:color="CCCCCC"/>
             </w:tcBorders>
           </w:tcPr>
           <w:p>
@@ -9674,10 +9668,10 @@
               <w:right w:w="108" w:type="dxa"/>
             </w:tcMar>
             <w:tcBorders>
-              <w:bottom w:val="single" w:sz="4" w:space="0" w:color="CCCCCC"/>
-              <w:left w:val="single" w:sz="4" w:space="0" w:color="CCCCCC"/>
-              <w:right w:val="single" w:sz="4" w:space="0" w:color="CCCCCC"/>
-              <w:top w:val="single" w:sz="4" w:space="0" w:color="CCCCCC"/>
+              <w:right w:val="single" w:sz="4" w:space="0" w:color="CCCCCC"/>
+              <w:top w:val="single" w:sz="4" w:space="0" w:color="CCCCCC"/>
+              <w:bottom w:val="single" w:sz="4" w:space="0" w:color="CCCCCC"/>
+              <w:left w:val="single" w:sz="4" w:space="0" w:color="CCCCCC"/>
             </w:tcBorders>
           </w:tcPr>
           <w:p>
@@ -9693,7 +9687,7 @@
                 <w:sz w:val="20"/>
                 <w:szCs w:val="20"/>
               </w:rPr>
-              <w:t>Changing driving licence data is available via the MOI application and website (24/7), but updating phone number, personal photo, and ID photo is not available as a self-service and requires contacting support.</w:t>
+              <w:t>Delivery via the delivery company is mentioned as an optional option in service centre steps, but there is no automatic notification with a tracking link and no self-enquiry service for delivery status within the app or website.</w:t>
             </w:r>
           </w:p>
         </w:tc>
@@ -9708,10 +9702,10 @@
               <w:right w:w="108" w:type="dxa"/>
             </w:tcMar>
             <w:tcBorders>
-              <w:bottom w:val="single" w:sz="4" w:space="0" w:color="CCCCCC"/>
-              <w:left w:val="single" w:sz="4" w:space="0" w:color="CCCCCC"/>
-              <w:right w:val="single" w:sz="4" w:space="0" w:color="CCCCCC"/>
-              <w:top w:val="single" w:sz="4" w:space="0" w:color="CCCCCC"/>
+              <w:right w:val="single" w:sz="4" w:space="0" w:color="CCCCCC"/>
+              <w:top w:val="single" w:sz="4" w:space="0" w:color="CCCCCC"/>
+              <w:bottom w:val="single" w:sz="4" w:space="0" w:color="CCCCCC"/>
+              <w:left w:val="single" w:sz="4" w:space="0" w:color="CCCCCC"/>
             </w:tcBorders>
           </w:tcPr>
           <w:p>
@@ -9727,7 +9721,7 @@
                 <w:sz w:val="20"/>
                 <w:szCs w:val="20"/>
               </w:rPr>
-              <w:t>Non-accessible information + absence of self-service</w:t>
+              <w:t>Absence of proactive notification + missing tracking information</w:t>
             </w:r>
           </w:p>
         </w:tc>
@@ -9742,10 +9736,10 @@
               <w:right w:w="108" w:type="dxa"/>
             </w:tcMar>
             <w:tcBorders>
-              <w:bottom w:val="single" w:sz="4" w:space="0" w:color="CCCCCC"/>
-              <w:left w:val="single" w:sz="4" w:space="0" w:color="CCCCCC"/>
-              <w:right w:val="single" w:sz="4" w:space="0" w:color="CCCCCC"/>
-              <w:top w:val="single" w:sz="4" w:space="0" w:color="CCCCCC"/>
+              <w:right w:val="single" w:sz="4" w:space="0" w:color="CCCCCC"/>
+              <w:top w:val="single" w:sz="4" w:space="0" w:color="CCCCCC"/>
+              <w:bottom w:val="single" w:sz="4" w:space="0" w:color="CCCCCC"/>
+              <w:left w:val="single" w:sz="4" w:space="0" w:color="CCCCCC"/>
             </w:tcBorders>
           </w:tcPr>
           <w:p>
@@ -9761,7 +9755,7 @@
                 <w:sz w:val="20"/>
                 <w:szCs w:val="20"/>
               </w:rPr>
-              <w:t>Expand the self-data update feature to include phone number, personal photo, and ID photo, and publish an illustrated step-by-step guide within the application.</w:t>
+              <w:t>Activate an automatic SMS/email notification containing a tracking link as soon as documents are dispatched, and add a self-service delivery status enquiry feature in the app with the estimated timeframe for each emirate.</w:t>
             </w:r>
           </w:p>
         </w:tc>
@@ -9778,10 +9772,10 @@
               <w:right w:w="108" w:type="dxa"/>
             </w:tcMar>
             <w:tcBorders>
-              <w:bottom w:val="single" w:sz="4" w:space="0" w:color="CCCCCC"/>
-              <w:left w:val="single" w:sz="4" w:space="0" w:color="CCCCCC"/>
-              <w:right w:val="single" w:sz="4" w:space="0" w:color="CCCCCC"/>
-              <w:top w:val="single" w:sz="4" w:space="0" w:color="CCCCCC"/>
+              <w:right w:val="single" w:sz="4" w:space="0" w:color="CCCCCC"/>
+              <w:top w:val="single" w:sz="4" w:space="0" w:color="CCCCCC"/>
+              <w:bottom w:val="single" w:sz="4" w:space="0" w:color="CCCCCC"/>
+              <w:left w:val="single" w:sz="4" w:space="0" w:color="CCCCCC"/>
             </w:tcBorders>
           </w:tcPr>
           <w:p>
@@ -9797,7 +9791,7 @@
                 <w:sz w:val="20"/>
                 <w:szCs w:val="20"/>
               </w:rPr>
-              <w:t>Non-Receipt of Documents — Absence of Delivery Tracking and Notifications</w:t>
+              <w:t>Objection to traffic violations — unclear grounds for violation or ambiguity regarding the approved speed standard in the Emirate of Fujairah</w:t>
             </w:r>
           </w:p>
         </w:tc>
@@ -9812,10 +9806,10 @@
               <w:right w:w="108" w:type="dxa"/>
             </w:tcMar>
             <w:tcBorders>
-              <w:bottom w:val="single" w:sz="4" w:space="0" w:color="CCCCCC"/>
-              <w:left w:val="single" w:sz="4" w:space="0" w:color="CCCCCC"/>
-              <w:right w:val="single" w:sz="4" w:space="0" w:color="CCCCCC"/>
-              <w:top w:val="single" w:sz="4" w:space="0" w:color="CCCCCC"/>
+              <w:right w:val="single" w:sz="4" w:space="0" w:color="CCCCCC"/>
+              <w:top w:val="single" w:sz="4" w:space="0" w:color="CCCCCC"/>
+              <w:bottom w:val="single" w:sz="4" w:space="0" w:color="CCCCCC"/>
+              <w:left w:val="single" w:sz="4" w:space="0" w:color="CCCCCC"/>
             </w:tcBorders>
           </w:tcPr>
           <w:p>
@@ -9846,10 +9840,10 @@
               <w:right w:w="108" w:type="dxa"/>
             </w:tcMar>
             <w:tcBorders>
-              <w:bottom w:val="single" w:sz="4" w:space="0" w:color="CCCCCC"/>
-              <w:left w:val="single" w:sz="4" w:space="0" w:color="CCCCCC"/>
-              <w:right w:val="single" w:sz="4" w:space="0" w:color="CCCCCC"/>
-              <w:top w:val="single" w:sz="4" w:space="0" w:color="CCCCCC"/>
+              <w:right w:val="single" w:sz="4" w:space="0" w:color="CCCCCC"/>
+              <w:top w:val="single" w:sz="4" w:space="0" w:color="CCCCCC"/>
+              <w:bottom w:val="single" w:sz="4" w:space="0" w:color="CCCCCC"/>
+              <w:left w:val="single" w:sz="4" w:space="0" w:color="CCCCCC"/>
             </w:tcBorders>
           </w:tcPr>
           <w:p>
@@ -9880,10 +9874,10 @@
               <w:right w:w="108" w:type="dxa"/>
             </w:tcMar>
             <w:tcBorders>
-              <w:bottom w:val="single" w:sz="4" w:space="0" w:color="CCCCCC"/>
-              <w:left w:val="single" w:sz="4" w:space="0" w:color="CCCCCC"/>
-              <w:right w:val="single" w:sz="4" w:space="0" w:color="CCCCCC"/>
-              <w:top w:val="single" w:sz="4" w:space="0" w:color="CCCCCC"/>
+              <w:right w:val="single" w:sz="4" w:space="0" w:color="CCCCCC"/>
+              <w:top w:val="single" w:sz="4" w:space="0" w:color="CCCCCC"/>
+              <w:bottom w:val="single" w:sz="4" w:space="0" w:color="CCCCCC"/>
+              <w:left w:val="single" w:sz="4" w:space="0" w:color="CCCCCC"/>
             </w:tcBorders>
           </w:tcPr>
           <w:p>
@@ -9899,7 +9893,7 @@
                 <w:sz w:val="20"/>
                 <w:szCs w:val="20"/>
               </w:rPr>
-              <w:t>There is no content in the guide or application clarifying document receipt duration, and no tracking feature or automatic notifications for printing, dispatch, and receipt stages.</w:t>
+              <w:t>The guide contains no content clarifying speed limits in Fujairah, the tolerance margin, or the violation calculation method; the available service is procedural only with no awareness content.</w:t>
             </w:r>
           </w:p>
         </w:tc>
@@ -9914,10 +9908,10 @@
               <w:right w:w="108" w:type="dxa"/>
             </w:tcMar>
             <w:tcBorders>
-              <w:bottom w:val="single" w:sz="4" w:space="0" w:color="CCCCCC"/>
-              <w:left w:val="single" w:sz="4" w:space="0" w:color="CCCCCC"/>
-              <w:right w:val="single" w:sz="4" w:space="0" w:color="CCCCCC"/>
-              <w:top w:val="single" w:sz="4" w:space="0" w:color="CCCCCC"/>
+              <w:right w:val="single" w:sz="4" w:space="0" w:color="CCCCCC"/>
+              <w:top w:val="single" w:sz="4" w:space="0" w:color="CCCCCC"/>
+              <w:bottom w:val="single" w:sz="4" w:space="0" w:color="CCCCCC"/>
+              <w:left w:val="single" w:sz="4" w:space="0" w:color="CCCCCC"/>
             </w:tcBorders>
           </w:tcPr>
           <w:p>
@@ -9933,7 +9927,7 @@
                 <w:sz w:val="20"/>
                 <w:szCs w:val="20"/>
               </w:rPr>
-              <w:t>Absence of proactive notification + missing content</w:t>
+              <w:t>Missing content + absence of regulatory information</w:t>
             </w:r>
           </w:p>
         </w:tc>
@@ -9948,10 +9942,10 @@
               <w:right w:w="108" w:type="dxa"/>
             </w:tcMar>
             <w:tcBorders>
-              <w:bottom w:val="single" w:sz="4" w:space="0" w:color="CCCCCC"/>
-              <w:left w:val="single" w:sz="4" w:space="0" w:color="CCCCCC"/>
-              <w:right w:val="single" w:sz="4" w:space="0" w:color="CCCCCC"/>
-              <w:top w:val="single" w:sz="4" w:space="0" w:color="CCCCCC"/>
+              <w:right w:val="single" w:sz="4" w:space="0" w:color="CCCCCC"/>
+              <w:top w:val="single" w:sz="4" w:space="0" w:color="CCCCCC"/>
+              <w:bottom w:val="single" w:sz="4" w:space="0" w:color="CCCCCC"/>
+              <w:left w:val="single" w:sz="4" w:space="0" w:color="CCCCCC"/>
             </w:tcBorders>
           </w:tcPr>
           <w:p>
@@ -9967,7 +9961,7 @@
                 <w:sz w:val="20"/>
                 <w:szCs w:val="20"/>
               </w:rPr>
-              <w:t>Activate automatic SMS/email notifications at each stage (payment confirmation, printing, dispatch, receipt), and add a 'Where is my document?' self-tracking tool in the application.</w:t>
+              <w:t>Create a FAQ section clarifying speed limits, tolerance margins, and the violation calculation method in Fujairah, and publish it prominently in the app, website, and service centres.</w:t>
             </w:r>
           </w:p>
         </w:tc>
@@ -9984,10 +9978,10 @@
               <w:right w:w="108" w:type="dxa"/>
             </w:tcMar>
             <w:tcBorders>
-              <w:bottom w:val="single" w:sz="4" w:space="0" w:color="CCCCCC"/>
-              <w:left w:val="single" w:sz="4" w:space="0" w:color="CCCCCC"/>
-              <w:right w:val="single" w:sz="4" w:space="0" w:color="CCCCCC"/>
-              <w:top w:val="single" w:sz="4" w:space="0" w:color="CCCCCC"/>
+              <w:right w:val="single" w:sz="4" w:space="0" w:color="CCCCCC"/>
+              <w:top w:val="single" w:sz="4" w:space="0" w:color="CCCCCC"/>
+              <w:bottom w:val="single" w:sz="4" w:space="0" w:color="CCCCCC"/>
+              <w:left w:val="single" w:sz="4" w:space="0" w:color="CCCCCC"/>
             </w:tcBorders>
           </w:tcPr>
           <w:p>
@@ -10003,7 +9997,7 @@
                 <w:sz w:val="20"/>
                 <w:szCs w:val="20"/>
               </w:rPr>
-              <w:t>Pending Request Follow-up — Absence of Visibility on Request Status</w:t>
+              <w:t>Follow-up on submitted requests with no status update — customer does not receive an automatic update on their request status</w:t>
             </w:r>
           </w:p>
         </w:tc>
@@ -10018,10 +10012,10 @@
               <w:right w:w="108" w:type="dxa"/>
             </w:tcMar>
             <w:tcBorders>
-              <w:bottom w:val="single" w:sz="4" w:space="0" w:color="CCCCCC"/>
-              <w:left w:val="single" w:sz="4" w:space="0" w:color="CCCCCC"/>
-              <w:right w:val="single" w:sz="4" w:space="0" w:color="CCCCCC"/>
-              <w:top w:val="single" w:sz="4" w:space="0" w:color="CCCCCC"/>
+              <w:right w:val="single" w:sz="4" w:space="0" w:color="CCCCCC"/>
+              <w:top w:val="single" w:sz="4" w:space="0" w:color="CCCCCC"/>
+              <w:bottom w:val="single" w:sz="4" w:space="0" w:color="CCCCCC"/>
+              <w:left w:val="single" w:sz="4" w:space="0" w:color="CCCCCC"/>
             </w:tcBorders>
           </w:tcPr>
           <w:p>
@@ -10037,7 +10031,7 @@
                 <w:sz w:val="20"/>
                 <w:szCs w:val="20"/>
               </w:rPr>
-              <w:t>4</w:t>
+              <w:t>3</w:t>
             </w:r>
           </w:p>
         </w:tc>
@@ -10052,10 +10046,10 @@
               <w:right w:w="108" w:type="dxa"/>
             </w:tcMar>
             <w:tcBorders>
-              <w:bottom w:val="single" w:sz="4" w:space="0" w:color="CCCCCC"/>
-              <w:left w:val="single" w:sz="4" w:space="0" w:color="CCCCCC"/>
-              <w:right w:val="single" w:sz="4" w:space="0" w:color="CCCCCC"/>
-              <w:top w:val="single" w:sz="4" w:space="0" w:color="CCCCCC"/>
+              <w:right w:val="single" w:sz="4" w:space="0" w:color="CCCCCC"/>
+              <w:top w:val="single" w:sz="4" w:space="0" w:color="CCCCCC"/>
+              <w:bottom w:val="single" w:sz="4" w:space="0" w:color="CCCCCC"/>
+              <w:left w:val="single" w:sz="4" w:space="0" w:color="CCCCCC"/>
             </w:tcBorders>
           </w:tcPr>
           <w:p>
@@ -10086,10 +10080,10 @@
               <w:right w:w="108" w:type="dxa"/>
             </w:tcMar>
             <w:tcBorders>
-              <w:bottom w:val="single" w:sz="4" w:space="0" w:color="CCCCCC"/>
-              <w:left w:val="single" w:sz="4" w:space="0" w:color="CCCCCC"/>
-              <w:right w:val="single" w:sz="4" w:space="0" w:color="CCCCCC"/>
-              <w:top w:val="single" w:sz="4" w:space="0" w:color="CCCCCC"/>
+              <w:right w:val="single" w:sz="4" w:space="0" w:color="CCCCCC"/>
+              <w:top w:val="single" w:sz="4" w:space="0" w:color="CCCCCC"/>
+              <w:bottom w:val="single" w:sz="4" w:space="0" w:color="CCCCCC"/>
+              <w:left w:val="single" w:sz="4" w:space="0" w:color="CCCCCC"/>
             </w:tcBorders>
           </w:tcPr>
           <w:p>
@@ -10105,7 +10099,7 @@
                 <w:sz w:val="20"/>
                 <w:szCs w:val="20"/>
               </w:rPr>
-              <w:t>There is no 'My Requests' dashboard in the MOI application displaying real-time status of licence renewal or vehicle registration requests, and no automatic notifications are sent when request status changes.</w:t>
+              <w:t>The procedural guide is limited to describing submission steps only with no mention of a mechanism for notifying the customer after submission or tracking request status in the app or website.</w:t>
             </w:r>
           </w:p>
         </w:tc>
@@ -10120,10 +10114,10 @@
               <w:right w:w="108" w:type="dxa"/>
             </w:tcMar>
             <w:tcBorders>
-              <w:bottom w:val="single" w:sz="4" w:space="0" w:color="CCCCCC"/>
-              <w:left w:val="single" w:sz="4" w:space="0" w:color="CCCCCC"/>
-              <w:right w:val="single" w:sz="4" w:space="0" w:color="CCCCCC"/>
-              <w:top w:val="single" w:sz="4" w:space="0" w:color="CCCCCC"/>
+              <w:right w:val="single" w:sz="4" w:space="0" w:color="CCCCCC"/>
+              <w:top w:val="single" w:sz="4" w:space="0" w:color="CCCCCC"/>
+              <w:bottom w:val="single" w:sz="4" w:space="0" w:color="CCCCCC"/>
+              <w:left w:val="single" w:sz="4" w:space="0" w:color="CCCCCC"/>
             </w:tcBorders>
           </w:tcPr>
           <w:p>
@@ -10154,10 +10148,10 @@
               <w:right w:w="108" w:type="dxa"/>
             </w:tcMar>
             <w:tcBorders>
-              <w:bottom w:val="single" w:sz="4" w:space="0" w:color="CCCCCC"/>
-              <w:left w:val="single" w:sz="4" w:space="0" w:color="CCCCCC"/>
-              <w:right w:val="single" w:sz="4" w:space="0" w:color="CCCCCC"/>
-              <w:top w:val="single" w:sz="4" w:space="0" w:color="CCCCCC"/>
+              <w:right w:val="single" w:sz="4" w:space="0" w:color="CCCCCC"/>
+              <w:top w:val="single" w:sz="4" w:space="0" w:color="CCCCCC"/>
+              <w:bottom w:val="single" w:sz="4" w:space="0" w:color="CCCCCC"/>
+              <w:left w:val="single" w:sz="4" w:space="0" w:color="CCCCCC"/>
             </w:tcBorders>
           </w:tcPr>
           <w:p>
@@ -10173,7 +10167,7 @@
                 <w:sz w:val="20"/>
                 <w:szCs w:val="20"/>
               </w:rPr>
-              <w:t>Activate automatic SMS/email notifications at each stage (submitted, under review, approved, ready for collection), and add a 'My Requests' dashboard with real-time status in the application.</w:t>
+              <w:t>Activate automatic SMS/email notifications at each processing stage, add a request tracking feature in the app, and include automatic escalation triggers when the defined service level is exceeded without a status update.</w:t>
             </w:r>
           </w:p>
         </w:tc>
@@ -10190,10 +10184,10 @@
               <w:right w:w="108" w:type="dxa"/>
             </w:tcMar>
             <w:tcBorders>
-              <w:bottom w:val="single" w:sz="4" w:space="0" w:color="CCCCCC"/>
-              <w:left w:val="single" w:sz="4" w:space="0" w:color="CCCCCC"/>
-              <w:right w:val="single" w:sz="4" w:space="0" w:color="CCCCCC"/>
-              <w:top w:val="single" w:sz="4" w:space="0" w:color="CCCCCC"/>
+              <w:right w:val="single" w:sz="4" w:space="0" w:color="CCCCCC"/>
+              <w:top w:val="single" w:sz="4" w:space="0" w:color="CCCCCC"/>
+              <w:bottom w:val="single" w:sz="4" w:space="0" w:color="CCCCCC"/>
+              <w:left w:val="single" w:sz="4" w:space="0" w:color="CCCCCC"/>
             </w:tcBorders>
           </w:tcPr>
           <w:p>
@@ -10209,7 +10203,7 @@
                 <w:sz w:val="20"/>
                 <w:szCs w:val="20"/>
               </w:rPr>
-              <w:t>Weapon Permit Requests — Absence of Status Updates and Communication</w:t>
+              <w:t>Technical errors in completing transactions and fee payment — fees deducted more than once or inability to complete registration</w:t>
             </w:r>
           </w:p>
         </w:tc>
@@ -10224,10 +10218,10 @@
               <w:right w:w="108" w:type="dxa"/>
             </w:tcMar>
             <w:tcBorders>
-              <w:bottom w:val="single" w:sz="4" w:space="0" w:color="CCCCCC"/>
-              <w:left w:val="single" w:sz="4" w:space="0" w:color="CCCCCC"/>
-              <w:right w:val="single" w:sz="4" w:space="0" w:color="CCCCCC"/>
-              <w:top w:val="single" w:sz="4" w:space="0" w:color="CCCCCC"/>
+              <w:right w:val="single" w:sz="4" w:space="0" w:color="CCCCCC"/>
+              <w:top w:val="single" w:sz="4" w:space="0" w:color="CCCCCC"/>
+              <w:bottom w:val="single" w:sz="4" w:space="0" w:color="CCCCCC"/>
+              <w:left w:val="single" w:sz="4" w:space="0" w:color="CCCCCC"/>
             </w:tcBorders>
           </w:tcPr>
           <w:p>
@@ -10243,7 +10237,7 @@
                 <w:sz w:val="20"/>
                 <w:szCs w:val="20"/>
               </w:rPr>
-              <w:t>3</w:t>
+              <w:t>2</w:t>
             </w:r>
           </w:p>
         </w:tc>
@@ -10258,10 +10252,10 @@
               <w:right w:w="108" w:type="dxa"/>
             </w:tcMar>
             <w:tcBorders>
-              <w:bottom w:val="single" w:sz="4" w:space="0" w:color="CCCCCC"/>
-              <w:left w:val="single" w:sz="4" w:space="0" w:color="CCCCCC"/>
-              <w:right w:val="single" w:sz="4" w:space="0" w:color="CCCCCC"/>
-              <w:top w:val="single" w:sz="4" w:space="0" w:color="CCCCCC"/>
+              <w:right w:val="single" w:sz="4" w:space="0" w:color="CCCCCC"/>
+              <w:top w:val="single" w:sz="4" w:space="0" w:color="CCCCCC"/>
+              <w:bottom w:val="single" w:sz="4" w:space="0" w:color="CCCCCC"/>
+              <w:left w:val="single" w:sz="4" w:space="0" w:color="CCCCCC"/>
             </w:tcBorders>
           </w:tcPr>
           <w:p>
@@ -10277,7 +10271,7 @@
                 <w:sz w:val="20"/>
                 <w:szCs w:val="20"/>
               </w:rPr>
-              <w:t>🔴 Critical</w:t>
+              <w:t>🟡 High</w:t>
             </w:r>
           </w:p>
         </w:tc>
@@ -10292,10 +10286,10 @@
               <w:right w:w="108" w:type="dxa"/>
             </w:tcMar>
             <w:tcBorders>
-              <w:bottom w:val="single" w:sz="4" w:space="0" w:color="CCCCCC"/>
-              <w:left w:val="single" w:sz="4" w:space="0" w:color="CCCCCC"/>
-              <w:right w:val="single" w:sz="4" w:space="0" w:color="CCCCCC"/>
-              <w:top w:val="single" w:sz="4" w:space="0" w:color="CCCCCC"/>
+              <w:right w:val="single" w:sz="4" w:space="0" w:color="CCCCCC"/>
+              <w:top w:val="single" w:sz="4" w:space="0" w:color="CCCCCC"/>
+              <w:bottom w:val="single" w:sz="4" w:space="0" w:color="CCCCCC"/>
+              <w:left w:val="single" w:sz="4" w:space="0" w:color="CCCCCC"/>
             </w:tcBorders>
           </w:tcPr>
           <w:p>
@@ -10311,7 +10305,7 @@
                 <w:sz w:val="20"/>
                 <w:szCs w:val="20"/>
               </w:rPr>
-              <w:t>The weapon permit service is entirely absent from the guide and application, with no eligibility criteria, required documents, review stage notifications, or escalation contact point.</w:t>
+              <w:t>A violation value refund service is available via service centres only; there is no digital refund request form and no automatic refund mechanism upon transaction failure in the app or website.</w:t>
             </w:r>
           </w:p>
         </w:tc>
@@ -10326,10 +10320,10 @@
               <w:right w:w="108" w:type="dxa"/>
             </w:tcMar>
             <w:tcBorders>
-              <w:bottom w:val="single" w:sz="4" w:space="0" w:color="CCCCCC"/>
-              <w:left w:val="single" w:sz="4" w:space="0" w:color="CCCCCC"/>
-              <w:right w:val="single" w:sz="4" w:space="0" w:color="CCCCCC"/>
-              <w:top w:val="single" w:sz="4" w:space="0" w:color="CCCCCC"/>
+              <w:right w:val="single" w:sz="4" w:space="0" w:color="CCCCCC"/>
+              <w:top w:val="single" w:sz="4" w:space="0" w:color="CCCCCC"/>
+              <w:bottom w:val="single" w:sz="4" w:space="0" w:color="CCCCCC"/>
+              <w:left w:val="single" w:sz="4" w:space="0" w:color="CCCCCC"/>
             </w:tcBorders>
           </w:tcPr>
           <w:p>
@@ -10345,7 +10339,7 @@
                 <w:sz w:val="20"/>
                 <w:szCs w:val="20"/>
               </w:rPr>
-              <w:t>Missing content + absence of proactive notification</w:t>
+              <w:t>Missing content + platform defect + absence of self-service refund mechanism</w:t>
             </w:r>
           </w:p>
         </w:tc>
@@ -10360,10 +10354,10 @@
               <w:right w:w="108" w:type="dxa"/>
             </w:tcMar>
             <w:tcBorders>
-              <w:bottom w:val="single" w:sz="4" w:space="0" w:color="CCCCCC"/>
-              <w:left w:val="single" w:sz="4" w:space="0" w:color="CCCCCC"/>
-              <w:right w:val="single" w:sz="4" w:space="0" w:color="CCCCCC"/>
-              <w:top w:val="single" w:sz="4" w:space="0" w:color="CCCCCC"/>
+              <w:right w:val="single" w:sz="4" w:space="0" w:color="CCCCCC"/>
+              <w:top w:val="single" w:sz="4" w:space="0" w:color="CCCCCC"/>
+              <w:bottom w:val="single" w:sz="4" w:space="0" w:color="CCCCCC"/>
+              <w:left w:val="single" w:sz="4" w:space="0" w:color="CCCCCC"/>
             </w:tcBorders>
           </w:tcPr>
           <w:p>
@@ -10379,7 +10373,7 @@
                 <w:sz w:val="20"/>
                 <w:szCs w:val="20"/>
               </w:rPr>
-              <w:t>Activate automatic SMS/email notifications at each review stage, and add the weapon permit service to the guide with eligibility criteria, required documents, processing duration, and a direct contact point.</w:t>
+              <w:t>Activate an automatic SMS/email notification upon fee deduction with an immediate automatic refund upon confirmation failure, and add a digital refund form and clear FAQs for double-deduction cases.</w:t>
             </w:r>
           </w:p>
         </w:tc>
@@ -10396,10 +10390,10 @@
               <w:right w:w="108" w:type="dxa"/>
             </w:tcMar>
             <w:tcBorders>
-              <w:bottom w:val="single" w:sz="4" w:space="0" w:color="CCCCCC"/>
-              <w:left w:val="single" w:sz="4" w:space="0" w:color="CCCCCC"/>
-              <w:right w:val="single" w:sz="4" w:space="0" w:color="CCCCCC"/>
-              <w:top w:val="single" w:sz="4" w:space="0" w:color="CCCCCC"/>
+              <w:right w:val="single" w:sz="4" w:space="0" w:color="CCCCCC"/>
+              <w:bottom w:val="single" w:sz="4" w:space="0" w:color="CCCCCC"/>
+              <w:top w:val="single" w:sz="4" w:space="0" w:color="CCCCCC"/>
+              <w:left w:val="single" w:sz="4" w:space="0" w:color="CCCCCC"/>
             </w:tcBorders>
           </w:tcPr>
           <w:p>
@@ -10415,7 +10409,7 @@
                 <w:sz w:val="20"/>
                 <w:szCs w:val="20"/>
               </w:rPr>
-              <w:t>Technical System Errors — Double Deduction and Unjustified Registration Block</w:t>
+              <w:t>Delay in processing weapons licence applications — customer receives no notification of application status</w:t>
             </w:r>
           </w:p>
         </w:tc>
@@ -10430,9 +10424,9 @@
               <w:right w:w="108" w:type="dxa"/>
             </w:tcMar>
             <w:tcBorders>
-              <w:bottom w:val="single" w:sz="4" w:space="0" w:color="CCCCCC"/>
-              <w:left w:val="single" w:sz="4" w:space="0" w:color="CCCCCC"/>
-              <w:right w:val="single" w:sz="4" w:space="0" w:color="CCCCCC"/>
+              <w:right w:val="single" w:sz="4" w:space="0" w:color="CCCCCC"/>
+              <w:bottom w:val="single" w:sz="4" w:space="0" w:color="CCCCCC"/>
+              <w:left w:val="single" w:sz="4" w:space="0" w:color="CCCCCC"/>
               <w:top w:val="single" w:sz="4" w:space="0" w:color="CCCCCC"/>
             </w:tcBorders>
           </w:tcPr>
@@ -10449,7 +10443,7 @@
                 <w:sz w:val="20"/>
                 <w:szCs w:val="20"/>
               </w:rPr>
-              <w:t>2</w:t>
+              <w:t>1</w:t>
             </w:r>
           </w:p>
         </w:tc>
@@ -10464,9 +10458,9 @@
               <w:right w:w="108" w:type="dxa"/>
             </w:tcMar>
             <w:tcBorders>
-              <w:bottom w:val="single" w:sz="4" w:space="0" w:color="CCCCCC"/>
-              <w:left w:val="single" w:sz="4" w:space="0" w:color="CCCCCC"/>
-              <w:right w:val="single" w:sz="4" w:space="0" w:color="CCCCCC"/>
+              <w:right w:val="single" w:sz="4" w:space="0" w:color="CCCCCC"/>
+              <w:bottom w:val="single" w:sz="4" w:space="0" w:color="CCCCCC"/>
+              <w:left w:val="single" w:sz="4" w:space="0" w:color="CCCCCC"/>
               <w:top w:val="single" w:sz="4" w:space="0" w:color="CCCCCC"/>
             </w:tcBorders>
           </w:tcPr>
@@ -10498,9 +10492,9 @@
               <w:right w:w="108" w:type="dxa"/>
             </w:tcMar>
             <w:tcBorders>
-              <w:bottom w:val="single" w:sz="4" w:space="0" w:color="CCCCCC"/>
-              <w:left w:val="single" w:sz="4" w:space="0" w:color="CCCCCC"/>
-              <w:right w:val="single" w:sz="4" w:space="0" w:color="CCCCCC"/>
+              <w:right w:val="single" w:sz="4" w:space="0" w:color="CCCCCC"/>
+              <w:bottom w:val="single" w:sz="4" w:space="0" w:color="CCCCCC"/>
+              <w:left w:val="single" w:sz="4" w:space="0" w:color="CCCCCC"/>
               <w:top w:val="single" w:sz="4" w:space="0" w:color="CCCCCC"/>
             </w:tcBorders>
           </w:tcPr>
@@ -10517,7 +10511,7 @@
                 <w:sz w:val="20"/>
                 <w:szCs w:val="20"/>
               </w:rPr>
-              <w:t>The paid fines refund service is available via service centres only (07:30–15:30); there is no digital channel within the application for submitting a double-deduction dispute or a refund request.</w:t>
+              <w:t>No weapons licensing service is mentioned in the procedural guide, and there is no content relating to eligibility conditions, processing timeframes, or notification mechanisms in the app or website.</w:t>
             </w:r>
           </w:p>
         </w:tc>
@@ -10532,9 +10526,9 @@
               <w:right w:w="108" w:type="dxa"/>
             </w:tcMar>
             <w:tcBorders>
-              <w:bottom w:val="single" w:sz="4" w:space="0" w:color="CCCCCC"/>
-              <w:left w:val="single" w:sz="4" w:space="0" w:color="CCCCCC"/>
-              <w:right w:val="single" w:sz="4" w:space="0" w:color="CCCCCC"/>
+              <w:right w:val="single" w:sz="4" w:space="0" w:color="CCCCCC"/>
+              <w:bottom w:val="single" w:sz="4" w:space="0" w:color="CCCCCC"/>
+              <w:left w:val="single" w:sz="4" w:space="0" w:color="CCCCCC"/>
               <w:top w:val="single" w:sz="4" w:space="0" w:color="CCCCCC"/>
             </w:tcBorders>
           </w:tcPr>
@@ -10551,7 +10545,7 @@
                 <w:sz w:val="20"/>
                 <w:szCs w:val="20"/>
               </w:rPr>
-              <w:t>Platform malfunction + absence of digital refund channel</w:t>
+              <w:t>Completely missing content + absence of proactive notification</w:t>
             </w:r>
           </w:p>
         </w:tc>
@@ -10566,9 +10560,9 @@
               <w:right w:w="108" w:type="dxa"/>
             </w:tcMar>
             <w:tcBorders>
-              <w:bottom w:val="single" w:sz="4" w:space="0" w:color="CCCCCC"/>
-              <w:left w:val="single" w:sz="4" w:space="0" w:color="CCCCCC"/>
-              <w:right w:val="single" w:sz="4" w:space="0" w:color="CCCCCC"/>
+              <w:right w:val="single" w:sz="4" w:space="0" w:color="CCCCCC"/>
+              <w:bottom w:val="single" w:sz="4" w:space="0" w:color="CCCCCC"/>
+              <w:left w:val="single" w:sz="4" w:space="0" w:color="CCCCCC"/>
               <w:top w:val="single" w:sz="4" w:space="0" w:color="CCCCCC"/>
             </w:tcBorders>
           </w:tcPr>
@@ -10585,213 +10579,7 @@
                 <w:sz w:val="20"/>
                 <w:szCs w:val="20"/>
               </w:rPr>
-              <w:t>Establish a digital channel for refund and dispute requests in the MOI application, send an automatic SMS confirmation for every payment transaction, and add a FAQ for double deductions.</w:t>
-            </w:r>
-          </w:p>
-        </w:tc>
-      </w:tr>
-      <w:tr>
-        <w:tc>
-          <w:tcPr>
-            <w:tcW w:type="dxa" w:w="1560"/>
-            <w:shd w:val="clear" w:color="auto" w:fill="D9D9D9"/>
-            <w:tcMar>
-              <w:top w:w="60" w:type="dxa"/>
-              <w:bottom w:w="60" w:type="dxa"/>
-              <w:left w:w="108" w:type="dxa"/>
-              <w:right w:w="108" w:type="dxa"/>
-            </w:tcMar>
-            <w:tcBorders>
-              <w:bottom w:val="single" w:sz="4" w:space="0" w:color="CCCCCC"/>
-              <w:left w:val="single" w:sz="4" w:space="0" w:color="CCCCCC"/>
-              <w:right w:val="single" w:sz="4" w:space="0" w:color="CCCCCC"/>
-              <w:top w:val="single" w:sz="4" w:space="0" w:color="CCCCCC"/>
-            </w:tcBorders>
-          </w:tcPr>
-          <w:p>
-            <w:pPr>
-              <w:spacing w:before="60" w:after="60"/>
-              <w:jc w:val="left"/>
-            </w:pPr>
-            <w:r>
-              <w:rPr>
-                <w:rFonts w:ascii="Calibri" w:hAnsi="Calibri" w:eastAsia="Calibri" w:cs="Calibri"/>
-                <w:b w:val="0"/>
-                <w:color w:val="000000"/>
-                <w:sz w:val="20"/>
-                <w:szCs w:val="20"/>
-              </w:rPr>
-              <w:t>Payment Procedure Errors — Unclear Application Interface Leading to Incorrect Selections</w:t>
-            </w:r>
-          </w:p>
-        </w:tc>
-        <w:tc>
-          <w:tcPr>
-            <w:tcW w:type="dxa" w:w="1560"/>
-            <w:shd w:val="clear" w:color="auto" w:fill="D9D9D9"/>
-            <w:tcMar>
-              <w:top w:w="60" w:type="dxa"/>
-              <w:bottom w:w="60" w:type="dxa"/>
-              <w:left w:w="108" w:type="dxa"/>
-              <w:right w:w="108" w:type="dxa"/>
-            </w:tcMar>
-            <w:tcBorders>
-              <w:bottom w:val="single" w:sz="4" w:space="0" w:color="CCCCCC"/>
-              <w:left w:val="single" w:sz="4" w:space="0" w:color="CCCCCC"/>
-              <w:right w:val="single" w:sz="4" w:space="0" w:color="CCCCCC"/>
-              <w:top w:val="single" w:sz="4" w:space="0" w:color="CCCCCC"/>
-            </w:tcBorders>
-          </w:tcPr>
-          <w:p>
-            <w:pPr>
-              <w:spacing w:before="60" w:after="60"/>
-              <w:jc w:val="left"/>
-            </w:pPr>
-            <w:r>
-              <w:rPr>
-                <w:rFonts w:ascii="Calibri" w:hAnsi="Calibri" w:eastAsia="Calibri" w:cs="Calibri"/>
-                <w:b w:val="0"/>
-                <w:color w:val="000000"/>
-                <w:sz w:val="20"/>
-                <w:szCs w:val="20"/>
-              </w:rPr>
-              <w:t>2</w:t>
-            </w:r>
-          </w:p>
-        </w:tc>
-        <w:tc>
-          <w:tcPr>
-            <w:tcW w:type="dxa" w:w="1560"/>
-            <w:shd w:val="clear" w:color="auto" w:fill="D9D9D9"/>
-            <w:tcMar>
-              <w:top w:w="60" w:type="dxa"/>
-              <w:bottom w:w="60" w:type="dxa"/>
-              <w:left w:w="108" w:type="dxa"/>
-              <w:right w:w="108" w:type="dxa"/>
-            </w:tcMar>
-            <w:tcBorders>
-              <w:bottom w:val="single" w:sz="4" w:space="0" w:color="CCCCCC"/>
-              <w:left w:val="single" w:sz="4" w:space="0" w:color="CCCCCC"/>
-              <w:right w:val="single" w:sz="4" w:space="0" w:color="CCCCCC"/>
-              <w:top w:val="single" w:sz="4" w:space="0" w:color="CCCCCC"/>
-            </w:tcBorders>
-          </w:tcPr>
-          <w:p>
-            <w:pPr>
-              <w:spacing w:before="60" w:after="60"/>
-              <w:jc w:val="left"/>
-            </w:pPr>
-            <w:r>
-              <w:rPr>
-                <w:rFonts w:ascii="Calibri" w:hAnsi="Calibri" w:eastAsia="Calibri" w:cs="Calibri"/>
-                <w:b w:val="0"/>
-                <w:color w:val="000000"/>
-                <w:sz w:val="20"/>
-                <w:szCs w:val="20"/>
-              </w:rPr>
-              <w:t>🟡 High</w:t>
-            </w:r>
-          </w:p>
-        </w:tc>
-        <w:tc>
-          <w:tcPr>
-            <w:tcW w:type="dxa" w:w="1560"/>
-            <w:shd w:val="clear" w:color="auto" w:fill="D9D9D9"/>
-            <w:tcMar>
-              <w:top w:w="60" w:type="dxa"/>
-              <w:bottom w:w="60" w:type="dxa"/>
-              <w:left w:w="108" w:type="dxa"/>
-              <w:right w:w="108" w:type="dxa"/>
-            </w:tcMar>
-            <w:tcBorders>
-              <w:bottom w:val="single" w:sz="4" w:space="0" w:color="CCCCCC"/>
-              <w:left w:val="single" w:sz="4" w:space="0" w:color="CCCCCC"/>
-              <w:right w:val="single" w:sz="4" w:space="0" w:color="CCCCCC"/>
-              <w:top w:val="single" w:sz="4" w:space="0" w:color="CCCCCC"/>
-            </w:tcBorders>
-          </w:tcPr>
-          <w:p>
-            <w:pPr>
-              <w:spacing w:before="60" w:after="60"/>
-              <w:jc w:val="left"/>
-            </w:pPr>
-            <w:r>
-              <w:rPr>
-                <w:rFonts w:ascii="Calibri" w:hAnsi="Calibri" w:eastAsia="Calibri" w:cs="Calibri"/>
-                <w:b w:val="0"/>
-                <w:color w:val="000000"/>
-                <w:sz w:val="20"/>
-                <w:szCs w:val="20"/>
-              </w:rPr>
-              <w:t>There are no visual guides or clear confirmation screens in the payment flow, resulting in the selection of incorrect plate types or services with no immediate correction option.</w:t>
-            </w:r>
-          </w:p>
-        </w:tc>
-        <w:tc>
-          <w:tcPr>
-            <w:tcW w:type="dxa" w:w="1560"/>
-            <w:shd w:val="clear" w:color="auto" w:fill="D9D9D9"/>
-            <w:tcMar>
-              <w:top w:w="60" w:type="dxa"/>
-              <w:bottom w:w="60" w:type="dxa"/>
-              <w:left w:w="108" w:type="dxa"/>
-              <w:right w:w="108" w:type="dxa"/>
-            </w:tcMar>
-            <w:tcBorders>
-              <w:bottom w:val="single" w:sz="4" w:space="0" w:color="CCCCCC"/>
-              <w:left w:val="single" w:sz="4" w:space="0" w:color="CCCCCC"/>
-              <w:right w:val="single" w:sz="4" w:space="0" w:color="CCCCCC"/>
-              <w:top w:val="single" w:sz="4" w:space="0" w:color="CCCCCC"/>
-            </w:tcBorders>
-          </w:tcPr>
-          <w:p>
-            <w:pPr>
-              <w:spacing w:before="60" w:after="60"/>
-              <w:jc w:val="left"/>
-            </w:pPr>
-            <w:r>
-              <w:rPr>
-                <w:rFonts w:ascii="Calibri" w:hAnsi="Calibri" w:eastAsia="Calibri" w:cs="Calibri"/>
-                <w:b w:val="0"/>
-                <w:color w:val="000000"/>
-                <w:sz w:val="20"/>
-                <w:szCs w:val="20"/>
-              </w:rPr>
-              <w:t>Missing information + absence of user interface guidance</w:t>
-            </w:r>
-          </w:p>
-        </w:tc>
-        <w:tc>
-          <w:tcPr>
-            <w:tcW w:type="dxa" w:w="1560"/>
-            <w:shd w:val="clear" w:color="auto" w:fill="D9D9D9"/>
-            <w:tcMar>
-              <w:top w:w="60" w:type="dxa"/>
-              <w:bottom w:w="60" w:type="dxa"/>
-              <w:left w:w="108" w:type="dxa"/>
-              <w:right w:w="108" w:type="dxa"/>
-            </w:tcMar>
-            <w:tcBorders>
-              <w:bottom w:val="single" w:sz="4" w:space="0" w:color="CCCCCC"/>
-              <w:left w:val="single" w:sz="4" w:space="0" w:color="CCCCCC"/>
-              <w:right w:val="single" w:sz="4" w:space="0" w:color="CCCCCC"/>
-              <w:top w:val="single" w:sz="4" w:space="0" w:color="CCCCCC"/>
-            </w:tcBorders>
-          </w:tcPr>
-          <w:p>
-            <w:pPr>
-              <w:spacing w:before="60" w:after="60"/>
-              <w:jc w:val="left"/>
-            </w:pPr>
-            <w:r>
-              <w:rPr>
-                <w:rFonts w:ascii="Calibri" w:hAnsi="Calibri" w:eastAsia="Calibri" w:cs="Calibri"/>
-                <w:b w:val="0"/>
-                <w:color w:val="000000"/>
-                <w:sz w:val="20"/>
-                <w:szCs w:val="20"/>
-              </w:rPr>
-              <w:t>Add visual guides with screenshots for common payment transactions, confirmation screens with a complete summary before submission, and a FAQ for correcting an incorrect selection.</w:t>
+              <w:t>Activate automatic SMS/email notifications for each stage in weapons licence application processing, add the complete service to the guide, and create a secure portal via UAE Pass for tracking sensitive applications.</w:t>
             </w:r>
           </w:p>
         </w:tc>
@@ -10841,10 +10629,10 @@
               <w:right w:w="108" w:type="dxa"/>
             </w:tcMar>
             <w:tcBorders>
-              <w:bottom w:val="single" w:sz="4" w:space="0" w:color="CCCCCC"/>
-              <w:left w:val="single" w:sz="4" w:space="0" w:color="CCCCCC"/>
-              <w:right w:val="single" w:sz="4" w:space="0" w:color="CCCCCC"/>
-              <w:top w:val="single" w:sz="4" w:space="0" w:color="CCCCCC"/>
+              <w:right w:val="single" w:sz="4" w:space="0" w:color="CCCCCC"/>
+              <w:top w:val="single" w:sz="4" w:space="0" w:color="CCCCCC"/>
+              <w:bottom w:val="single" w:sz="4" w:space="0" w:color="CCCCCC"/>
+              <w:left w:val="single" w:sz="4" w:space="0" w:color="CCCCCC"/>
             </w:tcBorders>
           </w:tcPr>
           <w:p>
@@ -10875,10 +10663,10 @@
               <w:right w:w="108" w:type="dxa"/>
             </w:tcMar>
             <w:tcBorders>
-              <w:bottom w:val="single" w:sz="4" w:space="0" w:color="CCCCCC"/>
-              <w:left w:val="single" w:sz="4" w:space="0" w:color="CCCCCC"/>
-              <w:right w:val="single" w:sz="4" w:space="0" w:color="CCCCCC"/>
-              <w:top w:val="single" w:sz="4" w:space="0" w:color="CCCCCC"/>
+              <w:right w:val="single" w:sz="4" w:space="0" w:color="CCCCCC"/>
+              <w:top w:val="single" w:sz="4" w:space="0" w:color="CCCCCC"/>
+              <w:bottom w:val="single" w:sz="4" w:space="0" w:color="CCCCCC"/>
+              <w:left w:val="single" w:sz="4" w:space="0" w:color="CCCCCC"/>
             </w:tcBorders>
           </w:tcPr>
           <w:p>
@@ -10909,10 +10697,10 @@
               <w:right w:w="108" w:type="dxa"/>
             </w:tcMar>
             <w:tcBorders>
-              <w:bottom w:val="single" w:sz="4" w:space="0" w:color="CCCCCC"/>
-              <w:left w:val="single" w:sz="4" w:space="0" w:color="CCCCCC"/>
-              <w:right w:val="single" w:sz="4" w:space="0" w:color="CCCCCC"/>
-              <w:top w:val="single" w:sz="4" w:space="0" w:color="CCCCCC"/>
+              <w:right w:val="single" w:sz="4" w:space="0" w:color="CCCCCC"/>
+              <w:top w:val="single" w:sz="4" w:space="0" w:color="CCCCCC"/>
+              <w:bottom w:val="single" w:sz="4" w:space="0" w:color="CCCCCC"/>
+              <w:left w:val="single" w:sz="4" w:space="0" w:color="CCCCCC"/>
             </w:tcBorders>
           </w:tcPr>
           <w:p>
@@ -10943,10 +10731,10 @@
               <w:right w:w="108" w:type="dxa"/>
             </w:tcMar>
             <w:tcBorders>
-              <w:bottom w:val="single" w:sz="4" w:space="0" w:color="CCCCCC"/>
-              <w:left w:val="single" w:sz="4" w:space="0" w:color="CCCCCC"/>
-              <w:right w:val="single" w:sz="4" w:space="0" w:color="CCCCCC"/>
-              <w:top w:val="single" w:sz="4" w:space="0" w:color="CCCCCC"/>
+              <w:right w:val="single" w:sz="4" w:space="0" w:color="CCCCCC"/>
+              <w:top w:val="single" w:sz="4" w:space="0" w:color="CCCCCC"/>
+              <w:bottom w:val="single" w:sz="4" w:space="0" w:color="CCCCCC"/>
+              <w:left w:val="single" w:sz="4" w:space="0" w:color="CCCCCC"/>
             </w:tcBorders>
           </w:tcPr>
           <w:p>
@@ -10979,10 +10767,10 @@
               <w:right w:w="108" w:type="dxa"/>
             </w:tcMar>
             <w:tcBorders>
-              <w:bottom w:val="single" w:sz="4" w:space="0" w:color="CCCCCC"/>
-              <w:left w:val="single" w:sz="4" w:space="0" w:color="CCCCCC"/>
-              <w:right w:val="single" w:sz="4" w:space="0" w:color="CCCCCC"/>
-              <w:top w:val="single" w:sz="4" w:space="0" w:color="CCCCCC"/>
+              <w:right w:val="single" w:sz="4" w:space="0" w:color="CCCCCC"/>
+              <w:top w:val="single" w:sz="4" w:space="0" w:color="CCCCCC"/>
+              <w:bottom w:val="single" w:sz="4" w:space="0" w:color="CCCCCC"/>
+              <w:left w:val="single" w:sz="4" w:space="0" w:color="CCCCCC"/>
             </w:tcBorders>
           </w:tcPr>
           <w:p>
@@ -11013,10 +10801,10 @@
               <w:right w:w="108" w:type="dxa"/>
             </w:tcMar>
             <w:tcBorders>
-              <w:bottom w:val="single" w:sz="4" w:space="0" w:color="CCCCCC"/>
-              <w:left w:val="single" w:sz="4" w:space="0" w:color="CCCCCC"/>
-              <w:right w:val="single" w:sz="4" w:space="0" w:color="CCCCCC"/>
-              <w:top w:val="single" w:sz="4" w:space="0" w:color="CCCCCC"/>
+              <w:right w:val="single" w:sz="4" w:space="0" w:color="CCCCCC"/>
+              <w:top w:val="single" w:sz="4" w:space="0" w:color="CCCCCC"/>
+              <w:bottom w:val="single" w:sz="4" w:space="0" w:color="CCCCCC"/>
+              <w:left w:val="single" w:sz="4" w:space="0" w:color="CCCCCC"/>
             </w:tcBorders>
           </w:tcPr>
           <w:p>
@@ -11032,7 +10820,7 @@
                 <w:sz w:val="20"/>
                 <w:szCs w:val="20"/>
               </w:rPr>
-              <w:t>Absence of an organised technical reporting mechanism</w:t>
+              <w:t>Absence of a structured technical reporting mechanism</w:t>
             </w:r>
           </w:p>
         </w:tc>
@@ -11047,10 +10835,10 @@
               <w:right w:w="108" w:type="dxa"/>
             </w:tcMar>
             <w:tcBorders>
-              <w:bottom w:val="single" w:sz="4" w:space="0" w:color="CCCCCC"/>
-              <w:left w:val="single" w:sz="4" w:space="0" w:color="CCCCCC"/>
-              <w:right w:val="single" w:sz="4" w:space="0" w:color="CCCCCC"/>
-              <w:top w:val="single" w:sz="4" w:space="0" w:color="CCCCCC"/>
+              <w:right w:val="single" w:sz="4" w:space="0" w:color="CCCCCC"/>
+              <w:top w:val="single" w:sz="4" w:space="0" w:color="CCCCCC"/>
+              <w:bottom w:val="single" w:sz="4" w:space="0" w:color="CCCCCC"/>
+              <w:left w:val="single" w:sz="4" w:space="0" w:color="CCCCCC"/>
             </w:tcBorders>
           </w:tcPr>
           <w:p>
@@ -11066,7 +10854,7 @@
                 <w:sz w:val="20"/>
                 <w:szCs w:val="20"/>
               </w:rPr>
-              <w:t>13 cases — vehicle image in the fine notice shows a different vehicle or incorrect plate, or a fine registered against a customer who was not in Fujairah</w:t>
+              <w:t>11 cases — vehicle image in violation notice displays a different vehicle or non-matching plate, forcing the customer to contact support manually to correct the error</w:t>
             </w:r>
           </w:p>
         </w:tc>
@@ -11081,10 +10869,10 @@
               <w:right w:w="108" w:type="dxa"/>
             </w:tcMar>
             <w:tcBorders>
-              <w:bottom w:val="single" w:sz="4" w:space="0" w:color="CCCCCC"/>
-              <w:left w:val="single" w:sz="4" w:space="0" w:color="CCCCCC"/>
-              <w:right w:val="single" w:sz="4" w:space="0" w:color="CCCCCC"/>
-              <w:top w:val="single" w:sz="4" w:space="0" w:color="CCCCCC"/>
+              <w:right w:val="single" w:sz="4" w:space="0" w:color="CCCCCC"/>
+              <w:top w:val="single" w:sz="4" w:space="0" w:color="CCCCCC"/>
+              <w:bottom w:val="single" w:sz="4" w:space="0" w:color="CCCCCC"/>
+              <w:left w:val="single" w:sz="4" w:space="0" w:color="CCCCCC"/>
             </w:tcBorders>
           </w:tcPr>
           <w:p>
@@ -11100,7 +10888,7 @@
                 <w:sz w:val="20"/>
                 <w:szCs w:val="20"/>
               </w:rPr>
-              <w:t>Establish a digital reporting form within the application for submitting disputed fine complaints with supporting document upload and a defined processing duration.</w:t>
+              <w:t>Develop an internal automated system to detect plate mismatches before violation notices are issued, and create a digital channel for submitting objections with photographic evidence attached.</w:t>
             </w:r>
           </w:p>
         </w:tc>
@@ -11117,10 +10905,10 @@
               <w:right w:w="108" w:type="dxa"/>
             </w:tcMar>
             <w:tcBorders>
-              <w:bottom w:val="single" w:sz="4" w:space="0" w:color="CCCCCC"/>
-              <w:left w:val="single" w:sz="4" w:space="0" w:color="CCCCCC"/>
-              <w:right w:val="single" w:sz="4" w:space="0" w:color="CCCCCC"/>
-              <w:top w:val="single" w:sz="4" w:space="0" w:color="CCCCCC"/>
+              <w:right w:val="single" w:sz="4" w:space="0" w:color="CCCCCC"/>
+              <w:top w:val="single" w:sz="4" w:space="0" w:color="CCCCCC"/>
+              <w:bottom w:val="single" w:sz="4" w:space="0" w:color="CCCCCC"/>
+              <w:left w:val="single" w:sz="4" w:space="0" w:color="CCCCCC"/>
             </w:tcBorders>
           </w:tcPr>
           <w:p>
@@ -11151,10 +10939,10 @@
               <w:right w:w="108" w:type="dxa"/>
             </w:tcMar>
             <w:tcBorders>
-              <w:bottom w:val="single" w:sz="4" w:space="0" w:color="CCCCCC"/>
-              <w:left w:val="single" w:sz="4" w:space="0" w:color="CCCCCC"/>
-              <w:right w:val="single" w:sz="4" w:space="0" w:color="CCCCCC"/>
-              <w:top w:val="single" w:sz="4" w:space="0" w:color="CCCCCC"/>
+              <w:right w:val="single" w:sz="4" w:space="0" w:color="CCCCCC"/>
+              <w:top w:val="single" w:sz="4" w:space="0" w:color="CCCCCC"/>
+              <w:bottom w:val="single" w:sz="4" w:space="0" w:color="CCCCCC"/>
+              <w:left w:val="single" w:sz="4" w:space="0" w:color="CCCCCC"/>
             </w:tcBorders>
           </w:tcPr>
           <w:p>
@@ -11185,10 +10973,10 @@
               <w:right w:w="108" w:type="dxa"/>
             </w:tcMar>
             <w:tcBorders>
-              <w:bottom w:val="single" w:sz="4" w:space="0" w:color="CCCCCC"/>
-              <w:left w:val="single" w:sz="4" w:space="0" w:color="CCCCCC"/>
-              <w:right w:val="single" w:sz="4" w:space="0" w:color="CCCCCC"/>
-              <w:top w:val="single" w:sz="4" w:space="0" w:color="CCCCCC"/>
+              <w:right w:val="single" w:sz="4" w:space="0" w:color="CCCCCC"/>
+              <w:top w:val="single" w:sz="4" w:space="0" w:color="CCCCCC"/>
+              <w:bottom w:val="single" w:sz="4" w:space="0" w:color="CCCCCC"/>
+              <w:left w:val="single" w:sz="4" w:space="0" w:color="CCCCCC"/>
             </w:tcBorders>
           </w:tcPr>
           <w:p>
@@ -11204,7 +10992,7 @@
                 <w:sz w:val="20"/>
                 <w:szCs w:val="20"/>
               </w:rPr>
-              <w:t>11 cases — lack of clarity on the status of a previously submitted licence renewal or vehicle registration request with no update notification</w:t>
+              <w:t>8 cases — the customer does not receive a notification or tracking link when ownership documents or a licence are dispatched via Emirates Post, and therefore contacts support to check the status</w:t>
             </w:r>
           </w:p>
         </w:tc>
@@ -11219,10 +11007,10 @@
               <w:right w:w="108" w:type="dxa"/>
             </w:tcMar>
             <w:tcBorders>
-              <w:bottom w:val="single" w:sz="4" w:space="0" w:color="CCCCCC"/>
-              <w:left w:val="single" w:sz="4" w:space="0" w:color="CCCCCC"/>
-              <w:right w:val="single" w:sz="4" w:space="0" w:color="CCCCCC"/>
-              <w:top w:val="single" w:sz="4" w:space="0" w:color="CCCCCC"/>
+              <w:right w:val="single" w:sz="4" w:space="0" w:color="CCCCCC"/>
+              <w:top w:val="single" w:sz="4" w:space="0" w:color="CCCCCC"/>
+              <w:bottom w:val="single" w:sz="4" w:space="0" w:color="CCCCCC"/>
+              <w:left w:val="single" w:sz="4" w:space="0" w:color="CCCCCC"/>
             </w:tcBorders>
           </w:tcPr>
           <w:p>
@@ -11238,7 +11026,7 @@
                 <w:sz w:val="20"/>
                 <w:szCs w:val="20"/>
               </w:rPr>
-              <w:t>Activate automatic SMS/email notifications upon every change in request status from submission through to final receipt.</w:t>
+              <w:t>Activate automatic SMS/email notifications with a tracking link as soon as documents are dispatched, and add a self-service delivery enquiry feature within the app.</w:t>
             </w:r>
           </w:p>
         </w:tc>
@@ -11255,10 +11043,10 @@
               <w:right w:w="108" w:type="dxa"/>
             </w:tcMar>
             <w:tcBorders>
-              <w:bottom w:val="single" w:sz="4" w:space="0" w:color="CCCCCC"/>
-              <w:left w:val="single" w:sz="4" w:space="0" w:color="CCCCCC"/>
-              <w:right w:val="single" w:sz="4" w:space="0" w:color="CCCCCC"/>
-              <w:top w:val="single" w:sz="4" w:space="0" w:color="CCCCCC"/>
+              <w:right w:val="single" w:sz="4" w:space="0" w:color="CCCCCC"/>
+              <w:top w:val="single" w:sz="4" w:space="0" w:color="CCCCCC"/>
+              <w:bottom w:val="single" w:sz="4" w:space="0" w:color="CCCCCC"/>
+              <w:left w:val="single" w:sz="4" w:space="0" w:color="CCCCCC"/>
             </w:tcBorders>
           </w:tcPr>
           <w:p>
@@ -11289,10 +11077,10 @@
               <w:right w:w="108" w:type="dxa"/>
             </w:tcMar>
             <w:tcBorders>
-              <w:bottom w:val="single" w:sz="4" w:space="0" w:color="CCCCCC"/>
-              <w:left w:val="single" w:sz="4" w:space="0" w:color="CCCCCC"/>
-              <w:right w:val="single" w:sz="4" w:space="0" w:color="CCCCCC"/>
-              <w:top w:val="single" w:sz="4" w:space="0" w:color="CCCCCC"/>
+              <w:right w:val="single" w:sz="4" w:space="0" w:color="CCCCCC"/>
+              <w:top w:val="single" w:sz="4" w:space="0" w:color="CCCCCC"/>
+              <w:bottom w:val="single" w:sz="4" w:space="0" w:color="CCCCCC"/>
+              <w:left w:val="single" w:sz="4" w:space="0" w:color="CCCCCC"/>
             </w:tcBorders>
           </w:tcPr>
           <w:p>
@@ -11308,7 +11096,7 @@
                 <w:sz w:val="20"/>
                 <w:szCs w:val="20"/>
               </w:rPr>
-              <w:t>Absence of a dedicated digital pathway</w:t>
+              <w:t>Low awareness of available digital channels</w:t>
             </w:r>
           </w:p>
         </w:tc>
@@ -11323,10 +11111,10 @@
               <w:right w:w="108" w:type="dxa"/>
             </w:tcMar>
             <w:tcBorders>
-              <w:bottom w:val="single" w:sz="4" w:space="0" w:color="CCCCCC"/>
-              <w:left w:val="single" w:sz="4" w:space="0" w:color="CCCCCC"/>
-              <w:right w:val="single" w:sz="4" w:space="0" w:color="CCCCCC"/>
-              <w:top w:val="single" w:sz="4" w:space="0" w:color="CCCCCC"/>
+              <w:right w:val="single" w:sz="4" w:space="0" w:color="CCCCCC"/>
+              <w:top w:val="single" w:sz="4" w:space="0" w:color="CCCCCC"/>
+              <w:bottom w:val="single" w:sz="4" w:space="0" w:color="CCCCCC"/>
+              <w:left w:val="single" w:sz="4" w:space="0" w:color="CCCCCC"/>
             </w:tcBorders>
           </w:tcPr>
           <w:p>
@@ -11342,7 +11130,7 @@
                 <w:sz w:val="20"/>
                 <w:szCs w:val="20"/>
               </w:rPr>
-              <w:t>8 cases — the customer objects to the validity of the fine and there is no clear digital channel for submitting a formal objection</w:t>
+              <w:t>6 cases — the system does not allow the customer to self-update their phone number, identity data, or licence image, forcing them to contact support to complete the update</w:t>
             </w:r>
           </w:p>
         </w:tc>
@@ -11357,10 +11145,10 @@
               <w:right w:w="108" w:type="dxa"/>
             </w:tcMar>
             <w:tcBorders>
-              <w:bottom w:val="single" w:sz="4" w:space="0" w:color="CCCCCC"/>
-              <w:left w:val="single" w:sz="4" w:space="0" w:color="CCCCCC"/>
-              <w:right w:val="single" w:sz="4" w:space="0" w:color="CCCCCC"/>
-              <w:top w:val="single" w:sz="4" w:space="0" w:color="CCCCCC"/>
+              <w:right w:val="single" w:sz="4" w:space="0" w:color="CCCCCC"/>
+              <w:top w:val="single" w:sz="4" w:space="0" w:color="CCCCCC"/>
+              <w:bottom w:val="single" w:sz="4" w:space="0" w:color="CCCCCC"/>
+              <w:left w:val="single" w:sz="4" w:space="0" w:color="CCCCCC"/>
             </w:tcBorders>
           </w:tcPr>
           <w:p>
@@ -11376,7 +11164,7 @@
                 <w:sz w:val="20"/>
                 <w:szCs w:val="20"/>
               </w:rPr>
-              <w:t>Launch a comprehensive digital pathway for traffic fine objections via the MOI application, with status tracking and a list of required documents.</w:t>
+              <w:t>Address functional gaps in the app and update the guide to clarify what can be amended electronically, with a step-by-step guide and illustrative screenshots.</w:t>
             </w:r>
           </w:p>
         </w:tc>
@@ -11393,10 +11181,10 @@
               <w:right w:w="108" w:type="dxa"/>
             </w:tcMar>
             <w:tcBorders>
-              <w:bottom w:val="single" w:sz="4" w:space="0" w:color="CCCCCC"/>
-              <w:left w:val="single" w:sz="4" w:space="0" w:color="CCCCCC"/>
-              <w:right w:val="single" w:sz="4" w:space="0" w:color="CCCCCC"/>
-              <w:top w:val="single" w:sz="4" w:space="0" w:color="CCCCCC"/>
+              <w:right w:val="single" w:sz="4" w:space="0" w:color="CCCCCC"/>
+              <w:bottom w:val="single" w:sz="4" w:space="0" w:color="CCCCCC"/>
+              <w:top w:val="single" w:sz="4" w:space="0" w:color="CCCCCC"/>
+              <w:left w:val="single" w:sz="4" w:space="0" w:color="CCCCCC"/>
             </w:tcBorders>
           </w:tcPr>
           <w:p>
@@ -11427,9 +11215,9 @@
               <w:right w:w="108" w:type="dxa"/>
             </w:tcMar>
             <w:tcBorders>
-              <w:bottom w:val="single" w:sz="4" w:space="0" w:color="CCCCCC"/>
-              <w:left w:val="single" w:sz="4" w:space="0" w:color="CCCCCC"/>
-              <w:right w:val="single" w:sz="4" w:space="0" w:color="CCCCCC"/>
+              <w:right w:val="single" w:sz="4" w:space="0" w:color="CCCCCC"/>
+              <w:bottom w:val="single" w:sz="4" w:space="0" w:color="CCCCCC"/>
+              <w:left w:val="single" w:sz="4" w:space="0" w:color="CCCCCC"/>
               <w:top w:val="single" w:sz="4" w:space="0" w:color="CCCCCC"/>
             </w:tcBorders>
           </w:tcPr>
@@ -11446,7 +11234,7 @@
                 <w:sz w:val="20"/>
                 <w:szCs w:val="20"/>
               </w:rPr>
-              <w:t>Low awareness of available digital channels</w:t>
+              <w:t>Absence of a dedicated digital pathway</w:t>
             </w:r>
           </w:p>
         </w:tc>
@@ -11461,9 +11249,9 @@
               <w:right w:w="108" w:type="dxa"/>
             </w:tcMar>
             <w:tcBorders>
-              <w:bottom w:val="single" w:sz="4" w:space="0" w:color="CCCCCC"/>
-              <w:left w:val="single" w:sz="4" w:space="0" w:color="CCCCCC"/>
-              <w:right w:val="single" w:sz="4" w:space="0" w:color="CCCCCC"/>
+              <w:right w:val="single" w:sz="4" w:space="0" w:color="CCCCCC"/>
+              <w:bottom w:val="single" w:sz="4" w:space="0" w:color="CCCCCC"/>
+              <w:left w:val="single" w:sz="4" w:space="0" w:color="CCCCCC"/>
               <w:top w:val="single" w:sz="4" w:space="0" w:color="CCCCCC"/>
             </w:tcBorders>
           </w:tcPr>
@@ -11480,7 +11268,7 @@
                 <w:sz w:val="20"/>
                 <w:szCs w:val="20"/>
               </w:rPr>
-              <w:t>5 cases — the customer is unable to update their personal data (phone number, ID, photo) independently and is compelled to contact support</w:t>
+              <w:t>4 cases — the customer objects to traffic violations due to unclear speed limits or belief in a different tolerance margin, generating recurring objection cases</w:t>
             </w:r>
           </w:p>
         </w:tc>
@@ -11495,9 +11283,9 @@
               <w:right w:w="108" w:type="dxa"/>
             </w:tcMar>
             <w:tcBorders>
-              <w:bottom w:val="single" w:sz="4" w:space="0" w:color="CCCCCC"/>
-              <w:left w:val="single" w:sz="4" w:space="0" w:color="CCCCCC"/>
-              <w:right w:val="single" w:sz="4" w:space="0" w:color="CCCCCC"/>
+              <w:right w:val="single" w:sz="4" w:space="0" w:color="CCCCCC"/>
+              <w:bottom w:val="single" w:sz="4" w:space="0" w:color="CCCCCC"/>
+              <w:left w:val="single" w:sz="4" w:space="0" w:color="CCCCCC"/>
               <w:top w:val="single" w:sz="4" w:space="0" w:color="CCCCCC"/>
             </w:tcBorders>
           </w:tcPr>
@@ -11514,7 +11302,7 @@
                 <w:sz w:val="20"/>
                 <w:szCs w:val="20"/>
               </w:rPr>
-              <w:t>Publish an illustrated step-by-step guide for self-data updates within the application, and add targeted FAQs at the main entry points.</w:t>
+              <w:t>Create a digital objection pathway and publish clear awareness content about speed limits and tolerance margins in the app and website.</w:t>
             </w:r>
           </w:p>
         </w:tc>
@@ -11534,7 +11322,7 @@
           <w:sz w:val="32"/>
           <w:szCs w:val="32"/>
         </w:rPr>
-        <w:t>Sixth: Analysis Four — Digital Transformation Plan</w:t>
+        <w:t>Section Six: Analysis Four — Digital Transformation Plan</w:t>
       </w:r>
       <w:bookmarkStart w:id="18" w:name="_Toc000000018"/>
       <w:bookmarkEnd w:id="18"/>
@@ -11554,7 +11342,7 @@
           <w:szCs w:val="24"/>
           <w:u w:val="none"/>
         </w:rPr>
-        <w:t>This section presents seven priority FAQs extracted from the most recurring patterns in the text data for the period January to December 2025, alongside a proposed proactive notification pathway to improve customer experience. The data indicates that at least 4 cases representing 8.0% of total cases can be entirely avoided through the activation of a simple automatic notification system without the need for any structural change.</w:t>
+        <w:t>This section presents seven priority FAQs extracted from the most recurring patterns in the text data for the period January to December 2025, alongside a proposed proactive notification pathway to enhance the customer experience. Data indicates that at least 12 contact cases, representing 24.0% of the total 50 cases, could be avoided by implementing a simple automated notification system without requiring any structural changes.</w:t>
       </w:r>
     </w:p>
     <w:p>
@@ -11570,7 +11358,7 @@
           <w:sz w:val="26"/>
           <w:szCs w:val="26"/>
         </w:rPr>
-        <w:t>6.1  Priority Frequently Asked Questions</w:t>
+        <w:t>6.1  Priority FAQs</w:t>
       </w:r>
       <w:bookmarkStart w:id="19" w:name="_Toc000000019"/>
       <w:bookmarkEnd w:id="19"/>
@@ -11618,10 +11406,10 @@
               <w:right w:w="108" w:type="dxa"/>
             </w:tcMar>
             <w:tcBorders>
-              <w:bottom w:val="single" w:sz="4" w:space="0" w:color="CCCCCC"/>
-              <w:left w:val="single" w:sz="4" w:space="0" w:color="CCCCCC"/>
-              <w:right w:val="single" w:sz="4" w:space="0" w:color="CCCCCC"/>
-              <w:top w:val="single" w:sz="4" w:space="0" w:color="CCCCCC"/>
+              <w:right w:val="single" w:sz="4" w:space="0" w:color="CCCCCC"/>
+              <w:top w:val="single" w:sz="4" w:space="0" w:color="CCCCCC"/>
+              <w:bottom w:val="single" w:sz="4" w:space="0" w:color="CCCCCC"/>
+              <w:left w:val="single" w:sz="4" w:space="0" w:color="CCCCCC"/>
             </w:tcBorders>
           </w:tcPr>
           <w:p>
@@ -11652,10 +11440,10 @@
               <w:right w:w="108" w:type="dxa"/>
             </w:tcMar>
             <w:tcBorders>
-              <w:bottom w:val="single" w:sz="4" w:space="0" w:color="CCCCCC"/>
-              <w:left w:val="single" w:sz="4" w:space="0" w:color="CCCCCC"/>
-              <w:right w:val="single" w:sz="4" w:space="0" w:color="CCCCCC"/>
-              <w:top w:val="single" w:sz="4" w:space="0" w:color="CCCCCC"/>
+              <w:right w:val="single" w:sz="4" w:space="0" w:color="CCCCCC"/>
+              <w:top w:val="single" w:sz="4" w:space="0" w:color="CCCCCC"/>
+              <w:bottom w:val="single" w:sz="4" w:space="0" w:color="CCCCCC"/>
+              <w:left w:val="single" w:sz="4" w:space="0" w:color="CCCCCC"/>
             </w:tcBorders>
           </w:tcPr>
           <w:p>
@@ -11686,10 +11474,10 @@
               <w:right w:w="108" w:type="dxa"/>
             </w:tcMar>
             <w:tcBorders>
-              <w:bottom w:val="single" w:sz="4" w:space="0" w:color="CCCCCC"/>
-              <w:left w:val="single" w:sz="4" w:space="0" w:color="CCCCCC"/>
-              <w:right w:val="single" w:sz="4" w:space="0" w:color="CCCCCC"/>
-              <w:top w:val="single" w:sz="4" w:space="0" w:color="CCCCCC"/>
+              <w:right w:val="single" w:sz="4" w:space="0" w:color="CCCCCC"/>
+              <w:top w:val="single" w:sz="4" w:space="0" w:color="CCCCCC"/>
+              <w:bottom w:val="single" w:sz="4" w:space="0" w:color="CCCCCC"/>
+              <w:left w:val="single" w:sz="4" w:space="0" w:color="CCCCCC"/>
             </w:tcBorders>
           </w:tcPr>
           <w:p>
@@ -11705,7 +11493,7 @@
                 <w:sz w:val="20"/>
                 <w:szCs w:val="20"/>
               </w:rPr>
-              <w:t>Proposed Answer</w:t>
+              <w:t>Suggested Answer</w:t>
             </w:r>
           </w:p>
         </w:tc>
@@ -11720,10 +11508,10 @@
               <w:right w:w="108" w:type="dxa"/>
             </w:tcMar>
             <w:tcBorders>
-              <w:bottom w:val="single" w:sz="4" w:space="0" w:color="CCCCCC"/>
-              <w:left w:val="single" w:sz="4" w:space="0" w:color="CCCCCC"/>
-              <w:right w:val="single" w:sz="4" w:space="0" w:color="CCCCCC"/>
-              <w:top w:val="single" w:sz="4" w:space="0" w:color="CCCCCC"/>
+              <w:right w:val="single" w:sz="4" w:space="0" w:color="CCCCCC"/>
+              <w:top w:val="single" w:sz="4" w:space="0" w:color="CCCCCC"/>
+              <w:bottom w:val="single" w:sz="4" w:space="0" w:color="CCCCCC"/>
+              <w:left w:val="single" w:sz="4" w:space="0" w:color="CCCCCC"/>
             </w:tcBorders>
           </w:tcPr>
           <w:p>
@@ -11756,10 +11544,10 @@
               <w:right w:w="108" w:type="dxa"/>
             </w:tcMar>
             <w:tcBorders>
-              <w:bottom w:val="single" w:sz="4" w:space="0" w:color="CCCCCC"/>
-              <w:left w:val="single" w:sz="4" w:space="0" w:color="CCCCCC"/>
-              <w:right w:val="single" w:sz="4" w:space="0" w:color="CCCCCC"/>
-              <w:top w:val="single" w:sz="4" w:space="0" w:color="CCCCCC"/>
+              <w:right w:val="single" w:sz="4" w:space="0" w:color="CCCCCC"/>
+              <w:top w:val="single" w:sz="4" w:space="0" w:color="CCCCCC"/>
+              <w:bottom w:val="single" w:sz="4" w:space="0" w:color="CCCCCC"/>
+              <w:left w:val="single" w:sz="4" w:space="0" w:color="CCCCCC"/>
             </w:tcBorders>
           </w:tcPr>
           <w:p>
@@ -11790,10 +11578,10 @@
               <w:right w:w="108" w:type="dxa"/>
             </w:tcMar>
             <w:tcBorders>
-              <w:bottom w:val="single" w:sz="4" w:space="0" w:color="CCCCCC"/>
-              <w:left w:val="single" w:sz="4" w:space="0" w:color="CCCCCC"/>
-              <w:right w:val="single" w:sz="4" w:space="0" w:color="CCCCCC"/>
-              <w:top w:val="single" w:sz="4" w:space="0" w:color="CCCCCC"/>
+              <w:right w:val="single" w:sz="4" w:space="0" w:color="CCCCCC"/>
+              <w:top w:val="single" w:sz="4" w:space="0" w:color="CCCCCC"/>
+              <w:bottom w:val="single" w:sz="4" w:space="0" w:color="CCCCCC"/>
+              <w:left w:val="single" w:sz="4" w:space="0" w:color="CCCCCC"/>
             </w:tcBorders>
           </w:tcPr>
           <w:p>
@@ -11809,7 +11597,7 @@
                 <w:sz w:val="20"/>
                 <w:szCs w:val="20"/>
               </w:rPr>
-              <w:t>How do I verify that the traffic fine recorded in my name actually belongs to my vehicle and not another?</w:t>
+              <w:t>How do I verify that a traffic violation recorded in my name actually belongs to my vehicle?</w:t>
             </w:r>
           </w:p>
         </w:tc>
@@ -11824,10 +11612,10 @@
               <w:right w:w="108" w:type="dxa"/>
             </w:tcMar>
             <w:tcBorders>
-              <w:bottom w:val="single" w:sz="4" w:space="0" w:color="CCCCCC"/>
-              <w:left w:val="single" w:sz="4" w:space="0" w:color="CCCCCC"/>
-              <w:right w:val="single" w:sz="4" w:space="0" w:color="CCCCCC"/>
-              <w:top w:val="single" w:sz="4" w:space="0" w:color="CCCCCC"/>
+              <w:right w:val="single" w:sz="4" w:space="0" w:color="CCCCCC"/>
+              <w:top w:val="single" w:sz="4" w:space="0" w:color="CCCCCC"/>
+              <w:bottom w:val="single" w:sz="4" w:space="0" w:color="CCCCCC"/>
+              <w:left w:val="single" w:sz="4" w:space="0" w:color="CCCCCC"/>
             </w:tcBorders>
           </w:tcPr>
           <w:p>
@@ -11843,7 +11631,7 @@
                 <w:sz w:val="20"/>
                 <w:szCs w:val="20"/>
               </w:rPr>
-              <w:t>Open the MOI application and review the vehicle image attached to the fine. If the image shows a vehicle different from yours, submit a formal complaint via the application or website attaching an image of your vehicle and plate details. The relevant specialists will verify the matter and correct it.</w:t>
+              <w:t>Open the MOI app and review the violation image. If the image shows a vehicle or plate different from your vehicle, or if you were outside Fujairah on the day of the violation, submit a complaint through the official channels attaching an image of your vehicle and documents proving your whereabouts. The competent authority will investigate and notify you of the outcome.</w:t>
             </w:r>
           </w:p>
         </w:tc>
@@ -11858,10 +11646,10 @@
               <w:right w:w="108" w:type="dxa"/>
             </w:tcMar>
             <w:tcBorders>
-              <w:bottom w:val="single" w:sz="4" w:space="0" w:color="CCCCCC"/>
-              <w:left w:val="single" w:sz="4" w:space="0" w:color="CCCCCC"/>
-              <w:right w:val="single" w:sz="4" w:space="0" w:color="CCCCCC"/>
-              <w:top w:val="single" w:sz="4" w:space="0" w:color="CCCCCC"/>
+              <w:right w:val="single" w:sz="4" w:space="0" w:color="CCCCCC"/>
+              <w:top w:val="single" w:sz="4" w:space="0" w:color="CCCCCC"/>
+              <w:bottom w:val="single" w:sz="4" w:space="0" w:color="CCCCCC"/>
+              <w:left w:val="single" w:sz="4" w:space="0" w:color="CCCCCC"/>
             </w:tcBorders>
           </w:tcPr>
           <w:p>
@@ -11877,7 +11665,7 @@
                 <w:sz w:val="20"/>
                 <w:szCs w:val="20"/>
               </w:rPr>
-              <w:t>11</w:t>
+              <w:t>9</w:t>
             </w:r>
           </w:p>
         </w:tc>
@@ -11894,10 +11682,10 @@
               <w:right w:w="108" w:type="dxa"/>
             </w:tcMar>
             <w:tcBorders>
-              <w:bottom w:val="single" w:sz="4" w:space="0" w:color="CCCCCC"/>
-              <w:left w:val="single" w:sz="4" w:space="0" w:color="CCCCCC"/>
-              <w:right w:val="single" w:sz="4" w:space="0" w:color="CCCCCC"/>
-              <w:top w:val="single" w:sz="4" w:space="0" w:color="CCCCCC"/>
+              <w:right w:val="single" w:sz="4" w:space="0" w:color="CCCCCC"/>
+              <w:top w:val="single" w:sz="4" w:space="0" w:color="CCCCCC"/>
+              <w:bottom w:val="single" w:sz="4" w:space="0" w:color="CCCCCC"/>
+              <w:left w:val="single" w:sz="4" w:space="0" w:color="CCCCCC"/>
             </w:tcBorders>
           </w:tcPr>
           <w:p>
@@ -11928,10 +11716,10 @@
               <w:right w:w="108" w:type="dxa"/>
             </w:tcMar>
             <w:tcBorders>
-              <w:bottom w:val="single" w:sz="4" w:space="0" w:color="CCCCCC"/>
-              <w:left w:val="single" w:sz="4" w:space="0" w:color="CCCCCC"/>
-              <w:right w:val="single" w:sz="4" w:space="0" w:color="CCCCCC"/>
-              <w:top w:val="single" w:sz="4" w:space="0" w:color="CCCCCC"/>
+              <w:right w:val="single" w:sz="4" w:space="0" w:color="CCCCCC"/>
+              <w:top w:val="single" w:sz="4" w:space="0" w:color="CCCCCC"/>
+              <w:bottom w:val="single" w:sz="4" w:space="0" w:color="CCCCCC"/>
+              <w:left w:val="single" w:sz="4" w:space="0" w:color="CCCCCC"/>
             </w:tcBorders>
           </w:tcPr>
           <w:p>
@@ -11947,7 +11735,7 @@
                 <w:sz w:val="20"/>
                 <w:szCs w:val="20"/>
               </w:rPr>
-              <w:t>Am I entitled to object to a traffic fine that I believe was issued against me in error?</w:t>
+              <w:t>How do I submit a formal objection to a traffic violation in the Emirate of Fujairah?</w:t>
             </w:r>
           </w:p>
         </w:tc>
@@ -11962,10 +11750,10 @@
               <w:right w:w="108" w:type="dxa"/>
             </w:tcMar>
             <w:tcBorders>
-              <w:bottom w:val="single" w:sz="4" w:space="0" w:color="CCCCCC"/>
-              <w:left w:val="single" w:sz="4" w:space="0" w:color="CCCCCC"/>
-              <w:right w:val="single" w:sz="4" w:space="0" w:color="CCCCCC"/>
-              <w:top w:val="single" w:sz="4" w:space="0" w:color="CCCCCC"/>
+              <w:right w:val="single" w:sz="4" w:space="0" w:color="CCCCCC"/>
+              <w:top w:val="single" w:sz="4" w:space="0" w:color="CCCCCC"/>
+              <w:bottom w:val="single" w:sz="4" w:space="0" w:color="CCCCCC"/>
+              <w:left w:val="single" w:sz="4" w:space="0" w:color="CCCCCC"/>
             </w:tcBorders>
           </w:tcPr>
           <w:p>
@@ -11981,7 +11769,7 @@
                 <w:sz w:val="20"/>
                 <w:szCs w:val="20"/>
               </w:rPr>
-              <w:t>Yes, you are entitled to submit a formal objection directly via the MOI application, or by visiting the Fujairah Traffic Department or the Masafi Comprehensive Centre. If the objection is rejected and you wish to benefit from the available discount, contact the competent department and submit a formal request.</w:t>
+              <w:t>Contact Fujairah Police directly or visit the competent department to submit a formal objection request. If the violation is confirmed and you wish to request a reduction, submit a written request to the relevant department. It should be noted that speed limits in Fujairah may differ from other emirates and a uniform tolerance margin is not applied.</w:t>
             </w:r>
           </w:p>
         </w:tc>
@@ -11996,10 +11784,10 @@
               <w:right w:w="108" w:type="dxa"/>
             </w:tcMar>
             <w:tcBorders>
-              <w:bottom w:val="single" w:sz="4" w:space="0" w:color="CCCCCC"/>
-              <w:left w:val="single" w:sz="4" w:space="0" w:color="CCCCCC"/>
-              <w:right w:val="single" w:sz="4" w:space="0" w:color="CCCCCC"/>
-              <w:top w:val="single" w:sz="4" w:space="0" w:color="CCCCCC"/>
+              <w:right w:val="single" w:sz="4" w:space="0" w:color="CCCCCC"/>
+              <w:top w:val="single" w:sz="4" w:space="0" w:color="CCCCCC"/>
+              <w:bottom w:val="single" w:sz="4" w:space="0" w:color="CCCCCC"/>
+              <w:left w:val="single" w:sz="4" w:space="0" w:color="CCCCCC"/>
             </w:tcBorders>
           </w:tcPr>
           <w:p>
@@ -12015,7 +11803,7 @@
                 <w:sz w:val="20"/>
                 <w:szCs w:val="20"/>
               </w:rPr>
-              <w:t>6</w:t>
+              <w:t>4</w:t>
             </w:r>
           </w:p>
         </w:tc>
@@ -12032,10 +11820,10 @@
               <w:right w:w="108" w:type="dxa"/>
             </w:tcMar>
             <w:tcBorders>
-              <w:bottom w:val="single" w:sz="4" w:space="0" w:color="CCCCCC"/>
-              <w:left w:val="single" w:sz="4" w:space="0" w:color="CCCCCC"/>
-              <w:right w:val="single" w:sz="4" w:space="0" w:color="CCCCCC"/>
-              <w:top w:val="single" w:sz="4" w:space="0" w:color="CCCCCC"/>
+              <w:right w:val="single" w:sz="4" w:space="0" w:color="CCCCCC"/>
+              <w:top w:val="single" w:sz="4" w:space="0" w:color="CCCCCC"/>
+              <w:bottom w:val="single" w:sz="4" w:space="0" w:color="CCCCCC"/>
+              <w:left w:val="single" w:sz="4" w:space="0" w:color="CCCCCC"/>
             </w:tcBorders>
           </w:tcPr>
           <w:p>
@@ -12066,10 +11854,10 @@
               <w:right w:w="108" w:type="dxa"/>
             </w:tcMar>
             <w:tcBorders>
-              <w:bottom w:val="single" w:sz="4" w:space="0" w:color="CCCCCC"/>
-              <w:left w:val="single" w:sz="4" w:space="0" w:color="CCCCCC"/>
-              <w:right w:val="single" w:sz="4" w:space="0" w:color="CCCCCC"/>
-              <w:top w:val="single" w:sz="4" w:space="0" w:color="CCCCCC"/>
+              <w:right w:val="single" w:sz="4" w:space="0" w:color="CCCCCC"/>
+              <w:top w:val="single" w:sz="4" w:space="0" w:color="CCCCCC"/>
+              <w:bottom w:val="single" w:sz="4" w:space="0" w:color="CCCCCC"/>
+              <w:left w:val="single" w:sz="4" w:space="0" w:color="CCCCCC"/>
             </w:tcBorders>
           </w:tcPr>
           <w:p>
@@ -12085,7 +11873,7 @@
                 <w:sz w:val="20"/>
                 <w:szCs w:val="20"/>
               </w:rPr>
-              <w:t>How do I update my phone number or personal data in the traffic system records?</w:t>
+              <w:t>How do I update my phone number or personal data in the traffic system?</w:t>
             </w:r>
           </w:p>
         </w:tc>
@@ -12100,10 +11888,10 @@
               <w:right w:w="108" w:type="dxa"/>
             </w:tcMar>
             <w:tcBorders>
-              <w:bottom w:val="single" w:sz="4" w:space="0" w:color="CCCCCC"/>
-              <w:left w:val="single" w:sz="4" w:space="0" w:color="CCCCCC"/>
-              <w:right w:val="single" w:sz="4" w:space="0" w:color="CCCCCC"/>
-              <w:top w:val="single" w:sz="4" w:space="0" w:color="CCCCCC"/>
+              <w:right w:val="single" w:sz="4" w:space="0" w:color="CCCCCC"/>
+              <w:top w:val="single" w:sz="4" w:space="0" w:color="CCCCCC"/>
+              <w:bottom w:val="single" w:sz="4" w:space="0" w:color="CCCCCC"/>
+              <w:left w:val="single" w:sz="4" w:space="0" w:color="CCCCCC"/>
             </w:tcBorders>
           </w:tcPr>
           <w:p>
@@ -12119,7 +11907,7 @@
                 <w:sz w:val="20"/>
                 <w:szCs w:val="20"/>
               </w:rPr>
-              <w:t>Contact Fujairah Police or visit the service centre directly to update your phone number and data. As for identity-linked data such as name, this requires visiting the General Directorate of Residency and Foreigners Affairs, as it is linked to the UAE PASS digital identity system.</w:t>
+              <w:t>First attempt to update your data yourself through the MOI app. If this is not available, visit Fujairah Police in person with your supporting documents (Emirates ID, passport, residence permit), and the authorised staff member will update the data in the traffic system on your behalf.</w:t>
             </w:r>
           </w:p>
         </w:tc>
@@ -12134,10 +11922,10 @@
               <w:right w:w="108" w:type="dxa"/>
             </w:tcMar>
             <w:tcBorders>
-              <w:bottom w:val="single" w:sz="4" w:space="0" w:color="CCCCCC"/>
-              <w:left w:val="single" w:sz="4" w:space="0" w:color="CCCCCC"/>
-              <w:right w:val="single" w:sz="4" w:space="0" w:color="CCCCCC"/>
-              <w:top w:val="single" w:sz="4" w:space="0" w:color="CCCCCC"/>
+              <w:right w:val="single" w:sz="4" w:space="0" w:color="CCCCCC"/>
+              <w:top w:val="single" w:sz="4" w:space="0" w:color="CCCCCC"/>
+              <w:bottom w:val="single" w:sz="4" w:space="0" w:color="CCCCCC"/>
+              <w:left w:val="single" w:sz="4" w:space="0" w:color="CCCCCC"/>
             </w:tcBorders>
           </w:tcPr>
           <w:p>
@@ -12153,7 +11941,7 @@
                 <w:sz w:val="20"/>
                 <w:szCs w:val="20"/>
               </w:rPr>
-              <w:t>5</w:t>
+              <w:t>4</w:t>
             </w:r>
           </w:p>
         </w:tc>
@@ -12170,10 +11958,10 @@
               <w:right w:w="108" w:type="dxa"/>
             </w:tcMar>
             <w:tcBorders>
-              <w:bottom w:val="single" w:sz="4" w:space="0" w:color="CCCCCC"/>
-              <w:left w:val="single" w:sz="4" w:space="0" w:color="CCCCCC"/>
-              <w:right w:val="single" w:sz="4" w:space="0" w:color="CCCCCC"/>
-              <w:top w:val="single" w:sz="4" w:space="0" w:color="CCCCCC"/>
+              <w:right w:val="single" w:sz="4" w:space="0" w:color="CCCCCC"/>
+              <w:top w:val="single" w:sz="4" w:space="0" w:color="CCCCCC"/>
+              <w:bottom w:val="single" w:sz="4" w:space="0" w:color="CCCCCC"/>
+              <w:left w:val="single" w:sz="4" w:space="0" w:color="CCCCCC"/>
             </w:tcBorders>
           </w:tcPr>
           <w:p>
@@ -12204,10 +11992,10 @@
               <w:right w:w="108" w:type="dxa"/>
             </w:tcMar>
             <w:tcBorders>
-              <w:bottom w:val="single" w:sz="4" w:space="0" w:color="CCCCCC"/>
-              <w:left w:val="single" w:sz="4" w:space="0" w:color="CCCCCC"/>
-              <w:right w:val="single" w:sz="4" w:space="0" w:color="CCCCCC"/>
-              <w:top w:val="single" w:sz="4" w:space="0" w:color="CCCCCC"/>
+              <w:right w:val="single" w:sz="4" w:space="0" w:color="CCCCCC"/>
+              <w:top w:val="single" w:sz="4" w:space="0" w:color="CCCCCC"/>
+              <w:bottom w:val="single" w:sz="4" w:space="0" w:color="CCCCCC"/>
+              <w:left w:val="single" w:sz="4" w:space="0" w:color="CCCCCC"/>
             </w:tcBorders>
           </w:tcPr>
           <w:p>
@@ -12223,7 +12011,7 @@
                 <w:sz w:val="20"/>
                 <w:szCs w:val="20"/>
               </w:rPr>
-              <w:t>I paid the required fees but have not yet received my vehicle ownership document or driving licence — what should I do?</w:t>
+              <w:t>I requested printing of my vehicle ownership document and paid the fees, but it has not arrived — what should I do?</w:t>
             </w:r>
           </w:p>
         </w:tc>
@@ -12238,10 +12026,10 @@
               <w:right w:w="108" w:type="dxa"/>
             </w:tcMar>
             <w:tcBorders>
-              <w:bottom w:val="single" w:sz="4" w:space="0" w:color="CCCCCC"/>
-              <w:left w:val="single" w:sz="4" w:space="0" w:color="CCCCCC"/>
-              <w:right w:val="single" w:sz="4" w:space="0" w:color="CCCCCC"/>
-              <w:top w:val="single" w:sz="4" w:space="0" w:color="CCCCCC"/>
+              <w:right w:val="single" w:sz="4" w:space="0" w:color="CCCCCC"/>
+              <w:top w:val="single" w:sz="4" w:space="0" w:color="CCCCCC"/>
+              <w:bottom w:val="single" w:sz="4" w:space="0" w:color="CCCCCC"/>
+              <w:left w:val="single" w:sz="4" w:space="0" w:color="CCCCCC"/>
             </w:tcBorders>
           </w:tcPr>
           <w:p>
@@ -12257,7 +12045,7 @@
                 <w:sz w:val="20"/>
                 <w:szCs w:val="20"/>
               </w:rPr>
-              <w:t>Documents are sent via Emirates Post to the address registered in your request. First, verify the accuracy of the delivery address and your phone number in the system. If sufficient time has passed without receipt, contact Fujairah Police requesting reprinting and redelivery, attaching proof of payment.</w:t>
+              <w:t>The ownership document is sent via Emirates Post to the registered address. If it has not been received, contact Fujairah Police and provide your request number and full delivery address, and arrangements will be made to reprint and resend it at the earliest opportunity.</w:t>
             </w:r>
           </w:p>
         </w:tc>
@@ -12272,10 +12060,10 @@
               <w:right w:w="108" w:type="dxa"/>
             </w:tcMar>
             <w:tcBorders>
-              <w:bottom w:val="single" w:sz="4" w:space="0" w:color="CCCCCC"/>
-              <w:left w:val="single" w:sz="4" w:space="0" w:color="CCCCCC"/>
-              <w:right w:val="single" w:sz="4" w:space="0" w:color="CCCCCC"/>
-              <w:top w:val="single" w:sz="4" w:space="0" w:color="CCCCCC"/>
+              <w:right w:val="single" w:sz="4" w:space="0" w:color="CCCCCC"/>
+              <w:top w:val="single" w:sz="4" w:space="0" w:color="CCCCCC"/>
+              <w:bottom w:val="single" w:sz="4" w:space="0" w:color="CCCCCC"/>
+              <w:left w:val="single" w:sz="4" w:space="0" w:color="CCCCCC"/>
             </w:tcBorders>
           </w:tcPr>
           <w:p>
@@ -12291,7 +12079,7 @@
                 <w:sz w:val="20"/>
                 <w:szCs w:val="20"/>
               </w:rPr>
-              <w:t>4</w:t>
+              <w:t>3</w:t>
             </w:r>
           </w:p>
         </w:tc>
@@ -12308,10 +12096,10 @@
               <w:right w:w="108" w:type="dxa"/>
             </w:tcMar>
             <w:tcBorders>
-              <w:bottom w:val="single" w:sz="4" w:space="0" w:color="CCCCCC"/>
-              <w:left w:val="single" w:sz="4" w:space="0" w:color="CCCCCC"/>
-              <w:right w:val="single" w:sz="4" w:space="0" w:color="CCCCCC"/>
-              <w:top w:val="single" w:sz="4" w:space="0" w:color="CCCCCC"/>
+              <w:right w:val="single" w:sz="4" w:space="0" w:color="CCCCCC"/>
+              <w:top w:val="single" w:sz="4" w:space="0" w:color="CCCCCC"/>
+              <w:bottom w:val="single" w:sz="4" w:space="0" w:color="CCCCCC"/>
+              <w:left w:val="single" w:sz="4" w:space="0" w:color="CCCCCC"/>
             </w:tcBorders>
           </w:tcPr>
           <w:p>
@@ -12342,10 +12130,10 @@
               <w:right w:w="108" w:type="dxa"/>
             </w:tcMar>
             <w:tcBorders>
-              <w:bottom w:val="single" w:sz="4" w:space="0" w:color="CCCCCC"/>
-              <w:left w:val="single" w:sz="4" w:space="0" w:color="CCCCCC"/>
-              <w:right w:val="single" w:sz="4" w:space="0" w:color="CCCCCC"/>
-              <w:top w:val="single" w:sz="4" w:space="0" w:color="CCCCCC"/>
+              <w:right w:val="single" w:sz="4" w:space="0" w:color="CCCCCC"/>
+              <w:top w:val="single" w:sz="4" w:space="0" w:color="CCCCCC"/>
+              <w:bottom w:val="single" w:sz="4" w:space="0" w:color="CCCCCC"/>
+              <w:left w:val="single" w:sz="4" w:space="0" w:color="CCCCCC"/>
             </w:tcBorders>
           </w:tcPr>
           <w:p>
@@ -12361,7 +12149,7 @@
                 <w:sz w:val="20"/>
                 <w:szCs w:val="20"/>
               </w:rPr>
-              <w:t>What is the status of the weapon permit request I submitted, and how long does it typically take to be decided upon?</w:t>
+              <w:t>I submitted a weapons licence application a long time ago and it has not been decided — how do I follow up on my application?</w:t>
             </w:r>
           </w:p>
         </w:tc>
@@ -12376,10 +12164,10 @@
               <w:right w:w="108" w:type="dxa"/>
             </w:tcMar>
             <w:tcBorders>
-              <w:bottom w:val="single" w:sz="4" w:space="0" w:color="CCCCCC"/>
-              <w:left w:val="single" w:sz="4" w:space="0" w:color="CCCCCC"/>
-              <w:right w:val="single" w:sz="4" w:space="0" w:color="CCCCCC"/>
-              <w:top w:val="single" w:sz="4" w:space="0" w:color="CCCCCC"/>
+              <w:right w:val="single" w:sz="4" w:space="0" w:color="CCCCCC"/>
+              <w:top w:val="single" w:sz="4" w:space="0" w:color="CCCCCC"/>
+              <w:bottom w:val="single" w:sz="4" w:space="0" w:color="CCCCCC"/>
+              <w:left w:val="single" w:sz="4" w:space="0" w:color="CCCCCC"/>
             </w:tcBorders>
           </w:tcPr>
           <w:p>
@@ -12395,7 +12183,7 @@
                 <w:sz w:val="20"/>
                 <w:szCs w:val="20"/>
               </w:rPr>
-              <w:t>Weapon permit requests are processed by the competent committee in the Weapons and Explosives Directorate. To inquire about the status of your request or in the event of a delay, contact Fujairah Police to follow up coordination with the relevant authority and obtain an update regarding when the request will be decided upon.</w:t>
+              <w:t>Weapons licence decisions are issued by the competent committee in the Weapons and Explosives Directorate at the Ministry of Interior, which is the sole authority empowered to approve or reject applications. Contact Fujairah Police with your application number, and they will coordinate with the relevant authority to follow up on your application status and inform you of the latest developments.</w:t>
             </w:r>
           </w:p>
         </w:tc>
@@ -12410,10 +12198,10 @@
               <w:right w:w="108" w:type="dxa"/>
             </w:tcMar>
             <w:tcBorders>
-              <w:bottom w:val="single" w:sz="4" w:space="0" w:color="CCCCCC"/>
-              <w:left w:val="single" w:sz="4" w:space="0" w:color="CCCCCC"/>
-              <w:right w:val="single" w:sz="4" w:space="0" w:color="CCCCCC"/>
-              <w:top w:val="single" w:sz="4" w:space="0" w:color="CCCCCC"/>
+              <w:right w:val="single" w:sz="4" w:space="0" w:color="CCCCCC"/>
+              <w:top w:val="single" w:sz="4" w:space="0" w:color="CCCCCC"/>
+              <w:bottom w:val="single" w:sz="4" w:space="0" w:color="CCCCCC"/>
+              <w:left w:val="single" w:sz="4" w:space="0" w:color="CCCCCC"/>
             </w:tcBorders>
           </w:tcPr>
           <w:p>
@@ -12446,10 +12234,10 @@
               <w:right w:w="108" w:type="dxa"/>
             </w:tcMar>
             <w:tcBorders>
-              <w:bottom w:val="single" w:sz="4" w:space="0" w:color="CCCCCC"/>
-              <w:left w:val="single" w:sz="4" w:space="0" w:color="CCCCCC"/>
-              <w:right w:val="single" w:sz="4" w:space="0" w:color="CCCCCC"/>
-              <w:top w:val="single" w:sz="4" w:space="0" w:color="CCCCCC"/>
+              <w:right w:val="single" w:sz="4" w:space="0" w:color="CCCCCC"/>
+              <w:top w:val="single" w:sz="4" w:space="0" w:color="CCCCCC"/>
+              <w:bottom w:val="single" w:sz="4" w:space="0" w:color="CCCCCC"/>
+              <w:left w:val="single" w:sz="4" w:space="0" w:color="CCCCCC"/>
             </w:tcBorders>
           </w:tcPr>
           <w:p>
@@ -12480,10 +12268,10 @@
               <w:right w:w="108" w:type="dxa"/>
             </w:tcMar>
             <w:tcBorders>
-              <w:bottom w:val="single" w:sz="4" w:space="0" w:color="CCCCCC"/>
-              <w:left w:val="single" w:sz="4" w:space="0" w:color="CCCCCC"/>
-              <w:right w:val="single" w:sz="4" w:space="0" w:color="CCCCCC"/>
-              <w:top w:val="single" w:sz="4" w:space="0" w:color="CCCCCC"/>
+              <w:right w:val="single" w:sz="4" w:space="0" w:color="CCCCCC"/>
+              <w:top w:val="single" w:sz="4" w:space="0" w:color="CCCCCC"/>
+              <w:bottom w:val="single" w:sz="4" w:space="0" w:color="CCCCCC"/>
+              <w:left w:val="single" w:sz="4" w:space="0" w:color="CCCCCC"/>
             </w:tcBorders>
           </w:tcPr>
           <w:p>
@@ -12499,7 +12287,7 @@
                 <w:sz w:val="20"/>
                 <w:szCs w:val="20"/>
               </w:rPr>
-              <w:t>Fees were deducted from me twice due to a technical error and the service or certificate was not issued — how do I obtain a refund?</w:t>
+              <w:t>I renewed my driving licence through the MOI app but it has not arrived after several months — what is the reason?</w:t>
             </w:r>
           </w:p>
         </w:tc>
@@ -12514,10 +12302,10 @@
               <w:right w:w="108" w:type="dxa"/>
             </w:tcMar>
             <w:tcBorders>
-              <w:bottom w:val="single" w:sz="4" w:space="0" w:color="CCCCCC"/>
-              <w:left w:val="single" w:sz="4" w:space="0" w:color="CCCCCC"/>
-              <w:right w:val="single" w:sz="4" w:space="0" w:color="CCCCCC"/>
-              <w:top w:val="single" w:sz="4" w:space="0" w:color="CCCCCC"/>
+              <w:right w:val="single" w:sz="4" w:space="0" w:color="CCCCCC"/>
+              <w:top w:val="single" w:sz="4" w:space="0" w:color="CCCCCC"/>
+              <w:bottom w:val="single" w:sz="4" w:space="0" w:color="CCCCCC"/>
+              <w:left w:val="single" w:sz="4" w:space="0" w:color="CCCCCC"/>
             </w:tcBorders>
           </w:tcPr>
           <w:p>
@@ -12533,7 +12321,7 @@
                 <w:sz w:val="20"/>
                 <w:szCs w:val="20"/>
               </w:rPr>
-              <w:t>Contact Fujairah Police immediately, attaching the payment details and proof of both financial transactions (account statement or screenshot). The specialists will verify the technical error and return the excess deducted amount to your account.</w:t>
+              <w:t>The delay is usually due to the personal photo not being updated in the system; an SMS is sent requesting the update and may be overlooked. Open the MOI app and ensure your personal photo is updated. If the delay persists after that, contact Fujairah Police with your request number to follow up on the status.</w:t>
             </w:r>
           </w:p>
         </w:tc>
@@ -12548,10 +12336,10 @@
               <w:right w:w="108" w:type="dxa"/>
             </w:tcMar>
             <w:tcBorders>
-              <w:bottom w:val="single" w:sz="4" w:space="0" w:color="CCCCCC"/>
-              <w:left w:val="single" w:sz="4" w:space="0" w:color="CCCCCC"/>
-              <w:right w:val="single" w:sz="4" w:space="0" w:color="CCCCCC"/>
-              <w:top w:val="single" w:sz="4" w:space="0" w:color="CCCCCC"/>
+              <w:right w:val="single" w:sz="4" w:space="0" w:color="CCCCCC"/>
+              <w:top w:val="single" w:sz="4" w:space="0" w:color="CCCCCC"/>
+              <w:bottom w:val="single" w:sz="4" w:space="0" w:color="CCCCCC"/>
+              <w:left w:val="single" w:sz="4" w:space="0" w:color="CCCCCC"/>
             </w:tcBorders>
           </w:tcPr>
           <w:p>
@@ -12584,10 +12372,10 @@
               <w:right w:w="108" w:type="dxa"/>
             </w:tcMar>
             <w:tcBorders>
-              <w:bottom w:val="single" w:sz="4" w:space="0" w:color="CCCCCC"/>
-              <w:left w:val="single" w:sz="4" w:space="0" w:color="CCCCCC"/>
-              <w:right w:val="single" w:sz="4" w:space="0" w:color="CCCCCC"/>
-              <w:top w:val="single" w:sz="4" w:space="0" w:color="CCCCCC"/>
+              <w:right w:val="single" w:sz="4" w:space="0" w:color="CCCCCC"/>
+              <w:bottom w:val="single" w:sz="4" w:space="0" w:color="CCCCCC"/>
+              <w:top w:val="single" w:sz="4" w:space="0" w:color="CCCCCC"/>
+              <w:left w:val="single" w:sz="4" w:space="0" w:color="CCCCCC"/>
             </w:tcBorders>
           </w:tcPr>
           <w:p>
@@ -12618,9 +12406,9 @@
               <w:right w:w="108" w:type="dxa"/>
             </w:tcMar>
             <w:tcBorders>
-              <w:bottom w:val="single" w:sz="4" w:space="0" w:color="CCCCCC"/>
-              <w:left w:val="single" w:sz="4" w:space="0" w:color="CCCCCC"/>
-              <w:right w:val="single" w:sz="4" w:space="0" w:color="CCCCCC"/>
+              <w:right w:val="single" w:sz="4" w:space="0" w:color="CCCCCC"/>
+              <w:bottom w:val="single" w:sz="4" w:space="0" w:color="CCCCCC"/>
+              <w:left w:val="single" w:sz="4" w:space="0" w:color="CCCCCC"/>
               <w:top w:val="single" w:sz="4" w:space="0" w:color="CCCCCC"/>
             </w:tcBorders>
           </w:tcPr>
@@ -12637,7 +12425,7 @@
                 <w:sz w:val="20"/>
                 <w:szCs w:val="20"/>
               </w:rPr>
-              <w:t>I selected the wrong plate type in the application and paid the fees — can I obtain a refund?</w:t>
+              <w:t>I paid traffic transaction fees twice due to an application error — how do I recover the excess amount paid?</w:t>
             </w:r>
           </w:p>
         </w:tc>
@@ -12652,9 +12440,9 @@
               <w:right w:w="108" w:type="dxa"/>
             </w:tcMar>
             <w:tcBorders>
-              <w:bottom w:val="single" w:sz="4" w:space="0" w:color="CCCCCC"/>
-              <w:left w:val="single" w:sz="4" w:space="0" w:color="CCCCCC"/>
-              <w:right w:val="single" w:sz="4" w:space="0" w:color="CCCCCC"/>
+              <w:right w:val="single" w:sz="4" w:space="0" w:color="CCCCCC"/>
+              <w:bottom w:val="single" w:sz="4" w:space="0" w:color="CCCCCC"/>
+              <w:left w:val="single" w:sz="4" w:space="0" w:color="CCCCCC"/>
               <w:top w:val="single" w:sz="4" w:space="0" w:color="CCCCCC"/>
             </w:tcBorders>
           </w:tcPr>
@@ -12671,7 +12459,7 @@
                 <w:sz w:val="20"/>
                 <w:szCs w:val="20"/>
               </w:rPr>
-              <w:t>Visit the competent authority at Fujairah Police attaching proof of payment to assess the possibility of a refund. The MOI application explains plate types and selection steps in detail, so it is advised to review the instructions before completing payment to avoid this type of error.</w:t>
+              <w:t>Contact Fujairah Police and attach proof of the duplicate payment (a bank statement or screenshot showing both transactions). The authorised staff member will verify the transaction in the system and, once confirmed, the financial record will be settled and the doubly paid amount will be refunded to your account.</w:t>
             </w:r>
           </w:p>
         </w:tc>
@@ -12686,9 +12474,9 @@
               <w:right w:w="108" w:type="dxa"/>
             </w:tcMar>
             <w:tcBorders>
-              <w:bottom w:val="single" w:sz="4" w:space="0" w:color="CCCCCC"/>
-              <w:left w:val="single" w:sz="4" w:space="0" w:color="CCCCCC"/>
-              <w:right w:val="single" w:sz="4" w:space="0" w:color="CCCCCC"/>
+              <w:right w:val="single" w:sz="4" w:space="0" w:color="CCCCCC"/>
+              <w:bottom w:val="single" w:sz="4" w:space="0" w:color="CCCCCC"/>
+              <w:left w:val="single" w:sz="4" w:space="0" w:color="CCCCCC"/>
               <w:top w:val="single" w:sz="4" w:space="0" w:color="CCCCCC"/>
             </w:tcBorders>
           </w:tcPr>
@@ -12705,28 +12493,13 @@
                 <w:sz w:val="20"/>
                 <w:szCs w:val="20"/>
               </w:rPr>
-              <w:t>2</w:t>
+              <w:t>1</w:t>
             </w:r>
           </w:p>
         </w:tc>
       </w:tr>
     </w:tbl>
     <w:p/>
-    <w:p>
-      <w:pPr>
-        <w:jc w:val="center"/>
-      </w:pPr>
-      <w:r>
-        <w:rPr>
-          <w:rFonts w:ascii="Calibri" w:hAnsi="Calibri" w:eastAsia="Calibri" w:cs="Calibri"/>
-          <w:i/>
-          <w:color w:val="000000"/>
-          <w:sz w:val="22"/>
-          <w:szCs w:val="22"/>
-        </w:rPr>
-        <w:t>These questions are extracted from the most recurring patterns in the text data.</w:t>
-      </w:r>
-    </w:p>
     <w:p>
       <w:pPr>
         <w:pStyle w:val="Heading2"/>
@@ -12740,7 +12513,7 @@
           <w:sz w:val="26"/>
           <w:szCs w:val="26"/>
         </w:rPr>
-        <w:t>6.2  Pathway to Eliminate 4+ Contact Cases through Proactive Notification</w:t>
+        <w:t>6.2  Pathway to Eliminating 12+ Contact Cases via Proactive Notification</w:t>
       </w:r>
       <w:bookmarkStart w:id="20" w:name="_Toc000000020"/>
       <w:bookmarkEnd w:id="20"/>
@@ -12760,7 +12533,7 @@
           <w:szCs w:val="24"/>
           <w:u w:val="none"/>
         </w:rPr>
-        <w:t>Data analysis reveals that 4+ contact cases (8% of the total) could have been entirely eliminated with a simple notification system — without any structural change to systems or procedures:</w:t>
+        <w:t>Data analysis reveals that 12+ contact cases (24% of total) could have been eliminated entirely with a simple notification system — without any structural changes to systems or procedures:</w:t>
       </w:r>
     </w:p>
     <w:tbl>
@@ -12789,10 +12562,10 @@
               <w:right w:w="108" w:type="dxa"/>
             </w:tcMar>
             <w:tcBorders>
-              <w:bottom w:val="single" w:sz="4" w:space="0" w:color="CCCCCC"/>
-              <w:left w:val="single" w:sz="4" w:space="0" w:color="CCCCCC"/>
-              <w:right w:val="single" w:sz="4" w:space="0" w:color="CCCCCC"/>
-              <w:top w:val="single" w:sz="4" w:space="0" w:color="CCCCCC"/>
+              <w:right w:val="single" w:sz="4" w:space="0" w:color="CCCCCC"/>
+              <w:top w:val="single" w:sz="4" w:space="0" w:color="CCCCCC"/>
+              <w:bottom w:val="single" w:sz="4" w:space="0" w:color="CCCCCC"/>
+              <w:left w:val="single" w:sz="4" w:space="0" w:color="CCCCCC"/>
             </w:tcBorders>
           </w:tcPr>
           <w:p>
@@ -12823,10 +12596,10 @@
               <w:right w:w="108" w:type="dxa"/>
             </w:tcMar>
             <w:tcBorders>
-              <w:bottom w:val="single" w:sz="4" w:space="0" w:color="CCCCCC"/>
-              <w:left w:val="single" w:sz="4" w:space="0" w:color="CCCCCC"/>
-              <w:right w:val="single" w:sz="4" w:space="0" w:color="CCCCCC"/>
-              <w:top w:val="single" w:sz="4" w:space="0" w:color="CCCCCC"/>
+              <w:right w:val="single" w:sz="4" w:space="0" w:color="CCCCCC"/>
+              <w:top w:val="single" w:sz="4" w:space="0" w:color="CCCCCC"/>
+              <w:bottom w:val="single" w:sz="4" w:space="0" w:color="CCCCCC"/>
+              <w:left w:val="single" w:sz="4" w:space="0" w:color="CCCCCC"/>
             </w:tcBorders>
           </w:tcPr>
           <w:p>
@@ -12842,7 +12615,7 @@
                 <w:sz w:val="20"/>
                 <w:szCs w:val="20"/>
               </w:rPr>
-              <w:t>Cases Eliminated</w:t>
+              <w:t>Eliminated Cases</w:t>
             </w:r>
           </w:p>
         </w:tc>
@@ -12857,10 +12630,10 @@
               <w:right w:w="108" w:type="dxa"/>
             </w:tcMar>
             <w:tcBorders>
-              <w:bottom w:val="single" w:sz="4" w:space="0" w:color="CCCCCC"/>
-              <w:left w:val="single" w:sz="4" w:space="0" w:color="CCCCCC"/>
-              <w:right w:val="single" w:sz="4" w:space="0" w:color="CCCCCC"/>
-              <w:top w:val="single" w:sz="4" w:space="0" w:color="CCCCCC"/>
+              <w:right w:val="single" w:sz="4" w:space="0" w:color="CCCCCC"/>
+              <w:top w:val="single" w:sz="4" w:space="0" w:color="CCCCCC"/>
+              <w:bottom w:val="single" w:sz="4" w:space="0" w:color="CCCCCC"/>
+              <w:left w:val="single" w:sz="4" w:space="0" w:color="CCCCCC"/>
             </w:tcBorders>
           </w:tcPr>
           <w:p>
@@ -12891,10 +12664,10 @@
               <w:right w:w="108" w:type="dxa"/>
             </w:tcMar>
             <w:tcBorders>
-              <w:bottom w:val="single" w:sz="4" w:space="0" w:color="CCCCCC"/>
-              <w:left w:val="single" w:sz="4" w:space="0" w:color="CCCCCC"/>
-              <w:right w:val="single" w:sz="4" w:space="0" w:color="CCCCCC"/>
-              <w:top w:val="single" w:sz="4" w:space="0" w:color="CCCCCC"/>
+              <w:right w:val="single" w:sz="4" w:space="0" w:color="CCCCCC"/>
+              <w:top w:val="single" w:sz="4" w:space="0" w:color="CCCCCC"/>
+              <w:bottom w:val="single" w:sz="4" w:space="0" w:color="CCCCCC"/>
+              <w:left w:val="single" w:sz="4" w:space="0" w:color="CCCCCC"/>
             </w:tcBorders>
           </w:tcPr>
           <w:p>
@@ -12925,10 +12698,10 @@
               <w:right w:w="108" w:type="dxa"/>
             </w:tcMar>
             <w:tcBorders>
-              <w:bottom w:val="single" w:sz="4" w:space="0" w:color="CCCCCC"/>
-              <w:left w:val="single" w:sz="4" w:space="0" w:color="CCCCCC"/>
-              <w:right w:val="single" w:sz="4" w:space="0" w:color="CCCCCC"/>
-              <w:top w:val="single" w:sz="4" w:space="0" w:color="CCCCCC"/>
+              <w:right w:val="single" w:sz="4" w:space="0" w:color="CCCCCC"/>
+              <w:top w:val="single" w:sz="4" w:space="0" w:color="CCCCCC"/>
+              <w:bottom w:val="single" w:sz="4" w:space="0" w:color="CCCCCC"/>
+              <w:left w:val="single" w:sz="4" w:space="0" w:color="CCCCCC"/>
             </w:tcBorders>
           </w:tcPr>
           <w:p>
@@ -12961,10 +12734,10 @@
               <w:right w:w="108" w:type="dxa"/>
             </w:tcMar>
             <w:tcBorders>
-              <w:bottom w:val="single" w:sz="4" w:space="0" w:color="CCCCCC"/>
-              <w:left w:val="single" w:sz="4" w:space="0" w:color="CCCCCC"/>
-              <w:right w:val="single" w:sz="4" w:space="0" w:color="CCCCCC"/>
-              <w:top w:val="single" w:sz="4" w:space="0" w:color="CCCCCC"/>
+              <w:right w:val="single" w:sz="4" w:space="0" w:color="CCCCCC"/>
+              <w:top w:val="single" w:sz="4" w:space="0" w:color="CCCCCC"/>
+              <w:bottom w:val="single" w:sz="4" w:space="0" w:color="CCCCCC"/>
+              <w:left w:val="single" w:sz="4" w:space="0" w:color="CCCCCC"/>
             </w:tcBorders>
           </w:tcPr>
           <w:p>
@@ -12980,7 +12753,7 @@
                 <w:sz w:val="20"/>
                 <w:szCs w:val="20"/>
               </w:rPr>
-              <w:t>Immediate notification upon detection of a traffic fine with attachment of the offending vehicle's image</w:t>
+              <w:t>Document delivery status notification via post</w:t>
             </w:r>
           </w:p>
         </w:tc>
@@ -12995,10 +12768,10 @@
               <w:right w:w="108" w:type="dxa"/>
             </w:tcMar>
             <w:tcBorders>
-              <w:bottom w:val="single" w:sz="4" w:space="0" w:color="CCCCCC"/>
-              <w:left w:val="single" w:sz="4" w:space="0" w:color="CCCCCC"/>
-              <w:right w:val="single" w:sz="4" w:space="0" w:color="CCCCCC"/>
-              <w:top w:val="single" w:sz="4" w:space="0" w:color="CCCCCC"/>
+              <w:right w:val="single" w:sz="4" w:space="0" w:color="CCCCCC"/>
+              <w:top w:val="single" w:sz="4" w:space="0" w:color="CCCCCC"/>
+              <w:bottom w:val="single" w:sz="4" w:space="0" w:color="CCCCCC"/>
+              <w:left w:val="single" w:sz="4" w:space="0" w:color="CCCCCC"/>
             </w:tcBorders>
           </w:tcPr>
           <w:p>
@@ -13014,7 +12787,7 @@
                 <w:sz w:val="20"/>
                 <w:szCs w:val="20"/>
               </w:rPr>
-              <w:t>1 case</w:t>
+              <w:t>4 cases</w:t>
             </w:r>
           </w:p>
         </w:tc>
@@ -13029,10 +12802,10 @@
               <w:right w:w="108" w:type="dxa"/>
             </w:tcMar>
             <w:tcBorders>
-              <w:bottom w:val="single" w:sz="4" w:space="0" w:color="CCCCCC"/>
-              <w:left w:val="single" w:sz="4" w:space="0" w:color="CCCCCC"/>
-              <w:right w:val="single" w:sz="4" w:space="0" w:color="CCCCCC"/>
-              <w:top w:val="single" w:sz="4" w:space="0" w:color="CCCCCC"/>
+              <w:right w:val="single" w:sz="4" w:space="0" w:color="CCCCCC"/>
+              <w:top w:val="single" w:sz="4" w:space="0" w:color="CCCCCC"/>
+              <w:bottom w:val="single" w:sz="4" w:space="0" w:color="CCCCCC"/>
+              <w:left w:val="single" w:sz="4" w:space="0" w:color="CCCCCC"/>
             </w:tcBorders>
           </w:tcPr>
           <w:p>
@@ -13048,7 +12821,7 @@
                 <w:sz w:val="20"/>
                 <w:szCs w:val="20"/>
               </w:rPr>
-              <w:t>'Fujairah Police: A traffic fine number [X] has been recorded on [X] date against your vehicle. You can view the fine image via the MOI application.'</w:t>
+              <w:t>'Fujairah Police: Your document [X] was dispatched via Emirates Post on [X]. Track your shipment at: [X]'</w:t>
             </w:r>
           </w:p>
         </w:tc>
@@ -13063,10 +12836,10 @@
               <w:right w:w="108" w:type="dxa"/>
             </w:tcMar>
             <w:tcBorders>
-              <w:bottom w:val="single" w:sz="4" w:space="0" w:color="CCCCCC"/>
-              <w:left w:val="single" w:sz="4" w:space="0" w:color="CCCCCC"/>
-              <w:right w:val="single" w:sz="4" w:space="0" w:color="CCCCCC"/>
-              <w:top w:val="single" w:sz="4" w:space="0" w:color="CCCCCC"/>
+              <w:right w:val="single" w:sz="4" w:space="0" w:color="CCCCCC"/>
+              <w:top w:val="single" w:sz="4" w:space="0" w:color="CCCCCC"/>
+              <w:bottom w:val="single" w:sz="4" w:space="0" w:color="CCCCCC"/>
+              <w:left w:val="single" w:sz="4" w:space="0" w:color="CCCCCC"/>
             </w:tcBorders>
           </w:tcPr>
           <w:p>
@@ -13097,10 +12870,10 @@
               <w:right w:w="108" w:type="dxa"/>
             </w:tcMar>
             <w:tcBorders>
-              <w:bottom w:val="single" w:sz="4" w:space="0" w:color="CCCCCC"/>
-              <w:left w:val="single" w:sz="4" w:space="0" w:color="CCCCCC"/>
-              <w:right w:val="single" w:sz="4" w:space="0" w:color="CCCCCC"/>
-              <w:top w:val="single" w:sz="4" w:space="0" w:color="CCCCCC"/>
+              <w:right w:val="single" w:sz="4" w:space="0" w:color="CCCCCC"/>
+              <w:top w:val="single" w:sz="4" w:space="0" w:color="CCCCCC"/>
+              <w:bottom w:val="single" w:sz="4" w:space="0" w:color="CCCCCC"/>
+              <w:left w:val="single" w:sz="4" w:space="0" w:color="CCCCCC"/>
             </w:tcBorders>
           </w:tcPr>
           <w:p>
@@ -13116,7 +12889,7 @@
                 <w:sz w:val="20"/>
                 <w:szCs w:val="20"/>
               </w:rPr>
-              <w:t>Avoiding one inquiry case related to fine ownership verification and reducing verification reviews.</w:t>
+              <w:t>Avoiding 4 unnecessary contact cases and significantly reducing delivery-related enquiries.</w:t>
             </w:r>
           </w:p>
         </w:tc>
@@ -13133,10 +12906,10 @@
               <w:right w:w="108" w:type="dxa"/>
             </w:tcMar>
             <w:tcBorders>
-              <w:bottom w:val="single" w:sz="4" w:space="0" w:color="CCCCCC"/>
-              <w:left w:val="single" w:sz="4" w:space="0" w:color="CCCCCC"/>
-              <w:right w:val="single" w:sz="4" w:space="0" w:color="CCCCCC"/>
-              <w:top w:val="single" w:sz="4" w:space="0" w:color="CCCCCC"/>
+              <w:right w:val="single" w:sz="4" w:space="0" w:color="CCCCCC"/>
+              <w:top w:val="single" w:sz="4" w:space="0" w:color="CCCCCC"/>
+              <w:bottom w:val="single" w:sz="4" w:space="0" w:color="CCCCCC"/>
+              <w:left w:val="single" w:sz="4" w:space="0" w:color="CCCCCC"/>
             </w:tcBorders>
           </w:tcPr>
           <w:p>
@@ -13152,7 +12925,7 @@
                 <w:sz w:val="20"/>
                 <w:szCs w:val="20"/>
               </w:rPr>
-              <w:t>Document delivery tracking notification (vehicle ownership document or driving licence)</w:t>
+              <w:t>Periodic status update for weapons licence applications</w:t>
             </w:r>
           </w:p>
         </w:tc>
@@ -13167,10 +12940,10 @@
               <w:right w:w="108" w:type="dxa"/>
             </w:tcMar>
             <w:tcBorders>
-              <w:bottom w:val="single" w:sz="4" w:space="0" w:color="CCCCCC"/>
-              <w:left w:val="single" w:sz="4" w:space="0" w:color="CCCCCC"/>
-              <w:right w:val="single" w:sz="4" w:space="0" w:color="CCCCCC"/>
-              <w:top w:val="single" w:sz="4" w:space="0" w:color="CCCCCC"/>
+              <w:right w:val="single" w:sz="4" w:space="0" w:color="CCCCCC"/>
+              <w:top w:val="single" w:sz="4" w:space="0" w:color="CCCCCC"/>
+              <w:bottom w:val="single" w:sz="4" w:space="0" w:color="CCCCCC"/>
+              <w:left w:val="single" w:sz="4" w:space="0" w:color="CCCCCC"/>
             </w:tcBorders>
           </w:tcPr>
           <w:p>
@@ -13186,7 +12959,7 @@
                 <w:sz w:val="20"/>
                 <w:szCs w:val="20"/>
               </w:rPr>
-              <w:t>1 case</w:t>
+              <w:t>3 cases</w:t>
             </w:r>
           </w:p>
         </w:tc>
@@ -13201,10 +12974,10 @@
               <w:right w:w="108" w:type="dxa"/>
             </w:tcMar>
             <w:tcBorders>
-              <w:bottom w:val="single" w:sz="4" w:space="0" w:color="CCCCCC"/>
-              <w:left w:val="single" w:sz="4" w:space="0" w:color="CCCCCC"/>
-              <w:right w:val="single" w:sz="4" w:space="0" w:color="CCCCCC"/>
-              <w:top w:val="single" w:sz="4" w:space="0" w:color="CCCCCC"/>
+              <w:right w:val="single" w:sz="4" w:space="0" w:color="CCCCCC"/>
+              <w:top w:val="single" w:sz="4" w:space="0" w:color="CCCCCC"/>
+              <w:bottom w:val="single" w:sz="4" w:space="0" w:color="CCCCCC"/>
+              <w:left w:val="single" w:sz="4" w:space="0" w:color="CCCCCC"/>
             </w:tcBorders>
           </w:tcPr>
           <w:p>
@@ -13220,7 +12993,7 @@
                 <w:sz w:val="20"/>
                 <w:szCs w:val="20"/>
               </w:rPr>
-              <w:t>'Fujairah Police: Your document [X] is being delivered via Emirates Post. Tracking number: [X]. Expected receipt duration: [X] business days.'</w:t>
+              <w:t>'Fujairah Police: Weapons licence application no. [X] is currently under review. You will be notified as soon as a decision is issued.'</w:t>
             </w:r>
           </w:p>
         </w:tc>
@@ -13235,10 +13008,10 @@
               <w:right w:w="108" w:type="dxa"/>
             </w:tcMar>
             <w:tcBorders>
-              <w:bottom w:val="single" w:sz="4" w:space="0" w:color="CCCCCC"/>
-              <w:left w:val="single" w:sz="4" w:space="0" w:color="CCCCCC"/>
-              <w:right w:val="single" w:sz="4" w:space="0" w:color="CCCCCC"/>
-              <w:top w:val="single" w:sz="4" w:space="0" w:color="CCCCCC"/>
+              <w:right w:val="single" w:sz="4" w:space="0" w:color="CCCCCC"/>
+              <w:top w:val="single" w:sz="4" w:space="0" w:color="CCCCCC"/>
+              <w:bottom w:val="single" w:sz="4" w:space="0" w:color="CCCCCC"/>
+              <w:left w:val="single" w:sz="4" w:space="0" w:color="CCCCCC"/>
             </w:tcBorders>
           </w:tcPr>
           <w:p>
@@ -13269,10 +13042,10 @@
               <w:right w:w="108" w:type="dxa"/>
             </w:tcMar>
             <w:tcBorders>
-              <w:bottom w:val="single" w:sz="4" w:space="0" w:color="CCCCCC"/>
-              <w:left w:val="single" w:sz="4" w:space="0" w:color="CCCCCC"/>
-              <w:right w:val="single" w:sz="4" w:space="0" w:color="CCCCCC"/>
-              <w:top w:val="single" w:sz="4" w:space="0" w:color="CCCCCC"/>
+              <w:right w:val="single" w:sz="4" w:space="0" w:color="CCCCCC"/>
+              <w:top w:val="single" w:sz="4" w:space="0" w:color="CCCCCC"/>
+              <w:bottom w:val="single" w:sz="4" w:space="0" w:color="CCCCCC"/>
+              <w:left w:val="single" w:sz="4" w:space="0" w:color="CCCCCC"/>
             </w:tcBorders>
           </w:tcPr>
           <w:p>
@@ -13288,7 +13061,7 @@
                 <w:sz w:val="20"/>
                 <w:szCs w:val="20"/>
               </w:rPr>
-              <w:t>Eliminating one inquiry case regarding document status and reducing reviews resulting from delayed receipt.</w:t>
+              <w:t>Avoiding 3 follow-up cases and enhancing customer confidence in the transparency of application processing stages.</w:t>
             </w:r>
           </w:p>
         </w:tc>
@@ -13305,10 +13078,10 @@
               <w:right w:w="108" w:type="dxa"/>
             </w:tcMar>
             <w:tcBorders>
-              <w:bottom w:val="single" w:sz="4" w:space="0" w:color="CCCCCC"/>
-              <w:left w:val="single" w:sz="4" w:space="0" w:color="CCCCCC"/>
-              <w:right w:val="single" w:sz="4" w:space="0" w:color="CCCCCC"/>
-              <w:top w:val="single" w:sz="4" w:space="0" w:color="CCCCCC"/>
+              <w:right w:val="single" w:sz="4" w:space="0" w:color="CCCCCC"/>
+              <w:top w:val="single" w:sz="4" w:space="0" w:color="CCCCCC"/>
+              <w:bottom w:val="single" w:sz="4" w:space="0" w:color="CCCCCC"/>
+              <w:left w:val="single" w:sz="4" w:space="0" w:color="CCCCCC"/>
             </w:tcBorders>
           </w:tcPr>
           <w:p>
@@ -13324,7 +13097,7 @@
                 <w:sz w:val="20"/>
                 <w:szCs w:val="20"/>
               </w:rPr>
-              <w:t>Weapon permit request status notification</w:t>
+              <w:t>General submitted request status update notification</w:t>
             </w:r>
           </w:p>
         </w:tc>
@@ -13339,10 +13112,10 @@
               <w:right w:w="108" w:type="dxa"/>
             </w:tcMar>
             <w:tcBorders>
-              <w:bottom w:val="single" w:sz="4" w:space="0" w:color="CCCCCC"/>
-              <w:left w:val="single" w:sz="4" w:space="0" w:color="CCCCCC"/>
-              <w:right w:val="single" w:sz="4" w:space="0" w:color="CCCCCC"/>
-              <w:top w:val="single" w:sz="4" w:space="0" w:color="CCCCCC"/>
+              <w:right w:val="single" w:sz="4" w:space="0" w:color="CCCCCC"/>
+              <w:top w:val="single" w:sz="4" w:space="0" w:color="CCCCCC"/>
+              <w:bottom w:val="single" w:sz="4" w:space="0" w:color="CCCCCC"/>
+              <w:left w:val="single" w:sz="4" w:space="0" w:color="CCCCCC"/>
             </w:tcBorders>
           </w:tcPr>
           <w:p>
@@ -13358,7 +13131,7 @@
                 <w:sz w:val="20"/>
                 <w:szCs w:val="20"/>
               </w:rPr>
-              <w:t>1 case</w:t>
+              <w:t>3 cases</w:t>
             </w:r>
           </w:p>
         </w:tc>
@@ -13373,10 +13146,10 @@
               <w:right w:w="108" w:type="dxa"/>
             </w:tcMar>
             <w:tcBorders>
-              <w:bottom w:val="single" w:sz="4" w:space="0" w:color="CCCCCC"/>
-              <w:left w:val="single" w:sz="4" w:space="0" w:color="CCCCCC"/>
-              <w:right w:val="single" w:sz="4" w:space="0" w:color="CCCCCC"/>
-              <w:top w:val="single" w:sz="4" w:space="0" w:color="CCCCCC"/>
+              <w:right w:val="single" w:sz="4" w:space="0" w:color="CCCCCC"/>
+              <w:top w:val="single" w:sz="4" w:space="0" w:color="CCCCCC"/>
+              <w:bottom w:val="single" w:sz="4" w:space="0" w:color="CCCCCC"/>
+              <w:left w:val="single" w:sz="4" w:space="0" w:color="CCCCCC"/>
             </w:tcBorders>
           </w:tcPr>
           <w:p>
@@ -13392,7 +13165,7 @@
                 <w:sz w:val="20"/>
                 <w:szCs w:val="20"/>
               </w:rPr>
-              <w:t>'Fujairah Police: Weapon permit request number [X] is under review by the competent committee. You will be notified as soon as a decision is issued.'</w:t>
+              <w:t>'Fujairah Police: The status of your request no. [X] has been updated to [X]. For further details, open the MOI app.'</w:t>
             </w:r>
           </w:p>
         </w:tc>
@@ -13407,10 +13180,10 @@
               <w:right w:w="108" w:type="dxa"/>
             </w:tcMar>
             <w:tcBorders>
-              <w:bottom w:val="single" w:sz="4" w:space="0" w:color="CCCCCC"/>
-              <w:left w:val="single" w:sz="4" w:space="0" w:color="CCCCCC"/>
-              <w:right w:val="single" w:sz="4" w:space="0" w:color="CCCCCC"/>
-              <w:top w:val="single" w:sz="4" w:space="0" w:color="CCCCCC"/>
+              <w:right w:val="single" w:sz="4" w:space="0" w:color="CCCCCC"/>
+              <w:top w:val="single" w:sz="4" w:space="0" w:color="CCCCCC"/>
+              <w:bottom w:val="single" w:sz="4" w:space="0" w:color="CCCCCC"/>
+              <w:left w:val="single" w:sz="4" w:space="0" w:color="CCCCCC"/>
             </w:tcBorders>
           </w:tcPr>
           <w:p>
@@ -13426,7 +13199,7 @@
                 <w:sz w:val="20"/>
                 <w:szCs w:val="20"/>
               </w:rPr>
-              <w:t>SMS / Email</w:t>
+              <w:t>SMS / MOI App Notification</w:t>
             </w:r>
           </w:p>
         </w:tc>
@@ -13441,10 +13214,10 @@
               <w:right w:w="108" w:type="dxa"/>
             </w:tcMar>
             <w:tcBorders>
-              <w:bottom w:val="single" w:sz="4" w:space="0" w:color="CCCCCC"/>
-              <w:left w:val="single" w:sz="4" w:space="0" w:color="CCCCCC"/>
-              <w:right w:val="single" w:sz="4" w:space="0" w:color="CCCCCC"/>
-              <w:top w:val="single" w:sz="4" w:space="0" w:color="CCCCCC"/>
+              <w:right w:val="single" w:sz="4" w:space="0" w:color="CCCCCC"/>
+              <w:top w:val="single" w:sz="4" w:space="0" w:color="CCCCCC"/>
+              <w:bottom w:val="single" w:sz="4" w:space="0" w:color="CCCCCC"/>
+              <w:left w:val="single" w:sz="4" w:space="0" w:color="CCCCCC"/>
             </w:tcBorders>
           </w:tcPr>
           <w:p>
@@ -13460,7 +13233,7 @@
                 <w:sz w:val="20"/>
                 <w:szCs w:val="20"/>
               </w:rPr>
-              <w:t>Avoiding one inquiry case regarding the progress of permit requests and reducing follow-up calls.</w:t>
+              <w:t>Avoiding 3 status enquiry cases and improving the digital customer experience.</w:t>
             </w:r>
           </w:p>
         </w:tc>
@@ -13477,10 +13250,10 @@
               <w:right w:w="108" w:type="dxa"/>
             </w:tcMar>
             <w:tcBorders>
-              <w:bottom w:val="single" w:sz="4" w:space="0" w:color="CCCCCC"/>
-              <w:left w:val="single" w:sz="4" w:space="0" w:color="CCCCCC"/>
-              <w:right w:val="single" w:sz="4" w:space="0" w:color="CCCCCC"/>
-              <w:top w:val="single" w:sz="4" w:space="0" w:color="CCCCCC"/>
+              <w:right w:val="single" w:sz="4" w:space="0" w:color="CCCCCC"/>
+              <w:bottom w:val="single" w:sz="4" w:space="0" w:color="CCCCCC"/>
+              <w:top w:val="single" w:sz="4" w:space="0" w:color="CCCCCC"/>
+              <w:left w:val="single" w:sz="4" w:space="0" w:color="CCCCCC"/>
             </w:tcBorders>
           </w:tcPr>
           <w:p>
@@ -13496,7 +13269,7 @@
                 <w:sz w:val="20"/>
                 <w:szCs w:val="20"/>
               </w:rPr>
-              <w:t>Notification of requirements for completing a licence renewal or vehicle registration request</w:t>
+              <w:t>Alert regarding requirements to complete a licence renewal request</w:t>
             </w:r>
           </w:p>
         </w:tc>
@@ -13511,9 +13284,9 @@
               <w:right w:w="108" w:type="dxa"/>
             </w:tcMar>
             <w:tcBorders>
-              <w:bottom w:val="single" w:sz="4" w:space="0" w:color="CCCCCC"/>
-              <w:left w:val="single" w:sz="4" w:space="0" w:color="CCCCCC"/>
-              <w:right w:val="single" w:sz="4" w:space="0" w:color="CCCCCC"/>
+              <w:right w:val="single" w:sz="4" w:space="0" w:color="CCCCCC"/>
+              <w:bottom w:val="single" w:sz="4" w:space="0" w:color="CCCCCC"/>
+              <w:left w:val="single" w:sz="4" w:space="0" w:color="CCCCCC"/>
               <w:top w:val="single" w:sz="4" w:space="0" w:color="CCCCCC"/>
             </w:tcBorders>
           </w:tcPr>
@@ -13530,7 +13303,7 @@
                 <w:sz w:val="20"/>
                 <w:szCs w:val="20"/>
               </w:rPr>
-              <w:t>1 case</w:t>
+              <w:t>2 cases</w:t>
             </w:r>
           </w:p>
         </w:tc>
@@ -13545,9 +13318,9 @@
               <w:right w:w="108" w:type="dxa"/>
             </w:tcMar>
             <w:tcBorders>
-              <w:bottom w:val="single" w:sz="4" w:space="0" w:color="CCCCCC"/>
-              <w:left w:val="single" w:sz="4" w:space="0" w:color="CCCCCC"/>
-              <w:right w:val="single" w:sz="4" w:space="0" w:color="CCCCCC"/>
+              <w:right w:val="single" w:sz="4" w:space="0" w:color="CCCCCC"/>
+              <w:bottom w:val="single" w:sz="4" w:space="0" w:color="CCCCCC"/>
+              <w:left w:val="single" w:sz="4" w:space="0" w:color="CCCCCC"/>
               <w:top w:val="single" w:sz="4" w:space="0" w:color="CCCCCC"/>
             </w:tcBorders>
           </w:tcPr>
@@ -13564,7 +13337,7 @@
                 <w:sz w:val="20"/>
                 <w:szCs w:val="20"/>
               </w:rPr>
-              <w:t>'Fujairah Police: Your request number [X] requires completion of the following documents: [X]. Please attend before [X] date to complete the transaction.'</w:t>
+              <w:t>'Fujairah Police: Your licence renewal request no. [X] requires completion of step [X]. Please review before [X].'</w:t>
             </w:r>
           </w:p>
         </w:tc>
@@ -13579,9 +13352,9 @@
               <w:right w:w="108" w:type="dxa"/>
             </w:tcMar>
             <w:tcBorders>
-              <w:bottom w:val="single" w:sz="4" w:space="0" w:color="CCCCCC"/>
-              <w:left w:val="single" w:sz="4" w:space="0" w:color="CCCCCC"/>
-              <w:right w:val="single" w:sz="4" w:space="0" w:color="CCCCCC"/>
+              <w:right w:val="single" w:sz="4" w:space="0" w:color="CCCCCC"/>
+              <w:bottom w:val="single" w:sz="4" w:space="0" w:color="CCCCCC"/>
+              <w:left w:val="single" w:sz="4" w:space="0" w:color="CCCCCC"/>
               <w:top w:val="single" w:sz="4" w:space="0" w:color="CCCCCC"/>
             </w:tcBorders>
           </w:tcPr>
@@ -13613,9 +13386,9 @@
               <w:right w:w="108" w:type="dxa"/>
             </w:tcMar>
             <w:tcBorders>
-              <w:bottom w:val="single" w:sz="4" w:space="0" w:color="CCCCCC"/>
-              <w:left w:val="single" w:sz="4" w:space="0" w:color="CCCCCC"/>
-              <w:right w:val="single" w:sz="4" w:space="0" w:color="CCCCCC"/>
+              <w:right w:val="single" w:sz="4" w:space="0" w:color="CCCCCC"/>
+              <w:bottom w:val="single" w:sz="4" w:space="0" w:color="CCCCCC"/>
+              <w:left w:val="single" w:sz="4" w:space="0" w:color="CCCCCC"/>
               <w:top w:val="single" w:sz="4" w:space="0" w:color="CCCCCC"/>
             </w:tcBorders>
           </w:tcPr>
@@ -13632,28 +13405,13 @@
                 <w:sz w:val="20"/>
                 <w:szCs w:val="20"/>
               </w:rPr>
-              <w:t>Eliminating one inquiry case regarding request requirements and reducing reviews resulting from incomplete documents.</w:t>
+              <w:t>Avoiding 2 contact cases resulting from a request stalling due to missing requirements.</w:t>
             </w:r>
           </w:p>
         </w:tc>
       </w:tr>
     </w:tbl>
     <w:p/>
-    <w:p>
-      <w:pPr>
-        <w:jc w:val="center"/>
-      </w:pPr>
-      <w:r>
-        <w:rPr>
-          <w:rFonts w:ascii="Calibri" w:hAnsi="Calibri" w:eastAsia="Calibri" w:cs="Calibri"/>
-          <w:i/>
-          <w:color w:val="000000"/>
-          <w:sz w:val="22"/>
-          <w:szCs w:val="22"/>
-        </w:rPr>
-        <w:t>Data analysis reveals that 4+ contact cases (8% of the total) could have been entirely eliminated with a simple notification system — without any structural change to systems or procedures:</w:t>
-      </w:r>
-    </w:p>
     <w:p>
       <w:pPr>
         <w:pStyle w:val="Heading1"/>
@@ -13667,7 +13425,7 @@
           <w:sz w:val="32"/>
           <w:szCs w:val="32"/>
         </w:rPr>
-        <w:t>Seventh: AI-Powered Use Cases</w:t>
+        <w:t>Section Seven: AI-Powered Use Cases</w:t>
       </w:r>
       <w:bookmarkStart w:id="21" w:name="_Toc000000021"/>
       <w:bookmarkEnd w:id="21"/>
@@ -13687,7 +13445,7 @@
           <w:szCs w:val="24"/>
           <w:u w:val="none"/>
         </w:rPr>
-        <w:t>The opportunities identified in January - December 2025 integrate with artificial intelligence capabilities to build an intelligent self-service system covering no less than 92.0% of total incoming cases without human intervention at the classification stage. Based on the analysis of 50 documented cases during the aforementioned period, this document presents four integrated AI tools that address the most prominent sources of friction in the customer journey at the point of origin.</w:t>
+        <w:t>The opportunities identified in January - December 2025 integrate with artificial intelligence capabilities to form a smart self-service system capable of covering more than 84.0% of current contact volume without human intervention at the classification stage. Based on a total of 50 documented cases during the stated period, four integrated AI tools have been identified that address the most prominent friction sources in the customer journey at the point of origin rather than after the complaint is registered.</w:t>
       </w:r>
     </w:p>
     <w:p>
@@ -13705,7 +13463,7 @@
           <w:szCs w:val="24"/>
           <w:u w:val="none"/>
         </w:rPr>
-        <w:t>Key Note: Training data is now ready — 50 classified and labelled cases from the January - December 2025 period are available, forming a training dataset ready for immediate use. This labelled set enables commencement of AI classification model training without any delay in the data collection or preparation phase.</w:t>
+        <w:t>Key note: Training data is now ready — 50 manually classified and labelled cases covering the period from January to December 2025 are available, and this annotated dataset is sufficient to immediately initiate AI automated classifier training without the need to collect additional data.</w:t>
       </w:r>
     </w:p>
     <w:tbl>
@@ -13733,10 +13491,10 @@
               <w:right w:w="108" w:type="dxa"/>
             </w:tcMar>
             <w:tcBorders>
-              <w:bottom w:val="single" w:sz="4" w:space="0" w:color="CCCCCC"/>
-              <w:left w:val="single" w:sz="4" w:space="0" w:color="CCCCCC"/>
-              <w:right w:val="single" w:sz="4" w:space="0" w:color="CCCCCC"/>
-              <w:top w:val="single" w:sz="4" w:space="0" w:color="CCCCCC"/>
+              <w:right w:val="single" w:sz="4" w:space="0" w:color="CCCCCC"/>
+              <w:top w:val="single" w:sz="4" w:space="0" w:color="CCCCCC"/>
+              <w:bottom w:val="single" w:sz="4" w:space="0" w:color="CCCCCC"/>
+              <w:left w:val="single" w:sz="4" w:space="0" w:color="CCCCCC"/>
             </w:tcBorders>
           </w:tcPr>
           <w:p>
@@ -13767,10 +13525,10 @@
               <w:right w:w="108" w:type="dxa"/>
             </w:tcMar>
             <w:tcBorders>
-              <w:bottom w:val="single" w:sz="4" w:space="0" w:color="CCCCCC"/>
-              <w:left w:val="single" w:sz="4" w:space="0" w:color="CCCCCC"/>
-              <w:right w:val="single" w:sz="4" w:space="0" w:color="CCCCCC"/>
-              <w:top w:val="single" w:sz="4" w:space="0" w:color="CCCCCC"/>
+              <w:right w:val="single" w:sz="4" w:space="0" w:color="CCCCCC"/>
+              <w:top w:val="single" w:sz="4" w:space="0" w:color="CCCCCC"/>
+              <w:bottom w:val="single" w:sz="4" w:space="0" w:color="CCCCCC"/>
+              <w:left w:val="single" w:sz="4" w:space="0" w:color="CCCCCC"/>
             </w:tcBorders>
           </w:tcPr>
           <w:p>
@@ -13801,10 +13559,10 @@
               <w:right w:w="108" w:type="dxa"/>
             </w:tcMar>
             <w:tcBorders>
-              <w:bottom w:val="single" w:sz="4" w:space="0" w:color="CCCCCC"/>
-              <w:left w:val="single" w:sz="4" w:space="0" w:color="CCCCCC"/>
-              <w:right w:val="single" w:sz="4" w:space="0" w:color="CCCCCC"/>
-              <w:top w:val="single" w:sz="4" w:space="0" w:color="CCCCCC"/>
+              <w:right w:val="single" w:sz="4" w:space="0" w:color="CCCCCC"/>
+              <w:top w:val="single" w:sz="4" w:space="0" w:color="CCCCCC"/>
+              <w:bottom w:val="single" w:sz="4" w:space="0" w:color="CCCCCC"/>
+              <w:left w:val="single" w:sz="4" w:space="0" w:color="CCCCCC"/>
             </w:tcBorders>
           </w:tcPr>
           <w:p>
@@ -13835,10 +13593,10 @@
               <w:right w:w="108" w:type="dxa"/>
             </w:tcMar>
             <w:tcBorders>
-              <w:bottom w:val="single" w:sz="4" w:space="0" w:color="CCCCCC"/>
-              <w:left w:val="single" w:sz="4" w:space="0" w:color="CCCCCC"/>
-              <w:right w:val="single" w:sz="4" w:space="0" w:color="CCCCCC"/>
-              <w:top w:val="single" w:sz="4" w:space="0" w:color="CCCCCC"/>
+              <w:right w:val="single" w:sz="4" w:space="0" w:color="CCCCCC"/>
+              <w:top w:val="single" w:sz="4" w:space="0" w:color="CCCCCC"/>
+              <w:bottom w:val="single" w:sz="4" w:space="0" w:color="CCCCCC"/>
+              <w:left w:val="single" w:sz="4" w:space="0" w:color="CCCCCC"/>
             </w:tcBorders>
           </w:tcPr>
           <w:p>
@@ -13871,10 +13629,10 @@
               <w:right w:w="108" w:type="dxa"/>
             </w:tcMar>
             <w:tcBorders>
-              <w:bottom w:val="single" w:sz="4" w:space="0" w:color="CCCCCC"/>
-              <w:left w:val="single" w:sz="4" w:space="0" w:color="CCCCCC"/>
-              <w:right w:val="single" w:sz="4" w:space="0" w:color="CCCCCC"/>
-              <w:top w:val="single" w:sz="4" w:space="0" w:color="CCCCCC"/>
+              <w:right w:val="single" w:sz="4" w:space="0" w:color="CCCCCC"/>
+              <w:top w:val="single" w:sz="4" w:space="0" w:color="CCCCCC"/>
+              <w:bottom w:val="single" w:sz="4" w:space="0" w:color="CCCCCC"/>
+              <w:left w:val="single" w:sz="4" w:space="0" w:color="CCCCCC"/>
             </w:tcBorders>
           </w:tcPr>
           <w:p>
@@ -13890,7 +13648,7 @@
                 <w:sz w:val="20"/>
                 <w:szCs w:val="20"/>
               </w:rPr>
-              <w:t>Visual Fine Validity Verification System</w:t>
+              <w:t>Automated Visual Verification System for Traffic Violations</w:t>
             </w:r>
           </w:p>
         </w:tc>
@@ -13905,10 +13663,10 @@
               <w:right w:w="108" w:type="dxa"/>
             </w:tcMar>
             <w:tcBorders>
-              <w:bottom w:val="single" w:sz="4" w:space="0" w:color="CCCCCC"/>
-              <w:left w:val="single" w:sz="4" w:space="0" w:color="CCCCCC"/>
-              <w:right w:val="single" w:sz="4" w:space="0" w:color="CCCCCC"/>
-              <w:top w:val="single" w:sz="4" w:space="0" w:color="CCCCCC"/>
+              <w:right w:val="single" w:sz="4" w:space="0" w:color="CCCCCC"/>
+              <w:top w:val="single" w:sz="4" w:space="0" w:color="CCCCCC"/>
+              <w:bottom w:val="single" w:sz="4" w:space="0" w:color="CCCCCC"/>
+              <w:left w:val="single" w:sz="4" w:space="0" w:color="CCCCCC"/>
             </w:tcBorders>
           </w:tcPr>
           <w:p>
@@ -13924,7 +13682,7 @@
                 <w:sz w:val="20"/>
                 <w:szCs w:val="20"/>
               </w:rPr>
-              <w:t>The system is automatically activated at the moment the traffic fine image is captured, using a Computer Vision model to match the vehicle's colour and model in the image against the vehicle's registered data in the vehicle database. Upon detecting any discrepancy between the photographed plate and the ownership record, the system immediately issues an alert to the specialist before the fine is finalised and sent to the customer.</w:t>
+              <w:t>The system is activated at the moment a traffic violation image is captured, using a Computer Vision model to match the vehicle's colour and model against the official registry data for the photographed plate. The system detects any discrepancy between the vehicle specifications in the image and the data recorded in the database, and issues an immediate alert to the operator before the violation is finalised, thereby preventing disputed notices from reaching the customer in the first place.</w:t>
             </w:r>
           </w:p>
         </w:tc>
@@ -13939,10 +13697,10 @@
               <w:right w:w="108" w:type="dxa"/>
             </w:tcMar>
             <w:tcBorders>
-              <w:bottom w:val="single" w:sz="4" w:space="0" w:color="CCCCCC"/>
-              <w:left w:val="single" w:sz="4" w:space="0" w:color="CCCCCC"/>
-              <w:right w:val="single" w:sz="4" w:space="0" w:color="CCCCCC"/>
-              <w:top w:val="single" w:sz="4" w:space="0" w:color="CCCCCC"/>
+              <w:right w:val="single" w:sz="4" w:space="0" w:color="CCCCCC"/>
+              <w:top w:val="single" w:sz="4" w:space="0" w:color="CCCCCC"/>
+              <w:bottom w:val="single" w:sz="4" w:space="0" w:color="CCCCCC"/>
+              <w:left w:val="single" w:sz="4" w:space="0" w:color="CCCCCC"/>
             </w:tcBorders>
           </w:tcPr>
           <w:p>
@@ -13972,10 +13730,10 @@
               <w:right w:w="108" w:type="dxa"/>
             </w:tcMar>
             <w:tcBorders>
-              <w:bottom w:val="single" w:sz="4" w:space="0" w:color="CCCCCC"/>
-              <w:left w:val="single" w:sz="4" w:space="0" w:color="CCCCCC"/>
-              <w:right w:val="single" w:sz="4" w:space="0" w:color="CCCCCC"/>
-              <w:top w:val="single" w:sz="4" w:space="0" w:color="CCCCCC"/>
+              <w:right w:val="single" w:sz="4" w:space="0" w:color="CCCCCC"/>
+              <w:top w:val="single" w:sz="4" w:space="0" w:color="CCCCCC"/>
+              <w:bottom w:val="single" w:sz="4" w:space="0" w:color="CCCCCC"/>
+              <w:left w:val="single" w:sz="4" w:space="0" w:color="CCCCCC"/>
             </w:tcBorders>
           </w:tcPr>
           <w:p>
@@ -13991,7 +13749,7 @@
                 <w:sz w:val="20"/>
                 <w:szCs w:val="20"/>
               </w:rPr>
-              <w:t>High — 9+ months (requires access to a real-time feed from fine cameras)</w:t>
+              <w:t>High — 9+ months (requires access to a live feed from violation cameras)</w:t>
             </w:r>
           </w:p>
         </w:tc>
@@ -14008,10 +13766,10 @@
               <w:right w:w="108" w:type="dxa"/>
             </w:tcMar>
             <w:tcBorders>
-              <w:bottom w:val="single" w:sz="4" w:space="0" w:color="CCCCCC"/>
-              <w:left w:val="single" w:sz="4" w:space="0" w:color="CCCCCC"/>
-              <w:right w:val="single" w:sz="4" w:space="0" w:color="CCCCCC"/>
-              <w:top w:val="single" w:sz="4" w:space="0" w:color="CCCCCC"/>
+              <w:right w:val="single" w:sz="4" w:space="0" w:color="CCCCCC"/>
+              <w:top w:val="single" w:sz="4" w:space="0" w:color="CCCCCC"/>
+              <w:bottom w:val="single" w:sz="4" w:space="0" w:color="CCCCCC"/>
+              <w:left w:val="single" w:sz="4" w:space="0" w:color="CCCCCC"/>
             </w:tcBorders>
           </w:tcPr>
           <w:p>
@@ -14027,7 +13785,7 @@
                 <w:sz w:val="20"/>
                 <w:szCs w:val="20"/>
               </w:rPr>
-              <w:t>Intelligent Case Router Between Government Entities</w:t>
+              <w:t>Smart Case Router Between Government Entities</w:t>
             </w:r>
           </w:p>
         </w:tc>
@@ -14042,10 +13800,10 @@
               <w:right w:w="108" w:type="dxa"/>
             </w:tcMar>
             <w:tcBorders>
-              <w:bottom w:val="single" w:sz="4" w:space="0" w:color="CCCCCC"/>
-              <w:left w:val="single" w:sz="4" w:space="0" w:color="CCCCCC"/>
-              <w:right w:val="single" w:sz="4" w:space="0" w:color="CCCCCC"/>
-              <w:top w:val="single" w:sz="4" w:space="0" w:color="CCCCCC"/>
+              <w:right w:val="single" w:sz="4" w:space="0" w:color="CCCCCC"/>
+              <w:top w:val="single" w:sz="4" w:space="0" w:color="CCCCCC"/>
+              <w:bottom w:val="single" w:sz="4" w:space="0" w:color="CCCCCC"/>
+              <w:left w:val="single" w:sz="4" w:space="0" w:color="CCCCCC"/>
             </w:tcBorders>
           </w:tcPr>
           <w:p>
@@ -14061,7 +13819,7 @@
                 <w:sz w:val="20"/>
                 <w:szCs w:val="20"/>
               </w:rPr>
-              <w:t>Upon the receipt of any new case in the CRM, the model analyses the request text using AI-powered text classification, then compares it against a database of entity jurisdictions to automatically determine the competent authority — whether Fujairah Police, RTA, or another government entity. The system produces an immediate routing message sent to the customer via the appropriate digital channel without the need for manual review.</w:t>
+              <w:t>The system relies on a text classification model trained on CRM case patterns to analyse the content of each new incoming enquiry and automatically identify the competent authority — whether Fujairah Police, RTA, the Municipality, or any other body — according to a documented authorisation database. The system produces an immediate routing message sent to the customer via SMS or the digital platform, eliminating the manual re-routing stage and reducing case circulation between entities.</w:t>
             </w:r>
           </w:p>
         </w:tc>
@@ -14076,10 +13834,10 @@
               <w:right w:w="108" w:type="dxa"/>
             </w:tcMar>
             <w:tcBorders>
-              <w:bottom w:val="single" w:sz="4" w:space="0" w:color="CCCCCC"/>
-              <w:left w:val="single" w:sz="4" w:space="0" w:color="CCCCCC"/>
-              <w:right w:val="single" w:sz="4" w:space="0" w:color="CCCCCC"/>
-              <w:top w:val="single" w:sz="4" w:space="0" w:color="CCCCCC"/>
+              <w:right w:val="single" w:sz="4" w:space="0" w:color="CCCCCC"/>
+              <w:top w:val="single" w:sz="4" w:space="0" w:color="CCCCCC"/>
+              <w:bottom w:val="single" w:sz="4" w:space="0" w:color="CCCCCC"/>
+              <w:left w:val="single" w:sz="4" w:space="0" w:color="CCCCCC"/>
             </w:tcBorders>
           </w:tcPr>
           <w:p>
@@ -14109,10 +13867,10 @@
               <w:right w:w="108" w:type="dxa"/>
             </w:tcMar>
             <w:tcBorders>
-              <w:bottom w:val="single" w:sz="4" w:space="0" w:color="CCCCCC"/>
-              <w:left w:val="single" w:sz="4" w:space="0" w:color="CCCCCC"/>
-              <w:right w:val="single" w:sz="4" w:space="0" w:color="CCCCCC"/>
-              <w:top w:val="single" w:sz="4" w:space="0" w:color="CCCCCC"/>
+              <w:right w:val="single" w:sz="4" w:space="0" w:color="CCCCCC"/>
+              <w:top w:val="single" w:sz="4" w:space="0" w:color="CCCCCC"/>
+              <w:bottom w:val="single" w:sz="4" w:space="0" w:color="CCCCCC"/>
+              <w:left w:val="single" w:sz="4" w:space="0" w:color="CCCCCC"/>
             </w:tcBorders>
           </w:tcPr>
           <w:p>
@@ -14128,7 +13886,7 @@
                 <w:sz w:val="20"/>
                 <w:szCs w:val="20"/>
               </w:rPr>
-              <w:t>Medium — 3-4 months (requires a documented jurisdiction map for all entities)</w:t>
+              <w:t>Medium — 3-4 months (requires a documented authorisation map for all entities)</w:t>
             </w:r>
           </w:p>
         </w:tc>
@@ -14145,10 +13903,10 @@
               <w:right w:w="108" w:type="dxa"/>
             </w:tcMar>
             <w:tcBorders>
-              <w:bottom w:val="single" w:sz="4" w:space="0" w:color="CCCCCC"/>
-              <w:left w:val="single" w:sz="4" w:space="0" w:color="CCCCCC"/>
-              <w:right w:val="single" w:sz="4" w:space="0" w:color="CCCCCC"/>
-              <w:top w:val="single" w:sz="4" w:space="0" w:color="CCCCCC"/>
+              <w:right w:val="single" w:sz="4" w:space="0" w:color="CCCCCC"/>
+              <w:top w:val="single" w:sz="4" w:space="0" w:color="CCCCCC"/>
+              <w:bottom w:val="single" w:sz="4" w:space="0" w:color="CCCCCC"/>
+              <w:left w:val="single" w:sz="4" w:space="0" w:color="CCCCCC"/>
             </w:tcBorders>
           </w:tcPr>
           <w:p>
@@ -14164,7 +13922,7 @@
                 <w:sz w:val="20"/>
                 <w:szCs w:val="20"/>
               </w:rPr>
-              <w:t>Automated Document Quality and Completeness Checker</w:t>
+              <w:t>OCR Document and Image Quality Inspector</w:t>
             </w:r>
           </w:p>
         </w:tc>
@@ -14179,10 +13937,10 @@
               <w:right w:w="108" w:type="dxa"/>
             </w:tcMar>
             <w:tcBorders>
-              <w:bottom w:val="single" w:sz="4" w:space="0" w:color="CCCCCC"/>
-              <w:left w:val="single" w:sz="4" w:space="0" w:color="CCCCCC"/>
-              <w:right w:val="single" w:sz="4" w:space="0" w:color="CCCCCC"/>
-              <w:top w:val="single" w:sz="4" w:space="0" w:color="CCCCCC"/>
+              <w:right w:val="single" w:sz="4" w:space="0" w:color="CCCCCC"/>
+              <w:top w:val="single" w:sz="4" w:space="0" w:color="CCCCCC"/>
+              <w:bottom w:val="single" w:sz="4" w:space="0" w:color="CCCCCC"/>
+              <w:left w:val="single" w:sz="4" w:space="0" w:color="CCCCCC"/>
             </w:tcBorders>
           </w:tcPr>
           <w:p>
@@ -14198,7 +13956,7 @@
                 <w:sz w:val="20"/>
                 <w:szCs w:val="20"/>
               </w:rPr>
-              <w:t>The system intercepts every document uploaded by the customer before the request submission is finalised, and conducts a series of automated checks using OCR and image quality requirements: it verifies the resolution of the personal photo, the validity of the technical inspection certificate, the completeness of mandatory fields, and the matching of the ID number against the entered data. Upon detecting any deficiency, the system immediately directs the customer with specific correction instructions before the request is registered in the CRM.</w:t>
+              <w:t>The system runs automatically as soon as the customer uploads any document or image as part of their electronic request, employing OCR technology and quality-inspection algorithms to verify the accuracy of the personal photo, validity of the technical inspection certificate, completeness of mandatory fields, and matching of the identity number. The system issues an immediate report guiding the customer to missing fields or non-compliant images before the request is submitted, without the need for manual staff review.</w:t>
             </w:r>
           </w:p>
         </w:tc>
@@ -14213,10 +13971,10 @@
               <w:right w:w="108" w:type="dxa"/>
             </w:tcMar>
             <w:tcBorders>
-              <w:bottom w:val="single" w:sz="4" w:space="0" w:color="CCCCCC"/>
-              <w:left w:val="single" w:sz="4" w:space="0" w:color="CCCCCC"/>
-              <w:right w:val="single" w:sz="4" w:space="0" w:color="CCCCCC"/>
-              <w:top w:val="single" w:sz="4" w:space="0" w:color="CCCCCC"/>
+              <w:right w:val="single" w:sz="4" w:space="0" w:color="CCCCCC"/>
+              <w:top w:val="single" w:sz="4" w:space="0" w:color="CCCCCC"/>
+              <w:bottom w:val="single" w:sz="4" w:space="0" w:color="CCCCCC"/>
+              <w:left w:val="single" w:sz="4" w:space="0" w:color="CCCCCC"/>
             </w:tcBorders>
           </w:tcPr>
           <w:p>
@@ -14246,10 +14004,10 @@
               <w:right w:w="108" w:type="dxa"/>
             </w:tcMar>
             <w:tcBorders>
-              <w:bottom w:val="single" w:sz="4" w:space="0" w:color="CCCCCC"/>
-              <w:left w:val="single" w:sz="4" w:space="0" w:color="CCCCCC"/>
-              <w:right w:val="single" w:sz="4" w:space="0" w:color="CCCCCC"/>
-              <w:top w:val="single" w:sz="4" w:space="0" w:color="CCCCCC"/>
+              <w:right w:val="single" w:sz="4" w:space="0" w:color="CCCCCC"/>
+              <w:top w:val="single" w:sz="4" w:space="0" w:color="CCCCCC"/>
+              <w:bottom w:val="single" w:sz="4" w:space="0" w:color="CCCCCC"/>
+              <w:left w:val="single" w:sz="4" w:space="0" w:color="CCCCCC"/>
             </w:tcBorders>
           </w:tcPr>
           <w:p>
@@ -14282,10 +14040,10 @@
               <w:right w:w="108" w:type="dxa"/>
             </w:tcMar>
             <w:tcBorders>
-              <w:bottom w:val="single" w:sz="4" w:space="0" w:color="CCCCCC"/>
-              <w:left w:val="single" w:sz="4" w:space="0" w:color="CCCCCC"/>
-              <w:right w:val="single" w:sz="4" w:space="0" w:color="CCCCCC"/>
-              <w:top w:val="single" w:sz="4" w:space="0" w:color="CCCCCC"/>
+              <w:right w:val="single" w:sz="4" w:space="0" w:color="CCCCCC"/>
+              <w:bottom w:val="single" w:sz="4" w:space="0" w:color="CCCCCC"/>
+              <w:top w:val="single" w:sz="4" w:space="0" w:color="CCCCCC"/>
+              <w:left w:val="single" w:sz="4" w:space="0" w:color="CCCCCC"/>
             </w:tcBorders>
           </w:tcPr>
           <w:p>
@@ -14301,7 +14059,7 @@
                 <w:sz w:val="20"/>
                 <w:szCs w:val="20"/>
               </w:rPr>
-              <w:t>Geographical Friction Radar with Heat Map</w:t>
+              <w:t>Geographic Friction Radar with NER Heat Maps</w:t>
             </w:r>
           </w:p>
         </w:tc>
@@ -14316,9 +14074,9 @@
               <w:right w:w="108" w:type="dxa"/>
             </w:tcMar>
             <w:tcBorders>
-              <w:bottom w:val="single" w:sz="4" w:space="0" w:color="CCCCCC"/>
-              <w:left w:val="single" w:sz="4" w:space="0" w:color="CCCCCC"/>
-              <w:right w:val="single" w:sz="4" w:space="0" w:color="CCCCCC"/>
+              <w:right w:val="single" w:sz="4" w:space="0" w:color="CCCCCC"/>
+              <w:bottom w:val="single" w:sz="4" w:space="0" w:color="CCCCCC"/>
+              <w:left w:val="single" w:sz="4" w:space="0" w:color="CCCCCC"/>
               <w:top w:val="single" w:sz="4" w:space="0" w:color="CCCCCC"/>
             </w:tcBorders>
           </w:tcPr>
@@ -14335,7 +14093,7 @@
                 <w:sz w:val="20"/>
                 <w:szCs w:val="20"/>
               </w:rPr>
-              <w:t>The system operates on complaint and suggestion texts stored in the CRM, extracting locations and geographical areas mentioned therein using Named Entity Recognition (NER) technology, then automatically plots this data on a heat map showing reporting density for each area. The system produces a periodic report classifying intersections and areas with disproportionate concentration to support resource allocation decisions and infrastructure priorities.</w:t>
+              <w:t>The system operates on the CRM text dataset received during the specified period, using Named Entity Recognition (NER) technology to identify area names and intersections mentioned in complaints and proposals. These entities are converted into a heat map revealing areas with disproportionate complaint density, and the results are presented in periodic visual reports supporting resource allocation decisions and infrastructure prioritisation.</w:t>
             </w:r>
           </w:p>
         </w:tc>
@@ -14350,9 +14108,9 @@
               <w:right w:w="108" w:type="dxa"/>
             </w:tcMar>
             <w:tcBorders>
-              <w:bottom w:val="single" w:sz="4" w:space="0" w:color="CCCCCC"/>
-              <w:left w:val="single" w:sz="4" w:space="0" w:color="CCCCCC"/>
-              <w:right w:val="single" w:sz="4" w:space="0" w:color="CCCCCC"/>
+              <w:right w:val="single" w:sz="4" w:space="0" w:color="CCCCCC"/>
+              <w:bottom w:val="single" w:sz="4" w:space="0" w:color="CCCCCC"/>
+              <w:left w:val="single" w:sz="4" w:space="0" w:color="CCCCCC"/>
               <w:top w:val="single" w:sz="4" w:space="0" w:color="CCCCCC"/>
             </w:tcBorders>
           </w:tcPr>
@@ -14383,9 +14141,9 @@
               <w:right w:w="108" w:type="dxa"/>
             </w:tcMar>
             <w:tcBorders>
-              <w:bottom w:val="single" w:sz="4" w:space="0" w:color="CCCCCC"/>
-              <w:left w:val="single" w:sz="4" w:space="0" w:color="CCCCCC"/>
-              <w:right w:val="single" w:sz="4" w:space="0" w:color="CCCCCC"/>
+              <w:right w:val="single" w:sz="4" w:space="0" w:color="CCCCCC"/>
+              <w:bottom w:val="single" w:sz="4" w:space="0" w:color="CCCCCC"/>
+              <w:left w:val="single" w:sz="4" w:space="0" w:color="CCCCCC"/>
               <w:top w:val="single" w:sz="4" w:space="0" w:color="CCCCCC"/>
             </w:tcBorders>
           </w:tcPr>
@@ -14409,21 +14167,6 @@
       </w:tr>
     </w:tbl>
     <w:p/>
-    <w:p>
-      <w:pPr>
-        <w:jc w:val="center"/>
-      </w:pPr>
-      <w:r>
-        <w:rPr>
-          <w:rFonts w:ascii="Calibri" w:hAnsi="Calibri" w:eastAsia="Calibri" w:cs="Calibri"/>
-          <w:i/>
-          <w:color w:val="000000"/>
-          <w:sz w:val="22"/>
-          <w:szCs w:val="22"/>
-        </w:rPr>
-        <w:t>The opportunities identified in January - December 2025 integrate with artificial intelligence capabilities to build an intelligent self-service system covering no less than 92.0% of total incoming cases without human intervention at the classification stage. Based on the analysis of 50 documented cases during the aforementioned period, this document presents four integrated AI tools that address the most prominent sources of friction in the customer journey at the point of origin.</w:t>
-      </w:r>
-    </w:p>
     <w:p>
       <w:pPr>
         <w:pStyle w:val="Heading1"/>
@@ -14437,7 +14180,7 @@
           <w:sz w:val="32"/>
           <w:szCs w:val="32"/>
         </w:rPr>
-        <w:t>Eighth: Proposed Improvement Roadmap</w:t>
+        <w:t>Section Eight: Proposed Improvement Roadmap</w:t>
       </w:r>
       <w:bookmarkStart w:id="22" w:name="_Toc000000022"/>
       <w:bookmarkEnd w:id="22"/>
@@ -14457,7 +14200,7 @@
           <w:szCs w:val="24"/>
           <w:u w:val="none"/>
         </w:rPr>
-        <w:t>This roadmap consolidates the recommendations of the four analyses into a tiered priority system based on the January - December 2025 data of 50 cases, with the aim of converting identified gaps into measurable improvement actions. All eight items are drawn directly from the analysis without generic recommendations, and are ranked in descending order according to the dual criteria of impact and ease of implementation.</w:t>
+        <w:t>This roadmap consolidates the recommendations from the four analyses into a tiered priority framework based on January - December 2025 data, with a total of 50 cases, with the aim of transitioning processing from reactive to proactive. All eight items are drawn from actual cases with no theoretical recommendations, and are ranked in descending order according to the criteria of impact and ease of implementation.</w:t>
       </w:r>
     </w:p>
     <w:tbl>
@@ -14487,10 +14230,10 @@
               <w:right w:w="108" w:type="dxa"/>
             </w:tcMar>
             <w:tcBorders>
-              <w:bottom w:val="single" w:sz="4" w:space="0" w:color="CCCCCC"/>
-              <w:left w:val="single" w:sz="4" w:space="0" w:color="CCCCCC"/>
-              <w:right w:val="single" w:sz="4" w:space="0" w:color="CCCCCC"/>
-              <w:top w:val="single" w:sz="4" w:space="0" w:color="CCCCCC"/>
+              <w:right w:val="single" w:sz="4" w:space="0" w:color="CCCCCC"/>
+              <w:top w:val="single" w:sz="4" w:space="0" w:color="CCCCCC"/>
+              <w:bottom w:val="single" w:sz="4" w:space="0" w:color="CCCCCC"/>
+              <w:left w:val="single" w:sz="4" w:space="0" w:color="CCCCCC"/>
             </w:tcBorders>
           </w:tcPr>
           <w:p>
@@ -14521,10 +14264,10 @@
               <w:right w:w="108" w:type="dxa"/>
             </w:tcMar>
             <w:tcBorders>
-              <w:bottom w:val="single" w:sz="4" w:space="0" w:color="CCCCCC"/>
-              <w:left w:val="single" w:sz="4" w:space="0" w:color="CCCCCC"/>
-              <w:right w:val="single" w:sz="4" w:space="0" w:color="CCCCCC"/>
-              <w:top w:val="single" w:sz="4" w:space="0" w:color="CCCCCC"/>
+              <w:right w:val="single" w:sz="4" w:space="0" w:color="CCCCCC"/>
+              <w:top w:val="single" w:sz="4" w:space="0" w:color="CCCCCC"/>
+              <w:bottom w:val="single" w:sz="4" w:space="0" w:color="CCCCCC"/>
+              <w:left w:val="single" w:sz="4" w:space="0" w:color="CCCCCC"/>
             </w:tcBorders>
           </w:tcPr>
           <w:p>
@@ -14555,10 +14298,10 @@
               <w:right w:w="108" w:type="dxa"/>
             </w:tcMar>
             <w:tcBorders>
-              <w:bottom w:val="single" w:sz="4" w:space="0" w:color="CCCCCC"/>
-              <w:left w:val="single" w:sz="4" w:space="0" w:color="CCCCCC"/>
-              <w:right w:val="single" w:sz="4" w:space="0" w:color="CCCCCC"/>
-              <w:top w:val="single" w:sz="4" w:space="0" w:color="CCCCCC"/>
+              <w:right w:val="single" w:sz="4" w:space="0" w:color="CCCCCC"/>
+              <w:top w:val="single" w:sz="4" w:space="0" w:color="CCCCCC"/>
+              <w:bottom w:val="single" w:sz="4" w:space="0" w:color="CCCCCC"/>
+              <w:left w:val="single" w:sz="4" w:space="0" w:color="CCCCCC"/>
             </w:tcBorders>
           </w:tcPr>
           <w:p>
@@ -14589,10 +14332,10 @@
               <w:right w:w="108" w:type="dxa"/>
             </w:tcMar>
             <w:tcBorders>
-              <w:bottom w:val="single" w:sz="4" w:space="0" w:color="CCCCCC"/>
-              <w:left w:val="single" w:sz="4" w:space="0" w:color="CCCCCC"/>
-              <w:right w:val="single" w:sz="4" w:space="0" w:color="CCCCCC"/>
-              <w:top w:val="single" w:sz="4" w:space="0" w:color="CCCCCC"/>
+              <w:right w:val="single" w:sz="4" w:space="0" w:color="CCCCCC"/>
+              <w:top w:val="single" w:sz="4" w:space="0" w:color="CCCCCC"/>
+              <w:bottom w:val="single" w:sz="4" w:space="0" w:color="CCCCCC"/>
+              <w:left w:val="single" w:sz="4" w:space="0" w:color="CCCCCC"/>
             </w:tcBorders>
           </w:tcPr>
           <w:p>
@@ -14623,10 +14366,10 @@
               <w:right w:w="108" w:type="dxa"/>
             </w:tcMar>
             <w:tcBorders>
-              <w:bottom w:val="single" w:sz="4" w:space="0" w:color="CCCCCC"/>
-              <w:left w:val="single" w:sz="4" w:space="0" w:color="CCCCCC"/>
-              <w:right w:val="single" w:sz="4" w:space="0" w:color="CCCCCC"/>
-              <w:top w:val="single" w:sz="4" w:space="0" w:color="CCCCCC"/>
+              <w:right w:val="single" w:sz="4" w:space="0" w:color="CCCCCC"/>
+              <w:top w:val="single" w:sz="4" w:space="0" w:color="CCCCCC"/>
+              <w:bottom w:val="single" w:sz="4" w:space="0" w:color="CCCCCC"/>
+              <w:left w:val="single" w:sz="4" w:space="0" w:color="CCCCCC"/>
             </w:tcBorders>
           </w:tcPr>
           <w:p>
@@ -14657,10 +14400,10 @@
               <w:right w:w="108" w:type="dxa"/>
             </w:tcMar>
             <w:tcBorders>
-              <w:bottom w:val="single" w:sz="4" w:space="0" w:color="CCCCCC"/>
-              <w:left w:val="single" w:sz="4" w:space="0" w:color="CCCCCC"/>
-              <w:right w:val="single" w:sz="4" w:space="0" w:color="CCCCCC"/>
-              <w:top w:val="single" w:sz="4" w:space="0" w:color="CCCCCC"/>
+              <w:right w:val="single" w:sz="4" w:space="0" w:color="CCCCCC"/>
+              <w:top w:val="single" w:sz="4" w:space="0" w:color="CCCCCC"/>
+              <w:bottom w:val="single" w:sz="4" w:space="0" w:color="CCCCCC"/>
+              <w:left w:val="single" w:sz="4" w:space="0" w:color="CCCCCC"/>
             </w:tcBorders>
           </w:tcPr>
           <w:p>
@@ -14693,10 +14436,10 @@
               <w:right w:w="108" w:type="dxa"/>
             </w:tcMar>
             <w:tcBorders>
-              <w:bottom w:val="single" w:sz="4" w:space="0" w:color="CCCCCC"/>
-              <w:left w:val="single" w:sz="4" w:space="0" w:color="CCCCCC"/>
-              <w:right w:val="single" w:sz="4" w:space="0" w:color="CCCCCC"/>
-              <w:top w:val="single" w:sz="4" w:space="0" w:color="CCCCCC"/>
+              <w:right w:val="single" w:sz="4" w:space="0" w:color="CCCCCC"/>
+              <w:top w:val="single" w:sz="4" w:space="0" w:color="CCCCCC"/>
+              <w:bottom w:val="single" w:sz="4" w:space="0" w:color="CCCCCC"/>
+              <w:left w:val="single" w:sz="4" w:space="0" w:color="CCCCCC"/>
             </w:tcBorders>
           </w:tcPr>
           <w:p>
@@ -14727,10 +14470,10 @@
               <w:right w:w="108" w:type="dxa"/>
             </w:tcMar>
             <w:tcBorders>
-              <w:bottom w:val="single" w:sz="4" w:space="0" w:color="CCCCCC"/>
-              <w:left w:val="single" w:sz="4" w:space="0" w:color="CCCCCC"/>
-              <w:right w:val="single" w:sz="4" w:space="0" w:color="CCCCCC"/>
-              <w:top w:val="single" w:sz="4" w:space="0" w:color="CCCCCC"/>
+              <w:right w:val="single" w:sz="4" w:space="0" w:color="CCCCCC"/>
+              <w:top w:val="single" w:sz="4" w:space="0" w:color="CCCCCC"/>
+              <w:bottom w:val="single" w:sz="4" w:space="0" w:color="CCCCCC"/>
+              <w:left w:val="single" w:sz="4" w:space="0" w:color="CCCCCC"/>
             </w:tcBorders>
           </w:tcPr>
           <w:p>
@@ -14761,10 +14504,10 @@
               <w:right w:w="108" w:type="dxa"/>
             </w:tcMar>
             <w:tcBorders>
-              <w:bottom w:val="single" w:sz="4" w:space="0" w:color="CCCCCC"/>
-              <w:left w:val="single" w:sz="4" w:space="0" w:color="CCCCCC"/>
-              <w:right w:val="single" w:sz="4" w:space="0" w:color="CCCCCC"/>
-              <w:top w:val="single" w:sz="4" w:space="0" w:color="CCCCCC"/>
+              <w:right w:val="single" w:sz="4" w:space="0" w:color="CCCCCC"/>
+              <w:top w:val="single" w:sz="4" w:space="0" w:color="CCCCCC"/>
+              <w:bottom w:val="single" w:sz="4" w:space="0" w:color="CCCCCC"/>
+              <w:left w:val="single" w:sz="4" w:space="0" w:color="CCCCCC"/>
             </w:tcBorders>
           </w:tcPr>
           <w:p>
@@ -14780,7 +14523,7 @@
                 <w:sz w:val="20"/>
                 <w:szCs w:val="20"/>
               </w:rPr>
-              <w:t>Establish a formal digital fine objection channel within the MOI application, enabling customers to submit their objection with supporting documents attached and receive an immediate reference number via SMS.</w:t>
+              <w:t>When an ownership document or licence is printed and referred to Emirates Post, a shipment tracking link along with the expected delivery timeframe is automatically sent via SMS and an in-app message.</w:t>
             </w:r>
           </w:p>
         </w:tc>
@@ -14795,10 +14538,10 @@
               <w:right w:w="108" w:type="dxa"/>
             </w:tcMar>
             <w:tcBorders>
-              <w:bottom w:val="single" w:sz="4" w:space="0" w:color="CCCCCC"/>
-              <w:left w:val="single" w:sz="4" w:space="0" w:color="CCCCCC"/>
-              <w:right w:val="single" w:sz="4" w:space="0" w:color="CCCCCC"/>
-              <w:top w:val="single" w:sz="4" w:space="0" w:color="CCCCCC"/>
+              <w:right w:val="single" w:sz="4" w:space="0" w:color="CCCCCC"/>
+              <w:top w:val="single" w:sz="4" w:space="0" w:color="CCCCCC"/>
+              <w:bottom w:val="single" w:sz="4" w:space="0" w:color="CCCCCC"/>
+              <w:left w:val="single" w:sz="4" w:space="0" w:color="CCCCCC"/>
             </w:tcBorders>
           </w:tcPr>
           <w:p>
@@ -14829,10 +14572,10 @@
               <w:right w:w="108" w:type="dxa"/>
             </w:tcMar>
             <w:tcBorders>
-              <w:bottom w:val="single" w:sz="4" w:space="0" w:color="CCCCCC"/>
-              <w:left w:val="single" w:sz="4" w:space="0" w:color="CCCCCC"/>
-              <w:right w:val="single" w:sz="4" w:space="0" w:color="CCCCCC"/>
-              <w:top w:val="single" w:sz="4" w:space="0" w:color="CCCCCC"/>
+              <w:right w:val="single" w:sz="4" w:space="0" w:color="CCCCCC"/>
+              <w:top w:val="single" w:sz="4" w:space="0" w:color="CCCCCC"/>
+              <w:bottom w:val="single" w:sz="4" w:space="0" w:color="CCCCCC"/>
+              <w:left w:val="single" w:sz="4" w:space="0" w:color="CCCCCC"/>
             </w:tcBorders>
           </w:tcPr>
           <w:p>
@@ -14848,7 +14591,7 @@
                 <w:sz w:val="20"/>
                 <w:szCs w:val="20"/>
               </w:rPr>
-              <w:t>Reducing 6+ fine objection cases and decreasing repeat contacts by providing a clear formal pathway.</w:t>
+              <w:t>Eliminating 4+ contact cases arising from customers enquiring about the arrival of their documents prior to completed delivery.</w:t>
             </w:r>
           </w:p>
         </w:tc>
@@ -14863,10 +14606,10 @@
               <w:right w:w="108" w:type="dxa"/>
             </w:tcMar>
             <w:tcBorders>
-              <w:bottom w:val="single" w:sz="4" w:space="0" w:color="CCCCCC"/>
-              <w:left w:val="single" w:sz="4" w:space="0" w:color="CCCCCC"/>
-              <w:right w:val="single" w:sz="4" w:space="0" w:color="CCCCCC"/>
-              <w:top w:val="single" w:sz="4" w:space="0" w:color="CCCCCC"/>
+              <w:right w:val="single" w:sz="4" w:space="0" w:color="CCCCCC"/>
+              <w:top w:val="single" w:sz="4" w:space="0" w:color="CCCCCC"/>
+              <w:bottom w:val="single" w:sz="4" w:space="0" w:color="CCCCCC"/>
+              <w:left w:val="single" w:sz="4" w:space="0" w:color="CCCCCC"/>
             </w:tcBorders>
           </w:tcPr>
           <w:p>
@@ -14899,10 +14642,10 @@
               <w:right w:w="108" w:type="dxa"/>
             </w:tcMar>
             <w:tcBorders>
-              <w:bottom w:val="single" w:sz="4" w:space="0" w:color="CCCCCC"/>
-              <w:left w:val="single" w:sz="4" w:space="0" w:color="CCCCCC"/>
-              <w:right w:val="single" w:sz="4" w:space="0" w:color="CCCCCC"/>
-              <w:top w:val="single" w:sz="4" w:space="0" w:color="CCCCCC"/>
+              <w:right w:val="single" w:sz="4" w:space="0" w:color="CCCCCC"/>
+              <w:top w:val="single" w:sz="4" w:space="0" w:color="CCCCCC"/>
+              <w:bottom w:val="single" w:sz="4" w:space="0" w:color="CCCCCC"/>
+              <w:left w:val="single" w:sz="4" w:space="0" w:color="CCCCCC"/>
             </w:tcBorders>
           </w:tcPr>
           <w:p>
@@ -14933,10 +14676,10 @@
               <w:right w:w="108" w:type="dxa"/>
             </w:tcMar>
             <w:tcBorders>
-              <w:bottom w:val="single" w:sz="4" w:space="0" w:color="CCCCCC"/>
-              <w:left w:val="single" w:sz="4" w:space="0" w:color="CCCCCC"/>
-              <w:right w:val="single" w:sz="4" w:space="0" w:color="CCCCCC"/>
-              <w:top w:val="single" w:sz="4" w:space="0" w:color="CCCCCC"/>
+              <w:right w:val="single" w:sz="4" w:space="0" w:color="CCCCCC"/>
+              <w:top w:val="single" w:sz="4" w:space="0" w:color="CCCCCC"/>
+              <w:bottom w:val="single" w:sz="4" w:space="0" w:color="CCCCCC"/>
+              <w:left w:val="single" w:sz="4" w:space="0" w:color="CCCCCC"/>
             </w:tcBorders>
           </w:tcPr>
           <w:p>
@@ -14967,10 +14710,10 @@
               <w:right w:w="108" w:type="dxa"/>
             </w:tcMar>
             <w:tcBorders>
-              <w:bottom w:val="single" w:sz="4" w:space="0" w:color="CCCCCC"/>
-              <w:left w:val="single" w:sz="4" w:space="0" w:color="CCCCCC"/>
-              <w:right w:val="single" w:sz="4" w:space="0" w:color="CCCCCC"/>
-              <w:top w:val="single" w:sz="4" w:space="0" w:color="CCCCCC"/>
+              <w:right w:val="single" w:sz="4" w:space="0" w:color="CCCCCC"/>
+              <w:top w:val="single" w:sz="4" w:space="0" w:color="CCCCCC"/>
+              <w:bottom w:val="single" w:sz="4" w:space="0" w:color="CCCCCC"/>
+              <w:left w:val="single" w:sz="4" w:space="0" w:color="CCCCCC"/>
             </w:tcBorders>
           </w:tcPr>
           <w:p>
@@ -14986,7 +14729,7 @@
                 <w:sz w:val="20"/>
                 <w:szCs w:val="20"/>
               </w:rPr>
-              <w:t>Activate automatic SMS and email notifications at each document delivery stage (payment confirmation, printing, dispatch, receipt), with the addition of a 'Where is my document?' tool in the MOI application for self-tracking.</w:t>
+              <w:t>Add a mandatory step in the CRM workflow to record the Emirates Post waybill number immediately upon dispatch, and activate an automatic SMS notification to the customer containing the tracking number and its direct link.</w:t>
             </w:r>
           </w:p>
         </w:tc>
@@ -15001,10 +14744,10 @@
               <w:right w:w="108" w:type="dxa"/>
             </w:tcMar>
             <w:tcBorders>
-              <w:bottom w:val="single" w:sz="4" w:space="0" w:color="CCCCCC"/>
-              <w:left w:val="single" w:sz="4" w:space="0" w:color="CCCCCC"/>
-              <w:right w:val="single" w:sz="4" w:space="0" w:color="CCCCCC"/>
-              <w:top w:val="single" w:sz="4" w:space="0" w:color="CCCCCC"/>
+              <w:right w:val="single" w:sz="4" w:space="0" w:color="CCCCCC"/>
+              <w:top w:val="single" w:sz="4" w:space="0" w:color="CCCCCC"/>
+              <w:bottom w:val="single" w:sz="4" w:space="0" w:color="CCCCCC"/>
+              <w:left w:val="single" w:sz="4" w:space="0" w:color="CCCCCC"/>
             </w:tcBorders>
           </w:tcPr>
           <w:p>
@@ -15035,10 +14778,10 @@
               <w:right w:w="108" w:type="dxa"/>
             </w:tcMar>
             <w:tcBorders>
-              <w:bottom w:val="single" w:sz="4" w:space="0" w:color="CCCCCC"/>
-              <w:left w:val="single" w:sz="4" w:space="0" w:color="CCCCCC"/>
-              <w:right w:val="single" w:sz="4" w:space="0" w:color="CCCCCC"/>
-              <w:top w:val="single" w:sz="4" w:space="0" w:color="CCCCCC"/>
+              <w:right w:val="single" w:sz="4" w:space="0" w:color="CCCCCC"/>
+              <w:top w:val="single" w:sz="4" w:space="0" w:color="CCCCCC"/>
+              <w:bottom w:val="single" w:sz="4" w:space="0" w:color="CCCCCC"/>
+              <w:left w:val="single" w:sz="4" w:space="0" w:color="CCCCCC"/>
             </w:tcBorders>
           </w:tcPr>
           <w:p>
@@ -15054,7 +14797,7 @@
                 <w:sz w:val="20"/>
                 <w:szCs w:val="20"/>
               </w:rPr>
-              <w:t>Addressing 4+ cases arising from the absence of delivery tracking and reducing recurring receipt inquiries.</w:t>
+              <w:t>Reducing 4+ cases arising from the absence of a dispatch notification, and decreasing incoming calls for document follow-up.</w:t>
             </w:r>
           </w:p>
         </w:tc>
@@ -15069,10 +14812,10 @@
               <w:right w:w="108" w:type="dxa"/>
             </w:tcMar>
             <w:tcBorders>
-              <w:bottom w:val="single" w:sz="4" w:space="0" w:color="CCCCCC"/>
-              <w:left w:val="single" w:sz="4" w:space="0" w:color="CCCCCC"/>
-              <w:right w:val="single" w:sz="4" w:space="0" w:color="CCCCCC"/>
-              <w:top w:val="single" w:sz="4" w:space="0" w:color="CCCCCC"/>
+              <w:right w:val="single" w:sz="4" w:space="0" w:color="CCCCCC"/>
+              <w:top w:val="single" w:sz="4" w:space="0" w:color="CCCCCC"/>
+              <w:bottom w:val="single" w:sz="4" w:space="0" w:color="CCCCCC"/>
+              <w:left w:val="single" w:sz="4" w:space="0" w:color="CCCCCC"/>
             </w:tcBorders>
           </w:tcPr>
           <w:p>
@@ -15105,10 +14848,10 @@
               <w:right w:w="108" w:type="dxa"/>
             </w:tcMar>
             <w:tcBorders>
-              <w:bottom w:val="single" w:sz="4" w:space="0" w:color="CCCCCC"/>
-              <w:left w:val="single" w:sz="4" w:space="0" w:color="CCCCCC"/>
-              <w:right w:val="single" w:sz="4" w:space="0" w:color="CCCCCC"/>
-              <w:top w:val="single" w:sz="4" w:space="0" w:color="CCCCCC"/>
+              <w:right w:val="single" w:sz="4" w:space="0" w:color="CCCCCC"/>
+              <w:top w:val="single" w:sz="4" w:space="0" w:color="CCCCCC"/>
+              <w:bottom w:val="single" w:sz="4" w:space="0" w:color="CCCCCC"/>
+              <w:left w:val="single" w:sz="4" w:space="0" w:color="CCCCCC"/>
             </w:tcBorders>
           </w:tcPr>
           <w:p>
@@ -15139,10 +14882,10 @@
               <w:right w:w="108" w:type="dxa"/>
             </w:tcMar>
             <w:tcBorders>
-              <w:bottom w:val="single" w:sz="4" w:space="0" w:color="CCCCCC"/>
-              <w:left w:val="single" w:sz="4" w:space="0" w:color="CCCCCC"/>
-              <w:right w:val="single" w:sz="4" w:space="0" w:color="CCCCCC"/>
-              <w:top w:val="single" w:sz="4" w:space="0" w:color="CCCCCC"/>
+              <w:right w:val="single" w:sz="4" w:space="0" w:color="CCCCCC"/>
+              <w:top w:val="single" w:sz="4" w:space="0" w:color="CCCCCC"/>
+              <w:bottom w:val="single" w:sz="4" w:space="0" w:color="CCCCCC"/>
+              <w:left w:val="single" w:sz="4" w:space="0" w:color="CCCCCC"/>
             </w:tcBorders>
           </w:tcPr>
           <w:p>
@@ -15173,10 +14916,10 @@
               <w:right w:w="108" w:type="dxa"/>
             </w:tcMar>
             <w:tcBorders>
-              <w:bottom w:val="single" w:sz="4" w:space="0" w:color="CCCCCC"/>
-              <w:left w:val="single" w:sz="4" w:space="0" w:color="CCCCCC"/>
-              <w:right w:val="single" w:sz="4" w:space="0" w:color="CCCCCC"/>
-              <w:top w:val="single" w:sz="4" w:space="0" w:color="CCCCCC"/>
+              <w:right w:val="single" w:sz="4" w:space="0" w:color="CCCCCC"/>
+              <w:top w:val="single" w:sz="4" w:space="0" w:color="CCCCCC"/>
+              <w:bottom w:val="single" w:sz="4" w:space="0" w:color="CCCCCC"/>
+              <w:left w:val="single" w:sz="4" w:space="0" w:color="CCCCCC"/>
             </w:tcBorders>
           </w:tcPr>
           <w:p>
@@ -15192,7 +14935,7 @@
                 <w:sz w:val="20"/>
                 <w:szCs w:val="20"/>
               </w:rPr>
-              <w:t>Add a 'My Requests' dashboard in the MOI application displaying real-time request status, with automatic SMS notifications upon each update to licence renewal and vehicle registration stages.</w:t>
+              <w:t>Publish via the app and electronic portal an explanatory page presenting the approved traffic speed limits and official objection procedures, and send a reminder SMS upon the registration of each violation.</w:t>
             </w:r>
           </w:p>
         </w:tc>
@@ -15207,10 +14950,10 @@
               <w:right w:w="108" w:type="dxa"/>
             </w:tcMar>
             <w:tcBorders>
-              <w:bottom w:val="single" w:sz="4" w:space="0" w:color="CCCCCC"/>
-              <w:left w:val="single" w:sz="4" w:space="0" w:color="CCCCCC"/>
-              <w:right w:val="single" w:sz="4" w:space="0" w:color="CCCCCC"/>
-              <w:top w:val="single" w:sz="4" w:space="0" w:color="CCCCCC"/>
+              <w:right w:val="single" w:sz="4" w:space="0" w:color="CCCCCC"/>
+              <w:top w:val="single" w:sz="4" w:space="0" w:color="CCCCCC"/>
+              <w:bottom w:val="single" w:sz="4" w:space="0" w:color="CCCCCC"/>
+              <w:left w:val="single" w:sz="4" w:space="0" w:color="CCCCCC"/>
             </w:tcBorders>
           </w:tcPr>
           <w:p>
@@ -15241,10 +14984,10 @@
               <w:right w:w="108" w:type="dxa"/>
             </w:tcMar>
             <w:tcBorders>
-              <w:bottom w:val="single" w:sz="4" w:space="0" w:color="CCCCCC"/>
-              <w:left w:val="single" w:sz="4" w:space="0" w:color="CCCCCC"/>
-              <w:right w:val="single" w:sz="4" w:space="0" w:color="CCCCCC"/>
-              <w:top w:val="single" w:sz="4" w:space="0" w:color="CCCCCC"/>
+              <w:right w:val="single" w:sz="4" w:space="0" w:color="CCCCCC"/>
+              <w:top w:val="single" w:sz="4" w:space="0" w:color="CCCCCC"/>
+              <w:bottom w:val="single" w:sz="4" w:space="0" w:color="CCCCCC"/>
+              <w:left w:val="single" w:sz="4" w:space="0" w:color="CCCCCC"/>
             </w:tcBorders>
           </w:tcPr>
           <w:p>
@@ -15260,7 +15003,7 @@
                 <w:sz w:val="20"/>
                 <w:szCs w:val="20"/>
               </w:rPr>
-              <w:t>Addressing 4+ pending follow-up cases and reducing customer contact to inquire about request status.</w:t>
+              <w:t>Reducing 4+ traffic objection cases based on misunderstanding, and decreasing recurring unjustified objections.</w:t>
             </w:r>
           </w:p>
         </w:tc>
@@ -15275,10 +15018,10 @@
               <w:right w:w="108" w:type="dxa"/>
             </w:tcMar>
             <w:tcBorders>
-              <w:bottom w:val="single" w:sz="4" w:space="0" w:color="CCCCCC"/>
-              <w:left w:val="single" w:sz="4" w:space="0" w:color="CCCCCC"/>
-              <w:right w:val="single" w:sz="4" w:space="0" w:color="CCCCCC"/>
-              <w:top w:val="single" w:sz="4" w:space="0" w:color="CCCCCC"/>
+              <w:right w:val="single" w:sz="4" w:space="0" w:color="CCCCCC"/>
+              <w:top w:val="single" w:sz="4" w:space="0" w:color="CCCCCC"/>
+              <w:bottom w:val="single" w:sz="4" w:space="0" w:color="CCCCCC"/>
+              <w:left w:val="single" w:sz="4" w:space="0" w:color="CCCCCC"/>
             </w:tcBorders>
           </w:tcPr>
           <w:p>
@@ -15311,10 +15054,10 @@
               <w:right w:w="108" w:type="dxa"/>
             </w:tcMar>
             <w:tcBorders>
-              <w:bottom w:val="single" w:sz="4" w:space="0" w:color="CCCCCC"/>
-              <w:left w:val="single" w:sz="4" w:space="0" w:color="CCCCCC"/>
-              <w:right w:val="single" w:sz="4" w:space="0" w:color="CCCCCC"/>
-              <w:top w:val="single" w:sz="4" w:space="0" w:color="CCCCCC"/>
+              <w:right w:val="single" w:sz="4" w:space="0" w:color="CCCCCC"/>
+              <w:top w:val="single" w:sz="4" w:space="0" w:color="CCCCCC"/>
+              <w:bottom w:val="single" w:sz="4" w:space="0" w:color="CCCCCC"/>
+              <w:left w:val="single" w:sz="4" w:space="0" w:color="CCCCCC"/>
             </w:tcBorders>
           </w:tcPr>
           <w:p>
@@ -15345,10 +15088,10 @@
               <w:right w:w="108" w:type="dxa"/>
             </w:tcMar>
             <w:tcBorders>
-              <w:bottom w:val="single" w:sz="4" w:space="0" w:color="CCCCCC"/>
-              <w:left w:val="single" w:sz="4" w:space="0" w:color="CCCCCC"/>
-              <w:right w:val="single" w:sz="4" w:space="0" w:color="CCCCCC"/>
-              <w:top w:val="single" w:sz="4" w:space="0" w:color="CCCCCC"/>
+              <w:right w:val="single" w:sz="4" w:space="0" w:color="CCCCCC"/>
+              <w:top w:val="single" w:sz="4" w:space="0" w:color="CCCCCC"/>
+              <w:bottom w:val="single" w:sz="4" w:space="0" w:color="CCCCCC"/>
+              <w:left w:val="single" w:sz="4" w:space="0" w:color="CCCCCC"/>
             </w:tcBorders>
           </w:tcPr>
           <w:p>
@@ -15379,10 +15122,10 @@
               <w:right w:w="108" w:type="dxa"/>
             </w:tcMar>
             <w:tcBorders>
-              <w:bottom w:val="single" w:sz="4" w:space="0" w:color="CCCCCC"/>
-              <w:left w:val="single" w:sz="4" w:space="0" w:color="CCCCCC"/>
-              <w:right w:val="single" w:sz="4" w:space="0" w:color="CCCCCC"/>
-              <w:top w:val="single" w:sz="4" w:space="0" w:color="CCCCCC"/>
+              <w:right w:val="single" w:sz="4" w:space="0" w:color="CCCCCC"/>
+              <w:top w:val="single" w:sz="4" w:space="0" w:color="CCCCCC"/>
+              <w:bottom w:val="single" w:sz="4" w:space="0" w:color="CCCCCC"/>
+              <w:left w:val="single" w:sz="4" w:space="0" w:color="CCCCCC"/>
             </w:tcBorders>
           </w:tcPr>
           <w:p>
@@ -15398,7 +15141,7 @@
                 <w:sz w:val="20"/>
                 <w:szCs w:val="20"/>
               </w:rPr>
-              <w:t>Publish a clear timeline on the MOI portal and application specifying the expected duration for receiving ownership cards and driving licences after payment, linked to an automatic notification upon expiry of the duration.</w:t>
+              <w:t>Activate a time-based trigger in the request system that sends, every 30 days, an SMS and email notification to the weapons licence applicant clarifying their current application stage from among: 'Under Review / Referred to Committee / Concluded'.</w:t>
             </w:r>
           </w:p>
         </w:tc>
@@ -15413,10 +15156,10 @@
               <w:right w:w="108" w:type="dxa"/>
             </w:tcMar>
             <w:tcBorders>
-              <w:bottom w:val="single" w:sz="4" w:space="0" w:color="CCCCCC"/>
-              <w:left w:val="single" w:sz="4" w:space="0" w:color="CCCCCC"/>
-              <w:right w:val="single" w:sz="4" w:space="0" w:color="CCCCCC"/>
-              <w:top w:val="single" w:sz="4" w:space="0" w:color="CCCCCC"/>
+              <w:right w:val="single" w:sz="4" w:space="0" w:color="CCCCCC"/>
+              <w:top w:val="single" w:sz="4" w:space="0" w:color="CCCCCC"/>
+              <w:bottom w:val="single" w:sz="4" w:space="0" w:color="CCCCCC"/>
+              <w:left w:val="single" w:sz="4" w:space="0" w:color="CCCCCC"/>
             </w:tcBorders>
           </w:tcPr>
           <w:p>
@@ -15447,10 +15190,10 @@
               <w:right w:w="108" w:type="dxa"/>
             </w:tcMar>
             <w:tcBorders>
-              <w:bottom w:val="single" w:sz="4" w:space="0" w:color="CCCCCC"/>
-              <w:left w:val="single" w:sz="4" w:space="0" w:color="CCCCCC"/>
-              <w:right w:val="single" w:sz="4" w:space="0" w:color="CCCCCC"/>
-              <w:top w:val="single" w:sz="4" w:space="0" w:color="CCCCCC"/>
+              <w:right w:val="single" w:sz="4" w:space="0" w:color="CCCCCC"/>
+              <w:top w:val="single" w:sz="4" w:space="0" w:color="CCCCCC"/>
+              <w:bottom w:val="single" w:sz="4" w:space="0" w:color="CCCCCC"/>
+              <w:left w:val="single" w:sz="4" w:space="0" w:color="CCCCCC"/>
             </w:tcBorders>
           </w:tcPr>
           <w:p>
@@ -15466,7 +15209,7 @@
                 <w:sz w:val="20"/>
                 <w:szCs w:val="20"/>
               </w:rPr>
-              <w:t>Reducing 4+ non-receipt of documents cases by setting clear expectations and proactively alerting the customer.</w:t>
+              <w:t>Eliminating 3+ periodic follow-up cases for weapons licence applications and reducing pressure on support channels.</w:t>
             </w:r>
           </w:p>
         </w:tc>
@@ -15481,10 +15224,10 @@
               <w:right w:w="108" w:type="dxa"/>
             </w:tcMar>
             <w:tcBorders>
-              <w:bottom w:val="single" w:sz="4" w:space="0" w:color="CCCCCC"/>
-              <w:left w:val="single" w:sz="4" w:space="0" w:color="CCCCCC"/>
-              <w:right w:val="single" w:sz="4" w:space="0" w:color="CCCCCC"/>
-              <w:top w:val="single" w:sz="4" w:space="0" w:color="CCCCCC"/>
+              <w:right w:val="single" w:sz="4" w:space="0" w:color="CCCCCC"/>
+              <w:top w:val="single" w:sz="4" w:space="0" w:color="CCCCCC"/>
+              <w:bottom w:val="single" w:sz="4" w:space="0" w:color="CCCCCC"/>
+              <w:left w:val="single" w:sz="4" w:space="0" w:color="CCCCCC"/>
             </w:tcBorders>
           </w:tcPr>
           <w:p>
@@ -15517,10 +15260,10 @@
               <w:right w:w="108" w:type="dxa"/>
             </w:tcMar>
             <w:tcBorders>
-              <w:bottom w:val="single" w:sz="4" w:space="0" w:color="CCCCCC"/>
-              <w:left w:val="single" w:sz="4" w:space="0" w:color="CCCCCC"/>
-              <w:right w:val="single" w:sz="4" w:space="0" w:color="CCCCCC"/>
-              <w:top w:val="single" w:sz="4" w:space="0" w:color="CCCCCC"/>
+              <w:right w:val="single" w:sz="4" w:space="0" w:color="CCCCCC"/>
+              <w:top w:val="single" w:sz="4" w:space="0" w:color="CCCCCC"/>
+              <w:bottom w:val="single" w:sz="4" w:space="0" w:color="CCCCCC"/>
+              <w:left w:val="single" w:sz="4" w:space="0" w:color="CCCCCC"/>
             </w:tcBorders>
           </w:tcPr>
           <w:p>
@@ -15551,10 +15294,10 @@
               <w:right w:w="108" w:type="dxa"/>
             </w:tcMar>
             <w:tcBorders>
-              <w:bottom w:val="single" w:sz="4" w:space="0" w:color="CCCCCC"/>
-              <w:left w:val="single" w:sz="4" w:space="0" w:color="CCCCCC"/>
-              <w:right w:val="single" w:sz="4" w:space="0" w:color="CCCCCC"/>
-              <w:top w:val="single" w:sz="4" w:space="0" w:color="CCCCCC"/>
+              <w:right w:val="single" w:sz="4" w:space="0" w:color="CCCCCC"/>
+              <w:top w:val="single" w:sz="4" w:space="0" w:color="CCCCCC"/>
+              <w:bottom w:val="single" w:sz="4" w:space="0" w:color="CCCCCC"/>
+              <w:left w:val="single" w:sz="4" w:space="0" w:color="CCCCCC"/>
             </w:tcBorders>
           </w:tcPr>
           <w:p>
@@ -15585,10 +15328,10 @@
               <w:right w:w="108" w:type="dxa"/>
             </w:tcMar>
             <w:tcBorders>
-              <w:bottom w:val="single" w:sz="4" w:space="0" w:color="CCCCCC"/>
-              <w:left w:val="single" w:sz="4" w:space="0" w:color="CCCCCC"/>
-              <w:right w:val="single" w:sz="4" w:space="0" w:color="CCCCCC"/>
-              <w:top w:val="single" w:sz="4" w:space="0" w:color="CCCCCC"/>
+              <w:right w:val="single" w:sz="4" w:space="0" w:color="CCCCCC"/>
+              <w:top w:val="single" w:sz="4" w:space="0" w:color="CCCCCC"/>
+              <w:bottom w:val="single" w:sz="4" w:space="0" w:color="CCCCCC"/>
+              <w:left w:val="single" w:sz="4" w:space="0" w:color="CCCCCC"/>
             </w:tcBorders>
           </w:tcPr>
           <w:p>
@@ -15604,7 +15347,7 @@
                 <w:sz w:val="20"/>
                 <w:szCs w:val="20"/>
               </w:rPr>
-              <w:t>Activate automatic SMS notifications to the customer upon any change in the status of a licence renewal or vehicle registration request, with prominent publication of approved processing durations in the digital guide.</w:t>
+              <w:t>Link the request management system to a notification engine that triggers an SMS and in-app notification as soon as any request status changes to: 'Approved', 'Rejected', or 'Additional Documents Required', without waiting for the customer to make contact.</w:t>
             </w:r>
           </w:p>
         </w:tc>
@@ -15619,10 +15362,10 @@
               <w:right w:w="108" w:type="dxa"/>
             </w:tcMar>
             <w:tcBorders>
-              <w:bottom w:val="single" w:sz="4" w:space="0" w:color="CCCCCC"/>
-              <w:left w:val="single" w:sz="4" w:space="0" w:color="CCCCCC"/>
-              <w:right w:val="single" w:sz="4" w:space="0" w:color="CCCCCC"/>
-              <w:top w:val="single" w:sz="4" w:space="0" w:color="CCCCCC"/>
+              <w:right w:val="single" w:sz="4" w:space="0" w:color="CCCCCC"/>
+              <w:top w:val="single" w:sz="4" w:space="0" w:color="CCCCCC"/>
+              <w:bottom w:val="single" w:sz="4" w:space="0" w:color="CCCCCC"/>
+              <w:left w:val="single" w:sz="4" w:space="0" w:color="CCCCCC"/>
             </w:tcBorders>
           </w:tcPr>
           <w:p>
@@ -15653,10 +15396,10 @@
               <w:right w:w="108" w:type="dxa"/>
             </w:tcMar>
             <w:tcBorders>
-              <w:bottom w:val="single" w:sz="4" w:space="0" w:color="CCCCCC"/>
-              <w:left w:val="single" w:sz="4" w:space="0" w:color="CCCCCC"/>
-              <w:right w:val="single" w:sz="4" w:space="0" w:color="CCCCCC"/>
-              <w:top w:val="single" w:sz="4" w:space="0" w:color="CCCCCC"/>
+              <w:right w:val="single" w:sz="4" w:space="0" w:color="CCCCCC"/>
+              <w:top w:val="single" w:sz="4" w:space="0" w:color="CCCCCC"/>
+              <w:bottom w:val="single" w:sz="4" w:space="0" w:color="CCCCCC"/>
+              <w:left w:val="single" w:sz="4" w:space="0" w:color="CCCCCC"/>
             </w:tcBorders>
           </w:tcPr>
           <w:p>
@@ -15672,7 +15415,7 @@
                 <w:sz w:val="20"/>
                 <w:szCs w:val="20"/>
               </w:rPr>
-              <w:t>Reducing 4+ cases of unclear request status and transitioning the customer from manual follow-up to self-tracking.</w:t>
+              <w:t>Eliminating 3+ enquiry cases about request outcomes and converting contact from reactive to proactive.</w:t>
             </w:r>
           </w:p>
         </w:tc>
@@ -15687,10 +15430,10 @@
               <w:right w:w="108" w:type="dxa"/>
             </w:tcMar>
             <w:tcBorders>
-              <w:bottom w:val="single" w:sz="4" w:space="0" w:color="CCCCCC"/>
-              <w:left w:val="single" w:sz="4" w:space="0" w:color="CCCCCC"/>
-              <w:right w:val="single" w:sz="4" w:space="0" w:color="CCCCCC"/>
-              <w:top w:val="single" w:sz="4" w:space="0" w:color="CCCCCC"/>
+              <w:right w:val="single" w:sz="4" w:space="0" w:color="CCCCCC"/>
+              <w:top w:val="single" w:sz="4" w:space="0" w:color="CCCCCC"/>
+              <w:bottom w:val="single" w:sz="4" w:space="0" w:color="CCCCCC"/>
+              <w:left w:val="single" w:sz="4" w:space="0" w:color="CCCCCC"/>
             </w:tcBorders>
           </w:tcPr>
           <w:p>
@@ -15723,10 +15466,10 @@
               <w:right w:w="108" w:type="dxa"/>
             </w:tcMar>
             <w:tcBorders>
-              <w:bottom w:val="single" w:sz="4" w:space="0" w:color="CCCCCC"/>
-              <w:left w:val="single" w:sz="4" w:space="0" w:color="CCCCCC"/>
-              <w:right w:val="single" w:sz="4" w:space="0" w:color="CCCCCC"/>
-              <w:top w:val="single" w:sz="4" w:space="0" w:color="CCCCCC"/>
+              <w:right w:val="single" w:sz="4" w:space="0" w:color="CCCCCC"/>
+              <w:top w:val="single" w:sz="4" w:space="0" w:color="CCCCCC"/>
+              <w:bottom w:val="single" w:sz="4" w:space="0" w:color="CCCCCC"/>
+              <w:left w:val="single" w:sz="4" w:space="0" w:color="CCCCCC"/>
             </w:tcBorders>
           </w:tcPr>
           <w:p>
@@ -15757,10 +15500,10 @@
               <w:right w:w="108" w:type="dxa"/>
             </w:tcMar>
             <w:tcBorders>
-              <w:bottom w:val="single" w:sz="4" w:space="0" w:color="CCCCCC"/>
-              <w:left w:val="single" w:sz="4" w:space="0" w:color="CCCCCC"/>
-              <w:right w:val="single" w:sz="4" w:space="0" w:color="CCCCCC"/>
-              <w:top w:val="single" w:sz="4" w:space="0" w:color="CCCCCC"/>
+              <w:right w:val="single" w:sz="4" w:space="0" w:color="CCCCCC"/>
+              <w:top w:val="single" w:sz="4" w:space="0" w:color="CCCCCC"/>
+              <w:bottom w:val="single" w:sz="4" w:space="0" w:color="CCCCCC"/>
+              <w:left w:val="single" w:sz="4" w:space="0" w:color="CCCCCC"/>
             </w:tcBorders>
           </w:tcPr>
           <w:p>
@@ -15791,10 +15534,10 @@
               <w:right w:w="108" w:type="dxa"/>
             </w:tcMar>
             <w:tcBorders>
-              <w:bottom w:val="single" w:sz="4" w:space="0" w:color="CCCCCC"/>
-              <w:left w:val="single" w:sz="4" w:space="0" w:color="CCCCCC"/>
-              <w:right w:val="single" w:sz="4" w:space="0" w:color="CCCCCC"/>
-              <w:top w:val="single" w:sz="4" w:space="0" w:color="CCCCCC"/>
+              <w:right w:val="single" w:sz="4" w:space="0" w:color="CCCCCC"/>
+              <w:top w:val="single" w:sz="4" w:space="0" w:color="CCCCCC"/>
+              <w:bottom w:val="single" w:sz="4" w:space="0" w:color="CCCCCC"/>
+              <w:left w:val="single" w:sz="4" w:space="0" w:color="CCCCCC"/>
             </w:tcBorders>
           </w:tcPr>
           <w:p>
@@ -15810,7 +15553,7 @@
                 <w:sz w:val="20"/>
                 <w:szCs w:val="20"/>
               </w:rPr>
-              <w:t>Include the weapon permit service in the digital guide with eligibility criteria, required documents, and processing duration, with activation of SMS notifications at each review stage and addition of a direct communication channel with the Weapons Directorate.</w:t>
+              <w:t>Develop a 'Track My Request' feature in the portal and app using the service number, with multi-channel notifications at each processing stage and automatic escalation triggers when defined service levels are exceeded without a status update.</w:t>
             </w:r>
           </w:p>
         </w:tc>
@@ -15825,10 +15568,10 @@
               <w:right w:w="108" w:type="dxa"/>
             </w:tcMar>
             <w:tcBorders>
-              <w:bottom w:val="single" w:sz="4" w:space="0" w:color="CCCCCC"/>
-              <w:left w:val="single" w:sz="4" w:space="0" w:color="CCCCCC"/>
-              <w:right w:val="single" w:sz="4" w:space="0" w:color="CCCCCC"/>
-              <w:top w:val="single" w:sz="4" w:space="0" w:color="CCCCCC"/>
+              <w:right w:val="single" w:sz="4" w:space="0" w:color="CCCCCC"/>
+              <w:top w:val="single" w:sz="4" w:space="0" w:color="CCCCCC"/>
+              <w:bottom w:val="single" w:sz="4" w:space="0" w:color="CCCCCC"/>
+              <w:left w:val="single" w:sz="4" w:space="0" w:color="CCCCCC"/>
             </w:tcBorders>
           </w:tcPr>
           <w:p>
@@ -15859,10 +15602,10 @@
               <w:right w:w="108" w:type="dxa"/>
             </w:tcMar>
             <w:tcBorders>
-              <w:bottom w:val="single" w:sz="4" w:space="0" w:color="CCCCCC"/>
-              <w:left w:val="single" w:sz="4" w:space="0" w:color="CCCCCC"/>
-              <w:right w:val="single" w:sz="4" w:space="0" w:color="CCCCCC"/>
-              <w:top w:val="single" w:sz="4" w:space="0" w:color="CCCCCC"/>
+              <w:right w:val="single" w:sz="4" w:space="0" w:color="CCCCCC"/>
+              <w:top w:val="single" w:sz="4" w:space="0" w:color="CCCCCC"/>
+              <w:bottom w:val="single" w:sz="4" w:space="0" w:color="CCCCCC"/>
+              <w:left w:val="single" w:sz="4" w:space="0" w:color="CCCCCC"/>
             </w:tcBorders>
           </w:tcPr>
           <w:p>
@@ -15878,7 +15621,7 @@
                 <w:sz w:val="20"/>
                 <w:szCs w:val="20"/>
               </w:rPr>
-              <w:t>Addressing 3+ weapon permit cases and reducing random contact by providing a transparent and organised pathway.</w:t>
+              <w:t>Addressing 3+ follow-up cases arising from the absence of automatic updates and enhancing procedural transparency for customers.</w:t>
             </w:r>
           </w:p>
         </w:tc>
@@ -15893,10 +15636,10 @@
               <w:right w:w="108" w:type="dxa"/>
             </w:tcMar>
             <w:tcBorders>
-              <w:bottom w:val="single" w:sz="4" w:space="0" w:color="CCCCCC"/>
-              <w:left w:val="single" w:sz="4" w:space="0" w:color="CCCCCC"/>
-              <w:right w:val="single" w:sz="4" w:space="0" w:color="CCCCCC"/>
-              <w:top w:val="single" w:sz="4" w:space="0" w:color="CCCCCC"/>
+              <w:right w:val="single" w:sz="4" w:space="0" w:color="CCCCCC"/>
+              <w:top w:val="single" w:sz="4" w:space="0" w:color="CCCCCC"/>
+              <w:bottom w:val="single" w:sz="4" w:space="0" w:color="CCCCCC"/>
+              <w:left w:val="single" w:sz="4" w:space="0" w:color="CCCCCC"/>
             </w:tcBorders>
           </w:tcPr>
           <w:p>
@@ -15929,10 +15672,10 @@
               <w:right w:w="108" w:type="dxa"/>
             </w:tcMar>
             <w:tcBorders>
-              <w:bottom w:val="single" w:sz="4" w:space="0" w:color="CCCCCC"/>
-              <w:left w:val="single" w:sz="4" w:space="0" w:color="CCCCCC"/>
-              <w:right w:val="single" w:sz="4" w:space="0" w:color="CCCCCC"/>
-              <w:top w:val="single" w:sz="4" w:space="0" w:color="CCCCCC"/>
+              <w:right w:val="single" w:sz="4" w:space="0" w:color="CCCCCC"/>
+              <w:top w:val="single" w:sz="4" w:space="0" w:color="CCCCCC"/>
+              <w:bottom w:val="single" w:sz="4" w:space="0" w:color="CCCCCC"/>
+              <w:left w:val="single" w:sz="4" w:space="0" w:color="CCCCCC"/>
             </w:tcBorders>
           </w:tcPr>
           <w:p>
@@ -15948,7 +15691,7 @@
                 <w:sz w:val="20"/>
                 <w:szCs w:val="20"/>
               </w:rPr>
-              <w:t>📅 Short-term</w:t>
+              <w:t>📅 Short-Term</w:t>
             </w:r>
           </w:p>
         </w:tc>
@@ -15963,10 +15706,10 @@
               <w:right w:w="108" w:type="dxa"/>
             </w:tcMar>
             <w:tcBorders>
-              <w:bottom w:val="single" w:sz="4" w:space="0" w:color="CCCCCC"/>
-              <w:left w:val="single" w:sz="4" w:space="0" w:color="CCCCCC"/>
-              <w:right w:val="single" w:sz="4" w:space="0" w:color="CCCCCC"/>
-              <w:top w:val="single" w:sz="4" w:space="0" w:color="CCCCCC"/>
+              <w:right w:val="single" w:sz="4" w:space="0" w:color="CCCCCC"/>
+              <w:top w:val="single" w:sz="4" w:space="0" w:color="CCCCCC"/>
+              <w:bottom w:val="single" w:sz="4" w:space="0" w:color="CCCCCC"/>
+              <w:left w:val="single" w:sz="4" w:space="0" w:color="CCCCCC"/>
             </w:tcBorders>
           </w:tcPr>
           <w:p>
@@ -15997,10 +15740,10 @@
               <w:right w:w="108" w:type="dxa"/>
             </w:tcMar>
             <w:tcBorders>
-              <w:bottom w:val="single" w:sz="4" w:space="0" w:color="CCCCCC"/>
-              <w:left w:val="single" w:sz="4" w:space="0" w:color="CCCCCC"/>
-              <w:right w:val="single" w:sz="4" w:space="0" w:color="CCCCCC"/>
-              <w:top w:val="single" w:sz="4" w:space="0" w:color="CCCCCC"/>
+              <w:right w:val="single" w:sz="4" w:space="0" w:color="CCCCCC"/>
+              <w:top w:val="single" w:sz="4" w:space="0" w:color="CCCCCC"/>
+              <w:bottom w:val="single" w:sz="4" w:space="0" w:color="CCCCCC"/>
+              <w:left w:val="single" w:sz="4" w:space="0" w:color="CCCCCC"/>
             </w:tcBorders>
           </w:tcPr>
           <w:p>
@@ -16016,7 +15759,7 @@
                 <w:sz w:val="20"/>
                 <w:szCs w:val="20"/>
               </w:rPr>
-              <w:t>Build a geographical heat map radar that aggregates recurring cases geographically and classifies them by friction type, to convert January - December 2025 data into targeted infrastructure investment decisions.</w:t>
+              <w:t>Run a Named Entity Recognition (NER) model to detect recurring geographic areas in incoming infrastructure proposals, and produce quarterly heat maps to be submitted to decision-makers for prioritising field investment.</w:t>
             </w:r>
           </w:p>
         </w:tc>
@@ -16031,10 +15774,10 @@
               <w:right w:w="108" w:type="dxa"/>
             </w:tcMar>
             <w:tcBorders>
-              <w:bottom w:val="single" w:sz="4" w:space="0" w:color="CCCCCC"/>
-              <w:left w:val="single" w:sz="4" w:space="0" w:color="CCCCCC"/>
-              <w:right w:val="single" w:sz="4" w:space="0" w:color="CCCCCC"/>
-              <w:top w:val="single" w:sz="4" w:space="0" w:color="CCCCCC"/>
+              <w:right w:val="single" w:sz="4" w:space="0" w:color="CCCCCC"/>
+              <w:top w:val="single" w:sz="4" w:space="0" w:color="CCCCCC"/>
+              <w:bottom w:val="single" w:sz="4" w:space="0" w:color="CCCCCC"/>
+              <w:left w:val="single" w:sz="4" w:space="0" w:color="CCCCCC"/>
             </w:tcBorders>
           </w:tcPr>
           <w:p>
@@ -16065,10 +15808,10 @@
               <w:right w:w="108" w:type="dxa"/>
             </w:tcMar>
             <w:tcBorders>
-              <w:bottom w:val="single" w:sz="4" w:space="0" w:color="CCCCCC"/>
-              <w:left w:val="single" w:sz="4" w:space="0" w:color="CCCCCC"/>
-              <w:right w:val="single" w:sz="4" w:space="0" w:color="CCCCCC"/>
-              <w:top w:val="single" w:sz="4" w:space="0" w:color="CCCCCC"/>
+              <w:right w:val="single" w:sz="4" w:space="0" w:color="CCCCCC"/>
+              <w:top w:val="single" w:sz="4" w:space="0" w:color="CCCCCC"/>
+              <w:bottom w:val="single" w:sz="4" w:space="0" w:color="CCCCCC"/>
+              <w:left w:val="single" w:sz="4" w:space="0" w:color="CCCCCC"/>
             </w:tcBorders>
           </w:tcPr>
           <w:p>
@@ -16084,7 +15827,7 @@
                 <w:sz w:val="20"/>
                 <w:szCs w:val="20"/>
               </w:rPr>
-              <w:t>Converting random suggestions into decisions based on actual case density for each geographical area.</w:t>
+              <w:t>Converting infrastructure proposals from individual judgements into investment decisions based on actual geographic case density.</w:t>
             </w:r>
           </w:p>
         </w:tc>
@@ -16099,10 +15842,10 @@
               <w:right w:w="108" w:type="dxa"/>
             </w:tcMar>
             <w:tcBorders>
-              <w:bottom w:val="single" w:sz="4" w:space="0" w:color="CCCCCC"/>
-              <w:left w:val="single" w:sz="4" w:space="0" w:color="CCCCCC"/>
-              <w:right w:val="single" w:sz="4" w:space="0" w:color="CCCCCC"/>
-              <w:top w:val="single" w:sz="4" w:space="0" w:color="CCCCCC"/>
+              <w:right w:val="single" w:sz="4" w:space="0" w:color="CCCCCC"/>
+              <w:top w:val="single" w:sz="4" w:space="0" w:color="CCCCCC"/>
+              <w:bottom w:val="single" w:sz="4" w:space="0" w:color="CCCCCC"/>
+              <w:left w:val="single" w:sz="4" w:space="0" w:color="CCCCCC"/>
             </w:tcBorders>
           </w:tcPr>
           <w:p>
@@ -16135,10 +15878,10 @@
               <w:right w:w="108" w:type="dxa"/>
             </w:tcMar>
             <w:tcBorders>
-              <w:bottom w:val="single" w:sz="4" w:space="0" w:color="CCCCCC"/>
-              <w:left w:val="single" w:sz="4" w:space="0" w:color="CCCCCC"/>
-              <w:right w:val="single" w:sz="4" w:space="0" w:color="CCCCCC"/>
-              <w:top w:val="single" w:sz="4" w:space="0" w:color="CCCCCC"/>
+              <w:right w:val="single" w:sz="4" w:space="0" w:color="CCCCCC"/>
+              <w:bottom w:val="single" w:sz="4" w:space="0" w:color="CCCCCC"/>
+              <w:top w:val="single" w:sz="4" w:space="0" w:color="CCCCCC"/>
+              <w:left w:val="single" w:sz="4" w:space="0" w:color="CCCCCC"/>
             </w:tcBorders>
           </w:tcPr>
           <w:p>
@@ -16154,7 +15897,7 @@
                 <w:sz w:val="20"/>
                 <w:szCs w:val="20"/>
               </w:rPr>
-              <w:t>🔧 Medium-term</w:t>
+              <w:t>🔧 Medium-Term</w:t>
             </w:r>
           </w:p>
         </w:tc>
@@ -16169,9 +15912,9 @@
               <w:right w:w="108" w:type="dxa"/>
             </w:tcMar>
             <w:tcBorders>
-              <w:bottom w:val="single" w:sz="4" w:space="0" w:color="CCCCCC"/>
-              <w:left w:val="single" w:sz="4" w:space="0" w:color="CCCCCC"/>
-              <w:right w:val="single" w:sz="4" w:space="0" w:color="CCCCCC"/>
+              <w:right w:val="single" w:sz="4" w:space="0" w:color="CCCCCC"/>
+              <w:bottom w:val="single" w:sz="4" w:space="0" w:color="CCCCCC"/>
+              <w:left w:val="single" w:sz="4" w:space="0" w:color="CCCCCC"/>
               <w:top w:val="single" w:sz="4" w:space="0" w:color="CCCCCC"/>
             </w:tcBorders>
           </w:tcPr>
@@ -16203,9 +15946,9 @@
               <w:right w:w="108" w:type="dxa"/>
             </w:tcMar>
             <w:tcBorders>
-              <w:bottom w:val="single" w:sz="4" w:space="0" w:color="CCCCCC"/>
-              <w:left w:val="single" w:sz="4" w:space="0" w:color="CCCCCC"/>
-              <w:right w:val="single" w:sz="4" w:space="0" w:color="CCCCCC"/>
+              <w:right w:val="single" w:sz="4" w:space="0" w:color="CCCCCC"/>
+              <w:bottom w:val="single" w:sz="4" w:space="0" w:color="CCCCCC"/>
+              <w:left w:val="single" w:sz="4" w:space="0" w:color="CCCCCC"/>
               <w:top w:val="single" w:sz="4" w:space="0" w:color="CCCCCC"/>
             </w:tcBorders>
           </w:tcPr>
@@ -16222,7 +15965,7 @@
                 <w:sz w:val="20"/>
                 <w:szCs w:val="20"/>
               </w:rPr>
-              <w:t>Develop an intelligent router in the CRM platform that automatically classifies incoming cases and routes them to the competent government entity, with an immediate notification to the customer including a reference number and referral entity via SMS.</w:t>
+              <w:t>Develop a smart router integrated into the CRM that automatically classifies incoming cases and refers them to the competent government authority via API interfaces, with an operator alert for each external referral.</w:t>
             </w:r>
           </w:p>
         </w:tc>
@@ -16237,9 +15980,9 @@
               <w:right w:w="108" w:type="dxa"/>
             </w:tcMar>
             <w:tcBorders>
-              <w:bottom w:val="single" w:sz="4" w:space="0" w:color="CCCCCC"/>
-              <w:left w:val="single" w:sz="4" w:space="0" w:color="CCCCCC"/>
-              <w:right w:val="single" w:sz="4" w:space="0" w:color="CCCCCC"/>
+              <w:right w:val="single" w:sz="4" w:space="0" w:color="CCCCCC"/>
+              <w:bottom w:val="single" w:sz="4" w:space="0" w:color="CCCCCC"/>
+              <w:left w:val="single" w:sz="4" w:space="0" w:color="CCCCCC"/>
               <w:top w:val="single" w:sz="4" w:space="0" w:color="CCCCCC"/>
             </w:tcBorders>
           </w:tcPr>
@@ -16271,9 +16014,9 @@
               <w:right w:w="108" w:type="dxa"/>
             </w:tcMar>
             <w:tcBorders>
-              <w:bottom w:val="single" w:sz="4" w:space="0" w:color="CCCCCC"/>
-              <w:left w:val="single" w:sz="4" w:space="0" w:color="CCCCCC"/>
-              <w:right w:val="single" w:sz="4" w:space="0" w:color="CCCCCC"/>
+              <w:right w:val="single" w:sz="4" w:space="0" w:color="CCCCCC"/>
+              <w:bottom w:val="single" w:sz="4" w:space="0" w:color="CCCCCC"/>
+              <w:left w:val="single" w:sz="4" w:space="0" w:color="CCCCCC"/>
               <w:top w:val="single" w:sz="4" w:space="0" w:color="CCCCCC"/>
             </w:tcBorders>
           </w:tcPr>
@@ -16290,7 +16033,7 @@
                 <w:sz w:val="20"/>
                 <w:szCs w:val="20"/>
               </w:rPr>
-              <w:t>Eliminating circular routing of cases between entities and reducing actual resolution time by removing manual redirection.</w:t>
+              <w:t>Cutting case circulation between entities and reducing resolution time for 5+ cases previously directed to the wrong authority.</w:t>
             </w:r>
           </w:p>
         </w:tc>
@@ -16305,9 +16048,9 @@
               <w:right w:w="108" w:type="dxa"/>
             </w:tcMar>
             <w:tcBorders>
-              <w:bottom w:val="single" w:sz="4" w:space="0" w:color="CCCCCC"/>
-              <w:left w:val="single" w:sz="4" w:space="0" w:color="CCCCCC"/>
-              <w:right w:val="single" w:sz="4" w:space="0" w:color="CCCCCC"/>
+              <w:right w:val="single" w:sz="4" w:space="0" w:color="CCCCCC"/>
+              <w:bottom w:val="single" w:sz="4" w:space="0" w:color="CCCCCC"/>
+              <w:left w:val="single" w:sz="4" w:space="0" w:color="CCCCCC"/>
               <w:top w:val="single" w:sz="4" w:space="0" w:color="CCCCCC"/>
             </w:tcBorders>
           </w:tcPr>
@@ -16331,21 +16074,6 @@
       </w:tr>
     </w:tbl>
     <w:p/>
-    <w:p>
-      <w:pPr>
-        <w:jc w:val="center"/>
-      </w:pPr>
-      <w:r>
-        <w:rPr>
-          <w:rFonts w:ascii="Calibri" w:hAnsi="Calibri" w:eastAsia="Calibri" w:cs="Calibri"/>
-          <w:i/>
-          <w:color w:val="000000"/>
-          <w:sz w:val="22"/>
-          <w:szCs w:val="22"/>
-        </w:rPr>
-        <w:t>This roadmap consolidates the recommendations of the four analyses into a tiered priority system based on the January - December 2025 data of 50 cases, with the aim of converting identified gaps into measurable improvement actions. All eight items are drawn directly from the analysis without generic recommendations, and are ranked in descending order according to the dual criteria of impact and ease of implementation.</w:t>
-      </w:r>
-    </w:p>
     <w:p>
       <w:pPr>
         <w:pStyle w:val="Heading1"/>
@@ -16359,7 +16087,7 @@
           <w:sz w:val="32"/>
           <w:szCs w:val="32"/>
         </w:rPr>
-        <w:t>Ninth: Conclusion — From Data to Decision</w:t>
+        <w:t>Section Nine: Conclusion — From Data to Decision</w:t>
       </w:r>
       <w:bookmarkStart w:id="23" w:name="_Toc000000023"/>
       <w:bookmarkEnd w:id="23"/>
@@ -16379,7 +16107,7 @@
           <w:szCs w:val="24"/>
           <w:u w:val="none"/>
         </w:rPr>
-        <w:t>Final Message: The fact that 94.0% of total cases were received via digital channels (application and website) coupled with a service level closure rate of 98.0% demonstrates clear operational excellence in the submission channel; however, 86.5% of friction cases arose within the digital service context itself — whether application errors, electronic renewal, or digital payment — which conclusively indicates that the gap lies not in customer access but in the service functions themselves. The reclassification of 46 out of 50 cases at a rate of 92.0% revealed that the fundamental problem is not the absence of communication channels but the absence of the required service functions, most evidently in the highest-frequency friction point — 'disputed traffic fines' — which recorded 11 cases on its own. The analyses in this report demonstrate that the solution lies in closing the six priority critical functional gaps, activating proactive notification capable of eliminating at least 4 fully deletable cases, and correcting data quality — not in adding human resources — as the real transformation begins with data and ends with a proactive decision that anticipates the customer's need.</w:t>
+        <w:t>Final message: The fact that 94.0% of cases arrived through digital channels (app and website) combined with an on-time closure rate of 98.0% demonstrates clear operational excellence in the submission channel; however, 86.2% of friction cases originated in the digital service context itself — from app errors, electronic renewal, and digital payment — revealing that the gap lies not in channel availability but in service functions and quality. The reclassification of 42 cases at 84.0% is conclusive evidence that the fundamental problem lies in the absence of service functions rather than a lack of communication channels, as evidenced most clearly by the highest-frequency friction point: 'a violation displaying a different vehicle or issued while the customer was absent from Fujairah', recorded in 9 cases. The analyses presented in this report demonstrate that the optimal path rests on three pillars rather than on human resources: addressing the five critical functional gaps identified in the gap analysis; activating a proactive notification system capable of eliminating at least 12 cases before they occur; and correcting data quality to ensure decision accuracy and service efficiency.</w:t>
       </w:r>
     </w:p>
     <w:p>
@@ -16424,10 +16152,10 @@
               <w:right w:w="108" w:type="dxa"/>
             </w:tcMar>
             <w:tcBorders>
-              <w:bottom w:val="single" w:sz="4" w:space="0" w:color="CCCCCC"/>
-              <w:left w:val="single" w:sz="4" w:space="0" w:color="CCCCCC"/>
-              <w:right w:val="single" w:sz="4" w:space="0" w:color="CCCCCC"/>
-              <w:top w:val="single" w:sz="4" w:space="0" w:color="CCCCCC"/>
+              <w:right w:val="single" w:sz="4" w:space="0" w:color="CCCCCC"/>
+              <w:top w:val="single" w:sz="4" w:space="0" w:color="CCCCCC"/>
+              <w:bottom w:val="single" w:sz="4" w:space="0" w:color="CCCCCC"/>
+              <w:left w:val="single" w:sz="4" w:space="0" w:color="CCCCCC"/>
             </w:tcBorders>
           </w:tcPr>
           <w:p>
@@ -16458,10 +16186,10 @@
               <w:right w:w="108" w:type="dxa"/>
             </w:tcMar>
             <w:tcBorders>
-              <w:bottom w:val="single" w:sz="4" w:space="0" w:color="CCCCCC"/>
-              <w:left w:val="single" w:sz="4" w:space="0" w:color="CCCCCC"/>
-              <w:right w:val="single" w:sz="4" w:space="0" w:color="CCCCCC"/>
-              <w:top w:val="single" w:sz="4" w:space="0" w:color="CCCCCC"/>
+              <w:right w:val="single" w:sz="4" w:space="0" w:color="CCCCCC"/>
+              <w:top w:val="single" w:sz="4" w:space="0" w:color="CCCCCC"/>
+              <w:bottom w:val="single" w:sz="4" w:space="0" w:color="CCCCCC"/>
+              <w:left w:val="single" w:sz="4" w:space="0" w:color="CCCCCC"/>
             </w:tcBorders>
           </w:tcPr>
           <w:p>
@@ -16477,7 +16205,7 @@
                 <w:sz w:val="20"/>
                 <w:szCs w:val="20"/>
               </w:rPr>
-              <w:t>Pillar Two: Availability</w:t>
+              <w:t>Pillar Two: Accessibility</w:t>
             </w:r>
           </w:p>
         </w:tc>
@@ -16492,10 +16220,10 @@
               <w:right w:w="108" w:type="dxa"/>
             </w:tcMar>
             <w:tcBorders>
-              <w:bottom w:val="single" w:sz="4" w:space="0" w:color="CCCCCC"/>
-              <w:left w:val="single" w:sz="4" w:space="0" w:color="CCCCCC"/>
-              <w:right w:val="single" w:sz="4" w:space="0" w:color="CCCCCC"/>
-              <w:top w:val="single" w:sz="4" w:space="0" w:color="CCCCCC"/>
+              <w:right w:val="single" w:sz="4" w:space="0" w:color="CCCCCC"/>
+              <w:top w:val="single" w:sz="4" w:space="0" w:color="CCCCCC"/>
+              <w:bottom w:val="single" w:sz="4" w:space="0" w:color="CCCCCC"/>
+              <w:left w:val="single" w:sz="4" w:space="0" w:color="CCCCCC"/>
             </w:tcBorders>
           </w:tcPr>
           <w:p>
@@ -16528,10 +16256,10 @@
               <w:right w:w="108" w:type="dxa"/>
             </w:tcMar>
             <w:tcBorders>
-              <w:bottom w:val="single" w:sz="4" w:space="0" w:color="CCCCCC"/>
-              <w:left w:val="single" w:sz="4" w:space="0" w:color="CCCCCC"/>
-              <w:right w:val="single" w:sz="4" w:space="0" w:color="CCCCCC"/>
-              <w:top w:val="single" w:sz="4" w:space="0" w:color="CCCCCC"/>
+              <w:right w:val="single" w:sz="4" w:space="0" w:color="CCCCCC"/>
+              <w:top w:val="single" w:sz="4" w:space="0" w:color="CCCCCC"/>
+              <w:bottom w:val="single" w:sz="4" w:space="0" w:color="CCCCCC"/>
+              <w:left w:val="single" w:sz="4" w:space="0" w:color="CCCCCC"/>
             </w:tcBorders>
           </w:tcPr>
           <w:p>
@@ -16562,10 +16290,10 @@
               <w:right w:w="108" w:type="dxa"/>
             </w:tcMar>
             <w:tcBorders>
-              <w:bottom w:val="single" w:sz="4" w:space="0" w:color="CCCCCC"/>
-              <w:left w:val="single" w:sz="4" w:space="0" w:color="CCCCCC"/>
-              <w:right w:val="single" w:sz="4" w:space="0" w:color="CCCCCC"/>
-              <w:top w:val="single" w:sz="4" w:space="0" w:color="CCCCCC"/>
+              <w:right w:val="single" w:sz="4" w:space="0" w:color="CCCCCC"/>
+              <w:top w:val="single" w:sz="4" w:space="0" w:color="CCCCCC"/>
+              <w:bottom w:val="single" w:sz="4" w:space="0" w:color="CCCCCC"/>
+              <w:left w:val="single" w:sz="4" w:space="0" w:color="CCCCCC"/>
             </w:tcBorders>
           </w:tcPr>
           <w:p>
@@ -16581,7 +16309,7 @@
                 <w:sz w:val="20"/>
                 <w:szCs w:val="20"/>
               </w:rPr>
-              <w:t>Immediate notification upon detection of a traffic fine with attachment of the offending vehicle's image</w:t>
+              <w:t>Unified and comprehensive FAQs</w:t>
             </w:r>
           </w:p>
         </w:tc>
@@ -16596,10 +16324,10 @@
               <w:right w:w="108" w:type="dxa"/>
             </w:tcMar>
             <w:tcBorders>
-              <w:bottom w:val="single" w:sz="4" w:space="0" w:color="CCCCCC"/>
-              <w:left w:val="single" w:sz="4" w:space="0" w:color="CCCCCC"/>
-              <w:right w:val="single" w:sz="4" w:space="0" w:color="CCCCCC"/>
-              <w:top w:val="single" w:sz="4" w:space="0" w:color="CCCCCC"/>
+              <w:right w:val="single" w:sz="4" w:space="0" w:color="CCCCCC"/>
+              <w:top w:val="single" w:sz="4" w:space="0" w:color="CCCCCC"/>
+              <w:bottom w:val="single" w:sz="4" w:space="0" w:color="CCCCCC"/>
+              <w:left w:val="single" w:sz="4" w:space="0" w:color="CCCCCC"/>
             </w:tcBorders>
           </w:tcPr>
           <w:p>
@@ -16615,7 +16343,7 @@
                 <w:sz w:val="20"/>
                 <w:szCs w:val="20"/>
               </w:rPr>
-              <w:t>Visual Fine Validity Verification System</w:t>
+              <w:t>Automated visual verification system for traffic violations</w:t>
             </w:r>
           </w:p>
         </w:tc>
@@ -16632,10 +16360,10 @@
               <w:right w:w="108" w:type="dxa"/>
             </w:tcMar>
             <w:tcBorders>
-              <w:bottom w:val="single" w:sz="4" w:space="0" w:color="CCCCCC"/>
-              <w:left w:val="single" w:sz="4" w:space="0" w:color="CCCCCC"/>
-              <w:right w:val="single" w:sz="4" w:space="0" w:color="CCCCCC"/>
-              <w:top w:val="single" w:sz="4" w:space="0" w:color="CCCCCC"/>
+              <w:right w:val="single" w:sz="4" w:space="0" w:color="CCCCCC"/>
+              <w:top w:val="single" w:sz="4" w:space="0" w:color="CCCCCC"/>
+              <w:bottom w:val="single" w:sz="4" w:space="0" w:color="CCCCCC"/>
+              <w:left w:val="single" w:sz="4" w:space="0" w:color="CCCCCC"/>
             </w:tcBorders>
           </w:tcPr>
           <w:p>
@@ -16651,7 +16379,7 @@
                 <w:sz w:val="20"/>
                 <w:szCs w:val="20"/>
               </w:rPr>
-              <w:t>Adding root cause and processing time fields to the request resolution</w:t>
+              <w:t>Adding root cause and processing time fields to request resolution</w:t>
             </w:r>
           </w:p>
         </w:tc>
@@ -16666,10 +16394,10 @@
               <w:right w:w="108" w:type="dxa"/>
             </w:tcMar>
             <w:tcBorders>
-              <w:bottom w:val="single" w:sz="4" w:space="0" w:color="CCCCCC"/>
-              <w:left w:val="single" w:sz="4" w:space="0" w:color="CCCCCC"/>
-              <w:right w:val="single" w:sz="4" w:space="0" w:color="CCCCCC"/>
-              <w:top w:val="single" w:sz="4" w:space="0" w:color="CCCCCC"/>
+              <w:right w:val="single" w:sz="4" w:space="0" w:color="CCCCCC"/>
+              <w:top w:val="single" w:sz="4" w:space="0" w:color="CCCCCC"/>
+              <w:bottom w:val="single" w:sz="4" w:space="0" w:color="CCCCCC"/>
+              <w:left w:val="single" w:sz="4" w:space="0" w:color="CCCCCC"/>
             </w:tcBorders>
           </w:tcPr>
           <w:p>
@@ -16685,7 +16413,7 @@
                 <w:sz w:val="20"/>
                 <w:szCs w:val="20"/>
               </w:rPr>
-              <w:t>Document delivery tracking notification (vehicle ownership document or driving licence)</w:t>
+              <w:t>Document delivery status notification via post</w:t>
             </w:r>
           </w:p>
         </w:tc>
@@ -16700,10 +16428,10 @@
               <w:right w:w="108" w:type="dxa"/>
             </w:tcMar>
             <w:tcBorders>
-              <w:bottom w:val="single" w:sz="4" w:space="0" w:color="CCCCCC"/>
-              <w:left w:val="single" w:sz="4" w:space="0" w:color="CCCCCC"/>
-              <w:right w:val="single" w:sz="4" w:space="0" w:color="CCCCCC"/>
-              <w:top w:val="single" w:sz="4" w:space="0" w:color="CCCCCC"/>
+              <w:right w:val="single" w:sz="4" w:space="0" w:color="CCCCCC"/>
+              <w:top w:val="single" w:sz="4" w:space="0" w:color="CCCCCC"/>
+              <w:bottom w:val="single" w:sz="4" w:space="0" w:color="CCCCCC"/>
+              <w:left w:val="single" w:sz="4" w:space="0" w:color="CCCCCC"/>
             </w:tcBorders>
           </w:tcPr>
           <w:p>
@@ -16719,7 +16447,7 @@
                 <w:sz w:val="20"/>
                 <w:szCs w:val="20"/>
               </w:rPr>
-              <w:t>Intelligent Case Router Between Government Entities</w:t>
+              <w:t>Smart case router between government entities</w:t>
             </w:r>
           </w:p>
         </w:tc>
@@ -16736,10 +16464,10 @@
               <w:right w:w="108" w:type="dxa"/>
             </w:tcMar>
             <w:tcBorders>
-              <w:bottom w:val="single" w:sz="4" w:space="0" w:color="CCCCCC"/>
-              <w:left w:val="single" w:sz="4" w:space="0" w:color="CCCCCC"/>
-              <w:right w:val="single" w:sz="4" w:space="0" w:color="CCCCCC"/>
-              <w:top w:val="single" w:sz="4" w:space="0" w:color="CCCCCC"/>
+              <w:right w:val="single" w:sz="4" w:space="0" w:color="CCCCCC"/>
+              <w:top w:val="single" w:sz="4" w:space="0" w:color="CCCCCC"/>
+              <w:bottom w:val="single" w:sz="4" w:space="0" w:color="CCCCCC"/>
+              <w:left w:val="single" w:sz="4" w:space="0" w:color="CCCCCC"/>
             </w:tcBorders>
           </w:tcPr>
           <w:p>
@@ -16755,7 +16483,7 @@
                 <w:sz w:val="20"/>
                 <w:szCs w:val="20"/>
               </w:rPr>
-              <w:t>Restructuring service classification and eliminating 'Other'</w:t>
+              <w:t>Restructuring service classification and eliminating the 'Other' category</w:t>
             </w:r>
           </w:p>
         </w:tc>
@@ -16770,10 +16498,10 @@
               <w:right w:w="108" w:type="dxa"/>
             </w:tcMar>
             <w:tcBorders>
-              <w:bottom w:val="single" w:sz="4" w:space="0" w:color="CCCCCC"/>
-              <w:left w:val="single" w:sz="4" w:space="0" w:color="CCCCCC"/>
-              <w:right w:val="single" w:sz="4" w:space="0" w:color="CCCCCC"/>
-              <w:top w:val="single" w:sz="4" w:space="0" w:color="CCCCCC"/>
+              <w:right w:val="single" w:sz="4" w:space="0" w:color="CCCCCC"/>
+              <w:top w:val="single" w:sz="4" w:space="0" w:color="CCCCCC"/>
+              <w:bottom w:val="single" w:sz="4" w:space="0" w:color="CCCCCC"/>
+              <w:left w:val="single" w:sz="4" w:space="0" w:color="CCCCCC"/>
             </w:tcBorders>
           </w:tcPr>
           <w:p>
@@ -16789,7 +16517,7 @@
                 <w:sz w:val="20"/>
                 <w:szCs w:val="20"/>
               </w:rPr>
-              <w:t>Weapon permit request status notification</w:t>
+              <w:t>Alert regarding requirements to complete a licence renewal request</w:t>
             </w:r>
           </w:p>
         </w:tc>
@@ -16804,10 +16532,10 @@
               <w:right w:w="108" w:type="dxa"/>
             </w:tcMar>
             <w:tcBorders>
-              <w:bottom w:val="single" w:sz="4" w:space="0" w:color="CCCCCC"/>
-              <w:left w:val="single" w:sz="4" w:space="0" w:color="CCCCCC"/>
-              <w:right w:val="single" w:sz="4" w:space="0" w:color="CCCCCC"/>
-              <w:top w:val="single" w:sz="4" w:space="0" w:color="CCCCCC"/>
+              <w:right w:val="single" w:sz="4" w:space="0" w:color="CCCCCC"/>
+              <w:top w:val="single" w:sz="4" w:space="0" w:color="CCCCCC"/>
+              <w:bottom w:val="single" w:sz="4" w:space="0" w:color="CCCCCC"/>
+              <w:left w:val="single" w:sz="4" w:space="0" w:color="CCCCCC"/>
             </w:tcBorders>
           </w:tcPr>
           <w:p>
@@ -16823,7 +16551,7 @@
                 <w:sz w:val="20"/>
                 <w:szCs w:val="20"/>
               </w:rPr>
-              <w:t>Automated Document Quality and Completeness Checker</w:t>
+              <w:t>OCR document and image quality inspector</w:t>
             </w:r>
           </w:p>
         </w:tc>
@@ -16840,10 +16568,10 @@
               <w:right w:w="108" w:type="dxa"/>
             </w:tcMar>
             <w:tcBorders>
-              <w:bottom w:val="single" w:sz="4" w:space="0" w:color="CCCCCC"/>
-              <w:left w:val="single" w:sz="4" w:space="0" w:color="CCCCCC"/>
-              <w:right w:val="single" w:sz="4" w:space="0" w:color="CCCCCC"/>
-              <w:top w:val="single" w:sz="4" w:space="0" w:color="CCCCCC"/>
+              <w:right w:val="single" w:sz="4" w:space="0" w:color="CCCCCC"/>
+              <w:bottom w:val="single" w:sz="4" w:space="0" w:color="CCCCCC"/>
+              <w:top w:val="single" w:sz="4" w:space="0" w:color="CCCCCC"/>
+              <w:left w:val="single" w:sz="4" w:space="0" w:color="CCCCCC"/>
             </w:tcBorders>
           </w:tcPr>
           <w:p>
@@ -16873,9 +16601,9 @@
               <w:right w:w="108" w:type="dxa"/>
             </w:tcMar>
             <w:tcBorders>
-              <w:bottom w:val="single" w:sz="4" w:space="0" w:color="CCCCCC"/>
-              <w:left w:val="single" w:sz="4" w:space="0" w:color="CCCCCC"/>
-              <w:right w:val="single" w:sz="4" w:space="0" w:color="CCCCCC"/>
+              <w:right w:val="single" w:sz="4" w:space="0" w:color="CCCCCC"/>
+              <w:bottom w:val="single" w:sz="4" w:space="0" w:color="CCCCCC"/>
+              <w:left w:val="single" w:sz="4" w:space="0" w:color="CCCCCC"/>
               <w:top w:val="single" w:sz="4" w:space="0" w:color="CCCCCC"/>
             </w:tcBorders>
           </w:tcPr>
@@ -16892,7 +16620,7 @@
                 <w:sz w:val="20"/>
                 <w:szCs w:val="20"/>
               </w:rPr>
-              <w:t>Notification of requirements for completing a licence renewal or vehicle registration request</w:t>
+              <w:t>Periodic status update for weapons licence applications</w:t>
             </w:r>
           </w:p>
         </w:tc>
@@ -16907,9 +16635,9 @@
               <w:right w:w="108" w:type="dxa"/>
             </w:tcMar>
             <w:tcBorders>
-              <w:bottom w:val="single" w:sz="4" w:space="0" w:color="CCCCCC"/>
-              <w:left w:val="single" w:sz="4" w:space="0" w:color="CCCCCC"/>
-              <w:right w:val="single" w:sz="4" w:space="0" w:color="CCCCCC"/>
+              <w:right w:val="single" w:sz="4" w:space="0" w:color="CCCCCC"/>
+              <w:bottom w:val="single" w:sz="4" w:space="0" w:color="CCCCCC"/>
+              <w:left w:val="single" w:sz="4" w:space="0" w:color="CCCCCC"/>
               <w:top w:val="single" w:sz="4" w:space="0" w:color="CCCCCC"/>
             </w:tcBorders>
           </w:tcPr>
@@ -16926,7 +16654,7 @@
                 <w:sz w:val="20"/>
                 <w:szCs w:val="20"/>
               </w:rPr>
-              <w:t>Geographical Friction Radar with Heat Map</w:t>
+              <w:t>Geographic friction radar with NER heat maps</w:t>
             </w:r>
           </w:p>
         </w:tc>
@@ -16976,10 +16704,10 @@
               <w:right w:w="108" w:type="dxa"/>
             </w:tcMar>
             <w:tcBorders>
-              <w:bottom w:val="single" w:sz="4" w:space="0" w:color="CCCCCC"/>
-              <w:left w:val="single" w:sz="4" w:space="0" w:color="CCCCCC"/>
-              <w:right w:val="single" w:sz="4" w:space="0" w:color="CCCCCC"/>
-              <w:top w:val="single" w:sz="4" w:space="0" w:color="CCCCCC"/>
+              <w:right w:val="single" w:sz="4" w:space="0" w:color="CCCCCC"/>
+              <w:top w:val="single" w:sz="4" w:space="0" w:color="CCCCCC"/>
+              <w:bottom w:val="single" w:sz="4" w:space="0" w:color="CCCCCC"/>
+              <w:left w:val="single" w:sz="4" w:space="0" w:color="CCCCCC"/>
             </w:tcBorders>
           </w:tcPr>
           <w:p>
@@ -16995,7 +16723,7 @@
                 <w:sz w:val="20"/>
                 <w:szCs w:val="20"/>
               </w:rPr>
-              <w:t>8.0%</w:t>
+              <w:t>16.0%</w:t>
             </w:r>
           </w:p>
         </w:tc>
@@ -17010,10 +16738,10 @@
               <w:right w:w="108" w:type="dxa"/>
             </w:tcMar>
             <w:tcBorders>
-              <w:bottom w:val="single" w:sz="4" w:space="0" w:color="CCCCCC"/>
-              <w:left w:val="single" w:sz="4" w:space="0" w:color="CCCCCC"/>
-              <w:right w:val="single" w:sz="4" w:space="0" w:color="CCCCCC"/>
-              <w:top w:val="single" w:sz="4" w:space="0" w:color="CCCCCC"/>
+              <w:right w:val="single" w:sz="4" w:space="0" w:color="CCCCCC"/>
+              <w:top w:val="single" w:sz="4" w:space="0" w:color="CCCCCC"/>
+              <w:bottom w:val="single" w:sz="4" w:space="0" w:color="CCCCCC"/>
+              <w:left w:val="single" w:sz="4" w:space="0" w:color="CCCCCC"/>
             </w:tcBorders>
           </w:tcPr>
           <w:p>
@@ -17029,7 +16757,7 @@
                 <w:sz w:val="20"/>
                 <w:szCs w:val="20"/>
               </w:rPr>
-              <w:t>4+</w:t>
+              <w:t>12+</w:t>
             </w:r>
           </w:p>
         </w:tc>
@@ -17044,10 +16772,10 @@
               <w:right w:w="108" w:type="dxa"/>
             </w:tcMar>
             <w:tcBorders>
-              <w:bottom w:val="single" w:sz="4" w:space="0" w:color="CCCCCC"/>
-              <w:left w:val="single" w:sz="4" w:space="0" w:color="CCCCCC"/>
-              <w:right w:val="single" w:sz="4" w:space="0" w:color="CCCCCC"/>
-              <w:top w:val="single" w:sz="4" w:space="0" w:color="CCCCCC"/>
+              <w:right w:val="single" w:sz="4" w:space="0" w:color="CCCCCC"/>
+              <w:top w:val="single" w:sz="4" w:space="0" w:color="CCCCCC"/>
+              <w:bottom w:val="single" w:sz="4" w:space="0" w:color="CCCCCC"/>
+              <w:left w:val="single" w:sz="4" w:space="0" w:color="CCCCCC"/>
             </w:tcBorders>
           </w:tcPr>
           <w:p>
@@ -17078,10 +16806,10 @@
               <w:right w:w="108" w:type="dxa"/>
             </w:tcMar>
             <w:tcBorders>
-              <w:bottom w:val="single" w:sz="4" w:space="0" w:color="CCCCCC"/>
-              <w:left w:val="single" w:sz="4" w:space="0" w:color="CCCCCC"/>
-              <w:right w:val="single" w:sz="4" w:space="0" w:color="CCCCCC"/>
-              <w:top w:val="single" w:sz="4" w:space="0" w:color="CCCCCC"/>
+              <w:right w:val="single" w:sz="4" w:space="0" w:color="CCCCCC"/>
+              <w:top w:val="single" w:sz="4" w:space="0" w:color="CCCCCC"/>
+              <w:bottom w:val="single" w:sz="4" w:space="0" w:color="CCCCCC"/>
+              <w:left w:val="single" w:sz="4" w:space="0" w:color="CCCCCC"/>
             </w:tcBorders>
           </w:tcPr>
           <w:p>
@@ -17114,10 +16842,10 @@
               <w:right w:w="108" w:type="dxa"/>
             </w:tcMar>
             <w:tcBorders>
-              <w:bottom w:val="single" w:sz="4" w:space="0" w:color="CCCCCC"/>
-              <w:left w:val="single" w:sz="4" w:space="0" w:color="CCCCCC"/>
-              <w:right w:val="single" w:sz="4" w:space="0" w:color="CCCCCC"/>
-              <w:top w:val="single" w:sz="4" w:space="0" w:color="CCCCCC"/>
+              <w:right w:val="single" w:sz="4" w:space="0" w:color="CCCCCC"/>
+              <w:top w:val="single" w:sz="4" w:space="0" w:color="CCCCCC"/>
+              <w:bottom w:val="single" w:sz="4" w:space="0" w:color="CCCCCC"/>
+              <w:left w:val="single" w:sz="4" w:space="0" w:color="CCCCCC"/>
             </w:tcBorders>
           </w:tcPr>
           <w:p>
@@ -17148,10 +16876,10 @@
               <w:right w:w="108" w:type="dxa"/>
             </w:tcMar>
             <w:tcBorders>
-              <w:bottom w:val="single" w:sz="4" w:space="0" w:color="CCCCCC"/>
-              <w:left w:val="single" w:sz="4" w:space="0" w:color="CCCCCC"/>
-              <w:right w:val="single" w:sz="4" w:space="0" w:color="CCCCCC"/>
-              <w:top w:val="single" w:sz="4" w:space="0" w:color="CCCCCC"/>
+              <w:right w:val="single" w:sz="4" w:space="0" w:color="CCCCCC"/>
+              <w:top w:val="single" w:sz="4" w:space="0" w:color="CCCCCC"/>
+              <w:bottom w:val="single" w:sz="4" w:space="0" w:color="CCCCCC"/>
+              <w:left w:val="single" w:sz="4" w:space="0" w:color="CCCCCC"/>
             </w:tcBorders>
           </w:tcPr>
           <w:p>
@@ -17167,7 +16895,7 @@
                 <w:sz w:val="20"/>
                 <w:szCs w:val="20"/>
               </w:rPr>
-              <w:t>cases eliminable through proactive notification</w:t>
+              <w:t>cases eligible for elimination via proactive notification</w:t>
             </w:r>
           </w:p>
         </w:tc>
@@ -17182,10 +16910,10 @@
               <w:right w:w="108" w:type="dxa"/>
             </w:tcMar>
             <w:tcBorders>
-              <w:bottom w:val="single" w:sz="4" w:space="0" w:color="CCCCCC"/>
-              <w:left w:val="single" w:sz="4" w:space="0" w:color="CCCCCC"/>
-              <w:right w:val="single" w:sz="4" w:space="0" w:color="CCCCCC"/>
-              <w:top w:val="single" w:sz="4" w:space="0" w:color="CCCCCC"/>
+              <w:right w:val="single" w:sz="4" w:space="0" w:color="CCCCCC"/>
+              <w:top w:val="single" w:sz="4" w:space="0" w:color="CCCCCC"/>
+              <w:bottom w:val="single" w:sz="4" w:space="0" w:color="CCCCCC"/>
+              <w:left w:val="single" w:sz="4" w:space="0" w:color="CCCCCC"/>
             </w:tcBorders>
           </w:tcPr>
           <w:p>
@@ -17201,7 +16929,7 @@
                 <w:sz w:val="20"/>
                 <w:szCs w:val="20"/>
               </w:rPr>
-              <w:t>case classification accuracy after the automated classifier and application of proposed initiatives</w:t>
+              <w:t>case classification accuracy following the automated classifier and application of the proposed initiatives</w:t>
             </w:r>
           </w:p>
         </w:tc>
@@ -17216,10 +16944,10 @@
               <w:right w:w="108" w:type="dxa"/>
             </w:tcMar>
             <w:tcBorders>
-              <w:bottom w:val="single" w:sz="4" w:space="0" w:color="CCCCCC"/>
-              <w:left w:val="single" w:sz="4" w:space="0" w:color="CCCCCC"/>
-              <w:right w:val="single" w:sz="4" w:space="0" w:color="CCCCCC"/>
-              <w:top w:val="single" w:sz="4" w:space="0" w:color="CCCCCC"/>
+              <w:right w:val="single" w:sz="4" w:space="0" w:color="CCCCCC"/>
+              <w:top w:val="single" w:sz="4" w:space="0" w:color="CCCCCC"/>
+              <w:bottom w:val="single" w:sz="4" w:space="0" w:color="CCCCCC"/>
+              <w:left w:val="single" w:sz="4" w:space="0" w:color="CCCCCC"/>
             </w:tcBorders>
           </w:tcPr>
           <w:p>
@@ -17235,7 +16963,7 @@
                 <w:sz w:val="20"/>
                 <w:szCs w:val="20"/>
               </w:rPr>
-              <w:t>reduction in repeat contact cases and calls</w:t>
+              <w:t>reduction in repeat contact cases and incoming calls</w:t>
             </w:r>
           </w:p>
         </w:tc>
@@ -41262,7 +40990,7 @@
     <c:plotArea>
       <c:layout/>
       <c:barChart>
-        <c:barDir val="bar"/>
+        <c:barDir val="col"/>
         <c:grouping val="clustered"/>
         <c:varyColors val="0"/>
         <c:ser>
@@ -41271,72 +40999,6 @@
           <c:tx>
             <c:strRef>
               <c:f>Sheet1!$B$1</c:f>
-              <c:strCache>
-                <c:ptCount val="1"/>
-                <c:pt idx="0">
-                  <c:v>Original Classification</c:v>
-                </c:pt>
-              </c:strCache>
-            </c:strRef>
-          </c:tx>
-          <c:spPr>
-            <a:solidFill>
-              <a:srgbClr val="2E5090"/>
-            </a:solidFill>
-            <a:ln>
-              <a:solidFill>
-                <a:srgbClr val="2E5090"/>
-              </a:solidFill>
-            </a:ln>
-          </c:spPr>
-          <c:cat>
-            <c:strRef>
-              <c:f>Sheet1!$A$2:$A$5</c:f>
-              <c:strCache>
-                <c:ptCount val="4"/>
-                <c:pt idx="0">
-                  <c:v>Complaint</c:v>
-                </c:pt>
-                <c:pt idx="1">
-                  <c:v>Inquiry</c:v>
-                </c:pt>
-                <c:pt idx="2">
-                  <c:v>Request</c:v>
-                </c:pt>
-                <c:pt idx="3">
-                  <c:v>Compliment</c:v>
-                </c:pt>
-              </c:strCache>
-            </c:strRef>
-          </c:cat>
-          <c:val>
-            <c:numRef>
-              <c:f>Sheet1!$B$2:$B$5</c:f>
-              <c:numCache>
-                <c:formatCode>General</c:formatCode>
-                <c:ptCount val="4"/>
-                <c:pt idx="0">
-                  <c:v>0.0</c:v>
-                </c:pt>
-                <c:pt idx="1">
-                  <c:v>50.0</c:v>
-                </c:pt>
-                <c:pt idx="2">
-                  <c:v>0.0</c:v>
-                </c:pt>
-                <c:pt idx="3">
-                  <c:v>0.0</c:v>
-                </c:pt>
-              </c:numCache>
-            </c:numRef>
-          </c:val>
-        </c:ser>
-        <c:ser>
-          <c:idx val="1"/>
-          <c:order val="1"/>
-          <c:tx>
-            <c:strRef>
-              <c:f>Sheet1!$C$1</c:f>
               <c:strCache>
                 <c:ptCount val="1"/>
                 <c:pt idx="0">
@@ -41377,18 +41039,84 @@
           </c:cat>
           <c:val>
             <c:numRef>
+              <c:f>Sheet1!$B$2:$B$5</c:f>
+              <c:numCache>
+                <c:formatCode>General</c:formatCode>
+                <c:ptCount val="4"/>
+                <c:pt idx="0">
+                  <c:v>28.0</c:v>
+                </c:pt>
+                <c:pt idx="1">
+                  <c:v>8.0</c:v>
+                </c:pt>
+                <c:pt idx="2">
+                  <c:v>14.0</c:v>
+                </c:pt>
+                <c:pt idx="3">
+                  <c:v>0.0</c:v>
+                </c:pt>
+              </c:numCache>
+            </c:numRef>
+          </c:val>
+        </c:ser>
+        <c:ser>
+          <c:idx val="1"/>
+          <c:order val="1"/>
+          <c:tx>
+            <c:strRef>
+              <c:f>Sheet1!$C$1</c:f>
+              <c:strCache>
+                <c:ptCount val="1"/>
+                <c:pt idx="0">
+                  <c:v>Original Classification</c:v>
+                </c:pt>
+              </c:strCache>
+            </c:strRef>
+          </c:tx>
+          <c:spPr>
+            <a:solidFill>
+              <a:srgbClr val="999999"/>
+            </a:solidFill>
+            <a:ln>
+              <a:solidFill>
+                <a:srgbClr val="999999"/>
+              </a:solidFill>
+            </a:ln>
+          </c:spPr>
+          <c:cat>
+            <c:strRef>
+              <c:f>Sheet1!$A$2:$A$5</c:f>
+              <c:strCache>
+                <c:ptCount val="4"/>
+                <c:pt idx="0">
+                  <c:v>Complaint</c:v>
+                </c:pt>
+                <c:pt idx="1">
+                  <c:v>Inquiry</c:v>
+                </c:pt>
+                <c:pt idx="2">
+                  <c:v>Request</c:v>
+                </c:pt>
+                <c:pt idx="3">
+                  <c:v>Compliment</c:v>
+                </c:pt>
+              </c:strCache>
+            </c:strRef>
+          </c:cat>
+          <c:val>
+            <c:numRef>
               <c:f>Sheet1!$C$2:$C$5</c:f>
               <c:numCache>
                 <c:formatCode>General</c:formatCode>
                 <c:ptCount val="4"/>
                 <c:pt idx="0">
-                  <c:v>30.0</c:v>
+                  <c:v>0.0</c:v>
                 </c:pt>
                 <c:pt idx="1">
-                  <c:v>4.0</c:v>
+                  <c:v>50.0</c:v>
                 </c:pt>
                 <c:pt idx="2">
-                  <c:v>16.0</c:v>
+                  <c:v>0.0</c:v>
                 </c:pt>
                 <c:pt idx="3">
                   <c:v>0.0</c:v>

--- a/real/inquiries-output/Inquiries Analysis Report.docx
+++ b/real/inquiries-output/Inquiries Analysis Report.docx
@@ -142,7 +142,7 @@
           <w:szCs w:val="24"/>
           <w:u w:val="none"/>
         </w:rPr>
-        <w:t>Complaints: 56.0% of Total Contact</w:t>
+        <w:t>Complaints: 60.0% of Total Contact</w:t>
       </w:r>
     </w:p>
     <w:p>
@@ -330,7 +330,7 @@
                 <w:rFonts w:ascii="Calibri" w:hAnsi="Calibri" w:cs="Calibri"/>
                 <w:noProof/>
               </w:rPr>
-              <w:t>Section Two: Methodology and Source Nature</w:t>
+              <w:t>Section Two: Methodology and Nature of Sources</w:t>
             </w:r>
             <w:r>
               <w:rPr>
@@ -379,7 +379,7 @@
                 <w:rFonts w:ascii="Calibri" w:hAnsi="Calibri" w:cs="Calibri"/>
                 <w:noProof/>
               </w:rPr>
-              <w:t>2.1  Analysed Sources</w:t>
+              <w:t>2.1  Sources Analysed</w:t>
             </w:r>
             <w:r>
               <w:rPr>
@@ -477,7 +477,7 @@
                 <w:rFonts w:ascii="Calibri" w:hAnsi="Calibri" w:cs="Calibri"/>
                 <w:noProof/>
               </w:rPr>
-              <w:t>2.3  Analysed Fields</w:t>
+              <w:t>2.3  Fields Analysed</w:t>
             </w:r>
             <w:r>
               <w:rPr>
@@ -526,7 +526,7 @@
                 <w:rFonts w:ascii="Calibri" w:hAnsi="Calibri" w:cs="Calibri"/>
                 <w:noProof/>
               </w:rPr>
-              <w:t>Section Three: Analysis One — Contact Type Classification Map</w:t>
+              <w:t>Section Three: First Analysis — Contact Type Classification Map</w:t>
             </w:r>
             <w:r>
               <w:rPr>
@@ -624,7 +624,7 @@
                 <w:rFonts w:ascii="Calibri" w:hAnsi="Calibri" w:cs="Calibri"/>
                 <w:noProof/>
               </w:rPr>
-              <w:t>3.2  Classification Accuracy — 84.0% of Cases Reclassified</w:t>
+              <w:t>3.2  Classification Accuracy — 92.0% of Cases Reclassified</w:t>
             </w:r>
             <w:r>
               <w:rPr>
@@ -673,7 +673,7 @@
                 <w:rFonts w:ascii="Calibri" w:hAnsi="Calibri" w:cs="Calibri"/>
                 <w:noProof/>
               </w:rPr>
-              <w:t>3.3  Complaints Breakdown (28 cases — 56.0%)</w:t>
+              <w:t>3.3  Complaints Breakdown (30 cases — 60.0%)</w:t>
             </w:r>
             <w:r>
               <w:rPr>
@@ -771,7 +771,7 @@
                 <w:rFonts w:ascii="Calibri" w:hAnsi="Calibri" w:cs="Calibri"/>
                 <w:noProof/>
               </w:rPr>
-              <w:t>3.5  Most Recurring Inquiries (8 cases — 16.0%) — the category with the highest potential for full digital self-service deflection</w:t>
+              <w:t>3.5  Most Frequent Recurring Inquiries (4 cases — 8.0%) — highest potential for full digital self-service conversion</w:t>
             </w:r>
             <w:r>
               <w:rPr>
@@ -820,7 +820,7 @@
                 <w:rFonts w:ascii="Calibri" w:hAnsi="Calibri" w:cs="Calibri"/>
                 <w:noProof/>
               </w:rPr>
-              <w:t>Section Four: Analysis Two — Customer Journey Challenges</w:t>
+              <w:t>Section Four: Second Analysis — Customer Journey Challenges</w:t>
             </w:r>
             <w:r>
               <w:rPr>
@@ -869,7 +869,7 @@
                 <w:rFonts w:ascii="Calibri" w:hAnsi="Calibri" w:cs="Calibri"/>
                 <w:noProof/>
               </w:rPr>
-              <w:t>Section Five: Analysis Three — Digital Gaps Analysis</w:t>
+              <w:t>Section Five: Third Analysis — Digital Gap Analysis</w:t>
             </w:r>
             <w:r>
               <w:rPr>
@@ -1016,7 +1016,7 @@
                 <w:rFonts w:ascii="Calibri" w:hAnsi="Calibri" w:cs="Calibri"/>
                 <w:noProof/>
               </w:rPr>
-              <w:t>Section Six: Analysis Four — Digital Transformation Plan</w:t>
+              <w:t>Section Six: Fourth Analysis — Digital Transformation Plan</w:t>
             </w:r>
             <w:r>
               <w:rPr>
@@ -1065,7 +1065,7 @@
                 <w:rFonts w:ascii="Calibri" w:hAnsi="Calibri" w:cs="Calibri"/>
                 <w:noProof/>
               </w:rPr>
-              <w:t>6.1  Priority FAQs</w:t>
+              <w:t>6.1  Priority Frequently Asked Questions</w:t>
             </w:r>
             <w:r>
               <w:rPr>
@@ -1114,7 +1114,7 @@
                 <w:rFonts w:ascii="Calibri" w:hAnsi="Calibri" w:cs="Calibri"/>
                 <w:noProof/>
               </w:rPr>
-              <w:t>6.2  Pathway to Eliminating 12+ Contact Cases via Proactive Notification</w:t>
+              <w:t>6.2  Pathway to Eliminating 10+ Contact Cases via Proactive Notification</w:t>
             </w:r>
             <w:r>
               <w:rPr>
@@ -1440,7 +1440,7 @@
           <w:szCs w:val="24"/>
           <w:u w:val="none"/>
         </w:rPr>
-        <w:t>This report presents an in-depth analysis of 50 inquiry cases extracted from a CRM system export, supported by a service guide and FAQ reference, covering the period from January to December 2025. Its objective is to convert raw data into actionable operational decisions rather than merely presenting figures. Key finding: reclassification revealed that 84.0% of cases had been incorrectly categorised, thereby concealing the fact that complaints constitute 56.0% of the actual workload — a structural deficiency in understanding the nature of interactions that had been obscuring the true priorities for improvement.</w:t>
+        <w:t>This report presents an in-depth analysis of 50 cases extracted from the Customer Relationship Management System Export for the period January to December 2025, compared against the Service Guide and Frequently Asked Questions, with the objective of converting raw data into actionable operational decisions rather than merely presenting figures. The critical finding is that 92.0% of cases were misclassified in the original source; following reclassification, complaints now represent 60.0% of the total operational workload, revealing a deep structural gap that had been concealed behind inaccurate data.</w:t>
       </w:r>
     </w:p>
     <w:p>
@@ -1476,7 +1476,7 @@
           <w:szCs w:val="24"/>
           <w:u w:val="none"/>
         </w:rPr>
-        <w:t>Core message: The convergence of an 84.0% misclassification rate with 7 documented friction points reveals that the system is treating visible symptoms while root causes remain unaddressed — which explains how 28 cases became actual complaints despite a 98.0% on-time closure rate. Addressing these structural gaps — particularly activating proactive notifications at 4 friction points and resolving the technical defect related to vehicle images in violation notices — would enable a substantial portion of complaints to be converted into seamless service experiences without requiring human intervention. Investment in classification accuracy and digital notification integration is not merely an operational improvement; it is the foundation of a data-driven strategy that empowers leadership to make proactive decisions rather than reactive responses.</w:t>
+        <w:t>Core Message: The misclassification of 92.0% of cases, alongside 8 documented friction points covered by the current service framework at an average rate of no more than 24.0%, reveals a systemic failure in customer experience monitoring mechanisms rather than isolated gaps. Addressing this failure will directly convert 30 documented complaint cases into measurable improvement opportunities, while investing in 3 proactive notification opportunities capable of reducing customer contact with support before issues occur. The true path to reform does not begin with raising closure rates — which are already high at 98.0% — but with building an accurate data framework that ensures every operational decision is grounded in solid knowledge.</w:t>
       </w:r>
     </w:p>
     <w:tbl>
@@ -1504,10 +1504,10 @@
               <w:right w:w="108" w:type="dxa"/>
             </w:tcMar>
             <w:tcBorders>
-              <w:right w:val="single" w:sz="4" w:space="0" w:color="CCCCCC"/>
-              <w:top w:val="single" w:sz="4" w:space="0" w:color="CCCCCC"/>
-              <w:bottom w:val="single" w:sz="4" w:space="0" w:color="CCCCCC"/>
-              <w:left w:val="single" w:sz="4" w:space="0" w:color="CCCCCC"/>
+              <w:top w:val="single" w:sz="4" w:space="0" w:color="CCCCCC"/>
+              <w:right w:val="single" w:sz="4" w:space="0" w:color="CCCCCC"/>
+              <w:left w:val="single" w:sz="4" w:space="0" w:color="CCCCCC"/>
+              <w:bottom w:val="single" w:sz="4" w:space="0" w:color="CCCCCC"/>
             </w:tcBorders>
           </w:tcPr>
           <w:p>
@@ -1538,10 +1538,10 @@
               <w:right w:w="108" w:type="dxa"/>
             </w:tcMar>
             <w:tcBorders>
-              <w:right w:val="single" w:sz="4" w:space="0" w:color="CCCCCC"/>
-              <w:top w:val="single" w:sz="4" w:space="0" w:color="CCCCCC"/>
-              <w:bottom w:val="single" w:sz="4" w:space="0" w:color="CCCCCC"/>
-              <w:left w:val="single" w:sz="4" w:space="0" w:color="CCCCCC"/>
+              <w:top w:val="single" w:sz="4" w:space="0" w:color="CCCCCC"/>
+              <w:right w:val="single" w:sz="4" w:space="0" w:color="CCCCCC"/>
+              <w:left w:val="single" w:sz="4" w:space="0" w:color="CCCCCC"/>
+              <w:bottom w:val="single" w:sz="4" w:space="0" w:color="CCCCCC"/>
             </w:tcBorders>
           </w:tcPr>
           <w:p>
@@ -1572,10 +1572,10 @@
               <w:right w:w="108" w:type="dxa"/>
             </w:tcMar>
             <w:tcBorders>
-              <w:right w:val="single" w:sz="4" w:space="0" w:color="CCCCCC"/>
-              <w:top w:val="single" w:sz="4" w:space="0" w:color="CCCCCC"/>
-              <w:bottom w:val="single" w:sz="4" w:space="0" w:color="CCCCCC"/>
-              <w:left w:val="single" w:sz="4" w:space="0" w:color="CCCCCC"/>
+              <w:top w:val="single" w:sz="4" w:space="0" w:color="CCCCCC"/>
+              <w:right w:val="single" w:sz="4" w:space="0" w:color="CCCCCC"/>
+              <w:left w:val="single" w:sz="4" w:space="0" w:color="CCCCCC"/>
+              <w:bottom w:val="single" w:sz="4" w:space="0" w:color="CCCCCC"/>
             </w:tcBorders>
           </w:tcPr>
           <w:p>
@@ -1606,10 +1606,10 @@
               <w:right w:w="108" w:type="dxa"/>
             </w:tcMar>
             <w:tcBorders>
-              <w:right w:val="single" w:sz="4" w:space="0" w:color="CCCCCC"/>
-              <w:top w:val="single" w:sz="4" w:space="0" w:color="CCCCCC"/>
-              <w:bottom w:val="single" w:sz="4" w:space="0" w:color="CCCCCC"/>
-              <w:left w:val="single" w:sz="4" w:space="0" w:color="CCCCCC"/>
+              <w:top w:val="single" w:sz="4" w:space="0" w:color="CCCCCC"/>
+              <w:right w:val="single" w:sz="4" w:space="0" w:color="CCCCCC"/>
+              <w:left w:val="single" w:sz="4" w:space="0" w:color="CCCCCC"/>
+              <w:bottom w:val="single" w:sz="4" w:space="0" w:color="CCCCCC"/>
             </w:tcBorders>
           </w:tcPr>
           <w:p>
@@ -1625,7 +1625,7 @@
                 <w:sz w:val="20"/>
                 <w:szCs w:val="20"/>
               </w:rPr>
-              <w:t>Importance Level</w:t>
+              <w:t>Priority Level</w:t>
             </w:r>
           </w:p>
         </w:tc>
@@ -1642,10 +1642,10 @@
               <w:right w:w="108" w:type="dxa"/>
             </w:tcMar>
             <w:tcBorders>
-              <w:right w:val="single" w:sz="4" w:space="0" w:color="CCCCCC"/>
-              <w:top w:val="single" w:sz="4" w:space="0" w:color="CCCCCC"/>
-              <w:bottom w:val="single" w:sz="4" w:space="0" w:color="CCCCCC"/>
-              <w:left w:val="single" w:sz="4" w:space="0" w:color="CCCCCC"/>
+              <w:top w:val="single" w:sz="4" w:space="0" w:color="CCCCCC"/>
+              <w:right w:val="single" w:sz="4" w:space="0" w:color="CCCCCC"/>
+              <w:left w:val="single" w:sz="4" w:space="0" w:color="CCCCCC"/>
+              <w:bottom w:val="single" w:sz="4" w:space="0" w:color="CCCCCC"/>
             </w:tcBorders>
           </w:tcPr>
           <w:p>
@@ -1676,10 +1676,10 @@
               <w:right w:w="108" w:type="dxa"/>
             </w:tcMar>
             <w:tcBorders>
-              <w:right w:val="single" w:sz="4" w:space="0" w:color="CCCCCC"/>
-              <w:top w:val="single" w:sz="4" w:space="0" w:color="CCCCCC"/>
-              <w:bottom w:val="single" w:sz="4" w:space="0" w:color="CCCCCC"/>
-              <w:left w:val="single" w:sz="4" w:space="0" w:color="CCCCCC"/>
+              <w:top w:val="single" w:sz="4" w:space="0" w:color="CCCCCC"/>
+              <w:right w:val="single" w:sz="4" w:space="0" w:color="CCCCCC"/>
+              <w:left w:val="single" w:sz="4" w:space="0" w:color="CCCCCC"/>
+              <w:bottom w:val="single" w:sz="4" w:space="0" w:color="CCCCCC"/>
             </w:tcBorders>
           </w:tcPr>
           <w:p>
@@ -1695,7 +1695,7 @@
                 <w:sz w:val="20"/>
                 <w:szCs w:val="20"/>
               </w:rPr>
-              <w:t>84.0% Inaccurate Classification</w:t>
+              <w:t>92.0% Inaccurate Classification</w:t>
             </w:r>
           </w:p>
         </w:tc>
@@ -1710,10 +1710,10 @@
               <w:right w:w="108" w:type="dxa"/>
             </w:tcMar>
             <w:tcBorders>
-              <w:right w:val="single" w:sz="4" w:space="0" w:color="CCCCCC"/>
-              <w:top w:val="single" w:sz="4" w:space="0" w:color="CCCCCC"/>
-              <w:bottom w:val="single" w:sz="4" w:space="0" w:color="CCCCCC"/>
-              <w:left w:val="single" w:sz="4" w:space="0" w:color="CCCCCC"/>
+              <w:top w:val="single" w:sz="4" w:space="0" w:color="CCCCCC"/>
+              <w:right w:val="single" w:sz="4" w:space="0" w:color="CCCCCC"/>
+              <w:left w:val="single" w:sz="4" w:space="0" w:color="CCCCCC"/>
+              <w:bottom w:val="single" w:sz="4" w:space="0" w:color="CCCCCC"/>
             </w:tcBorders>
           </w:tcPr>
           <w:p>
@@ -1729,7 +1729,7 @@
                 <w:sz w:val="20"/>
                 <w:szCs w:val="20"/>
               </w:rPr>
-              <w:t>42 out of 50 cases were originally classified incorrectly. This gap is the foundation of the operational challenges identified in this analysis.</w:t>
+              <w:t>46 out of 50 cases were originally classified incorrectly. This gap forms the basis of the operational challenges identified in this analysis.</w:t>
             </w:r>
           </w:p>
         </w:tc>
@@ -1744,10 +1744,10 @@
               <w:right w:w="108" w:type="dxa"/>
             </w:tcMar>
             <w:tcBorders>
-              <w:right w:val="single" w:sz="4" w:space="0" w:color="CCCCCC"/>
-              <w:top w:val="single" w:sz="4" w:space="0" w:color="CCCCCC"/>
-              <w:bottom w:val="single" w:sz="4" w:space="0" w:color="CCCCCC"/>
-              <w:left w:val="single" w:sz="4" w:space="0" w:color="CCCCCC"/>
+              <w:top w:val="single" w:sz="4" w:space="0" w:color="CCCCCC"/>
+              <w:bottom w:val="single" w:sz="4" w:space="0" w:color="CCCCCC"/>
+              <w:left w:val="single" w:sz="4" w:space="0" w:color="CCCCCC"/>
+              <w:right w:val="single" w:sz="4" w:space="0" w:color="CCCCCC"/>
             </w:tcBorders>
           </w:tcPr>
           <w:p>
@@ -1780,10 +1780,10 @@
               <w:right w:w="108" w:type="dxa"/>
             </w:tcMar>
             <w:tcBorders>
-              <w:right w:val="single" w:sz="4" w:space="0" w:color="CCCCCC"/>
-              <w:top w:val="single" w:sz="4" w:space="0" w:color="CCCCCC"/>
-              <w:bottom w:val="single" w:sz="4" w:space="0" w:color="CCCCCC"/>
-              <w:left w:val="single" w:sz="4" w:space="0" w:color="CCCCCC"/>
+              <w:top w:val="single" w:sz="4" w:space="0" w:color="CCCCCC"/>
+              <w:right w:val="single" w:sz="4" w:space="0" w:color="CCCCCC"/>
+              <w:left w:val="single" w:sz="4" w:space="0" w:color="CCCCCC"/>
+              <w:bottom w:val="single" w:sz="4" w:space="0" w:color="CCCCCC"/>
             </w:tcBorders>
           </w:tcPr>
           <w:p>
@@ -1814,10 +1814,10 @@
               <w:right w:w="108" w:type="dxa"/>
             </w:tcMar>
             <w:tcBorders>
-              <w:right w:val="single" w:sz="4" w:space="0" w:color="CCCCCC"/>
-              <w:top w:val="single" w:sz="4" w:space="0" w:color="CCCCCC"/>
-              <w:bottom w:val="single" w:sz="4" w:space="0" w:color="CCCCCC"/>
-              <w:left w:val="single" w:sz="4" w:space="0" w:color="CCCCCC"/>
+              <w:top w:val="single" w:sz="4" w:space="0" w:color="CCCCCC"/>
+              <w:right w:val="single" w:sz="4" w:space="0" w:color="CCCCCC"/>
+              <w:left w:val="single" w:sz="4" w:space="0" w:color="CCCCCC"/>
+              <w:bottom w:val="single" w:sz="4" w:space="0" w:color="CCCCCC"/>
             </w:tcBorders>
           </w:tcPr>
           <w:p>
@@ -1833,7 +1833,7 @@
                 <w:sz w:val="20"/>
                 <w:szCs w:val="20"/>
               </w:rPr>
-              <w:t>Complaints dominate workload at 56.0%</w:t>
+              <w:t>Complaints Dominate Workload at 60.0%</w:t>
             </w:r>
           </w:p>
         </w:tc>
@@ -1848,10 +1848,10 @@
               <w:right w:w="108" w:type="dxa"/>
             </w:tcMar>
             <w:tcBorders>
-              <w:right w:val="single" w:sz="4" w:space="0" w:color="CCCCCC"/>
-              <w:top w:val="single" w:sz="4" w:space="0" w:color="CCCCCC"/>
-              <w:bottom w:val="single" w:sz="4" w:space="0" w:color="CCCCCC"/>
-              <w:left w:val="single" w:sz="4" w:space="0" w:color="CCCCCC"/>
+              <w:top w:val="single" w:sz="4" w:space="0" w:color="CCCCCC"/>
+              <w:right w:val="single" w:sz="4" w:space="0" w:color="CCCCCC"/>
+              <w:left w:val="single" w:sz="4" w:space="0" w:color="CCCCCC"/>
+              <w:bottom w:val="single" w:sz="4" w:space="0" w:color="CCCCCC"/>
             </w:tcBorders>
           </w:tcPr>
           <w:p>
@@ -1867,7 +1867,7 @@
                 <w:sz w:val="20"/>
                 <w:szCs w:val="20"/>
               </w:rPr>
-              <w:t>28 out of 50 cases were complaints following reclassification. This concentration reflects the primary focus area for operational improvement.</w:t>
+              <w:t>30 out of 50 cases were complaints following reclassification. This concentration reflects the primary focal point for operational improvement.</w:t>
             </w:r>
           </w:p>
         </w:tc>
@@ -1882,10 +1882,10 @@
               <w:right w:w="108" w:type="dxa"/>
             </w:tcMar>
             <w:tcBorders>
-              <w:right w:val="single" w:sz="4" w:space="0" w:color="CCCCCC"/>
-              <w:top w:val="single" w:sz="4" w:space="0" w:color="CCCCCC"/>
-              <w:bottom w:val="single" w:sz="4" w:space="0" w:color="CCCCCC"/>
-              <w:left w:val="single" w:sz="4" w:space="0" w:color="CCCCCC"/>
+              <w:top w:val="single" w:sz="4" w:space="0" w:color="CCCCCC"/>
+              <w:bottom w:val="single" w:sz="4" w:space="0" w:color="CCCCCC"/>
+              <w:left w:val="single" w:sz="4" w:space="0" w:color="CCCCCC"/>
+              <w:right w:val="single" w:sz="4" w:space="0" w:color="CCCCCC"/>
             </w:tcBorders>
           </w:tcPr>
           <w:p>
@@ -1918,10 +1918,10 @@
               <w:right w:w="108" w:type="dxa"/>
             </w:tcMar>
             <w:tcBorders>
-              <w:right w:val="single" w:sz="4" w:space="0" w:color="CCCCCC"/>
-              <w:top w:val="single" w:sz="4" w:space="0" w:color="CCCCCC"/>
-              <w:bottom w:val="single" w:sz="4" w:space="0" w:color="CCCCCC"/>
-              <w:left w:val="single" w:sz="4" w:space="0" w:color="CCCCCC"/>
+              <w:top w:val="single" w:sz="4" w:space="0" w:color="CCCCCC"/>
+              <w:right w:val="single" w:sz="4" w:space="0" w:color="CCCCCC"/>
+              <w:left w:val="single" w:sz="4" w:space="0" w:color="CCCCCC"/>
+              <w:bottom w:val="single" w:sz="4" w:space="0" w:color="CCCCCC"/>
             </w:tcBorders>
           </w:tcPr>
           <w:p>
@@ -1952,10 +1952,10 @@
               <w:right w:w="108" w:type="dxa"/>
             </w:tcMar>
             <w:tcBorders>
-              <w:right w:val="single" w:sz="4" w:space="0" w:color="CCCCCC"/>
-              <w:top w:val="single" w:sz="4" w:space="0" w:color="CCCCCC"/>
-              <w:bottom w:val="single" w:sz="4" w:space="0" w:color="CCCCCC"/>
-              <w:left w:val="single" w:sz="4" w:space="0" w:color="CCCCCC"/>
+              <w:top w:val="single" w:sz="4" w:space="0" w:color="CCCCCC"/>
+              <w:right w:val="single" w:sz="4" w:space="0" w:color="CCCCCC"/>
+              <w:left w:val="single" w:sz="4" w:space="0" w:color="CCCCCC"/>
+              <w:bottom w:val="single" w:sz="4" w:space="0" w:color="CCCCCC"/>
             </w:tcBorders>
           </w:tcPr>
           <w:p>
@@ -1971,7 +1971,7 @@
                 <w:sz w:val="20"/>
                 <w:szCs w:val="20"/>
               </w:rPr>
-              <w:t>Single friction point: Vehicle image in violation notice displays a different vehicle or non-matching plate, forcing the customer to contact support manually to correct the error (9 cases, 18.0%)</w:t>
+              <w:t>Single Friction Point: Vehicle image in the violation notice shows a different vehicle, or the customer was not present in Fujairah (9 cases, 18.0%)</w:t>
             </w:r>
           </w:p>
         </w:tc>
@@ -1986,10 +1986,10 @@
               <w:right w:w="108" w:type="dxa"/>
             </w:tcMar>
             <w:tcBorders>
-              <w:right w:val="single" w:sz="4" w:space="0" w:color="CCCCCC"/>
-              <w:top w:val="single" w:sz="4" w:space="0" w:color="CCCCCC"/>
-              <w:bottom w:val="single" w:sz="4" w:space="0" w:color="CCCCCC"/>
-              <w:left w:val="single" w:sz="4" w:space="0" w:color="CCCCCC"/>
+              <w:top w:val="single" w:sz="4" w:space="0" w:color="CCCCCC"/>
+              <w:right w:val="single" w:sz="4" w:space="0" w:color="CCCCCC"/>
+              <w:left w:val="single" w:sz="4" w:space="0" w:color="CCCCCC"/>
+              <w:bottom w:val="single" w:sz="4" w:space="0" w:color="CCCCCC"/>
             </w:tcBorders>
           </w:tcPr>
           <w:p>
@@ -2005,7 +2005,7 @@
                 <w:sz w:val="20"/>
                 <w:szCs w:val="20"/>
               </w:rPr>
-              <w:t>This point affects 9 cases (18.0% of the total). Root cause: technical platform defect.</w:t>
+              <w:t>This friction point affects 9 cases (18.0% of total). Root cause: technical platform malfunction.</w:t>
             </w:r>
           </w:p>
         </w:tc>
@@ -2020,10 +2020,10 @@
               <w:right w:w="108" w:type="dxa"/>
             </w:tcMar>
             <w:tcBorders>
-              <w:right w:val="single" w:sz="4" w:space="0" w:color="CCCCCC"/>
-              <w:top w:val="single" w:sz="4" w:space="0" w:color="CCCCCC"/>
-              <w:bottom w:val="single" w:sz="4" w:space="0" w:color="CCCCCC"/>
-              <w:left w:val="single" w:sz="4" w:space="0" w:color="CCCCCC"/>
+              <w:top w:val="single" w:sz="4" w:space="0" w:color="CCCCCC"/>
+              <w:bottom w:val="single" w:sz="4" w:space="0" w:color="CCCCCC"/>
+              <w:left w:val="single" w:sz="4" w:space="0" w:color="CCCCCC"/>
+              <w:right w:val="single" w:sz="4" w:space="0" w:color="CCCCCC"/>
             </w:tcBorders>
           </w:tcPr>
           <w:p>
@@ -2056,10 +2056,10 @@
               <w:right w:w="108" w:type="dxa"/>
             </w:tcMar>
             <w:tcBorders>
-              <w:right w:val="single" w:sz="4" w:space="0" w:color="CCCCCC"/>
-              <w:top w:val="single" w:sz="4" w:space="0" w:color="CCCCCC"/>
-              <w:bottom w:val="single" w:sz="4" w:space="0" w:color="CCCCCC"/>
-              <w:left w:val="single" w:sz="4" w:space="0" w:color="CCCCCC"/>
+              <w:top w:val="single" w:sz="4" w:space="0" w:color="CCCCCC"/>
+              <w:right w:val="single" w:sz="4" w:space="0" w:color="CCCCCC"/>
+              <w:left w:val="single" w:sz="4" w:space="0" w:color="CCCCCC"/>
+              <w:bottom w:val="single" w:sz="4" w:space="0" w:color="CCCCCC"/>
             </w:tcBorders>
           </w:tcPr>
           <w:p>
@@ -2090,10 +2090,10 @@
               <w:right w:w="108" w:type="dxa"/>
             </w:tcMar>
             <w:tcBorders>
-              <w:right w:val="single" w:sz="4" w:space="0" w:color="CCCCCC"/>
-              <w:top w:val="single" w:sz="4" w:space="0" w:color="CCCCCC"/>
-              <w:bottom w:val="single" w:sz="4" w:space="0" w:color="CCCCCC"/>
-              <w:left w:val="single" w:sz="4" w:space="0" w:color="CCCCCC"/>
+              <w:top w:val="single" w:sz="4" w:space="0" w:color="CCCCCC"/>
+              <w:right w:val="single" w:sz="4" w:space="0" w:color="CCCCCC"/>
+              <w:left w:val="single" w:sz="4" w:space="0" w:color="CCCCCC"/>
+              <w:bottom w:val="single" w:sz="4" w:space="0" w:color="CCCCCC"/>
             </w:tcBorders>
           </w:tcPr>
           <w:p>
@@ -2109,7 +2109,7 @@
                 <w:sz w:val="20"/>
                 <w:szCs w:val="20"/>
               </w:rPr>
-              <w:t>3 friction points — absence of proactive notification (8 cases)</w:t>
+              <w:t>Two Friction Points — Information exists but is difficult to access (11 cases)</w:t>
             </w:r>
           </w:p>
         </w:tc>
@@ -2124,10 +2124,10 @@
               <w:right w:w="108" w:type="dxa"/>
             </w:tcMar>
             <w:tcBorders>
-              <w:right w:val="single" w:sz="4" w:space="0" w:color="CCCCCC"/>
-              <w:top w:val="single" w:sz="4" w:space="0" w:color="CCCCCC"/>
-              <w:bottom w:val="single" w:sz="4" w:space="0" w:color="CCCCCC"/>
-              <w:left w:val="single" w:sz="4" w:space="0" w:color="CCCCCC"/>
+              <w:top w:val="single" w:sz="4" w:space="0" w:color="CCCCCC"/>
+              <w:right w:val="single" w:sz="4" w:space="0" w:color="CCCCCC"/>
+              <w:left w:val="single" w:sz="4" w:space="0" w:color="CCCCCC"/>
+              <w:bottom w:val="single" w:sz="4" w:space="0" w:color="CCCCCC"/>
             </w:tcBorders>
           </w:tcPr>
           <w:p>
@@ -2143,7 +2143,7 @@
                 <w:sz w:val="20"/>
                 <w:szCs w:val="20"/>
               </w:rPr>
-              <w:t>Three friction points share a common root cause: the customer does not receive a notification or tracking link when ownership documents or a licence are dispatched via Emirates Post, and therefore contacts support to check the status; the absence of automatic status notifications for submitted requests forces customers to open follow-up complaints; the customer submits a weapons licence application and receives no update or response for several months, compelling them to contact support. Total affected cases: 8. Improving this cluster will contribute significantly to reducing friction.</w:t>
+              <w:t>Two friction points share a common root cause: the absence of a digital channel for contesting traffic violations forcing customers to contact support, and the inability of customers to self-update their personal data via the application. Total affected cases: 11. Improving this group will contribute significantly to reducing friction.</w:t>
             </w:r>
           </w:p>
         </w:tc>
@@ -2158,10 +2158,10 @@
               <w:right w:w="108" w:type="dxa"/>
             </w:tcMar>
             <w:tcBorders>
-              <w:right w:val="single" w:sz="4" w:space="0" w:color="CCCCCC"/>
-              <w:top w:val="single" w:sz="4" w:space="0" w:color="CCCCCC"/>
-              <w:bottom w:val="single" w:sz="4" w:space="0" w:color="CCCCCC"/>
-              <w:left w:val="single" w:sz="4" w:space="0" w:color="CCCCCC"/>
+              <w:top w:val="single" w:sz="4" w:space="0" w:color="CCCCCC"/>
+              <w:bottom w:val="single" w:sz="4" w:space="0" w:color="CCCCCC"/>
+              <w:left w:val="single" w:sz="4" w:space="0" w:color="CCCCCC"/>
+              <w:right w:val="single" w:sz="4" w:space="0" w:color="CCCCCC"/>
             </w:tcBorders>
           </w:tcPr>
           <w:p>
@@ -2177,7 +2177,7 @@
                 <w:sz w:val="20"/>
                 <w:szCs w:val="20"/>
               </w:rPr>
-              <w:t>🟡 High</w:t>
+              <w:t>🔴 Critical</w:t>
             </w:r>
           </w:p>
         </w:tc>
@@ -2194,10 +2194,10 @@
               <w:right w:w="108" w:type="dxa"/>
             </w:tcMar>
             <w:tcBorders>
-              <w:right w:val="single" w:sz="4" w:space="0" w:color="CCCCCC"/>
-              <w:bottom w:val="single" w:sz="4" w:space="0" w:color="CCCCCC"/>
-              <w:top w:val="single" w:sz="4" w:space="0" w:color="CCCCCC"/>
-              <w:left w:val="single" w:sz="4" w:space="0" w:color="CCCCCC"/>
+              <w:top w:val="single" w:sz="4" w:space="0" w:color="CCCCCC"/>
+              <w:right w:val="single" w:sz="4" w:space="0" w:color="CCCCCC"/>
+              <w:left w:val="single" w:sz="4" w:space="0" w:color="CCCCCC"/>
+              <w:bottom w:val="single" w:sz="4" w:space="0" w:color="CCCCCC"/>
             </w:tcBorders>
           </w:tcPr>
           <w:p>
@@ -2228,10 +2228,10 @@
               <w:right w:w="108" w:type="dxa"/>
             </w:tcMar>
             <w:tcBorders>
-              <w:right w:val="single" w:sz="4" w:space="0" w:color="CCCCCC"/>
-              <w:bottom w:val="single" w:sz="4" w:space="0" w:color="CCCCCC"/>
-              <w:left w:val="single" w:sz="4" w:space="0" w:color="CCCCCC"/>
-              <w:top w:val="single" w:sz="4" w:space="0" w:color="CCCCCC"/>
+              <w:top w:val="single" w:sz="4" w:space="0" w:color="CCCCCC"/>
+              <w:right w:val="single" w:sz="4" w:space="0" w:color="CCCCCC"/>
+              <w:left w:val="single" w:sz="4" w:space="0" w:color="CCCCCC"/>
+              <w:bottom w:val="single" w:sz="4" w:space="0" w:color="CCCCCC"/>
             </w:tcBorders>
           </w:tcPr>
           <w:p>
@@ -2247,7 +2247,7 @@
                 <w:sz w:val="20"/>
                 <w:szCs w:val="20"/>
               </w:rPr>
-              <w:t>98.0% on-time closure</w:t>
+              <w:t>98.0% On-Time Closure</w:t>
             </w:r>
           </w:p>
         </w:tc>
@@ -2262,10 +2262,10 @@
               <w:right w:w="108" w:type="dxa"/>
             </w:tcMar>
             <w:tcBorders>
-              <w:right w:val="single" w:sz="4" w:space="0" w:color="CCCCCC"/>
-              <w:bottom w:val="single" w:sz="4" w:space="0" w:color="CCCCCC"/>
-              <w:left w:val="single" w:sz="4" w:space="0" w:color="CCCCCC"/>
-              <w:top w:val="single" w:sz="4" w:space="0" w:color="CCCCCC"/>
+              <w:top w:val="single" w:sz="4" w:space="0" w:color="CCCCCC"/>
+              <w:right w:val="single" w:sz="4" w:space="0" w:color="CCCCCC"/>
+              <w:left w:val="single" w:sz="4" w:space="0" w:color="CCCCCC"/>
+              <w:bottom w:val="single" w:sz="4" w:space="0" w:color="CCCCCC"/>
             </w:tcBorders>
           </w:tcPr>
           <w:p>
@@ -2281,7 +2281,7 @@
                 <w:sz w:val="20"/>
                 <w:szCs w:val="20"/>
               </w:rPr>
-              <w:t>49 out of 50 cases were closed on time (98.0% rate). This confirms operational capability but does not address the structural gaps in accuracy and understanding.</w:t>
+              <w:t>49 out of 50 cases were closed on time (rate of 98.0%). This demonstrates operational capability, but does not address structural gaps in accuracy and understanding.</w:t>
             </w:r>
           </w:p>
         </w:tc>
@@ -2296,10 +2296,10 @@
               <w:right w:w="108" w:type="dxa"/>
             </w:tcMar>
             <w:tcBorders>
-              <w:right w:val="single" w:sz="4" w:space="0" w:color="CCCCCC"/>
-              <w:bottom w:val="single" w:sz="4" w:space="0" w:color="CCCCCC"/>
-              <w:left w:val="single" w:sz="4" w:space="0" w:color="CCCCCC"/>
-              <w:top w:val="single" w:sz="4" w:space="0" w:color="CCCCCC"/>
+              <w:top w:val="single" w:sz="4" w:space="0" w:color="CCCCCC"/>
+              <w:right w:val="single" w:sz="4" w:space="0" w:color="CCCCCC"/>
+              <w:left w:val="single" w:sz="4" w:space="0" w:color="CCCCCC"/>
+              <w:bottom w:val="single" w:sz="4" w:space="0" w:color="CCCCCC"/>
             </w:tcBorders>
           </w:tcPr>
           <w:p>
@@ -2335,7 +2335,7 @@
           <w:sz w:val="32"/>
           <w:szCs w:val="32"/>
         </w:rPr>
-        <w:t>Section Two: Methodology and Source Nature</w:t>
+        <w:t>Section Two: Methodology and Nature of Sources</w:t>
       </w:r>
       <w:bookmarkStart w:id="4" w:name="_Toc000000004"/>
       <w:bookmarkEnd w:id="4"/>
@@ -2353,7 +2353,7 @@
           <w:sz w:val="26"/>
           <w:szCs w:val="26"/>
         </w:rPr>
-        <w:t>2.1  Analysed Sources</w:t>
+        <w:t>2.1  Sources Analysed</w:t>
       </w:r>
       <w:bookmarkStart w:id="5" w:name="_Toc000000005"/>
       <w:bookmarkEnd w:id="5"/>
@@ -2383,10 +2383,10 @@
               <w:right w:w="108" w:type="dxa"/>
             </w:tcMar>
             <w:tcBorders>
-              <w:right w:val="single" w:sz="4" w:space="0" w:color="CCCCCC"/>
-              <w:top w:val="single" w:sz="4" w:space="0" w:color="CCCCCC"/>
-              <w:bottom w:val="single" w:sz="4" w:space="0" w:color="CCCCCC"/>
-              <w:left w:val="single" w:sz="4" w:space="0" w:color="CCCCCC"/>
+              <w:top w:val="single" w:sz="4" w:space="0" w:color="CCCCCC"/>
+              <w:right w:val="single" w:sz="4" w:space="0" w:color="CCCCCC"/>
+              <w:left w:val="single" w:sz="4" w:space="0" w:color="CCCCCC"/>
+              <w:bottom w:val="single" w:sz="4" w:space="0" w:color="CCCCCC"/>
             </w:tcBorders>
           </w:tcPr>
           <w:p>
@@ -2417,10 +2417,10 @@
               <w:right w:w="108" w:type="dxa"/>
             </w:tcMar>
             <w:tcBorders>
-              <w:right w:val="single" w:sz="4" w:space="0" w:color="CCCCCC"/>
-              <w:top w:val="single" w:sz="4" w:space="0" w:color="CCCCCC"/>
-              <w:bottom w:val="single" w:sz="4" w:space="0" w:color="CCCCCC"/>
-              <w:left w:val="single" w:sz="4" w:space="0" w:color="CCCCCC"/>
+              <w:top w:val="single" w:sz="4" w:space="0" w:color="CCCCCC"/>
+              <w:right w:val="single" w:sz="4" w:space="0" w:color="CCCCCC"/>
+              <w:left w:val="single" w:sz="4" w:space="0" w:color="CCCCCC"/>
+              <w:bottom w:val="single" w:sz="4" w:space="0" w:color="CCCCCC"/>
             </w:tcBorders>
           </w:tcPr>
           <w:p>
@@ -2451,10 +2451,10 @@
               <w:right w:w="108" w:type="dxa"/>
             </w:tcMar>
             <w:tcBorders>
-              <w:right w:val="single" w:sz="4" w:space="0" w:color="CCCCCC"/>
-              <w:top w:val="single" w:sz="4" w:space="0" w:color="CCCCCC"/>
-              <w:bottom w:val="single" w:sz="4" w:space="0" w:color="CCCCCC"/>
-              <w:left w:val="single" w:sz="4" w:space="0" w:color="CCCCCC"/>
+              <w:top w:val="single" w:sz="4" w:space="0" w:color="CCCCCC"/>
+              <w:right w:val="single" w:sz="4" w:space="0" w:color="CCCCCC"/>
+              <w:left w:val="single" w:sz="4" w:space="0" w:color="CCCCCC"/>
+              <w:bottom w:val="single" w:sz="4" w:space="0" w:color="CCCCCC"/>
             </w:tcBorders>
           </w:tcPr>
           <w:p>
@@ -2485,10 +2485,10 @@
               <w:right w:w="108" w:type="dxa"/>
             </w:tcMar>
             <w:tcBorders>
-              <w:right w:val="single" w:sz="4" w:space="0" w:color="CCCCCC"/>
-              <w:top w:val="single" w:sz="4" w:space="0" w:color="CCCCCC"/>
-              <w:bottom w:val="single" w:sz="4" w:space="0" w:color="CCCCCC"/>
-              <w:left w:val="single" w:sz="4" w:space="0" w:color="CCCCCC"/>
+              <w:top w:val="single" w:sz="4" w:space="0" w:color="CCCCCC"/>
+              <w:right w:val="single" w:sz="4" w:space="0" w:color="CCCCCC"/>
+              <w:left w:val="single" w:sz="4" w:space="0" w:color="CCCCCC"/>
+              <w:bottom w:val="single" w:sz="4" w:space="0" w:color="CCCCCC"/>
             </w:tcBorders>
           </w:tcPr>
           <w:p>
@@ -2521,10 +2521,10 @@
               <w:right w:w="108" w:type="dxa"/>
             </w:tcMar>
             <w:tcBorders>
-              <w:right w:val="single" w:sz="4" w:space="0" w:color="CCCCCC"/>
-              <w:top w:val="single" w:sz="4" w:space="0" w:color="CCCCCC"/>
-              <w:bottom w:val="single" w:sz="4" w:space="0" w:color="CCCCCC"/>
-              <w:left w:val="single" w:sz="4" w:space="0" w:color="CCCCCC"/>
+              <w:top w:val="single" w:sz="4" w:space="0" w:color="CCCCCC"/>
+              <w:right w:val="single" w:sz="4" w:space="0" w:color="CCCCCC"/>
+              <w:left w:val="single" w:sz="4" w:space="0" w:color="CCCCCC"/>
+              <w:bottom w:val="single" w:sz="4" w:space="0" w:color="CCCCCC"/>
             </w:tcBorders>
           </w:tcPr>
           <w:p>
@@ -2555,10 +2555,10 @@
               <w:right w:w="108" w:type="dxa"/>
             </w:tcMar>
             <w:tcBorders>
-              <w:right w:val="single" w:sz="4" w:space="0" w:color="CCCCCC"/>
-              <w:top w:val="single" w:sz="4" w:space="0" w:color="CCCCCC"/>
-              <w:bottom w:val="single" w:sz="4" w:space="0" w:color="CCCCCC"/>
-              <w:left w:val="single" w:sz="4" w:space="0" w:color="CCCCCC"/>
+              <w:top w:val="single" w:sz="4" w:space="0" w:color="CCCCCC"/>
+              <w:right w:val="single" w:sz="4" w:space="0" w:color="CCCCCC"/>
+              <w:left w:val="single" w:sz="4" w:space="0" w:color="CCCCCC"/>
+              <w:bottom w:val="single" w:sz="4" w:space="0" w:color="CCCCCC"/>
             </w:tcBorders>
           </w:tcPr>
           <w:p>
@@ -2589,10 +2589,10 @@
               <w:right w:w="108" w:type="dxa"/>
             </w:tcMar>
             <w:tcBorders>
-              <w:right w:val="single" w:sz="4" w:space="0" w:color="CCCCCC"/>
-              <w:top w:val="single" w:sz="4" w:space="0" w:color="CCCCCC"/>
-              <w:bottom w:val="single" w:sz="4" w:space="0" w:color="CCCCCC"/>
-              <w:left w:val="single" w:sz="4" w:space="0" w:color="CCCCCC"/>
+              <w:top w:val="single" w:sz="4" w:space="0" w:color="CCCCCC"/>
+              <w:right w:val="single" w:sz="4" w:space="0" w:color="CCCCCC"/>
+              <w:left w:val="single" w:sz="4" w:space="0" w:color="CCCCCC"/>
+              <w:bottom w:val="single" w:sz="4" w:space="0" w:color="CCCCCC"/>
             </w:tcBorders>
           </w:tcPr>
           <w:p>
@@ -2623,10 +2623,10 @@
               <w:right w:w="108" w:type="dxa"/>
             </w:tcMar>
             <w:tcBorders>
-              <w:right w:val="single" w:sz="4" w:space="0" w:color="CCCCCC"/>
-              <w:top w:val="single" w:sz="4" w:space="0" w:color="CCCCCC"/>
-              <w:bottom w:val="single" w:sz="4" w:space="0" w:color="CCCCCC"/>
-              <w:left w:val="single" w:sz="4" w:space="0" w:color="CCCCCC"/>
+              <w:top w:val="single" w:sz="4" w:space="0" w:color="CCCCCC"/>
+              <w:bottom w:val="single" w:sz="4" w:space="0" w:color="CCCCCC"/>
+              <w:left w:val="single" w:sz="4" w:space="0" w:color="CCCCCC"/>
+              <w:right w:val="single" w:sz="4" w:space="0" w:color="CCCCCC"/>
             </w:tcBorders>
           </w:tcPr>
           <w:p>
@@ -2659,10 +2659,10 @@
               <w:right w:w="108" w:type="dxa"/>
             </w:tcMar>
             <w:tcBorders>
-              <w:right w:val="single" w:sz="4" w:space="0" w:color="CCCCCC"/>
-              <w:bottom w:val="single" w:sz="4" w:space="0" w:color="CCCCCC"/>
-              <w:top w:val="single" w:sz="4" w:space="0" w:color="CCCCCC"/>
-              <w:left w:val="single" w:sz="4" w:space="0" w:color="CCCCCC"/>
+              <w:top w:val="single" w:sz="4" w:space="0" w:color="CCCCCC"/>
+              <w:right w:val="single" w:sz="4" w:space="0" w:color="CCCCCC"/>
+              <w:left w:val="single" w:sz="4" w:space="0" w:color="CCCCCC"/>
+              <w:bottom w:val="single" w:sz="4" w:space="0" w:color="CCCCCC"/>
             </w:tcBorders>
           </w:tcPr>
           <w:p>
@@ -2693,10 +2693,10 @@
               <w:right w:w="108" w:type="dxa"/>
             </w:tcMar>
             <w:tcBorders>
-              <w:right w:val="single" w:sz="4" w:space="0" w:color="CCCCCC"/>
-              <w:bottom w:val="single" w:sz="4" w:space="0" w:color="CCCCCC"/>
-              <w:left w:val="single" w:sz="4" w:space="0" w:color="CCCCCC"/>
-              <w:top w:val="single" w:sz="4" w:space="0" w:color="CCCCCC"/>
+              <w:top w:val="single" w:sz="4" w:space="0" w:color="CCCCCC"/>
+              <w:right w:val="single" w:sz="4" w:space="0" w:color="CCCCCC"/>
+              <w:left w:val="single" w:sz="4" w:space="0" w:color="CCCCCC"/>
+              <w:bottom w:val="single" w:sz="4" w:space="0" w:color="CCCCCC"/>
             </w:tcBorders>
           </w:tcPr>
           <w:p>
@@ -2727,10 +2727,10 @@
               <w:right w:w="108" w:type="dxa"/>
             </w:tcMar>
             <w:tcBorders>
-              <w:right w:val="single" w:sz="4" w:space="0" w:color="CCCCCC"/>
-              <w:bottom w:val="single" w:sz="4" w:space="0" w:color="CCCCCC"/>
-              <w:left w:val="single" w:sz="4" w:space="0" w:color="CCCCCC"/>
-              <w:top w:val="single" w:sz="4" w:space="0" w:color="CCCCCC"/>
+              <w:top w:val="single" w:sz="4" w:space="0" w:color="CCCCCC"/>
+              <w:right w:val="single" w:sz="4" w:space="0" w:color="CCCCCC"/>
+              <w:left w:val="single" w:sz="4" w:space="0" w:color="CCCCCC"/>
+              <w:bottom w:val="single" w:sz="4" w:space="0" w:color="CCCCCC"/>
             </w:tcBorders>
           </w:tcPr>
           <w:p>
@@ -2746,7 +2746,7 @@
                 <w:sz w:val="20"/>
                 <w:szCs w:val="20"/>
               </w:rPr>
-              <w:t>160 pages, 9 validated FAQs</w:t>
+              <w:t>160 pages, 8 verified questions</w:t>
             </w:r>
           </w:p>
         </w:tc>
@@ -2761,10 +2761,10 @@
               <w:right w:w="108" w:type="dxa"/>
             </w:tcMar>
             <w:tcBorders>
-              <w:right w:val="single" w:sz="4" w:space="0" w:color="CCCCCC"/>
-              <w:bottom w:val="single" w:sz="4" w:space="0" w:color="CCCCCC"/>
-              <w:left w:val="single" w:sz="4" w:space="0" w:color="CCCCCC"/>
-              <w:top w:val="single" w:sz="4" w:space="0" w:color="CCCCCC"/>
+              <w:top w:val="single" w:sz="4" w:space="0" w:color="CCCCCC"/>
+              <w:right w:val="single" w:sz="4" w:space="0" w:color="CCCCCC"/>
+              <w:left w:val="single" w:sz="4" w:space="0" w:color="CCCCCC"/>
+              <w:bottom w:val="single" w:sz="4" w:space="0" w:color="CCCCCC"/>
             </w:tcBorders>
           </w:tcPr>
           <w:p>
@@ -2820,7 +2820,7 @@
           <w:szCs w:val="24"/>
           <w:u w:val="none"/>
         </w:rPr>
-        <w:t>The analysis relies on a four-level decision tree in which the nature of the requirement — not the phrasing — is the determining criterion. Each case is subjected to two sequential tests:</w:t>
+        <w:t>The analysis relies on a four-level decision tree, wherein the nature of the request — not the wording — is the decisive criterion. Each case is subjected to two sequential tests:</w:t>
       </w:r>
     </w:p>
     <w:p>
@@ -2838,7 +2838,7 @@
           <w:szCs w:val="24"/>
           <w:u w:val="none"/>
         </w:rPr>
-        <w:t>(1) First test: Does the text express dissatisfaction, report a failure, or express a wish to file a formal report or objection?</w:t>
+        <w:t>(1) First Test: Does the text express dissatisfaction, report a failure, or express a desire to file a formal complaint or objection?</w:t>
       </w:r>
     </w:p>
     <w:p>
@@ -2856,7 +2856,7 @@
           <w:szCs w:val="24"/>
           <w:u w:val="none"/>
         </w:rPr>
-        <w:t>(2) Second test: Does the text request the execution of a specific action — such as service delivery, follow-up on a request, or data amendment — rather than merely seeking information?</w:t>
+        <w:t>(2) Second Test: Does the text request a specific action to be carried out, such as providing a service, following up on a request, or amending data, rather than simply obtaining information?</w:t>
       </w:r>
     </w:p>
     <w:p>
@@ -2874,7 +2874,7 @@
           <w:szCs w:val="24"/>
           <w:u w:val="none"/>
         </w:rPr>
-        <w:t>Classification rules:</w:t>
+        <w:t>Classification Rules:</w:t>
       </w:r>
     </w:p>
     <w:p>
@@ -2892,7 +2892,7 @@
           <w:szCs w:val="24"/>
           <w:u w:val="none"/>
         </w:rPr>
-        <w:t>→ If the answer to the first is yes: Complaint (even if the text also contains a request for action);</w:t>
+        <w:t>→ If the answer to the first is yes: Complaint (even if the text includes a request for action);</w:t>
       </w:r>
     </w:p>
     <w:p>
@@ -2928,7 +2928,7 @@
           <w:szCs w:val="24"/>
           <w:u w:val="none"/>
         </w:rPr>
-        <w:t>→ If the purpose is a question or enquiry about information: Inquiry;</w:t>
+        <w:t>→ If the purpose is a question or inquiry about information: Inquiry;</w:t>
       </w:r>
     </w:p>
     <w:p>
@@ -2962,7 +2962,7 @@
           <w:sz w:val="26"/>
           <w:szCs w:val="26"/>
         </w:rPr>
-        <w:t>2.3  Analysed Fields</w:t>
+        <w:t>2.3  Fields Analysed</w:t>
       </w:r>
       <w:bookmarkStart w:id="7" w:name="_Toc000000007"/>
       <w:bookmarkEnd w:id="7"/>
@@ -2982,7 +2982,7 @@
           <w:szCs w:val="24"/>
           <w:u w:val="none"/>
         </w:rPr>
-        <w:t>Structured fields used in the analysis: request number, main service, original call type, request status, communication channel, and responsible department. Unstructured fields — the focus of this analysis: request details and processing response. These two fields reveal the true nature of each case beyond the formal classification recorded in the system.</w:t>
+        <w:t>Structured fields used in the analysis: request number, main service, original call type, request status, communication channel, and responsible department. Unstructured fields — the focus of this analysis: request details and processing response. These two fields reveal the true nature of each case beyond the formal classification in the system.</w:t>
       </w:r>
     </w:p>
     <w:p>
@@ -2998,7 +2998,7 @@
           <w:sz w:val="32"/>
           <w:szCs w:val="32"/>
         </w:rPr>
-        <w:t>Section Three: Analysis One — Contact Type Classification Map</w:t>
+        <w:t>Section Three: First Analysis — Contact Type Classification Map</w:t>
       </w:r>
       <w:bookmarkStart w:id="8" w:name="_Toc000000008"/>
       <w:bookmarkEnd w:id="8"/>
@@ -3036,7 +3036,7 @@
           <w:szCs w:val="24"/>
           <w:u w:val="none"/>
         </w:rPr>
-        <w:t>Analysis of 50 cases in January - December 2025 revealed that accurate classification of the actual content of each contact produces a picture entirely different from that shown by the original system, with discrepancies exceeding minor adjustments to reach the level of a complete restructuring of the nature of the workload. The key shift: the true dominant category is 'Complaint' with 28 cases representing 56.0% of total contacts, compared to an original classification that had recorded all 50 cases under the 'Inquiry' category prior to correction.</w:t>
+        <w:t>Analysis of 50 cases in January - December 2025 revealed that accurate classification of the actual content of each contact yields a picture entirely different from that reflected by the original CRM data. The in-depth analysis showed that the distribution of contact types differs fundamentally from the default classification recorded in the system. The key shift: complaints represent the most prevalent type with 30 cases constituting 60.0% of total contact, compared to the original classification that had listed all fifty cases under inquiries prior to reassessment.</w:t>
       </w:r>
     </w:p>
     <w:tbl>
@@ -3065,10 +3065,10 @@
               <w:right w:w="108" w:type="dxa"/>
             </w:tcMar>
             <w:tcBorders>
-              <w:right w:val="single" w:sz="4" w:space="0" w:color="CCCCCC"/>
-              <w:top w:val="single" w:sz="4" w:space="0" w:color="CCCCCC"/>
-              <w:bottom w:val="single" w:sz="4" w:space="0" w:color="CCCCCC"/>
-              <w:left w:val="single" w:sz="4" w:space="0" w:color="CCCCCC"/>
+              <w:top w:val="single" w:sz="4" w:space="0" w:color="CCCCCC"/>
+              <w:right w:val="single" w:sz="4" w:space="0" w:color="CCCCCC"/>
+              <w:left w:val="single" w:sz="4" w:space="0" w:color="CCCCCC"/>
+              <w:bottom w:val="single" w:sz="4" w:space="0" w:color="CCCCCC"/>
             </w:tcBorders>
           </w:tcPr>
           <w:p>
@@ -3099,10 +3099,10 @@
               <w:right w:w="108" w:type="dxa"/>
             </w:tcMar>
             <w:tcBorders>
-              <w:right w:val="single" w:sz="4" w:space="0" w:color="CCCCCC"/>
-              <w:top w:val="single" w:sz="4" w:space="0" w:color="CCCCCC"/>
-              <w:bottom w:val="single" w:sz="4" w:space="0" w:color="CCCCCC"/>
-              <w:left w:val="single" w:sz="4" w:space="0" w:color="CCCCCC"/>
+              <w:top w:val="single" w:sz="4" w:space="0" w:color="CCCCCC"/>
+              <w:right w:val="single" w:sz="4" w:space="0" w:color="CCCCCC"/>
+              <w:left w:val="single" w:sz="4" w:space="0" w:color="CCCCCC"/>
+              <w:bottom w:val="single" w:sz="4" w:space="0" w:color="CCCCCC"/>
             </w:tcBorders>
           </w:tcPr>
           <w:p>
@@ -3133,10 +3133,10 @@
               <w:right w:w="108" w:type="dxa"/>
             </w:tcMar>
             <w:tcBorders>
-              <w:right w:val="single" w:sz="4" w:space="0" w:color="CCCCCC"/>
-              <w:top w:val="single" w:sz="4" w:space="0" w:color="CCCCCC"/>
-              <w:bottom w:val="single" w:sz="4" w:space="0" w:color="CCCCCC"/>
-              <w:left w:val="single" w:sz="4" w:space="0" w:color="CCCCCC"/>
+              <w:top w:val="single" w:sz="4" w:space="0" w:color="CCCCCC"/>
+              <w:right w:val="single" w:sz="4" w:space="0" w:color="CCCCCC"/>
+              <w:left w:val="single" w:sz="4" w:space="0" w:color="CCCCCC"/>
+              <w:bottom w:val="single" w:sz="4" w:space="0" w:color="CCCCCC"/>
             </w:tcBorders>
           </w:tcPr>
           <w:p>
@@ -3167,10 +3167,10 @@
               <w:right w:w="108" w:type="dxa"/>
             </w:tcMar>
             <w:tcBorders>
-              <w:right w:val="single" w:sz="4" w:space="0" w:color="CCCCCC"/>
-              <w:top w:val="single" w:sz="4" w:space="0" w:color="CCCCCC"/>
-              <w:bottom w:val="single" w:sz="4" w:space="0" w:color="CCCCCC"/>
-              <w:left w:val="single" w:sz="4" w:space="0" w:color="CCCCCC"/>
+              <w:top w:val="single" w:sz="4" w:space="0" w:color="CCCCCC"/>
+              <w:right w:val="single" w:sz="4" w:space="0" w:color="CCCCCC"/>
+              <w:left w:val="single" w:sz="4" w:space="0" w:color="CCCCCC"/>
+              <w:bottom w:val="single" w:sz="4" w:space="0" w:color="CCCCCC"/>
             </w:tcBorders>
           </w:tcPr>
           <w:p>
@@ -3201,10 +3201,10 @@
               <w:right w:w="108" w:type="dxa"/>
             </w:tcMar>
             <w:tcBorders>
-              <w:right w:val="single" w:sz="4" w:space="0" w:color="CCCCCC"/>
-              <w:top w:val="single" w:sz="4" w:space="0" w:color="CCCCCC"/>
-              <w:bottom w:val="single" w:sz="4" w:space="0" w:color="CCCCCC"/>
-              <w:left w:val="single" w:sz="4" w:space="0" w:color="CCCCCC"/>
+              <w:top w:val="single" w:sz="4" w:space="0" w:color="CCCCCC"/>
+              <w:right w:val="single" w:sz="4" w:space="0" w:color="CCCCCC"/>
+              <w:left w:val="single" w:sz="4" w:space="0" w:color="CCCCCC"/>
+              <w:bottom w:val="single" w:sz="4" w:space="0" w:color="CCCCCC"/>
             </w:tcBorders>
           </w:tcPr>
           <w:p>
@@ -3237,10 +3237,10 @@
               <w:right w:w="108" w:type="dxa"/>
             </w:tcMar>
             <w:tcBorders>
-              <w:right w:val="single" w:sz="4" w:space="0" w:color="CCCCCC"/>
-              <w:top w:val="single" w:sz="4" w:space="0" w:color="CCCCCC"/>
-              <w:bottom w:val="single" w:sz="4" w:space="0" w:color="CCCCCC"/>
-              <w:left w:val="single" w:sz="4" w:space="0" w:color="CCCCCC"/>
+              <w:top w:val="single" w:sz="4" w:space="0" w:color="CCCCCC"/>
+              <w:right w:val="single" w:sz="4" w:space="0" w:color="CCCCCC"/>
+              <w:left w:val="single" w:sz="4" w:space="0" w:color="CCCCCC"/>
+              <w:bottom w:val="single" w:sz="4" w:space="0" w:color="CCCCCC"/>
             </w:tcBorders>
           </w:tcPr>
           <w:p>
@@ -3271,10 +3271,10 @@
               <w:right w:w="108" w:type="dxa"/>
             </w:tcMar>
             <w:tcBorders>
-              <w:right w:val="single" w:sz="4" w:space="0" w:color="CCCCCC"/>
-              <w:top w:val="single" w:sz="4" w:space="0" w:color="CCCCCC"/>
-              <w:bottom w:val="single" w:sz="4" w:space="0" w:color="CCCCCC"/>
-              <w:left w:val="single" w:sz="4" w:space="0" w:color="CCCCCC"/>
+              <w:top w:val="single" w:sz="4" w:space="0" w:color="CCCCCC"/>
+              <w:right w:val="single" w:sz="4" w:space="0" w:color="CCCCCC"/>
+              <w:left w:val="single" w:sz="4" w:space="0" w:color="CCCCCC"/>
+              <w:bottom w:val="single" w:sz="4" w:space="0" w:color="CCCCCC"/>
             </w:tcBorders>
           </w:tcPr>
           <w:p>
@@ -3290,7 +3290,7 @@
                 <w:sz w:val="20"/>
                 <w:szCs w:val="20"/>
               </w:rPr>
-              <w:t>28</w:t>
+              <w:t>30</w:t>
             </w:r>
           </w:p>
         </w:tc>
@@ -3305,10 +3305,10 @@
               <w:right w:w="108" w:type="dxa"/>
             </w:tcMar>
             <w:tcBorders>
-              <w:right w:val="single" w:sz="4" w:space="0" w:color="CCCCCC"/>
-              <w:top w:val="single" w:sz="4" w:space="0" w:color="CCCCCC"/>
-              <w:bottom w:val="single" w:sz="4" w:space="0" w:color="CCCCCC"/>
-              <w:left w:val="single" w:sz="4" w:space="0" w:color="CCCCCC"/>
+              <w:top w:val="single" w:sz="4" w:space="0" w:color="CCCCCC"/>
+              <w:right w:val="single" w:sz="4" w:space="0" w:color="CCCCCC"/>
+              <w:left w:val="single" w:sz="4" w:space="0" w:color="CCCCCC"/>
+              <w:bottom w:val="single" w:sz="4" w:space="0" w:color="CCCCCC"/>
             </w:tcBorders>
           </w:tcPr>
           <w:p>
@@ -3324,7 +3324,7 @@
                 <w:sz w:val="20"/>
                 <w:szCs w:val="20"/>
               </w:rPr>
-              <w:t>56.0%</w:t>
+              <w:t>60.0%</w:t>
             </w:r>
           </w:p>
         </w:tc>
@@ -3339,10 +3339,10 @@
               <w:right w:w="108" w:type="dxa"/>
             </w:tcMar>
             <w:tcBorders>
-              <w:right w:val="single" w:sz="4" w:space="0" w:color="CCCCCC"/>
-              <w:top w:val="single" w:sz="4" w:space="0" w:color="CCCCCC"/>
-              <w:bottom w:val="single" w:sz="4" w:space="0" w:color="CCCCCC"/>
-              <w:left w:val="single" w:sz="4" w:space="0" w:color="CCCCCC"/>
+              <w:top w:val="single" w:sz="4" w:space="0" w:color="CCCCCC"/>
+              <w:right w:val="single" w:sz="4" w:space="0" w:color="CCCCCC"/>
+              <w:left w:val="single" w:sz="4" w:space="0" w:color="CCCCCC"/>
+              <w:bottom w:val="single" w:sz="4" w:space="0" w:color="CCCCCC"/>
             </w:tcBorders>
           </w:tcPr>
           <w:p>
@@ -3358,7 +3358,7 @@
                 <w:sz w:val="20"/>
                 <w:szCs w:val="20"/>
               </w:rPr>
-              <w:t>+28 (was zero in original file)</w:t>
+              <w:t>+30 (was zero in the original file)</w:t>
             </w:r>
           </w:p>
         </w:tc>
@@ -3373,10 +3373,10 @@
               <w:right w:w="108" w:type="dxa"/>
             </w:tcMar>
             <w:tcBorders>
-              <w:right w:val="single" w:sz="4" w:space="0" w:color="CCCCCC"/>
-              <w:top w:val="single" w:sz="4" w:space="0" w:color="CCCCCC"/>
-              <w:bottom w:val="single" w:sz="4" w:space="0" w:color="CCCCCC"/>
-              <w:left w:val="single" w:sz="4" w:space="0" w:color="CCCCCC"/>
+              <w:top w:val="single" w:sz="4" w:space="0" w:color="CCCCCC"/>
+              <w:bottom w:val="single" w:sz="4" w:space="0" w:color="CCCCCC"/>
+              <w:left w:val="single" w:sz="4" w:space="0" w:color="CCCCCC"/>
+              <w:right w:val="single" w:sz="4" w:space="0" w:color="CCCCCC"/>
             </w:tcBorders>
           </w:tcPr>
           <w:p>
@@ -3392,7 +3392,7 @@
                 <w:sz w:val="20"/>
                 <w:szCs w:val="20"/>
               </w:rPr>
-              <w:t>Dedicated digital channel — complaints portal / incident tracking in app</w:t>
+              <w:t>Dedicated digital pathway — complaints portal / incident tracking in the application</w:t>
             </w:r>
           </w:p>
         </w:tc>
@@ -3409,10 +3409,10 @@
               <w:right w:w="108" w:type="dxa"/>
             </w:tcMar>
             <w:tcBorders>
-              <w:right w:val="single" w:sz="4" w:space="0" w:color="CCCCCC"/>
-              <w:top w:val="single" w:sz="4" w:space="0" w:color="CCCCCC"/>
-              <w:bottom w:val="single" w:sz="4" w:space="0" w:color="CCCCCC"/>
-              <w:left w:val="single" w:sz="4" w:space="0" w:color="CCCCCC"/>
+              <w:top w:val="single" w:sz="4" w:space="0" w:color="CCCCCC"/>
+              <w:right w:val="single" w:sz="4" w:space="0" w:color="CCCCCC"/>
+              <w:left w:val="single" w:sz="4" w:space="0" w:color="CCCCCC"/>
+              <w:bottom w:val="single" w:sz="4" w:space="0" w:color="CCCCCC"/>
             </w:tcBorders>
           </w:tcPr>
           <w:p>
@@ -3443,10 +3443,10 @@
               <w:right w:w="108" w:type="dxa"/>
             </w:tcMar>
             <w:tcBorders>
-              <w:right w:val="single" w:sz="4" w:space="0" w:color="CCCCCC"/>
-              <w:top w:val="single" w:sz="4" w:space="0" w:color="CCCCCC"/>
-              <w:bottom w:val="single" w:sz="4" w:space="0" w:color="CCCCCC"/>
-              <w:left w:val="single" w:sz="4" w:space="0" w:color="CCCCCC"/>
+              <w:top w:val="single" w:sz="4" w:space="0" w:color="CCCCCC"/>
+              <w:right w:val="single" w:sz="4" w:space="0" w:color="CCCCCC"/>
+              <w:left w:val="single" w:sz="4" w:space="0" w:color="CCCCCC"/>
+              <w:bottom w:val="single" w:sz="4" w:space="0" w:color="CCCCCC"/>
             </w:tcBorders>
           </w:tcPr>
           <w:p>
@@ -3462,7 +3462,7 @@
                 <w:sz w:val="20"/>
                 <w:szCs w:val="20"/>
               </w:rPr>
-              <w:t>14</w:t>
+              <w:t>16</w:t>
             </w:r>
           </w:p>
         </w:tc>
@@ -3477,10 +3477,10 @@
               <w:right w:w="108" w:type="dxa"/>
             </w:tcMar>
             <w:tcBorders>
-              <w:right w:val="single" w:sz="4" w:space="0" w:color="CCCCCC"/>
-              <w:top w:val="single" w:sz="4" w:space="0" w:color="CCCCCC"/>
-              <w:bottom w:val="single" w:sz="4" w:space="0" w:color="CCCCCC"/>
-              <w:left w:val="single" w:sz="4" w:space="0" w:color="CCCCCC"/>
+              <w:top w:val="single" w:sz="4" w:space="0" w:color="CCCCCC"/>
+              <w:right w:val="single" w:sz="4" w:space="0" w:color="CCCCCC"/>
+              <w:left w:val="single" w:sz="4" w:space="0" w:color="CCCCCC"/>
+              <w:bottom w:val="single" w:sz="4" w:space="0" w:color="CCCCCC"/>
             </w:tcBorders>
           </w:tcPr>
           <w:p>
@@ -3496,7 +3496,7 @@
                 <w:sz w:val="20"/>
                 <w:szCs w:val="20"/>
               </w:rPr>
-              <w:t>28.0%</w:t>
+              <w:t>32.0%</w:t>
             </w:r>
           </w:p>
         </w:tc>
@@ -3511,10 +3511,10 @@
               <w:right w:w="108" w:type="dxa"/>
             </w:tcMar>
             <w:tcBorders>
-              <w:right w:val="single" w:sz="4" w:space="0" w:color="CCCCCC"/>
-              <w:top w:val="single" w:sz="4" w:space="0" w:color="CCCCCC"/>
-              <w:bottom w:val="single" w:sz="4" w:space="0" w:color="CCCCCC"/>
-              <w:left w:val="single" w:sz="4" w:space="0" w:color="CCCCCC"/>
+              <w:top w:val="single" w:sz="4" w:space="0" w:color="CCCCCC"/>
+              <w:right w:val="single" w:sz="4" w:space="0" w:color="CCCCCC"/>
+              <w:left w:val="single" w:sz="4" w:space="0" w:color="CCCCCC"/>
+              <w:bottom w:val="single" w:sz="4" w:space="0" w:color="CCCCCC"/>
             </w:tcBorders>
           </w:tcPr>
           <w:p>
@@ -3530,7 +3530,7 @@
                 <w:sz w:val="20"/>
                 <w:szCs w:val="20"/>
               </w:rPr>
-              <w:t>+14 (was zero in original file)</w:t>
+              <w:t>+16 (was zero in the original file)</w:t>
             </w:r>
           </w:p>
         </w:tc>
@@ -3545,10 +3545,10 @@
               <w:right w:w="108" w:type="dxa"/>
             </w:tcMar>
             <w:tcBorders>
-              <w:right w:val="single" w:sz="4" w:space="0" w:color="CCCCCC"/>
-              <w:top w:val="single" w:sz="4" w:space="0" w:color="CCCCCC"/>
-              <w:bottom w:val="single" w:sz="4" w:space="0" w:color="CCCCCC"/>
-              <w:left w:val="single" w:sz="4" w:space="0" w:color="CCCCCC"/>
+              <w:top w:val="single" w:sz="4" w:space="0" w:color="CCCCCC"/>
+              <w:bottom w:val="single" w:sz="4" w:space="0" w:color="CCCCCC"/>
+              <w:left w:val="single" w:sz="4" w:space="0" w:color="CCCCCC"/>
+              <w:right w:val="single" w:sz="4" w:space="0" w:color="CCCCCC"/>
             </w:tcBorders>
           </w:tcPr>
           <w:p>
@@ -3564,7 +3564,7 @@
                 <w:sz w:val="20"/>
                 <w:szCs w:val="20"/>
               </w:rPr>
-              <w:t>Requires a staff member with system authorisation</w:t>
+              <w:t>Requires a staff member with system access</w:t>
             </w:r>
           </w:p>
         </w:tc>
@@ -3581,10 +3581,10 @@
               <w:right w:w="108" w:type="dxa"/>
             </w:tcMar>
             <w:tcBorders>
-              <w:right w:val="single" w:sz="4" w:space="0" w:color="CCCCCC"/>
-              <w:top w:val="single" w:sz="4" w:space="0" w:color="CCCCCC"/>
-              <w:bottom w:val="single" w:sz="4" w:space="0" w:color="CCCCCC"/>
-              <w:left w:val="single" w:sz="4" w:space="0" w:color="CCCCCC"/>
+              <w:top w:val="single" w:sz="4" w:space="0" w:color="CCCCCC"/>
+              <w:right w:val="single" w:sz="4" w:space="0" w:color="CCCCCC"/>
+              <w:left w:val="single" w:sz="4" w:space="0" w:color="CCCCCC"/>
+              <w:bottom w:val="single" w:sz="4" w:space="0" w:color="CCCCCC"/>
             </w:tcBorders>
           </w:tcPr>
           <w:p>
@@ -3615,10 +3615,10 @@
               <w:right w:w="108" w:type="dxa"/>
             </w:tcMar>
             <w:tcBorders>
-              <w:right w:val="single" w:sz="4" w:space="0" w:color="CCCCCC"/>
-              <w:top w:val="single" w:sz="4" w:space="0" w:color="CCCCCC"/>
-              <w:bottom w:val="single" w:sz="4" w:space="0" w:color="CCCCCC"/>
-              <w:left w:val="single" w:sz="4" w:space="0" w:color="CCCCCC"/>
+              <w:top w:val="single" w:sz="4" w:space="0" w:color="CCCCCC"/>
+              <w:right w:val="single" w:sz="4" w:space="0" w:color="CCCCCC"/>
+              <w:left w:val="single" w:sz="4" w:space="0" w:color="CCCCCC"/>
+              <w:bottom w:val="single" w:sz="4" w:space="0" w:color="CCCCCC"/>
             </w:tcBorders>
           </w:tcPr>
           <w:p>
@@ -3634,7 +3634,7 @@
                 <w:sz w:val="20"/>
                 <w:szCs w:val="20"/>
               </w:rPr>
-              <w:t>8</w:t>
+              <w:t>4</w:t>
             </w:r>
           </w:p>
         </w:tc>
@@ -3649,10 +3649,10 @@
               <w:right w:w="108" w:type="dxa"/>
             </w:tcMar>
             <w:tcBorders>
-              <w:right w:val="single" w:sz="4" w:space="0" w:color="CCCCCC"/>
-              <w:top w:val="single" w:sz="4" w:space="0" w:color="CCCCCC"/>
-              <w:bottom w:val="single" w:sz="4" w:space="0" w:color="CCCCCC"/>
-              <w:left w:val="single" w:sz="4" w:space="0" w:color="CCCCCC"/>
+              <w:top w:val="single" w:sz="4" w:space="0" w:color="CCCCCC"/>
+              <w:right w:val="single" w:sz="4" w:space="0" w:color="CCCCCC"/>
+              <w:left w:val="single" w:sz="4" w:space="0" w:color="CCCCCC"/>
+              <w:bottom w:val="single" w:sz="4" w:space="0" w:color="CCCCCC"/>
             </w:tcBorders>
           </w:tcPr>
           <w:p>
@@ -3668,7 +3668,7 @@
                 <w:sz w:val="20"/>
                 <w:szCs w:val="20"/>
               </w:rPr>
-              <w:t>16.0%</w:t>
+              <w:t>8.0%</w:t>
             </w:r>
           </w:p>
         </w:tc>
@@ -3683,10 +3683,10 @@
               <w:right w:w="108" w:type="dxa"/>
             </w:tcMar>
             <w:tcBorders>
-              <w:right w:val="single" w:sz="4" w:space="0" w:color="CCCCCC"/>
-              <w:top w:val="single" w:sz="4" w:space="0" w:color="CCCCCC"/>
-              <w:bottom w:val="single" w:sz="4" w:space="0" w:color="CCCCCC"/>
-              <w:left w:val="single" w:sz="4" w:space="0" w:color="CCCCCC"/>
+              <w:top w:val="single" w:sz="4" w:space="0" w:color="CCCCCC"/>
+              <w:right w:val="single" w:sz="4" w:space="0" w:color="CCCCCC"/>
+              <w:left w:val="single" w:sz="4" w:space="0" w:color="CCCCCC"/>
+              <w:bottom w:val="single" w:sz="4" w:space="0" w:color="CCCCCC"/>
             </w:tcBorders>
           </w:tcPr>
           <w:p>
@@ -3702,7 +3702,7 @@
                 <w:sz w:val="20"/>
                 <w:szCs w:val="20"/>
               </w:rPr>
-              <w:t>−42 from original</w:t>
+              <w:t>−46 from original</w:t>
             </w:r>
           </w:p>
         </w:tc>
@@ -3717,10 +3717,10 @@
               <w:right w:w="108" w:type="dxa"/>
             </w:tcMar>
             <w:tcBorders>
-              <w:right w:val="single" w:sz="4" w:space="0" w:color="CCCCCC"/>
-              <w:top w:val="single" w:sz="4" w:space="0" w:color="CCCCCC"/>
-              <w:bottom w:val="single" w:sz="4" w:space="0" w:color="CCCCCC"/>
-              <w:left w:val="single" w:sz="4" w:space="0" w:color="CCCCCC"/>
+              <w:top w:val="single" w:sz="4" w:space="0" w:color="CCCCCC"/>
+              <w:bottom w:val="single" w:sz="4" w:space="0" w:color="CCCCCC"/>
+              <w:left w:val="single" w:sz="4" w:space="0" w:color="CCCCCC"/>
+              <w:right w:val="single" w:sz="4" w:space="0" w:color="CCCCCC"/>
             </w:tcBorders>
           </w:tcPr>
           <w:p>
@@ -3753,10 +3753,10 @@
               <w:right w:w="108" w:type="dxa"/>
             </w:tcMar>
             <w:tcBorders>
-              <w:right w:val="single" w:sz="4" w:space="0" w:color="CCCCCC"/>
-              <w:bottom w:val="single" w:sz="4" w:space="0" w:color="CCCCCC"/>
-              <w:top w:val="single" w:sz="4" w:space="0" w:color="CCCCCC"/>
-              <w:left w:val="single" w:sz="4" w:space="0" w:color="CCCCCC"/>
+              <w:top w:val="single" w:sz="4" w:space="0" w:color="CCCCCC"/>
+              <w:right w:val="single" w:sz="4" w:space="0" w:color="CCCCCC"/>
+              <w:left w:val="single" w:sz="4" w:space="0" w:color="CCCCCC"/>
+              <w:bottom w:val="single" w:sz="4" w:space="0" w:color="CCCCCC"/>
             </w:tcBorders>
           </w:tcPr>
           <w:p>
@@ -3787,10 +3787,10 @@
               <w:right w:w="108" w:type="dxa"/>
             </w:tcMar>
             <w:tcBorders>
-              <w:right w:val="single" w:sz="4" w:space="0" w:color="CCCCCC"/>
-              <w:bottom w:val="single" w:sz="4" w:space="0" w:color="CCCCCC"/>
-              <w:left w:val="single" w:sz="4" w:space="0" w:color="CCCCCC"/>
-              <w:top w:val="single" w:sz="4" w:space="0" w:color="CCCCCC"/>
+              <w:top w:val="single" w:sz="4" w:space="0" w:color="CCCCCC"/>
+              <w:right w:val="single" w:sz="4" w:space="0" w:color="CCCCCC"/>
+              <w:left w:val="single" w:sz="4" w:space="0" w:color="CCCCCC"/>
+              <w:bottom w:val="single" w:sz="4" w:space="0" w:color="CCCCCC"/>
             </w:tcBorders>
           </w:tcPr>
           <w:p>
@@ -3821,10 +3821,10 @@
               <w:right w:w="108" w:type="dxa"/>
             </w:tcMar>
             <w:tcBorders>
-              <w:right w:val="single" w:sz="4" w:space="0" w:color="CCCCCC"/>
-              <w:bottom w:val="single" w:sz="4" w:space="0" w:color="CCCCCC"/>
-              <w:left w:val="single" w:sz="4" w:space="0" w:color="CCCCCC"/>
-              <w:top w:val="single" w:sz="4" w:space="0" w:color="CCCCCC"/>
+              <w:top w:val="single" w:sz="4" w:space="0" w:color="CCCCCC"/>
+              <w:right w:val="single" w:sz="4" w:space="0" w:color="CCCCCC"/>
+              <w:left w:val="single" w:sz="4" w:space="0" w:color="CCCCCC"/>
+              <w:bottom w:val="single" w:sz="4" w:space="0" w:color="CCCCCC"/>
             </w:tcBorders>
           </w:tcPr>
           <w:p>
@@ -3855,10 +3855,10 @@
               <w:right w:w="108" w:type="dxa"/>
             </w:tcMar>
             <w:tcBorders>
-              <w:right w:val="single" w:sz="4" w:space="0" w:color="CCCCCC"/>
-              <w:bottom w:val="single" w:sz="4" w:space="0" w:color="CCCCCC"/>
-              <w:left w:val="single" w:sz="4" w:space="0" w:color="CCCCCC"/>
-              <w:top w:val="single" w:sz="4" w:space="0" w:color="CCCCCC"/>
+              <w:top w:val="single" w:sz="4" w:space="0" w:color="CCCCCC"/>
+              <w:right w:val="single" w:sz="4" w:space="0" w:color="CCCCCC"/>
+              <w:left w:val="single" w:sz="4" w:space="0" w:color="CCCCCC"/>
+              <w:bottom w:val="single" w:sz="4" w:space="0" w:color="CCCCCC"/>
             </w:tcBorders>
           </w:tcPr>
           <w:p>
@@ -3889,10 +3889,10 @@
               <w:right w:w="108" w:type="dxa"/>
             </w:tcMar>
             <w:tcBorders>
-              <w:right w:val="single" w:sz="4" w:space="0" w:color="CCCCCC"/>
-              <w:bottom w:val="single" w:sz="4" w:space="0" w:color="CCCCCC"/>
-              <w:left w:val="single" w:sz="4" w:space="0" w:color="CCCCCC"/>
-              <w:top w:val="single" w:sz="4" w:space="0" w:color="CCCCCC"/>
+              <w:top w:val="single" w:sz="4" w:space="0" w:color="CCCCCC"/>
+              <w:right w:val="single" w:sz="4" w:space="0" w:color="CCCCCC"/>
+              <w:left w:val="single" w:sz="4" w:space="0" w:color="CCCCCC"/>
+              <w:bottom w:val="single" w:sz="4" w:space="0" w:color="CCCCCC"/>
             </w:tcBorders>
           </w:tcPr>
           <w:p>
@@ -3951,7 +3951,7 @@
           <w:sz w:val="26"/>
           <w:szCs w:val="26"/>
         </w:rPr>
-        <w:t>3.2  Classification Accuracy — 84.0% of Cases Reclassified</w:t>
+        <w:t>3.2  Classification Accuracy — 92.0% of Cases Reclassified</w:t>
       </w:r>
       <w:bookmarkStart w:id="10" w:name="_Toc000000010"/>
       <w:bookmarkEnd w:id="10"/>
@@ -3971,7 +3971,7 @@
           <w:szCs w:val="24"/>
           <w:u w:val="none"/>
         </w:rPr>
-        <w:t>Critical finding: All 50 of the 50 cases were recorded in the CRM system under the classification 'Inquiry'; however, detailed analytical review of the content of each case resulted in the reclassification of 42 cases, representing 84.0%. This does not reflect a human data-entry error but rather indicates that the original system labelling is based on the reception channel or the initial contact intent rather than on the actual content of the request. The complete list of 42 reclassified cases with supporting evidence is available in the digital appendix (attached Excel file).</w:t>
+        <w:t>Critical Finding: All fifty cases (50 out of 50) were recorded in the CRM system under the label 'Inquiry'; however, re-analysis based on the actual content of each contact resulted in the reclassification of 46 cases, representing 92.0%. This does not imply a human data-entry error, as the original classification reflects the reception channel or the customer's apparent intent at the time of submission rather than the true nature of the content. The complete list of 46 cases with supporting evidence is available in the digital appendix (attached Excel file).</w:t>
       </w:r>
     </w:p>
     <w:tbl>
@@ -3999,10 +3999,10 @@
               <w:right w:w="108" w:type="dxa"/>
             </w:tcMar>
             <w:tcBorders>
-              <w:right w:val="single" w:sz="4" w:space="0" w:color="CCCCCC"/>
-              <w:top w:val="single" w:sz="4" w:space="0" w:color="CCCCCC"/>
-              <w:bottom w:val="single" w:sz="4" w:space="0" w:color="CCCCCC"/>
-              <w:left w:val="single" w:sz="4" w:space="0" w:color="CCCCCC"/>
+              <w:top w:val="single" w:sz="4" w:space="0" w:color="CCCCCC"/>
+              <w:right w:val="single" w:sz="4" w:space="0" w:color="CCCCCC"/>
+              <w:left w:val="single" w:sz="4" w:space="0" w:color="CCCCCC"/>
+              <w:bottom w:val="single" w:sz="4" w:space="0" w:color="CCCCCC"/>
             </w:tcBorders>
           </w:tcPr>
           <w:p>
@@ -4033,10 +4033,10 @@
               <w:right w:w="108" w:type="dxa"/>
             </w:tcMar>
             <w:tcBorders>
-              <w:right w:val="single" w:sz="4" w:space="0" w:color="CCCCCC"/>
-              <w:top w:val="single" w:sz="4" w:space="0" w:color="CCCCCC"/>
-              <w:bottom w:val="single" w:sz="4" w:space="0" w:color="CCCCCC"/>
-              <w:left w:val="single" w:sz="4" w:space="0" w:color="CCCCCC"/>
+              <w:top w:val="single" w:sz="4" w:space="0" w:color="CCCCCC"/>
+              <w:right w:val="single" w:sz="4" w:space="0" w:color="CCCCCC"/>
+              <w:left w:val="single" w:sz="4" w:space="0" w:color="CCCCCC"/>
+              <w:bottom w:val="single" w:sz="4" w:space="0" w:color="CCCCCC"/>
             </w:tcBorders>
           </w:tcPr>
           <w:p>
@@ -4067,10 +4067,10 @@
               <w:right w:w="108" w:type="dxa"/>
             </w:tcMar>
             <w:tcBorders>
-              <w:right w:val="single" w:sz="4" w:space="0" w:color="CCCCCC"/>
-              <w:top w:val="single" w:sz="4" w:space="0" w:color="CCCCCC"/>
-              <w:bottom w:val="single" w:sz="4" w:space="0" w:color="CCCCCC"/>
-              <w:left w:val="single" w:sz="4" w:space="0" w:color="CCCCCC"/>
+              <w:top w:val="single" w:sz="4" w:space="0" w:color="CCCCCC"/>
+              <w:right w:val="single" w:sz="4" w:space="0" w:color="CCCCCC"/>
+              <w:left w:val="single" w:sz="4" w:space="0" w:color="CCCCCC"/>
+              <w:bottom w:val="single" w:sz="4" w:space="0" w:color="CCCCCC"/>
             </w:tcBorders>
           </w:tcPr>
           <w:p>
@@ -4101,10 +4101,10 @@
               <w:right w:w="108" w:type="dxa"/>
             </w:tcMar>
             <w:tcBorders>
-              <w:right w:val="single" w:sz="4" w:space="0" w:color="CCCCCC"/>
-              <w:top w:val="single" w:sz="4" w:space="0" w:color="CCCCCC"/>
-              <w:bottom w:val="single" w:sz="4" w:space="0" w:color="CCCCCC"/>
-              <w:left w:val="single" w:sz="4" w:space="0" w:color="CCCCCC"/>
+              <w:top w:val="single" w:sz="4" w:space="0" w:color="CCCCCC"/>
+              <w:right w:val="single" w:sz="4" w:space="0" w:color="CCCCCC"/>
+              <w:left w:val="single" w:sz="4" w:space="0" w:color="CCCCCC"/>
+              <w:bottom w:val="single" w:sz="4" w:space="0" w:color="CCCCCC"/>
             </w:tcBorders>
           </w:tcPr>
           <w:p>
@@ -4137,10 +4137,10 @@
               <w:right w:w="108" w:type="dxa"/>
             </w:tcMar>
             <w:tcBorders>
-              <w:right w:val="single" w:sz="4" w:space="0" w:color="CCCCCC"/>
-              <w:top w:val="single" w:sz="4" w:space="0" w:color="CCCCCC"/>
-              <w:bottom w:val="single" w:sz="4" w:space="0" w:color="CCCCCC"/>
-              <w:left w:val="single" w:sz="4" w:space="0" w:color="CCCCCC"/>
+              <w:top w:val="single" w:sz="4" w:space="0" w:color="CCCCCC"/>
+              <w:right w:val="single" w:sz="4" w:space="0" w:color="CCCCCC"/>
+              <w:left w:val="single" w:sz="4" w:space="0" w:color="CCCCCC"/>
+              <w:bottom w:val="single" w:sz="4" w:space="0" w:color="CCCCCC"/>
             </w:tcBorders>
           </w:tcPr>
           <w:p>
@@ -4171,10 +4171,10 @@
               <w:right w:w="108" w:type="dxa"/>
             </w:tcMar>
             <w:tcBorders>
-              <w:right w:val="single" w:sz="4" w:space="0" w:color="CCCCCC"/>
-              <w:top w:val="single" w:sz="4" w:space="0" w:color="CCCCCC"/>
-              <w:bottom w:val="single" w:sz="4" w:space="0" w:color="CCCCCC"/>
-              <w:left w:val="single" w:sz="4" w:space="0" w:color="CCCCCC"/>
+              <w:top w:val="single" w:sz="4" w:space="0" w:color="CCCCCC"/>
+              <w:right w:val="single" w:sz="4" w:space="0" w:color="CCCCCC"/>
+              <w:left w:val="single" w:sz="4" w:space="0" w:color="CCCCCC"/>
+              <w:bottom w:val="single" w:sz="4" w:space="0" w:color="CCCCCC"/>
             </w:tcBorders>
           </w:tcPr>
           <w:p>
@@ -4205,10 +4205,10 @@
               <w:right w:w="108" w:type="dxa"/>
             </w:tcMar>
             <w:tcBorders>
-              <w:right w:val="single" w:sz="4" w:space="0" w:color="CCCCCC"/>
-              <w:top w:val="single" w:sz="4" w:space="0" w:color="CCCCCC"/>
-              <w:bottom w:val="single" w:sz="4" w:space="0" w:color="CCCCCC"/>
-              <w:left w:val="single" w:sz="4" w:space="0" w:color="CCCCCC"/>
+              <w:top w:val="single" w:sz="4" w:space="0" w:color="CCCCCC"/>
+              <w:right w:val="single" w:sz="4" w:space="0" w:color="CCCCCC"/>
+              <w:left w:val="single" w:sz="4" w:space="0" w:color="CCCCCC"/>
+              <w:bottom w:val="single" w:sz="4" w:space="0" w:color="CCCCCC"/>
             </w:tcBorders>
           </w:tcPr>
           <w:p>
@@ -4224,7 +4224,7 @@
                 <w:sz w:val="20"/>
                 <w:szCs w:val="20"/>
               </w:rPr>
-              <w:t>Complaint — filing a security or traffic report</w:t>
+              <w:t>Complaint — Filing a security or traffic report</w:t>
             </w:r>
           </w:p>
         </w:tc>
@@ -4239,10 +4239,10 @@
               <w:right w:w="108" w:type="dxa"/>
             </w:tcMar>
             <w:tcBorders>
-              <w:right w:val="single" w:sz="4" w:space="0" w:color="CCCCCC"/>
-              <w:top w:val="single" w:sz="4" w:space="0" w:color="CCCCCC"/>
-              <w:bottom w:val="single" w:sz="4" w:space="0" w:color="CCCCCC"/>
-              <w:left w:val="single" w:sz="4" w:space="0" w:color="CCCCCC"/>
+              <w:top w:val="single" w:sz="4" w:space="0" w:color="CCCCCC"/>
+              <w:bottom w:val="single" w:sz="4" w:space="0" w:color="CCCCCC"/>
+              <w:left w:val="single" w:sz="4" w:space="0" w:color="CCCCCC"/>
+              <w:right w:val="single" w:sz="4" w:space="0" w:color="CCCCCC"/>
             </w:tcBorders>
           </w:tcPr>
           <w:p>
@@ -4258,7 +4258,7 @@
                 <w:sz w:val="20"/>
                 <w:szCs w:val="20"/>
               </w:rPr>
-              <w:t>"Peace be upon you. A report was filed on 23/10/2025, report number 2228, regarding an assault I suffered at Al-Diyar School in Fujairah city centre, and to this day it has not been acted upon on the grounds that the school did not respond to them, and the report has not been completed and referred to the public prosecution to proceed."</w:t>
+              <w:t>"Peace be upon you, a report was submitted on 23/10/2025 with report number 2228 regarding my being assaulted at Al-Diyar School in the city centre in Fujairah, and to this day no action has been taken on the grounds that the school did not respond to them, and the report has not been completed or referred to the Public Prosecution to finalise the case."</w:t>
             </w:r>
           </w:p>
         </w:tc>
@@ -4275,10 +4275,10 @@
               <w:right w:w="108" w:type="dxa"/>
             </w:tcMar>
             <w:tcBorders>
-              <w:right w:val="single" w:sz="4" w:space="0" w:color="CCCCCC"/>
-              <w:top w:val="single" w:sz="4" w:space="0" w:color="CCCCCC"/>
-              <w:bottom w:val="single" w:sz="4" w:space="0" w:color="CCCCCC"/>
-              <w:left w:val="single" w:sz="4" w:space="0" w:color="CCCCCC"/>
+              <w:top w:val="single" w:sz="4" w:space="0" w:color="CCCCCC"/>
+              <w:right w:val="single" w:sz="4" w:space="0" w:color="CCCCCC"/>
+              <w:left w:val="single" w:sz="4" w:space="0" w:color="CCCCCC"/>
+              <w:bottom w:val="single" w:sz="4" w:space="0" w:color="CCCCCC"/>
             </w:tcBorders>
           </w:tcPr>
           <w:p>
@@ -4309,10 +4309,10 @@
               <w:right w:w="108" w:type="dxa"/>
             </w:tcMar>
             <w:tcBorders>
-              <w:right w:val="single" w:sz="4" w:space="0" w:color="CCCCCC"/>
-              <w:top w:val="single" w:sz="4" w:space="0" w:color="CCCCCC"/>
-              <w:bottom w:val="single" w:sz="4" w:space="0" w:color="CCCCCC"/>
-              <w:left w:val="single" w:sz="4" w:space="0" w:color="CCCCCC"/>
+              <w:top w:val="single" w:sz="4" w:space="0" w:color="CCCCCC"/>
+              <w:right w:val="single" w:sz="4" w:space="0" w:color="CCCCCC"/>
+              <w:left w:val="single" w:sz="4" w:space="0" w:color="CCCCCC"/>
+              <w:bottom w:val="single" w:sz="4" w:space="0" w:color="CCCCCC"/>
             </w:tcBorders>
           </w:tcPr>
           <w:p>
@@ -4343,10 +4343,10 @@
               <w:right w:w="108" w:type="dxa"/>
             </w:tcMar>
             <w:tcBorders>
-              <w:right w:val="single" w:sz="4" w:space="0" w:color="CCCCCC"/>
-              <w:top w:val="single" w:sz="4" w:space="0" w:color="CCCCCC"/>
-              <w:bottom w:val="single" w:sz="4" w:space="0" w:color="CCCCCC"/>
-              <w:left w:val="single" w:sz="4" w:space="0" w:color="CCCCCC"/>
+              <w:top w:val="single" w:sz="4" w:space="0" w:color="CCCCCC"/>
+              <w:right w:val="single" w:sz="4" w:space="0" w:color="CCCCCC"/>
+              <w:left w:val="single" w:sz="4" w:space="0" w:color="CCCCCC"/>
+              <w:bottom w:val="single" w:sz="4" w:space="0" w:color="CCCCCC"/>
             </w:tcBorders>
           </w:tcPr>
           <w:p>
@@ -4362,7 +4362,7 @@
                 <w:sz w:val="20"/>
                 <w:szCs w:val="20"/>
               </w:rPr>
-              <w:t>Complaint — complaint about non-receipt of service</w:t>
+              <w:t>Complaint — Complaint about non-receipt of service</w:t>
             </w:r>
           </w:p>
         </w:tc>
@@ -4377,10 +4377,10 @@
               <w:right w:w="108" w:type="dxa"/>
             </w:tcMar>
             <w:tcBorders>
-              <w:right w:val="single" w:sz="4" w:space="0" w:color="CCCCCC"/>
-              <w:top w:val="single" w:sz="4" w:space="0" w:color="CCCCCC"/>
-              <w:bottom w:val="single" w:sz="4" w:space="0" w:color="CCCCCC"/>
-              <w:left w:val="single" w:sz="4" w:space="0" w:color="CCCCCC"/>
+              <w:top w:val="single" w:sz="4" w:space="0" w:color="CCCCCC"/>
+              <w:bottom w:val="single" w:sz="4" w:space="0" w:color="CCCCCC"/>
+              <w:left w:val="single" w:sz="4" w:space="0" w:color="CCCCCC"/>
+              <w:right w:val="single" w:sz="4" w:space="0" w:color="CCCCCC"/>
             </w:tcBorders>
           </w:tcPr>
           <w:p>
@@ -4396,7 +4396,7 @@
                 <w:sz w:val="20"/>
                 <w:szCs w:val="20"/>
               </w:rPr>
-              <w:t>"I have not received the vehicle ownership document. The problem is that my personal phone number is updated in the system yet contact is not being made on my phone number and is instead being made on another number — my brother's number — and I have not received the vehicle ownership document."</w:t>
+              <w:t>"I have not received the vehicle ownership document, and the problem is that my personal phone number is updated but contact is not being made to my phone number — contact is being made to another number, my brother's number — and I have not received the vehicle ownership document."</w:t>
             </w:r>
           </w:p>
         </w:tc>
@@ -4413,10 +4413,10 @@
               <w:right w:w="108" w:type="dxa"/>
             </w:tcMar>
             <w:tcBorders>
-              <w:right w:val="single" w:sz="4" w:space="0" w:color="CCCCCC"/>
-              <w:top w:val="single" w:sz="4" w:space="0" w:color="CCCCCC"/>
-              <w:bottom w:val="single" w:sz="4" w:space="0" w:color="CCCCCC"/>
-              <w:left w:val="single" w:sz="4" w:space="0" w:color="CCCCCC"/>
+              <w:top w:val="single" w:sz="4" w:space="0" w:color="CCCCCC"/>
+              <w:right w:val="single" w:sz="4" w:space="0" w:color="CCCCCC"/>
+              <w:left w:val="single" w:sz="4" w:space="0" w:color="CCCCCC"/>
+              <w:bottom w:val="single" w:sz="4" w:space="0" w:color="CCCCCC"/>
             </w:tcBorders>
           </w:tcPr>
           <w:p>
@@ -4447,10 +4447,10 @@
               <w:right w:w="108" w:type="dxa"/>
             </w:tcMar>
             <w:tcBorders>
-              <w:right w:val="single" w:sz="4" w:space="0" w:color="CCCCCC"/>
-              <w:top w:val="single" w:sz="4" w:space="0" w:color="CCCCCC"/>
-              <w:bottom w:val="single" w:sz="4" w:space="0" w:color="CCCCCC"/>
-              <w:left w:val="single" w:sz="4" w:space="0" w:color="CCCCCC"/>
+              <w:top w:val="single" w:sz="4" w:space="0" w:color="CCCCCC"/>
+              <w:right w:val="single" w:sz="4" w:space="0" w:color="CCCCCC"/>
+              <w:left w:val="single" w:sz="4" w:space="0" w:color="CCCCCC"/>
+              <w:bottom w:val="single" w:sz="4" w:space="0" w:color="CCCCCC"/>
             </w:tcBorders>
           </w:tcPr>
           <w:p>
@@ -4481,10 +4481,10 @@
               <w:right w:w="108" w:type="dxa"/>
             </w:tcMar>
             <w:tcBorders>
-              <w:right w:val="single" w:sz="4" w:space="0" w:color="CCCCCC"/>
-              <w:top w:val="single" w:sz="4" w:space="0" w:color="CCCCCC"/>
-              <w:bottom w:val="single" w:sz="4" w:space="0" w:color="CCCCCC"/>
-              <w:left w:val="single" w:sz="4" w:space="0" w:color="CCCCCC"/>
+              <w:top w:val="single" w:sz="4" w:space="0" w:color="CCCCCC"/>
+              <w:right w:val="single" w:sz="4" w:space="0" w:color="CCCCCC"/>
+              <w:left w:val="single" w:sz="4" w:space="0" w:color="CCCCCC"/>
+              <w:bottom w:val="single" w:sz="4" w:space="0" w:color="CCCCCC"/>
             </w:tcBorders>
           </w:tcPr>
           <w:p>
@@ -4500,7 +4500,7 @@
                 <w:sz w:val="20"/>
                 <w:szCs w:val="20"/>
               </w:rPr>
-              <w:t>Complaint — complaint about non-receipt of service</w:t>
+              <w:t>Complaint — Complaint about non-receipt of service</w:t>
             </w:r>
           </w:p>
         </w:tc>
@@ -4515,10 +4515,10 @@
               <w:right w:w="108" w:type="dxa"/>
             </w:tcMar>
             <w:tcBorders>
-              <w:right w:val="single" w:sz="4" w:space="0" w:color="CCCCCC"/>
-              <w:top w:val="single" w:sz="4" w:space="0" w:color="CCCCCC"/>
-              <w:bottom w:val="single" w:sz="4" w:space="0" w:color="CCCCCC"/>
-              <w:left w:val="single" w:sz="4" w:space="0" w:color="CCCCCC"/>
+              <w:top w:val="single" w:sz="4" w:space="0" w:color="CCCCCC"/>
+              <w:bottom w:val="single" w:sz="4" w:space="0" w:color="CCCCCC"/>
+              <w:left w:val="single" w:sz="4" w:space="0" w:color="CCCCCC"/>
+              <w:right w:val="single" w:sz="4" w:space="0" w:color="CCCCCC"/>
             </w:tcBorders>
           </w:tcPr>
           <w:p>
@@ -4534,7 +4534,7 @@
                 <w:sz w:val="20"/>
                 <w:szCs w:val="20"/>
               </w:rPr>
-              <w:t>"I have not received the licence to this day. I previously filed a complaint, and one of the officers from Fujairah spoke with me and said the transaction number I provided does not match the personal identification number, and if contact could not be made with you, Emirates Post would return the licence to the Fujairah Traffic Department, and the data was updated. One of the Emirates Post representatives contacted me and said it would be the next day — bearing in mind that the last call with the Emirates Post representative was more than 10 days ago — and the call was transferred to customer service, and a police officer spoke with me twice, but the problem has not been resolved to this day. They spoke with Emirates Post and told me they cannot search for the parcel because the number cannot be found on their system, and they send a shipping number that cannot be tracked."</w:t>
+              <w:t>"I have not received the licence to this day. I previously submitted a complaint and one of the officers from Fujairah spoke with me and told me that the transaction number I provided does not match my personal number. When contact could not be made with you, Emirates Post returned the licence to the traffic department in Fujairah, and the data was updated. Someone from Emirates Post spoke with me and said it would be delivered the next day, even though the last conversation with the Emirates Post representative was more than 10 days ago. The call was transferred to customer service and a police officer spoke with me twice, but the problem has not been resolved to this day. He spoke with Emirates Post and told me they cannot search for the parcel assigned to you, they cannot search by this number, and they sent a shipping number that cannot be tracked."</w:t>
             </w:r>
           </w:p>
         </w:tc>
@@ -4551,10 +4551,10 @@
               <w:right w:w="108" w:type="dxa"/>
             </w:tcMar>
             <w:tcBorders>
-              <w:right w:val="single" w:sz="4" w:space="0" w:color="CCCCCC"/>
-              <w:top w:val="single" w:sz="4" w:space="0" w:color="CCCCCC"/>
-              <w:bottom w:val="single" w:sz="4" w:space="0" w:color="CCCCCC"/>
-              <w:left w:val="single" w:sz="4" w:space="0" w:color="CCCCCC"/>
+              <w:top w:val="single" w:sz="4" w:space="0" w:color="CCCCCC"/>
+              <w:right w:val="single" w:sz="4" w:space="0" w:color="CCCCCC"/>
+              <w:left w:val="single" w:sz="4" w:space="0" w:color="CCCCCC"/>
+              <w:bottom w:val="single" w:sz="4" w:space="0" w:color="CCCCCC"/>
             </w:tcBorders>
           </w:tcPr>
           <w:p>
@@ -4570,7 +4570,7 @@
                 <w:sz w:val="20"/>
                 <w:szCs w:val="20"/>
               </w:rPr>
-              <w:t>212803</w:t>
+              <w:t>212027</w:t>
             </w:r>
           </w:p>
         </w:tc>
@@ -4585,10 +4585,10 @@
               <w:right w:w="108" w:type="dxa"/>
             </w:tcMar>
             <w:tcBorders>
-              <w:right w:val="single" w:sz="4" w:space="0" w:color="CCCCCC"/>
-              <w:top w:val="single" w:sz="4" w:space="0" w:color="CCCCCC"/>
-              <w:bottom w:val="single" w:sz="4" w:space="0" w:color="CCCCCC"/>
-              <w:left w:val="single" w:sz="4" w:space="0" w:color="CCCCCC"/>
+              <w:top w:val="single" w:sz="4" w:space="0" w:color="CCCCCC"/>
+              <w:right w:val="single" w:sz="4" w:space="0" w:color="CCCCCC"/>
+              <w:left w:val="single" w:sz="4" w:space="0" w:color="CCCCCC"/>
+              <w:bottom w:val="single" w:sz="4" w:space="0" w:color="CCCCCC"/>
             </w:tcBorders>
           </w:tcPr>
           <w:p>
@@ -4619,10 +4619,10 @@
               <w:right w:w="108" w:type="dxa"/>
             </w:tcMar>
             <w:tcBorders>
-              <w:right w:val="single" w:sz="4" w:space="0" w:color="CCCCCC"/>
-              <w:top w:val="single" w:sz="4" w:space="0" w:color="CCCCCC"/>
-              <w:bottom w:val="single" w:sz="4" w:space="0" w:color="CCCCCC"/>
-              <w:left w:val="single" w:sz="4" w:space="0" w:color="CCCCCC"/>
+              <w:top w:val="single" w:sz="4" w:space="0" w:color="CCCCCC"/>
+              <w:right w:val="single" w:sz="4" w:space="0" w:color="CCCCCC"/>
+              <w:left w:val="single" w:sz="4" w:space="0" w:color="CCCCCC"/>
+              <w:bottom w:val="single" w:sz="4" w:space="0" w:color="CCCCCC"/>
             </w:tcBorders>
           </w:tcPr>
           <w:p>
@@ -4638,7 +4638,7 @@
                 <w:sz w:val="20"/>
                 <w:szCs w:val="20"/>
               </w:rPr>
-              <w:t>Complaint — complaint about a disputed traffic violation</w:t>
+              <w:t>Complaint — Objection to a traffic violation</w:t>
             </w:r>
           </w:p>
         </w:tc>
@@ -4653,10 +4653,10 @@
               <w:right w:w="108" w:type="dxa"/>
             </w:tcMar>
             <w:tcBorders>
-              <w:right w:val="single" w:sz="4" w:space="0" w:color="CCCCCC"/>
-              <w:top w:val="single" w:sz="4" w:space="0" w:color="CCCCCC"/>
-              <w:bottom w:val="single" w:sz="4" w:space="0" w:color="CCCCCC"/>
-              <w:left w:val="single" w:sz="4" w:space="0" w:color="CCCCCC"/>
+              <w:top w:val="single" w:sz="4" w:space="0" w:color="CCCCCC"/>
+              <w:bottom w:val="single" w:sz="4" w:space="0" w:color="CCCCCC"/>
+              <w:left w:val="single" w:sz="4" w:space="0" w:color="CCCCCC"/>
+              <w:right w:val="single" w:sz="4" w:space="0" w:color="CCCCCC"/>
             </w:tcBorders>
           </w:tcPr>
           <w:p>
@@ -4672,7 +4672,7 @@
                 <w:sz w:val="20"/>
                 <w:szCs w:val="20"/>
               </w:rPr>
-              <w:t>"A speeding violation was issued in Fujairah city on 1/1/2025, even though I was not in Fujairah on that day. Furthermore, the violation image shows a licence plate number that is not my vehicle's plate. Violation number: 6250003094. My vehicle plate number: 11/72739. Radar image attached."</w:t>
+              <w:t>"Peace be upon you: I comply with traffic rules and regulations. A violation was issued against me on 14/1/25 for non-compliance with traffic rules in the Thoban Industrial Area, and we do comply in this matter. There are two lanes — one for trucks and one for small vehicles — at the Thoban roundabout, and you know that the roundabout has more than one branch. Furthermore, I had my left-turn indicator activated."</w:t>
             </w:r>
           </w:p>
         </w:tc>
@@ -4689,10 +4689,10 @@
               <w:right w:w="108" w:type="dxa"/>
             </w:tcMar>
             <w:tcBorders>
-              <w:right w:val="single" w:sz="4" w:space="0" w:color="CCCCCC"/>
-              <w:bottom w:val="single" w:sz="4" w:space="0" w:color="CCCCCC"/>
-              <w:top w:val="single" w:sz="4" w:space="0" w:color="CCCCCC"/>
-              <w:left w:val="single" w:sz="4" w:space="0" w:color="CCCCCC"/>
+              <w:top w:val="single" w:sz="4" w:space="0" w:color="CCCCCC"/>
+              <w:right w:val="single" w:sz="4" w:space="0" w:color="CCCCCC"/>
+              <w:left w:val="single" w:sz="4" w:space="0" w:color="CCCCCC"/>
+              <w:bottom w:val="single" w:sz="4" w:space="0" w:color="CCCCCC"/>
             </w:tcBorders>
           </w:tcPr>
           <w:p>
@@ -4708,7 +4708,7 @@
                 <w:sz w:val="20"/>
                 <w:szCs w:val="20"/>
               </w:rPr>
-              <w:t>218314</w:t>
+              <w:t>212803</w:t>
             </w:r>
           </w:p>
         </w:tc>
@@ -4723,10 +4723,10 @@
               <w:right w:w="108" w:type="dxa"/>
             </w:tcMar>
             <w:tcBorders>
-              <w:right w:val="single" w:sz="4" w:space="0" w:color="CCCCCC"/>
-              <w:bottom w:val="single" w:sz="4" w:space="0" w:color="CCCCCC"/>
-              <w:left w:val="single" w:sz="4" w:space="0" w:color="CCCCCC"/>
-              <w:top w:val="single" w:sz="4" w:space="0" w:color="CCCCCC"/>
+              <w:top w:val="single" w:sz="4" w:space="0" w:color="CCCCCC"/>
+              <w:right w:val="single" w:sz="4" w:space="0" w:color="CCCCCC"/>
+              <w:left w:val="single" w:sz="4" w:space="0" w:color="CCCCCC"/>
+              <w:bottom w:val="single" w:sz="4" w:space="0" w:color="CCCCCC"/>
             </w:tcBorders>
           </w:tcPr>
           <w:p>
@@ -4757,10 +4757,10 @@
               <w:right w:w="108" w:type="dxa"/>
             </w:tcMar>
             <w:tcBorders>
-              <w:right w:val="single" w:sz="4" w:space="0" w:color="CCCCCC"/>
-              <w:bottom w:val="single" w:sz="4" w:space="0" w:color="CCCCCC"/>
-              <w:left w:val="single" w:sz="4" w:space="0" w:color="CCCCCC"/>
-              <w:top w:val="single" w:sz="4" w:space="0" w:color="CCCCCC"/>
+              <w:top w:val="single" w:sz="4" w:space="0" w:color="CCCCCC"/>
+              <w:right w:val="single" w:sz="4" w:space="0" w:color="CCCCCC"/>
+              <w:left w:val="single" w:sz="4" w:space="0" w:color="CCCCCC"/>
+              <w:bottom w:val="single" w:sz="4" w:space="0" w:color="CCCCCC"/>
             </w:tcBorders>
           </w:tcPr>
           <w:p>
@@ -4776,7 +4776,7 @@
                 <w:sz w:val="20"/>
                 <w:szCs w:val="20"/>
               </w:rPr>
-              <w:t>Complaint — complaint about a disputed traffic violation</w:t>
+              <w:t>Complaint — Complaint about a disputed violation</w:t>
             </w:r>
           </w:p>
         </w:tc>
@@ -4791,10 +4791,10 @@
               <w:right w:w="108" w:type="dxa"/>
             </w:tcMar>
             <w:tcBorders>
-              <w:right w:val="single" w:sz="4" w:space="0" w:color="CCCCCC"/>
-              <w:bottom w:val="single" w:sz="4" w:space="0" w:color="CCCCCC"/>
-              <w:left w:val="single" w:sz="4" w:space="0" w:color="CCCCCC"/>
-              <w:top w:val="single" w:sz="4" w:space="0" w:color="CCCCCC"/>
+              <w:top w:val="single" w:sz="4" w:space="0" w:color="CCCCCC"/>
+              <w:right w:val="single" w:sz="4" w:space="0" w:color="CCCCCC"/>
+              <w:left w:val="single" w:sz="4" w:space="0" w:color="CCCCCC"/>
+              <w:bottom w:val="single" w:sz="4" w:space="0" w:color="CCCCCC"/>
             </w:tcBorders>
           </w:tcPr>
           <w:p>
@@ -4810,7 +4810,13 @@
                 <w:sz w:val="20"/>
                 <w:szCs w:val="20"/>
               </w:rPr>
-              <w:t>"This is the third time iam getting fine by mistake for traffic violation. This vehicle shown in this photo is not my vehicle. My vehicle is toyota hiace van fujairah registration 10129 code A. And my vehicle not gone to fujairah during the violation date amd time mentioned. Please do the needful. For same vehicle i got repeated violation within 3 months."</w:t>
+              <w:t>"A speeding violation was issued in the city of Fujairah on 1/1/2025, even though I was not present in Fujairah on that day, and the violation image shows a licence plate number different from that of my vehicle.</w:t>
+              <w:br/>
+              <w:t>Violation number: 6250003094</w:t>
+              <w:br/>
+              <w:t>My vehicle's licence plate number: 11/72739</w:t>
+              <w:br/>
+              <w:t>Radar image attached."</w:t>
             </w:r>
           </w:p>
         </w:tc>
@@ -4830,7 +4836,7 @@
           <w:sz w:val="26"/>
           <w:szCs w:val="26"/>
         </w:rPr>
-        <w:t>3.3  Complaints Breakdown (28 cases — 56.0%)</w:t>
+        <w:t>3.3  Complaints Breakdown (30 cases — 60.0%)</w:t>
       </w:r>
       <w:bookmarkStart w:id="11" w:name="_Toc000000011"/>
       <w:bookmarkEnd w:id="11"/>
@@ -4850,7 +4856,7 @@
           <w:szCs w:val="24"/>
           <w:u w:val="none"/>
         </w:rPr>
-        <w:t>Complaints represent the hidden dominant category uncovered by the detailed analysis, concentrated notably within the traffic and licensing system where traffic violations and vehicle licences form the primary axis of submitted grievances. The following is the detailed distribution of subcategories:</w:t>
+        <w:t>Complaints represent the dominant hidden category revealed by the detailed analysis, and are clearly centred around the traffic and licensing system, with traffic violations, security reports, and document delivery failures accounting for the largest share:</w:t>
       </w:r>
     </w:p>
     <w:tbl>
@@ -4878,10 +4884,10 @@
               <w:right w:w="108" w:type="dxa"/>
             </w:tcMar>
             <w:tcBorders>
-              <w:right w:val="single" w:sz="4" w:space="0" w:color="CCCCCC"/>
-              <w:top w:val="single" w:sz="4" w:space="0" w:color="CCCCCC"/>
-              <w:bottom w:val="single" w:sz="4" w:space="0" w:color="CCCCCC"/>
-              <w:left w:val="single" w:sz="4" w:space="0" w:color="CCCCCC"/>
+              <w:top w:val="single" w:sz="4" w:space="0" w:color="CCCCCC"/>
+              <w:right w:val="single" w:sz="4" w:space="0" w:color="CCCCCC"/>
+              <w:left w:val="single" w:sz="4" w:space="0" w:color="CCCCCC"/>
+              <w:bottom w:val="single" w:sz="4" w:space="0" w:color="CCCCCC"/>
             </w:tcBorders>
           </w:tcPr>
           <w:p>
@@ -4897,7 +4903,7 @@
                 <w:sz w:val="20"/>
                 <w:szCs w:val="20"/>
               </w:rPr>
-              <w:t>Subcategory</w:t>
+              <w:t>Sub-category</w:t>
             </w:r>
           </w:p>
         </w:tc>
@@ -4912,10 +4918,10 @@
               <w:right w:w="108" w:type="dxa"/>
             </w:tcMar>
             <w:tcBorders>
-              <w:right w:val="single" w:sz="4" w:space="0" w:color="CCCCCC"/>
-              <w:top w:val="single" w:sz="4" w:space="0" w:color="CCCCCC"/>
-              <w:bottom w:val="single" w:sz="4" w:space="0" w:color="CCCCCC"/>
-              <w:left w:val="single" w:sz="4" w:space="0" w:color="CCCCCC"/>
+              <w:top w:val="single" w:sz="4" w:space="0" w:color="CCCCCC"/>
+              <w:right w:val="single" w:sz="4" w:space="0" w:color="CCCCCC"/>
+              <w:left w:val="single" w:sz="4" w:space="0" w:color="CCCCCC"/>
+              <w:bottom w:val="single" w:sz="4" w:space="0" w:color="CCCCCC"/>
             </w:tcBorders>
           </w:tcPr>
           <w:p>
@@ -4946,10 +4952,10 @@
               <w:right w:w="108" w:type="dxa"/>
             </w:tcMar>
             <w:tcBorders>
-              <w:right w:val="single" w:sz="4" w:space="0" w:color="CCCCCC"/>
-              <w:top w:val="single" w:sz="4" w:space="0" w:color="CCCCCC"/>
-              <w:bottom w:val="single" w:sz="4" w:space="0" w:color="CCCCCC"/>
-              <w:left w:val="single" w:sz="4" w:space="0" w:color="CCCCCC"/>
+              <w:top w:val="single" w:sz="4" w:space="0" w:color="CCCCCC"/>
+              <w:right w:val="single" w:sz="4" w:space="0" w:color="CCCCCC"/>
+              <w:left w:val="single" w:sz="4" w:space="0" w:color="CCCCCC"/>
+              <w:bottom w:val="single" w:sz="4" w:space="0" w:color="CCCCCC"/>
             </w:tcBorders>
           </w:tcPr>
           <w:p>
@@ -4980,10 +4986,10 @@
               <w:right w:w="108" w:type="dxa"/>
             </w:tcMar>
             <w:tcBorders>
-              <w:right w:val="single" w:sz="4" w:space="0" w:color="CCCCCC"/>
-              <w:top w:val="single" w:sz="4" w:space="0" w:color="CCCCCC"/>
-              <w:bottom w:val="single" w:sz="4" w:space="0" w:color="CCCCCC"/>
-              <w:left w:val="single" w:sz="4" w:space="0" w:color="CCCCCC"/>
+              <w:top w:val="single" w:sz="4" w:space="0" w:color="CCCCCC"/>
+              <w:right w:val="single" w:sz="4" w:space="0" w:color="CCCCCC"/>
+              <w:left w:val="single" w:sz="4" w:space="0" w:color="CCCCCC"/>
+              <w:bottom w:val="single" w:sz="4" w:space="0" w:color="CCCCCC"/>
             </w:tcBorders>
           </w:tcPr>
           <w:p>
@@ -5016,10 +5022,10 @@
               <w:right w:w="108" w:type="dxa"/>
             </w:tcMar>
             <w:tcBorders>
-              <w:right w:val="single" w:sz="4" w:space="0" w:color="CCCCCC"/>
-              <w:top w:val="single" w:sz="4" w:space="0" w:color="CCCCCC"/>
-              <w:bottom w:val="single" w:sz="4" w:space="0" w:color="CCCCCC"/>
-              <w:left w:val="single" w:sz="4" w:space="0" w:color="CCCCCC"/>
+              <w:top w:val="single" w:sz="4" w:space="0" w:color="CCCCCC"/>
+              <w:right w:val="single" w:sz="4" w:space="0" w:color="CCCCCC"/>
+              <w:left w:val="single" w:sz="4" w:space="0" w:color="CCCCCC"/>
+              <w:bottom w:val="single" w:sz="4" w:space="0" w:color="CCCCCC"/>
             </w:tcBorders>
           </w:tcPr>
           <w:p>
@@ -5035,7 +5041,7 @@
                 <w:sz w:val="20"/>
                 <w:szCs w:val="20"/>
               </w:rPr>
-              <w:t>Complaint about a disputed traffic violation</w:t>
+              <w:t>Complaint about a disputed violation</w:t>
             </w:r>
           </w:p>
         </w:tc>
@@ -5050,10 +5056,10 @@
               <w:right w:w="108" w:type="dxa"/>
             </w:tcMar>
             <w:tcBorders>
-              <w:right w:val="single" w:sz="4" w:space="0" w:color="CCCCCC"/>
-              <w:top w:val="single" w:sz="4" w:space="0" w:color="CCCCCC"/>
-              <w:bottom w:val="single" w:sz="4" w:space="0" w:color="CCCCCC"/>
-              <w:left w:val="single" w:sz="4" w:space="0" w:color="CCCCCC"/>
+              <w:top w:val="single" w:sz="4" w:space="0" w:color="CCCCCC"/>
+              <w:right w:val="single" w:sz="4" w:space="0" w:color="CCCCCC"/>
+              <w:left w:val="single" w:sz="4" w:space="0" w:color="CCCCCC"/>
+              <w:bottom w:val="single" w:sz="4" w:space="0" w:color="CCCCCC"/>
             </w:tcBorders>
           </w:tcPr>
           <w:p>
@@ -5084,10 +5090,10 @@
               <w:right w:w="108" w:type="dxa"/>
             </w:tcMar>
             <w:tcBorders>
-              <w:right w:val="single" w:sz="4" w:space="0" w:color="CCCCCC"/>
-              <w:top w:val="single" w:sz="4" w:space="0" w:color="CCCCCC"/>
-              <w:bottom w:val="single" w:sz="4" w:space="0" w:color="CCCCCC"/>
-              <w:left w:val="single" w:sz="4" w:space="0" w:color="CCCCCC"/>
+              <w:top w:val="single" w:sz="4" w:space="0" w:color="CCCCCC"/>
+              <w:right w:val="single" w:sz="4" w:space="0" w:color="CCCCCC"/>
+              <w:left w:val="single" w:sz="4" w:space="0" w:color="CCCCCC"/>
+              <w:bottom w:val="single" w:sz="4" w:space="0" w:color="CCCCCC"/>
             </w:tcBorders>
           </w:tcPr>
           <w:p>
@@ -5103,7 +5109,7 @@
                 <w:sz w:val="20"/>
                 <w:szCs w:val="20"/>
               </w:rPr>
-              <w:t>39.3%</w:t>
+              <w:t>36.7%</w:t>
             </w:r>
           </w:p>
         </w:tc>
@@ -5118,10 +5124,10 @@
               <w:right w:w="108" w:type="dxa"/>
             </w:tcMar>
             <w:tcBorders>
-              <w:right w:val="single" w:sz="4" w:space="0" w:color="CCCCCC"/>
-              <w:top w:val="single" w:sz="4" w:space="0" w:color="CCCCCC"/>
-              <w:bottom w:val="single" w:sz="4" w:space="0" w:color="CCCCCC"/>
-              <w:left w:val="single" w:sz="4" w:space="0" w:color="CCCCCC"/>
+              <w:top w:val="single" w:sz="4" w:space="0" w:color="CCCCCC"/>
+              <w:bottom w:val="single" w:sz="4" w:space="0" w:color="CCCCCC"/>
+              <w:left w:val="single" w:sz="4" w:space="0" w:color="CCCCCC"/>
+              <w:right w:val="single" w:sz="4" w:space="0" w:color="CCCCCC"/>
             </w:tcBorders>
           </w:tcPr>
           <w:p>
@@ -5137,7 +5143,7 @@
                 <w:sz w:val="20"/>
                 <w:szCs w:val="20"/>
               </w:rPr>
-              <w:t>Customers for whom the system recorded traffic violations in their names while their vehicles were outside the emirate or bore plates that did not match their vehicles, and who submitted formal objections supported by material evidence.</w:t>
+              <w:t>Customers against whom traffic violations were recorded that they assert are erroneous, either because they were not present in the emirate at the time of recording or because the vehicle licence plate in the violation image differs from their actual vehicle.</w:t>
             </w:r>
           </w:p>
         </w:tc>
@@ -5154,10 +5160,10 @@
               <w:right w:w="108" w:type="dxa"/>
             </w:tcMar>
             <w:tcBorders>
-              <w:right w:val="single" w:sz="4" w:space="0" w:color="CCCCCC"/>
-              <w:top w:val="single" w:sz="4" w:space="0" w:color="CCCCCC"/>
-              <w:bottom w:val="single" w:sz="4" w:space="0" w:color="CCCCCC"/>
-              <w:left w:val="single" w:sz="4" w:space="0" w:color="CCCCCC"/>
+              <w:top w:val="single" w:sz="4" w:space="0" w:color="CCCCCC"/>
+              <w:right w:val="single" w:sz="4" w:space="0" w:color="CCCCCC"/>
+              <w:left w:val="single" w:sz="4" w:space="0" w:color="CCCCCC"/>
+              <w:bottom w:val="single" w:sz="4" w:space="0" w:color="CCCCCC"/>
             </w:tcBorders>
           </w:tcPr>
           <w:p>
@@ -5188,10 +5194,10 @@
               <w:right w:w="108" w:type="dxa"/>
             </w:tcMar>
             <w:tcBorders>
-              <w:right w:val="single" w:sz="4" w:space="0" w:color="CCCCCC"/>
-              <w:top w:val="single" w:sz="4" w:space="0" w:color="CCCCCC"/>
-              <w:bottom w:val="single" w:sz="4" w:space="0" w:color="CCCCCC"/>
-              <w:left w:val="single" w:sz="4" w:space="0" w:color="CCCCCC"/>
+              <w:top w:val="single" w:sz="4" w:space="0" w:color="CCCCCC"/>
+              <w:right w:val="single" w:sz="4" w:space="0" w:color="CCCCCC"/>
+              <w:left w:val="single" w:sz="4" w:space="0" w:color="CCCCCC"/>
+              <w:bottom w:val="single" w:sz="4" w:space="0" w:color="CCCCCC"/>
             </w:tcBorders>
           </w:tcPr>
           <w:p>
@@ -5207,7 +5213,7 @@
                 <w:sz w:val="20"/>
                 <w:szCs w:val="20"/>
               </w:rPr>
-              <w:t>4</w:t>
+              <w:t>6</w:t>
             </w:r>
           </w:p>
         </w:tc>
@@ -5222,10 +5228,10 @@
               <w:right w:w="108" w:type="dxa"/>
             </w:tcMar>
             <w:tcBorders>
-              <w:right w:val="single" w:sz="4" w:space="0" w:color="CCCCCC"/>
-              <w:top w:val="single" w:sz="4" w:space="0" w:color="CCCCCC"/>
-              <w:bottom w:val="single" w:sz="4" w:space="0" w:color="CCCCCC"/>
-              <w:left w:val="single" w:sz="4" w:space="0" w:color="CCCCCC"/>
+              <w:top w:val="single" w:sz="4" w:space="0" w:color="CCCCCC"/>
+              <w:right w:val="single" w:sz="4" w:space="0" w:color="CCCCCC"/>
+              <w:left w:val="single" w:sz="4" w:space="0" w:color="CCCCCC"/>
+              <w:bottom w:val="single" w:sz="4" w:space="0" w:color="CCCCCC"/>
             </w:tcBorders>
           </w:tcPr>
           <w:p>
@@ -5241,7 +5247,7 @@
                 <w:sz w:val="20"/>
                 <w:szCs w:val="20"/>
               </w:rPr>
-              <w:t>14.3%</w:t>
+              <w:t>20.0%</w:t>
             </w:r>
           </w:p>
         </w:tc>
@@ -5256,10 +5262,10 @@
               <w:right w:w="108" w:type="dxa"/>
             </w:tcMar>
             <w:tcBorders>
-              <w:right w:val="single" w:sz="4" w:space="0" w:color="CCCCCC"/>
-              <w:top w:val="single" w:sz="4" w:space="0" w:color="CCCCCC"/>
-              <w:bottom w:val="single" w:sz="4" w:space="0" w:color="CCCCCC"/>
-              <w:left w:val="single" w:sz="4" w:space="0" w:color="CCCCCC"/>
+              <w:top w:val="single" w:sz="4" w:space="0" w:color="CCCCCC"/>
+              <w:bottom w:val="single" w:sz="4" w:space="0" w:color="CCCCCC"/>
+              <w:left w:val="single" w:sz="4" w:space="0" w:color="CCCCCC"/>
+              <w:right w:val="single" w:sz="4" w:space="0" w:color="CCCCCC"/>
             </w:tcBorders>
           </w:tcPr>
           <w:p>
@@ -5275,7 +5281,7 @@
                 <w:sz w:val="20"/>
                 <w:szCs w:val="20"/>
               </w:rPr>
-              <w:t>Customers who experienced security or traffic incidents and filed formal reports whose procedures were not completed or whose files were not referred to the competent authorities as of the date of contact.</w:t>
+              <w:t>Customers who submitted official security or traffic reports to Fujairah Police and are following up on the status of their reports after time has passed without procedures being completed or referral to the competent authorities.</w:t>
             </w:r>
           </w:p>
         </w:tc>
@@ -5292,10 +5298,10 @@
               <w:right w:w="108" w:type="dxa"/>
             </w:tcMar>
             <w:tcBorders>
-              <w:right w:val="single" w:sz="4" w:space="0" w:color="CCCCCC"/>
-              <w:top w:val="single" w:sz="4" w:space="0" w:color="CCCCCC"/>
-              <w:bottom w:val="single" w:sz="4" w:space="0" w:color="CCCCCC"/>
-              <w:left w:val="single" w:sz="4" w:space="0" w:color="CCCCCC"/>
+              <w:top w:val="single" w:sz="4" w:space="0" w:color="CCCCCC"/>
+              <w:right w:val="single" w:sz="4" w:space="0" w:color="CCCCCC"/>
+              <w:left w:val="single" w:sz="4" w:space="0" w:color="CCCCCC"/>
+              <w:bottom w:val="single" w:sz="4" w:space="0" w:color="CCCCCC"/>
             </w:tcBorders>
           </w:tcPr>
           <w:p>
@@ -5311,7 +5317,7 @@
                 <w:sz w:val="20"/>
                 <w:szCs w:val="20"/>
               </w:rPr>
-              <w:t>Complaint about non-receipt of service</w:t>
+              <w:t>Objection to a traffic violation</w:t>
             </w:r>
           </w:p>
         </w:tc>
@@ -5326,10 +5332,10 @@
               <w:right w:w="108" w:type="dxa"/>
             </w:tcMar>
             <w:tcBorders>
-              <w:right w:val="single" w:sz="4" w:space="0" w:color="CCCCCC"/>
-              <w:top w:val="single" w:sz="4" w:space="0" w:color="CCCCCC"/>
-              <w:bottom w:val="single" w:sz="4" w:space="0" w:color="CCCCCC"/>
-              <w:left w:val="single" w:sz="4" w:space="0" w:color="CCCCCC"/>
+              <w:top w:val="single" w:sz="4" w:space="0" w:color="CCCCCC"/>
+              <w:right w:val="single" w:sz="4" w:space="0" w:color="CCCCCC"/>
+              <w:left w:val="single" w:sz="4" w:space="0" w:color="CCCCCC"/>
+              <w:bottom w:val="single" w:sz="4" w:space="0" w:color="CCCCCC"/>
             </w:tcBorders>
           </w:tcPr>
           <w:p>
@@ -5345,7 +5351,7 @@
                 <w:sz w:val="20"/>
                 <w:szCs w:val="20"/>
               </w:rPr>
-              <w:t>4</w:t>
+              <w:t>5</w:t>
             </w:r>
           </w:p>
         </w:tc>
@@ -5360,10 +5366,10 @@
               <w:right w:w="108" w:type="dxa"/>
             </w:tcMar>
             <w:tcBorders>
-              <w:right w:val="single" w:sz="4" w:space="0" w:color="CCCCCC"/>
-              <w:top w:val="single" w:sz="4" w:space="0" w:color="CCCCCC"/>
-              <w:bottom w:val="single" w:sz="4" w:space="0" w:color="CCCCCC"/>
-              <w:left w:val="single" w:sz="4" w:space="0" w:color="CCCCCC"/>
+              <w:top w:val="single" w:sz="4" w:space="0" w:color="CCCCCC"/>
+              <w:right w:val="single" w:sz="4" w:space="0" w:color="CCCCCC"/>
+              <w:left w:val="single" w:sz="4" w:space="0" w:color="CCCCCC"/>
+              <w:bottom w:val="single" w:sz="4" w:space="0" w:color="CCCCCC"/>
             </w:tcBorders>
           </w:tcPr>
           <w:p>
@@ -5379,7 +5385,7 @@
                 <w:sz w:val="20"/>
                 <w:szCs w:val="20"/>
               </w:rPr>
-              <w:t>14.3%</w:t>
+              <w:t>16.7%</w:t>
             </w:r>
           </w:p>
         </w:tc>
@@ -5394,10 +5400,10 @@
               <w:right w:w="108" w:type="dxa"/>
             </w:tcMar>
             <w:tcBorders>
-              <w:right w:val="single" w:sz="4" w:space="0" w:color="CCCCCC"/>
-              <w:top w:val="single" w:sz="4" w:space="0" w:color="CCCCCC"/>
-              <w:bottom w:val="single" w:sz="4" w:space="0" w:color="CCCCCC"/>
-              <w:left w:val="single" w:sz="4" w:space="0" w:color="CCCCCC"/>
+              <w:top w:val="single" w:sz="4" w:space="0" w:color="CCCCCC"/>
+              <w:bottom w:val="single" w:sz="4" w:space="0" w:color="CCCCCC"/>
+              <w:left w:val="single" w:sz="4" w:space="0" w:color="CCCCCC"/>
+              <w:right w:val="single" w:sz="4" w:space="0" w:color="CCCCCC"/>
             </w:tcBorders>
           </w:tcPr>
           <w:p>
@@ -5413,7 +5419,7 @@
                 <w:sz w:val="20"/>
                 <w:szCs w:val="20"/>
               </w:rPr>
-              <w:t>Customers who completed all service request procedures — such as receiving a driving licence or vehicle ownership document — and did not receive their documents despite a prolonged period and multiple follow-up attempts.</w:t>
+              <w:t>Customers formally objecting to traffic violations issued against them, citing evidence proving their compliance with traffic rules or circumstances that negate the validity of the violation.</w:t>
             </w:r>
           </w:p>
         </w:tc>
@@ -5430,10 +5436,10 @@
               <w:right w:w="108" w:type="dxa"/>
             </w:tcMar>
             <w:tcBorders>
-              <w:right w:val="single" w:sz="4" w:space="0" w:color="CCCCCC"/>
-              <w:top w:val="single" w:sz="4" w:space="0" w:color="CCCCCC"/>
-              <w:bottom w:val="single" w:sz="4" w:space="0" w:color="CCCCCC"/>
-              <w:left w:val="single" w:sz="4" w:space="0" w:color="CCCCCC"/>
+              <w:top w:val="single" w:sz="4" w:space="0" w:color="CCCCCC"/>
+              <w:right w:val="single" w:sz="4" w:space="0" w:color="CCCCCC"/>
+              <w:left w:val="single" w:sz="4" w:space="0" w:color="CCCCCC"/>
+              <w:bottom w:val="single" w:sz="4" w:space="0" w:color="CCCCCC"/>
             </w:tcBorders>
           </w:tcPr>
           <w:p>
@@ -5449,7 +5455,7 @@
                 <w:sz w:val="20"/>
                 <w:szCs w:val="20"/>
               </w:rPr>
-              <w:t>Objection to a traffic violation</w:t>
+              <w:t>Complaint about non-receipt of service</w:t>
             </w:r>
           </w:p>
         </w:tc>
@@ -5464,10 +5470,10 @@
               <w:right w:w="108" w:type="dxa"/>
             </w:tcMar>
             <w:tcBorders>
-              <w:right w:val="single" w:sz="4" w:space="0" w:color="CCCCCC"/>
-              <w:top w:val="single" w:sz="4" w:space="0" w:color="CCCCCC"/>
-              <w:bottom w:val="single" w:sz="4" w:space="0" w:color="CCCCCC"/>
-              <w:left w:val="single" w:sz="4" w:space="0" w:color="CCCCCC"/>
+              <w:top w:val="single" w:sz="4" w:space="0" w:color="CCCCCC"/>
+              <w:right w:val="single" w:sz="4" w:space="0" w:color="CCCCCC"/>
+              <w:left w:val="single" w:sz="4" w:space="0" w:color="CCCCCC"/>
+              <w:bottom w:val="single" w:sz="4" w:space="0" w:color="CCCCCC"/>
             </w:tcBorders>
           </w:tcPr>
           <w:p>
@@ -5498,10 +5504,10 @@
               <w:right w:w="108" w:type="dxa"/>
             </w:tcMar>
             <w:tcBorders>
-              <w:right w:val="single" w:sz="4" w:space="0" w:color="CCCCCC"/>
-              <w:top w:val="single" w:sz="4" w:space="0" w:color="CCCCCC"/>
-              <w:bottom w:val="single" w:sz="4" w:space="0" w:color="CCCCCC"/>
-              <w:left w:val="single" w:sz="4" w:space="0" w:color="CCCCCC"/>
+              <w:top w:val="single" w:sz="4" w:space="0" w:color="CCCCCC"/>
+              <w:right w:val="single" w:sz="4" w:space="0" w:color="CCCCCC"/>
+              <w:left w:val="single" w:sz="4" w:space="0" w:color="CCCCCC"/>
+              <w:bottom w:val="single" w:sz="4" w:space="0" w:color="CCCCCC"/>
             </w:tcBorders>
           </w:tcPr>
           <w:p>
@@ -5517,7 +5523,7 @@
                 <w:sz w:val="20"/>
                 <w:szCs w:val="20"/>
               </w:rPr>
-              <w:t>14.3%</w:t>
+              <w:t>13.3%</w:t>
             </w:r>
           </w:p>
         </w:tc>
@@ -5532,10 +5538,10 @@
               <w:right w:w="108" w:type="dxa"/>
             </w:tcMar>
             <w:tcBorders>
-              <w:right w:val="single" w:sz="4" w:space="0" w:color="CCCCCC"/>
-              <w:top w:val="single" w:sz="4" w:space="0" w:color="CCCCCC"/>
-              <w:bottom w:val="single" w:sz="4" w:space="0" w:color="CCCCCC"/>
-              <w:left w:val="single" w:sz="4" w:space="0" w:color="CCCCCC"/>
+              <w:top w:val="single" w:sz="4" w:space="0" w:color="CCCCCC"/>
+              <w:bottom w:val="single" w:sz="4" w:space="0" w:color="CCCCCC"/>
+              <w:left w:val="single" w:sz="4" w:space="0" w:color="CCCCCC"/>
+              <w:right w:val="single" w:sz="4" w:space="0" w:color="CCCCCC"/>
             </w:tcBorders>
           </w:tcPr>
           <w:p>
@@ -5551,7 +5557,7 @@
                 <w:sz w:val="20"/>
                 <w:szCs w:val="20"/>
               </w:rPr>
-              <w:t>Customers who considered traffic violations issued against them to be unwarranted or excessive, and who submitted formal objections requesting reconsideration of the penalty decision.</w:t>
+              <w:t>Customers who completed the procedures for obtaining official documents such as vehicle ownership certificates or driving licences and had not received them as of the date of contact, despite the expected timeframe having elapsed and multiple follow-up attempts.</w:t>
             </w:r>
           </w:p>
         </w:tc>
@@ -5568,10 +5574,10 @@
               <w:right w:w="108" w:type="dxa"/>
             </w:tcMar>
             <w:tcBorders>
-              <w:right w:val="single" w:sz="4" w:space="0" w:color="CCCCCC"/>
-              <w:top w:val="single" w:sz="4" w:space="0" w:color="CCCCCC"/>
-              <w:bottom w:val="single" w:sz="4" w:space="0" w:color="CCCCCC"/>
-              <w:left w:val="single" w:sz="4" w:space="0" w:color="CCCCCC"/>
+              <w:top w:val="single" w:sz="4" w:space="0" w:color="CCCCCC"/>
+              <w:right w:val="single" w:sz="4" w:space="0" w:color="CCCCCC"/>
+              <w:left w:val="single" w:sz="4" w:space="0" w:color="CCCCCC"/>
+              <w:bottom w:val="single" w:sz="4" w:space="0" w:color="CCCCCC"/>
             </w:tcBorders>
           </w:tcPr>
           <w:p>
@@ -5602,10 +5608,10 @@
               <w:right w:w="108" w:type="dxa"/>
             </w:tcMar>
             <w:tcBorders>
-              <w:right w:val="single" w:sz="4" w:space="0" w:color="CCCCCC"/>
-              <w:top w:val="single" w:sz="4" w:space="0" w:color="CCCCCC"/>
-              <w:bottom w:val="single" w:sz="4" w:space="0" w:color="CCCCCC"/>
-              <w:left w:val="single" w:sz="4" w:space="0" w:color="CCCCCC"/>
+              <w:top w:val="single" w:sz="4" w:space="0" w:color="CCCCCC"/>
+              <w:right w:val="single" w:sz="4" w:space="0" w:color="CCCCCC"/>
+              <w:left w:val="single" w:sz="4" w:space="0" w:color="CCCCCC"/>
+              <w:bottom w:val="single" w:sz="4" w:space="0" w:color="CCCCCC"/>
             </w:tcBorders>
           </w:tcPr>
           <w:p>
@@ -5636,10 +5642,10 @@
               <w:right w:w="108" w:type="dxa"/>
             </w:tcMar>
             <w:tcBorders>
-              <w:right w:val="single" w:sz="4" w:space="0" w:color="CCCCCC"/>
-              <w:top w:val="single" w:sz="4" w:space="0" w:color="CCCCCC"/>
-              <w:bottom w:val="single" w:sz="4" w:space="0" w:color="CCCCCC"/>
-              <w:left w:val="single" w:sz="4" w:space="0" w:color="CCCCCC"/>
+              <w:top w:val="single" w:sz="4" w:space="0" w:color="CCCCCC"/>
+              <w:right w:val="single" w:sz="4" w:space="0" w:color="CCCCCC"/>
+              <w:left w:val="single" w:sz="4" w:space="0" w:color="CCCCCC"/>
+              <w:bottom w:val="single" w:sz="4" w:space="0" w:color="CCCCCC"/>
             </w:tcBorders>
           </w:tcPr>
           <w:p>
@@ -5655,7 +5661,7 @@
                 <w:sz w:val="20"/>
                 <w:szCs w:val="20"/>
               </w:rPr>
-              <w:t>7.1%</w:t>
+              <w:t>6.7%</w:t>
             </w:r>
           </w:p>
         </w:tc>
@@ -5670,10 +5676,10 @@
               <w:right w:w="108" w:type="dxa"/>
             </w:tcMar>
             <w:tcBorders>
-              <w:right w:val="single" w:sz="4" w:space="0" w:color="CCCCCC"/>
-              <w:top w:val="single" w:sz="4" w:space="0" w:color="CCCCCC"/>
-              <w:bottom w:val="single" w:sz="4" w:space="0" w:color="CCCCCC"/>
-              <w:left w:val="single" w:sz="4" w:space="0" w:color="CCCCCC"/>
+              <w:top w:val="single" w:sz="4" w:space="0" w:color="CCCCCC"/>
+              <w:bottom w:val="single" w:sz="4" w:space="0" w:color="CCCCCC"/>
+              <w:left w:val="single" w:sz="4" w:space="0" w:color="CCCCCC"/>
+              <w:right w:val="single" w:sz="4" w:space="0" w:color="CCCCCC"/>
             </w:tcBorders>
           </w:tcPr>
           <w:p>
@@ -5689,7 +5695,7 @@
                 <w:sz w:val="20"/>
                 <w:szCs w:val="20"/>
               </w:rPr>
-              <w:t>Customers who encountered data errors in the system — such as their transactions being linked to incorrect phone numbers or identities — which impeded the completion of their services and prompted them to contact support to report the defect.</w:t>
+              <w:t>Customers who encountered data errors in electronic systems, such as an incorrectly registered phone number that impeded communication and receipt of service.</w:t>
             </w:r>
           </w:p>
         </w:tc>
@@ -5706,10 +5712,10 @@
               <w:right w:w="108" w:type="dxa"/>
             </w:tcMar>
             <w:tcBorders>
-              <w:right w:val="single" w:sz="4" w:space="0" w:color="CCCCCC"/>
-              <w:top w:val="single" w:sz="4" w:space="0" w:color="CCCCCC"/>
-              <w:bottom w:val="single" w:sz="4" w:space="0" w:color="CCCCCC"/>
-              <w:left w:val="single" w:sz="4" w:space="0" w:color="CCCCCC"/>
+              <w:top w:val="single" w:sz="4" w:space="0" w:color="CCCCCC"/>
+              <w:right w:val="single" w:sz="4" w:space="0" w:color="CCCCCC"/>
+              <w:left w:val="single" w:sz="4" w:space="0" w:color="CCCCCC"/>
+              <w:bottom w:val="single" w:sz="4" w:space="0" w:color="CCCCCC"/>
             </w:tcBorders>
           </w:tcPr>
           <w:p>
@@ -5740,10 +5746,10 @@
               <w:right w:w="108" w:type="dxa"/>
             </w:tcMar>
             <w:tcBorders>
-              <w:right w:val="single" w:sz="4" w:space="0" w:color="CCCCCC"/>
-              <w:top w:val="single" w:sz="4" w:space="0" w:color="CCCCCC"/>
-              <w:bottom w:val="single" w:sz="4" w:space="0" w:color="CCCCCC"/>
-              <w:left w:val="single" w:sz="4" w:space="0" w:color="CCCCCC"/>
+              <w:top w:val="single" w:sz="4" w:space="0" w:color="CCCCCC"/>
+              <w:right w:val="single" w:sz="4" w:space="0" w:color="CCCCCC"/>
+              <w:left w:val="single" w:sz="4" w:space="0" w:color="CCCCCC"/>
+              <w:bottom w:val="single" w:sz="4" w:space="0" w:color="CCCCCC"/>
             </w:tcBorders>
           </w:tcPr>
           <w:p>
@@ -5774,10 +5780,10 @@
               <w:right w:w="108" w:type="dxa"/>
             </w:tcMar>
             <w:tcBorders>
-              <w:right w:val="single" w:sz="4" w:space="0" w:color="CCCCCC"/>
-              <w:top w:val="single" w:sz="4" w:space="0" w:color="CCCCCC"/>
-              <w:bottom w:val="single" w:sz="4" w:space="0" w:color="CCCCCC"/>
-              <w:left w:val="single" w:sz="4" w:space="0" w:color="CCCCCC"/>
+              <w:top w:val="single" w:sz="4" w:space="0" w:color="CCCCCC"/>
+              <w:right w:val="single" w:sz="4" w:space="0" w:color="CCCCCC"/>
+              <w:left w:val="single" w:sz="4" w:space="0" w:color="CCCCCC"/>
+              <w:bottom w:val="single" w:sz="4" w:space="0" w:color="CCCCCC"/>
             </w:tcBorders>
           </w:tcPr>
           <w:p>
@@ -5793,7 +5799,7 @@
                 <w:sz w:val="20"/>
                 <w:szCs w:val="20"/>
               </w:rPr>
-              <w:t>3.6%</w:t>
+              <w:t>3.3%</w:t>
             </w:r>
           </w:p>
         </w:tc>
@@ -5808,10 +5814,10 @@
               <w:right w:w="108" w:type="dxa"/>
             </w:tcMar>
             <w:tcBorders>
-              <w:right w:val="single" w:sz="4" w:space="0" w:color="CCCCCC"/>
-              <w:top w:val="single" w:sz="4" w:space="0" w:color="CCCCCC"/>
-              <w:bottom w:val="single" w:sz="4" w:space="0" w:color="CCCCCC"/>
-              <w:left w:val="single" w:sz="4" w:space="0" w:color="CCCCCC"/>
+              <w:top w:val="single" w:sz="4" w:space="0" w:color="CCCCCC"/>
+              <w:bottom w:val="single" w:sz="4" w:space="0" w:color="CCCCCC"/>
+              <w:left w:val="single" w:sz="4" w:space="0" w:color="CCCCCC"/>
+              <w:right w:val="single" w:sz="4" w:space="0" w:color="CCCCCC"/>
             </w:tcBorders>
           </w:tcPr>
           <w:p>
@@ -5827,7 +5833,7 @@
                 <w:sz w:val="20"/>
                 <w:szCs w:val="20"/>
               </w:rPr>
-              <w:t>A customer who submitted a request or report a considerable time ago and whose case had not been decided by the date of contact, and who expressed dissatisfaction at the unjustified delay in completing their transaction.</w:t>
+              <w:t>A customer whose request or report exceeded a reasonable processing timeframe without completion or update, who contacted the service to inquire about the reason for the delay and request closure of the transaction.</w:t>
             </w:r>
           </w:p>
         </w:tc>
@@ -5844,10 +5850,10 @@
               <w:right w:w="108" w:type="dxa"/>
             </w:tcMar>
             <w:tcBorders>
-              <w:right w:val="single" w:sz="4" w:space="0" w:color="CCCCCC"/>
-              <w:top w:val="single" w:sz="4" w:space="0" w:color="CCCCCC"/>
-              <w:bottom w:val="single" w:sz="4" w:space="0" w:color="CCCCCC"/>
-              <w:left w:val="single" w:sz="4" w:space="0" w:color="CCCCCC"/>
+              <w:top w:val="single" w:sz="4" w:space="0" w:color="CCCCCC"/>
+              <w:right w:val="single" w:sz="4" w:space="0" w:color="CCCCCC"/>
+              <w:left w:val="single" w:sz="4" w:space="0" w:color="CCCCCC"/>
+              <w:bottom w:val="single" w:sz="4" w:space="0" w:color="CCCCCC"/>
             </w:tcBorders>
           </w:tcPr>
           <w:p>
@@ -5863,7 +5869,7 @@
                 <w:sz w:val="20"/>
                 <w:szCs w:val="20"/>
               </w:rPr>
-              <w:t>Complaint about lack of response</w:t>
+              <w:t>Complaint about no response</w:t>
             </w:r>
           </w:p>
         </w:tc>
@@ -5878,10 +5884,10 @@
               <w:right w:w="108" w:type="dxa"/>
             </w:tcMar>
             <w:tcBorders>
-              <w:right w:val="single" w:sz="4" w:space="0" w:color="CCCCCC"/>
-              <w:top w:val="single" w:sz="4" w:space="0" w:color="CCCCCC"/>
-              <w:bottom w:val="single" w:sz="4" w:space="0" w:color="CCCCCC"/>
-              <w:left w:val="single" w:sz="4" w:space="0" w:color="CCCCCC"/>
+              <w:top w:val="single" w:sz="4" w:space="0" w:color="CCCCCC"/>
+              <w:right w:val="single" w:sz="4" w:space="0" w:color="CCCCCC"/>
+              <w:left w:val="single" w:sz="4" w:space="0" w:color="CCCCCC"/>
+              <w:bottom w:val="single" w:sz="4" w:space="0" w:color="CCCCCC"/>
             </w:tcBorders>
           </w:tcPr>
           <w:p>
@@ -5912,10 +5918,10 @@
               <w:right w:w="108" w:type="dxa"/>
             </w:tcMar>
             <w:tcBorders>
-              <w:right w:val="single" w:sz="4" w:space="0" w:color="CCCCCC"/>
-              <w:top w:val="single" w:sz="4" w:space="0" w:color="CCCCCC"/>
-              <w:bottom w:val="single" w:sz="4" w:space="0" w:color="CCCCCC"/>
-              <w:left w:val="single" w:sz="4" w:space="0" w:color="CCCCCC"/>
+              <w:top w:val="single" w:sz="4" w:space="0" w:color="CCCCCC"/>
+              <w:right w:val="single" w:sz="4" w:space="0" w:color="CCCCCC"/>
+              <w:left w:val="single" w:sz="4" w:space="0" w:color="CCCCCC"/>
+              <w:bottom w:val="single" w:sz="4" w:space="0" w:color="CCCCCC"/>
             </w:tcBorders>
           </w:tcPr>
           <w:p>
@@ -5931,7 +5937,7 @@
                 <w:sz w:val="20"/>
                 <w:szCs w:val="20"/>
               </w:rPr>
-              <w:t>3.6%</w:t>
+              <w:t>3.3%</w:t>
             </w:r>
           </w:p>
         </w:tc>
@@ -5946,10 +5952,10 @@
               <w:right w:w="108" w:type="dxa"/>
             </w:tcMar>
             <w:tcBorders>
-              <w:right w:val="single" w:sz="4" w:space="0" w:color="CCCCCC"/>
-              <w:top w:val="single" w:sz="4" w:space="0" w:color="CCCCCC"/>
-              <w:bottom w:val="single" w:sz="4" w:space="0" w:color="CCCCCC"/>
-              <w:left w:val="single" w:sz="4" w:space="0" w:color="CCCCCC"/>
+              <w:top w:val="single" w:sz="4" w:space="0" w:color="CCCCCC"/>
+              <w:right w:val="single" w:sz="4" w:space="0" w:color="CCCCCC"/>
+              <w:left w:val="single" w:sz="4" w:space="0" w:color="CCCCCC"/>
+              <w:bottom w:val="single" w:sz="4" w:space="0" w:color="CCCCCC"/>
             </w:tcBorders>
           </w:tcPr>
           <w:p>
@@ -5965,145 +5971,7 @@
                 <w:sz w:val="20"/>
                 <w:szCs w:val="20"/>
               </w:rPr>
-              <w:t>A customer who had previously contacted the competent authority and received no reply or follow-up to their prior contact, and who resubmitted a complaint about the absence of a response.</w:t>
-            </w:r>
-          </w:p>
-        </w:tc>
-      </w:tr>
-      <w:tr>
-        <w:tc>
-          <w:tcPr>
-            <w:tcW w:type="dxa" w:w="2340"/>
-            <w:shd w:val="clear" w:color="auto" w:fill="D9D9D9"/>
-            <w:tcMar>
-              <w:top w:w="60" w:type="dxa"/>
-              <w:bottom w:w="60" w:type="dxa"/>
-              <w:left w:w="108" w:type="dxa"/>
-              <w:right w:w="108" w:type="dxa"/>
-            </w:tcMar>
-            <w:tcBorders>
-              <w:right w:val="single" w:sz="4" w:space="0" w:color="CCCCCC"/>
-              <w:bottom w:val="single" w:sz="4" w:space="0" w:color="CCCCCC"/>
-              <w:top w:val="single" w:sz="4" w:space="0" w:color="CCCCCC"/>
-              <w:left w:val="single" w:sz="4" w:space="0" w:color="CCCCCC"/>
-            </w:tcBorders>
-          </w:tcPr>
-          <w:p>
-            <w:pPr>
-              <w:spacing w:before="60" w:after="60"/>
-              <w:jc w:val="left"/>
-            </w:pPr>
-            <w:r>
-              <w:rPr>
-                <w:rFonts w:ascii="Calibri" w:hAnsi="Calibri" w:eastAsia="Calibri" w:cs="Calibri"/>
-                <w:b w:val="0"/>
-                <w:color w:val="000000"/>
-                <w:sz w:val="20"/>
-                <w:szCs w:val="20"/>
-              </w:rPr>
-              <w:t>General complaint</w:t>
-            </w:r>
-          </w:p>
-        </w:tc>
-        <w:tc>
-          <w:tcPr>
-            <w:tcW w:type="dxa" w:w="2340"/>
-            <w:shd w:val="clear" w:color="auto" w:fill="D9D9D9"/>
-            <w:tcMar>
-              <w:top w:w="60" w:type="dxa"/>
-              <w:bottom w:w="60" w:type="dxa"/>
-              <w:left w:w="108" w:type="dxa"/>
-              <w:right w:w="108" w:type="dxa"/>
-            </w:tcMar>
-            <w:tcBorders>
-              <w:right w:val="single" w:sz="4" w:space="0" w:color="CCCCCC"/>
-              <w:bottom w:val="single" w:sz="4" w:space="0" w:color="CCCCCC"/>
-              <w:left w:val="single" w:sz="4" w:space="0" w:color="CCCCCC"/>
-              <w:top w:val="single" w:sz="4" w:space="0" w:color="CCCCCC"/>
-            </w:tcBorders>
-          </w:tcPr>
-          <w:p>
-            <w:pPr>
-              <w:spacing w:before="60" w:after="60"/>
-              <w:jc w:val="left"/>
-            </w:pPr>
-            <w:r>
-              <w:rPr>
-                <w:rFonts w:ascii="Calibri" w:hAnsi="Calibri" w:eastAsia="Calibri" w:cs="Calibri"/>
-                <w:b w:val="0"/>
-                <w:color w:val="000000"/>
-                <w:sz w:val="20"/>
-                <w:szCs w:val="20"/>
-              </w:rPr>
-              <w:t>1</w:t>
-            </w:r>
-          </w:p>
-        </w:tc>
-        <w:tc>
-          <w:tcPr>
-            <w:tcW w:type="dxa" w:w="2340"/>
-            <w:shd w:val="clear" w:color="auto" w:fill="D9D9D9"/>
-            <w:tcMar>
-              <w:top w:w="60" w:type="dxa"/>
-              <w:bottom w:w="60" w:type="dxa"/>
-              <w:left w:w="108" w:type="dxa"/>
-              <w:right w:w="108" w:type="dxa"/>
-            </w:tcMar>
-            <w:tcBorders>
-              <w:right w:val="single" w:sz="4" w:space="0" w:color="CCCCCC"/>
-              <w:bottom w:val="single" w:sz="4" w:space="0" w:color="CCCCCC"/>
-              <w:left w:val="single" w:sz="4" w:space="0" w:color="CCCCCC"/>
-              <w:top w:val="single" w:sz="4" w:space="0" w:color="CCCCCC"/>
-            </w:tcBorders>
-          </w:tcPr>
-          <w:p>
-            <w:pPr>
-              <w:spacing w:before="60" w:after="60"/>
-              <w:jc w:val="left"/>
-            </w:pPr>
-            <w:r>
-              <w:rPr>
-                <w:rFonts w:ascii="Calibri" w:hAnsi="Calibri" w:eastAsia="Calibri" w:cs="Calibri"/>
-                <w:b w:val="0"/>
-                <w:color w:val="000000"/>
-                <w:sz w:val="20"/>
-                <w:szCs w:val="20"/>
-              </w:rPr>
-              <w:t>3.6%</w:t>
-            </w:r>
-          </w:p>
-        </w:tc>
-        <w:tc>
-          <w:tcPr>
-            <w:tcW w:type="dxa" w:w="2340"/>
-            <w:shd w:val="clear" w:color="auto" w:fill="D9D9D9"/>
-            <w:tcMar>
-              <w:top w:w="60" w:type="dxa"/>
-              <w:bottom w:w="60" w:type="dxa"/>
-              <w:left w:w="108" w:type="dxa"/>
-              <w:right w:w="108" w:type="dxa"/>
-            </w:tcMar>
-            <w:tcBorders>
-              <w:right w:val="single" w:sz="4" w:space="0" w:color="CCCCCC"/>
-              <w:bottom w:val="single" w:sz="4" w:space="0" w:color="CCCCCC"/>
-              <w:left w:val="single" w:sz="4" w:space="0" w:color="CCCCCC"/>
-              <w:top w:val="single" w:sz="4" w:space="0" w:color="CCCCCC"/>
-            </w:tcBorders>
-          </w:tcPr>
-          <w:p>
-            <w:pPr>
-              <w:spacing w:before="60" w:after="60"/>
-              <w:jc w:val="left"/>
-            </w:pPr>
-            <w:r>
-              <w:rPr>
-                <w:rFonts w:ascii="Calibri" w:hAnsi="Calibri" w:eastAsia="Calibri" w:cs="Calibri"/>
-                <w:b w:val="0"/>
-                <w:color w:val="000000"/>
-                <w:sz w:val="20"/>
-                <w:szCs w:val="20"/>
-              </w:rPr>
-              <w:t>A customer who expressed a grievance about a negative experience with a service or procedure that does not fall under a specific complaint category, and who expressed general dissatisfaction with the service provided.</w:t>
+              <w:t>A customer who had previously contacted the competent authority and received no reply or update regarding their request, who re-established contact demanding a response and clarification of the status of their transaction.</w:t>
             </w:r>
           </w:p>
         </w:tc>
@@ -6143,7 +6011,7 @@
           <w:szCs w:val="24"/>
           <w:u w:val="none"/>
         </w:rPr>
-        <w:t>Most prominent submitted requests (14 cases — 28.0%):</w:t>
+        <w:t>Key requests submitted (16 cases — 32.0%):</w:t>
       </w:r>
     </w:p>
     <w:tbl>
@@ -6171,10 +6039,10 @@
               <w:right w:w="108" w:type="dxa"/>
             </w:tcMar>
             <w:tcBorders>
-              <w:right w:val="single" w:sz="4" w:space="0" w:color="CCCCCC"/>
-              <w:top w:val="single" w:sz="4" w:space="0" w:color="CCCCCC"/>
-              <w:bottom w:val="single" w:sz="4" w:space="0" w:color="CCCCCC"/>
-              <w:left w:val="single" w:sz="4" w:space="0" w:color="CCCCCC"/>
+              <w:top w:val="single" w:sz="4" w:space="0" w:color="CCCCCC"/>
+              <w:right w:val="single" w:sz="4" w:space="0" w:color="CCCCCC"/>
+              <w:left w:val="single" w:sz="4" w:space="0" w:color="CCCCCC"/>
+              <w:bottom w:val="single" w:sz="4" w:space="0" w:color="CCCCCC"/>
             </w:tcBorders>
           </w:tcPr>
           <w:p>
@@ -6190,7 +6058,7 @@
                 <w:sz w:val="20"/>
                 <w:szCs w:val="20"/>
               </w:rPr>
-              <w:t>Subcategory</w:t>
+              <w:t>Sub-category</w:t>
             </w:r>
           </w:p>
         </w:tc>
@@ -6205,10 +6073,10 @@
               <w:right w:w="108" w:type="dxa"/>
             </w:tcMar>
             <w:tcBorders>
-              <w:right w:val="single" w:sz="4" w:space="0" w:color="CCCCCC"/>
-              <w:top w:val="single" w:sz="4" w:space="0" w:color="CCCCCC"/>
-              <w:bottom w:val="single" w:sz="4" w:space="0" w:color="CCCCCC"/>
-              <w:left w:val="single" w:sz="4" w:space="0" w:color="CCCCCC"/>
+              <w:top w:val="single" w:sz="4" w:space="0" w:color="CCCCCC"/>
+              <w:right w:val="single" w:sz="4" w:space="0" w:color="CCCCCC"/>
+              <w:left w:val="single" w:sz="4" w:space="0" w:color="CCCCCC"/>
+              <w:bottom w:val="single" w:sz="4" w:space="0" w:color="CCCCCC"/>
             </w:tcBorders>
           </w:tcPr>
           <w:p>
@@ -6239,10 +6107,10 @@
               <w:right w:w="108" w:type="dxa"/>
             </w:tcMar>
             <w:tcBorders>
-              <w:right w:val="single" w:sz="4" w:space="0" w:color="CCCCCC"/>
-              <w:top w:val="single" w:sz="4" w:space="0" w:color="CCCCCC"/>
-              <w:bottom w:val="single" w:sz="4" w:space="0" w:color="CCCCCC"/>
-              <w:left w:val="single" w:sz="4" w:space="0" w:color="CCCCCC"/>
+              <w:top w:val="single" w:sz="4" w:space="0" w:color="CCCCCC"/>
+              <w:right w:val="single" w:sz="4" w:space="0" w:color="CCCCCC"/>
+              <w:left w:val="single" w:sz="4" w:space="0" w:color="CCCCCC"/>
+              <w:bottom w:val="single" w:sz="4" w:space="0" w:color="CCCCCC"/>
             </w:tcBorders>
           </w:tcPr>
           <w:p>
@@ -6273,10 +6141,10 @@
               <w:right w:w="108" w:type="dxa"/>
             </w:tcMar>
             <w:tcBorders>
-              <w:right w:val="single" w:sz="4" w:space="0" w:color="CCCCCC"/>
-              <w:top w:val="single" w:sz="4" w:space="0" w:color="CCCCCC"/>
-              <w:bottom w:val="single" w:sz="4" w:space="0" w:color="CCCCCC"/>
-              <w:left w:val="single" w:sz="4" w:space="0" w:color="CCCCCC"/>
+              <w:top w:val="single" w:sz="4" w:space="0" w:color="CCCCCC"/>
+              <w:right w:val="single" w:sz="4" w:space="0" w:color="CCCCCC"/>
+              <w:left w:val="single" w:sz="4" w:space="0" w:color="CCCCCC"/>
+              <w:bottom w:val="single" w:sz="4" w:space="0" w:color="CCCCCC"/>
             </w:tcBorders>
           </w:tcPr>
           <w:p>
@@ -6309,10 +6177,10 @@
               <w:right w:w="108" w:type="dxa"/>
             </w:tcMar>
             <w:tcBorders>
-              <w:right w:val="single" w:sz="4" w:space="0" w:color="CCCCCC"/>
-              <w:top w:val="single" w:sz="4" w:space="0" w:color="CCCCCC"/>
-              <w:bottom w:val="single" w:sz="4" w:space="0" w:color="CCCCCC"/>
-              <w:left w:val="single" w:sz="4" w:space="0" w:color="CCCCCC"/>
+              <w:top w:val="single" w:sz="4" w:space="0" w:color="CCCCCC"/>
+              <w:right w:val="single" w:sz="4" w:space="0" w:color="CCCCCC"/>
+              <w:left w:val="single" w:sz="4" w:space="0" w:color="CCCCCC"/>
+              <w:bottom w:val="single" w:sz="4" w:space="0" w:color="CCCCCC"/>
             </w:tcBorders>
           </w:tcPr>
           <w:p>
@@ -6343,10 +6211,10 @@
               <w:right w:w="108" w:type="dxa"/>
             </w:tcMar>
             <w:tcBorders>
-              <w:right w:val="single" w:sz="4" w:space="0" w:color="CCCCCC"/>
-              <w:top w:val="single" w:sz="4" w:space="0" w:color="CCCCCC"/>
-              <w:bottom w:val="single" w:sz="4" w:space="0" w:color="CCCCCC"/>
-              <w:left w:val="single" w:sz="4" w:space="0" w:color="CCCCCC"/>
+              <w:top w:val="single" w:sz="4" w:space="0" w:color="CCCCCC"/>
+              <w:right w:val="single" w:sz="4" w:space="0" w:color="CCCCCC"/>
+              <w:left w:val="single" w:sz="4" w:space="0" w:color="CCCCCC"/>
+              <w:bottom w:val="single" w:sz="4" w:space="0" w:color="CCCCCC"/>
             </w:tcBorders>
           </w:tcPr>
           <w:p>
@@ -6377,10 +6245,10 @@
               <w:right w:w="108" w:type="dxa"/>
             </w:tcMar>
             <w:tcBorders>
-              <w:right w:val="single" w:sz="4" w:space="0" w:color="CCCCCC"/>
-              <w:top w:val="single" w:sz="4" w:space="0" w:color="CCCCCC"/>
-              <w:bottom w:val="single" w:sz="4" w:space="0" w:color="CCCCCC"/>
-              <w:left w:val="single" w:sz="4" w:space="0" w:color="CCCCCC"/>
+              <w:top w:val="single" w:sz="4" w:space="0" w:color="CCCCCC"/>
+              <w:right w:val="single" w:sz="4" w:space="0" w:color="CCCCCC"/>
+              <w:left w:val="single" w:sz="4" w:space="0" w:color="CCCCCC"/>
+              <w:bottom w:val="single" w:sz="4" w:space="0" w:color="CCCCCC"/>
             </w:tcBorders>
           </w:tcPr>
           <w:p>
@@ -6396,7 +6264,7 @@
                 <w:sz w:val="20"/>
                 <w:szCs w:val="20"/>
               </w:rPr>
-              <w:t>42.9%</w:t>
+              <w:t>37.5%</w:t>
             </w:r>
           </w:p>
         </w:tc>
@@ -6411,10 +6279,10 @@
               <w:right w:w="108" w:type="dxa"/>
             </w:tcMar>
             <w:tcBorders>
-              <w:right w:val="single" w:sz="4" w:space="0" w:color="CCCCCC"/>
-              <w:top w:val="single" w:sz="4" w:space="0" w:color="CCCCCC"/>
-              <w:bottom w:val="single" w:sz="4" w:space="0" w:color="CCCCCC"/>
-              <w:left w:val="single" w:sz="4" w:space="0" w:color="CCCCCC"/>
+              <w:top w:val="single" w:sz="4" w:space="0" w:color="CCCCCC"/>
+              <w:bottom w:val="single" w:sz="4" w:space="0" w:color="CCCCCC"/>
+              <w:left w:val="single" w:sz="4" w:space="0" w:color="CCCCCC"/>
+              <w:right w:val="single" w:sz="4" w:space="0" w:color="CCCCCC"/>
             </w:tcBorders>
           </w:tcPr>
           <w:p>
@@ -6430,7 +6298,7 @@
                 <w:sz w:val="20"/>
                 <w:szCs w:val="20"/>
               </w:rPr>
-              <w:t>Customers who discovered that their personal or vehicle data registered in the systems was not up to date or contained errors, and who contacted support requesting correction in order to complete their transactions.</w:t>
+              <w:t>Customers requesting correction of personal or vehicle data incorrectly recorded in the systems, such as updating phone numbers or rectifying ownership information to resume receipt of services.</w:t>
             </w:r>
           </w:p>
         </w:tc>
@@ -6447,10 +6315,10 @@
               <w:right w:w="108" w:type="dxa"/>
             </w:tcMar>
             <w:tcBorders>
-              <w:right w:val="single" w:sz="4" w:space="0" w:color="CCCCCC"/>
-              <w:top w:val="single" w:sz="4" w:space="0" w:color="CCCCCC"/>
-              <w:bottom w:val="single" w:sz="4" w:space="0" w:color="CCCCCC"/>
-              <w:left w:val="single" w:sz="4" w:space="0" w:color="CCCCCC"/>
+              <w:top w:val="single" w:sz="4" w:space="0" w:color="CCCCCC"/>
+              <w:right w:val="single" w:sz="4" w:space="0" w:color="CCCCCC"/>
+              <w:left w:val="single" w:sz="4" w:space="0" w:color="CCCCCC"/>
+              <w:bottom w:val="single" w:sz="4" w:space="0" w:color="CCCCCC"/>
             </w:tcBorders>
           </w:tcPr>
           <w:p>
@@ -6481,10 +6349,10 @@
               <w:right w:w="108" w:type="dxa"/>
             </w:tcMar>
             <w:tcBorders>
-              <w:right w:val="single" w:sz="4" w:space="0" w:color="CCCCCC"/>
-              <w:top w:val="single" w:sz="4" w:space="0" w:color="CCCCCC"/>
-              <w:bottom w:val="single" w:sz="4" w:space="0" w:color="CCCCCC"/>
-              <w:left w:val="single" w:sz="4" w:space="0" w:color="CCCCCC"/>
+              <w:top w:val="single" w:sz="4" w:space="0" w:color="CCCCCC"/>
+              <w:right w:val="single" w:sz="4" w:space="0" w:color="CCCCCC"/>
+              <w:left w:val="single" w:sz="4" w:space="0" w:color="CCCCCC"/>
+              <w:bottom w:val="single" w:sz="4" w:space="0" w:color="CCCCCC"/>
             </w:tcBorders>
           </w:tcPr>
           <w:p>
@@ -6500,7 +6368,7 @@
                 <w:sz w:val="20"/>
                 <w:szCs w:val="20"/>
               </w:rPr>
-              <w:t>3</w:t>
+              <w:t>4</w:t>
             </w:r>
           </w:p>
         </w:tc>
@@ -6515,10 +6383,10 @@
               <w:right w:w="108" w:type="dxa"/>
             </w:tcMar>
             <w:tcBorders>
-              <w:right w:val="single" w:sz="4" w:space="0" w:color="CCCCCC"/>
-              <w:top w:val="single" w:sz="4" w:space="0" w:color="CCCCCC"/>
-              <w:bottom w:val="single" w:sz="4" w:space="0" w:color="CCCCCC"/>
-              <w:left w:val="single" w:sz="4" w:space="0" w:color="CCCCCC"/>
+              <w:top w:val="single" w:sz="4" w:space="0" w:color="CCCCCC"/>
+              <w:right w:val="single" w:sz="4" w:space="0" w:color="CCCCCC"/>
+              <w:left w:val="single" w:sz="4" w:space="0" w:color="CCCCCC"/>
+              <w:bottom w:val="single" w:sz="4" w:space="0" w:color="CCCCCC"/>
             </w:tcBorders>
           </w:tcPr>
           <w:p>
@@ -6534,7 +6402,7 @@
                 <w:sz w:val="20"/>
                 <w:szCs w:val="20"/>
               </w:rPr>
-              <w:t>21.4%</w:t>
+              <w:t>25.0%</w:t>
             </w:r>
           </w:p>
         </w:tc>
@@ -6549,10 +6417,10 @@
               <w:right w:w="108" w:type="dxa"/>
             </w:tcMar>
             <w:tcBorders>
-              <w:right w:val="single" w:sz="4" w:space="0" w:color="CCCCCC"/>
-              <w:top w:val="single" w:sz="4" w:space="0" w:color="CCCCCC"/>
-              <w:bottom w:val="single" w:sz="4" w:space="0" w:color="CCCCCC"/>
-              <w:left w:val="single" w:sz="4" w:space="0" w:color="CCCCCC"/>
+              <w:top w:val="single" w:sz="4" w:space="0" w:color="CCCCCC"/>
+              <w:bottom w:val="single" w:sz="4" w:space="0" w:color="CCCCCC"/>
+              <w:left w:val="single" w:sz="4" w:space="0" w:color="CCCCCC"/>
+              <w:right w:val="single" w:sz="4" w:space="0" w:color="CCCCCC"/>
             </w:tcBorders>
           </w:tcPr>
           <w:p>
@@ -6568,7 +6436,7 @@
                 <w:sz w:val="20"/>
                 <w:szCs w:val="20"/>
               </w:rPr>
-              <w:t>Customers who had previously submitted service requests through official channels and had not received any status update, and who re-contacted to enquire about the outcome of their pending requests.</w:t>
+              <w:t>Customers who submitted formal requests at an earlier time and contacted to enquire about the latest status of their transactions and to verify whether they had progressed to the next stage or whether procedures were complete.</w:t>
             </w:r>
           </w:p>
         </w:tc>
@@ -6585,10 +6453,10 @@
               <w:right w:w="108" w:type="dxa"/>
             </w:tcMar>
             <w:tcBorders>
-              <w:right w:val="single" w:sz="4" w:space="0" w:color="CCCCCC"/>
-              <w:top w:val="single" w:sz="4" w:space="0" w:color="CCCCCC"/>
-              <w:bottom w:val="single" w:sz="4" w:space="0" w:color="CCCCCC"/>
-              <w:left w:val="single" w:sz="4" w:space="0" w:color="CCCCCC"/>
+              <w:top w:val="single" w:sz="4" w:space="0" w:color="CCCCCC"/>
+              <w:right w:val="single" w:sz="4" w:space="0" w:color="CCCCCC"/>
+              <w:left w:val="single" w:sz="4" w:space="0" w:color="CCCCCC"/>
+              <w:bottom w:val="single" w:sz="4" w:space="0" w:color="CCCCCC"/>
             </w:tcBorders>
           </w:tcPr>
           <w:p>
@@ -6604,7 +6472,7 @@
                 <w:sz w:val="20"/>
                 <w:szCs w:val="20"/>
               </w:rPr>
-              <w:t>Weapons permit or licence request</w:t>
+              <w:t>Request for a weapons permit or licence</w:t>
             </w:r>
           </w:p>
         </w:tc>
@@ -6619,10 +6487,10 @@
               <w:right w:w="108" w:type="dxa"/>
             </w:tcMar>
             <w:tcBorders>
-              <w:right w:val="single" w:sz="4" w:space="0" w:color="CCCCCC"/>
-              <w:top w:val="single" w:sz="4" w:space="0" w:color="CCCCCC"/>
-              <w:bottom w:val="single" w:sz="4" w:space="0" w:color="CCCCCC"/>
-              <w:left w:val="single" w:sz="4" w:space="0" w:color="CCCCCC"/>
+              <w:top w:val="single" w:sz="4" w:space="0" w:color="CCCCCC"/>
+              <w:right w:val="single" w:sz="4" w:space="0" w:color="CCCCCC"/>
+              <w:left w:val="single" w:sz="4" w:space="0" w:color="CCCCCC"/>
+              <w:bottom w:val="single" w:sz="4" w:space="0" w:color="CCCCCC"/>
             </w:tcBorders>
           </w:tcPr>
           <w:p>
@@ -6653,10 +6521,10 @@
               <w:right w:w="108" w:type="dxa"/>
             </w:tcMar>
             <w:tcBorders>
-              <w:right w:val="single" w:sz="4" w:space="0" w:color="CCCCCC"/>
-              <w:top w:val="single" w:sz="4" w:space="0" w:color="CCCCCC"/>
-              <w:bottom w:val="single" w:sz="4" w:space="0" w:color="CCCCCC"/>
-              <w:left w:val="single" w:sz="4" w:space="0" w:color="CCCCCC"/>
+              <w:top w:val="single" w:sz="4" w:space="0" w:color="CCCCCC"/>
+              <w:right w:val="single" w:sz="4" w:space="0" w:color="CCCCCC"/>
+              <w:left w:val="single" w:sz="4" w:space="0" w:color="CCCCCC"/>
+              <w:bottom w:val="single" w:sz="4" w:space="0" w:color="CCCCCC"/>
             </w:tcBorders>
           </w:tcPr>
           <w:p>
@@ -6672,7 +6540,7 @@
                 <w:sz w:val="20"/>
                 <w:szCs w:val="20"/>
               </w:rPr>
-              <w:t>14.3%</w:t>
+              <w:t>12.5%</w:t>
             </w:r>
           </w:p>
         </w:tc>
@@ -6687,10 +6555,10 @@
               <w:right w:w="108" w:type="dxa"/>
             </w:tcMar>
             <w:tcBorders>
-              <w:right w:val="single" w:sz="4" w:space="0" w:color="CCCCCC"/>
-              <w:top w:val="single" w:sz="4" w:space="0" w:color="CCCCCC"/>
-              <w:bottom w:val="single" w:sz="4" w:space="0" w:color="CCCCCC"/>
-              <w:left w:val="single" w:sz="4" w:space="0" w:color="CCCCCC"/>
+              <w:top w:val="single" w:sz="4" w:space="0" w:color="CCCCCC"/>
+              <w:bottom w:val="single" w:sz="4" w:space="0" w:color="CCCCCC"/>
+              <w:left w:val="single" w:sz="4" w:space="0" w:color="CCCCCC"/>
+              <w:right w:val="single" w:sz="4" w:space="0" w:color="CCCCCC"/>
             </w:tcBorders>
           </w:tcPr>
           <w:p>
@@ -6706,7 +6574,7 @@
                 <w:sz w:val="20"/>
                 <w:szCs w:val="20"/>
               </w:rPr>
-              <w:t>Customers who submitted applications to obtain weapons carrying permits or related licences, and who contacted support to complete the required procedures or follow up on the progress of their applications.</w:t>
+              <w:t>Customers who submitted applications for weapons carry permits or related licences, with their transactions requiring the intervention of a competent staff member to verify that all requirements were met.</w:t>
             </w:r>
           </w:p>
         </w:tc>
@@ -6723,10 +6591,10 @@
               <w:right w:w="108" w:type="dxa"/>
             </w:tcMar>
             <w:tcBorders>
-              <w:right w:val="single" w:sz="4" w:space="0" w:color="CCCCCC"/>
-              <w:top w:val="single" w:sz="4" w:space="0" w:color="CCCCCC"/>
-              <w:bottom w:val="single" w:sz="4" w:space="0" w:color="CCCCCC"/>
-              <w:left w:val="single" w:sz="4" w:space="0" w:color="CCCCCC"/>
+              <w:top w:val="single" w:sz="4" w:space="0" w:color="CCCCCC"/>
+              <w:right w:val="single" w:sz="4" w:space="0" w:color="CCCCCC"/>
+              <w:left w:val="single" w:sz="4" w:space="0" w:color="CCCCCC"/>
+              <w:bottom w:val="single" w:sz="4" w:space="0" w:color="CCCCCC"/>
             </w:tcBorders>
           </w:tcPr>
           <w:p>
@@ -6742,7 +6610,7 @@
                 <w:sz w:val="20"/>
                 <w:szCs w:val="20"/>
               </w:rPr>
-              <w:t>Licence or ownership renewal request</w:t>
+              <w:t>General service request</w:t>
             </w:r>
           </w:p>
         </w:tc>
@@ -6757,10 +6625,10 @@
               <w:right w:w="108" w:type="dxa"/>
             </w:tcMar>
             <w:tcBorders>
-              <w:right w:val="single" w:sz="4" w:space="0" w:color="CCCCCC"/>
-              <w:top w:val="single" w:sz="4" w:space="0" w:color="CCCCCC"/>
-              <w:bottom w:val="single" w:sz="4" w:space="0" w:color="CCCCCC"/>
-              <w:left w:val="single" w:sz="4" w:space="0" w:color="CCCCCC"/>
+              <w:top w:val="single" w:sz="4" w:space="0" w:color="CCCCCC"/>
+              <w:right w:val="single" w:sz="4" w:space="0" w:color="CCCCCC"/>
+              <w:left w:val="single" w:sz="4" w:space="0" w:color="CCCCCC"/>
+              <w:bottom w:val="single" w:sz="4" w:space="0" w:color="CCCCCC"/>
             </w:tcBorders>
           </w:tcPr>
           <w:p>
@@ -6791,10 +6659,10 @@
               <w:right w:w="108" w:type="dxa"/>
             </w:tcMar>
             <w:tcBorders>
-              <w:right w:val="single" w:sz="4" w:space="0" w:color="CCCCCC"/>
-              <w:top w:val="single" w:sz="4" w:space="0" w:color="CCCCCC"/>
-              <w:bottom w:val="single" w:sz="4" w:space="0" w:color="CCCCCC"/>
-              <w:left w:val="single" w:sz="4" w:space="0" w:color="CCCCCC"/>
+              <w:top w:val="single" w:sz="4" w:space="0" w:color="CCCCCC"/>
+              <w:right w:val="single" w:sz="4" w:space="0" w:color="CCCCCC"/>
+              <w:left w:val="single" w:sz="4" w:space="0" w:color="CCCCCC"/>
+              <w:bottom w:val="single" w:sz="4" w:space="0" w:color="CCCCCC"/>
             </w:tcBorders>
           </w:tcPr>
           <w:p>
@@ -6810,7 +6678,7 @@
                 <w:sz w:val="20"/>
                 <w:szCs w:val="20"/>
               </w:rPr>
-              <w:t>14.3%</w:t>
+              <w:t>12.5%</w:t>
             </w:r>
           </w:p>
         </w:tc>
@@ -6825,10 +6693,10 @@
               <w:right w:w="108" w:type="dxa"/>
             </w:tcMar>
             <w:tcBorders>
-              <w:right w:val="single" w:sz="4" w:space="0" w:color="CCCCCC"/>
-              <w:top w:val="single" w:sz="4" w:space="0" w:color="CCCCCC"/>
-              <w:bottom w:val="single" w:sz="4" w:space="0" w:color="CCCCCC"/>
-              <w:left w:val="single" w:sz="4" w:space="0" w:color="CCCCCC"/>
+              <w:top w:val="single" w:sz="4" w:space="0" w:color="CCCCCC"/>
+              <w:bottom w:val="single" w:sz="4" w:space="0" w:color="CCCCCC"/>
+              <w:left w:val="single" w:sz="4" w:space="0" w:color="CCCCCC"/>
+              <w:right w:val="single" w:sz="4" w:space="0" w:color="CCCCCC"/>
             </w:tcBorders>
           </w:tcPr>
           <w:p>
@@ -6844,7 +6712,7 @@
                 <w:sz w:val="20"/>
                 <w:szCs w:val="20"/>
               </w:rPr>
-              <w:t>Customers wishing to renew their driving licences or vehicle ownership documents, and who contacted support to learn about the requirements or to complete renewal procedures directly.</w:t>
+              <w:t>Customers who contacted to request various police or administrative services not falling within the specified categories, which required coordination with the competent authority to determine the service delivery pathway.</w:t>
             </w:r>
           </w:p>
         </w:tc>
@@ -6861,10 +6729,10 @@
               <w:right w:w="108" w:type="dxa"/>
             </w:tcMar>
             <w:tcBorders>
-              <w:right w:val="single" w:sz="4" w:space="0" w:color="CCCCCC"/>
-              <w:bottom w:val="single" w:sz="4" w:space="0" w:color="CCCCCC"/>
-              <w:top w:val="single" w:sz="4" w:space="0" w:color="CCCCCC"/>
-              <w:left w:val="single" w:sz="4" w:space="0" w:color="CCCCCC"/>
+              <w:top w:val="single" w:sz="4" w:space="0" w:color="CCCCCC"/>
+              <w:right w:val="single" w:sz="4" w:space="0" w:color="CCCCCC"/>
+              <w:left w:val="single" w:sz="4" w:space="0" w:color="CCCCCC"/>
+              <w:bottom w:val="single" w:sz="4" w:space="0" w:color="CCCCCC"/>
             </w:tcBorders>
           </w:tcPr>
           <w:p>
@@ -6880,7 +6748,7 @@
                 <w:sz w:val="20"/>
                 <w:szCs w:val="20"/>
               </w:rPr>
-              <w:t>General service request</w:t>
+              <w:t>Request to renew a licence or ownership document</w:t>
             </w:r>
           </w:p>
         </w:tc>
@@ -6895,10 +6763,10 @@
               <w:right w:w="108" w:type="dxa"/>
             </w:tcMar>
             <w:tcBorders>
-              <w:right w:val="single" w:sz="4" w:space="0" w:color="CCCCCC"/>
-              <w:bottom w:val="single" w:sz="4" w:space="0" w:color="CCCCCC"/>
-              <w:left w:val="single" w:sz="4" w:space="0" w:color="CCCCCC"/>
-              <w:top w:val="single" w:sz="4" w:space="0" w:color="CCCCCC"/>
+              <w:top w:val="single" w:sz="4" w:space="0" w:color="CCCCCC"/>
+              <w:right w:val="single" w:sz="4" w:space="0" w:color="CCCCCC"/>
+              <w:left w:val="single" w:sz="4" w:space="0" w:color="CCCCCC"/>
+              <w:bottom w:val="single" w:sz="4" w:space="0" w:color="CCCCCC"/>
             </w:tcBorders>
           </w:tcPr>
           <w:p>
@@ -6929,10 +6797,10 @@
               <w:right w:w="108" w:type="dxa"/>
             </w:tcMar>
             <w:tcBorders>
-              <w:right w:val="single" w:sz="4" w:space="0" w:color="CCCCCC"/>
-              <w:bottom w:val="single" w:sz="4" w:space="0" w:color="CCCCCC"/>
-              <w:left w:val="single" w:sz="4" w:space="0" w:color="CCCCCC"/>
-              <w:top w:val="single" w:sz="4" w:space="0" w:color="CCCCCC"/>
+              <w:top w:val="single" w:sz="4" w:space="0" w:color="CCCCCC"/>
+              <w:right w:val="single" w:sz="4" w:space="0" w:color="CCCCCC"/>
+              <w:left w:val="single" w:sz="4" w:space="0" w:color="CCCCCC"/>
+              <w:bottom w:val="single" w:sz="4" w:space="0" w:color="CCCCCC"/>
             </w:tcBorders>
           </w:tcPr>
           <w:p>
@@ -6948,7 +6816,7 @@
                 <w:sz w:val="20"/>
                 <w:szCs w:val="20"/>
               </w:rPr>
-              <w:t>7.1%</w:t>
+              <w:t>6.2%</w:t>
             </w:r>
           </w:p>
         </w:tc>
@@ -6963,10 +6831,10 @@
               <w:right w:w="108" w:type="dxa"/>
             </w:tcMar>
             <w:tcBorders>
-              <w:right w:val="single" w:sz="4" w:space="0" w:color="CCCCCC"/>
-              <w:bottom w:val="single" w:sz="4" w:space="0" w:color="CCCCCC"/>
-              <w:left w:val="single" w:sz="4" w:space="0" w:color="CCCCCC"/>
-              <w:top w:val="single" w:sz="4" w:space="0" w:color="CCCCCC"/>
+              <w:top w:val="single" w:sz="4" w:space="0" w:color="CCCCCC"/>
+              <w:bottom w:val="single" w:sz="4" w:space="0" w:color="CCCCCC"/>
+              <w:left w:val="single" w:sz="4" w:space="0" w:color="CCCCCC"/>
+              <w:right w:val="single" w:sz="4" w:space="0" w:color="CCCCCC"/>
             </w:tcBorders>
           </w:tcPr>
           <w:p>
@@ -6982,7 +6850,145 @@
                 <w:sz w:val="20"/>
                 <w:szCs w:val="20"/>
               </w:rPr>
-              <w:t>A customer who submitted a service request not falling under a specific category, and who requested assistance from the authority in completing an administrative procedure requiring intervention from a staff member with system authorisation.</w:t>
+              <w:t>A customer who contacted to complete the procedures for renewing a driving licence or vehicle ownership document, requiring staff assistance to verify requirements and complete the transaction.</w:t>
+            </w:r>
+          </w:p>
+        </w:tc>
+      </w:tr>
+      <w:tr>
+        <w:tc>
+          <w:tcPr>
+            <w:tcW w:type="dxa" w:w="2340"/>
+            <w:shd w:val="clear" w:color="auto" w:fill="D9D9D9"/>
+            <w:tcMar>
+              <w:top w:w="60" w:type="dxa"/>
+              <w:bottom w:w="60" w:type="dxa"/>
+              <w:left w:w="108" w:type="dxa"/>
+              <w:right w:w="108" w:type="dxa"/>
+            </w:tcMar>
+            <w:tcBorders>
+              <w:top w:val="single" w:sz="4" w:space="0" w:color="CCCCCC"/>
+              <w:right w:val="single" w:sz="4" w:space="0" w:color="CCCCCC"/>
+              <w:left w:val="single" w:sz="4" w:space="0" w:color="CCCCCC"/>
+              <w:bottom w:val="single" w:sz="4" w:space="0" w:color="CCCCCC"/>
+            </w:tcBorders>
+          </w:tcPr>
+          <w:p>
+            <w:pPr>
+              <w:spacing w:before="60" w:after="60"/>
+              <w:jc w:val="left"/>
+            </w:pPr>
+            <w:r>
+              <w:rPr>
+                <w:rFonts w:ascii="Calibri" w:hAnsi="Calibri" w:eastAsia="Calibri" w:cs="Calibri"/>
+                <w:b w:val="0"/>
+                <w:color w:val="000000"/>
+                <w:sz w:val="20"/>
+                <w:szCs w:val="20"/>
+              </w:rPr>
+              <w:t>Request for a special permit</w:t>
+            </w:r>
+          </w:p>
+        </w:tc>
+        <w:tc>
+          <w:tcPr>
+            <w:tcW w:type="dxa" w:w="2340"/>
+            <w:shd w:val="clear" w:color="auto" w:fill="D9D9D9"/>
+            <w:tcMar>
+              <w:top w:w="60" w:type="dxa"/>
+              <w:bottom w:w="60" w:type="dxa"/>
+              <w:left w:w="108" w:type="dxa"/>
+              <w:right w:w="108" w:type="dxa"/>
+            </w:tcMar>
+            <w:tcBorders>
+              <w:top w:val="single" w:sz="4" w:space="0" w:color="CCCCCC"/>
+              <w:right w:val="single" w:sz="4" w:space="0" w:color="CCCCCC"/>
+              <w:left w:val="single" w:sz="4" w:space="0" w:color="CCCCCC"/>
+              <w:bottom w:val="single" w:sz="4" w:space="0" w:color="CCCCCC"/>
+            </w:tcBorders>
+          </w:tcPr>
+          <w:p>
+            <w:pPr>
+              <w:spacing w:before="60" w:after="60"/>
+              <w:jc w:val="left"/>
+            </w:pPr>
+            <w:r>
+              <w:rPr>
+                <w:rFonts w:ascii="Calibri" w:hAnsi="Calibri" w:eastAsia="Calibri" w:cs="Calibri"/>
+                <w:b w:val="0"/>
+                <w:color w:val="000000"/>
+                <w:sz w:val="20"/>
+                <w:szCs w:val="20"/>
+              </w:rPr>
+              <w:t>1</w:t>
+            </w:r>
+          </w:p>
+        </w:tc>
+        <w:tc>
+          <w:tcPr>
+            <w:tcW w:type="dxa" w:w="2340"/>
+            <w:shd w:val="clear" w:color="auto" w:fill="D9D9D9"/>
+            <w:tcMar>
+              <w:top w:w="60" w:type="dxa"/>
+              <w:bottom w:w="60" w:type="dxa"/>
+              <w:left w:w="108" w:type="dxa"/>
+              <w:right w:w="108" w:type="dxa"/>
+            </w:tcMar>
+            <w:tcBorders>
+              <w:top w:val="single" w:sz="4" w:space="0" w:color="CCCCCC"/>
+              <w:right w:val="single" w:sz="4" w:space="0" w:color="CCCCCC"/>
+              <w:left w:val="single" w:sz="4" w:space="0" w:color="CCCCCC"/>
+              <w:bottom w:val="single" w:sz="4" w:space="0" w:color="CCCCCC"/>
+            </w:tcBorders>
+          </w:tcPr>
+          <w:p>
+            <w:pPr>
+              <w:spacing w:before="60" w:after="60"/>
+              <w:jc w:val="left"/>
+            </w:pPr>
+            <w:r>
+              <w:rPr>
+                <w:rFonts w:ascii="Calibri" w:hAnsi="Calibri" w:eastAsia="Calibri" w:cs="Calibri"/>
+                <w:b w:val="0"/>
+                <w:color w:val="000000"/>
+                <w:sz w:val="20"/>
+                <w:szCs w:val="20"/>
+              </w:rPr>
+              <w:t>6.2%</w:t>
+            </w:r>
+          </w:p>
+        </w:tc>
+        <w:tc>
+          <w:tcPr>
+            <w:tcW w:type="dxa" w:w="2340"/>
+            <w:shd w:val="clear" w:color="auto" w:fill="D9D9D9"/>
+            <w:tcMar>
+              <w:top w:w="60" w:type="dxa"/>
+              <w:bottom w:w="60" w:type="dxa"/>
+              <w:left w:w="108" w:type="dxa"/>
+              <w:right w:w="108" w:type="dxa"/>
+            </w:tcMar>
+            <w:tcBorders>
+              <w:top w:val="single" w:sz="4" w:space="0" w:color="CCCCCC"/>
+              <w:right w:val="single" w:sz="4" w:space="0" w:color="CCCCCC"/>
+              <w:left w:val="single" w:sz="4" w:space="0" w:color="CCCCCC"/>
+              <w:bottom w:val="single" w:sz="4" w:space="0" w:color="CCCCCC"/>
+            </w:tcBorders>
+          </w:tcPr>
+          <w:p>
+            <w:pPr>
+              <w:spacing w:before="60" w:after="60"/>
+              <w:jc w:val="left"/>
+            </w:pPr>
+            <w:r>
+              <w:rPr>
+                <w:rFonts w:ascii="Calibri" w:hAnsi="Calibri" w:eastAsia="Calibri" w:cs="Calibri"/>
+                <w:b w:val="0"/>
+                <w:color w:val="000000"/>
+                <w:sz w:val="20"/>
+                <w:szCs w:val="20"/>
+              </w:rPr>
+              <w:t>A customer who submitted a request for a permit for a specific purpose of an exceptional nature, requiring review by the competent authority for a decision in accordance with the delegated powers.</w:t>
             </w:r>
           </w:p>
         </w:tc>
@@ -7002,7 +7008,7 @@
           <w:sz w:val="26"/>
           <w:szCs w:val="26"/>
         </w:rPr>
-        <w:t>3.5  Most Recurring Inquiries (8 cases — 16.0%) — the category with the highest potential for full digital self-service deflection</w:t>
+        <w:t>3.5  Most Frequent Recurring Inquiries (4 cases — 8.0%) — highest potential for full digital self-service conversion</w:t>
       </w:r>
       <w:bookmarkStart w:id="13" w:name="_Toc000000013"/>
       <w:bookmarkEnd w:id="13"/>
@@ -7032,10 +7038,10 @@
               <w:right w:w="108" w:type="dxa"/>
             </w:tcMar>
             <w:tcBorders>
-              <w:right w:val="single" w:sz="4" w:space="0" w:color="CCCCCC"/>
-              <w:top w:val="single" w:sz="4" w:space="0" w:color="CCCCCC"/>
-              <w:bottom w:val="single" w:sz="4" w:space="0" w:color="CCCCCC"/>
-              <w:left w:val="single" w:sz="4" w:space="0" w:color="CCCCCC"/>
+              <w:top w:val="single" w:sz="4" w:space="0" w:color="CCCCCC"/>
+              <w:right w:val="single" w:sz="4" w:space="0" w:color="CCCCCC"/>
+              <w:left w:val="single" w:sz="4" w:space="0" w:color="CCCCCC"/>
+              <w:bottom w:val="single" w:sz="4" w:space="0" w:color="CCCCCC"/>
             </w:tcBorders>
           </w:tcPr>
           <w:p>
@@ -7051,7 +7057,7 @@
                 <w:sz w:val="20"/>
                 <w:szCs w:val="20"/>
               </w:rPr>
-              <w:t>Subcategory</w:t>
+              <w:t>Sub-category</w:t>
             </w:r>
           </w:p>
         </w:tc>
@@ -7066,10 +7072,10 @@
               <w:right w:w="108" w:type="dxa"/>
             </w:tcMar>
             <w:tcBorders>
-              <w:right w:val="single" w:sz="4" w:space="0" w:color="CCCCCC"/>
-              <w:top w:val="single" w:sz="4" w:space="0" w:color="CCCCCC"/>
-              <w:bottom w:val="single" w:sz="4" w:space="0" w:color="CCCCCC"/>
-              <w:left w:val="single" w:sz="4" w:space="0" w:color="CCCCCC"/>
+              <w:top w:val="single" w:sz="4" w:space="0" w:color="CCCCCC"/>
+              <w:right w:val="single" w:sz="4" w:space="0" w:color="CCCCCC"/>
+              <w:left w:val="single" w:sz="4" w:space="0" w:color="CCCCCC"/>
+              <w:bottom w:val="single" w:sz="4" w:space="0" w:color="CCCCCC"/>
             </w:tcBorders>
           </w:tcPr>
           <w:p>
@@ -7100,10 +7106,10 @@
               <w:right w:w="108" w:type="dxa"/>
             </w:tcMar>
             <w:tcBorders>
-              <w:right w:val="single" w:sz="4" w:space="0" w:color="CCCCCC"/>
-              <w:top w:val="single" w:sz="4" w:space="0" w:color="CCCCCC"/>
-              <w:bottom w:val="single" w:sz="4" w:space="0" w:color="CCCCCC"/>
-              <w:left w:val="single" w:sz="4" w:space="0" w:color="CCCCCC"/>
+              <w:top w:val="single" w:sz="4" w:space="0" w:color="CCCCCC"/>
+              <w:right w:val="single" w:sz="4" w:space="0" w:color="CCCCCC"/>
+              <w:left w:val="single" w:sz="4" w:space="0" w:color="CCCCCC"/>
+              <w:bottom w:val="single" w:sz="4" w:space="0" w:color="CCCCCC"/>
             </w:tcBorders>
           </w:tcPr>
           <w:p>
@@ -7134,10 +7140,10 @@
               <w:right w:w="108" w:type="dxa"/>
             </w:tcMar>
             <w:tcBorders>
-              <w:right w:val="single" w:sz="4" w:space="0" w:color="CCCCCC"/>
-              <w:top w:val="single" w:sz="4" w:space="0" w:color="CCCCCC"/>
-              <w:bottom w:val="single" w:sz="4" w:space="0" w:color="CCCCCC"/>
-              <w:left w:val="single" w:sz="4" w:space="0" w:color="CCCCCC"/>
+              <w:top w:val="single" w:sz="4" w:space="0" w:color="CCCCCC"/>
+              <w:right w:val="single" w:sz="4" w:space="0" w:color="CCCCCC"/>
+              <w:left w:val="single" w:sz="4" w:space="0" w:color="CCCCCC"/>
+              <w:bottom w:val="single" w:sz="4" w:space="0" w:color="CCCCCC"/>
             </w:tcBorders>
           </w:tcPr>
           <w:p>
@@ -7170,10 +7176,10 @@
               <w:right w:w="108" w:type="dxa"/>
             </w:tcMar>
             <w:tcBorders>
-              <w:right w:val="single" w:sz="4" w:space="0" w:color="CCCCCC"/>
-              <w:top w:val="single" w:sz="4" w:space="0" w:color="CCCCCC"/>
-              <w:bottom w:val="single" w:sz="4" w:space="0" w:color="CCCCCC"/>
-              <w:left w:val="single" w:sz="4" w:space="0" w:color="CCCCCC"/>
+              <w:top w:val="single" w:sz="4" w:space="0" w:color="CCCCCC"/>
+              <w:right w:val="single" w:sz="4" w:space="0" w:color="CCCCCC"/>
+              <w:left w:val="single" w:sz="4" w:space="0" w:color="CCCCCC"/>
+              <w:bottom w:val="single" w:sz="4" w:space="0" w:color="CCCCCC"/>
             </w:tcBorders>
           </w:tcPr>
           <w:p>
@@ -7189,7 +7195,7 @@
                 <w:sz w:val="20"/>
                 <w:szCs w:val="20"/>
               </w:rPr>
-              <w:t>General inquiry</w:t>
+              <w:t>Inquiry about licences and vehicles</w:t>
             </w:r>
           </w:p>
         </w:tc>
@@ -7204,10 +7210,10 @@
               <w:right w:w="108" w:type="dxa"/>
             </w:tcMar>
             <w:tcBorders>
-              <w:right w:val="single" w:sz="4" w:space="0" w:color="CCCCCC"/>
-              <w:top w:val="single" w:sz="4" w:space="0" w:color="CCCCCC"/>
-              <w:bottom w:val="single" w:sz="4" w:space="0" w:color="CCCCCC"/>
-              <w:left w:val="single" w:sz="4" w:space="0" w:color="CCCCCC"/>
+              <w:top w:val="single" w:sz="4" w:space="0" w:color="CCCCCC"/>
+              <w:right w:val="single" w:sz="4" w:space="0" w:color="CCCCCC"/>
+              <w:left w:val="single" w:sz="4" w:space="0" w:color="CCCCCC"/>
+              <w:bottom w:val="single" w:sz="4" w:space="0" w:color="CCCCCC"/>
             </w:tcBorders>
           </w:tcPr>
           <w:p>
@@ -7223,7 +7229,7 @@
                 <w:sz w:val="20"/>
                 <w:szCs w:val="20"/>
               </w:rPr>
-              <w:t>4</w:t>
+              <w:t>2</w:t>
             </w:r>
           </w:p>
         </w:tc>
@@ -7238,10 +7244,10 @@
               <w:right w:w="108" w:type="dxa"/>
             </w:tcMar>
             <w:tcBorders>
-              <w:right w:val="single" w:sz="4" w:space="0" w:color="CCCCCC"/>
-              <w:top w:val="single" w:sz="4" w:space="0" w:color="CCCCCC"/>
-              <w:bottom w:val="single" w:sz="4" w:space="0" w:color="CCCCCC"/>
-              <w:left w:val="single" w:sz="4" w:space="0" w:color="CCCCCC"/>
+              <w:top w:val="single" w:sz="4" w:space="0" w:color="CCCCCC"/>
+              <w:right w:val="single" w:sz="4" w:space="0" w:color="CCCCCC"/>
+              <w:left w:val="single" w:sz="4" w:space="0" w:color="CCCCCC"/>
+              <w:bottom w:val="single" w:sz="4" w:space="0" w:color="CCCCCC"/>
             </w:tcBorders>
           </w:tcPr>
           <w:p>
@@ -7272,10 +7278,10 @@
               <w:right w:w="108" w:type="dxa"/>
             </w:tcMar>
             <w:tcBorders>
-              <w:right w:val="single" w:sz="4" w:space="0" w:color="CCCCCC"/>
-              <w:top w:val="single" w:sz="4" w:space="0" w:color="CCCCCC"/>
-              <w:bottom w:val="single" w:sz="4" w:space="0" w:color="CCCCCC"/>
-              <w:left w:val="single" w:sz="4" w:space="0" w:color="CCCCCC"/>
+              <w:top w:val="single" w:sz="4" w:space="0" w:color="CCCCCC"/>
+              <w:bottom w:val="single" w:sz="4" w:space="0" w:color="CCCCCC"/>
+              <w:left w:val="single" w:sz="4" w:space="0" w:color="CCCCCC"/>
+              <w:right w:val="single" w:sz="4" w:space="0" w:color="CCCCCC"/>
             </w:tcBorders>
           </w:tcPr>
           <w:p>
@@ -7291,7 +7297,7 @@
                 <w:sz w:val="20"/>
                 <w:szCs w:val="20"/>
               </w:rPr>
-              <w:t>Customers who contacted support to enquire about general information relating to police services or their procedures without having a specific request or a problem requiring follow-up.</w:t>
+              <w:t>Customers who inquired about procedures or requirements related to driving licences or vehicle registration; their questions were clarificatory in nature and did not require operational intervention by a staff member.</w:t>
             </w:r>
           </w:p>
         </w:tc>
@@ -7308,10 +7314,10 @@
               <w:right w:w="108" w:type="dxa"/>
             </w:tcMar>
             <w:tcBorders>
-              <w:right w:val="single" w:sz="4" w:space="0" w:color="CCCCCC"/>
-              <w:top w:val="single" w:sz="4" w:space="0" w:color="CCCCCC"/>
-              <w:bottom w:val="single" w:sz="4" w:space="0" w:color="CCCCCC"/>
-              <w:left w:val="single" w:sz="4" w:space="0" w:color="CCCCCC"/>
+              <w:top w:val="single" w:sz="4" w:space="0" w:color="CCCCCC"/>
+              <w:right w:val="single" w:sz="4" w:space="0" w:color="CCCCCC"/>
+              <w:left w:val="single" w:sz="4" w:space="0" w:color="CCCCCC"/>
+              <w:bottom w:val="single" w:sz="4" w:space="0" w:color="CCCCCC"/>
             </w:tcBorders>
           </w:tcPr>
           <w:p>
@@ -7327,7 +7333,7 @@
                 <w:sz w:val="20"/>
                 <w:szCs w:val="20"/>
               </w:rPr>
-              <w:t>Inquiry about licences and vehicles</w:t>
+              <w:t>General inquiry</w:t>
             </w:r>
           </w:p>
         </w:tc>
@@ -7342,10 +7348,10 @@
               <w:right w:w="108" w:type="dxa"/>
             </w:tcMar>
             <w:tcBorders>
-              <w:right w:val="single" w:sz="4" w:space="0" w:color="CCCCCC"/>
-              <w:top w:val="single" w:sz="4" w:space="0" w:color="CCCCCC"/>
-              <w:bottom w:val="single" w:sz="4" w:space="0" w:color="CCCCCC"/>
-              <w:left w:val="single" w:sz="4" w:space="0" w:color="CCCCCC"/>
+              <w:top w:val="single" w:sz="4" w:space="0" w:color="CCCCCC"/>
+              <w:right w:val="single" w:sz="4" w:space="0" w:color="CCCCCC"/>
+              <w:left w:val="single" w:sz="4" w:space="0" w:color="CCCCCC"/>
+              <w:bottom w:val="single" w:sz="4" w:space="0" w:color="CCCCCC"/>
             </w:tcBorders>
           </w:tcPr>
           <w:p>
@@ -7376,10 +7382,10 @@
               <w:right w:w="108" w:type="dxa"/>
             </w:tcMar>
             <w:tcBorders>
-              <w:right w:val="single" w:sz="4" w:space="0" w:color="CCCCCC"/>
-              <w:top w:val="single" w:sz="4" w:space="0" w:color="CCCCCC"/>
-              <w:bottom w:val="single" w:sz="4" w:space="0" w:color="CCCCCC"/>
-              <w:left w:val="single" w:sz="4" w:space="0" w:color="CCCCCC"/>
+              <w:top w:val="single" w:sz="4" w:space="0" w:color="CCCCCC"/>
+              <w:right w:val="single" w:sz="4" w:space="0" w:color="CCCCCC"/>
+              <w:left w:val="single" w:sz="4" w:space="0" w:color="CCCCCC"/>
+              <w:bottom w:val="single" w:sz="4" w:space="0" w:color="CCCCCC"/>
             </w:tcBorders>
           </w:tcPr>
           <w:p>
@@ -7395,7 +7401,7 @@
                 <w:sz w:val="20"/>
                 <w:szCs w:val="20"/>
               </w:rPr>
-              <w:t>25.0%</w:t>
+              <w:t>50.0%</w:t>
             </w:r>
           </w:p>
         </w:tc>
@@ -7410,10 +7416,10 @@
               <w:right w:w="108" w:type="dxa"/>
             </w:tcMar>
             <w:tcBorders>
-              <w:right w:val="single" w:sz="4" w:space="0" w:color="CCCCCC"/>
-              <w:top w:val="single" w:sz="4" w:space="0" w:color="CCCCCC"/>
-              <w:bottom w:val="single" w:sz="4" w:space="0" w:color="CCCCCC"/>
-              <w:left w:val="single" w:sz="4" w:space="0" w:color="CCCCCC"/>
+              <w:top w:val="single" w:sz="4" w:space="0" w:color="CCCCCC"/>
+              <w:right w:val="single" w:sz="4" w:space="0" w:color="CCCCCC"/>
+              <w:left w:val="single" w:sz="4" w:space="0" w:color="CCCCCC"/>
+              <w:bottom w:val="single" w:sz="4" w:space="0" w:color="CCCCCC"/>
             </w:tcBorders>
           </w:tcPr>
           <w:p>
@@ -7429,283 +7435,7 @@
                 <w:sz w:val="20"/>
                 <w:szCs w:val="20"/>
               </w:rPr>
-              <w:t>Customers who sought clarification about driving licence or vehicle ownership details, such as validity dates, issuance fees, and electronic enquiry procedures.</w:t>
-            </w:r>
-          </w:p>
-        </w:tc>
-      </w:tr>
-      <w:tr>
-        <w:tc>
-          <w:tcPr>
-            <w:tcW w:type="dxa" w:w="2340"/>
-            <w:shd w:val="clear" w:color="auto" w:fill="FFFFFF"/>
-            <w:tcMar>
-              <w:top w:w="60" w:type="dxa"/>
-              <w:bottom w:w="60" w:type="dxa"/>
-              <w:left w:w="108" w:type="dxa"/>
-              <w:right w:w="108" w:type="dxa"/>
-            </w:tcMar>
-            <w:tcBorders>
-              <w:right w:val="single" w:sz="4" w:space="0" w:color="CCCCCC"/>
-              <w:top w:val="single" w:sz="4" w:space="0" w:color="CCCCCC"/>
-              <w:bottom w:val="single" w:sz="4" w:space="0" w:color="CCCCCC"/>
-              <w:left w:val="single" w:sz="4" w:space="0" w:color="CCCCCC"/>
-            </w:tcBorders>
-          </w:tcPr>
-          <w:p>
-            <w:pPr>
-              <w:spacing w:before="60" w:after="60"/>
-              <w:jc w:val="left"/>
-            </w:pPr>
-            <w:r>
-              <w:rPr>
-                <w:rFonts w:ascii="Calibri" w:hAnsi="Calibri" w:eastAsia="Calibri" w:cs="Calibri"/>
-                <w:b w:val="0"/>
-                <w:color w:val="000000"/>
-                <w:sz w:val="20"/>
-                <w:szCs w:val="20"/>
-              </w:rPr>
-              <w:t>Inquiry about procedures and requirements</w:t>
-            </w:r>
-          </w:p>
-        </w:tc>
-        <w:tc>
-          <w:tcPr>
-            <w:tcW w:type="dxa" w:w="2340"/>
-            <w:shd w:val="clear" w:color="auto" w:fill="FFFFFF"/>
-            <w:tcMar>
-              <w:top w:w="60" w:type="dxa"/>
-              <w:bottom w:w="60" w:type="dxa"/>
-              <w:left w:w="108" w:type="dxa"/>
-              <w:right w:w="108" w:type="dxa"/>
-            </w:tcMar>
-            <w:tcBorders>
-              <w:right w:val="single" w:sz="4" w:space="0" w:color="CCCCCC"/>
-              <w:top w:val="single" w:sz="4" w:space="0" w:color="CCCCCC"/>
-              <w:bottom w:val="single" w:sz="4" w:space="0" w:color="CCCCCC"/>
-              <w:left w:val="single" w:sz="4" w:space="0" w:color="CCCCCC"/>
-            </w:tcBorders>
-          </w:tcPr>
-          <w:p>
-            <w:pPr>
-              <w:spacing w:before="60" w:after="60"/>
-              <w:jc w:val="left"/>
-            </w:pPr>
-            <w:r>
-              <w:rPr>
-                <w:rFonts w:ascii="Calibri" w:hAnsi="Calibri" w:eastAsia="Calibri" w:cs="Calibri"/>
-                <w:b w:val="0"/>
-                <w:color w:val="000000"/>
-                <w:sz w:val="20"/>
-                <w:szCs w:val="20"/>
-              </w:rPr>
-              <w:t>1</w:t>
-            </w:r>
-          </w:p>
-        </w:tc>
-        <w:tc>
-          <w:tcPr>
-            <w:tcW w:type="dxa" w:w="2340"/>
-            <w:shd w:val="clear" w:color="auto" w:fill="FFFFFF"/>
-            <w:tcMar>
-              <w:top w:w="60" w:type="dxa"/>
-              <w:bottom w:w="60" w:type="dxa"/>
-              <w:left w:w="108" w:type="dxa"/>
-              <w:right w:w="108" w:type="dxa"/>
-            </w:tcMar>
-            <w:tcBorders>
-              <w:right w:val="single" w:sz="4" w:space="0" w:color="CCCCCC"/>
-              <w:top w:val="single" w:sz="4" w:space="0" w:color="CCCCCC"/>
-              <w:bottom w:val="single" w:sz="4" w:space="0" w:color="CCCCCC"/>
-              <w:left w:val="single" w:sz="4" w:space="0" w:color="CCCCCC"/>
-            </w:tcBorders>
-          </w:tcPr>
-          <w:p>
-            <w:pPr>
-              <w:spacing w:before="60" w:after="60"/>
-              <w:jc w:val="left"/>
-            </w:pPr>
-            <w:r>
-              <w:rPr>
-                <w:rFonts w:ascii="Calibri" w:hAnsi="Calibri" w:eastAsia="Calibri" w:cs="Calibri"/>
-                <w:b w:val="0"/>
-                <w:color w:val="000000"/>
-                <w:sz w:val="20"/>
-                <w:szCs w:val="20"/>
-              </w:rPr>
-              <w:t>12.5%</w:t>
-            </w:r>
-          </w:p>
-        </w:tc>
-        <w:tc>
-          <w:tcPr>
-            <w:tcW w:type="dxa" w:w="2340"/>
-            <w:shd w:val="clear" w:color="auto" w:fill="FFFFFF"/>
-            <w:tcMar>
-              <w:top w:w="60" w:type="dxa"/>
-              <w:bottom w:w="60" w:type="dxa"/>
-              <w:left w:w="108" w:type="dxa"/>
-              <w:right w:w="108" w:type="dxa"/>
-            </w:tcMar>
-            <w:tcBorders>
-              <w:right w:val="single" w:sz="4" w:space="0" w:color="CCCCCC"/>
-              <w:top w:val="single" w:sz="4" w:space="0" w:color="CCCCCC"/>
-              <w:bottom w:val="single" w:sz="4" w:space="0" w:color="CCCCCC"/>
-              <w:left w:val="single" w:sz="4" w:space="0" w:color="CCCCCC"/>
-            </w:tcBorders>
-          </w:tcPr>
-          <w:p>
-            <w:pPr>
-              <w:spacing w:before="60" w:after="60"/>
-              <w:jc w:val="left"/>
-            </w:pPr>
-            <w:r>
-              <w:rPr>
-                <w:rFonts w:ascii="Calibri" w:hAnsi="Calibri" w:eastAsia="Calibri" w:cs="Calibri"/>
-                <w:b w:val="0"/>
-                <w:color w:val="000000"/>
-                <w:sz w:val="20"/>
-                <w:szCs w:val="20"/>
-              </w:rPr>
-              <w:t>A customer who contacted support to learn the official steps and documents required to complete a specific transaction before proceeding to submit it through the approved channels.</w:t>
-            </w:r>
-          </w:p>
-        </w:tc>
-      </w:tr>
-      <w:tr>
-        <w:tc>
-          <w:tcPr>
-            <w:tcW w:type="dxa" w:w="2340"/>
-            <w:shd w:val="clear" w:color="auto" w:fill="D9D9D9"/>
-            <w:tcMar>
-              <w:top w:w="60" w:type="dxa"/>
-              <w:bottom w:w="60" w:type="dxa"/>
-              <w:left w:w="108" w:type="dxa"/>
-              <w:right w:w="108" w:type="dxa"/>
-            </w:tcMar>
-            <w:tcBorders>
-              <w:right w:val="single" w:sz="4" w:space="0" w:color="CCCCCC"/>
-              <w:bottom w:val="single" w:sz="4" w:space="0" w:color="CCCCCC"/>
-              <w:top w:val="single" w:sz="4" w:space="0" w:color="CCCCCC"/>
-              <w:left w:val="single" w:sz="4" w:space="0" w:color="CCCCCC"/>
-            </w:tcBorders>
-          </w:tcPr>
-          <w:p>
-            <w:pPr>
-              <w:spacing w:before="60" w:after="60"/>
-              <w:jc w:val="left"/>
-            </w:pPr>
-            <w:r>
-              <w:rPr>
-                <w:rFonts w:ascii="Calibri" w:hAnsi="Calibri" w:eastAsia="Calibri" w:cs="Calibri"/>
-                <w:b w:val="0"/>
-                <w:color w:val="000000"/>
-                <w:sz w:val="20"/>
-                <w:szCs w:val="20"/>
-              </w:rPr>
-              <w:t>Inquiry about weapons and licences</w:t>
-            </w:r>
-          </w:p>
-        </w:tc>
-        <w:tc>
-          <w:tcPr>
-            <w:tcW w:type="dxa" w:w="2340"/>
-            <w:shd w:val="clear" w:color="auto" w:fill="D9D9D9"/>
-            <w:tcMar>
-              <w:top w:w="60" w:type="dxa"/>
-              <w:bottom w:w="60" w:type="dxa"/>
-              <w:left w:w="108" w:type="dxa"/>
-              <w:right w:w="108" w:type="dxa"/>
-            </w:tcMar>
-            <w:tcBorders>
-              <w:right w:val="single" w:sz="4" w:space="0" w:color="CCCCCC"/>
-              <w:bottom w:val="single" w:sz="4" w:space="0" w:color="CCCCCC"/>
-              <w:left w:val="single" w:sz="4" w:space="0" w:color="CCCCCC"/>
-              <w:top w:val="single" w:sz="4" w:space="0" w:color="CCCCCC"/>
-            </w:tcBorders>
-          </w:tcPr>
-          <w:p>
-            <w:pPr>
-              <w:spacing w:before="60" w:after="60"/>
-              <w:jc w:val="left"/>
-            </w:pPr>
-            <w:r>
-              <w:rPr>
-                <w:rFonts w:ascii="Calibri" w:hAnsi="Calibri" w:eastAsia="Calibri" w:cs="Calibri"/>
-                <w:b w:val="0"/>
-                <w:color w:val="000000"/>
-                <w:sz w:val="20"/>
-                <w:szCs w:val="20"/>
-              </w:rPr>
-              <w:t>1</w:t>
-            </w:r>
-          </w:p>
-        </w:tc>
-        <w:tc>
-          <w:tcPr>
-            <w:tcW w:type="dxa" w:w="2340"/>
-            <w:shd w:val="clear" w:color="auto" w:fill="D9D9D9"/>
-            <w:tcMar>
-              <w:top w:w="60" w:type="dxa"/>
-              <w:bottom w:w="60" w:type="dxa"/>
-              <w:left w:w="108" w:type="dxa"/>
-              <w:right w:w="108" w:type="dxa"/>
-            </w:tcMar>
-            <w:tcBorders>
-              <w:right w:val="single" w:sz="4" w:space="0" w:color="CCCCCC"/>
-              <w:bottom w:val="single" w:sz="4" w:space="0" w:color="CCCCCC"/>
-              <w:left w:val="single" w:sz="4" w:space="0" w:color="CCCCCC"/>
-              <w:top w:val="single" w:sz="4" w:space="0" w:color="CCCCCC"/>
-            </w:tcBorders>
-          </w:tcPr>
-          <w:p>
-            <w:pPr>
-              <w:spacing w:before="60" w:after="60"/>
-              <w:jc w:val="left"/>
-            </w:pPr>
-            <w:r>
-              <w:rPr>
-                <w:rFonts w:ascii="Calibri" w:hAnsi="Calibri" w:eastAsia="Calibri" w:cs="Calibri"/>
-                <w:b w:val="0"/>
-                <w:color w:val="000000"/>
-                <w:sz w:val="20"/>
-                <w:szCs w:val="20"/>
-              </w:rPr>
-              <w:t>12.5%</w:t>
-            </w:r>
-          </w:p>
-        </w:tc>
-        <w:tc>
-          <w:tcPr>
-            <w:tcW w:type="dxa" w:w="2340"/>
-            <w:shd w:val="clear" w:color="auto" w:fill="D9D9D9"/>
-            <w:tcMar>
-              <w:top w:w="60" w:type="dxa"/>
-              <w:bottom w:w="60" w:type="dxa"/>
-              <w:left w:w="108" w:type="dxa"/>
-              <w:right w:w="108" w:type="dxa"/>
-            </w:tcMar>
-            <w:tcBorders>
-              <w:right w:val="single" w:sz="4" w:space="0" w:color="CCCCCC"/>
-              <w:bottom w:val="single" w:sz="4" w:space="0" w:color="CCCCCC"/>
-              <w:left w:val="single" w:sz="4" w:space="0" w:color="CCCCCC"/>
-              <w:top w:val="single" w:sz="4" w:space="0" w:color="CCCCCC"/>
-            </w:tcBorders>
-          </w:tcPr>
-          <w:p>
-            <w:pPr>
-              <w:spacing w:before="60" w:after="60"/>
-              <w:jc w:val="left"/>
-            </w:pPr>
-            <w:r>
-              <w:rPr>
-                <w:rFonts w:ascii="Calibri" w:hAnsi="Calibri" w:eastAsia="Calibri" w:cs="Calibri"/>
-                <w:b w:val="0"/>
-                <w:color w:val="000000"/>
-                <w:sz w:val="20"/>
-                <w:szCs w:val="20"/>
-              </w:rPr>
-              <w:t>A customer who enquired about the conditions and procedures for obtaining or renewing a weapons licence, and requested clarification regarding the competent authority and the necessary documents.</w:t>
+              <w:t>Customers who contacted to inquire about general information concerning Fujairah Police services or communication methods; their questions are answerable immediately via self-service digital channels.</w:t>
             </w:r>
           </w:p>
         </w:tc>
@@ -7725,7 +7455,7 @@
           <w:sz w:val="32"/>
           <w:szCs w:val="32"/>
         </w:rPr>
-        <w:t>Section Four: Analysis Two — Customer Journey Challenges</w:t>
+        <w:t>Section Four: Second Analysis — Customer Journey Challenges</w:t>
       </w:r>
       <w:bookmarkStart w:id="14" w:name="_Toc000000014"/>
       <w:bookmarkEnd w:id="14"/>
@@ -7745,7 +7475,7 @@
           <w:szCs w:val="24"/>
           <w:u w:val="none"/>
         </w:rPr>
-        <w:t>In-depth analysis of unstructured text data reveals 7 principal friction points in the customer journey, each arising from a specific identifiable root cause that can be addressed. The most acute point is the vehicle image in the violation notice displaying a different vehicle or non-matching plate, forcing the customer to contact support manually to correct the error, affecting 9 cases (18.0% of the total). Among these points, a quick-win improvement opportunity stands out relating to the absence of document delivery status notifications via post, which accounts for 8.0% of cases and can be addressed immediately by activating a proactive SMS or email notification containing a shipment tracking link as soon as the document is dispatched. The following is a detailed presentation of all identified friction points, their root causes, and the proposed improvement actions:</w:t>
+        <w:t>In-depth analysis of unstructured textual data reveals 8 key friction points in the customer journey, each arising from a specific identifiable root cause that can be addressed. The most acute point is the vehicle image in the violation notice showing a different vehicle, or the customer not having been present in Fujairah, affecting 9 cases (18.0% of total). A quick improvement opportunity is identified in activating a delivery tracking SMS notification as soon as a vehicle ownership document or driving licence is printed and dispatched, addressing 4 cases (8.0% of total) with limited technical intervention and an immediate impact on customer experience:</w:t>
       </w:r>
     </w:p>
     <w:tbl>
@@ -7773,10 +7503,10 @@
               <w:right w:w="108" w:type="dxa"/>
             </w:tcMar>
             <w:tcBorders>
-              <w:right w:val="single" w:sz="4" w:space="0" w:color="CCCCCC"/>
-              <w:top w:val="single" w:sz="4" w:space="0" w:color="CCCCCC"/>
-              <w:bottom w:val="single" w:sz="4" w:space="0" w:color="CCCCCC"/>
-              <w:left w:val="single" w:sz="4" w:space="0" w:color="CCCCCC"/>
+              <w:top w:val="single" w:sz="4" w:space="0" w:color="CCCCCC"/>
+              <w:right w:val="single" w:sz="4" w:space="0" w:color="CCCCCC"/>
+              <w:left w:val="single" w:sz="4" w:space="0" w:color="CCCCCC"/>
+              <w:bottom w:val="single" w:sz="4" w:space="0" w:color="CCCCCC"/>
             </w:tcBorders>
           </w:tcPr>
           <w:p>
@@ -7807,10 +7537,10 @@
               <w:right w:w="108" w:type="dxa"/>
             </w:tcMar>
             <w:tcBorders>
-              <w:right w:val="single" w:sz="4" w:space="0" w:color="CCCCCC"/>
-              <w:top w:val="single" w:sz="4" w:space="0" w:color="CCCCCC"/>
-              <w:bottom w:val="single" w:sz="4" w:space="0" w:color="CCCCCC"/>
-              <w:left w:val="single" w:sz="4" w:space="0" w:color="CCCCCC"/>
+              <w:top w:val="single" w:sz="4" w:space="0" w:color="CCCCCC"/>
+              <w:right w:val="single" w:sz="4" w:space="0" w:color="CCCCCC"/>
+              <w:left w:val="single" w:sz="4" w:space="0" w:color="CCCCCC"/>
+              <w:bottom w:val="single" w:sz="4" w:space="0" w:color="CCCCCC"/>
             </w:tcBorders>
           </w:tcPr>
           <w:p>
@@ -7841,10 +7571,10 @@
               <w:right w:w="108" w:type="dxa"/>
             </w:tcMar>
             <w:tcBorders>
-              <w:right w:val="single" w:sz="4" w:space="0" w:color="CCCCCC"/>
-              <w:top w:val="single" w:sz="4" w:space="0" w:color="CCCCCC"/>
-              <w:bottom w:val="single" w:sz="4" w:space="0" w:color="CCCCCC"/>
-              <w:left w:val="single" w:sz="4" w:space="0" w:color="CCCCCC"/>
+              <w:top w:val="single" w:sz="4" w:space="0" w:color="CCCCCC"/>
+              <w:right w:val="single" w:sz="4" w:space="0" w:color="CCCCCC"/>
+              <w:left w:val="single" w:sz="4" w:space="0" w:color="CCCCCC"/>
+              <w:bottom w:val="single" w:sz="4" w:space="0" w:color="CCCCCC"/>
             </w:tcBorders>
           </w:tcPr>
           <w:p>
@@ -7875,10 +7605,10 @@
               <w:right w:w="108" w:type="dxa"/>
             </w:tcMar>
             <w:tcBorders>
-              <w:right w:val="single" w:sz="4" w:space="0" w:color="CCCCCC"/>
-              <w:top w:val="single" w:sz="4" w:space="0" w:color="CCCCCC"/>
-              <w:bottom w:val="single" w:sz="4" w:space="0" w:color="CCCCCC"/>
-              <w:left w:val="single" w:sz="4" w:space="0" w:color="CCCCCC"/>
+              <w:top w:val="single" w:sz="4" w:space="0" w:color="CCCCCC"/>
+              <w:right w:val="single" w:sz="4" w:space="0" w:color="CCCCCC"/>
+              <w:left w:val="single" w:sz="4" w:space="0" w:color="CCCCCC"/>
+              <w:bottom w:val="single" w:sz="4" w:space="0" w:color="CCCCCC"/>
             </w:tcBorders>
           </w:tcPr>
           <w:p>
@@ -7911,10 +7641,10 @@
               <w:right w:w="108" w:type="dxa"/>
             </w:tcMar>
             <w:tcBorders>
-              <w:right w:val="single" w:sz="4" w:space="0" w:color="CCCCCC"/>
-              <w:top w:val="single" w:sz="4" w:space="0" w:color="CCCCCC"/>
-              <w:bottom w:val="single" w:sz="4" w:space="0" w:color="CCCCCC"/>
-              <w:left w:val="single" w:sz="4" w:space="0" w:color="CCCCCC"/>
+              <w:top w:val="single" w:sz="4" w:space="0" w:color="CCCCCC"/>
+              <w:right w:val="single" w:sz="4" w:space="0" w:color="CCCCCC"/>
+              <w:left w:val="single" w:sz="4" w:space="0" w:color="CCCCCC"/>
+              <w:bottom w:val="single" w:sz="4" w:space="0" w:color="CCCCCC"/>
             </w:tcBorders>
           </w:tcPr>
           <w:p>
@@ -7930,7 +7660,7 @@
                 <w:sz w:val="20"/>
                 <w:szCs w:val="20"/>
               </w:rPr>
-              <w:t>Vehicle image in the violation notice displays a different vehicle or non-matching plate, forcing the customer to contact support manually to correct the error</w:t>
+              <w:t>Vehicle image in the violation notice shows a different vehicle, or the customer was not present in Fujairah</w:t>
             </w:r>
           </w:p>
         </w:tc>
@@ -7945,10 +7675,10 @@
               <w:right w:w="108" w:type="dxa"/>
             </w:tcMar>
             <w:tcBorders>
-              <w:right w:val="single" w:sz="4" w:space="0" w:color="CCCCCC"/>
-              <w:top w:val="single" w:sz="4" w:space="0" w:color="CCCCCC"/>
-              <w:bottom w:val="single" w:sz="4" w:space="0" w:color="CCCCCC"/>
-              <w:left w:val="single" w:sz="4" w:space="0" w:color="CCCCCC"/>
+              <w:top w:val="single" w:sz="4" w:space="0" w:color="CCCCCC"/>
+              <w:right w:val="single" w:sz="4" w:space="0" w:color="CCCCCC"/>
+              <w:left w:val="single" w:sz="4" w:space="0" w:color="CCCCCC"/>
+              <w:bottom w:val="single" w:sz="4" w:space="0" w:color="CCCCCC"/>
             </w:tcBorders>
           </w:tcPr>
           <w:p>
@@ -7979,10 +7709,10 @@
               <w:right w:w="108" w:type="dxa"/>
             </w:tcMar>
             <w:tcBorders>
-              <w:right w:val="single" w:sz="4" w:space="0" w:color="CCCCCC"/>
-              <w:top w:val="single" w:sz="4" w:space="0" w:color="CCCCCC"/>
-              <w:bottom w:val="single" w:sz="4" w:space="0" w:color="CCCCCC"/>
-              <w:left w:val="single" w:sz="4" w:space="0" w:color="CCCCCC"/>
+              <w:top w:val="single" w:sz="4" w:space="0" w:color="CCCCCC"/>
+              <w:right w:val="single" w:sz="4" w:space="0" w:color="CCCCCC"/>
+              <w:left w:val="single" w:sz="4" w:space="0" w:color="CCCCCC"/>
+              <w:bottom w:val="single" w:sz="4" w:space="0" w:color="CCCCCC"/>
             </w:tcBorders>
           </w:tcPr>
           <w:p>
@@ -7998,7 +7728,7 @@
                 <w:sz w:val="20"/>
                 <w:szCs w:val="20"/>
               </w:rPr>
-              <w:t>Technical platform defect</w:t>
+              <w:t>Technical platform malfunction</w:t>
             </w:r>
           </w:p>
         </w:tc>
@@ -8013,10 +7743,10 @@
               <w:right w:w="108" w:type="dxa"/>
             </w:tcMar>
             <w:tcBorders>
-              <w:right w:val="single" w:sz="4" w:space="0" w:color="CCCCCC"/>
-              <w:top w:val="single" w:sz="4" w:space="0" w:color="CCCCCC"/>
-              <w:bottom w:val="single" w:sz="4" w:space="0" w:color="CCCCCC"/>
-              <w:left w:val="single" w:sz="4" w:space="0" w:color="CCCCCC"/>
+              <w:top w:val="single" w:sz="4" w:space="0" w:color="CCCCCC"/>
+              <w:bottom w:val="single" w:sz="4" w:space="0" w:color="CCCCCC"/>
+              <w:left w:val="single" w:sz="4" w:space="0" w:color="CCCCCC"/>
+              <w:right w:val="single" w:sz="4" w:space="0" w:color="CCCCCC"/>
             </w:tcBorders>
           </w:tcPr>
           <w:p>
@@ -8032,7 +7762,7 @@
                 <w:sz w:val="20"/>
                 <w:szCs w:val="20"/>
               </w:rPr>
-              <w:t>Develop an internal automated system to detect plate mismatches before violation notices are dispatched, and provide a digital channel for submitting objections with photographic evidence attached, without requiring a physical appearance.</w:t>
+              <w:t>Review the radar plate-matching system and fix the malfunction, provide a digital objection channel with evidence attachment, and add a guide for recovering erroneously paid fines.</w:t>
             </w:r>
           </w:p>
         </w:tc>
@@ -8049,10 +7779,10 @@
               <w:right w:w="108" w:type="dxa"/>
             </w:tcMar>
             <w:tcBorders>
-              <w:right w:val="single" w:sz="4" w:space="0" w:color="CCCCCC"/>
-              <w:top w:val="single" w:sz="4" w:space="0" w:color="CCCCCC"/>
-              <w:bottom w:val="single" w:sz="4" w:space="0" w:color="CCCCCC"/>
-              <w:left w:val="single" w:sz="4" w:space="0" w:color="CCCCCC"/>
+              <w:top w:val="single" w:sz="4" w:space="0" w:color="CCCCCC"/>
+              <w:right w:val="single" w:sz="4" w:space="0" w:color="CCCCCC"/>
+              <w:left w:val="single" w:sz="4" w:space="0" w:color="CCCCCC"/>
+              <w:bottom w:val="single" w:sz="4" w:space="0" w:color="CCCCCC"/>
             </w:tcBorders>
           </w:tcPr>
           <w:p>
@@ -8068,7 +7798,7 @@
                 <w:sz w:val="20"/>
                 <w:szCs w:val="20"/>
               </w:rPr>
-              <w:t>The system does not allow the customer to self-update their phone number, identity data, or licence image, forcing them to contact support to complete the update</w:t>
+              <w:t>Customer unable to self-update their personal data via the application</w:t>
             </w:r>
           </w:p>
         </w:tc>
@@ -8083,10 +7813,10 @@
               <w:right w:w="108" w:type="dxa"/>
             </w:tcMar>
             <w:tcBorders>
-              <w:right w:val="single" w:sz="4" w:space="0" w:color="CCCCCC"/>
-              <w:top w:val="single" w:sz="4" w:space="0" w:color="CCCCCC"/>
-              <w:bottom w:val="single" w:sz="4" w:space="0" w:color="CCCCCC"/>
-              <w:left w:val="single" w:sz="4" w:space="0" w:color="CCCCCC"/>
+              <w:top w:val="single" w:sz="4" w:space="0" w:color="CCCCCC"/>
+              <w:right w:val="single" w:sz="4" w:space="0" w:color="CCCCCC"/>
+              <w:left w:val="single" w:sz="4" w:space="0" w:color="CCCCCC"/>
+              <w:bottom w:val="single" w:sz="4" w:space="0" w:color="CCCCCC"/>
             </w:tcBorders>
           </w:tcPr>
           <w:p>
@@ -8117,10 +7847,10 @@
               <w:right w:w="108" w:type="dxa"/>
             </w:tcMar>
             <w:tcBorders>
-              <w:right w:val="single" w:sz="4" w:space="0" w:color="CCCCCC"/>
-              <w:top w:val="single" w:sz="4" w:space="0" w:color="CCCCCC"/>
-              <w:bottom w:val="single" w:sz="4" w:space="0" w:color="CCCCCC"/>
-              <w:left w:val="single" w:sz="4" w:space="0" w:color="CCCCCC"/>
+              <w:top w:val="single" w:sz="4" w:space="0" w:color="CCCCCC"/>
+              <w:right w:val="single" w:sz="4" w:space="0" w:color="CCCCCC"/>
+              <w:left w:val="single" w:sz="4" w:space="0" w:color="CCCCCC"/>
+              <w:bottom w:val="single" w:sz="4" w:space="0" w:color="CCCCCC"/>
             </w:tcBorders>
           </w:tcPr>
           <w:p>
@@ -8136,7 +7866,7 @@
                 <w:sz w:val="20"/>
                 <w:szCs w:val="20"/>
               </w:rPr>
-              <w:t>Information available but difficult to access</w:t>
+              <w:t>Information exists but is difficult to access</w:t>
             </w:r>
           </w:p>
         </w:tc>
@@ -8151,10 +7881,10 @@
               <w:right w:w="108" w:type="dxa"/>
             </w:tcMar>
             <w:tcBorders>
-              <w:right w:val="single" w:sz="4" w:space="0" w:color="CCCCCC"/>
-              <w:top w:val="single" w:sz="4" w:space="0" w:color="CCCCCC"/>
-              <w:bottom w:val="single" w:sz="4" w:space="0" w:color="CCCCCC"/>
-              <w:left w:val="single" w:sz="4" w:space="0" w:color="CCCCCC"/>
+              <w:top w:val="single" w:sz="4" w:space="0" w:color="CCCCCC"/>
+              <w:bottom w:val="single" w:sz="4" w:space="0" w:color="CCCCCC"/>
+              <w:left w:val="single" w:sz="4" w:space="0" w:color="CCCCCC"/>
+              <w:right w:val="single" w:sz="4" w:space="0" w:color="CCCCCC"/>
             </w:tcBorders>
           </w:tcPr>
           <w:p>
@@ -8170,7 +7900,7 @@
                 <w:sz w:val="20"/>
                 <w:szCs w:val="20"/>
               </w:rPr>
-              <w:t>Conduct a technical audit to address self-update gaps in the application, and create a guided pathway within the app clarifying which fields can be edited electronically, with a step-by-step guide for each scenario.</w:t>
+              <w:t>Publish a step-by-step illustrated guide for self-updating personal data in the MOI application, and investigate and immediately resolve any technical barriers.</w:t>
             </w:r>
           </w:p>
         </w:tc>
@@ -8187,10 +7917,10 @@
               <w:right w:w="108" w:type="dxa"/>
             </w:tcMar>
             <w:tcBorders>
-              <w:right w:val="single" w:sz="4" w:space="0" w:color="CCCCCC"/>
-              <w:top w:val="single" w:sz="4" w:space="0" w:color="CCCCCC"/>
-              <w:bottom w:val="single" w:sz="4" w:space="0" w:color="CCCCCC"/>
-              <w:left w:val="single" w:sz="4" w:space="0" w:color="CCCCCC"/>
+              <w:top w:val="single" w:sz="4" w:space="0" w:color="CCCCCC"/>
+              <w:right w:val="single" w:sz="4" w:space="0" w:color="CCCCCC"/>
+              <w:left w:val="single" w:sz="4" w:space="0" w:color="CCCCCC"/>
+              <w:bottom w:val="single" w:sz="4" w:space="0" w:color="CCCCCC"/>
             </w:tcBorders>
           </w:tcPr>
           <w:p>
@@ -8206,7 +7936,7 @@
                 <w:sz w:val="20"/>
                 <w:szCs w:val="20"/>
               </w:rPr>
-              <w:t>The customer does not receive a notification or tracking link when ownership documents or a licence are dispatched via Emirates Post, and therefore contacts support to check the status</w:t>
+              <w:t>Absence of a digital channel for contesting traffic violations, forcing the customer to contact support</w:t>
             </w:r>
           </w:p>
         </w:tc>
@@ -8221,10 +7951,10 @@
               <w:right w:w="108" w:type="dxa"/>
             </w:tcMar>
             <w:tcBorders>
-              <w:right w:val="single" w:sz="4" w:space="0" w:color="CCCCCC"/>
-              <w:top w:val="single" w:sz="4" w:space="0" w:color="CCCCCC"/>
-              <w:bottom w:val="single" w:sz="4" w:space="0" w:color="CCCCCC"/>
-              <w:left w:val="single" w:sz="4" w:space="0" w:color="CCCCCC"/>
+              <w:top w:val="single" w:sz="4" w:space="0" w:color="CCCCCC"/>
+              <w:right w:val="single" w:sz="4" w:space="0" w:color="CCCCCC"/>
+              <w:left w:val="single" w:sz="4" w:space="0" w:color="CCCCCC"/>
+              <w:bottom w:val="single" w:sz="4" w:space="0" w:color="CCCCCC"/>
             </w:tcBorders>
           </w:tcPr>
           <w:p>
@@ -8240,7 +7970,7 @@
                 <w:sz w:val="20"/>
                 <w:szCs w:val="20"/>
               </w:rPr>
-              <w:t>4</w:t>
+              <w:t>5</w:t>
             </w:r>
           </w:p>
         </w:tc>
@@ -8255,10 +7985,10 @@
               <w:right w:w="108" w:type="dxa"/>
             </w:tcMar>
             <w:tcBorders>
-              <w:right w:val="single" w:sz="4" w:space="0" w:color="CCCCCC"/>
-              <w:top w:val="single" w:sz="4" w:space="0" w:color="CCCCCC"/>
-              <w:bottom w:val="single" w:sz="4" w:space="0" w:color="CCCCCC"/>
-              <w:left w:val="single" w:sz="4" w:space="0" w:color="CCCCCC"/>
+              <w:top w:val="single" w:sz="4" w:space="0" w:color="CCCCCC"/>
+              <w:right w:val="single" w:sz="4" w:space="0" w:color="CCCCCC"/>
+              <w:left w:val="single" w:sz="4" w:space="0" w:color="CCCCCC"/>
+              <w:bottom w:val="single" w:sz="4" w:space="0" w:color="CCCCCC"/>
             </w:tcBorders>
           </w:tcPr>
           <w:p>
@@ -8274,7 +8004,7 @@
                 <w:sz w:val="20"/>
                 <w:szCs w:val="20"/>
               </w:rPr>
-              <w:t>Absence of proactive notification</w:t>
+              <w:t>Information exists but is difficult to access</w:t>
             </w:r>
           </w:p>
         </w:tc>
@@ -8289,10 +8019,10 @@
               <w:right w:w="108" w:type="dxa"/>
             </w:tcMar>
             <w:tcBorders>
-              <w:right w:val="single" w:sz="4" w:space="0" w:color="CCCCCC"/>
-              <w:top w:val="single" w:sz="4" w:space="0" w:color="CCCCCC"/>
-              <w:bottom w:val="single" w:sz="4" w:space="0" w:color="CCCCCC"/>
-              <w:left w:val="single" w:sz="4" w:space="0" w:color="CCCCCC"/>
+              <w:top w:val="single" w:sz="4" w:space="0" w:color="CCCCCC"/>
+              <w:bottom w:val="single" w:sz="4" w:space="0" w:color="CCCCCC"/>
+              <w:left w:val="single" w:sz="4" w:space="0" w:color="CCCCCC"/>
+              <w:right w:val="single" w:sz="4" w:space="0" w:color="CCCCCC"/>
             </w:tcBorders>
           </w:tcPr>
           <w:p>
@@ -8308,7 +8038,7 @@
                 <w:sz w:val="20"/>
                 <w:szCs w:val="20"/>
               </w:rPr>
-              <w:t>Implement automated SMS or email notifications containing an Emirates Post tracking link sent as soon as the document is printed and dispatched, including the estimated delivery period for each emirate.</w:t>
+              <w:t>Develop a comprehensive digital objection pathway via the MOI application and website enabling customers to submit objections with documents without personal attendance, available around the clock.</w:t>
             </w:r>
           </w:p>
         </w:tc>
@@ -8325,10 +8055,10 @@
               <w:right w:w="108" w:type="dxa"/>
             </w:tcMar>
             <w:tcBorders>
-              <w:right w:val="single" w:sz="4" w:space="0" w:color="CCCCCC"/>
-              <w:top w:val="single" w:sz="4" w:space="0" w:color="CCCCCC"/>
-              <w:bottom w:val="single" w:sz="4" w:space="0" w:color="CCCCCC"/>
-              <w:left w:val="single" w:sz="4" w:space="0" w:color="CCCCCC"/>
+              <w:top w:val="single" w:sz="4" w:space="0" w:color="CCCCCC"/>
+              <w:right w:val="single" w:sz="4" w:space="0" w:color="CCCCCC"/>
+              <w:left w:val="single" w:sz="4" w:space="0" w:color="CCCCCC"/>
+              <w:bottom w:val="single" w:sz="4" w:space="0" w:color="CCCCCC"/>
             </w:tcBorders>
           </w:tcPr>
           <w:p>
@@ -8344,7 +8074,7 @@
                 <w:sz w:val="20"/>
                 <w:szCs w:val="20"/>
               </w:rPr>
-              <w:t>The customer objects to traffic violations due to unclear speed limits or belief in a different tolerance margin, generating recurring objection cases</w:t>
+              <w:t>No delivery tracking link sent for vehicle ownership document or licence after printing</w:t>
             </w:r>
           </w:p>
         </w:tc>
@@ -8359,10 +8089,10 @@
               <w:right w:w="108" w:type="dxa"/>
             </w:tcMar>
             <w:tcBorders>
-              <w:right w:val="single" w:sz="4" w:space="0" w:color="CCCCCC"/>
-              <w:top w:val="single" w:sz="4" w:space="0" w:color="CCCCCC"/>
-              <w:bottom w:val="single" w:sz="4" w:space="0" w:color="CCCCCC"/>
-              <w:left w:val="single" w:sz="4" w:space="0" w:color="CCCCCC"/>
+              <w:top w:val="single" w:sz="4" w:space="0" w:color="CCCCCC"/>
+              <w:right w:val="single" w:sz="4" w:space="0" w:color="CCCCCC"/>
+              <w:left w:val="single" w:sz="4" w:space="0" w:color="CCCCCC"/>
+              <w:bottom w:val="single" w:sz="4" w:space="0" w:color="CCCCCC"/>
             </w:tcBorders>
           </w:tcPr>
           <w:p>
@@ -8393,10 +8123,10 @@
               <w:right w:w="108" w:type="dxa"/>
             </w:tcMar>
             <w:tcBorders>
-              <w:right w:val="single" w:sz="4" w:space="0" w:color="CCCCCC"/>
-              <w:top w:val="single" w:sz="4" w:space="0" w:color="CCCCCC"/>
-              <w:bottom w:val="single" w:sz="4" w:space="0" w:color="CCCCCC"/>
-              <w:left w:val="single" w:sz="4" w:space="0" w:color="CCCCCC"/>
+              <w:top w:val="single" w:sz="4" w:space="0" w:color="CCCCCC"/>
+              <w:right w:val="single" w:sz="4" w:space="0" w:color="CCCCCC"/>
+              <w:left w:val="single" w:sz="4" w:space="0" w:color="CCCCCC"/>
+              <w:bottom w:val="single" w:sz="4" w:space="0" w:color="CCCCCC"/>
             </w:tcBorders>
           </w:tcPr>
           <w:p>
@@ -8412,7 +8142,7 @@
                 <w:sz w:val="20"/>
                 <w:szCs w:val="20"/>
               </w:rPr>
-              <w:t>Information missing from the guide</w:t>
+              <w:t>Absence of proactive notification</w:t>
             </w:r>
           </w:p>
         </w:tc>
@@ -8427,10 +8157,10 @@
               <w:right w:w="108" w:type="dxa"/>
             </w:tcMar>
             <w:tcBorders>
-              <w:right w:val="single" w:sz="4" w:space="0" w:color="CCCCCC"/>
-              <w:top w:val="single" w:sz="4" w:space="0" w:color="CCCCCC"/>
-              <w:bottom w:val="single" w:sz="4" w:space="0" w:color="CCCCCC"/>
-              <w:left w:val="single" w:sz="4" w:space="0" w:color="CCCCCC"/>
+              <w:top w:val="single" w:sz="4" w:space="0" w:color="CCCCCC"/>
+              <w:bottom w:val="single" w:sz="4" w:space="0" w:color="CCCCCC"/>
+              <w:left w:val="single" w:sz="4" w:space="0" w:color="CCCCCC"/>
+              <w:right w:val="single" w:sz="4" w:space="0" w:color="CCCCCC"/>
             </w:tcBorders>
           </w:tcPr>
           <w:p>
@@ -8446,7 +8176,7 @@
                 <w:sz w:val="20"/>
                 <w:szCs w:val="20"/>
               </w:rPr>
-              <w:t>Create a dedicated FAQ section titled 'Speed Limits and Violation Rules in Fujairah' clarifying the approved limits and official tolerance margin, and publish it prominently on the app, website, and in proactive awareness campaigns.</w:t>
+              <w:t>Activate an automatic SMS notification containing an Emirates Post tracking link as soon as the ownership card or licence is printed, and add a self-tracking screen in the MOI application.</w:t>
             </w:r>
           </w:p>
         </w:tc>
@@ -8463,10 +8193,10 @@
               <w:right w:w="108" w:type="dxa"/>
             </w:tcMar>
             <w:tcBorders>
-              <w:right w:val="single" w:sz="4" w:space="0" w:color="CCCCCC"/>
-              <w:top w:val="single" w:sz="4" w:space="0" w:color="CCCCCC"/>
-              <w:bottom w:val="single" w:sz="4" w:space="0" w:color="CCCCCC"/>
-              <w:left w:val="single" w:sz="4" w:space="0" w:color="CCCCCC"/>
+              <w:top w:val="single" w:sz="4" w:space="0" w:color="CCCCCC"/>
+              <w:right w:val="single" w:sz="4" w:space="0" w:color="CCCCCC"/>
+              <w:left w:val="single" w:sz="4" w:space="0" w:color="CCCCCC"/>
+              <w:bottom w:val="single" w:sz="4" w:space="0" w:color="CCCCCC"/>
             </w:tcBorders>
           </w:tcPr>
           <w:p>
@@ -8482,7 +8212,7 @@
                 <w:sz w:val="20"/>
                 <w:szCs w:val="20"/>
               </w:rPr>
-              <w:t>Absence of automatic status notifications for submitted requests forces customers to open follow-up complaints</w:t>
+              <w:t>Unclear status of submitted request — no automatic notification sent with status update</w:t>
             </w:r>
           </w:p>
         </w:tc>
@@ -8497,10 +8227,10 @@
               <w:right w:w="108" w:type="dxa"/>
             </w:tcMar>
             <w:tcBorders>
-              <w:right w:val="single" w:sz="4" w:space="0" w:color="CCCCCC"/>
-              <w:top w:val="single" w:sz="4" w:space="0" w:color="CCCCCC"/>
-              <w:bottom w:val="single" w:sz="4" w:space="0" w:color="CCCCCC"/>
-              <w:left w:val="single" w:sz="4" w:space="0" w:color="CCCCCC"/>
+              <w:top w:val="single" w:sz="4" w:space="0" w:color="CCCCCC"/>
+              <w:right w:val="single" w:sz="4" w:space="0" w:color="CCCCCC"/>
+              <w:left w:val="single" w:sz="4" w:space="0" w:color="CCCCCC"/>
+              <w:bottom w:val="single" w:sz="4" w:space="0" w:color="CCCCCC"/>
             </w:tcBorders>
           </w:tcPr>
           <w:p>
@@ -8516,7 +8246,7 @@
                 <w:sz w:val="20"/>
                 <w:szCs w:val="20"/>
               </w:rPr>
-              <w:t>3</w:t>
+              <w:t>4</w:t>
             </w:r>
           </w:p>
         </w:tc>
@@ -8531,10 +8261,10 @@
               <w:right w:w="108" w:type="dxa"/>
             </w:tcMar>
             <w:tcBorders>
-              <w:right w:val="single" w:sz="4" w:space="0" w:color="CCCCCC"/>
-              <w:top w:val="single" w:sz="4" w:space="0" w:color="CCCCCC"/>
-              <w:bottom w:val="single" w:sz="4" w:space="0" w:color="CCCCCC"/>
-              <w:left w:val="single" w:sz="4" w:space="0" w:color="CCCCCC"/>
+              <w:top w:val="single" w:sz="4" w:space="0" w:color="CCCCCC"/>
+              <w:right w:val="single" w:sz="4" w:space="0" w:color="CCCCCC"/>
+              <w:left w:val="single" w:sz="4" w:space="0" w:color="CCCCCC"/>
+              <w:bottom w:val="single" w:sz="4" w:space="0" w:color="CCCCCC"/>
             </w:tcBorders>
           </w:tcPr>
           <w:p>
@@ -8565,10 +8295,10 @@
               <w:right w:w="108" w:type="dxa"/>
             </w:tcMar>
             <w:tcBorders>
-              <w:right w:val="single" w:sz="4" w:space="0" w:color="CCCCCC"/>
-              <w:top w:val="single" w:sz="4" w:space="0" w:color="CCCCCC"/>
-              <w:bottom w:val="single" w:sz="4" w:space="0" w:color="CCCCCC"/>
-              <w:left w:val="single" w:sz="4" w:space="0" w:color="CCCCCC"/>
+              <w:top w:val="single" w:sz="4" w:space="0" w:color="CCCCCC"/>
+              <w:bottom w:val="single" w:sz="4" w:space="0" w:color="CCCCCC"/>
+              <w:left w:val="single" w:sz="4" w:space="0" w:color="CCCCCC"/>
+              <w:right w:val="single" w:sz="4" w:space="0" w:color="CCCCCC"/>
             </w:tcBorders>
           </w:tcPr>
           <w:p>
@@ -8584,7 +8314,7 @@
                 <w:sz w:val="20"/>
                 <w:szCs w:val="20"/>
               </w:rPr>
-              <w:t>Implement a real-time request status tracking system with SMS and email notifications at each processing stage, and add automatic escalation triggers when defined timeframes are exceeded without a status update.</w:t>
+              <w:t>Activate automatic push and SMS notifications at each processing stage, and add a 'My Requests' screen in the MOI application for real-time status tracking with defined target service timeframes.</w:t>
             </w:r>
           </w:p>
         </w:tc>
@@ -8601,10 +8331,10 @@
               <w:right w:w="108" w:type="dxa"/>
             </w:tcMar>
             <w:tcBorders>
-              <w:right w:val="single" w:sz="4" w:space="0" w:color="CCCCCC"/>
-              <w:top w:val="single" w:sz="4" w:space="0" w:color="CCCCCC"/>
-              <w:bottom w:val="single" w:sz="4" w:space="0" w:color="CCCCCC"/>
-              <w:left w:val="single" w:sz="4" w:space="0" w:color="CCCCCC"/>
+              <w:top w:val="single" w:sz="4" w:space="0" w:color="CCCCCC"/>
+              <w:right w:val="single" w:sz="4" w:space="0" w:color="CCCCCC"/>
+              <w:left w:val="single" w:sz="4" w:space="0" w:color="CCCCCC"/>
+              <w:bottom w:val="single" w:sz="4" w:space="0" w:color="CCCCCC"/>
             </w:tcBorders>
           </w:tcPr>
           <w:p>
@@ -8620,7 +8350,7 @@
                 <w:sz w:val="20"/>
                 <w:szCs w:val="20"/>
               </w:rPr>
-              <w:t>The customer experiences double fee deductions without service completion, or is unable to register despite meeting the requirements, due to system malfunctions</w:t>
+              <w:t>Duplicate fee deduction or failure to register despite meeting requirements due to a system malfunction</w:t>
             </w:r>
           </w:p>
         </w:tc>
@@ -8635,10 +8365,10 @@
               <w:right w:w="108" w:type="dxa"/>
             </w:tcMar>
             <w:tcBorders>
-              <w:right w:val="single" w:sz="4" w:space="0" w:color="CCCCCC"/>
-              <w:top w:val="single" w:sz="4" w:space="0" w:color="CCCCCC"/>
-              <w:bottom w:val="single" w:sz="4" w:space="0" w:color="CCCCCC"/>
-              <w:left w:val="single" w:sz="4" w:space="0" w:color="CCCCCC"/>
+              <w:top w:val="single" w:sz="4" w:space="0" w:color="CCCCCC"/>
+              <w:right w:val="single" w:sz="4" w:space="0" w:color="CCCCCC"/>
+              <w:left w:val="single" w:sz="4" w:space="0" w:color="CCCCCC"/>
+              <w:bottom w:val="single" w:sz="4" w:space="0" w:color="CCCCCC"/>
             </w:tcBorders>
           </w:tcPr>
           <w:p>
@@ -8669,10 +8399,10 @@
               <w:right w:w="108" w:type="dxa"/>
             </w:tcMar>
             <w:tcBorders>
-              <w:right w:val="single" w:sz="4" w:space="0" w:color="CCCCCC"/>
-              <w:top w:val="single" w:sz="4" w:space="0" w:color="CCCCCC"/>
-              <w:bottom w:val="single" w:sz="4" w:space="0" w:color="CCCCCC"/>
-              <w:left w:val="single" w:sz="4" w:space="0" w:color="CCCCCC"/>
+              <w:top w:val="single" w:sz="4" w:space="0" w:color="CCCCCC"/>
+              <w:right w:val="single" w:sz="4" w:space="0" w:color="CCCCCC"/>
+              <w:left w:val="single" w:sz="4" w:space="0" w:color="CCCCCC"/>
+              <w:bottom w:val="single" w:sz="4" w:space="0" w:color="CCCCCC"/>
             </w:tcBorders>
           </w:tcPr>
           <w:p>
@@ -8688,7 +8418,7 @@
                 <w:sz w:val="20"/>
                 <w:szCs w:val="20"/>
               </w:rPr>
-              <w:t>Technical platform defect</w:t>
+              <w:t>Technical platform malfunction</w:t>
             </w:r>
           </w:p>
         </w:tc>
@@ -8703,10 +8433,10 @@
               <w:right w:w="108" w:type="dxa"/>
             </w:tcMar>
             <w:tcBorders>
-              <w:right w:val="single" w:sz="4" w:space="0" w:color="CCCCCC"/>
-              <w:top w:val="single" w:sz="4" w:space="0" w:color="CCCCCC"/>
-              <w:bottom w:val="single" w:sz="4" w:space="0" w:color="CCCCCC"/>
-              <w:left w:val="single" w:sz="4" w:space="0" w:color="CCCCCC"/>
+              <w:top w:val="single" w:sz="4" w:space="0" w:color="CCCCCC"/>
+              <w:bottom w:val="single" w:sz="4" w:space="0" w:color="CCCCCC"/>
+              <w:left w:val="single" w:sz="4" w:space="0" w:color="CCCCCC"/>
+              <w:right w:val="single" w:sz="4" w:space="0" w:color="CCCCCC"/>
             </w:tcBorders>
           </w:tcPr>
           <w:p>
@@ -8722,7 +8452,7 @@
                 <w:sz w:val="20"/>
                 <w:szCs w:val="20"/>
               </w:rPr>
-              <w:t>Link the payment system to an automatic refund mechanism upon failure to confirm service completion, and add a digital refund request form in the app with a transparent transaction log enabling the customer to track payment status.</w:t>
+              <w:t>Create an electronic form for duplicate fee recovery via the MOI application, implement automatic rollback logic for failed or duplicate transactions, and provide a real-time system status page.</w:t>
             </w:r>
           </w:p>
         </w:tc>
@@ -8739,10 +8469,10 @@
               <w:right w:w="108" w:type="dxa"/>
             </w:tcMar>
             <w:tcBorders>
-              <w:right w:val="single" w:sz="4" w:space="0" w:color="CCCCCC"/>
-              <w:bottom w:val="single" w:sz="4" w:space="0" w:color="CCCCCC"/>
-              <w:top w:val="single" w:sz="4" w:space="0" w:color="CCCCCC"/>
-              <w:left w:val="single" w:sz="4" w:space="0" w:color="CCCCCC"/>
+              <w:top w:val="single" w:sz="4" w:space="0" w:color="CCCCCC"/>
+              <w:right w:val="single" w:sz="4" w:space="0" w:color="CCCCCC"/>
+              <w:left w:val="single" w:sz="4" w:space="0" w:color="CCCCCC"/>
+              <w:bottom w:val="single" w:sz="4" w:space="0" w:color="CCCCCC"/>
             </w:tcBorders>
           </w:tcPr>
           <w:p>
@@ -8758,7 +8488,7 @@
                 <w:sz w:val="20"/>
                 <w:szCs w:val="20"/>
               </w:rPr>
-              <w:t>The customer submits a weapons licence application and receives no update or response for several months, compelling them to contact support</w:t>
+              <w:t>Weapons licence request remaining pending without notification of status or the competent authority</w:t>
             </w:r>
           </w:p>
         </w:tc>
@@ -8773,10 +8503,10 @@
               <w:right w:w="108" w:type="dxa"/>
             </w:tcMar>
             <w:tcBorders>
-              <w:right w:val="single" w:sz="4" w:space="0" w:color="CCCCCC"/>
-              <w:bottom w:val="single" w:sz="4" w:space="0" w:color="CCCCCC"/>
-              <w:left w:val="single" w:sz="4" w:space="0" w:color="CCCCCC"/>
-              <w:top w:val="single" w:sz="4" w:space="0" w:color="CCCCCC"/>
+              <w:top w:val="single" w:sz="4" w:space="0" w:color="CCCCCC"/>
+              <w:right w:val="single" w:sz="4" w:space="0" w:color="CCCCCC"/>
+              <w:left w:val="single" w:sz="4" w:space="0" w:color="CCCCCC"/>
+              <w:bottom w:val="single" w:sz="4" w:space="0" w:color="CCCCCC"/>
             </w:tcBorders>
           </w:tcPr>
           <w:p>
@@ -8792,7 +8522,7 @@
                 <w:sz w:val="20"/>
                 <w:szCs w:val="20"/>
               </w:rPr>
-              <w:t>1</w:t>
+              <w:t>2</w:t>
             </w:r>
           </w:p>
         </w:tc>
@@ -8807,10 +8537,10 @@
               <w:right w:w="108" w:type="dxa"/>
             </w:tcMar>
             <w:tcBorders>
-              <w:right w:val="single" w:sz="4" w:space="0" w:color="CCCCCC"/>
-              <w:bottom w:val="single" w:sz="4" w:space="0" w:color="CCCCCC"/>
-              <w:left w:val="single" w:sz="4" w:space="0" w:color="CCCCCC"/>
-              <w:top w:val="single" w:sz="4" w:space="0" w:color="CCCCCC"/>
+              <w:top w:val="single" w:sz="4" w:space="0" w:color="CCCCCC"/>
+              <w:right w:val="single" w:sz="4" w:space="0" w:color="CCCCCC"/>
+              <w:left w:val="single" w:sz="4" w:space="0" w:color="CCCCCC"/>
+              <w:bottom w:val="single" w:sz="4" w:space="0" w:color="CCCCCC"/>
             </w:tcBorders>
           </w:tcPr>
           <w:p>
@@ -8841,10 +8571,10 @@
               <w:right w:w="108" w:type="dxa"/>
             </w:tcMar>
             <w:tcBorders>
-              <w:right w:val="single" w:sz="4" w:space="0" w:color="CCCCCC"/>
-              <w:bottom w:val="single" w:sz="4" w:space="0" w:color="CCCCCC"/>
-              <w:left w:val="single" w:sz="4" w:space="0" w:color="CCCCCC"/>
-              <w:top w:val="single" w:sz="4" w:space="0" w:color="CCCCCC"/>
+              <w:top w:val="single" w:sz="4" w:space="0" w:color="CCCCCC"/>
+              <w:bottom w:val="single" w:sz="4" w:space="0" w:color="CCCCCC"/>
+              <w:left w:val="single" w:sz="4" w:space="0" w:color="CCCCCC"/>
+              <w:right w:val="single" w:sz="4" w:space="0" w:color="CCCCCC"/>
             </w:tcBorders>
           </w:tcPr>
           <w:p>
@@ -8860,7 +8590,145 @@
                 <w:sz w:val="20"/>
                 <w:szCs w:val="20"/>
               </w:rPr>
-              <w:t>Add the 'Weapons Licence Application' service in full to the procedural guide with SMS notifications linked to processing stages, and create a secure electronic portal via UAE Pass for viewing the status of sensitive applications.</w:t>
+              <w:t>Add a complete service card for weapons licensing in the guide with automatic SMS notifications activated at each stage, and assign a reference number and a dedicated case officer to each request.</w:t>
+            </w:r>
+          </w:p>
+        </w:tc>
+      </w:tr>
+      <w:tr>
+        <w:tc>
+          <w:tcPr>
+            <w:tcW w:type="dxa" w:w="2340"/>
+            <w:shd w:val="clear" w:color="auto" w:fill="D9D9D9"/>
+            <w:tcMar>
+              <w:top w:w="60" w:type="dxa"/>
+              <w:bottom w:w="60" w:type="dxa"/>
+              <w:left w:w="108" w:type="dxa"/>
+              <w:right w:w="108" w:type="dxa"/>
+            </w:tcMar>
+            <w:tcBorders>
+              <w:top w:val="single" w:sz="4" w:space="0" w:color="CCCCCC"/>
+              <w:right w:val="single" w:sz="4" w:space="0" w:color="CCCCCC"/>
+              <w:left w:val="single" w:sz="4" w:space="0" w:color="CCCCCC"/>
+              <w:bottom w:val="single" w:sz="4" w:space="0" w:color="CCCCCC"/>
+            </w:tcBorders>
+          </w:tcPr>
+          <w:p>
+            <w:pPr>
+              <w:spacing w:before="60" w:after="60"/>
+              <w:jc w:val="left"/>
+            </w:pPr>
+            <w:r>
+              <w:rPr>
+                <w:rFonts w:ascii="Calibri" w:hAnsi="Calibri" w:eastAsia="Calibri" w:cs="Calibri"/>
+                <w:b w:val="0"/>
+                <w:color w:val="000000"/>
+                <w:sz w:val="20"/>
+                <w:szCs w:val="20"/>
+              </w:rPr>
+              <w:t>Unclear steps for selecting plate type and payment in the MOI application, leading to incorrect procedures</w:t>
+            </w:r>
+          </w:p>
+        </w:tc>
+        <w:tc>
+          <w:tcPr>
+            <w:tcW w:type="dxa" w:w="2340"/>
+            <w:shd w:val="clear" w:color="auto" w:fill="D9D9D9"/>
+            <w:tcMar>
+              <w:top w:w="60" w:type="dxa"/>
+              <w:bottom w:w="60" w:type="dxa"/>
+              <w:left w:w="108" w:type="dxa"/>
+              <w:right w:w="108" w:type="dxa"/>
+            </w:tcMar>
+            <w:tcBorders>
+              <w:top w:val="single" w:sz="4" w:space="0" w:color="CCCCCC"/>
+              <w:right w:val="single" w:sz="4" w:space="0" w:color="CCCCCC"/>
+              <w:left w:val="single" w:sz="4" w:space="0" w:color="CCCCCC"/>
+              <w:bottom w:val="single" w:sz="4" w:space="0" w:color="CCCCCC"/>
+            </w:tcBorders>
+          </w:tcPr>
+          <w:p>
+            <w:pPr>
+              <w:spacing w:before="60" w:after="60"/>
+              <w:jc w:val="left"/>
+            </w:pPr>
+            <w:r>
+              <w:rPr>
+                <w:rFonts w:ascii="Calibri" w:hAnsi="Calibri" w:eastAsia="Calibri" w:cs="Calibri"/>
+                <w:b w:val="0"/>
+                <w:color w:val="000000"/>
+                <w:sz w:val="20"/>
+                <w:szCs w:val="20"/>
+              </w:rPr>
+              <w:t>2</w:t>
+            </w:r>
+          </w:p>
+        </w:tc>
+        <w:tc>
+          <w:tcPr>
+            <w:tcW w:type="dxa" w:w="2340"/>
+            <w:shd w:val="clear" w:color="auto" w:fill="D9D9D9"/>
+            <w:tcMar>
+              <w:top w:w="60" w:type="dxa"/>
+              <w:bottom w:w="60" w:type="dxa"/>
+              <w:left w:w="108" w:type="dxa"/>
+              <w:right w:w="108" w:type="dxa"/>
+            </w:tcMar>
+            <w:tcBorders>
+              <w:top w:val="single" w:sz="4" w:space="0" w:color="CCCCCC"/>
+              <w:right w:val="single" w:sz="4" w:space="0" w:color="CCCCCC"/>
+              <w:left w:val="single" w:sz="4" w:space="0" w:color="CCCCCC"/>
+              <w:bottom w:val="single" w:sz="4" w:space="0" w:color="CCCCCC"/>
+            </w:tcBorders>
+          </w:tcPr>
+          <w:p>
+            <w:pPr>
+              <w:spacing w:before="60" w:after="60"/>
+              <w:jc w:val="left"/>
+            </w:pPr>
+            <w:r>
+              <w:rPr>
+                <w:rFonts w:ascii="Calibri" w:hAnsi="Calibri" w:eastAsia="Calibri" w:cs="Calibri"/>
+                <w:b w:val="0"/>
+                <w:color w:val="000000"/>
+                <w:sz w:val="20"/>
+                <w:szCs w:val="20"/>
+              </w:rPr>
+              <w:t>Information missing from the guide</w:t>
+            </w:r>
+          </w:p>
+        </w:tc>
+        <w:tc>
+          <w:tcPr>
+            <w:tcW w:type="dxa" w:w="2340"/>
+            <w:shd w:val="clear" w:color="auto" w:fill="D9D9D9"/>
+            <w:tcMar>
+              <w:top w:w="60" w:type="dxa"/>
+              <w:bottom w:w="60" w:type="dxa"/>
+              <w:left w:w="108" w:type="dxa"/>
+              <w:right w:w="108" w:type="dxa"/>
+            </w:tcMar>
+            <w:tcBorders>
+              <w:top w:val="single" w:sz="4" w:space="0" w:color="CCCCCC"/>
+              <w:right w:val="single" w:sz="4" w:space="0" w:color="CCCCCC"/>
+              <w:left w:val="single" w:sz="4" w:space="0" w:color="CCCCCC"/>
+              <w:bottom w:val="single" w:sz="4" w:space="0" w:color="CCCCCC"/>
+            </w:tcBorders>
+          </w:tcPr>
+          <w:p>
+            <w:pPr>
+              <w:spacing w:before="60" w:after="60"/>
+              <w:jc w:val="left"/>
+            </w:pPr>
+            <w:r>
+              <w:rPr>
+                <w:rFonts w:ascii="Calibri" w:hAnsi="Calibri" w:eastAsia="Calibri" w:cs="Calibri"/>
+                <w:b w:val="0"/>
+                <w:color w:val="000000"/>
+                <w:sz w:val="20"/>
+                <w:szCs w:val="20"/>
+              </w:rPr>
+              <w:t>Create an illustrated guide with screenshots for the plate type selection pathway, and add a contextual tooltip within the application and a proactive confirmation displaying the selected plate type before the charge is processed.</w:t>
             </w:r>
           </w:p>
         </w:tc>
@@ -8880,7 +8748,7 @@
           <w:sz w:val="32"/>
           <w:szCs w:val="32"/>
         </w:rPr>
-        <w:t>Section Five: Analysis Three — Digital Gaps Analysis</w:t>
+        <w:t>Section Five: Third Analysis — Digital Gap Analysis</w:t>
       </w:r>
       <w:bookmarkStart w:id="15" w:name="_Toc000000015"/>
       <w:bookmarkEnd w:id="15"/>
@@ -8900,7 +8768,7 @@
           <w:szCs w:val="24"/>
           <w:u w:val="none"/>
         </w:rPr>
-        <w:t>Why do problems persist despite the availability of the app and website? Data reveals that 94.0% of cases were directed through digital channels (app/website), and that 86.2% of cases originated in a digital context (app/website), confirming that the challenge lies not in the absence of these channels but in the absence of the correct functions within them. Five critical-severity gaps and 2 high-severity gaps were identified, the most prominent being the gap of 'disputed traffic violations — vehicle image in violation notice displays a different vehicle or non-matching plate' with 11 cases, while 10 cases (20.0% of total) can be deflected via proactive SMS/email notification without any infrastructure changes.</w:t>
+        <w:t>Why do problems persist despite the availability of the application and website? Although 94.0% of cases were submitted via digital channels (application/website), and 100.0% of cases originated in a digital context (application/website), the problem is not the absence of digital channels but the absence of the right functions within those channels. Five critical gaps and 3 high-severity gaps were identified, most notably the 'erroneous traffic violation — vehicle image in the violation notice shows a different vehicle or the customer was not present in Fujairah' gap with 11 cases, in addition to the potential to deflect 10 cases (20.0% of total) via proactive SMS/email notifications without any infrastructure change.</w:t>
       </w:r>
     </w:p>
     <w:p>
@@ -8948,10 +8816,10 @@
               <w:right w:w="108" w:type="dxa"/>
             </w:tcMar>
             <w:tcBorders>
-              <w:right w:val="single" w:sz="4" w:space="0" w:color="CCCCCC"/>
-              <w:top w:val="single" w:sz="4" w:space="0" w:color="CCCCCC"/>
-              <w:bottom w:val="single" w:sz="4" w:space="0" w:color="CCCCCC"/>
-              <w:left w:val="single" w:sz="4" w:space="0" w:color="CCCCCC"/>
+              <w:top w:val="single" w:sz="4" w:space="0" w:color="CCCCCC"/>
+              <w:right w:val="single" w:sz="4" w:space="0" w:color="CCCCCC"/>
+              <w:left w:val="single" w:sz="4" w:space="0" w:color="CCCCCC"/>
+              <w:bottom w:val="single" w:sz="4" w:space="0" w:color="CCCCCC"/>
             </w:tcBorders>
           </w:tcPr>
           <w:p>
@@ -8982,10 +8850,10 @@
               <w:right w:w="108" w:type="dxa"/>
             </w:tcMar>
             <w:tcBorders>
-              <w:right w:val="single" w:sz="4" w:space="0" w:color="CCCCCC"/>
-              <w:top w:val="single" w:sz="4" w:space="0" w:color="CCCCCC"/>
-              <w:bottom w:val="single" w:sz="4" w:space="0" w:color="CCCCCC"/>
-              <w:left w:val="single" w:sz="4" w:space="0" w:color="CCCCCC"/>
+              <w:top w:val="single" w:sz="4" w:space="0" w:color="CCCCCC"/>
+              <w:right w:val="single" w:sz="4" w:space="0" w:color="CCCCCC"/>
+              <w:left w:val="single" w:sz="4" w:space="0" w:color="CCCCCC"/>
+              <w:bottom w:val="single" w:sz="4" w:space="0" w:color="CCCCCC"/>
             </w:tcBorders>
           </w:tcPr>
           <w:p>
@@ -9016,10 +8884,10 @@
               <w:right w:w="108" w:type="dxa"/>
             </w:tcMar>
             <w:tcBorders>
-              <w:right w:val="single" w:sz="4" w:space="0" w:color="CCCCCC"/>
-              <w:top w:val="single" w:sz="4" w:space="0" w:color="CCCCCC"/>
-              <w:bottom w:val="single" w:sz="4" w:space="0" w:color="CCCCCC"/>
-              <w:left w:val="single" w:sz="4" w:space="0" w:color="CCCCCC"/>
+              <w:top w:val="single" w:sz="4" w:space="0" w:color="CCCCCC"/>
+              <w:right w:val="single" w:sz="4" w:space="0" w:color="CCCCCC"/>
+              <w:left w:val="single" w:sz="4" w:space="0" w:color="CCCCCC"/>
+              <w:bottom w:val="single" w:sz="4" w:space="0" w:color="CCCCCC"/>
             </w:tcBorders>
           </w:tcPr>
           <w:p>
@@ -9050,10 +8918,10 @@
               <w:right w:w="108" w:type="dxa"/>
             </w:tcMar>
             <w:tcBorders>
-              <w:right w:val="single" w:sz="4" w:space="0" w:color="CCCCCC"/>
-              <w:top w:val="single" w:sz="4" w:space="0" w:color="CCCCCC"/>
-              <w:bottom w:val="single" w:sz="4" w:space="0" w:color="CCCCCC"/>
-              <w:left w:val="single" w:sz="4" w:space="0" w:color="CCCCCC"/>
+              <w:top w:val="single" w:sz="4" w:space="0" w:color="CCCCCC"/>
+              <w:right w:val="single" w:sz="4" w:space="0" w:color="CCCCCC"/>
+              <w:left w:val="single" w:sz="4" w:space="0" w:color="CCCCCC"/>
+              <w:bottom w:val="single" w:sz="4" w:space="0" w:color="CCCCCC"/>
             </w:tcBorders>
           </w:tcPr>
           <w:p>
@@ -9069,7 +8937,7 @@
                 <w:sz w:val="20"/>
                 <w:szCs w:val="20"/>
               </w:rPr>
-              <w:t>Current App / Website Status</w:t>
+              <w:t>Current Application / Website Status</w:t>
             </w:r>
           </w:p>
         </w:tc>
@@ -9084,10 +8952,10 @@
               <w:right w:w="108" w:type="dxa"/>
             </w:tcMar>
             <w:tcBorders>
-              <w:right w:val="single" w:sz="4" w:space="0" w:color="CCCCCC"/>
-              <w:top w:val="single" w:sz="4" w:space="0" w:color="CCCCCC"/>
-              <w:bottom w:val="single" w:sz="4" w:space="0" w:color="CCCCCC"/>
-              <w:left w:val="single" w:sz="4" w:space="0" w:color="CCCCCC"/>
+              <w:top w:val="single" w:sz="4" w:space="0" w:color="CCCCCC"/>
+              <w:right w:val="single" w:sz="4" w:space="0" w:color="CCCCCC"/>
+              <w:left w:val="single" w:sz="4" w:space="0" w:color="CCCCCC"/>
+              <w:bottom w:val="single" w:sz="4" w:space="0" w:color="CCCCCC"/>
             </w:tcBorders>
           </w:tcPr>
           <w:p>
@@ -9118,10 +8986,10 @@
               <w:right w:w="108" w:type="dxa"/>
             </w:tcMar>
             <w:tcBorders>
-              <w:right w:val="single" w:sz="4" w:space="0" w:color="CCCCCC"/>
-              <w:top w:val="single" w:sz="4" w:space="0" w:color="CCCCCC"/>
-              <w:bottom w:val="single" w:sz="4" w:space="0" w:color="CCCCCC"/>
-              <w:left w:val="single" w:sz="4" w:space="0" w:color="CCCCCC"/>
+              <w:top w:val="single" w:sz="4" w:space="0" w:color="CCCCCC"/>
+              <w:right w:val="single" w:sz="4" w:space="0" w:color="CCCCCC"/>
+              <w:left w:val="single" w:sz="4" w:space="0" w:color="CCCCCC"/>
+              <w:bottom w:val="single" w:sz="4" w:space="0" w:color="CCCCCC"/>
             </w:tcBorders>
           </w:tcPr>
           <w:p>
@@ -9154,10 +9022,10 @@
               <w:right w:w="108" w:type="dxa"/>
             </w:tcMar>
             <w:tcBorders>
-              <w:right w:val="single" w:sz="4" w:space="0" w:color="CCCCCC"/>
-              <w:top w:val="single" w:sz="4" w:space="0" w:color="CCCCCC"/>
-              <w:bottom w:val="single" w:sz="4" w:space="0" w:color="CCCCCC"/>
-              <w:left w:val="single" w:sz="4" w:space="0" w:color="CCCCCC"/>
+              <w:top w:val="single" w:sz="4" w:space="0" w:color="CCCCCC"/>
+              <w:right w:val="single" w:sz="4" w:space="0" w:color="CCCCCC"/>
+              <w:left w:val="single" w:sz="4" w:space="0" w:color="CCCCCC"/>
+              <w:bottom w:val="single" w:sz="4" w:space="0" w:color="CCCCCC"/>
             </w:tcBorders>
           </w:tcPr>
           <w:p>
@@ -9173,7 +9041,7 @@
                 <w:sz w:val="20"/>
                 <w:szCs w:val="20"/>
               </w:rPr>
-              <w:t>Disputed traffic violations — vehicle image in violation notice displays a different vehicle or non-matching plate</w:t>
+              <w:t>Erroneous traffic violation — vehicle image in the violation notice shows a different vehicle or the customer was not present in Fujairah</w:t>
             </w:r>
           </w:p>
         </w:tc>
@@ -9188,10 +9056,10 @@
               <w:right w:w="108" w:type="dxa"/>
             </w:tcMar>
             <w:tcBorders>
-              <w:right w:val="single" w:sz="4" w:space="0" w:color="CCCCCC"/>
-              <w:top w:val="single" w:sz="4" w:space="0" w:color="CCCCCC"/>
-              <w:bottom w:val="single" w:sz="4" w:space="0" w:color="CCCCCC"/>
-              <w:left w:val="single" w:sz="4" w:space="0" w:color="CCCCCC"/>
+              <w:top w:val="single" w:sz="4" w:space="0" w:color="CCCCCC"/>
+              <w:right w:val="single" w:sz="4" w:space="0" w:color="CCCCCC"/>
+              <w:left w:val="single" w:sz="4" w:space="0" w:color="CCCCCC"/>
+              <w:bottom w:val="single" w:sz="4" w:space="0" w:color="CCCCCC"/>
             </w:tcBorders>
           </w:tcPr>
           <w:p>
@@ -9222,10 +9090,10 @@
               <w:right w:w="108" w:type="dxa"/>
             </w:tcMar>
             <w:tcBorders>
-              <w:right w:val="single" w:sz="4" w:space="0" w:color="CCCCCC"/>
-              <w:top w:val="single" w:sz="4" w:space="0" w:color="CCCCCC"/>
-              <w:bottom w:val="single" w:sz="4" w:space="0" w:color="CCCCCC"/>
-              <w:left w:val="single" w:sz="4" w:space="0" w:color="CCCCCC"/>
+              <w:top w:val="single" w:sz="4" w:space="0" w:color="CCCCCC"/>
+              <w:right w:val="single" w:sz="4" w:space="0" w:color="CCCCCC"/>
+              <w:left w:val="single" w:sz="4" w:space="0" w:color="CCCCCC"/>
+              <w:bottom w:val="single" w:sz="4" w:space="0" w:color="CCCCCC"/>
             </w:tcBorders>
           </w:tcPr>
           <w:p>
@@ -9256,10 +9124,10 @@
               <w:right w:w="108" w:type="dxa"/>
             </w:tcMar>
             <w:tcBorders>
-              <w:right w:val="single" w:sz="4" w:space="0" w:color="CCCCCC"/>
-              <w:top w:val="single" w:sz="4" w:space="0" w:color="CCCCCC"/>
-              <w:bottom w:val="single" w:sz="4" w:space="0" w:color="CCCCCC"/>
-              <w:left w:val="single" w:sz="4" w:space="0" w:color="CCCCCC"/>
+              <w:top w:val="single" w:sz="4" w:space="0" w:color="CCCCCC"/>
+              <w:right w:val="single" w:sz="4" w:space="0" w:color="CCCCCC"/>
+              <w:left w:val="single" w:sz="4" w:space="0" w:color="CCCCCC"/>
+              <w:bottom w:val="single" w:sz="4" w:space="0" w:color="CCCCCC"/>
             </w:tcBorders>
           </w:tcPr>
           <w:p>
@@ -9275,7 +9143,7 @@
                 <w:sz w:val="20"/>
                 <w:szCs w:val="20"/>
               </w:rPr>
-              <w:t>The guide offers a traffic objection service via service centres only; there is no digital channel for submitting an objection or attaching photographic evidence proving plate mismatch.</w:t>
+              <w:t>A traffic violation objection service is available but is limited to in-person service centres only; there is no digital channel for submitting an objection with evidence, and there is no guidance on the scenario of the vehicle image discrepancy.</w:t>
             </w:r>
           </w:p>
         </w:tc>
@@ -9290,10 +9158,10 @@
               <w:right w:w="108" w:type="dxa"/>
             </w:tcMar>
             <w:tcBorders>
-              <w:right w:val="single" w:sz="4" w:space="0" w:color="CCCCCC"/>
-              <w:top w:val="single" w:sz="4" w:space="0" w:color="CCCCCC"/>
-              <w:bottom w:val="single" w:sz="4" w:space="0" w:color="CCCCCC"/>
-              <w:left w:val="single" w:sz="4" w:space="0" w:color="CCCCCC"/>
+              <w:top w:val="single" w:sz="4" w:space="0" w:color="CCCCCC"/>
+              <w:right w:val="single" w:sz="4" w:space="0" w:color="CCCCCC"/>
+              <w:left w:val="single" w:sz="4" w:space="0" w:color="CCCCCC"/>
+              <w:bottom w:val="single" w:sz="4" w:space="0" w:color="CCCCCC"/>
             </w:tcBorders>
           </w:tcPr>
           <w:p>
@@ -9309,7 +9177,7 @@
                 <w:sz w:val="20"/>
                 <w:szCs w:val="20"/>
               </w:rPr>
-              <w:t>Missing content + absence of digital objection channel</w:t>
+              <w:t>Missing content + in-person submission channel only</w:t>
             </w:r>
           </w:p>
         </w:tc>
@@ -9324,10 +9192,10 @@
               <w:right w:w="108" w:type="dxa"/>
             </w:tcMar>
             <w:tcBorders>
-              <w:right w:val="single" w:sz="4" w:space="0" w:color="CCCCCC"/>
-              <w:top w:val="single" w:sz="4" w:space="0" w:color="CCCCCC"/>
-              <w:bottom w:val="single" w:sz="4" w:space="0" w:color="CCCCCC"/>
-              <w:left w:val="single" w:sz="4" w:space="0" w:color="CCCCCC"/>
+              <w:top w:val="single" w:sz="4" w:space="0" w:color="CCCCCC"/>
+              <w:bottom w:val="single" w:sz="4" w:space="0" w:color="CCCCCC"/>
+              <w:left w:val="single" w:sz="4" w:space="0" w:color="CCCCCC"/>
+              <w:right w:val="single" w:sz="4" w:space="0" w:color="CCCCCC"/>
             </w:tcBorders>
           </w:tcPr>
           <w:p>
@@ -9343,7 +9211,7 @@
                 <w:sz w:val="20"/>
                 <w:szCs w:val="20"/>
               </w:rPr>
-              <w:t>Create a digital channel for objecting to violations and add FAQs about errors in evidence images, and develop an automated internal system to detect plate mismatches before violation notices are dispatched.</w:t>
+              <w:t>Add a digital objection channel with evidence attachment, fix the radar plate-matching system, and include a step-by-step guide in the FAQ.</w:t>
             </w:r>
           </w:p>
         </w:tc>
@@ -9360,10 +9228,10 @@
               <w:right w:w="108" w:type="dxa"/>
             </w:tcMar>
             <w:tcBorders>
-              <w:right w:val="single" w:sz="4" w:space="0" w:color="CCCCCC"/>
-              <w:top w:val="single" w:sz="4" w:space="0" w:color="CCCCCC"/>
-              <w:bottom w:val="single" w:sz="4" w:space="0" w:color="CCCCCC"/>
-              <w:left w:val="single" w:sz="4" w:space="0" w:color="CCCCCC"/>
+              <w:top w:val="single" w:sz="4" w:space="0" w:color="CCCCCC"/>
+              <w:right w:val="single" w:sz="4" w:space="0" w:color="CCCCCC"/>
+              <w:left w:val="single" w:sz="4" w:space="0" w:color="CCCCCC"/>
+              <w:bottom w:val="single" w:sz="4" w:space="0" w:color="CCCCCC"/>
             </w:tcBorders>
           </w:tcPr>
           <w:p>
@@ -9379,7 +9247,7 @@
                 <w:sz w:val="20"/>
                 <w:szCs w:val="20"/>
               </w:rPr>
-              <w:t>Data update in the traffic system — customer inability to self-update data via the app</w:t>
+              <w:t>Customer data update — customer unable to self-update personal data via the application</w:t>
             </w:r>
           </w:p>
         </w:tc>
@@ -9394,10 +9262,10 @@
               <w:right w:w="108" w:type="dxa"/>
             </w:tcMar>
             <w:tcBorders>
-              <w:right w:val="single" w:sz="4" w:space="0" w:color="CCCCCC"/>
-              <w:top w:val="single" w:sz="4" w:space="0" w:color="CCCCCC"/>
-              <w:bottom w:val="single" w:sz="4" w:space="0" w:color="CCCCCC"/>
-              <w:left w:val="single" w:sz="4" w:space="0" w:color="CCCCCC"/>
+              <w:top w:val="single" w:sz="4" w:space="0" w:color="CCCCCC"/>
+              <w:right w:val="single" w:sz="4" w:space="0" w:color="CCCCCC"/>
+              <w:left w:val="single" w:sz="4" w:space="0" w:color="CCCCCC"/>
+              <w:bottom w:val="single" w:sz="4" w:space="0" w:color="CCCCCC"/>
             </w:tcBorders>
           </w:tcPr>
           <w:p>
@@ -9428,10 +9296,10 @@
               <w:right w:w="108" w:type="dxa"/>
             </w:tcMar>
             <w:tcBorders>
-              <w:right w:val="single" w:sz="4" w:space="0" w:color="CCCCCC"/>
-              <w:top w:val="single" w:sz="4" w:space="0" w:color="CCCCCC"/>
-              <w:bottom w:val="single" w:sz="4" w:space="0" w:color="CCCCCC"/>
-              <w:left w:val="single" w:sz="4" w:space="0" w:color="CCCCCC"/>
+              <w:top w:val="single" w:sz="4" w:space="0" w:color="CCCCCC"/>
+              <w:right w:val="single" w:sz="4" w:space="0" w:color="CCCCCC"/>
+              <w:left w:val="single" w:sz="4" w:space="0" w:color="CCCCCC"/>
+              <w:bottom w:val="single" w:sz="4" w:space="0" w:color="CCCCCC"/>
             </w:tcBorders>
           </w:tcPr>
           <w:p>
@@ -9462,10 +9330,10 @@
               <w:right w:w="108" w:type="dxa"/>
             </w:tcMar>
             <w:tcBorders>
-              <w:right w:val="single" w:sz="4" w:space="0" w:color="CCCCCC"/>
-              <w:top w:val="single" w:sz="4" w:space="0" w:color="CCCCCC"/>
-              <w:bottom w:val="single" w:sz="4" w:space="0" w:color="CCCCCC"/>
-              <w:left w:val="single" w:sz="4" w:space="0" w:color="CCCCCC"/>
+              <w:top w:val="single" w:sz="4" w:space="0" w:color="CCCCCC"/>
+              <w:right w:val="single" w:sz="4" w:space="0" w:color="CCCCCC"/>
+              <w:left w:val="single" w:sz="4" w:space="0" w:color="CCCCCC"/>
+              <w:bottom w:val="single" w:sz="4" w:space="0" w:color="CCCCCC"/>
             </w:tcBorders>
           </w:tcPr>
           <w:p>
@@ -9481,7 +9349,7 @@
                 <w:sz w:val="20"/>
                 <w:szCs w:val="20"/>
               </w:rPr>
-              <w:t>The MOI app and website theoretically support licence and ownership card data amendment for a fee of AED 100; however, key fields such as phone number and licence image cannot be self-updated, forcing the customer to contact support.</w:t>
+              <w:t>The MOI application allows electronic amendment of driving licence and ownership card data; however, self-updating personal data such as phone number and address lacks a clear illustrated guide, causing confusion for the customer.</w:t>
             </w:r>
           </w:p>
         </w:tc>
@@ -9496,10 +9364,10 @@
               <w:right w:w="108" w:type="dxa"/>
             </w:tcMar>
             <w:tcBorders>
-              <w:right w:val="single" w:sz="4" w:space="0" w:color="CCCCCC"/>
-              <w:top w:val="single" w:sz="4" w:space="0" w:color="CCCCCC"/>
-              <w:bottom w:val="single" w:sz="4" w:space="0" w:color="CCCCCC"/>
-              <w:left w:val="single" w:sz="4" w:space="0" w:color="CCCCCC"/>
+              <w:top w:val="single" w:sz="4" w:space="0" w:color="CCCCCC"/>
+              <w:right w:val="single" w:sz="4" w:space="0" w:color="CCCCCC"/>
+              <w:left w:val="single" w:sz="4" w:space="0" w:color="CCCCCC"/>
+              <w:bottom w:val="single" w:sz="4" w:space="0" w:color="CCCCCC"/>
             </w:tcBorders>
           </w:tcPr>
           <w:p>
@@ -9515,7 +9383,7 @@
                 <w:sz w:val="20"/>
                 <w:szCs w:val="20"/>
               </w:rPr>
-              <w:t>Unclear information + functional platform gap</w:t>
+              <w:t>Unclear information + unclear process</w:t>
             </w:r>
           </w:p>
         </w:tc>
@@ -9530,10 +9398,10 @@
               <w:right w:w="108" w:type="dxa"/>
             </w:tcMar>
             <w:tcBorders>
-              <w:right w:val="single" w:sz="4" w:space="0" w:color="CCCCCC"/>
-              <w:top w:val="single" w:sz="4" w:space="0" w:color="CCCCCC"/>
-              <w:bottom w:val="single" w:sz="4" w:space="0" w:color="CCCCCC"/>
-              <w:left w:val="single" w:sz="4" w:space="0" w:color="CCCCCC"/>
+              <w:top w:val="single" w:sz="4" w:space="0" w:color="CCCCCC"/>
+              <w:bottom w:val="single" w:sz="4" w:space="0" w:color="CCCCCC"/>
+              <w:left w:val="single" w:sz="4" w:space="0" w:color="CCCCCC"/>
+              <w:right w:val="single" w:sz="4" w:space="0" w:color="CCCCCC"/>
             </w:tcBorders>
           </w:tcPr>
           <w:p>
@@ -9549,7 +9417,7 @@
                 <w:sz w:val="20"/>
                 <w:szCs w:val="20"/>
               </w:rPr>
-              <w:t>Conduct a technical audit to address self-update gaps in the app, and update the guide to clarify which data can be amended electronically and which requires a physical visit, with a step-by-step guide and illustrative screenshots.</w:t>
+              <w:t>Publish a step-by-step illustrated guide for updating personal data in the MOI application, and clearly distinguish between the pathways for updating driving licence, ownership, and personal account data.</w:t>
             </w:r>
           </w:p>
         </w:tc>
@@ -9566,10 +9434,10 @@
               <w:right w:w="108" w:type="dxa"/>
             </w:tcMar>
             <w:tcBorders>
-              <w:right w:val="single" w:sz="4" w:space="0" w:color="CCCCCC"/>
-              <w:top w:val="single" w:sz="4" w:space="0" w:color="CCCCCC"/>
-              <w:bottom w:val="single" w:sz="4" w:space="0" w:color="CCCCCC"/>
-              <w:left w:val="single" w:sz="4" w:space="0" w:color="CCCCCC"/>
+              <w:top w:val="single" w:sz="4" w:space="0" w:color="CCCCCC"/>
+              <w:right w:val="single" w:sz="4" w:space="0" w:color="CCCCCC"/>
+              <w:left w:val="single" w:sz="4" w:space="0" w:color="CCCCCC"/>
+              <w:bottom w:val="single" w:sz="4" w:space="0" w:color="CCCCCC"/>
             </w:tcBorders>
           </w:tcPr>
           <w:p>
@@ -9585,7 +9453,7 @@
                 <w:sz w:val="20"/>
                 <w:szCs w:val="20"/>
               </w:rPr>
-              <w:t>Non-receipt of vehicle or licence documents — customer does not receive a notification or tracking link when documents are dispatched via post</w:t>
+              <w:t>Objection to traffic violation — absence of a digital channel for contesting traffic violations, forcing the customer to contact support</w:t>
             </w:r>
           </w:p>
         </w:tc>
@@ -9600,10 +9468,10 @@
               <w:right w:w="108" w:type="dxa"/>
             </w:tcMar>
             <w:tcBorders>
-              <w:right w:val="single" w:sz="4" w:space="0" w:color="CCCCCC"/>
-              <w:top w:val="single" w:sz="4" w:space="0" w:color="CCCCCC"/>
-              <w:bottom w:val="single" w:sz="4" w:space="0" w:color="CCCCCC"/>
-              <w:left w:val="single" w:sz="4" w:space="0" w:color="CCCCCC"/>
+              <w:top w:val="single" w:sz="4" w:space="0" w:color="CCCCCC"/>
+              <w:right w:val="single" w:sz="4" w:space="0" w:color="CCCCCC"/>
+              <w:left w:val="single" w:sz="4" w:space="0" w:color="CCCCCC"/>
+              <w:bottom w:val="single" w:sz="4" w:space="0" w:color="CCCCCC"/>
             </w:tcBorders>
           </w:tcPr>
           <w:p>
@@ -9619,7 +9487,7 @@
                 <w:sz w:val="20"/>
                 <w:szCs w:val="20"/>
               </w:rPr>
-              <w:t>4</w:t>
+              <w:t>5</w:t>
             </w:r>
           </w:p>
         </w:tc>
@@ -9634,10 +9502,10 @@
               <w:right w:w="108" w:type="dxa"/>
             </w:tcMar>
             <w:tcBorders>
-              <w:right w:val="single" w:sz="4" w:space="0" w:color="CCCCCC"/>
-              <w:top w:val="single" w:sz="4" w:space="0" w:color="CCCCCC"/>
-              <w:bottom w:val="single" w:sz="4" w:space="0" w:color="CCCCCC"/>
-              <w:left w:val="single" w:sz="4" w:space="0" w:color="CCCCCC"/>
+              <w:top w:val="single" w:sz="4" w:space="0" w:color="CCCCCC"/>
+              <w:right w:val="single" w:sz="4" w:space="0" w:color="CCCCCC"/>
+              <w:left w:val="single" w:sz="4" w:space="0" w:color="CCCCCC"/>
+              <w:bottom w:val="single" w:sz="4" w:space="0" w:color="CCCCCC"/>
             </w:tcBorders>
           </w:tcPr>
           <w:p>
@@ -9668,10 +9536,10 @@
               <w:right w:w="108" w:type="dxa"/>
             </w:tcMar>
             <w:tcBorders>
-              <w:right w:val="single" w:sz="4" w:space="0" w:color="CCCCCC"/>
-              <w:top w:val="single" w:sz="4" w:space="0" w:color="CCCCCC"/>
-              <w:bottom w:val="single" w:sz="4" w:space="0" w:color="CCCCCC"/>
-              <w:left w:val="single" w:sz="4" w:space="0" w:color="CCCCCC"/>
+              <w:top w:val="single" w:sz="4" w:space="0" w:color="CCCCCC"/>
+              <w:right w:val="single" w:sz="4" w:space="0" w:color="CCCCCC"/>
+              <w:left w:val="single" w:sz="4" w:space="0" w:color="CCCCCC"/>
+              <w:bottom w:val="single" w:sz="4" w:space="0" w:color="CCCCCC"/>
             </w:tcBorders>
           </w:tcPr>
           <w:p>
@@ -9687,7 +9555,7 @@
                 <w:sz w:val="20"/>
                 <w:szCs w:val="20"/>
               </w:rPr>
-              <w:t>Delivery via the delivery company is mentioned as an optional option in service centre steps, but there is no automatic notification with a tracking link and no self-enquiry service for delivery status within the app or website.</w:t>
+              <w:t>The traffic violation objection service is available at service centres only with limited working hours (07:30–15:30); there is no digital pathway via the application or website for submitting an objection with documents.</w:t>
             </w:r>
           </w:p>
         </w:tc>
@@ -9702,10 +9570,10 @@
               <w:right w:w="108" w:type="dxa"/>
             </w:tcMar>
             <w:tcBorders>
-              <w:right w:val="single" w:sz="4" w:space="0" w:color="CCCCCC"/>
-              <w:top w:val="single" w:sz="4" w:space="0" w:color="CCCCCC"/>
-              <w:bottom w:val="single" w:sz="4" w:space="0" w:color="CCCCCC"/>
-              <w:left w:val="single" w:sz="4" w:space="0" w:color="CCCCCC"/>
+              <w:top w:val="single" w:sz="4" w:space="0" w:color="CCCCCC"/>
+              <w:right w:val="single" w:sz="4" w:space="0" w:color="CCCCCC"/>
+              <w:left w:val="single" w:sz="4" w:space="0" w:color="CCCCCC"/>
+              <w:bottom w:val="single" w:sz="4" w:space="0" w:color="CCCCCC"/>
             </w:tcBorders>
           </w:tcPr>
           <w:p>
@@ -9721,7 +9589,7 @@
                 <w:sz w:val="20"/>
                 <w:szCs w:val="20"/>
               </w:rPr>
-              <w:t>Absence of proactive notification + missing tracking information</w:t>
+              <w:t>Digitally unavailable submission channel</w:t>
             </w:r>
           </w:p>
         </w:tc>
@@ -9736,10 +9604,10 @@
               <w:right w:w="108" w:type="dxa"/>
             </w:tcMar>
             <w:tcBorders>
-              <w:right w:val="single" w:sz="4" w:space="0" w:color="CCCCCC"/>
-              <w:top w:val="single" w:sz="4" w:space="0" w:color="CCCCCC"/>
-              <w:bottom w:val="single" w:sz="4" w:space="0" w:color="CCCCCC"/>
-              <w:left w:val="single" w:sz="4" w:space="0" w:color="CCCCCC"/>
+              <w:top w:val="single" w:sz="4" w:space="0" w:color="CCCCCC"/>
+              <w:bottom w:val="single" w:sz="4" w:space="0" w:color="CCCCCC"/>
+              <w:left w:val="single" w:sz="4" w:space="0" w:color="CCCCCC"/>
+              <w:right w:val="single" w:sz="4" w:space="0" w:color="CCCCCC"/>
             </w:tcBorders>
           </w:tcPr>
           <w:p>
@@ -9755,7 +9623,7 @@
                 <w:sz w:val="20"/>
                 <w:szCs w:val="20"/>
               </w:rPr>
-              <w:t>Activate an automatic SMS/email notification containing a tracking link as soon as documents are dispatched, and add a self-service delivery status enquiry feature in the app with the estimated timeframe for each emirate.</w:t>
+              <w:t>Develop a digital objection pathway via the MOI application and website enabling customers to submit objections with documents without personal attendance, available around the clock.</w:t>
             </w:r>
           </w:p>
         </w:tc>
@@ -9772,10 +9640,10 @@
               <w:right w:w="108" w:type="dxa"/>
             </w:tcMar>
             <w:tcBorders>
-              <w:right w:val="single" w:sz="4" w:space="0" w:color="CCCCCC"/>
-              <w:top w:val="single" w:sz="4" w:space="0" w:color="CCCCCC"/>
-              <w:bottom w:val="single" w:sz="4" w:space="0" w:color="CCCCCC"/>
-              <w:left w:val="single" w:sz="4" w:space="0" w:color="CCCCCC"/>
+              <w:top w:val="single" w:sz="4" w:space="0" w:color="CCCCCC"/>
+              <w:right w:val="single" w:sz="4" w:space="0" w:color="CCCCCC"/>
+              <w:left w:val="single" w:sz="4" w:space="0" w:color="CCCCCC"/>
+              <w:bottom w:val="single" w:sz="4" w:space="0" w:color="CCCCCC"/>
             </w:tcBorders>
           </w:tcPr>
           <w:p>
@@ -9791,7 +9659,7 @@
                 <w:sz w:val="20"/>
                 <w:szCs w:val="20"/>
               </w:rPr>
-              <w:t>Objection to traffic violations — unclear grounds for violation or ambiguity regarding the approved speed standard in the Emirate of Fujairah</w:t>
+              <w:t>Non-receipt of official documents — no delivery tracking link sent for vehicle ownership document or licence after printing</w:t>
             </w:r>
           </w:p>
         </w:tc>
@@ -9806,10 +9674,10 @@
               <w:right w:w="108" w:type="dxa"/>
             </w:tcMar>
             <w:tcBorders>
-              <w:right w:val="single" w:sz="4" w:space="0" w:color="CCCCCC"/>
-              <w:top w:val="single" w:sz="4" w:space="0" w:color="CCCCCC"/>
-              <w:bottom w:val="single" w:sz="4" w:space="0" w:color="CCCCCC"/>
-              <w:left w:val="single" w:sz="4" w:space="0" w:color="CCCCCC"/>
+              <w:top w:val="single" w:sz="4" w:space="0" w:color="CCCCCC"/>
+              <w:right w:val="single" w:sz="4" w:space="0" w:color="CCCCCC"/>
+              <w:left w:val="single" w:sz="4" w:space="0" w:color="CCCCCC"/>
+              <w:bottom w:val="single" w:sz="4" w:space="0" w:color="CCCCCC"/>
             </w:tcBorders>
           </w:tcPr>
           <w:p>
@@ -9840,10 +9708,10 @@
               <w:right w:w="108" w:type="dxa"/>
             </w:tcMar>
             <w:tcBorders>
-              <w:right w:val="single" w:sz="4" w:space="0" w:color="CCCCCC"/>
-              <w:top w:val="single" w:sz="4" w:space="0" w:color="CCCCCC"/>
-              <w:bottom w:val="single" w:sz="4" w:space="0" w:color="CCCCCC"/>
-              <w:left w:val="single" w:sz="4" w:space="0" w:color="CCCCCC"/>
+              <w:top w:val="single" w:sz="4" w:space="0" w:color="CCCCCC"/>
+              <w:right w:val="single" w:sz="4" w:space="0" w:color="CCCCCC"/>
+              <w:left w:val="single" w:sz="4" w:space="0" w:color="CCCCCC"/>
+              <w:bottom w:val="single" w:sz="4" w:space="0" w:color="CCCCCC"/>
             </w:tcBorders>
           </w:tcPr>
           <w:p>
@@ -9874,10 +9742,10 @@
               <w:right w:w="108" w:type="dxa"/>
             </w:tcMar>
             <w:tcBorders>
-              <w:right w:val="single" w:sz="4" w:space="0" w:color="CCCCCC"/>
-              <w:top w:val="single" w:sz="4" w:space="0" w:color="CCCCCC"/>
-              <w:bottom w:val="single" w:sz="4" w:space="0" w:color="CCCCCC"/>
-              <w:left w:val="single" w:sz="4" w:space="0" w:color="CCCCCC"/>
+              <w:top w:val="single" w:sz="4" w:space="0" w:color="CCCCCC"/>
+              <w:right w:val="single" w:sz="4" w:space="0" w:color="CCCCCC"/>
+              <w:left w:val="single" w:sz="4" w:space="0" w:color="CCCCCC"/>
+              <w:bottom w:val="single" w:sz="4" w:space="0" w:color="CCCCCC"/>
             </w:tcBorders>
           </w:tcPr>
           <w:p>
@@ -9893,7 +9761,7 @@
                 <w:sz w:val="20"/>
                 <w:szCs w:val="20"/>
               </w:rPr>
-              <w:t>The guide contains no content clarifying speed limits in Fujairah, the tolerance margin, or the violation calculation method; the available service is procedural only with no awareness content.</w:t>
+              <w:t>The guidance manual contains no text regarding sending a delivery tracking link for vehicle ownership documents or licences after printing, and there is no self-tracking screen in the MOI application.</w:t>
             </w:r>
           </w:p>
         </w:tc>
@@ -9908,10 +9776,10 @@
               <w:right w:w="108" w:type="dxa"/>
             </w:tcMar>
             <w:tcBorders>
-              <w:right w:val="single" w:sz="4" w:space="0" w:color="CCCCCC"/>
-              <w:top w:val="single" w:sz="4" w:space="0" w:color="CCCCCC"/>
-              <w:bottom w:val="single" w:sz="4" w:space="0" w:color="CCCCCC"/>
-              <w:left w:val="single" w:sz="4" w:space="0" w:color="CCCCCC"/>
+              <w:top w:val="single" w:sz="4" w:space="0" w:color="CCCCCC"/>
+              <w:right w:val="single" w:sz="4" w:space="0" w:color="CCCCCC"/>
+              <w:left w:val="single" w:sz="4" w:space="0" w:color="CCCCCC"/>
+              <w:bottom w:val="single" w:sz="4" w:space="0" w:color="CCCCCC"/>
             </w:tcBorders>
           </w:tcPr>
           <w:p>
@@ -9927,7 +9795,7 @@
                 <w:sz w:val="20"/>
                 <w:szCs w:val="20"/>
               </w:rPr>
-              <w:t>Missing content + absence of regulatory information</w:t>
+              <w:t>Absence of proactive notification</w:t>
             </w:r>
           </w:p>
         </w:tc>
@@ -9942,10 +9810,10 @@
               <w:right w:w="108" w:type="dxa"/>
             </w:tcMar>
             <w:tcBorders>
-              <w:right w:val="single" w:sz="4" w:space="0" w:color="CCCCCC"/>
-              <w:top w:val="single" w:sz="4" w:space="0" w:color="CCCCCC"/>
-              <w:bottom w:val="single" w:sz="4" w:space="0" w:color="CCCCCC"/>
-              <w:left w:val="single" w:sz="4" w:space="0" w:color="CCCCCC"/>
+              <w:top w:val="single" w:sz="4" w:space="0" w:color="CCCCCC"/>
+              <w:bottom w:val="single" w:sz="4" w:space="0" w:color="CCCCCC"/>
+              <w:left w:val="single" w:sz="4" w:space="0" w:color="CCCCCC"/>
+              <w:right w:val="single" w:sz="4" w:space="0" w:color="CCCCCC"/>
             </w:tcBorders>
           </w:tcPr>
           <w:p>
@@ -9961,7 +9829,7 @@
                 <w:sz w:val="20"/>
                 <w:szCs w:val="20"/>
               </w:rPr>
-              <w:t>Create a FAQ section clarifying speed limits, tolerance margins, and the violation calculation method in Fujairah, and publish it prominently in the app, website, and service centres.</w:t>
+              <w:t>Activate an automatic SMS/email notification containing a tracking link as soon as the document is printed, and create a self-tracking screen in the MOI application with a dedicated guidance section.</w:t>
             </w:r>
           </w:p>
         </w:tc>
@@ -9978,10 +9846,10 @@
               <w:right w:w="108" w:type="dxa"/>
             </w:tcMar>
             <w:tcBorders>
-              <w:right w:val="single" w:sz="4" w:space="0" w:color="CCCCCC"/>
-              <w:top w:val="single" w:sz="4" w:space="0" w:color="CCCCCC"/>
-              <w:bottom w:val="single" w:sz="4" w:space="0" w:color="CCCCCC"/>
-              <w:left w:val="single" w:sz="4" w:space="0" w:color="CCCCCC"/>
+              <w:top w:val="single" w:sz="4" w:space="0" w:color="CCCCCC"/>
+              <w:right w:val="single" w:sz="4" w:space="0" w:color="CCCCCC"/>
+              <w:left w:val="single" w:sz="4" w:space="0" w:color="CCCCCC"/>
+              <w:bottom w:val="single" w:sz="4" w:space="0" w:color="CCCCCC"/>
             </w:tcBorders>
           </w:tcPr>
           <w:p>
@@ -9997,7 +9865,7 @@
                 <w:sz w:val="20"/>
                 <w:szCs w:val="20"/>
               </w:rPr>
-              <w:t>Follow-up on submitted requests with no status update — customer does not receive an automatic update on their request status</w:t>
+              <w:t>Follow-up on submitted requests — unclear status of submitted request, no automatic notification sent with status update</w:t>
             </w:r>
           </w:p>
         </w:tc>
@@ -10012,10 +9880,10 @@
               <w:right w:w="108" w:type="dxa"/>
             </w:tcMar>
             <w:tcBorders>
-              <w:right w:val="single" w:sz="4" w:space="0" w:color="CCCCCC"/>
-              <w:top w:val="single" w:sz="4" w:space="0" w:color="CCCCCC"/>
-              <w:bottom w:val="single" w:sz="4" w:space="0" w:color="CCCCCC"/>
-              <w:left w:val="single" w:sz="4" w:space="0" w:color="CCCCCC"/>
+              <w:top w:val="single" w:sz="4" w:space="0" w:color="CCCCCC"/>
+              <w:right w:val="single" w:sz="4" w:space="0" w:color="CCCCCC"/>
+              <w:left w:val="single" w:sz="4" w:space="0" w:color="CCCCCC"/>
+              <w:bottom w:val="single" w:sz="4" w:space="0" w:color="CCCCCC"/>
             </w:tcBorders>
           </w:tcPr>
           <w:p>
@@ -10031,7 +9899,7 @@
                 <w:sz w:val="20"/>
                 <w:szCs w:val="20"/>
               </w:rPr>
-              <w:t>3</w:t>
+              <w:t>4</w:t>
             </w:r>
           </w:p>
         </w:tc>
@@ -10046,10 +9914,10 @@
               <w:right w:w="108" w:type="dxa"/>
             </w:tcMar>
             <w:tcBorders>
-              <w:right w:val="single" w:sz="4" w:space="0" w:color="CCCCCC"/>
-              <w:top w:val="single" w:sz="4" w:space="0" w:color="CCCCCC"/>
-              <w:bottom w:val="single" w:sz="4" w:space="0" w:color="CCCCCC"/>
-              <w:left w:val="single" w:sz="4" w:space="0" w:color="CCCCCC"/>
+              <w:top w:val="single" w:sz="4" w:space="0" w:color="CCCCCC"/>
+              <w:right w:val="single" w:sz="4" w:space="0" w:color="CCCCCC"/>
+              <w:left w:val="single" w:sz="4" w:space="0" w:color="CCCCCC"/>
+              <w:bottom w:val="single" w:sz="4" w:space="0" w:color="CCCCCC"/>
             </w:tcBorders>
           </w:tcPr>
           <w:p>
@@ -10080,10 +9948,10 @@
               <w:right w:w="108" w:type="dxa"/>
             </w:tcMar>
             <w:tcBorders>
-              <w:right w:val="single" w:sz="4" w:space="0" w:color="CCCCCC"/>
-              <w:top w:val="single" w:sz="4" w:space="0" w:color="CCCCCC"/>
-              <w:bottom w:val="single" w:sz="4" w:space="0" w:color="CCCCCC"/>
-              <w:left w:val="single" w:sz="4" w:space="0" w:color="CCCCCC"/>
+              <w:top w:val="single" w:sz="4" w:space="0" w:color="CCCCCC"/>
+              <w:right w:val="single" w:sz="4" w:space="0" w:color="CCCCCC"/>
+              <w:left w:val="single" w:sz="4" w:space="0" w:color="CCCCCC"/>
+              <w:bottom w:val="single" w:sz="4" w:space="0" w:color="CCCCCC"/>
             </w:tcBorders>
           </w:tcPr>
           <w:p>
@@ -10099,7 +9967,7 @@
                 <w:sz w:val="20"/>
                 <w:szCs w:val="20"/>
               </w:rPr>
-              <w:t>The procedural guide is limited to describing submission steps only with no mention of a mechanism for notifying the customer after submission or tracking request status in the app or website.</w:t>
+              <w:t>The guidance manual contains no mechanism for notifying customers of updates to their request status, and the MOI platform lacks a central screen for tracking request processing stages.</w:t>
             </w:r>
           </w:p>
         </w:tc>
@@ -10114,10 +9982,10 @@
               <w:right w:w="108" w:type="dxa"/>
             </w:tcMar>
             <w:tcBorders>
-              <w:right w:val="single" w:sz="4" w:space="0" w:color="CCCCCC"/>
-              <w:top w:val="single" w:sz="4" w:space="0" w:color="CCCCCC"/>
-              <w:bottom w:val="single" w:sz="4" w:space="0" w:color="CCCCCC"/>
-              <w:left w:val="single" w:sz="4" w:space="0" w:color="CCCCCC"/>
+              <w:top w:val="single" w:sz="4" w:space="0" w:color="CCCCCC"/>
+              <w:right w:val="single" w:sz="4" w:space="0" w:color="CCCCCC"/>
+              <w:left w:val="single" w:sz="4" w:space="0" w:color="CCCCCC"/>
+              <w:bottom w:val="single" w:sz="4" w:space="0" w:color="CCCCCC"/>
             </w:tcBorders>
           </w:tcPr>
           <w:p>
@@ -10133,7 +10001,7 @@
                 <w:sz w:val="20"/>
                 <w:szCs w:val="20"/>
               </w:rPr>
-              <w:t>Absence of proactive notification + missing content</w:t>
+              <w:t>Absence of proactive status notification</w:t>
             </w:r>
           </w:p>
         </w:tc>
@@ -10148,10 +10016,10 @@
               <w:right w:w="108" w:type="dxa"/>
             </w:tcMar>
             <w:tcBorders>
-              <w:right w:val="single" w:sz="4" w:space="0" w:color="CCCCCC"/>
-              <w:top w:val="single" w:sz="4" w:space="0" w:color="CCCCCC"/>
-              <w:bottom w:val="single" w:sz="4" w:space="0" w:color="CCCCCC"/>
-              <w:left w:val="single" w:sz="4" w:space="0" w:color="CCCCCC"/>
+              <w:top w:val="single" w:sz="4" w:space="0" w:color="CCCCCC"/>
+              <w:bottom w:val="single" w:sz="4" w:space="0" w:color="CCCCCC"/>
+              <w:left w:val="single" w:sz="4" w:space="0" w:color="CCCCCC"/>
+              <w:right w:val="single" w:sz="4" w:space="0" w:color="CCCCCC"/>
             </w:tcBorders>
           </w:tcPr>
           <w:p>
@@ -10167,7 +10035,7 @@
                 <w:sz w:val="20"/>
                 <w:szCs w:val="20"/>
               </w:rPr>
-              <w:t>Activate automatic SMS/email notifications at each processing stage, add a request tracking feature in the app, and include automatic escalation triggers when the defined service level is exceeded without a status update.</w:t>
+              <w:t>Activate automatic notifications (SMS/push) at each processing stage, and add a 'My Requests' screen in the MOI application for real-time status tracking.</w:t>
             </w:r>
           </w:p>
         </w:tc>
@@ -10184,10 +10052,10 @@
               <w:right w:w="108" w:type="dxa"/>
             </w:tcMar>
             <w:tcBorders>
-              <w:right w:val="single" w:sz="4" w:space="0" w:color="CCCCCC"/>
-              <w:top w:val="single" w:sz="4" w:space="0" w:color="CCCCCC"/>
-              <w:bottom w:val="single" w:sz="4" w:space="0" w:color="CCCCCC"/>
-              <w:left w:val="single" w:sz="4" w:space="0" w:color="CCCCCC"/>
+              <w:top w:val="single" w:sz="4" w:space="0" w:color="CCCCCC"/>
+              <w:right w:val="single" w:sz="4" w:space="0" w:color="CCCCCC"/>
+              <w:left w:val="single" w:sz="4" w:space="0" w:color="CCCCCC"/>
+              <w:bottom w:val="single" w:sz="4" w:space="0" w:color="CCCCCC"/>
             </w:tcBorders>
           </w:tcPr>
           <w:p>
@@ -10203,7 +10071,7 @@
                 <w:sz w:val="20"/>
                 <w:szCs w:val="20"/>
               </w:rPr>
-              <w:t>Technical errors in completing transactions and fee payment — fees deducted more than once or inability to complete registration</w:t>
+              <w:t>Technical malfunctions in the payment and registration system — duplicate fee deduction or failure to register despite meeting requirements due to a system malfunction</w:t>
             </w:r>
           </w:p>
         </w:tc>
@@ -10218,10 +10086,10 @@
               <w:right w:w="108" w:type="dxa"/>
             </w:tcMar>
             <w:tcBorders>
-              <w:right w:val="single" w:sz="4" w:space="0" w:color="CCCCCC"/>
-              <w:top w:val="single" w:sz="4" w:space="0" w:color="CCCCCC"/>
-              <w:bottom w:val="single" w:sz="4" w:space="0" w:color="CCCCCC"/>
-              <w:left w:val="single" w:sz="4" w:space="0" w:color="CCCCCC"/>
+              <w:top w:val="single" w:sz="4" w:space="0" w:color="CCCCCC"/>
+              <w:right w:val="single" w:sz="4" w:space="0" w:color="CCCCCC"/>
+              <w:left w:val="single" w:sz="4" w:space="0" w:color="CCCCCC"/>
+              <w:bottom w:val="single" w:sz="4" w:space="0" w:color="CCCCCC"/>
             </w:tcBorders>
           </w:tcPr>
           <w:p>
@@ -10252,10 +10120,10 @@
               <w:right w:w="108" w:type="dxa"/>
             </w:tcMar>
             <w:tcBorders>
-              <w:right w:val="single" w:sz="4" w:space="0" w:color="CCCCCC"/>
-              <w:top w:val="single" w:sz="4" w:space="0" w:color="CCCCCC"/>
-              <w:bottom w:val="single" w:sz="4" w:space="0" w:color="CCCCCC"/>
-              <w:left w:val="single" w:sz="4" w:space="0" w:color="CCCCCC"/>
+              <w:top w:val="single" w:sz="4" w:space="0" w:color="CCCCCC"/>
+              <w:right w:val="single" w:sz="4" w:space="0" w:color="CCCCCC"/>
+              <w:left w:val="single" w:sz="4" w:space="0" w:color="CCCCCC"/>
+              <w:bottom w:val="single" w:sz="4" w:space="0" w:color="CCCCCC"/>
             </w:tcBorders>
           </w:tcPr>
           <w:p>
@@ -10286,10 +10154,10 @@
               <w:right w:w="108" w:type="dxa"/>
             </w:tcMar>
             <w:tcBorders>
-              <w:right w:val="single" w:sz="4" w:space="0" w:color="CCCCCC"/>
-              <w:top w:val="single" w:sz="4" w:space="0" w:color="CCCCCC"/>
-              <w:bottom w:val="single" w:sz="4" w:space="0" w:color="CCCCCC"/>
-              <w:left w:val="single" w:sz="4" w:space="0" w:color="CCCCCC"/>
+              <w:top w:val="single" w:sz="4" w:space="0" w:color="CCCCCC"/>
+              <w:right w:val="single" w:sz="4" w:space="0" w:color="CCCCCC"/>
+              <w:left w:val="single" w:sz="4" w:space="0" w:color="CCCCCC"/>
+              <w:bottom w:val="single" w:sz="4" w:space="0" w:color="CCCCCC"/>
             </w:tcBorders>
           </w:tcPr>
           <w:p>
@@ -10305,7 +10173,7 @@
                 <w:sz w:val="20"/>
                 <w:szCs w:val="20"/>
               </w:rPr>
-              <w:t>A violation value refund service is available via service centres only; there is no digital refund request form and no automatic refund mechanism upon transaction failure in the app or website.</w:t>
+              <w:t>A traffic fine refund service is available but is limited to fines only, excluding registration fees; there is no section in the guide addressing duplicate fee recovery procedures or system malfunction.</w:t>
             </w:r>
           </w:p>
         </w:tc>
@@ -10320,10 +10188,10 @@
               <w:right w:w="108" w:type="dxa"/>
             </w:tcMar>
             <w:tcBorders>
-              <w:right w:val="single" w:sz="4" w:space="0" w:color="CCCCCC"/>
-              <w:top w:val="single" w:sz="4" w:space="0" w:color="CCCCCC"/>
-              <w:bottom w:val="single" w:sz="4" w:space="0" w:color="CCCCCC"/>
-              <w:left w:val="single" w:sz="4" w:space="0" w:color="CCCCCC"/>
+              <w:top w:val="single" w:sz="4" w:space="0" w:color="CCCCCC"/>
+              <w:right w:val="single" w:sz="4" w:space="0" w:color="CCCCCC"/>
+              <w:left w:val="single" w:sz="4" w:space="0" w:color="CCCCCC"/>
+              <w:bottom w:val="single" w:sz="4" w:space="0" w:color="CCCCCC"/>
             </w:tcBorders>
           </w:tcPr>
           <w:p>
@@ -10339,7 +10207,7 @@
                 <w:sz w:val="20"/>
                 <w:szCs w:val="20"/>
               </w:rPr>
-              <w:t>Missing content + platform defect + absence of self-service refund mechanism</w:t>
+              <w:t>Missing content + platform malfunction</w:t>
             </w:r>
           </w:p>
         </w:tc>
@@ -10354,10 +10222,10 @@
               <w:right w:w="108" w:type="dxa"/>
             </w:tcMar>
             <w:tcBorders>
-              <w:right w:val="single" w:sz="4" w:space="0" w:color="CCCCCC"/>
-              <w:top w:val="single" w:sz="4" w:space="0" w:color="CCCCCC"/>
-              <w:bottom w:val="single" w:sz="4" w:space="0" w:color="CCCCCC"/>
-              <w:left w:val="single" w:sz="4" w:space="0" w:color="CCCCCC"/>
+              <w:top w:val="single" w:sz="4" w:space="0" w:color="CCCCCC"/>
+              <w:bottom w:val="single" w:sz="4" w:space="0" w:color="CCCCCC"/>
+              <w:left w:val="single" w:sz="4" w:space="0" w:color="CCCCCC"/>
+              <w:right w:val="single" w:sz="4" w:space="0" w:color="CCCCCC"/>
             </w:tcBorders>
           </w:tcPr>
           <w:p>
@@ -10373,7 +10241,7 @@
                 <w:sz w:val="20"/>
                 <w:szCs w:val="20"/>
               </w:rPr>
-              <w:t>Activate an automatic SMS/email notification upon fee deduction with an immediate automatic refund upon confirmation failure, and add a digital refund form and clear FAQs for double-deduction cases.</w:t>
+              <w:t>Add a section in the guide for duplicate deduction cases with a clear escalation pathway, create an electronic form for fee recovery, and implement an automatic rollback mechanism for failed transactions.</w:t>
             </w:r>
           </w:p>
         </w:tc>
@@ -10390,10 +10258,10 @@
               <w:right w:w="108" w:type="dxa"/>
             </w:tcMar>
             <w:tcBorders>
-              <w:right w:val="single" w:sz="4" w:space="0" w:color="CCCCCC"/>
-              <w:bottom w:val="single" w:sz="4" w:space="0" w:color="CCCCCC"/>
-              <w:top w:val="single" w:sz="4" w:space="0" w:color="CCCCCC"/>
-              <w:left w:val="single" w:sz="4" w:space="0" w:color="CCCCCC"/>
+              <w:top w:val="single" w:sz="4" w:space="0" w:color="CCCCCC"/>
+              <w:right w:val="single" w:sz="4" w:space="0" w:color="CCCCCC"/>
+              <w:left w:val="single" w:sz="4" w:space="0" w:color="CCCCCC"/>
+              <w:bottom w:val="single" w:sz="4" w:space="0" w:color="CCCCCC"/>
             </w:tcBorders>
           </w:tcPr>
           <w:p>
@@ -10409,7 +10277,7 @@
                 <w:sz w:val="20"/>
                 <w:szCs w:val="20"/>
               </w:rPr>
-              <w:t>Delay in processing weapons licence applications — customer receives no notification of application status</w:t>
+              <w:t>Pending weapons licence requests — weapons licence request remaining pending without notification of status or the competent authority</w:t>
             </w:r>
           </w:p>
         </w:tc>
@@ -10424,10 +10292,10 @@
               <w:right w:w="108" w:type="dxa"/>
             </w:tcMar>
             <w:tcBorders>
-              <w:right w:val="single" w:sz="4" w:space="0" w:color="CCCCCC"/>
-              <w:bottom w:val="single" w:sz="4" w:space="0" w:color="CCCCCC"/>
-              <w:left w:val="single" w:sz="4" w:space="0" w:color="CCCCCC"/>
-              <w:top w:val="single" w:sz="4" w:space="0" w:color="CCCCCC"/>
+              <w:top w:val="single" w:sz="4" w:space="0" w:color="CCCCCC"/>
+              <w:right w:val="single" w:sz="4" w:space="0" w:color="CCCCCC"/>
+              <w:left w:val="single" w:sz="4" w:space="0" w:color="CCCCCC"/>
+              <w:bottom w:val="single" w:sz="4" w:space="0" w:color="CCCCCC"/>
             </w:tcBorders>
           </w:tcPr>
           <w:p>
@@ -10443,7 +10311,7 @@
                 <w:sz w:val="20"/>
                 <w:szCs w:val="20"/>
               </w:rPr>
-              <w:t>1</w:t>
+              <w:t>2</w:t>
             </w:r>
           </w:p>
         </w:tc>
@@ -10458,10 +10326,10 @@
               <w:right w:w="108" w:type="dxa"/>
             </w:tcMar>
             <w:tcBorders>
-              <w:right w:val="single" w:sz="4" w:space="0" w:color="CCCCCC"/>
-              <w:bottom w:val="single" w:sz="4" w:space="0" w:color="CCCCCC"/>
-              <w:left w:val="single" w:sz="4" w:space="0" w:color="CCCCCC"/>
-              <w:top w:val="single" w:sz="4" w:space="0" w:color="CCCCCC"/>
+              <w:top w:val="single" w:sz="4" w:space="0" w:color="CCCCCC"/>
+              <w:right w:val="single" w:sz="4" w:space="0" w:color="CCCCCC"/>
+              <w:left w:val="single" w:sz="4" w:space="0" w:color="CCCCCC"/>
+              <w:bottom w:val="single" w:sz="4" w:space="0" w:color="CCCCCC"/>
             </w:tcBorders>
           </w:tcPr>
           <w:p>
@@ -10492,10 +10360,10 @@
               <w:right w:w="108" w:type="dxa"/>
             </w:tcMar>
             <w:tcBorders>
-              <w:right w:val="single" w:sz="4" w:space="0" w:color="CCCCCC"/>
-              <w:bottom w:val="single" w:sz="4" w:space="0" w:color="CCCCCC"/>
-              <w:left w:val="single" w:sz="4" w:space="0" w:color="CCCCCC"/>
-              <w:top w:val="single" w:sz="4" w:space="0" w:color="CCCCCC"/>
+              <w:top w:val="single" w:sz="4" w:space="0" w:color="CCCCCC"/>
+              <w:right w:val="single" w:sz="4" w:space="0" w:color="CCCCCC"/>
+              <w:left w:val="single" w:sz="4" w:space="0" w:color="CCCCCC"/>
+              <w:bottom w:val="single" w:sz="4" w:space="0" w:color="CCCCCC"/>
             </w:tcBorders>
           </w:tcPr>
           <w:p>
@@ -10511,7 +10379,7 @@
                 <w:sz w:val="20"/>
                 <w:szCs w:val="20"/>
               </w:rPr>
-              <w:t>No weapons licensing service is mentioned in the procedural guide, and there is no content relating to eligibility conditions, processing timeframes, or notification mechanisms in the app or website.</w:t>
+              <w:t>There is no mention of a weapons licensing service in the guidance manual, and no service card or digital pathway exists for tracking the request or communicating with the competent authority.</w:t>
             </w:r>
           </w:p>
         </w:tc>
@@ -10526,10 +10394,10 @@
               <w:right w:w="108" w:type="dxa"/>
             </w:tcMar>
             <w:tcBorders>
-              <w:right w:val="single" w:sz="4" w:space="0" w:color="CCCCCC"/>
-              <w:bottom w:val="single" w:sz="4" w:space="0" w:color="CCCCCC"/>
-              <w:left w:val="single" w:sz="4" w:space="0" w:color="CCCCCC"/>
-              <w:top w:val="single" w:sz="4" w:space="0" w:color="CCCCCC"/>
+              <w:top w:val="single" w:sz="4" w:space="0" w:color="CCCCCC"/>
+              <w:right w:val="single" w:sz="4" w:space="0" w:color="CCCCCC"/>
+              <w:left w:val="single" w:sz="4" w:space="0" w:color="CCCCCC"/>
+              <w:bottom w:val="single" w:sz="4" w:space="0" w:color="CCCCCC"/>
             </w:tcBorders>
           </w:tcPr>
           <w:p>
@@ -10545,7 +10413,7 @@
                 <w:sz w:val="20"/>
                 <w:szCs w:val="20"/>
               </w:rPr>
-              <w:t>Completely missing content + absence of proactive notification</w:t>
+              <w:t>Missing content + absence of proactive notification</w:t>
             </w:r>
           </w:p>
         </w:tc>
@@ -10560,10 +10428,10 @@
               <w:right w:w="108" w:type="dxa"/>
             </w:tcMar>
             <w:tcBorders>
-              <w:right w:val="single" w:sz="4" w:space="0" w:color="CCCCCC"/>
-              <w:bottom w:val="single" w:sz="4" w:space="0" w:color="CCCCCC"/>
-              <w:left w:val="single" w:sz="4" w:space="0" w:color="CCCCCC"/>
-              <w:top w:val="single" w:sz="4" w:space="0" w:color="CCCCCC"/>
+              <w:top w:val="single" w:sz="4" w:space="0" w:color="CCCCCC"/>
+              <w:bottom w:val="single" w:sz="4" w:space="0" w:color="CCCCCC"/>
+              <w:left w:val="single" w:sz="4" w:space="0" w:color="CCCCCC"/>
+              <w:right w:val="single" w:sz="4" w:space="0" w:color="CCCCCC"/>
             </w:tcBorders>
           </w:tcPr>
           <w:p>
@@ -10579,7 +10447,213 @@
                 <w:sz w:val="20"/>
                 <w:szCs w:val="20"/>
               </w:rPr>
-              <w:t>Activate automatic SMS/email notifications for each stage in weapons licence application processing, add the complete service to the guide, and create a secure portal via UAE Pass for tracking sensitive applications.</w:t>
+              <w:t>Activate automatic SMS/email notifications at each stage of the weapons licence application, and add a complete service card in the guide covering required documents, the competent authority, and the processing timeframe.</w:t>
+            </w:r>
+          </w:p>
+        </w:tc>
+      </w:tr>
+      <w:tr>
+        <w:tc>
+          <w:tcPr>
+            <w:tcW w:type="dxa" w:w="1560"/>
+            <w:shd w:val="clear" w:color="auto" w:fill="D9D9D9"/>
+            <w:tcMar>
+              <w:top w:w="60" w:type="dxa"/>
+              <w:bottom w:w="60" w:type="dxa"/>
+              <w:left w:w="108" w:type="dxa"/>
+              <w:right w:w="108" w:type="dxa"/>
+            </w:tcMar>
+            <w:tcBorders>
+              <w:top w:val="single" w:sz="4" w:space="0" w:color="CCCCCC"/>
+              <w:right w:val="single" w:sz="4" w:space="0" w:color="CCCCCC"/>
+              <w:left w:val="single" w:sz="4" w:space="0" w:color="CCCCCC"/>
+              <w:bottom w:val="single" w:sz="4" w:space="0" w:color="CCCCCC"/>
+            </w:tcBorders>
+          </w:tcPr>
+          <w:p>
+            <w:pPr>
+              <w:spacing w:before="60" w:after="60"/>
+              <w:jc w:val="left"/>
+            </w:pPr>
+            <w:r>
+              <w:rPr>
+                <w:rFonts w:ascii="Calibri" w:hAnsi="Calibri" w:eastAsia="Calibri" w:cs="Calibri"/>
+                <w:b w:val="0"/>
+                <w:color w:val="000000"/>
+                <w:sz w:val="20"/>
+                <w:szCs w:val="20"/>
+              </w:rPr>
+              <w:t>Errors in vehicle payment and registration procedures — unclear steps for selecting plate type and payment in the MOI application, leading to incorrect procedures</w:t>
+            </w:r>
+          </w:p>
+        </w:tc>
+        <w:tc>
+          <w:tcPr>
+            <w:tcW w:type="dxa" w:w="1560"/>
+            <w:shd w:val="clear" w:color="auto" w:fill="D9D9D9"/>
+            <w:tcMar>
+              <w:top w:w="60" w:type="dxa"/>
+              <w:bottom w:w="60" w:type="dxa"/>
+              <w:left w:w="108" w:type="dxa"/>
+              <w:right w:w="108" w:type="dxa"/>
+            </w:tcMar>
+            <w:tcBorders>
+              <w:top w:val="single" w:sz="4" w:space="0" w:color="CCCCCC"/>
+              <w:right w:val="single" w:sz="4" w:space="0" w:color="CCCCCC"/>
+              <w:left w:val="single" w:sz="4" w:space="0" w:color="CCCCCC"/>
+              <w:bottom w:val="single" w:sz="4" w:space="0" w:color="CCCCCC"/>
+            </w:tcBorders>
+          </w:tcPr>
+          <w:p>
+            <w:pPr>
+              <w:spacing w:before="60" w:after="60"/>
+              <w:jc w:val="left"/>
+            </w:pPr>
+            <w:r>
+              <w:rPr>
+                <w:rFonts w:ascii="Calibri" w:hAnsi="Calibri" w:eastAsia="Calibri" w:cs="Calibri"/>
+                <w:b w:val="0"/>
+                <w:color w:val="000000"/>
+                <w:sz w:val="20"/>
+                <w:szCs w:val="20"/>
+              </w:rPr>
+              <w:t>2</w:t>
+            </w:r>
+          </w:p>
+        </w:tc>
+        <w:tc>
+          <w:tcPr>
+            <w:tcW w:type="dxa" w:w="1560"/>
+            <w:shd w:val="clear" w:color="auto" w:fill="D9D9D9"/>
+            <w:tcMar>
+              <w:top w:w="60" w:type="dxa"/>
+              <w:bottom w:w="60" w:type="dxa"/>
+              <w:left w:w="108" w:type="dxa"/>
+              <w:right w:w="108" w:type="dxa"/>
+            </w:tcMar>
+            <w:tcBorders>
+              <w:top w:val="single" w:sz="4" w:space="0" w:color="CCCCCC"/>
+              <w:right w:val="single" w:sz="4" w:space="0" w:color="CCCCCC"/>
+              <w:left w:val="single" w:sz="4" w:space="0" w:color="CCCCCC"/>
+              <w:bottom w:val="single" w:sz="4" w:space="0" w:color="CCCCCC"/>
+            </w:tcBorders>
+          </w:tcPr>
+          <w:p>
+            <w:pPr>
+              <w:spacing w:before="60" w:after="60"/>
+              <w:jc w:val="left"/>
+            </w:pPr>
+            <w:r>
+              <w:rPr>
+                <w:rFonts w:ascii="Calibri" w:hAnsi="Calibri" w:eastAsia="Calibri" w:cs="Calibri"/>
+                <w:b w:val="0"/>
+                <w:color w:val="000000"/>
+                <w:sz w:val="20"/>
+                <w:szCs w:val="20"/>
+              </w:rPr>
+              <w:t>🟡 High</w:t>
+            </w:r>
+          </w:p>
+        </w:tc>
+        <w:tc>
+          <w:tcPr>
+            <w:tcW w:type="dxa" w:w="1560"/>
+            <w:shd w:val="clear" w:color="auto" w:fill="D9D9D9"/>
+            <w:tcMar>
+              <w:top w:w="60" w:type="dxa"/>
+              <w:bottom w:w="60" w:type="dxa"/>
+              <w:left w:w="108" w:type="dxa"/>
+              <w:right w:w="108" w:type="dxa"/>
+            </w:tcMar>
+            <w:tcBorders>
+              <w:top w:val="single" w:sz="4" w:space="0" w:color="CCCCCC"/>
+              <w:right w:val="single" w:sz="4" w:space="0" w:color="CCCCCC"/>
+              <w:left w:val="single" w:sz="4" w:space="0" w:color="CCCCCC"/>
+              <w:bottom w:val="single" w:sz="4" w:space="0" w:color="CCCCCC"/>
+            </w:tcBorders>
+          </w:tcPr>
+          <w:p>
+            <w:pPr>
+              <w:spacing w:before="60" w:after="60"/>
+              <w:jc w:val="left"/>
+            </w:pPr>
+            <w:r>
+              <w:rPr>
+                <w:rFonts w:ascii="Calibri" w:hAnsi="Calibri" w:eastAsia="Calibri" w:cs="Calibri"/>
+                <w:b w:val="0"/>
+                <w:color w:val="000000"/>
+                <w:sz w:val="20"/>
+                <w:szCs w:val="20"/>
+              </w:rPr>
+              <w:t>The guide includes a plate fee schedule without screenshots or an illustrated guide, and the application steps lack contextual tooltips explaining the difference between plate types and their fees at the point of selection.</w:t>
+            </w:r>
+          </w:p>
+        </w:tc>
+        <w:tc>
+          <w:tcPr>
+            <w:tcW w:type="dxa" w:w="1560"/>
+            <w:shd w:val="clear" w:color="auto" w:fill="D9D9D9"/>
+            <w:tcMar>
+              <w:top w:w="60" w:type="dxa"/>
+              <w:bottom w:w="60" w:type="dxa"/>
+              <w:left w:w="108" w:type="dxa"/>
+              <w:right w:w="108" w:type="dxa"/>
+            </w:tcMar>
+            <w:tcBorders>
+              <w:top w:val="single" w:sz="4" w:space="0" w:color="CCCCCC"/>
+              <w:right w:val="single" w:sz="4" w:space="0" w:color="CCCCCC"/>
+              <w:left w:val="single" w:sz="4" w:space="0" w:color="CCCCCC"/>
+              <w:bottom w:val="single" w:sz="4" w:space="0" w:color="CCCCCC"/>
+            </w:tcBorders>
+          </w:tcPr>
+          <w:p>
+            <w:pPr>
+              <w:spacing w:before="60" w:after="60"/>
+              <w:jc w:val="left"/>
+            </w:pPr>
+            <w:r>
+              <w:rPr>
+                <w:rFonts w:ascii="Calibri" w:hAnsi="Calibri" w:eastAsia="Calibri" w:cs="Calibri"/>
+                <w:b w:val="0"/>
+                <w:color w:val="000000"/>
+                <w:sz w:val="20"/>
+                <w:szCs w:val="20"/>
+              </w:rPr>
+              <w:t>Incomplete information + unclear process</w:t>
+            </w:r>
+          </w:p>
+        </w:tc>
+        <w:tc>
+          <w:tcPr>
+            <w:tcW w:type="dxa" w:w="1560"/>
+            <w:shd w:val="clear" w:color="auto" w:fill="D9D9D9"/>
+            <w:tcMar>
+              <w:top w:w="60" w:type="dxa"/>
+              <w:bottom w:w="60" w:type="dxa"/>
+              <w:left w:w="108" w:type="dxa"/>
+              <w:right w:w="108" w:type="dxa"/>
+            </w:tcMar>
+            <w:tcBorders>
+              <w:top w:val="single" w:sz="4" w:space="0" w:color="CCCCCC"/>
+              <w:right w:val="single" w:sz="4" w:space="0" w:color="CCCCCC"/>
+              <w:left w:val="single" w:sz="4" w:space="0" w:color="CCCCCC"/>
+              <w:bottom w:val="single" w:sz="4" w:space="0" w:color="CCCCCC"/>
+            </w:tcBorders>
+          </w:tcPr>
+          <w:p>
+            <w:pPr>
+              <w:spacing w:before="60" w:after="60"/>
+              <w:jc w:val="left"/>
+            </w:pPr>
+            <w:r>
+              <w:rPr>
+                <w:rFonts w:ascii="Calibri" w:hAnsi="Calibri" w:eastAsia="Calibri" w:cs="Calibri"/>
+                <w:b w:val="0"/>
+                <w:color w:val="000000"/>
+                <w:sz w:val="20"/>
+                <w:szCs w:val="20"/>
+              </w:rPr>
+              <w:t>Create a step-by-step illustrated guide for the vehicle registration and plate selection pathway in the MOI application, and add a contextual tooltip at the selection step and a proactive confirmation before payment.</w:t>
             </w:r>
           </w:p>
         </w:tc>
@@ -10629,10 +10703,10 @@
               <w:right w:w="108" w:type="dxa"/>
             </w:tcMar>
             <w:tcBorders>
-              <w:right w:val="single" w:sz="4" w:space="0" w:color="CCCCCC"/>
-              <w:top w:val="single" w:sz="4" w:space="0" w:color="CCCCCC"/>
-              <w:bottom w:val="single" w:sz="4" w:space="0" w:color="CCCCCC"/>
-              <w:left w:val="single" w:sz="4" w:space="0" w:color="CCCCCC"/>
+              <w:top w:val="single" w:sz="4" w:space="0" w:color="CCCCCC"/>
+              <w:right w:val="single" w:sz="4" w:space="0" w:color="CCCCCC"/>
+              <w:left w:val="single" w:sz="4" w:space="0" w:color="CCCCCC"/>
+              <w:bottom w:val="single" w:sz="4" w:space="0" w:color="CCCCCC"/>
             </w:tcBorders>
           </w:tcPr>
           <w:p>
@@ -10663,10 +10737,10 @@
               <w:right w:w="108" w:type="dxa"/>
             </w:tcMar>
             <w:tcBorders>
-              <w:right w:val="single" w:sz="4" w:space="0" w:color="CCCCCC"/>
-              <w:top w:val="single" w:sz="4" w:space="0" w:color="CCCCCC"/>
-              <w:bottom w:val="single" w:sz="4" w:space="0" w:color="CCCCCC"/>
-              <w:left w:val="single" w:sz="4" w:space="0" w:color="CCCCCC"/>
+              <w:top w:val="single" w:sz="4" w:space="0" w:color="CCCCCC"/>
+              <w:right w:val="single" w:sz="4" w:space="0" w:color="CCCCCC"/>
+              <w:left w:val="single" w:sz="4" w:space="0" w:color="CCCCCC"/>
+              <w:bottom w:val="single" w:sz="4" w:space="0" w:color="CCCCCC"/>
             </w:tcBorders>
           </w:tcPr>
           <w:p>
@@ -10697,10 +10771,10 @@
               <w:right w:w="108" w:type="dxa"/>
             </w:tcMar>
             <w:tcBorders>
-              <w:right w:val="single" w:sz="4" w:space="0" w:color="CCCCCC"/>
-              <w:top w:val="single" w:sz="4" w:space="0" w:color="CCCCCC"/>
-              <w:bottom w:val="single" w:sz="4" w:space="0" w:color="CCCCCC"/>
-              <w:left w:val="single" w:sz="4" w:space="0" w:color="CCCCCC"/>
+              <w:top w:val="single" w:sz="4" w:space="0" w:color="CCCCCC"/>
+              <w:right w:val="single" w:sz="4" w:space="0" w:color="CCCCCC"/>
+              <w:left w:val="single" w:sz="4" w:space="0" w:color="CCCCCC"/>
+              <w:bottom w:val="single" w:sz="4" w:space="0" w:color="CCCCCC"/>
             </w:tcBorders>
           </w:tcPr>
           <w:p>
@@ -10716,7 +10790,7 @@
                 <w:sz w:val="20"/>
                 <w:szCs w:val="20"/>
               </w:rPr>
-              <w:t>Example of the Challenge</w:t>
+              <w:t>Example Challenge</w:t>
             </w:r>
           </w:p>
         </w:tc>
@@ -10731,10 +10805,10 @@
               <w:right w:w="108" w:type="dxa"/>
             </w:tcMar>
             <w:tcBorders>
-              <w:right w:val="single" w:sz="4" w:space="0" w:color="CCCCCC"/>
-              <w:top w:val="single" w:sz="4" w:space="0" w:color="CCCCCC"/>
-              <w:bottom w:val="single" w:sz="4" w:space="0" w:color="CCCCCC"/>
-              <w:left w:val="single" w:sz="4" w:space="0" w:color="CCCCCC"/>
+              <w:top w:val="single" w:sz="4" w:space="0" w:color="CCCCCC"/>
+              <w:right w:val="single" w:sz="4" w:space="0" w:color="CCCCCC"/>
+              <w:left w:val="single" w:sz="4" w:space="0" w:color="CCCCCC"/>
+              <w:bottom w:val="single" w:sz="4" w:space="0" w:color="CCCCCC"/>
             </w:tcBorders>
           </w:tcPr>
           <w:p>
@@ -10767,10 +10841,10 @@
               <w:right w:w="108" w:type="dxa"/>
             </w:tcMar>
             <w:tcBorders>
-              <w:right w:val="single" w:sz="4" w:space="0" w:color="CCCCCC"/>
-              <w:top w:val="single" w:sz="4" w:space="0" w:color="CCCCCC"/>
-              <w:bottom w:val="single" w:sz="4" w:space="0" w:color="CCCCCC"/>
-              <w:left w:val="single" w:sz="4" w:space="0" w:color="CCCCCC"/>
+              <w:top w:val="single" w:sz="4" w:space="0" w:color="CCCCCC"/>
+              <w:right w:val="single" w:sz="4" w:space="0" w:color="CCCCCC"/>
+              <w:left w:val="single" w:sz="4" w:space="0" w:color="CCCCCC"/>
+              <w:bottom w:val="single" w:sz="4" w:space="0" w:color="CCCCCC"/>
             </w:tcBorders>
           </w:tcPr>
           <w:p>
@@ -10801,10 +10875,10 @@
               <w:right w:w="108" w:type="dxa"/>
             </w:tcMar>
             <w:tcBorders>
-              <w:right w:val="single" w:sz="4" w:space="0" w:color="CCCCCC"/>
-              <w:top w:val="single" w:sz="4" w:space="0" w:color="CCCCCC"/>
-              <w:bottom w:val="single" w:sz="4" w:space="0" w:color="CCCCCC"/>
-              <w:left w:val="single" w:sz="4" w:space="0" w:color="CCCCCC"/>
+              <w:top w:val="single" w:sz="4" w:space="0" w:color="CCCCCC"/>
+              <w:right w:val="single" w:sz="4" w:space="0" w:color="CCCCCC"/>
+              <w:left w:val="single" w:sz="4" w:space="0" w:color="CCCCCC"/>
+              <w:bottom w:val="single" w:sz="4" w:space="0" w:color="CCCCCC"/>
             </w:tcBorders>
           </w:tcPr>
           <w:p>
@@ -10820,7 +10894,7 @@
                 <w:sz w:val="20"/>
                 <w:szCs w:val="20"/>
               </w:rPr>
-              <w:t>Absence of a structured technical reporting mechanism</w:t>
+              <w:t>Absence of an organised technical reporting mechanism</w:t>
             </w:r>
           </w:p>
         </w:tc>
@@ -10835,10 +10909,10 @@
               <w:right w:w="108" w:type="dxa"/>
             </w:tcMar>
             <w:tcBorders>
-              <w:right w:val="single" w:sz="4" w:space="0" w:color="CCCCCC"/>
-              <w:top w:val="single" w:sz="4" w:space="0" w:color="CCCCCC"/>
-              <w:bottom w:val="single" w:sz="4" w:space="0" w:color="CCCCCC"/>
-              <w:left w:val="single" w:sz="4" w:space="0" w:color="CCCCCC"/>
+              <w:top w:val="single" w:sz="4" w:space="0" w:color="CCCCCC"/>
+              <w:right w:val="single" w:sz="4" w:space="0" w:color="CCCCCC"/>
+              <w:left w:val="single" w:sz="4" w:space="0" w:color="CCCCCC"/>
+              <w:bottom w:val="single" w:sz="4" w:space="0" w:color="CCCCCC"/>
             </w:tcBorders>
           </w:tcPr>
           <w:p>
@@ -10854,7 +10928,7 @@
                 <w:sz w:val="20"/>
                 <w:szCs w:val="20"/>
               </w:rPr>
-              <w:t>11 cases — vehicle image in violation notice displays a different vehicle or non-matching plate, forcing the customer to contact support manually to correct the error</w:t>
+              <w:t>11 cases — vehicle image in the violation notice shows a different vehicle or the customer was not present in Fujairah</w:t>
             </w:r>
           </w:p>
         </w:tc>
@@ -10869,10 +10943,10 @@
               <w:right w:w="108" w:type="dxa"/>
             </w:tcMar>
             <w:tcBorders>
-              <w:right w:val="single" w:sz="4" w:space="0" w:color="CCCCCC"/>
-              <w:top w:val="single" w:sz="4" w:space="0" w:color="CCCCCC"/>
-              <w:bottom w:val="single" w:sz="4" w:space="0" w:color="CCCCCC"/>
-              <w:left w:val="single" w:sz="4" w:space="0" w:color="CCCCCC"/>
+              <w:top w:val="single" w:sz="4" w:space="0" w:color="CCCCCC"/>
+              <w:bottom w:val="single" w:sz="4" w:space="0" w:color="CCCCCC"/>
+              <w:left w:val="single" w:sz="4" w:space="0" w:color="CCCCCC"/>
+              <w:right w:val="single" w:sz="4" w:space="0" w:color="CCCCCC"/>
             </w:tcBorders>
           </w:tcPr>
           <w:p>
@@ -10888,7 +10962,7 @@
                 <w:sz w:val="20"/>
                 <w:szCs w:val="20"/>
               </w:rPr>
-              <w:t>Develop an internal automated system to detect plate mismatches before violation notices are issued, and create a digital channel for submitting objections with photographic evidence attached.</w:t>
+              <w:t>Establish a unified digital reporting form for violation errors with a clear escalation pathway and fix the radar plate-matching system.</w:t>
             </w:r>
           </w:p>
         </w:tc>
@@ -10905,10 +10979,10 @@
               <w:right w:w="108" w:type="dxa"/>
             </w:tcMar>
             <w:tcBorders>
-              <w:right w:val="single" w:sz="4" w:space="0" w:color="CCCCCC"/>
-              <w:top w:val="single" w:sz="4" w:space="0" w:color="CCCCCC"/>
-              <w:bottom w:val="single" w:sz="4" w:space="0" w:color="CCCCCC"/>
-              <w:left w:val="single" w:sz="4" w:space="0" w:color="CCCCCC"/>
+              <w:top w:val="single" w:sz="4" w:space="0" w:color="CCCCCC"/>
+              <w:right w:val="single" w:sz="4" w:space="0" w:color="CCCCCC"/>
+              <w:left w:val="single" w:sz="4" w:space="0" w:color="CCCCCC"/>
+              <w:bottom w:val="single" w:sz="4" w:space="0" w:color="CCCCCC"/>
             </w:tcBorders>
           </w:tcPr>
           <w:p>
@@ -10939,10 +11013,10 @@
               <w:right w:w="108" w:type="dxa"/>
             </w:tcMar>
             <w:tcBorders>
-              <w:right w:val="single" w:sz="4" w:space="0" w:color="CCCCCC"/>
-              <w:top w:val="single" w:sz="4" w:space="0" w:color="CCCCCC"/>
-              <w:bottom w:val="single" w:sz="4" w:space="0" w:color="CCCCCC"/>
-              <w:left w:val="single" w:sz="4" w:space="0" w:color="CCCCCC"/>
+              <w:top w:val="single" w:sz="4" w:space="0" w:color="CCCCCC"/>
+              <w:right w:val="single" w:sz="4" w:space="0" w:color="CCCCCC"/>
+              <w:left w:val="single" w:sz="4" w:space="0" w:color="CCCCCC"/>
+              <w:bottom w:val="single" w:sz="4" w:space="0" w:color="CCCCCC"/>
             </w:tcBorders>
           </w:tcPr>
           <w:p>
@@ -10958,7 +11032,7 @@
                 <w:sz w:val="20"/>
                 <w:szCs w:val="20"/>
               </w:rPr>
-              <w:t>Weak proactive notification</w:t>
+              <w:t>Limited awareness of available digital channels</w:t>
             </w:r>
           </w:p>
         </w:tc>
@@ -10973,10 +11047,10 @@
               <w:right w:w="108" w:type="dxa"/>
             </w:tcMar>
             <w:tcBorders>
-              <w:right w:val="single" w:sz="4" w:space="0" w:color="CCCCCC"/>
-              <w:top w:val="single" w:sz="4" w:space="0" w:color="CCCCCC"/>
-              <w:bottom w:val="single" w:sz="4" w:space="0" w:color="CCCCCC"/>
-              <w:left w:val="single" w:sz="4" w:space="0" w:color="CCCCCC"/>
+              <w:top w:val="single" w:sz="4" w:space="0" w:color="CCCCCC"/>
+              <w:right w:val="single" w:sz="4" w:space="0" w:color="CCCCCC"/>
+              <w:left w:val="single" w:sz="4" w:space="0" w:color="CCCCCC"/>
+              <w:bottom w:val="single" w:sz="4" w:space="0" w:color="CCCCCC"/>
             </w:tcBorders>
           </w:tcPr>
           <w:p>
@@ -10992,7 +11066,7 @@
                 <w:sz w:val="20"/>
                 <w:szCs w:val="20"/>
               </w:rPr>
-              <w:t>8 cases — the customer does not receive a notification or tracking link when ownership documents or a licence are dispatched via Emirates Post, and therefore contacts support to check the status</w:t>
+              <w:t>11 cases — customer unable to self-update personal data via the application</w:t>
             </w:r>
           </w:p>
         </w:tc>
@@ -11007,10 +11081,10 @@
               <w:right w:w="108" w:type="dxa"/>
             </w:tcMar>
             <w:tcBorders>
-              <w:right w:val="single" w:sz="4" w:space="0" w:color="CCCCCC"/>
-              <w:top w:val="single" w:sz="4" w:space="0" w:color="CCCCCC"/>
-              <w:bottom w:val="single" w:sz="4" w:space="0" w:color="CCCCCC"/>
-              <w:left w:val="single" w:sz="4" w:space="0" w:color="CCCCCC"/>
+              <w:top w:val="single" w:sz="4" w:space="0" w:color="CCCCCC"/>
+              <w:bottom w:val="single" w:sz="4" w:space="0" w:color="CCCCCC"/>
+              <w:left w:val="single" w:sz="4" w:space="0" w:color="CCCCCC"/>
+              <w:right w:val="single" w:sz="4" w:space="0" w:color="CCCCCC"/>
             </w:tcBorders>
           </w:tcPr>
           <w:p>
@@ -11026,7 +11100,7 @@
                 <w:sz w:val="20"/>
                 <w:szCs w:val="20"/>
               </w:rPr>
-              <w:t>Activate automatic SMS/email notifications with a tracking link as soon as documents are dispatched, and add a self-service delivery enquiry feature within the app.</w:t>
+              <w:t>Publish step-by-step illustrated guides within the MOI application for each digital service pathway, along with updated FAQs.</w:t>
             </w:r>
           </w:p>
         </w:tc>
@@ -11043,10 +11117,10 @@
               <w:right w:w="108" w:type="dxa"/>
             </w:tcMar>
             <w:tcBorders>
-              <w:right w:val="single" w:sz="4" w:space="0" w:color="CCCCCC"/>
-              <w:top w:val="single" w:sz="4" w:space="0" w:color="CCCCCC"/>
-              <w:bottom w:val="single" w:sz="4" w:space="0" w:color="CCCCCC"/>
-              <w:left w:val="single" w:sz="4" w:space="0" w:color="CCCCCC"/>
+              <w:top w:val="single" w:sz="4" w:space="0" w:color="CCCCCC"/>
+              <w:right w:val="single" w:sz="4" w:space="0" w:color="CCCCCC"/>
+              <w:left w:val="single" w:sz="4" w:space="0" w:color="CCCCCC"/>
+              <w:bottom w:val="single" w:sz="4" w:space="0" w:color="CCCCCC"/>
             </w:tcBorders>
           </w:tcPr>
           <w:p>
@@ -11077,10 +11151,10 @@
               <w:right w:w="108" w:type="dxa"/>
             </w:tcMar>
             <w:tcBorders>
-              <w:right w:val="single" w:sz="4" w:space="0" w:color="CCCCCC"/>
-              <w:top w:val="single" w:sz="4" w:space="0" w:color="CCCCCC"/>
-              <w:bottom w:val="single" w:sz="4" w:space="0" w:color="CCCCCC"/>
-              <w:left w:val="single" w:sz="4" w:space="0" w:color="CCCCCC"/>
+              <w:top w:val="single" w:sz="4" w:space="0" w:color="CCCCCC"/>
+              <w:right w:val="single" w:sz="4" w:space="0" w:color="CCCCCC"/>
+              <w:left w:val="single" w:sz="4" w:space="0" w:color="CCCCCC"/>
+              <w:bottom w:val="single" w:sz="4" w:space="0" w:color="CCCCCC"/>
             </w:tcBorders>
           </w:tcPr>
           <w:p>
@@ -11096,7 +11170,7 @@
                 <w:sz w:val="20"/>
                 <w:szCs w:val="20"/>
               </w:rPr>
-              <w:t>Low awareness of available digital channels</w:t>
+              <w:t>Weak proactive notification</w:t>
             </w:r>
           </w:p>
         </w:tc>
@@ -11111,10 +11185,10 @@
               <w:right w:w="108" w:type="dxa"/>
             </w:tcMar>
             <w:tcBorders>
-              <w:right w:val="single" w:sz="4" w:space="0" w:color="CCCCCC"/>
-              <w:top w:val="single" w:sz="4" w:space="0" w:color="CCCCCC"/>
-              <w:bottom w:val="single" w:sz="4" w:space="0" w:color="CCCCCC"/>
-              <w:left w:val="single" w:sz="4" w:space="0" w:color="CCCCCC"/>
+              <w:top w:val="single" w:sz="4" w:space="0" w:color="CCCCCC"/>
+              <w:right w:val="single" w:sz="4" w:space="0" w:color="CCCCCC"/>
+              <w:left w:val="single" w:sz="4" w:space="0" w:color="CCCCCC"/>
+              <w:bottom w:val="single" w:sz="4" w:space="0" w:color="CCCCCC"/>
             </w:tcBorders>
           </w:tcPr>
           <w:p>
@@ -11130,7 +11204,7 @@
                 <w:sz w:val="20"/>
                 <w:szCs w:val="20"/>
               </w:rPr>
-              <w:t>6 cases — the system does not allow the customer to self-update their phone number, identity data, or licence image, forcing them to contact support to complete the update</w:t>
+              <w:t>10 cases — unclear status of submitted request, no automatic notification sent with status update</w:t>
             </w:r>
           </w:p>
         </w:tc>
@@ -11145,10 +11219,10 @@
               <w:right w:w="108" w:type="dxa"/>
             </w:tcMar>
             <w:tcBorders>
-              <w:right w:val="single" w:sz="4" w:space="0" w:color="CCCCCC"/>
-              <w:top w:val="single" w:sz="4" w:space="0" w:color="CCCCCC"/>
-              <w:bottom w:val="single" w:sz="4" w:space="0" w:color="CCCCCC"/>
-              <w:left w:val="single" w:sz="4" w:space="0" w:color="CCCCCC"/>
+              <w:top w:val="single" w:sz="4" w:space="0" w:color="CCCCCC"/>
+              <w:bottom w:val="single" w:sz="4" w:space="0" w:color="CCCCCC"/>
+              <w:left w:val="single" w:sz="4" w:space="0" w:color="CCCCCC"/>
+              <w:right w:val="single" w:sz="4" w:space="0" w:color="CCCCCC"/>
             </w:tcBorders>
           </w:tcPr>
           <w:p>
@@ -11164,7 +11238,7 @@
                 <w:sz w:val="20"/>
                 <w:szCs w:val="20"/>
               </w:rPr>
-              <w:t>Address functional gaps in the app and update the guide to clarify what can be amended electronically, with a step-by-step guide and illustrative screenshots.</w:t>
+              <w:t>Activate automatic SMS/email notifications at each request processing stage and add a central tracking screen in the application.</w:t>
             </w:r>
           </w:p>
         </w:tc>
@@ -11181,10 +11255,10 @@
               <w:right w:w="108" w:type="dxa"/>
             </w:tcMar>
             <w:tcBorders>
-              <w:right w:val="single" w:sz="4" w:space="0" w:color="CCCCCC"/>
-              <w:bottom w:val="single" w:sz="4" w:space="0" w:color="CCCCCC"/>
-              <w:top w:val="single" w:sz="4" w:space="0" w:color="CCCCCC"/>
-              <w:left w:val="single" w:sz="4" w:space="0" w:color="CCCCCC"/>
+              <w:top w:val="single" w:sz="4" w:space="0" w:color="CCCCCC"/>
+              <w:right w:val="single" w:sz="4" w:space="0" w:color="CCCCCC"/>
+              <w:left w:val="single" w:sz="4" w:space="0" w:color="CCCCCC"/>
+              <w:bottom w:val="single" w:sz="4" w:space="0" w:color="CCCCCC"/>
             </w:tcBorders>
           </w:tcPr>
           <w:p>
@@ -11215,10 +11289,10 @@
               <w:right w:w="108" w:type="dxa"/>
             </w:tcMar>
             <w:tcBorders>
-              <w:right w:val="single" w:sz="4" w:space="0" w:color="CCCCCC"/>
-              <w:bottom w:val="single" w:sz="4" w:space="0" w:color="CCCCCC"/>
-              <w:left w:val="single" w:sz="4" w:space="0" w:color="CCCCCC"/>
-              <w:top w:val="single" w:sz="4" w:space="0" w:color="CCCCCC"/>
+              <w:top w:val="single" w:sz="4" w:space="0" w:color="CCCCCC"/>
+              <w:right w:val="single" w:sz="4" w:space="0" w:color="CCCCCC"/>
+              <w:left w:val="single" w:sz="4" w:space="0" w:color="CCCCCC"/>
+              <w:bottom w:val="single" w:sz="4" w:space="0" w:color="CCCCCC"/>
             </w:tcBorders>
           </w:tcPr>
           <w:p>
@@ -11249,10 +11323,10 @@
               <w:right w:w="108" w:type="dxa"/>
             </w:tcMar>
             <w:tcBorders>
-              <w:right w:val="single" w:sz="4" w:space="0" w:color="CCCCCC"/>
-              <w:bottom w:val="single" w:sz="4" w:space="0" w:color="CCCCCC"/>
-              <w:left w:val="single" w:sz="4" w:space="0" w:color="CCCCCC"/>
-              <w:top w:val="single" w:sz="4" w:space="0" w:color="CCCCCC"/>
+              <w:top w:val="single" w:sz="4" w:space="0" w:color="CCCCCC"/>
+              <w:right w:val="single" w:sz="4" w:space="0" w:color="CCCCCC"/>
+              <w:left w:val="single" w:sz="4" w:space="0" w:color="CCCCCC"/>
+              <w:bottom w:val="single" w:sz="4" w:space="0" w:color="CCCCCC"/>
             </w:tcBorders>
           </w:tcPr>
           <w:p>
@@ -11268,7 +11342,7 @@
                 <w:sz w:val="20"/>
                 <w:szCs w:val="20"/>
               </w:rPr>
-              <w:t>4 cases — the customer objects to traffic violations due to unclear speed limits or belief in a different tolerance margin, generating recurring objection cases</w:t>
+              <w:t>2 cases — unclear steps for selecting plate type and payment in the MOI application, leading to incorrect procedures</w:t>
             </w:r>
           </w:p>
         </w:tc>
@@ -11283,10 +11357,10 @@
               <w:right w:w="108" w:type="dxa"/>
             </w:tcMar>
             <w:tcBorders>
-              <w:right w:val="single" w:sz="4" w:space="0" w:color="CCCCCC"/>
-              <w:bottom w:val="single" w:sz="4" w:space="0" w:color="CCCCCC"/>
-              <w:left w:val="single" w:sz="4" w:space="0" w:color="CCCCCC"/>
-              <w:top w:val="single" w:sz="4" w:space="0" w:color="CCCCCC"/>
+              <w:top w:val="single" w:sz="4" w:space="0" w:color="CCCCCC"/>
+              <w:right w:val="single" w:sz="4" w:space="0" w:color="CCCCCC"/>
+              <w:left w:val="single" w:sz="4" w:space="0" w:color="CCCCCC"/>
+              <w:bottom w:val="single" w:sz="4" w:space="0" w:color="CCCCCC"/>
             </w:tcBorders>
           </w:tcPr>
           <w:p>
@@ -11302,7 +11376,7 @@
                 <w:sz w:val="20"/>
                 <w:szCs w:val="20"/>
               </w:rPr>
-              <w:t>Create a digital objection pathway and publish clear awareness content about speed limits and tolerance margins in the app and website.</w:t>
+              <w:t>Develop dedicated digital pathways with contextual tooltips and proactive confirmation for each payment and registration step.</w:t>
             </w:r>
           </w:p>
         </w:tc>
@@ -11322,7 +11396,7 @@
           <w:sz w:val="32"/>
           <w:szCs w:val="32"/>
         </w:rPr>
-        <w:t>Section Six: Analysis Four — Digital Transformation Plan</w:t>
+        <w:t>Section Six: Fourth Analysis — Digital Transformation Plan</w:t>
       </w:r>
       <w:bookmarkStart w:id="18" w:name="_Toc000000018"/>
       <w:bookmarkEnd w:id="18"/>
@@ -11342,7 +11416,7 @@
           <w:szCs w:val="24"/>
           <w:u w:val="none"/>
         </w:rPr>
-        <w:t>This section presents seven priority FAQs extracted from the most recurring patterns in the text data for the period January to December 2025, alongside a proposed proactive notification pathway to enhance the customer experience. Data indicates that at least 12 contact cases, representing 24.0% of the total 50 cases, could be avoided by implementing a simple automated notification system without requiring any structural changes.</w:t>
+        <w:t>This section presents the digital transformation plan built on seven priority FAQs, extracted from the most recurring patterns in the textual data for the period January to December 2025, alongside a proposed proactive notification pathway. The data shows that more than 10 cases, representing 20.0% of the total 50 cases, can be fully eliminated through a simple automated notification system without the need for any structural change.</w:t>
       </w:r>
     </w:p>
     <w:p>
@@ -11358,7 +11432,7 @@
           <w:sz w:val="26"/>
           <w:szCs w:val="26"/>
         </w:rPr>
-        <w:t>6.1  Priority FAQs</w:t>
+        <w:t>6.1  Priority Frequently Asked Questions</w:t>
       </w:r>
       <w:bookmarkStart w:id="19" w:name="_Toc000000019"/>
       <w:bookmarkEnd w:id="19"/>
@@ -11378,7 +11452,7 @@
           <w:szCs w:val="24"/>
           <w:u w:val="none"/>
         </w:rPr>
-        <w:t>These questions are extracted from the most recurring patterns in the text data.</w:t>
+        <w:t>These questions are extracted from the most recurring patterns in the textual data.</w:t>
       </w:r>
     </w:p>
     <w:tbl>
@@ -11406,10 +11480,10 @@
               <w:right w:w="108" w:type="dxa"/>
             </w:tcMar>
             <w:tcBorders>
-              <w:right w:val="single" w:sz="4" w:space="0" w:color="CCCCCC"/>
-              <w:top w:val="single" w:sz="4" w:space="0" w:color="CCCCCC"/>
-              <w:bottom w:val="single" w:sz="4" w:space="0" w:color="CCCCCC"/>
-              <w:left w:val="single" w:sz="4" w:space="0" w:color="CCCCCC"/>
+              <w:top w:val="single" w:sz="4" w:space="0" w:color="CCCCCC"/>
+              <w:right w:val="single" w:sz="4" w:space="0" w:color="CCCCCC"/>
+              <w:left w:val="single" w:sz="4" w:space="0" w:color="CCCCCC"/>
+              <w:bottom w:val="single" w:sz="4" w:space="0" w:color="CCCCCC"/>
             </w:tcBorders>
           </w:tcPr>
           <w:p>
@@ -11440,10 +11514,10 @@
               <w:right w:w="108" w:type="dxa"/>
             </w:tcMar>
             <w:tcBorders>
-              <w:right w:val="single" w:sz="4" w:space="0" w:color="CCCCCC"/>
-              <w:top w:val="single" w:sz="4" w:space="0" w:color="CCCCCC"/>
-              <w:bottom w:val="single" w:sz="4" w:space="0" w:color="CCCCCC"/>
-              <w:left w:val="single" w:sz="4" w:space="0" w:color="CCCCCC"/>
+              <w:top w:val="single" w:sz="4" w:space="0" w:color="CCCCCC"/>
+              <w:right w:val="single" w:sz="4" w:space="0" w:color="CCCCCC"/>
+              <w:left w:val="single" w:sz="4" w:space="0" w:color="CCCCCC"/>
+              <w:bottom w:val="single" w:sz="4" w:space="0" w:color="CCCCCC"/>
             </w:tcBorders>
           </w:tcPr>
           <w:p>
@@ -11474,10 +11548,10 @@
               <w:right w:w="108" w:type="dxa"/>
             </w:tcMar>
             <w:tcBorders>
-              <w:right w:val="single" w:sz="4" w:space="0" w:color="CCCCCC"/>
-              <w:top w:val="single" w:sz="4" w:space="0" w:color="CCCCCC"/>
-              <w:bottom w:val="single" w:sz="4" w:space="0" w:color="CCCCCC"/>
-              <w:left w:val="single" w:sz="4" w:space="0" w:color="CCCCCC"/>
+              <w:top w:val="single" w:sz="4" w:space="0" w:color="CCCCCC"/>
+              <w:right w:val="single" w:sz="4" w:space="0" w:color="CCCCCC"/>
+              <w:left w:val="single" w:sz="4" w:space="0" w:color="CCCCCC"/>
+              <w:bottom w:val="single" w:sz="4" w:space="0" w:color="CCCCCC"/>
             </w:tcBorders>
           </w:tcPr>
           <w:p>
@@ -11493,7 +11567,7 @@
                 <w:sz w:val="20"/>
                 <w:szCs w:val="20"/>
               </w:rPr>
-              <w:t>Suggested Answer</w:t>
+              <w:t>Proposed Answer</w:t>
             </w:r>
           </w:p>
         </w:tc>
@@ -11508,10 +11582,10 @@
               <w:right w:w="108" w:type="dxa"/>
             </w:tcMar>
             <w:tcBorders>
-              <w:right w:val="single" w:sz="4" w:space="0" w:color="CCCCCC"/>
-              <w:top w:val="single" w:sz="4" w:space="0" w:color="CCCCCC"/>
-              <w:bottom w:val="single" w:sz="4" w:space="0" w:color="CCCCCC"/>
-              <w:left w:val="single" w:sz="4" w:space="0" w:color="CCCCCC"/>
+              <w:top w:val="single" w:sz="4" w:space="0" w:color="CCCCCC"/>
+              <w:right w:val="single" w:sz="4" w:space="0" w:color="CCCCCC"/>
+              <w:left w:val="single" w:sz="4" w:space="0" w:color="CCCCCC"/>
+              <w:bottom w:val="single" w:sz="4" w:space="0" w:color="CCCCCC"/>
             </w:tcBorders>
           </w:tcPr>
           <w:p>
@@ -11544,10 +11618,10 @@
               <w:right w:w="108" w:type="dxa"/>
             </w:tcMar>
             <w:tcBorders>
-              <w:right w:val="single" w:sz="4" w:space="0" w:color="CCCCCC"/>
-              <w:top w:val="single" w:sz="4" w:space="0" w:color="CCCCCC"/>
-              <w:bottom w:val="single" w:sz="4" w:space="0" w:color="CCCCCC"/>
-              <w:left w:val="single" w:sz="4" w:space="0" w:color="CCCCCC"/>
+              <w:top w:val="single" w:sz="4" w:space="0" w:color="CCCCCC"/>
+              <w:right w:val="single" w:sz="4" w:space="0" w:color="CCCCCC"/>
+              <w:left w:val="single" w:sz="4" w:space="0" w:color="CCCCCC"/>
+              <w:bottom w:val="single" w:sz="4" w:space="0" w:color="CCCCCC"/>
             </w:tcBorders>
           </w:tcPr>
           <w:p>
@@ -11578,10 +11652,10 @@
               <w:right w:w="108" w:type="dxa"/>
             </w:tcMar>
             <w:tcBorders>
-              <w:right w:val="single" w:sz="4" w:space="0" w:color="CCCCCC"/>
-              <w:top w:val="single" w:sz="4" w:space="0" w:color="CCCCCC"/>
-              <w:bottom w:val="single" w:sz="4" w:space="0" w:color="CCCCCC"/>
-              <w:left w:val="single" w:sz="4" w:space="0" w:color="CCCCCC"/>
+              <w:top w:val="single" w:sz="4" w:space="0" w:color="CCCCCC"/>
+              <w:right w:val="single" w:sz="4" w:space="0" w:color="CCCCCC"/>
+              <w:left w:val="single" w:sz="4" w:space="0" w:color="CCCCCC"/>
+              <w:bottom w:val="single" w:sz="4" w:space="0" w:color="CCCCCC"/>
             </w:tcBorders>
           </w:tcPr>
           <w:p>
@@ -11597,7 +11671,7 @@
                 <w:sz w:val="20"/>
                 <w:szCs w:val="20"/>
               </w:rPr>
-              <w:t>How do I verify that a traffic violation recorded in my name actually belongs to my vehicle?</w:t>
+              <w:t>How do I verify that a traffic violation sent to me is actually registered against my vehicle in Fujairah?</w:t>
             </w:r>
           </w:p>
         </w:tc>
@@ -11612,10 +11686,10 @@
               <w:right w:w="108" w:type="dxa"/>
             </w:tcMar>
             <w:tcBorders>
-              <w:right w:val="single" w:sz="4" w:space="0" w:color="CCCCCC"/>
-              <w:top w:val="single" w:sz="4" w:space="0" w:color="CCCCCC"/>
-              <w:bottom w:val="single" w:sz="4" w:space="0" w:color="CCCCCC"/>
-              <w:left w:val="single" w:sz="4" w:space="0" w:color="CCCCCC"/>
+              <w:top w:val="single" w:sz="4" w:space="0" w:color="CCCCCC"/>
+              <w:right w:val="single" w:sz="4" w:space="0" w:color="CCCCCC"/>
+              <w:left w:val="single" w:sz="4" w:space="0" w:color="CCCCCC"/>
+              <w:bottom w:val="single" w:sz="4" w:space="0" w:color="CCCCCC"/>
             </w:tcBorders>
           </w:tcPr>
           <w:p>
@@ -11631,7 +11705,7 @@
                 <w:sz w:val="20"/>
                 <w:szCs w:val="20"/>
               </w:rPr>
-              <w:t>Open the MOI app and review the violation image. If the image shows a vehicle or plate different from your vehicle, or if you were outside Fujairah on the day of the violation, submit a complaint through the official channels attaching an image of your vehicle and documents proving your whereabouts. The competent authority will investigate and notify you of the outcome.</w:t>
+              <w:t>Open the MOI application, select the traffic violations enquiry service, and enter your vehicle licence plate number. If the violation does not appear in the system, or if the vehicle image in the notification does not match your vehicle, contact Fujairah Police directly to conduct a verification and correct the record.</w:t>
             </w:r>
           </w:p>
         </w:tc>
@@ -11646,10 +11720,10 @@
               <w:right w:w="108" w:type="dxa"/>
             </w:tcMar>
             <w:tcBorders>
-              <w:right w:val="single" w:sz="4" w:space="0" w:color="CCCCCC"/>
-              <w:top w:val="single" w:sz="4" w:space="0" w:color="CCCCCC"/>
-              <w:bottom w:val="single" w:sz="4" w:space="0" w:color="CCCCCC"/>
-              <w:left w:val="single" w:sz="4" w:space="0" w:color="CCCCCC"/>
+              <w:top w:val="single" w:sz="4" w:space="0" w:color="CCCCCC"/>
+              <w:bottom w:val="single" w:sz="4" w:space="0" w:color="CCCCCC"/>
+              <w:left w:val="single" w:sz="4" w:space="0" w:color="CCCCCC"/>
+              <w:right w:val="single" w:sz="4" w:space="0" w:color="CCCCCC"/>
             </w:tcBorders>
           </w:tcPr>
           <w:p>
@@ -11682,10 +11756,10 @@
               <w:right w:w="108" w:type="dxa"/>
             </w:tcMar>
             <w:tcBorders>
-              <w:right w:val="single" w:sz="4" w:space="0" w:color="CCCCCC"/>
-              <w:top w:val="single" w:sz="4" w:space="0" w:color="CCCCCC"/>
-              <w:bottom w:val="single" w:sz="4" w:space="0" w:color="CCCCCC"/>
-              <w:left w:val="single" w:sz="4" w:space="0" w:color="CCCCCC"/>
+              <w:top w:val="single" w:sz="4" w:space="0" w:color="CCCCCC"/>
+              <w:right w:val="single" w:sz="4" w:space="0" w:color="CCCCCC"/>
+              <w:left w:val="single" w:sz="4" w:space="0" w:color="CCCCCC"/>
+              <w:bottom w:val="single" w:sz="4" w:space="0" w:color="CCCCCC"/>
             </w:tcBorders>
           </w:tcPr>
           <w:p>
@@ -11716,10 +11790,10 @@
               <w:right w:w="108" w:type="dxa"/>
             </w:tcMar>
             <w:tcBorders>
-              <w:right w:val="single" w:sz="4" w:space="0" w:color="CCCCCC"/>
-              <w:top w:val="single" w:sz="4" w:space="0" w:color="CCCCCC"/>
-              <w:bottom w:val="single" w:sz="4" w:space="0" w:color="CCCCCC"/>
-              <w:left w:val="single" w:sz="4" w:space="0" w:color="CCCCCC"/>
+              <w:top w:val="single" w:sz="4" w:space="0" w:color="CCCCCC"/>
+              <w:right w:val="single" w:sz="4" w:space="0" w:color="CCCCCC"/>
+              <w:left w:val="single" w:sz="4" w:space="0" w:color="CCCCCC"/>
+              <w:bottom w:val="single" w:sz="4" w:space="0" w:color="CCCCCC"/>
             </w:tcBorders>
           </w:tcPr>
           <w:p>
@@ -11735,7 +11809,7 @@
                 <w:sz w:val="20"/>
                 <w:szCs w:val="20"/>
               </w:rPr>
-              <w:t>How do I submit a formal objection to a traffic violation in the Emirate of Fujairah?</w:t>
+              <w:t>How do I update my phone number, personal data, and vehicle data in the traffic system?</w:t>
             </w:r>
           </w:p>
         </w:tc>
@@ -11750,10 +11824,10 @@
               <w:right w:w="108" w:type="dxa"/>
             </w:tcMar>
             <w:tcBorders>
-              <w:right w:val="single" w:sz="4" w:space="0" w:color="CCCCCC"/>
-              <w:top w:val="single" w:sz="4" w:space="0" w:color="CCCCCC"/>
-              <w:bottom w:val="single" w:sz="4" w:space="0" w:color="CCCCCC"/>
-              <w:left w:val="single" w:sz="4" w:space="0" w:color="CCCCCC"/>
+              <w:top w:val="single" w:sz="4" w:space="0" w:color="CCCCCC"/>
+              <w:right w:val="single" w:sz="4" w:space="0" w:color="CCCCCC"/>
+              <w:left w:val="single" w:sz="4" w:space="0" w:color="CCCCCC"/>
+              <w:bottom w:val="single" w:sz="4" w:space="0" w:color="CCCCCC"/>
             </w:tcBorders>
           </w:tcPr>
           <w:p>
@@ -11769,7 +11843,7 @@
                 <w:sz w:val="20"/>
                 <w:szCs w:val="20"/>
               </w:rPr>
-              <w:t>Contact Fujairah Police directly or visit the competent department to submit a formal objection request. If the violation is confirmed and you wish to request a reduction, submit a written request to the relevant department. It should be noted that speed limits in Fujairah may differ from other emirates and a uniform tolerance margin is not applied.</w:t>
+              <w:t>To update identity data: open the MOI application and navigate to Personal Account Management. To update the phone number in the traffic system: visit the competent service centre, as staff intervention is required. If there is an error in your name in English, first contact the General Directorate of Nationality and Identity to have it corrected.</w:t>
             </w:r>
           </w:p>
         </w:tc>
@@ -11784,10 +11858,10 @@
               <w:right w:w="108" w:type="dxa"/>
             </w:tcMar>
             <w:tcBorders>
-              <w:right w:val="single" w:sz="4" w:space="0" w:color="CCCCCC"/>
-              <w:top w:val="single" w:sz="4" w:space="0" w:color="CCCCCC"/>
-              <w:bottom w:val="single" w:sz="4" w:space="0" w:color="CCCCCC"/>
-              <w:left w:val="single" w:sz="4" w:space="0" w:color="CCCCCC"/>
+              <w:top w:val="single" w:sz="4" w:space="0" w:color="CCCCCC"/>
+              <w:bottom w:val="single" w:sz="4" w:space="0" w:color="CCCCCC"/>
+              <w:left w:val="single" w:sz="4" w:space="0" w:color="CCCCCC"/>
+              <w:right w:val="single" w:sz="4" w:space="0" w:color="CCCCCC"/>
             </w:tcBorders>
           </w:tcPr>
           <w:p>
@@ -11803,7 +11877,7 @@
                 <w:sz w:val="20"/>
                 <w:szCs w:val="20"/>
               </w:rPr>
-              <w:t>4</w:t>
+              <w:t>6</w:t>
             </w:r>
           </w:p>
         </w:tc>
@@ -11820,10 +11894,10 @@
               <w:right w:w="108" w:type="dxa"/>
             </w:tcMar>
             <w:tcBorders>
-              <w:right w:val="single" w:sz="4" w:space="0" w:color="CCCCCC"/>
-              <w:top w:val="single" w:sz="4" w:space="0" w:color="CCCCCC"/>
-              <w:bottom w:val="single" w:sz="4" w:space="0" w:color="CCCCCC"/>
-              <w:left w:val="single" w:sz="4" w:space="0" w:color="CCCCCC"/>
+              <w:top w:val="single" w:sz="4" w:space="0" w:color="CCCCCC"/>
+              <w:right w:val="single" w:sz="4" w:space="0" w:color="CCCCCC"/>
+              <w:left w:val="single" w:sz="4" w:space="0" w:color="CCCCCC"/>
+              <w:bottom w:val="single" w:sz="4" w:space="0" w:color="CCCCCC"/>
             </w:tcBorders>
           </w:tcPr>
           <w:p>
@@ -11854,10 +11928,10 @@
               <w:right w:w="108" w:type="dxa"/>
             </w:tcMar>
             <w:tcBorders>
-              <w:right w:val="single" w:sz="4" w:space="0" w:color="CCCCCC"/>
-              <w:top w:val="single" w:sz="4" w:space="0" w:color="CCCCCC"/>
-              <w:bottom w:val="single" w:sz="4" w:space="0" w:color="CCCCCC"/>
-              <w:left w:val="single" w:sz="4" w:space="0" w:color="CCCCCC"/>
+              <w:top w:val="single" w:sz="4" w:space="0" w:color="CCCCCC"/>
+              <w:right w:val="single" w:sz="4" w:space="0" w:color="CCCCCC"/>
+              <w:left w:val="single" w:sz="4" w:space="0" w:color="CCCCCC"/>
+              <w:bottom w:val="single" w:sz="4" w:space="0" w:color="CCCCCC"/>
             </w:tcBorders>
           </w:tcPr>
           <w:p>
@@ -11873,7 +11947,7 @@
                 <w:sz w:val="20"/>
                 <w:szCs w:val="20"/>
               </w:rPr>
-              <w:t>How do I update my phone number or personal data in the traffic system?</w:t>
+              <w:t>Can I contest a traffic violation online without attending in person?</w:t>
             </w:r>
           </w:p>
         </w:tc>
@@ -11888,10 +11962,10 @@
               <w:right w:w="108" w:type="dxa"/>
             </w:tcMar>
             <w:tcBorders>
-              <w:right w:val="single" w:sz="4" w:space="0" w:color="CCCCCC"/>
-              <w:top w:val="single" w:sz="4" w:space="0" w:color="CCCCCC"/>
-              <w:bottom w:val="single" w:sz="4" w:space="0" w:color="CCCCCC"/>
-              <w:left w:val="single" w:sz="4" w:space="0" w:color="CCCCCC"/>
+              <w:top w:val="single" w:sz="4" w:space="0" w:color="CCCCCC"/>
+              <w:right w:val="single" w:sz="4" w:space="0" w:color="CCCCCC"/>
+              <w:left w:val="single" w:sz="4" w:space="0" w:color="CCCCCC"/>
+              <w:bottom w:val="single" w:sz="4" w:space="0" w:color="CCCCCC"/>
             </w:tcBorders>
           </w:tcPr>
           <w:p>
@@ -11907,7 +11981,7 @@
                 <w:sz w:val="20"/>
                 <w:szCs w:val="20"/>
               </w:rPr>
-              <w:t>First attempt to update your data yourself through the MOI app. If this is not available, visit Fujairah Police in person with your supporting documents (Emirates ID, passport, residence permit), and the authorised staff member will update the data in the traffic system on your behalf.</w:t>
+              <w:t>Currently, a full digital objection service is not available; please visit Fujairah Police Traffic Department or Masafi Comprehensive Centre in person with ownership documents and your Emirates ID. If the violation is confirmed valid and you wish to request a fine reduction, submit a formal written request to the department.</w:t>
             </w:r>
           </w:p>
         </w:tc>
@@ -11922,10 +11996,10 @@
               <w:right w:w="108" w:type="dxa"/>
             </w:tcMar>
             <w:tcBorders>
-              <w:right w:val="single" w:sz="4" w:space="0" w:color="CCCCCC"/>
-              <w:top w:val="single" w:sz="4" w:space="0" w:color="CCCCCC"/>
-              <w:bottom w:val="single" w:sz="4" w:space="0" w:color="CCCCCC"/>
-              <w:left w:val="single" w:sz="4" w:space="0" w:color="CCCCCC"/>
+              <w:top w:val="single" w:sz="4" w:space="0" w:color="CCCCCC"/>
+              <w:bottom w:val="single" w:sz="4" w:space="0" w:color="CCCCCC"/>
+              <w:left w:val="single" w:sz="4" w:space="0" w:color="CCCCCC"/>
+              <w:right w:val="single" w:sz="4" w:space="0" w:color="CCCCCC"/>
             </w:tcBorders>
           </w:tcPr>
           <w:p>
@@ -11941,7 +12015,7 @@
                 <w:sz w:val="20"/>
                 <w:szCs w:val="20"/>
               </w:rPr>
-              <w:t>4</w:t>
+              <w:t>5</w:t>
             </w:r>
           </w:p>
         </w:tc>
@@ -11958,10 +12032,10 @@
               <w:right w:w="108" w:type="dxa"/>
             </w:tcMar>
             <w:tcBorders>
-              <w:right w:val="single" w:sz="4" w:space="0" w:color="CCCCCC"/>
-              <w:top w:val="single" w:sz="4" w:space="0" w:color="CCCCCC"/>
-              <w:bottom w:val="single" w:sz="4" w:space="0" w:color="CCCCCC"/>
-              <w:left w:val="single" w:sz="4" w:space="0" w:color="CCCCCC"/>
+              <w:top w:val="single" w:sz="4" w:space="0" w:color="CCCCCC"/>
+              <w:right w:val="single" w:sz="4" w:space="0" w:color="CCCCCC"/>
+              <w:left w:val="single" w:sz="4" w:space="0" w:color="CCCCCC"/>
+              <w:bottom w:val="single" w:sz="4" w:space="0" w:color="CCCCCC"/>
             </w:tcBorders>
           </w:tcPr>
           <w:p>
@@ -11992,10 +12066,10 @@
               <w:right w:w="108" w:type="dxa"/>
             </w:tcMar>
             <w:tcBorders>
-              <w:right w:val="single" w:sz="4" w:space="0" w:color="CCCCCC"/>
-              <w:top w:val="single" w:sz="4" w:space="0" w:color="CCCCCC"/>
-              <w:bottom w:val="single" w:sz="4" w:space="0" w:color="CCCCCC"/>
-              <w:left w:val="single" w:sz="4" w:space="0" w:color="CCCCCC"/>
+              <w:top w:val="single" w:sz="4" w:space="0" w:color="CCCCCC"/>
+              <w:right w:val="single" w:sz="4" w:space="0" w:color="CCCCCC"/>
+              <w:left w:val="single" w:sz="4" w:space="0" w:color="CCCCCC"/>
+              <w:bottom w:val="single" w:sz="4" w:space="0" w:color="CCCCCC"/>
             </w:tcBorders>
           </w:tcPr>
           <w:p>
@@ -12011,7 +12085,7 @@
                 <w:sz w:val="20"/>
                 <w:szCs w:val="20"/>
               </w:rPr>
-              <w:t>I requested printing of my vehicle ownership document and paid the fees, but it has not arrived — what should I do?</w:t>
+              <w:t>I completed payment but have not received my vehicle ownership document or driving licence — what should I do?</w:t>
             </w:r>
           </w:p>
         </w:tc>
@@ -12026,10 +12100,10 @@
               <w:right w:w="108" w:type="dxa"/>
             </w:tcMar>
             <w:tcBorders>
-              <w:right w:val="single" w:sz="4" w:space="0" w:color="CCCCCC"/>
-              <w:top w:val="single" w:sz="4" w:space="0" w:color="CCCCCC"/>
-              <w:bottom w:val="single" w:sz="4" w:space="0" w:color="CCCCCC"/>
-              <w:left w:val="single" w:sz="4" w:space="0" w:color="CCCCCC"/>
+              <w:top w:val="single" w:sz="4" w:space="0" w:color="CCCCCC"/>
+              <w:right w:val="single" w:sz="4" w:space="0" w:color="CCCCCC"/>
+              <w:left w:val="single" w:sz="4" w:space="0" w:color="CCCCCC"/>
+              <w:bottom w:val="single" w:sz="4" w:space="0" w:color="CCCCCC"/>
             </w:tcBorders>
           </w:tcPr>
           <w:p>
@@ -12045,7 +12119,7 @@
                 <w:sz w:val="20"/>
                 <w:szCs w:val="20"/>
               </w:rPr>
-              <w:t>The ownership document is sent via Emirates Post to the registered address. If it has not been received, contact Fujairah Police and provide your request number and full delivery address, and arrangements will be made to reprint and resend it at the earliest opportunity.</w:t>
+              <w:t>First, verify the accuracy of your delivery address and registered phone number via the MOI application, as delivery may be held up due to an outdated profile photo. If the data is correct and you have not received the document, contact Fujairah Police quoting the transaction number to request reprinting and redelivery via Emirates Post.</w:t>
             </w:r>
           </w:p>
         </w:tc>
@@ -12060,10 +12134,10 @@
               <w:right w:w="108" w:type="dxa"/>
             </w:tcMar>
             <w:tcBorders>
-              <w:right w:val="single" w:sz="4" w:space="0" w:color="CCCCCC"/>
-              <w:top w:val="single" w:sz="4" w:space="0" w:color="CCCCCC"/>
-              <w:bottom w:val="single" w:sz="4" w:space="0" w:color="CCCCCC"/>
-              <w:left w:val="single" w:sz="4" w:space="0" w:color="CCCCCC"/>
+              <w:top w:val="single" w:sz="4" w:space="0" w:color="CCCCCC"/>
+              <w:bottom w:val="single" w:sz="4" w:space="0" w:color="CCCCCC"/>
+              <w:left w:val="single" w:sz="4" w:space="0" w:color="CCCCCC"/>
+              <w:right w:val="single" w:sz="4" w:space="0" w:color="CCCCCC"/>
             </w:tcBorders>
           </w:tcPr>
           <w:p>
@@ -12079,7 +12153,7 @@
                 <w:sz w:val="20"/>
                 <w:szCs w:val="20"/>
               </w:rPr>
-              <w:t>3</w:t>
+              <w:t>4</w:t>
             </w:r>
           </w:p>
         </w:tc>
@@ -12096,10 +12170,10 @@
               <w:right w:w="108" w:type="dxa"/>
             </w:tcMar>
             <w:tcBorders>
-              <w:right w:val="single" w:sz="4" w:space="0" w:color="CCCCCC"/>
-              <w:top w:val="single" w:sz="4" w:space="0" w:color="CCCCCC"/>
-              <w:bottom w:val="single" w:sz="4" w:space="0" w:color="CCCCCC"/>
-              <w:left w:val="single" w:sz="4" w:space="0" w:color="CCCCCC"/>
+              <w:top w:val="single" w:sz="4" w:space="0" w:color="CCCCCC"/>
+              <w:right w:val="single" w:sz="4" w:space="0" w:color="CCCCCC"/>
+              <w:left w:val="single" w:sz="4" w:space="0" w:color="CCCCCC"/>
+              <w:bottom w:val="single" w:sz="4" w:space="0" w:color="CCCCCC"/>
             </w:tcBorders>
           </w:tcPr>
           <w:p>
@@ -12130,10 +12204,10 @@
               <w:right w:w="108" w:type="dxa"/>
             </w:tcMar>
             <w:tcBorders>
-              <w:right w:val="single" w:sz="4" w:space="0" w:color="CCCCCC"/>
-              <w:top w:val="single" w:sz="4" w:space="0" w:color="CCCCCC"/>
-              <w:bottom w:val="single" w:sz="4" w:space="0" w:color="CCCCCC"/>
-              <w:left w:val="single" w:sz="4" w:space="0" w:color="CCCCCC"/>
+              <w:top w:val="single" w:sz="4" w:space="0" w:color="CCCCCC"/>
+              <w:right w:val="single" w:sz="4" w:space="0" w:color="CCCCCC"/>
+              <w:left w:val="single" w:sz="4" w:space="0" w:color="CCCCCC"/>
+              <w:bottom w:val="single" w:sz="4" w:space="0" w:color="CCCCCC"/>
             </w:tcBorders>
           </w:tcPr>
           <w:p>
@@ -12149,7 +12223,7 @@
                 <w:sz w:val="20"/>
                 <w:szCs w:val="20"/>
               </w:rPr>
-              <w:t>I submitted a weapons licence application a long time ago and it has not been decided — how do I follow up on my application?</w:t>
+              <w:t>How do I track the status of a driving licence renewal or vehicle ownership application I submitted?</w:t>
             </w:r>
           </w:p>
         </w:tc>
@@ -12164,10 +12238,10 @@
               <w:right w:w="108" w:type="dxa"/>
             </w:tcMar>
             <w:tcBorders>
-              <w:right w:val="single" w:sz="4" w:space="0" w:color="CCCCCC"/>
-              <w:top w:val="single" w:sz="4" w:space="0" w:color="CCCCCC"/>
-              <w:bottom w:val="single" w:sz="4" w:space="0" w:color="CCCCCC"/>
-              <w:left w:val="single" w:sz="4" w:space="0" w:color="CCCCCC"/>
+              <w:top w:val="single" w:sz="4" w:space="0" w:color="CCCCCC"/>
+              <w:right w:val="single" w:sz="4" w:space="0" w:color="CCCCCC"/>
+              <w:left w:val="single" w:sz="4" w:space="0" w:color="CCCCCC"/>
+              <w:bottom w:val="single" w:sz="4" w:space="0" w:color="CCCCCC"/>
             </w:tcBorders>
           </w:tcPr>
           <w:p>
@@ -12183,7 +12257,7 @@
                 <w:sz w:val="20"/>
                 <w:szCs w:val="20"/>
               </w:rPr>
-              <w:t>Weapons licence decisions are issued by the competent committee in the Weapons and Explosives Directorate at the Ministry of Interior, which is the sole authority empowered to approve or reject applications. Contact Fujairah Police with your application number, and they will coordinate with the relevant authority to follow up on your application status and inform you of the latest developments.</w:t>
+              <w:t>Open the MOI application and select 'My Requests' to view the latest update on your request status. If the status has not changed for a long time, contact Fujairah Police quoting the transaction number to verify whether there are any pending requirements, such as an updated profile photo or missing documents.</w:t>
             </w:r>
           </w:p>
         </w:tc>
@@ -12198,10 +12272,10 @@
               <w:right w:w="108" w:type="dxa"/>
             </w:tcMar>
             <w:tcBorders>
-              <w:right w:val="single" w:sz="4" w:space="0" w:color="CCCCCC"/>
-              <w:top w:val="single" w:sz="4" w:space="0" w:color="CCCCCC"/>
-              <w:bottom w:val="single" w:sz="4" w:space="0" w:color="CCCCCC"/>
-              <w:left w:val="single" w:sz="4" w:space="0" w:color="CCCCCC"/>
+              <w:top w:val="single" w:sz="4" w:space="0" w:color="CCCCCC"/>
+              <w:bottom w:val="single" w:sz="4" w:space="0" w:color="CCCCCC"/>
+              <w:left w:val="single" w:sz="4" w:space="0" w:color="CCCCCC"/>
+              <w:right w:val="single" w:sz="4" w:space="0" w:color="CCCCCC"/>
             </w:tcBorders>
           </w:tcPr>
           <w:p>
@@ -12217,7 +12291,7 @@
                 <w:sz w:val="20"/>
                 <w:szCs w:val="20"/>
               </w:rPr>
-              <w:t>3</w:t>
+              <w:t>4</w:t>
             </w:r>
           </w:p>
         </w:tc>
@@ -12234,10 +12308,10 @@
               <w:right w:w="108" w:type="dxa"/>
             </w:tcMar>
             <w:tcBorders>
-              <w:right w:val="single" w:sz="4" w:space="0" w:color="CCCCCC"/>
-              <w:top w:val="single" w:sz="4" w:space="0" w:color="CCCCCC"/>
-              <w:bottom w:val="single" w:sz="4" w:space="0" w:color="CCCCCC"/>
-              <w:left w:val="single" w:sz="4" w:space="0" w:color="CCCCCC"/>
+              <w:top w:val="single" w:sz="4" w:space="0" w:color="CCCCCC"/>
+              <w:right w:val="single" w:sz="4" w:space="0" w:color="CCCCCC"/>
+              <w:left w:val="single" w:sz="4" w:space="0" w:color="CCCCCC"/>
+              <w:bottom w:val="single" w:sz="4" w:space="0" w:color="CCCCCC"/>
             </w:tcBorders>
           </w:tcPr>
           <w:p>
@@ -12268,10 +12342,10 @@
               <w:right w:w="108" w:type="dxa"/>
             </w:tcMar>
             <w:tcBorders>
-              <w:right w:val="single" w:sz="4" w:space="0" w:color="CCCCCC"/>
-              <w:top w:val="single" w:sz="4" w:space="0" w:color="CCCCCC"/>
-              <w:bottom w:val="single" w:sz="4" w:space="0" w:color="CCCCCC"/>
-              <w:left w:val="single" w:sz="4" w:space="0" w:color="CCCCCC"/>
+              <w:top w:val="single" w:sz="4" w:space="0" w:color="CCCCCC"/>
+              <w:right w:val="single" w:sz="4" w:space="0" w:color="CCCCCC"/>
+              <w:left w:val="single" w:sz="4" w:space="0" w:color="CCCCCC"/>
+              <w:bottom w:val="single" w:sz="4" w:space="0" w:color="CCCCCC"/>
             </w:tcBorders>
           </w:tcPr>
           <w:p>
@@ -12287,7 +12361,7 @@
                 <w:sz w:val="20"/>
                 <w:szCs w:val="20"/>
               </w:rPr>
-              <w:t>I renewed my driving licence through the MOI app but it has not arrived after several months — what is the reason?</w:t>
+              <w:t>I submitted a weapons licence application a long time ago and it is still pending — what is the procedure?</w:t>
             </w:r>
           </w:p>
         </w:tc>
@@ -12302,10 +12376,10 @@
               <w:right w:w="108" w:type="dxa"/>
             </w:tcMar>
             <w:tcBorders>
-              <w:right w:val="single" w:sz="4" w:space="0" w:color="CCCCCC"/>
-              <w:top w:val="single" w:sz="4" w:space="0" w:color="CCCCCC"/>
-              <w:bottom w:val="single" w:sz="4" w:space="0" w:color="CCCCCC"/>
-              <w:left w:val="single" w:sz="4" w:space="0" w:color="CCCCCC"/>
+              <w:top w:val="single" w:sz="4" w:space="0" w:color="CCCCCC"/>
+              <w:right w:val="single" w:sz="4" w:space="0" w:color="CCCCCC"/>
+              <w:left w:val="single" w:sz="4" w:space="0" w:color="CCCCCC"/>
+              <w:bottom w:val="single" w:sz="4" w:space="0" w:color="CCCCCC"/>
             </w:tcBorders>
           </w:tcPr>
           <w:p>
@@ -12321,7 +12395,7 @@
                 <w:sz w:val="20"/>
                 <w:szCs w:val="20"/>
               </w:rPr>
-              <w:t>The delay is usually due to the personal photo not being updated in the system; an SMS is sent requesting the update and may be overlooked. Open the MOI app and ensure your personal photo is updated. If the delay persists after that, contact Fujairah Police with your request number to follow up on the status.</w:t>
+              <w:t>Weapons licence applications are referred to the Weapons and Explosives Directorate at the Ministry of Interior, which is the sole authority competent to decide on them. Contact Fujairah Police quoting your application number and submission date to request coordination with the relevant authority and formally follow up on the status of your application.</w:t>
             </w:r>
           </w:p>
         </w:tc>
@@ -12336,10 +12410,10 @@
               <w:right w:w="108" w:type="dxa"/>
             </w:tcMar>
             <w:tcBorders>
-              <w:right w:val="single" w:sz="4" w:space="0" w:color="CCCCCC"/>
-              <w:top w:val="single" w:sz="4" w:space="0" w:color="CCCCCC"/>
-              <w:bottom w:val="single" w:sz="4" w:space="0" w:color="CCCCCC"/>
-              <w:left w:val="single" w:sz="4" w:space="0" w:color="CCCCCC"/>
+              <w:top w:val="single" w:sz="4" w:space="0" w:color="CCCCCC"/>
+              <w:bottom w:val="single" w:sz="4" w:space="0" w:color="CCCCCC"/>
+              <w:left w:val="single" w:sz="4" w:space="0" w:color="CCCCCC"/>
+              <w:right w:val="single" w:sz="4" w:space="0" w:color="CCCCCC"/>
             </w:tcBorders>
           </w:tcPr>
           <w:p>
@@ -12372,10 +12446,10 @@
               <w:right w:w="108" w:type="dxa"/>
             </w:tcMar>
             <w:tcBorders>
-              <w:right w:val="single" w:sz="4" w:space="0" w:color="CCCCCC"/>
-              <w:bottom w:val="single" w:sz="4" w:space="0" w:color="CCCCCC"/>
-              <w:top w:val="single" w:sz="4" w:space="0" w:color="CCCCCC"/>
-              <w:left w:val="single" w:sz="4" w:space="0" w:color="CCCCCC"/>
+              <w:top w:val="single" w:sz="4" w:space="0" w:color="CCCCCC"/>
+              <w:right w:val="single" w:sz="4" w:space="0" w:color="CCCCCC"/>
+              <w:left w:val="single" w:sz="4" w:space="0" w:color="CCCCCC"/>
+              <w:bottom w:val="single" w:sz="4" w:space="0" w:color="CCCCCC"/>
             </w:tcBorders>
           </w:tcPr>
           <w:p>
@@ -12406,10 +12480,10 @@
               <w:right w:w="108" w:type="dxa"/>
             </w:tcMar>
             <w:tcBorders>
-              <w:right w:val="single" w:sz="4" w:space="0" w:color="CCCCCC"/>
-              <w:bottom w:val="single" w:sz="4" w:space="0" w:color="CCCCCC"/>
-              <w:left w:val="single" w:sz="4" w:space="0" w:color="CCCCCC"/>
-              <w:top w:val="single" w:sz="4" w:space="0" w:color="CCCCCC"/>
+              <w:top w:val="single" w:sz="4" w:space="0" w:color="CCCCCC"/>
+              <w:right w:val="single" w:sz="4" w:space="0" w:color="CCCCCC"/>
+              <w:left w:val="single" w:sz="4" w:space="0" w:color="CCCCCC"/>
+              <w:bottom w:val="single" w:sz="4" w:space="0" w:color="CCCCCC"/>
             </w:tcBorders>
           </w:tcPr>
           <w:p>
@@ -12425,7 +12499,7 @@
                 <w:sz w:val="20"/>
                 <w:szCs w:val="20"/>
               </w:rPr>
-              <w:t>I paid traffic transaction fees twice due to an application error — how do I recover the excess amount paid?</w:t>
+              <w:t>I paid fees for the wrong vehicle plate type — can the amount be refunded?</w:t>
             </w:r>
           </w:p>
         </w:tc>
@@ -12440,10 +12514,10 @@
               <w:right w:w="108" w:type="dxa"/>
             </w:tcMar>
             <w:tcBorders>
-              <w:right w:val="single" w:sz="4" w:space="0" w:color="CCCCCC"/>
-              <w:bottom w:val="single" w:sz="4" w:space="0" w:color="CCCCCC"/>
-              <w:left w:val="single" w:sz="4" w:space="0" w:color="CCCCCC"/>
-              <w:top w:val="single" w:sz="4" w:space="0" w:color="CCCCCC"/>
+              <w:top w:val="single" w:sz="4" w:space="0" w:color="CCCCCC"/>
+              <w:right w:val="single" w:sz="4" w:space="0" w:color="CCCCCC"/>
+              <w:left w:val="single" w:sz="4" w:space="0" w:color="CCCCCC"/>
+              <w:bottom w:val="single" w:sz="4" w:space="0" w:color="CCCCCC"/>
             </w:tcBorders>
           </w:tcPr>
           <w:p>
@@ -12459,7 +12533,7 @@
                 <w:sz w:val="20"/>
                 <w:szCs w:val="20"/>
               </w:rPr>
-              <w:t>Contact Fujairah Police and attach proof of the duplicate payment (a bank statement or screenshot showing both transactions). The authorised staff member will verify the transaction in the system and, once confirmed, the financial record will be settled and the doubly paid amount will be refunded to your account.</w:t>
+              <w:t>In accordance with the applicable procedure, the customer bears responsibility for an incorrect selection because the MOI application clearly displays plate types, selection steps, and payment details before final confirmation. It is recommended to visit the service centre to enquire about the possibility of a refund at the discretion of the competent staff member.</w:t>
             </w:r>
           </w:p>
         </w:tc>
@@ -12474,10 +12548,10 @@
               <w:right w:w="108" w:type="dxa"/>
             </w:tcMar>
             <w:tcBorders>
-              <w:right w:val="single" w:sz="4" w:space="0" w:color="CCCCCC"/>
-              <w:bottom w:val="single" w:sz="4" w:space="0" w:color="CCCCCC"/>
-              <w:left w:val="single" w:sz="4" w:space="0" w:color="CCCCCC"/>
-              <w:top w:val="single" w:sz="4" w:space="0" w:color="CCCCCC"/>
+              <w:top w:val="single" w:sz="4" w:space="0" w:color="CCCCCC"/>
+              <w:right w:val="single" w:sz="4" w:space="0" w:color="CCCCCC"/>
+              <w:left w:val="single" w:sz="4" w:space="0" w:color="CCCCCC"/>
+              <w:bottom w:val="single" w:sz="4" w:space="0" w:color="CCCCCC"/>
             </w:tcBorders>
           </w:tcPr>
           <w:p>
@@ -12493,7 +12567,7 @@
                 <w:sz w:val="20"/>
                 <w:szCs w:val="20"/>
               </w:rPr>
-              <w:t>1</w:t>
+              <w:t>2</w:t>
             </w:r>
           </w:p>
         </w:tc>
@@ -12513,7 +12587,7 @@
           <w:sz w:val="26"/>
           <w:szCs w:val="26"/>
         </w:rPr>
-        <w:t>6.2  Pathway to Eliminating 12+ Contact Cases via Proactive Notification</w:t>
+        <w:t>6.2  Pathway to Eliminating 10+ Contact Cases via Proactive Notification</w:t>
       </w:r>
       <w:bookmarkStart w:id="20" w:name="_Toc000000020"/>
       <w:bookmarkEnd w:id="20"/>
@@ -12533,7 +12607,7 @@
           <w:szCs w:val="24"/>
           <w:u w:val="none"/>
         </w:rPr>
-        <w:t>Data analysis reveals that 12+ contact cases (24% of total) could have been eliminated entirely with a simple notification system — without any structural changes to systems or procedures:</w:t>
+        <w:t>Data analysis reveals that 10+ contact cases (20% of total) could have been fully eliminated with a simple notification system — without any structural change to systems or procedures:</w:t>
       </w:r>
     </w:p>
     <w:tbl>
@@ -12562,10 +12636,10 @@
               <w:right w:w="108" w:type="dxa"/>
             </w:tcMar>
             <w:tcBorders>
-              <w:right w:val="single" w:sz="4" w:space="0" w:color="CCCCCC"/>
-              <w:top w:val="single" w:sz="4" w:space="0" w:color="CCCCCC"/>
-              <w:bottom w:val="single" w:sz="4" w:space="0" w:color="CCCCCC"/>
-              <w:left w:val="single" w:sz="4" w:space="0" w:color="CCCCCC"/>
+              <w:top w:val="single" w:sz="4" w:space="0" w:color="CCCCCC"/>
+              <w:right w:val="single" w:sz="4" w:space="0" w:color="CCCCCC"/>
+              <w:left w:val="single" w:sz="4" w:space="0" w:color="CCCCCC"/>
+              <w:bottom w:val="single" w:sz="4" w:space="0" w:color="CCCCCC"/>
             </w:tcBorders>
           </w:tcPr>
           <w:p>
@@ -12596,10 +12670,10 @@
               <w:right w:w="108" w:type="dxa"/>
             </w:tcMar>
             <w:tcBorders>
-              <w:right w:val="single" w:sz="4" w:space="0" w:color="CCCCCC"/>
-              <w:top w:val="single" w:sz="4" w:space="0" w:color="CCCCCC"/>
-              <w:bottom w:val="single" w:sz="4" w:space="0" w:color="CCCCCC"/>
-              <w:left w:val="single" w:sz="4" w:space="0" w:color="CCCCCC"/>
+              <w:top w:val="single" w:sz="4" w:space="0" w:color="CCCCCC"/>
+              <w:right w:val="single" w:sz="4" w:space="0" w:color="CCCCCC"/>
+              <w:left w:val="single" w:sz="4" w:space="0" w:color="CCCCCC"/>
+              <w:bottom w:val="single" w:sz="4" w:space="0" w:color="CCCCCC"/>
             </w:tcBorders>
           </w:tcPr>
           <w:p>
@@ -12615,7 +12689,7 @@
                 <w:sz w:val="20"/>
                 <w:szCs w:val="20"/>
               </w:rPr>
-              <w:t>Eliminated Cases</w:t>
+              <w:t>Cases Eliminated</w:t>
             </w:r>
           </w:p>
         </w:tc>
@@ -12630,10 +12704,10 @@
               <w:right w:w="108" w:type="dxa"/>
             </w:tcMar>
             <w:tcBorders>
-              <w:right w:val="single" w:sz="4" w:space="0" w:color="CCCCCC"/>
-              <w:top w:val="single" w:sz="4" w:space="0" w:color="CCCCCC"/>
-              <w:bottom w:val="single" w:sz="4" w:space="0" w:color="CCCCCC"/>
-              <w:left w:val="single" w:sz="4" w:space="0" w:color="CCCCCC"/>
+              <w:top w:val="single" w:sz="4" w:space="0" w:color="CCCCCC"/>
+              <w:right w:val="single" w:sz="4" w:space="0" w:color="CCCCCC"/>
+              <w:left w:val="single" w:sz="4" w:space="0" w:color="CCCCCC"/>
+              <w:bottom w:val="single" w:sz="4" w:space="0" w:color="CCCCCC"/>
             </w:tcBorders>
           </w:tcPr>
           <w:p>
@@ -12664,10 +12738,10 @@
               <w:right w:w="108" w:type="dxa"/>
             </w:tcMar>
             <w:tcBorders>
-              <w:right w:val="single" w:sz="4" w:space="0" w:color="CCCCCC"/>
-              <w:top w:val="single" w:sz="4" w:space="0" w:color="CCCCCC"/>
-              <w:bottom w:val="single" w:sz="4" w:space="0" w:color="CCCCCC"/>
-              <w:left w:val="single" w:sz="4" w:space="0" w:color="CCCCCC"/>
+              <w:top w:val="single" w:sz="4" w:space="0" w:color="CCCCCC"/>
+              <w:right w:val="single" w:sz="4" w:space="0" w:color="CCCCCC"/>
+              <w:left w:val="single" w:sz="4" w:space="0" w:color="CCCCCC"/>
+              <w:bottom w:val="single" w:sz="4" w:space="0" w:color="CCCCCC"/>
             </w:tcBorders>
           </w:tcPr>
           <w:p>
@@ -12698,10 +12772,10 @@
               <w:right w:w="108" w:type="dxa"/>
             </w:tcMar>
             <w:tcBorders>
-              <w:right w:val="single" w:sz="4" w:space="0" w:color="CCCCCC"/>
-              <w:top w:val="single" w:sz="4" w:space="0" w:color="CCCCCC"/>
-              <w:bottom w:val="single" w:sz="4" w:space="0" w:color="CCCCCC"/>
-              <w:left w:val="single" w:sz="4" w:space="0" w:color="CCCCCC"/>
+              <w:top w:val="single" w:sz="4" w:space="0" w:color="CCCCCC"/>
+              <w:right w:val="single" w:sz="4" w:space="0" w:color="CCCCCC"/>
+              <w:left w:val="single" w:sz="4" w:space="0" w:color="CCCCCC"/>
+              <w:bottom w:val="single" w:sz="4" w:space="0" w:color="CCCCCC"/>
             </w:tcBorders>
           </w:tcPr>
           <w:p>
@@ -12734,10 +12808,10 @@
               <w:right w:w="108" w:type="dxa"/>
             </w:tcMar>
             <w:tcBorders>
-              <w:right w:val="single" w:sz="4" w:space="0" w:color="CCCCCC"/>
-              <w:top w:val="single" w:sz="4" w:space="0" w:color="CCCCCC"/>
-              <w:bottom w:val="single" w:sz="4" w:space="0" w:color="CCCCCC"/>
-              <w:left w:val="single" w:sz="4" w:space="0" w:color="CCCCCC"/>
+              <w:top w:val="single" w:sz="4" w:space="0" w:color="CCCCCC"/>
+              <w:right w:val="single" w:sz="4" w:space="0" w:color="CCCCCC"/>
+              <w:left w:val="single" w:sz="4" w:space="0" w:color="CCCCCC"/>
+              <w:bottom w:val="single" w:sz="4" w:space="0" w:color="CCCCCC"/>
             </w:tcBorders>
           </w:tcPr>
           <w:p>
@@ -12753,7 +12827,7 @@
                 <w:sz w:val="20"/>
                 <w:szCs w:val="20"/>
               </w:rPr>
-              <w:t>Document delivery status notification via post</w:t>
+              <w:t>Delivery tracking notification</w:t>
             </w:r>
           </w:p>
         </w:tc>
@@ -12768,10 +12842,10 @@
               <w:right w:w="108" w:type="dxa"/>
             </w:tcMar>
             <w:tcBorders>
-              <w:right w:val="single" w:sz="4" w:space="0" w:color="CCCCCC"/>
-              <w:top w:val="single" w:sz="4" w:space="0" w:color="CCCCCC"/>
-              <w:bottom w:val="single" w:sz="4" w:space="0" w:color="CCCCCC"/>
-              <w:left w:val="single" w:sz="4" w:space="0" w:color="CCCCCC"/>
+              <w:top w:val="single" w:sz="4" w:space="0" w:color="CCCCCC"/>
+              <w:right w:val="single" w:sz="4" w:space="0" w:color="CCCCCC"/>
+              <w:left w:val="single" w:sz="4" w:space="0" w:color="CCCCCC"/>
+              <w:bottom w:val="single" w:sz="4" w:space="0" w:color="CCCCCC"/>
             </w:tcBorders>
           </w:tcPr>
           <w:p>
@@ -12802,10 +12876,10 @@
               <w:right w:w="108" w:type="dxa"/>
             </w:tcMar>
             <w:tcBorders>
-              <w:right w:val="single" w:sz="4" w:space="0" w:color="CCCCCC"/>
-              <w:top w:val="single" w:sz="4" w:space="0" w:color="CCCCCC"/>
-              <w:bottom w:val="single" w:sz="4" w:space="0" w:color="CCCCCC"/>
-              <w:left w:val="single" w:sz="4" w:space="0" w:color="CCCCCC"/>
+              <w:top w:val="single" w:sz="4" w:space="0" w:color="CCCCCC"/>
+              <w:right w:val="single" w:sz="4" w:space="0" w:color="CCCCCC"/>
+              <w:left w:val="single" w:sz="4" w:space="0" w:color="CCCCCC"/>
+              <w:bottom w:val="single" w:sz="4" w:space="0" w:color="CCCCCC"/>
             </w:tcBorders>
           </w:tcPr>
           <w:p>
@@ -12821,7 +12895,7 @@
                 <w:sz w:val="20"/>
                 <w:szCs w:val="20"/>
               </w:rPr>
-              <w:t>'Fujairah Police: Your document [X] was dispatched via Emirates Post on [X]. Track your shipment at: [X]'</w:t>
+              <w:t>"Fujairah Police: Your document [X] has been printed and is on its way to you via Emirates Post. Track your shipment with number: [X]. For enquiries call [X]."</w:t>
             </w:r>
           </w:p>
         </w:tc>
@@ -12836,10 +12910,10 @@
               <w:right w:w="108" w:type="dxa"/>
             </w:tcMar>
             <w:tcBorders>
-              <w:right w:val="single" w:sz="4" w:space="0" w:color="CCCCCC"/>
-              <w:top w:val="single" w:sz="4" w:space="0" w:color="CCCCCC"/>
-              <w:bottom w:val="single" w:sz="4" w:space="0" w:color="CCCCCC"/>
-              <w:left w:val="single" w:sz="4" w:space="0" w:color="CCCCCC"/>
+              <w:top w:val="single" w:sz="4" w:space="0" w:color="CCCCCC"/>
+              <w:right w:val="single" w:sz="4" w:space="0" w:color="CCCCCC"/>
+              <w:left w:val="single" w:sz="4" w:space="0" w:color="CCCCCC"/>
+              <w:bottom w:val="single" w:sz="4" w:space="0" w:color="CCCCCC"/>
             </w:tcBorders>
           </w:tcPr>
           <w:p>
@@ -12855,7 +12929,7 @@
                 <w:sz w:val="20"/>
                 <w:szCs w:val="20"/>
               </w:rPr>
-              <w:t>SMS / Email</w:t>
+              <w:t>SMS</w:t>
             </w:r>
           </w:p>
         </w:tc>
@@ -12870,10 +12944,10 @@
               <w:right w:w="108" w:type="dxa"/>
             </w:tcMar>
             <w:tcBorders>
-              <w:right w:val="single" w:sz="4" w:space="0" w:color="CCCCCC"/>
-              <w:top w:val="single" w:sz="4" w:space="0" w:color="CCCCCC"/>
-              <w:bottom w:val="single" w:sz="4" w:space="0" w:color="CCCCCC"/>
-              <w:left w:val="single" w:sz="4" w:space="0" w:color="CCCCCC"/>
+              <w:top w:val="single" w:sz="4" w:space="0" w:color="CCCCCC"/>
+              <w:bottom w:val="single" w:sz="4" w:space="0" w:color="CCCCCC"/>
+              <w:left w:val="single" w:sz="4" w:space="0" w:color="CCCCCC"/>
+              <w:right w:val="single" w:sz="4" w:space="0" w:color="CCCCCC"/>
             </w:tcBorders>
           </w:tcPr>
           <w:p>
@@ -12889,7 +12963,7 @@
                 <w:sz w:val="20"/>
                 <w:szCs w:val="20"/>
               </w:rPr>
-              <w:t>Avoiding 4 unnecessary contact cases and significantly reducing delivery-related enquiries.</w:t>
+              <w:t>Elimination of 4 delivery enquiry cases and complete reduction of related calls.</w:t>
             </w:r>
           </w:p>
         </w:tc>
@@ -12906,10 +12980,10 @@
               <w:right w:w="108" w:type="dxa"/>
             </w:tcMar>
             <w:tcBorders>
-              <w:right w:val="single" w:sz="4" w:space="0" w:color="CCCCCC"/>
-              <w:top w:val="single" w:sz="4" w:space="0" w:color="CCCCCC"/>
-              <w:bottom w:val="single" w:sz="4" w:space="0" w:color="CCCCCC"/>
-              <w:left w:val="single" w:sz="4" w:space="0" w:color="CCCCCC"/>
+              <w:top w:val="single" w:sz="4" w:space="0" w:color="CCCCCC"/>
+              <w:right w:val="single" w:sz="4" w:space="0" w:color="CCCCCC"/>
+              <w:left w:val="single" w:sz="4" w:space="0" w:color="CCCCCC"/>
+              <w:bottom w:val="single" w:sz="4" w:space="0" w:color="CCCCCC"/>
             </w:tcBorders>
           </w:tcPr>
           <w:p>
@@ -12925,7 +12999,7 @@
                 <w:sz w:val="20"/>
                 <w:szCs w:val="20"/>
               </w:rPr>
-              <w:t>Periodic status update for weapons licence applications</w:t>
+              <w:t>Request status update notification</w:t>
             </w:r>
           </w:p>
         </w:tc>
@@ -12940,10 +13014,10 @@
               <w:right w:w="108" w:type="dxa"/>
             </w:tcMar>
             <w:tcBorders>
-              <w:right w:val="single" w:sz="4" w:space="0" w:color="CCCCCC"/>
-              <w:top w:val="single" w:sz="4" w:space="0" w:color="CCCCCC"/>
-              <w:bottom w:val="single" w:sz="4" w:space="0" w:color="CCCCCC"/>
-              <w:left w:val="single" w:sz="4" w:space="0" w:color="CCCCCC"/>
+              <w:top w:val="single" w:sz="4" w:space="0" w:color="CCCCCC"/>
+              <w:right w:val="single" w:sz="4" w:space="0" w:color="CCCCCC"/>
+              <w:left w:val="single" w:sz="4" w:space="0" w:color="CCCCCC"/>
+              <w:bottom w:val="single" w:sz="4" w:space="0" w:color="CCCCCC"/>
             </w:tcBorders>
           </w:tcPr>
           <w:p>
@@ -12959,7 +13033,7 @@
                 <w:sz w:val="20"/>
                 <w:szCs w:val="20"/>
               </w:rPr>
-              <w:t>3 cases</w:t>
+              <w:t>4 cases</w:t>
             </w:r>
           </w:p>
         </w:tc>
@@ -12974,10 +13048,10 @@
               <w:right w:w="108" w:type="dxa"/>
             </w:tcMar>
             <w:tcBorders>
-              <w:right w:val="single" w:sz="4" w:space="0" w:color="CCCCCC"/>
-              <w:top w:val="single" w:sz="4" w:space="0" w:color="CCCCCC"/>
-              <w:bottom w:val="single" w:sz="4" w:space="0" w:color="CCCCCC"/>
-              <w:left w:val="single" w:sz="4" w:space="0" w:color="CCCCCC"/>
+              <w:top w:val="single" w:sz="4" w:space="0" w:color="CCCCCC"/>
+              <w:right w:val="single" w:sz="4" w:space="0" w:color="CCCCCC"/>
+              <w:left w:val="single" w:sz="4" w:space="0" w:color="CCCCCC"/>
+              <w:bottom w:val="single" w:sz="4" w:space="0" w:color="CCCCCC"/>
             </w:tcBorders>
           </w:tcPr>
           <w:p>
@@ -12993,7 +13067,7 @@
                 <w:sz w:val="20"/>
                 <w:szCs w:val="20"/>
               </w:rPr>
-              <w:t>'Fujairah Police: Weapons licence application no. [X] is currently under review. You will be notified as soon as a decision is issued.'</w:t>
+              <w:t>"Fujairah Police: Your request number [X] has moved to stage [X]. You can track your request details via the MOI application under 'My Requests'."</w:t>
             </w:r>
           </w:p>
         </w:tc>
@@ -13008,10 +13082,10 @@
               <w:right w:w="108" w:type="dxa"/>
             </w:tcMar>
             <w:tcBorders>
-              <w:right w:val="single" w:sz="4" w:space="0" w:color="CCCCCC"/>
-              <w:top w:val="single" w:sz="4" w:space="0" w:color="CCCCCC"/>
-              <w:bottom w:val="single" w:sz="4" w:space="0" w:color="CCCCCC"/>
-              <w:left w:val="single" w:sz="4" w:space="0" w:color="CCCCCC"/>
+              <w:top w:val="single" w:sz="4" w:space="0" w:color="CCCCCC"/>
+              <w:right w:val="single" w:sz="4" w:space="0" w:color="CCCCCC"/>
+              <w:left w:val="single" w:sz="4" w:space="0" w:color="CCCCCC"/>
+              <w:bottom w:val="single" w:sz="4" w:space="0" w:color="CCCCCC"/>
             </w:tcBorders>
           </w:tcPr>
           <w:p>
@@ -13027,7 +13101,7 @@
                 <w:sz w:val="20"/>
                 <w:szCs w:val="20"/>
               </w:rPr>
-              <w:t>SMS / Email</w:t>
+              <w:t>SMS</w:t>
             </w:r>
           </w:p>
         </w:tc>
@@ -13042,10 +13116,10 @@
               <w:right w:w="108" w:type="dxa"/>
             </w:tcMar>
             <w:tcBorders>
-              <w:right w:val="single" w:sz="4" w:space="0" w:color="CCCCCC"/>
-              <w:top w:val="single" w:sz="4" w:space="0" w:color="CCCCCC"/>
-              <w:bottom w:val="single" w:sz="4" w:space="0" w:color="CCCCCC"/>
-              <w:left w:val="single" w:sz="4" w:space="0" w:color="CCCCCC"/>
+              <w:top w:val="single" w:sz="4" w:space="0" w:color="CCCCCC"/>
+              <w:bottom w:val="single" w:sz="4" w:space="0" w:color="CCCCCC"/>
+              <w:left w:val="single" w:sz="4" w:space="0" w:color="CCCCCC"/>
+              <w:right w:val="single" w:sz="4" w:space="0" w:color="CCCCCC"/>
             </w:tcBorders>
           </w:tcPr>
           <w:p>
@@ -13061,7 +13135,7 @@
                 <w:sz w:val="20"/>
                 <w:szCs w:val="20"/>
               </w:rPr>
-              <w:t>Avoiding 3 follow-up cases and enhancing customer confidence in the transparency of application processing stages.</w:t>
+              <w:t>Elimination of 4 request status enquiry cases and improved customer experience without human intervention.</w:t>
             </w:r>
           </w:p>
         </w:tc>
@@ -13078,10 +13152,10 @@
               <w:right w:w="108" w:type="dxa"/>
             </w:tcMar>
             <w:tcBorders>
-              <w:right w:val="single" w:sz="4" w:space="0" w:color="CCCCCC"/>
-              <w:top w:val="single" w:sz="4" w:space="0" w:color="CCCCCC"/>
-              <w:bottom w:val="single" w:sz="4" w:space="0" w:color="CCCCCC"/>
-              <w:left w:val="single" w:sz="4" w:space="0" w:color="CCCCCC"/>
+              <w:top w:val="single" w:sz="4" w:space="0" w:color="CCCCCC"/>
+              <w:right w:val="single" w:sz="4" w:space="0" w:color="CCCCCC"/>
+              <w:left w:val="single" w:sz="4" w:space="0" w:color="CCCCCC"/>
+              <w:bottom w:val="single" w:sz="4" w:space="0" w:color="CCCCCC"/>
             </w:tcBorders>
           </w:tcPr>
           <w:p>
@@ -13097,7 +13171,7 @@
                 <w:sz w:val="20"/>
                 <w:szCs w:val="20"/>
               </w:rPr>
-              <w:t>General submitted request status update notification</w:t>
+              <w:t>Weapons licence status notification</w:t>
             </w:r>
           </w:p>
         </w:tc>
@@ -13112,10 +13186,10 @@
               <w:right w:w="108" w:type="dxa"/>
             </w:tcMar>
             <w:tcBorders>
-              <w:right w:val="single" w:sz="4" w:space="0" w:color="CCCCCC"/>
-              <w:top w:val="single" w:sz="4" w:space="0" w:color="CCCCCC"/>
-              <w:bottom w:val="single" w:sz="4" w:space="0" w:color="CCCCCC"/>
-              <w:left w:val="single" w:sz="4" w:space="0" w:color="CCCCCC"/>
+              <w:top w:val="single" w:sz="4" w:space="0" w:color="CCCCCC"/>
+              <w:right w:val="single" w:sz="4" w:space="0" w:color="CCCCCC"/>
+              <w:left w:val="single" w:sz="4" w:space="0" w:color="CCCCCC"/>
+              <w:bottom w:val="single" w:sz="4" w:space="0" w:color="CCCCCC"/>
             </w:tcBorders>
           </w:tcPr>
           <w:p>
@@ -13131,7 +13205,7 @@
                 <w:sz w:val="20"/>
                 <w:szCs w:val="20"/>
               </w:rPr>
-              <w:t>3 cases</w:t>
+              <w:t>2 cases</w:t>
             </w:r>
           </w:p>
         </w:tc>
@@ -13146,10 +13220,10 @@
               <w:right w:w="108" w:type="dxa"/>
             </w:tcMar>
             <w:tcBorders>
-              <w:right w:val="single" w:sz="4" w:space="0" w:color="CCCCCC"/>
-              <w:top w:val="single" w:sz="4" w:space="0" w:color="CCCCCC"/>
-              <w:bottom w:val="single" w:sz="4" w:space="0" w:color="CCCCCC"/>
-              <w:left w:val="single" w:sz="4" w:space="0" w:color="CCCCCC"/>
+              <w:top w:val="single" w:sz="4" w:space="0" w:color="CCCCCC"/>
+              <w:right w:val="single" w:sz="4" w:space="0" w:color="CCCCCC"/>
+              <w:left w:val="single" w:sz="4" w:space="0" w:color="CCCCCC"/>
+              <w:bottom w:val="single" w:sz="4" w:space="0" w:color="CCCCCC"/>
             </w:tcBorders>
           </w:tcPr>
           <w:p>
@@ -13165,7 +13239,7 @@
                 <w:sz w:val="20"/>
                 <w:szCs w:val="20"/>
               </w:rPr>
-              <w:t>'Fujairah Police: The status of your request no. [X] has been updated to [X]. For further details, open the MOI app.'</w:t>
+              <w:t>"Fujairah Police: Your weapons licence application number [X] has been received and is under review by the Ministry of Interior. You will be notified of the outcome as soon as it is issued."</w:t>
             </w:r>
           </w:p>
         </w:tc>
@@ -13180,10 +13254,10 @@
               <w:right w:w="108" w:type="dxa"/>
             </w:tcMar>
             <w:tcBorders>
-              <w:right w:val="single" w:sz="4" w:space="0" w:color="CCCCCC"/>
-              <w:top w:val="single" w:sz="4" w:space="0" w:color="CCCCCC"/>
-              <w:bottom w:val="single" w:sz="4" w:space="0" w:color="CCCCCC"/>
-              <w:left w:val="single" w:sz="4" w:space="0" w:color="CCCCCC"/>
+              <w:top w:val="single" w:sz="4" w:space="0" w:color="CCCCCC"/>
+              <w:right w:val="single" w:sz="4" w:space="0" w:color="CCCCCC"/>
+              <w:left w:val="single" w:sz="4" w:space="0" w:color="CCCCCC"/>
+              <w:bottom w:val="single" w:sz="4" w:space="0" w:color="CCCCCC"/>
             </w:tcBorders>
           </w:tcPr>
           <w:p>
@@ -13199,7 +13273,7 @@
                 <w:sz w:val="20"/>
                 <w:szCs w:val="20"/>
               </w:rPr>
-              <w:t>SMS / MOI App Notification</w:t>
+              <w:t>SMS</w:t>
             </w:r>
           </w:p>
         </w:tc>
@@ -13214,10 +13288,10 @@
               <w:right w:w="108" w:type="dxa"/>
             </w:tcMar>
             <w:tcBorders>
-              <w:right w:val="single" w:sz="4" w:space="0" w:color="CCCCCC"/>
-              <w:top w:val="single" w:sz="4" w:space="0" w:color="CCCCCC"/>
-              <w:bottom w:val="single" w:sz="4" w:space="0" w:color="CCCCCC"/>
-              <w:left w:val="single" w:sz="4" w:space="0" w:color="CCCCCC"/>
+              <w:top w:val="single" w:sz="4" w:space="0" w:color="CCCCCC"/>
+              <w:right w:val="single" w:sz="4" w:space="0" w:color="CCCCCC"/>
+              <w:left w:val="single" w:sz="4" w:space="0" w:color="CCCCCC"/>
+              <w:bottom w:val="single" w:sz="4" w:space="0" w:color="CCCCCC"/>
             </w:tcBorders>
           </w:tcPr>
           <w:p>
@@ -13233,179 +13307,7 @@
                 <w:sz w:val="20"/>
                 <w:szCs w:val="20"/>
               </w:rPr>
-              <w:t>Avoiding 3 status enquiry cases and improving the digital customer experience.</w:t>
-            </w:r>
-          </w:p>
-        </w:tc>
-      </w:tr>
-      <w:tr>
-        <w:tc>
-          <w:tcPr>
-            <w:tcW w:type="dxa" w:w="1872"/>
-            <w:shd w:val="clear" w:color="auto" w:fill="D9D9D9"/>
-            <w:tcMar>
-              <w:top w:w="60" w:type="dxa"/>
-              <w:bottom w:w="60" w:type="dxa"/>
-              <w:left w:w="108" w:type="dxa"/>
-              <w:right w:w="108" w:type="dxa"/>
-            </w:tcMar>
-            <w:tcBorders>
-              <w:right w:val="single" w:sz="4" w:space="0" w:color="CCCCCC"/>
-              <w:bottom w:val="single" w:sz="4" w:space="0" w:color="CCCCCC"/>
-              <w:top w:val="single" w:sz="4" w:space="0" w:color="CCCCCC"/>
-              <w:left w:val="single" w:sz="4" w:space="0" w:color="CCCCCC"/>
-            </w:tcBorders>
-          </w:tcPr>
-          <w:p>
-            <w:pPr>
-              <w:spacing w:before="60" w:after="60"/>
-              <w:jc w:val="left"/>
-            </w:pPr>
-            <w:r>
-              <w:rPr>
-                <w:rFonts w:ascii="Calibri" w:hAnsi="Calibri" w:eastAsia="Calibri" w:cs="Calibri"/>
-                <w:b w:val="0"/>
-                <w:color w:val="000000"/>
-                <w:sz w:val="20"/>
-                <w:szCs w:val="20"/>
-              </w:rPr>
-              <w:t>Alert regarding requirements to complete a licence renewal request</w:t>
-            </w:r>
-          </w:p>
-        </w:tc>
-        <w:tc>
-          <w:tcPr>
-            <w:tcW w:type="dxa" w:w="1872"/>
-            <w:shd w:val="clear" w:color="auto" w:fill="D9D9D9"/>
-            <w:tcMar>
-              <w:top w:w="60" w:type="dxa"/>
-              <w:bottom w:w="60" w:type="dxa"/>
-              <w:left w:w="108" w:type="dxa"/>
-              <w:right w:w="108" w:type="dxa"/>
-            </w:tcMar>
-            <w:tcBorders>
-              <w:right w:val="single" w:sz="4" w:space="0" w:color="CCCCCC"/>
-              <w:bottom w:val="single" w:sz="4" w:space="0" w:color="CCCCCC"/>
-              <w:left w:val="single" w:sz="4" w:space="0" w:color="CCCCCC"/>
-              <w:top w:val="single" w:sz="4" w:space="0" w:color="CCCCCC"/>
-            </w:tcBorders>
-          </w:tcPr>
-          <w:p>
-            <w:pPr>
-              <w:spacing w:before="60" w:after="60"/>
-              <w:jc w:val="left"/>
-            </w:pPr>
-            <w:r>
-              <w:rPr>
-                <w:rFonts w:ascii="Calibri" w:hAnsi="Calibri" w:eastAsia="Calibri" w:cs="Calibri"/>
-                <w:b w:val="0"/>
-                <w:color w:val="000000"/>
-                <w:sz w:val="20"/>
-                <w:szCs w:val="20"/>
-              </w:rPr>
-              <w:t>2 cases</w:t>
-            </w:r>
-          </w:p>
-        </w:tc>
-        <w:tc>
-          <w:tcPr>
-            <w:tcW w:type="dxa" w:w="1872"/>
-            <w:shd w:val="clear" w:color="auto" w:fill="D9D9D9"/>
-            <w:tcMar>
-              <w:top w:w="60" w:type="dxa"/>
-              <w:bottom w:w="60" w:type="dxa"/>
-              <w:left w:w="108" w:type="dxa"/>
-              <w:right w:w="108" w:type="dxa"/>
-            </w:tcMar>
-            <w:tcBorders>
-              <w:right w:val="single" w:sz="4" w:space="0" w:color="CCCCCC"/>
-              <w:bottom w:val="single" w:sz="4" w:space="0" w:color="CCCCCC"/>
-              <w:left w:val="single" w:sz="4" w:space="0" w:color="CCCCCC"/>
-              <w:top w:val="single" w:sz="4" w:space="0" w:color="CCCCCC"/>
-            </w:tcBorders>
-          </w:tcPr>
-          <w:p>
-            <w:pPr>
-              <w:spacing w:before="60" w:after="60"/>
-              <w:jc w:val="left"/>
-            </w:pPr>
-            <w:r>
-              <w:rPr>
-                <w:rFonts w:ascii="Calibri" w:hAnsi="Calibri" w:eastAsia="Calibri" w:cs="Calibri"/>
-                <w:b w:val="0"/>
-                <w:color w:val="000000"/>
-                <w:sz w:val="20"/>
-                <w:szCs w:val="20"/>
-              </w:rPr>
-              <w:t>'Fujairah Police: Your licence renewal request no. [X] requires completion of step [X]. Please review before [X].'</w:t>
-            </w:r>
-          </w:p>
-        </w:tc>
-        <w:tc>
-          <w:tcPr>
-            <w:tcW w:type="dxa" w:w="1872"/>
-            <w:shd w:val="clear" w:color="auto" w:fill="D9D9D9"/>
-            <w:tcMar>
-              <w:top w:w="60" w:type="dxa"/>
-              <w:bottom w:w="60" w:type="dxa"/>
-              <w:left w:w="108" w:type="dxa"/>
-              <w:right w:w="108" w:type="dxa"/>
-            </w:tcMar>
-            <w:tcBorders>
-              <w:right w:val="single" w:sz="4" w:space="0" w:color="CCCCCC"/>
-              <w:bottom w:val="single" w:sz="4" w:space="0" w:color="CCCCCC"/>
-              <w:left w:val="single" w:sz="4" w:space="0" w:color="CCCCCC"/>
-              <w:top w:val="single" w:sz="4" w:space="0" w:color="CCCCCC"/>
-            </w:tcBorders>
-          </w:tcPr>
-          <w:p>
-            <w:pPr>
-              <w:spacing w:before="60" w:after="60"/>
-              <w:jc w:val="left"/>
-            </w:pPr>
-            <w:r>
-              <w:rPr>
-                <w:rFonts w:ascii="Calibri" w:hAnsi="Calibri" w:eastAsia="Calibri" w:cs="Calibri"/>
-                <w:b w:val="0"/>
-                <w:color w:val="000000"/>
-                <w:sz w:val="20"/>
-                <w:szCs w:val="20"/>
-              </w:rPr>
-              <w:t>SMS</w:t>
-            </w:r>
-          </w:p>
-        </w:tc>
-        <w:tc>
-          <w:tcPr>
-            <w:tcW w:type="dxa" w:w="1872"/>
-            <w:shd w:val="clear" w:color="auto" w:fill="D9D9D9"/>
-            <w:tcMar>
-              <w:top w:w="60" w:type="dxa"/>
-              <w:bottom w:w="60" w:type="dxa"/>
-              <w:left w:w="108" w:type="dxa"/>
-              <w:right w:w="108" w:type="dxa"/>
-            </w:tcMar>
-            <w:tcBorders>
-              <w:right w:val="single" w:sz="4" w:space="0" w:color="CCCCCC"/>
-              <w:bottom w:val="single" w:sz="4" w:space="0" w:color="CCCCCC"/>
-              <w:left w:val="single" w:sz="4" w:space="0" w:color="CCCCCC"/>
-              <w:top w:val="single" w:sz="4" w:space="0" w:color="CCCCCC"/>
-            </w:tcBorders>
-          </w:tcPr>
-          <w:p>
-            <w:pPr>
-              <w:spacing w:before="60" w:after="60"/>
-              <w:jc w:val="left"/>
-            </w:pPr>
-            <w:r>
-              <w:rPr>
-                <w:rFonts w:ascii="Calibri" w:hAnsi="Calibri" w:eastAsia="Calibri" w:cs="Calibri"/>
-                <w:b w:val="0"/>
-                <w:color w:val="000000"/>
-                <w:sz w:val="20"/>
-                <w:szCs w:val="20"/>
-              </w:rPr>
-              <w:t>Avoiding 2 contact cases resulting from a request stalling due to missing requirements.</w:t>
+              <w:t>Elimination of 2 weapons licence enquiry cases and reduced pressure on customer service staff.</w:t>
             </w:r>
           </w:p>
         </w:tc>
@@ -13445,7 +13347,7 @@
           <w:szCs w:val="24"/>
           <w:u w:val="none"/>
         </w:rPr>
-        <w:t>The opportunities identified in January - December 2025 integrate with artificial intelligence capabilities to form a smart self-service system capable of covering more than 84.0% of current contact volume without human intervention at the classification stage. Based on a total of 50 documented cases during the stated period, four integrated AI tools have been identified that address the most prominent friction sources in the customer journey at the point of origin rather than after the complaint is registered.</w:t>
+        <w:t>The opportunities identified in January - December 2025 integrate with artificial intelligence capabilities to form an intelligent self-service system capable of processing more than 92.0% of current contact volume without human intervention at the classification stage. Based on the total of 50 cases observed during the same period, four integrated AI tools are presented that address key friction points at their sources before they reach complaint channels.</w:t>
       </w:r>
     </w:p>
     <w:p>
@@ -13463,7 +13365,7 @@
           <w:szCs w:val="24"/>
           <w:u w:val="none"/>
         </w:rPr>
-        <w:t>Key note: Training data is now ready — 50 manually classified and labelled cases covering the period from January to December 2025 are available, and this annotated dataset is sufficient to immediately initiate AI automated classifier training without the need to collect additional data.</w:t>
+        <w:t>Key Note: Training data is now ready — a total of 50 manually classified and labelled cases covering the period from January to December 2025 are available, which allows immediate commencement of training the automated classifier model without the need for any additional data collection.</w:t>
       </w:r>
     </w:p>
     <w:tbl>
@@ -13491,10 +13393,10 @@
               <w:right w:w="108" w:type="dxa"/>
             </w:tcMar>
             <w:tcBorders>
-              <w:right w:val="single" w:sz="4" w:space="0" w:color="CCCCCC"/>
-              <w:top w:val="single" w:sz="4" w:space="0" w:color="CCCCCC"/>
-              <w:bottom w:val="single" w:sz="4" w:space="0" w:color="CCCCCC"/>
-              <w:left w:val="single" w:sz="4" w:space="0" w:color="CCCCCC"/>
+              <w:top w:val="single" w:sz="4" w:space="0" w:color="CCCCCC"/>
+              <w:right w:val="single" w:sz="4" w:space="0" w:color="CCCCCC"/>
+              <w:left w:val="single" w:sz="4" w:space="0" w:color="CCCCCC"/>
+              <w:bottom w:val="single" w:sz="4" w:space="0" w:color="CCCCCC"/>
             </w:tcBorders>
           </w:tcPr>
           <w:p>
@@ -13525,10 +13427,10 @@
               <w:right w:w="108" w:type="dxa"/>
             </w:tcMar>
             <w:tcBorders>
-              <w:right w:val="single" w:sz="4" w:space="0" w:color="CCCCCC"/>
-              <w:top w:val="single" w:sz="4" w:space="0" w:color="CCCCCC"/>
-              <w:bottom w:val="single" w:sz="4" w:space="0" w:color="CCCCCC"/>
-              <w:left w:val="single" w:sz="4" w:space="0" w:color="CCCCCC"/>
+              <w:top w:val="single" w:sz="4" w:space="0" w:color="CCCCCC"/>
+              <w:right w:val="single" w:sz="4" w:space="0" w:color="CCCCCC"/>
+              <w:left w:val="single" w:sz="4" w:space="0" w:color="CCCCCC"/>
+              <w:bottom w:val="single" w:sz="4" w:space="0" w:color="CCCCCC"/>
             </w:tcBorders>
           </w:tcPr>
           <w:p>
@@ -13559,10 +13461,10 @@
               <w:right w:w="108" w:type="dxa"/>
             </w:tcMar>
             <w:tcBorders>
-              <w:right w:val="single" w:sz="4" w:space="0" w:color="CCCCCC"/>
-              <w:top w:val="single" w:sz="4" w:space="0" w:color="CCCCCC"/>
-              <w:bottom w:val="single" w:sz="4" w:space="0" w:color="CCCCCC"/>
-              <w:left w:val="single" w:sz="4" w:space="0" w:color="CCCCCC"/>
+              <w:top w:val="single" w:sz="4" w:space="0" w:color="CCCCCC"/>
+              <w:right w:val="single" w:sz="4" w:space="0" w:color="CCCCCC"/>
+              <w:left w:val="single" w:sz="4" w:space="0" w:color="CCCCCC"/>
+              <w:bottom w:val="single" w:sz="4" w:space="0" w:color="CCCCCC"/>
             </w:tcBorders>
           </w:tcPr>
           <w:p>
@@ -13593,10 +13495,10 @@
               <w:right w:w="108" w:type="dxa"/>
             </w:tcMar>
             <w:tcBorders>
-              <w:right w:val="single" w:sz="4" w:space="0" w:color="CCCCCC"/>
-              <w:top w:val="single" w:sz="4" w:space="0" w:color="CCCCCC"/>
-              <w:bottom w:val="single" w:sz="4" w:space="0" w:color="CCCCCC"/>
-              <w:left w:val="single" w:sz="4" w:space="0" w:color="CCCCCC"/>
+              <w:top w:val="single" w:sz="4" w:space="0" w:color="CCCCCC"/>
+              <w:right w:val="single" w:sz="4" w:space="0" w:color="CCCCCC"/>
+              <w:left w:val="single" w:sz="4" w:space="0" w:color="CCCCCC"/>
+              <w:bottom w:val="single" w:sz="4" w:space="0" w:color="CCCCCC"/>
             </w:tcBorders>
           </w:tcPr>
           <w:p>
@@ -13629,10 +13531,10 @@
               <w:right w:w="108" w:type="dxa"/>
             </w:tcMar>
             <w:tcBorders>
-              <w:right w:val="single" w:sz="4" w:space="0" w:color="CCCCCC"/>
-              <w:top w:val="single" w:sz="4" w:space="0" w:color="CCCCCC"/>
-              <w:bottom w:val="single" w:sz="4" w:space="0" w:color="CCCCCC"/>
-              <w:left w:val="single" w:sz="4" w:space="0" w:color="CCCCCC"/>
+              <w:top w:val="single" w:sz="4" w:space="0" w:color="CCCCCC"/>
+              <w:right w:val="single" w:sz="4" w:space="0" w:color="CCCCCC"/>
+              <w:left w:val="single" w:sz="4" w:space="0" w:color="CCCCCC"/>
+              <w:bottom w:val="single" w:sz="4" w:space="0" w:color="CCCCCC"/>
             </w:tcBorders>
           </w:tcPr>
           <w:p>
@@ -13648,7 +13550,7 @@
                 <w:sz w:val="20"/>
                 <w:szCs w:val="20"/>
               </w:rPr>
-              <w:t>Automated Visual Verification System for Traffic Violations</w:t>
+              <w:t>Visual Verification System for Traffic Violation Images</w:t>
             </w:r>
           </w:p>
         </w:tc>
@@ -13663,10 +13565,10 @@
               <w:right w:w="108" w:type="dxa"/>
             </w:tcMar>
             <w:tcBorders>
-              <w:right w:val="single" w:sz="4" w:space="0" w:color="CCCCCC"/>
-              <w:top w:val="single" w:sz="4" w:space="0" w:color="CCCCCC"/>
-              <w:bottom w:val="single" w:sz="4" w:space="0" w:color="CCCCCC"/>
-              <w:left w:val="single" w:sz="4" w:space="0" w:color="CCCCCC"/>
+              <w:top w:val="single" w:sz="4" w:space="0" w:color="CCCCCC"/>
+              <w:right w:val="single" w:sz="4" w:space="0" w:color="CCCCCC"/>
+              <w:left w:val="single" w:sz="4" w:space="0" w:color="CCCCCC"/>
+              <w:bottom w:val="single" w:sz="4" w:space="0" w:color="CCCCCC"/>
             </w:tcBorders>
           </w:tcPr>
           <w:p>
@@ -13682,7 +13584,7 @@
                 <w:sz w:val="20"/>
                 <w:szCs w:val="20"/>
               </w:rPr>
-              <w:t>The system is activated at the moment a traffic violation image is captured, using a Computer Vision model to match the vehicle's colour and model against the official registry data for the photographed plate. The system detects any discrepancy between the vehicle specifications in the image and the data recorded in the database, and issues an immediate alert to the operator before the violation is finalised, thereby preventing disputed notices from reaching the customer in the first place.</w:t>
+              <w:t>The system is activated at the moment a violation image is captured, using a Computer Vision model to match the vehicle's colour and make visible in the image against the officially registered vehicle data in the database. The system detects any discrepancy between the photographed licence plate and the actual vehicle record, and issues an immediate alert to the competent authority to review the violation before it is sent to the customer.</w:t>
             </w:r>
           </w:p>
         </w:tc>
@@ -13697,10 +13599,10 @@
               <w:right w:w="108" w:type="dxa"/>
             </w:tcMar>
             <w:tcBorders>
-              <w:right w:val="single" w:sz="4" w:space="0" w:color="CCCCCC"/>
-              <w:top w:val="single" w:sz="4" w:space="0" w:color="CCCCCC"/>
-              <w:bottom w:val="single" w:sz="4" w:space="0" w:color="CCCCCC"/>
-              <w:left w:val="single" w:sz="4" w:space="0" w:color="CCCCCC"/>
+              <w:top w:val="single" w:sz="4" w:space="0" w:color="CCCCCC"/>
+              <w:right w:val="single" w:sz="4" w:space="0" w:color="CCCCCC"/>
+              <w:left w:val="single" w:sz="4" w:space="0" w:color="CCCCCC"/>
+              <w:bottom w:val="single" w:sz="4" w:space="0" w:color="CCCCCC"/>
             </w:tcBorders>
           </w:tcPr>
           <w:p>
@@ -13730,10 +13632,10 @@
               <w:right w:w="108" w:type="dxa"/>
             </w:tcMar>
             <w:tcBorders>
-              <w:right w:val="single" w:sz="4" w:space="0" w:color="CCCCCC"/>
-              <w:top w:val="single" w:sz="4" w:space="0" w:color="CCCCCC"/>
-              <w:bottom w:val="single" w:sz="4" w:space="0" w:color="CCCCCC"/>
-              <w:left w:val="single" w:sz="4" w:space="0" w:color="CCCCCC"/>
+              <w:top w:val="single" w:sz="4" w:space="0" w:color="CCCCCC"/>
+              <w:bottom w:val="single" w:sz="4" w:space="0" w:color="CCCCCC"/>
+              <w:left w:val="single" w:sz="4" w:space="0" w:color="CCCCCC"/>
+              <w:right w:val="single" w:sz="4" w:space="0" w:color="CCCCCC"/>
             </w:tcBorders>
           </w:tcPr>
           <w:p>
@@ -13749,7 +13651,7 @@
                 <w:sz w:val="20"/>
                 <w:szCs w:val="20"/>
               </w:rPr>
-              <w:t>High — 9+ months (requires access to a live feed from violation cameras)</w:t>
+              <w:t>High — 9+ months (requires access to a real-time feed from violation cameras)</w:t>
             </w:r>
           </w:p>
         </w:tc>
@@ -13766,10 +13668,10 @@
               <w:right w:w="108" w:type="dxa"/>
             </w:tcMar>
             <w:tcBorders>
-              <w:right w:val="single" w:sz="4" w:space="0" w:color="CCCCCC"/>
-              <w:top w:val="single" w:sz="4" w:space="0" w:color="CCCCCC"/>
-              <w:bottom w:val="single" w:sz="4" w:space="0" w:color="CCCCCC"/>
-              <w:left w:val="single" w:sz="4" w:space="0" w:color="CCCCCC"/>
+              <w:top w:val="single" w:sz="4" w:space="0" w:color="CCCCCC"/>
+              <w:right w:val="single" w:sz="4" w:space="0" w:color="CCCCCC"/>
+              <w:left w:val="single" w:sz="4" w:space="0" w:color="CCCCCC"/>
+              <w:bottom w:val="single" w:sz="4" w:space="0" w:color="CCCCCC"/>
             </w:tcBorders>
           </w:tcPr>
           <w:p>
@@ -13785,7 +13687,7 @@
                 <w:sz w:val="20"/>
                 <w:szCs w:val="20"/>
               </w:rPr>
-              <w:t>Smart Case Router Between Government Entities</w:t>
+              <w:t>Intelligent Case Router Between Government Entities</w:t>
             </w:r>
           </w:p>
         </w:tc>
@@ -13800,10 +13702,10 @@
               <w:right w:w="108" w:type="dxa"/>
             </w:tcMar>
             <w:tcBorders>
-              <w:right w:val="single" w:sz="4" w:space="0" w:color="CCCCCC"/>
-              <w:top w:val="single" w:sz="4" w:space="0" w:color="CCCCCC"/>
-              <w:bottom w:val="single" w:sz="4" w:space="0" w:color="CCCCCC"/>
-              <w:left w:val="single" w:sz="4" w:space="0" w:color="CCCCCC"/>
+              <w:top w:val="single" w:sz="4" w:space="0" w:color="CCCCCC"/>
+              <w:right w:val="single" w:sz="4" w:space="0" w:color="CCCCCC"/>
+              <w:left w:val="single" w:sz="4" w:space="0" w:color="CCCCCC"/>
+              <w:bottom w:val="single" w:sz="4" w:space="0" w:color="CCCCCC"/>
             </w:tcBorders>
           </w:tcPr>
           <w:p>
@@ -13819,7 +13721,7 @@
                 <w:sz w:val="20"/>
                 <w:szCs w:val="20"/>
               </w:rPr>
-              <w:t>The system relies on a text classification model trained on CRM case patterns to analyse the content of each new incoming enquiry and automatically identify the competent authority — whether Fujairah Police, RTA, the Municipality, or any other body — according to a documented authorisation database. The system produces an immediate routing message sent to the customer via SMS or the digital platform, eliminating the manual re-routing stage and reducing case circulation between entities.</w:t>
+              <w:t>When any new case is registered in the CRM, the model analyses the request text using text classification supported by an authority jurisdiction database, to automatically identify the correct competent authority — whether Fujairah Police, RTA, Municipality, or others. The system issues immediate guidance to the customer via the appropriate channel, eliminating the need for manual redirection and reducing inter-agency transfer loops.</w:t>
             </w:r>
           </w:p>
         </w:tc>
@@ -13834,10 +13736,10 @@
               <w:right w:w="108" w:type="dxa"/>
             </w:tcMar>
             <w:tcBorders>
-              <w:right w:val="single" w:sz="4" w:space="0" w:color="CCCCCC"/>
-              <w:top w:val="single" w:sz="4" w:space="0" w:color="CCCCCC"/>
-              <w:bottom w:val="single" w:sz="4" w:space="0" w:color="CCCCCC"/>
-              <w:left w:val="single" w:sz="4" w:space="0" w:color="CCCCCC"/>
+              <w:top w:val="single" w:sz="4" w:space="0" w:color="CCCCCC"/>
+              <w:right w:val="single" w:sz="4" w:space="0" w:color="CCCCCC"/>
+              <w:left w:val="single" w:sz="4" w:space="0" w:color="CCCCCC"/>
+              <w:bottom w:val="single" w:sz="4" w:space="0" w:color="CCCCCC"/>
             </w:tcBorders>
           </w:tcPr>
           <w:p>
@@ -13867,10 +13769,10 @@
               <w:right w:w="108" w:type="dxa"/>
             </w:tcMar>
             <w:tcBorders>
-              <w:right w:val="single" w:sz="4" w:space="0" w:color="CCCCCC"/>
-              <w:top w:val="single" w:sz="4" w:space="0" w:color="CCCCCC"/>
-              <w:bottom w:val="single" w:sz="4" w:space="0" w:color="CCCCCC"/>
-              <w:left w:val="single" w:sz="4" w:space="0" w:color="CCCCCC"/>
+              <w:top w:val="single" w:sz="4" w:space="0" w:color="CCCCCC"/>
+              <w:bottom w:val="single" w:sz="4" w:space="0" w:color="CCCCCC"/>
+              <w:left w:val="single" w:sz="4" w:space="0" w:color="CCCCCC"/>
+              <w:right w:val="single" w:sz="4" w:space="0" w:color="CCCCCC"/>
             </w:tcBorders>
           </w:tcPr>
           <w:p>
@@ -13886,7 +13788,7 @@
                 <w:sz w:val="20"/>
                 <w:szCs w:val="20"/>
               </w:rPr>
-              <w:t>Medium — 3-4 months (requires a documented authorisation map for all entities)</w:t>
+              <w:t>Medium — 3-4 months (requires a documented jurisdiction map for all entities)</w:t>
             </w:r>
           </w:p>
         </w:tc>
@@ -13903,10 +13805,10 @@
               <w:right w:w="108" w:type="dxa"/>
             </w:tcMar>
             <w:tcBorders>
-              <w:right w:val="single" w:sz="4" w:space="0" w:color="CCCCCC"/>
-              <w:top w:val="single" w:sz="4" w:space="0" w:color="CCCCCC"/>
-              <w:bottom w:val="single" w:sz="4" w:space="0" w:color="CCCCCC"/>
-              <w:left w:val="single" w:sz="4" w:space="0" w:color="CCCCCC"/>
+              <w:top w:val="single" w:sz="4" w:space="0" w:color="CCCCCC"/>
+              <w:right w:val="single" w:sz="4" w:space="0" w:color="CCCCCC"/>
+              <w:left w:val="single" w:sz="4" w:space="0" w:color="CCCCCC"/>
+              <w:bottom w:val="single" w:sz="4" w:space="0" w:color="CCCCCC"/>
             </w:tcBorders>
           </w:tcPr>
           <w:p>
@@ -13922,7 +13824,7 @@
                 <w:sz w:val="20"/>
                 <w:szCs w:val="20"/>
               </w:rPr>
-              <w:t>OCR Document and Image Quality Inspector</w:t>
+              <w:t>Automated Document Quality and Application Completeness Checker</w:t>
             </w:r>
           </w:p>
         </w:tc>
@@ -13937,10 +13839,10 @@
               <w:right w:w="108" w:type="dxa"/>
             </w:tcMar>
             <w:tcBorders>
-              <w:right w:val="single" w:sz="4" w:space="0" w:color="CCCCCC"/>
-              <w:top w:val="single" w:sz="4" w:space="0" w:color="CCCCCC"/>
-              <w:bottom w:val="single" w:sz="4" w:space="0" w:color="CCCCCC"/>
-              <w:left w:val="single" w:sz="4" w:space="0" w:color="CCCCCC"/>
+              <w:top w:val="single" w:sz="4" w:space="0" w:color="CCCCCC"/>
+              <w:right w:val="single" w:sz="4" w:space="0" w:color="CCCCCC"/>
+              <w:left w:val="single" w:sz="4" w:space="0" w:color="CCCCCC"/>
+              <w:bottom w:val="single" w:sz="4" w:space="0" w:color="CCCCCC"/>
             </w:tcBorders>
           </w:tcPr>
           <w:p>
@@ -13956,7 +13858,7 @@
                 <w:sz w:val="20"/>
                 <w:szCs w:val="20"/>
               </w:rPr>
-              <w:t>The system runs automatically as soon as the customer uploads any document or image as part of their electronic request, employing OCR technology and quality-inspection algorithms to verify the accuracy of the personal photo, validity of the technical inspection certificate, completeness of mandatory fields, and matching of the identity number. The system issues an immediate report guiding the customer to missing fields or non-compliant images before the request is submitted, without the need for manual staff review.</w:t>
+              <w:t>The system operates at the document upload stage before submission of the application is finalised, using OCR technologies and image quality inspection to verify the clarity of the profile photo, validity of the inspection certificate, completeness of mandatory fields, and identity number match. Upon detecting any deficiency or discrepancy, the system immediately guides the customer to the required correction before the application is submitted, thereby preventing the case from being registered in the CRM in the first place.</w:t>
             </w:r>
           </w:p>
         </w:tc>
@@ -13971,10 +13873,10 @@
               <w:right w:w="108" w:type="dxa"/>
             </w:tcMar>
             <w:tcBorders>
-              <w:right w:val="single" w:sz="4" w:space="0" w:color="CCCCCC"/>
-              <w:top w:val="single" w:sz="4" w:space="0" w:color="CCCCCC"/>
-              <w:bottom w:val="single" w:sz="4" w:space="0" w:color="CCCCCC"/>
-              <w:left w:val="single" w:sz="4" w:space="0" w:color="CCCCCC"/>
+              <w:top w:val="single" w:sz="4" w:space="0" w:color="CCCCCC"/>
+              <w:right w:val="single" w:sz="4" w:space="0" w:color="CCCCCC"/>
+              <w:left w:val="single" w:sz="4" w:space="0" w:color="CCCCCC"/>
+              <w:bottom w:val="single" w:sz="4" w:space="0" w:color="CCCCCC"/>
             </w:tcBorders>
           </w:tcPr>
           <w:p>
@@ -14004,10 +13906,10 @@
               <w:right w:w="108" w:type="dxa"/>
             </w:tcMar>
             <w:tcBorders>
-              <w:right w:val="single" w:sz="4" w:space="0" w:color="CCCCCC"/>
-              <w:top w:val="single" w:sz="4" w:space="0" w:color="CCCCCC"/>
-              <w:bottom w:val="single" w:sz="4" w:space="0" w:color="CCCCCC"/>
-              <w:left w:val="single" w:sz="4" w:space="0" w:color="CCCCCC"/>
+              <w:top w:val="single" w:sz="4" w:space="0" w:color="CCCCCC"/>
+              <w:bottom w:val="single" w:sz="4" w:space="0" w:color="CCCCCC"/>
+              <w:left w:val="single" w:sz="4" w:space="0" w:color="CCCCCC"/>
+              <w:right w:val="single" w:sz="4" w:space="0" w:color="CCCCCC"/>
             </w:tcBorders>
           </w:tcPr>
           <w:p>
@@ -14040,10 +13942,10 @@
               <w:right w:w="108" w:type="dxa"/>
             </w:tcMar>
             <w:tcBorders>
-              <w:right w:val="single" w:sz="4" w:space="0" w:color="CCCCCC"/>
-              <w:bottom w:val="single" w:sz="4" w:space="0" w:color="CCCCCC"/>
-              <w:top w:val="single" w:sz="4" w:space="0" w:color="CCCCCC"/>
-              <w:left w:val="single" w:sz="4" w:space="0" w:color="CCCCCC"/>
+              <w:top w:val="single" w:sz="4" w:space="0" w:color="CCCCCC"/>
+              <w:right w:val="single" w:sz="4" w:space="0" w:color="CCCCCC"/>
+              <w:left w:val="single" w:sz="4" w:space="0" w:color="CCCCCC"/>
+              <w:bottom w:val="single" w:sz="4" w:space="0" w:color="CCCCCC"/>
             </w:tcBorders>
           </w:tcPr>
           <w:p>
@@ -14059,7 +13961,7 @@
                 <w:sz w:val="20"/>
                 <w:szCs w:val="20"/>
               </w:rPr>
-              <w:t>Geographic Friction Radar with NER Heat Maps</w:t>
+              <w:t>Geographic Friction Radar with Heat Map</w:t>
             </w:r>
           </w:p>
         </w:tc>
@@ -14074,10 +13976,10 @@
               <w:right w:w="108" w:type="dxa"/>
             </w:tcMar>
             <w:tcBorders>
-              <w:right w:val="single" w:sz="4" w:space="0" w:color="CCCCCC"/>
-              <w:bottom w:val="single" w:sz="4" w:space="0" w:color="CCCCCC"/>
-              <w:left w:val="single" w:sz="4" w:space="0" w:color="CCCCCC"/>
-              <w:top w:val="single" w:sz="4" w:space="0" w:color="CCCCCC"/>
+              <w:top w:val="single" w:sz="4" w:space="0" w:color="CCCCCC"/>
+              <w:right w:val="single" w:sz="4" w:space="0" w:color="CCCCCC"/>
+              <w:left w:val="single" w:sz="4" w:space="0" w:color="CCCCCC"/>
+              <w:bottom w:val="single" w:sz="4" w:space="0" w:color="CCCCCC"/>
             </w:tcBorders>
           </w:tcPr>
           <w:p>
@@ -14093,7 +13995,7 @@
                 <w:sz w:val="20"/>
                 <w:szCs w:val="20"/>
               </w:rPr>
-              <w:t>The system operates on the CRM text dataset received during the specified period, using Named Entity Recognition (NER) technology to identify area names and intersections mentioned in complaints and proposals. These entities are converted into a heat map revealing areas with disproportionate complaint density, and the results are presented in periodic visual reports supporting resource allocation decisions and infrastructure prioritisation.</w:t>
+              <w:t>The system automatically extracts geographic entities from complaint and suggestion texts stored in the CRM using NER technology, then renders a heat map displaying the distribution of cases by referenced geographic location. The system identifies areas with disproportionate density and recurring intersections, and produces visual reports supporting infrastructure priority decisions and patrol allocation.</w:t>
             </w:r>
           </w:p>
         </w:tc>
@@ -14108,10 +14010,10 @@
               <w:right w:w="108" w:type="dxa"/>
             </w:tcMar>
             <w:tcBorders>
-              <w:right w:val="single" w:sz="4" w:space="0" w:color="CCCCCC"/>
-              <w:bottom w:val="single" w:sz="4" w:space="0" w:color="CCCCCC"/>
-              <w:left w:val="single" w:sz="4" w:space="0" w:color="CCCCCC"/>
-              <w:top w:val="single" w:sz="4" w:space="0" w:color="CCCCCC"/>
+              <w:top w:val="single" w:sz="4" w:space="0" w:color="CCCCCC"/>
+              <w:right w:val="single" w:sz="4" w:space="0" w:color="CCCCCC"/>
+              <w:left w:val="single" w:sz="4" w:space="0" w:color="CCCCCC"/>
+              <w:bottom w:val="single" w:sz="4" w:space="0" w:color="CCCCCC"/>
             </w:tcBorders>
           </w:tcPr>
           <w:p>
@@ -14141,10 +14043,10 @@
               <w:right w:w="108" w:type="dxa"/>
             </w:tcMar>
             <w:tcBorders>
-              <w:right w:val="single" w:sz="4" w:space="0" w:color="CCCCCC"/>
-              <w:bottom w:val="single" w:sz="4" w:space="0" w:color="CCCCCC"/>
-              <w:left w:val="single" w:sz="4" w:space="0" w:color="CCCCCC"/>
-              <w:top w:val="single" w:sz="4" w:space="0" w:color="CCCCCC"/>
+              <w:top w:val="single" w:sz="4" w:space="0" w:color="CCCCCC"/>
+              <w:right w:val="single" w:sz="4" w:space="0" w:color="CCCCCC"/>
+              <w:left w:val="single" w:sz="4" w:space="0" w:color="CCCCCC"/>
+              <w:bottom w:val="single" w:sz="4" w:space="0" w:color="CCCCCC"/>
             </w:tcBorders>
           </w:tcPr>
           <w:p>
@@ -14200,7 +14102,7 @@
           <w:szCs w:val="24"/>
           <w:u w:val="none"/>
         </w:rPr>
-        <w:t>This roadmap consolidates the recommendations from the four analyses into a tiered priority framework based on January - December 2025 data, with a total of 50 cases, with the aim of transitioning processing from reactive to proactive. All eight items are drawn from actual cases with no theoretical recommendations, and are ranked in descending order according to the criteria of impact and ease of implementation.</w:t>
+        <w:t>This roadmap consolidates the recommendations of the four analyses into a graduated priority framework based on the January - December 2025 data of 50 cases, with the aim of converting findings into measurable operational actions. All eight items are derived from actual case analysis without recourse to generic recommendations, and are ranked in descending order according to the criteria of expected impact and ease of implementation.</w:t>
       </w:r>
     </w:p>
     <w:tbl>
@@ -14230,10 +14132,10 @@
               <w:right w:w="108" w:type="dxa"/>
             </w:tcMar>
             <w:tcBorders>
-              <w:right w:val="single" w:sz="4" w:space="0" w:color="CCCCCC"/>
-              <w:top w:val="single" w:sz="4" w:space="0" w:color="CCCCCC"/>
-              <w:bottom w:val="single" w:sz="4" w:space="0" w:color="CCCCCC"/>
-              <w:left w:val="single" w:sz="4" w:space="0" w:color="CCCCCC"/>
+              <w:top w:val="single" w:sz="4" w:space="0" w:color="CCCCCC"/>
+              <w:right w:val="single" w:sz="4" w:space="0" w:color="CCCCCC"/>
+              <w:left w:val="single" w:sz="4" w:space="0" w:color="CCCCCC"/>
+              <w:bottom w:val="single" w:sz="4" w:space="0" w:color="CCCCCC"/>
             </w:tcBorders>
           </w:tcPr>
           <w:p>
@@ -14264,10 +14166,10 @@
               <w:right w:w="108" w:type="dxa"/>
             </w:tcMar>
             <w:tcBorders>
-              <w:right w:val="single" w:sz="4" w:space="0" w:color="CCCCCC"/>
-              <w:top w:val="single" w:sz="4" w:space="0" w:color="CCCCCC"/>
-              <w:bottom w:val="single" w:sz="4" w:space="0" w:color="CCCCCC"/>
-              <w:left w:val="single" w:sz="4" w:space="0" w:color="CCCCCC"/>
+              <w:top w:val="single" w:sz="4" w:space="0" w:color="CCCCCC"/>
+              <w:right w:val="single" w:sz="4" w:space="0" w:color="CCCCCC"/>
+              <w:left w:val="single" w:sz="4" w:space="0" w:color="CCCCCC"/>
+              <w:bottom w:val="single" w:sz="4" w:space="0" w:color="CCCCCC"/>
             </w:tcBorders>
           </w:tcPr>
           <w:p>
@@ -14298,10 +14200,10 @@
               <w:right w:w="108" w:type="dxa"/>
             </w:tcMar>
             <w:tcBorders>
-              <w:right w:val="single" w:sz="4" w:space="0" w:color="CCCCCC"/>
-              <w:top w:val="single" w:sz="4" w:space="0" w:color="CCCCCC"/>
-              <w:bottom w:val="single" w:sz="4" w:space="0" w:color="CCCCCC"/>
-              <w:left w:val="single" w:sz="4" w:space="0" w:color="CCCCCC"/>
+              <w:top w:val="single" w:sz="4" w:space="0" w:color="CCCCCC"/>
+              <w:right w:val="single" w:sz="4" w:space="0" w:color="CCCCCC"/>
+              <w:left w:val="single" w:sz="4" w:space="0" w:color="CCCCCC"/>
+              <w:bottom w:val="single" w:sz="4" w:space="0" w:color="CCCCCC"/>
             </w:tcBorders>
           </w:tcPr>
           <w:p>
@@ -14332,10 +14234,10 @@
               <w:right w:w="108" w:type="dxa"/>
             </w:tcMar>
             <w:tcBorders>
-              <w:right w:val="single" w:sz="4" w:space="0" w:color="CCCCCC"/>
-              <w:top w:val="single" w:sz="4" w:space="0" w:color="CCCCCC"/>
-              <w:bottom w:val="single" w:sz="4" w:space="0" w:color="CCCCCC"/>
-              <w:left w:val="single" w:sz="4" w:space="0" w:color="CCCCCC"/>
+              <w:top w:val="single" w:sz="4" w:space="0" w:color="CCCCCC"/>
+              <w:right w:val="single" w:sz="4" w:space="0" w:color="CCCCCC"/>
+              <w:left w:val="single" w:sz="4" w:space="0" w:color="CCCCCC"/>
+              <w:bottom w:val="single" w:sz="4" w:space="0" w:color="CCCCCC"/>
             </w:tcBorders>
           </w:tcPr>
           <w:p>
@@ -14366,10 +14268,10 @@
               <w:right w:w="108" w:type="dxa"/>
             </w:tcMar>
             <w:tcBorders>
-              <w:right w:val="single" w:sz="4" w:space="0" w:color="CCCCCC"/>
-              <w:top w:val="single" w:sz="4" w:space="0" w:color="CCCCCC"/>
-              <w:bottom w:val="single" w:sz="4" w:space="0" w:color="CCCCCC"/>
-              <w:left w:val="single" w:sz="4" w:space="0" w:color="CCCCCC"/>
+              <w:top w:val="single" w:sz="4" w:space="0" w:color="CCCCCC"/>
+              <w:right w:val="single" w:sz="4" w:space="0" w:color="CCCCCC"/>
+              <w:left w:val="single" w:sz="4" w:space="0" w:color="CCCCCC"/>
+              <w:bottom w:val="single" w:sz="4" w:space="0" w:color="CCCCCC"/>
             </w:tcBorders>
           </w:tcPr>
           <w:p>
@@ -14400,10 +14302,10 @@
               <w:right w:w="108" w:type="dxa"/>
             </w:tcMar>
             <w:tcBorders>
-              <w:right w:val="single" w:sz="4" w:space="0" w:color="CCCCCC"/>
-              <w:top w:val="single" w:sz="4" w:space="0" w:color="CCCCCC"/>
-              <w:bottom w:val="single" w:sz="4" w:space="0" w:color="CCCCCC"/>
-              <w:left w:val="single" w:sz="4" w:space="0" w:color="CCCCCC"/>
+              <w:top w:val="single" w:sz="4" w:space="0" w:color="CCCCCC"/>
+              <w:right w:val="single" w:sz="4" w:space="0" w:color="CCCCCC"/>
+              <w:left w:val="single" w:sz="4" w:space="0" w:color="CCCCCC"/>
+              <w:bottom w:val="single" w:sz="4" w:space="0" w:color="CCCCCC"/>
             </w:tcBorders>
           </w:tcPr>
           <w:p>
@@ -14436,10 +14338,10 @@
               <w:right w:w="108" w:type="dxa"/>
             </w:tcMar>
             <w:tcBorders>
-              <w:right w:val="single" w:sz="4" w:space="0" w:color="CCCCCC"/>
-              <w:top w:val="single" w:sz="4" w:space="0" w:color="CCCCCC"/>
-              <w:bottom w:val="single" w:sz="4" w:space="0" w:color="CCCCCC"/>
-              <w:left w:val="single" w:sz="4" w:space="0" w:color="CCCCCC"/>
+              <w:top w:val="single" w:sz="4" w:space="0" w:color="CCCCCC"/>
+              <w:right w:val="single" w:sz="4" w:space="0" w:color="CCCCCC"/>
+              <w:left w:val="single" w:sz="4" w:space="0" w:color="CCCCCC"/>
+              <w:bottom w:val="single" w:sz="4" w:space="0" w:color="CCCCCC"/>
             </w:tcBorders>
           </w:tcPr>
           <w:p>
@@ -14470,10 +14372,10 @@
               <w:right w:w="108" w:type="dxa"/>
             </w:tcMar>
             <w:tcBorders>
-              <w:right w:val="single" w:sz="4" w:space="0" w:color="CCCCCC"/>
-              <w:top w:val="single" w:sz="4" w:space="0" w:color="CCCCCC"/>
-              <w:bottom w:val="single" w:sz="4" w:space="0" w:color="CCCCCC"/>
-              <w:left w:val="single" w:sz="4" w:space="0" w:color="CCCCCC"/>
+              <w:top w:val="single" w:sz="4" w:space="0" w:color="CCCCCC"/>
+              <w:right w:val="single" w:sz="4" w:space="0" w:color="CCCCCC"/>
+              <w:left w:val="single" w:sz="4" w:space="0" w:color="CCCCCC"/>
+              <w:bottom w:val="single" w:sz="4" w:space="0" w:color="CCCCCC"/>
             </w:tcBorders>
           </w:tcPr>
           <w:p>
@@ -14504,10 +14406,10 @@
               <w:right w:w="108" w:type="dxa"/>
             </w:tcMar>
             <w:tcBorders>
-              <w:right w:val="single" w:sz="4" w:space="0" w:color="CCCCCC"/>
-              <w:top w:val="single" w:sz="4" w:space="0" w:color="CCCCCC"/>
-              <w:bottom w:val="single" w:sz="4" w:space="0" w:color="CCCCCC"/>
-              <w:left w:val="single" w:sz="4" w:space="0" w:color="CCCCCC"/>
+              <w:top w:val="single" w:sz="4" w:space="0" w:color="CCCCCC"/>
+              <w:right w:val="single" w:sz="4" w:space="0" w:color="CCCCCC"/>
+              <w:left w:val="single" w:sz="4" w:space="0" w:color="CCCCCC"/>
+              <w:bottom w:val="single" w:sz="4" w:space="0" w:color="CCCCCC"/>
             </w:tcBorders>
           </w:tcPr>
           <w:p>
@@ -14523,7 +14425,7 @@
                 <w:sz w:val="20"/>
                 <w:szCs w:val="20"/>
               </w:rPr>
-              <w:t>When an ownership document or licence is printed and referred to Emirates Post, a shipment tracking link along with the expected delivery timeframe is automatically sent via SMS and an in-app message.</w:t>
+              <w:t>Activate an automatic SMS message containing an Emirates Post tracking link, sent as soon as a vehicle ownership document or driving licence is printed and handed over to the delivery system.</w:t>
             </w:r>
           </w:p>
         </w:tc>
@@ -14538,10 +14440,10 @@
               <w:right w:w="108" w:type="dxa"/>
             </w:tcMar>
             <w:tcBorders>
-              <w:right w:val="single" w:sz="4" w:space="0" w:color="CCCCCC"/>
-              <w:top w:val="single" w:sz="4" w:space="0" w:color="CCCCCC"/>
-              <w:bottom w:val="single" w:sz="4" w:space="0" w:color="CCCCCC"/>
-              <w:left w:val="single" w:sz="4" w:space="0" w:color="CCCCCC"/>
+              <w:top w:val="single" w:sz="4" w:space="0" w:color="CCCCCC"/>
+              <w:right w:val="single" w:sz="4" w:space="0" w:color="CCCCCC"/>
+              <w:left w:val="single" w:sz="4" w:space="0" w:color="CCCCCC"/>
+              <w:bottom w:val="single" w:sz="4" w:space="0" w:color="CCCCCC"/>
             </w:tcBorders>
           </w:tcPr>
           <w:p>
@@ -14572,10 +14474,10 @@
               <w:right w:w="108" w:type="dxa"/>
             </w:tcMar>
             <w:tcBorders>
-              <w:right w:val="single" w:sz="4" w:space="0" w:color="CCCCCC"/>
-              <w:top w:val="single" w:sz="4" w:space="0" w:color="CCCCCC"/>
-              <w:bottom w:val="single" w:sz="4" w:space="0" w:color="CCCCCC"/>
-              <w:left w:val="single" w:sz="4" w:space="0" w:color="CCCCCC"/>
+              <w:top w:val="single" w:sz="4" w:space="0" w:color="CCCCCC"/>
+              <w:right w:val="single" w:sz="4" w:space="0" w:color="CCCCCC"/>
+              <w:left w:val="single" w:sz="4" w:space="0" w:color="CCCCCC"/>
+              <w:bottom w:val="single" w:sz="4" w:space="0" w:color="CCCCCC"/>
             </w:tcBorders>
           </w:tcPr>
           <w:p>
@@ -14591,7 +14493,7 @@
                 <w:sz w:val="20"/>
                 <w:szCs w:val="20"/>
               </w:rPr>
-              <w:t>Eliminating 4+ contact cases arising from customers enquiring about the arrival of their documents prior to completed delivery.</w:t>
+              <w:t>Elimination of 4+ enquiry cases about the location of a printed document before it reaches the recipient.</w:t>
             </w:r>
           </w:p>
         </w:tc>
@@ -14606,10 +14508,10 @@
               <w:right w:w="108" w:type="dxa"/>
             </w:tcMar>
             <w:tcBorders>
-              <w:right w:val="single" w:sz="4" w:space="0" w:color="CCCCCC"/>
-              <w:top w:val="single" w:sz="4" w:space="0" w:color="CCCCCC"/>
-              <w:bottom w:val="single" w:sz="4" w:space="0" w:color="CCCCCC"/>
-              <w:left w:val="single" w:sz="4" w:space="0" w:color="CCCCCC"/>
+              <w:top w:val="single" w:sz="4" w:space="0" w:color="CCCCCC"/>
+              <w:bottom w:val="single" w:sz="4" w:space="0" w:color="CCCCCC"/>
+              <w:left w:val="single" w:sz="4" w:space="0" w:color="CCCCCC"/>
+              <w:right w:val="single" w:sz="4" w:space="0" w:color="CCCCCC"/>
             </w:tcBorders>
           </w:tcPr>
           <w:p>
@@ -14642,10 +14544,10 @@
               <w:right w:w="108" w:type="dxa"/>
             </w:tcMar>
             <w:tcBorders>
-              <w:right w:val="single" w:sz="4" w:space="0" w:color="CCCCCC"/>
-              <w:top w:val="single" w:sz="4" w:space="0" w:color="CCCCCC"/>
-              <w:bottom w:val="single" w:sz="4" w:space="0" w:color="CCCCCC"/>
-              <w:left w:val="single" w:sz="4" w:space="0" w:color="CCCCCC"/>
+              <w:top w:val="single" w:sz="4" w:space="0" w:color="CCCCCC"/>
+              <w:right w:val="single" w:sz="4" w:space="0" w:color="CCCCCC"/>
+              <w:left w:val="single" w:sz="4" w:space="0" w:color="CCCCCC"/>
+              <w:bottom w:val="single" w:sz="4" w:space="0" w:color="CCCCCC"/>
             </w:tcBorders>
           </w:tcPr>
           <w:p>
@@ -14676,10 +14578,10 @@
               <w:right w:w="108" w:type="dxa"/>
             </w:tcMar>
             <w:tcBorders>
-              <w:right w:val="single" w:sz="4" w:space="0" w:color="CCCCCC"/>
-              <w:top w:val="single" w:sz="4" w:space="0" w:color="CCCCCC"/>
-              <w:bottom w:val="single" w:sz="4" w:space="0" w:color="CCCCCC"/>
-              <w:left w:val="single" w:sz="4" w:space="0" w:color="CCCCCC"/>
+              <w:top w:val="single" w:sz="4" w:space="0" w:color="CCCCCC"/>
+              <w:right w:val="single" w:sz="4" w:space="0" w:color="CCCCCC"/>
+              <w:left w:val="single" w:sz="4" w:space="0" w:color="CCCCCC"/>
+              <w:bottom w:val="single" w:sz="4" w:space="0" w:color="CCCCCC"/>
             </w:tcBorders>
           </w:tcPr>
           <w:p>
@@ -14710,10 +14612,10 @@
               <w:right w:w="108" w:type="dxa"/>
             </w:tcMar>
             <w:tcBorders>
-              <w:right w:val="single" w:sz="4" w:space="0" w:color="CCCCCC"/>
-              <w:top w:val="single" w:sz="4" w:space="0" w:color="CCCCCC"/>
-              <w:bottom w:val="single" w:sz="4" w:space="0" w:color="CCCCCC"/>
-              <w:left w:val="single" w:sz="4" w:space="0" w:color="CCCCCC"/>
+              <w:top w:val="single" w:sz="4" w:space="0" w:color="CCCCCC"/>
+              <w:right w:val="single" w:sz="4" w:space="0" w:color="CCCCCC"/>
+              <w:left w:val="single" w:sz="4" w:space="0" w:color="CCCCCC"/>
+              <w:bottom w:val="single" w:sz="4" w:space="0" w:color="CCCCCC"/>
             </w:tcBorders>
           </w:tcPr>
           <w:p>
@@ -14729,7 +14631,7 @@
                 <w:sz w:val="20"/>
                 <w:szCs w:val="20"/>
               </w:rPr>
-              <w:t>Add a mandatory step in the CRM workflow to record the Emirates Post waybill number immediately upon dispatch, and activate an automatic SMS notification to the customer containing the tracking number and its direct link.</w:t>
+              <w:t>Link the CRM system to an SMS platform to send an automatic notification upon every change in the status of a renewal or registration request, with explicit reference to any pending requirement such as a profile photo update.</w:t>
             </w:r>
           </w:p>
         </w:tc>
@@ -14744,10 +14646,10 @@
               <w:right w:w="108" w:type="dxa"/>
             </w:tcMar>
             <w:tcBorders>
-              <w:right w:val="single" w:sz="4" w:space="0" w:color="CCCCCC"/>
-              <w:top w:val="single" w:sz="4" w:space="0" w:color="CCCCCC"/>
-              <w:bottom w:val="single" w:sz="4" w:space="0" w:color="CCCCCC"/>
-              <w:left w:val="single" w:sz="4" w:space="0" w:color="CCCCCC"/>
+              <w:top w:val="single" w:sz="4" w:space="0" w:color="CCCCCC"/>
+              <w:right w:val="single" w:sz="4" w:space="0" w:color="CCCCCC"/>
+              <w:left w:val="single" w:sz="4" w:space="0" w:color="CCCCCC"/>
+              <w:bottom w:val="single" w:sz="4" w:space="0" w:color="CCCCCC"/>
             </w:tcBorders>
           </w:tcPr>
           <w:p>
@@ -14778,10 +14680,10 @@
               <w:right w:w="108" w:type="dxa"/>
             </w:tcMar>
             <w:tcBorders>
-              <w:right w:val="single" w:sz="4" w:space="0" w:color="CCCCCC"/>
-              <w:top w:val="single" w:sz="4" w:space="0" w:color="CCCCCC"/>
-              <w:bottom w:val="single" w:sz="4" w:space="0" w:color="CCCCCC"/>
-              <w:left w:val="single" w:sz="4" w:space="0" w:color="CCCCCC"/>
+              <w:top w:val="single" w:sz="4" w:space="0" w:color="CCCCCC"/>
+              <w:right w:val="single" w:sz="4" w:space="0" w:color="CCCCCC"/>
+              <w:left w:val="single" w:sz="4" w:space="0" w:color="CCCCCC"/>
+              <w:bottom w:val="single" w:sz="4" w:space="0" w:color="CCCCCC"/>
             </w:tcBorders>
           </w:tcPr>
           <w:p>
@@ -14797,7 +14699,7 @@
                 <w:sz w:val="20"/>
                 <w:szCs w:val="20"/>
               </w:rPr>
-              <w:t>Reducing 4+ cases arising from the absence of a dispatch notification, and decreasing incoming calls for document follow-up.</w:t>
+              <w:t>Elimination of 4+ cases resulting from the absence of automatic request status updates.</w:t>
             </w:r>
           </w:p>
         </w:tc>
@@ -14812,10 +14714,10 @@
               <w:right w:w="108" w:type="dxa"/>
             </w:tcMar>
             <w:tcBorders>
-              <w:right w:val="single" w:sz="4" w:space="0" w:color="CCCCCC"/>
-              <w:top w:val="single" w:sz="4" w:space="0" w:color="CCCCCC"/>
-              <w:bottom w:val="single" w:sz="4" w:space="0" w:color="CCCCCC"/>
-              <w:left w:val="single" w:sz="4" w:space="0" w:color="CCCCCC"/>
+              <w:top w:val="single" w:sz="4" w:space="0" w:color="CCCCCC"/>
+              <w:bottom w:val="single" w:sz="4" w:space="0" w:color="CCCCCC"/>
+              <w:left w:val="single" w:sz="4" w:space="0" w:color="CCCCCC"/>
+              <w:right w:val="single" w:sz="4" w:space="0" w:color="CCCCCC"/>
             </w:tcBorders>
           </w:tcPr>
           <w:p>
@@ -14848,10 +14750,10 @@
               <w:right w:w="108" w:type="dxa"/>
             </w:tcMar>
             <w:tcBorders>
-              <w:right w:val="single" w:sz="4" w:space="0" w:color="CCCCCC"/>
-              <w:top w:val="single" w:sz="4" w:space="0" w:color="CCCCCC"/>
-              <w:bottom w:val="single" w:sz="4" w:space="0" w:color="CCCCCC"/>
-              <w:left w:val="single" w:sz="4" w:space="0" w:color="CCCCCC"/>
+              <w:top w:val="single" w:sz="4" w:space="0" w:color="CCCCCC"/>
+              <w:right w:val="single" w:sz="4" w:space="0" w:color="CCCCCC"/>
+              <w:left w:val="single" w:sz="4" w:space="0" w:color="CCCCCC"/>
+              <w:bottom w:val="single" w:sz="4" w:space="0" w:color="CCCCCC"/>
             </w:tcBorders>
           </w:tcPr>
           <w:p>
@@ -14882,10 +14784,10 @@
               <w:right w:w="108" w:type="dxa"/>
             </w:tcMar>
             <w:tcBorders>
-              <w:right w:val="single" w:sz="4" w:space="0" w:color="CCCCCC"/>
-              <w:top w:val="single" w:sz="4" w:space="0" w:color="CCCCCC"/>
-              <w:bottom w:val="single" w:sz="4" w:space="0" w:color="CCCCCC"/>
-              <w:left w:val="single" w:sz="4" w:space="0" w:color="CCCCCC"/>
+              <w:top w:val="single" w:sz="4" w:space="0" w:color="CCCCCC"/>
+              <w:right w:val="single" w:sz="4" w:space="0" w:color="CCCCCC"/>
+              <w:left w:val="single" w:sz="4" w:space="0" w:color="CCCCCC"/>
+              <w:bottom w:val="single" w:sz="4" w:space="0" w:color="CCCCCC"/>
             </w:tcBorders>
           </w:tcPr>
           <w:p>
@@ -14916,10 +14818,10 @@
               <w:right w:w="108" w:type="dxa"/>
             </w:tcMar>
             <w:tcBorders>
-              <w:right w:val="single" w:sz="4" w:space="0" w:color="CCCCCC"/>
-              <w:top w:val="single" w:sz="4" w:space="0" w:color="CCCCCC"/>
-              <w:bottom w:val="single" w:sz="4" w:space="0" w:color="CCCCCC"/>
-              <w:left w:val="single" w:sz="4" w:space="0" w:color="CCCCCC"/>
+              <w:top w:val="single" w:sz="4" w:space="0" w:color="CCCCCC"/>
+              <w:right w:val="single" w:sz="4" w:space="0" w:color="CCCCCC"/>
+              <w:left w:val="single" w:sz="4" w:space="0" w:color="CCCCCC"/>
+              <w:bottom w:val="single" w:sz="4" w:space="0" w:color="CCCCCC"/>
             </w:tcBorders>
           </w:tcPr>
           <w:p>
@@ -14935,7 +14837,7 @@
                 <w:sz w:val="20"/>
                 <w:szCs w:val="20"/>
               </w:rPr>
-              <w:t>Publish via the app and electronic portal an explanatory page presenting the approved traffic speed limits and official objection procedures, and send a reminder SMS upon the registration of each violation.</w:t>
+              <w:t>Activate an SMS and email notification with a tracking link upon printing, and add a 'What happens after your document is printed?' section in the MOI application with a self-tracking screen and a dedicated FAQ.</w:t>
             </w:r>
           </w:p>
         </w:tc>
@@ -14950,10 +14852,10 @@
               <w:right w:w="108" w:type="dxa"/>
             </w:tcMar>
             <w:tcBorders>
-              <w:right w:val="single" w:sz="4" w:space="0" w:color="CCCCCC"/>
-              <w:top w:val="single" w:sz="4" w:space="0" w:color="CCCCCC"/>
-              <w:bottom w:val="single" w:sz="4" w:space="0" w:color="CCCCCC"/>
-              <w:left w:val="single" w:sz="4" w:space="0" w:color="CCCCCC"/>
+              <w:top w:val="single" w:sz="4" w:space="0" w:color="CCCCCC"/>
+              <w:right w:val="single" w:sz="4" w:space="0" w:color="CCCCCC"/>
+              <w:left w:val="single" w:sz="4" w:space="0" w:color="CCCCCC"/>
+              <w:bottom w:val="single" w:sz="4" w:space="0" w:color="CCCCCC"/>
             </w:tcBorders>
           </w:tcPr>
           <w:p>
@@ -14984,10 +14886,10 @@
               <w:right w:w="108" w:type="dxa"/>
             </w:tcMar>
             <w:tcBorders>
-              <w:right w:val="single" w:sz="4" w:space="0" w:color="CCCCCC"/>
-              <w:top w:val="single" w:sz="4" w:space="0" w:color="CCCCCC"/>
-              <w:bottom w:val="single" w:sz="4" w:space="0" w:color="CCCCCC"/>
-              <w:left w:val="single" w:sz="4" w:space="0" w:color="CCCCCC"/>
+              <w:top w:val="single" w:sz="4" w:space="0" w:color="CCCCCC"/>
+              <w:right w:val="single" w:sz="4" w:space="0" w:color="CCCCCC"/>
+              <w:left w:val="single" w:sz="4" w:space="0" w:color="CCCCCC"/>
+              <w:bottom w:val="single" w:sz="4" w:space="0" w:color="CCCCCC"/>
             </w:tcBorders>
           </w:tcPr>
           <w:p>
@@ -15003,7 +14905,7 @@
                 <w:sz w:val="20"/>
                 <w:szCs w:val="20"/>
               </w:rPr>
-              <w:t>Reducing 4+ traffic objection cases based on misunderstanding, and decreasing recurring unjustified objections.</w:t>
+              <w:t>Addressing 4+ cases related to non-receipt of official documents and the absence of a tracking link after printing.</w:t>
             </w:r>
           </w:p>
         </w:tc>
@@ -15018,10 +14920,10 @@
               <w:right w:w="108" w:type="dxa"/>
             </w:tcMar>
             <w:tcBorders>
-              <w:right w:val="single" w:sz="4" w:space="0" w:color="CCCCCC"/>
-              <w:top w:val="single" w:sz="4" w:space="0" w:color="CCCCCC"/>
-              <w:bottom w:val="single" w:sz="4" w:space="0" w:color="CCCCCC"/>
-              <w:left w:val="single" w:sz="4" w:space="0" w:color="CCCCCC"/>
+              <w:top w:val="single" w:sz="4" w:space="0" w:color="CCCCCC"/>
+              <w:bottom w:val="single" w:sz="4" w:space="0" w:color="CCCCCC"/>
+              <w:left w:val="single" w:sz="4" w:space="0" w:color="CCCCCC"/>
+              <w:right w:val="single" w:sz="4" w:space="0" w:color="CCCCCC"/>
             </w:tcBorders>
           </w:tcPr>
           <w:p>
@@ -15054,10 +14956,10 @@
               <w:right w:w="108" w:type="dxa"/>
             </w:tcMar>
             <w:tcBorders>
-              <w:right w:val="single" w:sz="4" w:space="0" w:color="CCCCCC"/>
-              <w:top w:val="single" w:sz="4" w:space="0" w:color="CCCCCC"/>
-              <w:bottom w:val="single" w:sz="4" w:space="0" w:color="CCCCCC"/>
-              <w:left w:val="single" w:sz="4" w:space="0" w:color="CCCCCC"/>
+              <w:top w:val="single" w:sz="4" w:space="0" w:color="CCCCCC"/>
+              <w:right w:val="single" w:sz="4" w:space="0" w:color="CCCCCC"/>
+              <w:left w:val="single" w:sz="4" w:space="0" w:color="CCCCCC"/>
+              <w:bottom w:val="single" w:sz="4" w:space="0" w:color="CCCCCC"/>
             </w:tcBorders>
           </w:tcPr>
           <w:p>
@@ -15088,10 +14990,10 @@
               <w:right w:w="108" w:type="dxa"/>
             </w:tcMar>
             <w:tcBorders>
-              <w:right w:val="single" w:sz="4" w:space="0" w:color="CCCCCC"/>
-              <w:top w:val="single" w:sz="4" w:space="0" w:color="CCCCCC"/>
-              <w:bottom w:val="single" w:sz="4" w:space="0" w:color="CCCCCC"/>
-              <w:left w:val="single" w:sz="4" w:space="0" w:color="CCCCCC"/>
+              <w:top w:val="single" w:sz="4" w:space="0" w:color="CCCCCC"/>
+              <w:right w:val="single" w:sz="4" w:space="0" w:color="CCCCCC"/>
+              <w:left w:val="single" w:sz="4" w:space="0" w:color="CCCCCC"/>
+              <w:bottom w:val="single" w:sz="4" w:space="0" w:color="CCCCCC"/>
             </w:tcBorders>
           </w:tcPr>
           <w:p>
@@ -15122,10 +15024,10 @@
               <w:right w:w="108" w:type="dxa"/>
             </w:tcMar>
             <w:tcBorders>
-              <w:right w:val="single" w:sz="4" w:space="0" w:color="CCCCCC"/>
-              <w:top w:val="single" w:sz="4" w:space="0" w:color="CCCCCC"/>
-              <w:bottom w:val="single" w:sz="4" w:space="0" w:color="CCCCCC"/>
-              <w:left w:val="single" w:sz="4" w:space="0" w:color="CCCCCC"/>
+              <w:top w:val="single" w:sz="4" w:space="0" w:color="CCCCCC"/>
+              <w:right w:val="single" w:sz="4" w:space="0" w:color="CCCCCC"/>
+              <w:left w:val="single" w:sz="4" w:space="0" w:color="CCCCCC"/>
+              <w:bottom w:val="single" w:sz="4" w:space="0" w:color="CCCCCC"/>
             </w:tcBorders>
           </w:tcPr>
           <w:p>
@@ -15141,7 +15043,7 @@
                 <w:sz w:val="20"/>
                 <w:szCs w:val="20"/>
               </w:rPr>
-              <w:t>Activate a time-based trigger in the request system that sends, every 30 days, an SMS and email notification to the weapons licence applicant clarifying their current application stage from among: 'Under Review / Referred to Committee / Concluded'.</w:t>
+              <w:t>Launch push and SMS notifications at each processing stage (Received ← Under Review ← Approved/Rejected ← Ready), and add a 'My Requests' screen in the MOI application with documented SLA timeframes for each request type.</w:t>
             </w:r>
           </w:p>
         </w:tc>
@@ -15156,10 +15058,10 @@
               <w:right w:w="108" w:type="dxa"/>
             </w:tcMar>
             <w:tcBorders>
-              <w:right w:val="single" w:sz="4" w:space="0" w:color="CCCCCC"/>
-              <w:top w:val="single" w:sz="4" w:space="0" w:color="CCCCCC"/>
-              <w:bottom w:val="single" w:sz="4" w:space="0" w:color="CCCCCC"/>
-              <w:left w:val="single" w:sz="4" w:space="0" w:color="CCCCCC"/>
+              <w:top w:val="single" w:sz="4" w:space="0" w:color="CCCCCC"/>
+              <w:right w:val="single" w:sz="4" w:space="0" w:color="CCCCCC"/>
+              <w:left w:val="single" w:sz="4" w:space="0" w:color="CCCCCC"/>
+              <w:bottom w:val="single" w:sz="4" w:space="0" w:color="CCCCCC"/>
             </w:tcBorders>
           </w:tcPr>
           <w:p>
@@ -15190,10 +15092,10 @@
               <w:right w:w="108" w:type="dxa"/>
             </w:tcMar>
             <w:tcBorders>
-              <w:right w:val="single" w:sz="4" w:space="0" w:color="CCCCCC"/>
-              <w:top w:val="single" w:sz="4" w:space="0" w:color="CCCCCC"/>
-              <w:bottom w:val="single" w:sz="4" w:space="0" w:color="CCCCCC"/>
-              <w:left w:val="single" w:sz="4" w:space="0" w:color="CCCCCC"/>
+              <w:top w:val="single" w:sz="4" w:space="0" w:color="CCCCCC"/>
+              <w:right w:val="single" w:sz="4" w:space="0" w:color="CCCCCC"/>
+              <w:left w:val="single" w:sz="4" w:space="0" w:color="CCCCCC"/>
+              <w:bottom w:val="single" w:sz="4" w:space="0" w:color="CCCCCC"/>
             </w:tcBorders>
           </w:tcPr>
           <w:p>
@@ -15209,7 +15111,7 @@
                 <w:sz w:val="20"/>
                 <w:szCs w:val="20"/>
               </w:rPr>
-              <w:t>Eliminating 3+ periodic follow-up cases for weapons licence applications and reducing pressure on support channels.</w:t>
+              <w:t>Addressing 4+ cases arising from ambiguity in the status of a submitted request and the absence of automatic notification.</w:t>
             </w:r>
           </w:p>
         </w:tc>
@@ -15224,10 +15126,10 @@
               <w:right w:w="108" w:type="dxa"/>
             </w:tcMar>
             <w:tcBorders>
-              <w:right w:val="single" w:sz="4" w:space="0" w:color="CCCCCC"/>
-              <w:top w:val="single" w:sz="4" w:space="0" w:color="CCCCCC"/>
-              <w:bottom w:val="single" w:sz="4" w:space="0" w:color="CCCCCC"/>
-              <w:left w:val="single" w:sz="4" w:space="0" w:color="CCCCCC"/>
+              <w:top w:val="single" w:sz="4" w:space="0" w:color="CCCCCC"/>
+              <w:bottom w:val="single" w:sz="4" w:space="0" w:color="CCCCCC"/>
+              <w:left w:val="single" w:sz="4" w:space="0" w:color="CCCCCC"/>
+              <w:right w:val="single" w:sz="4" w:space="0" w:color="CCCCCC"/>
             </w:tcBorders>
           </w:tcPr>
           <w:p>
@@ -15260,10 +15162,10 @@
               <w:right w:w="108" w:type="dxa"/>
             </w:tcMar>
             <w:tcBorders>
-              <w:right w:val="single" w:sz="4" w:space="0" w:color="CCCCCC"/>
-              <w:top w:val="single" w:sz="4" w:space="0" w:color="CCCCCC"/>
-              <w:bottom w:val="single" w:sz="4" w:space="0" w:color="CCCCCC"/>
-              <w:left w:val="single" w:sz="4" w:space="0" w:color="CCCCCC"/>
+              <w:top w:val="single" w:sz="4" w:space="0" w:color="CCCCCC"/>
+              <w:right w:val="single" w:sz="4" w:space="0" w:color="CCCCCC"/>
+              <w:left w:val="single" w:sz="4" w:space="0" w:color="CCCCCC"/>
+              <w:bottom w:val="single" w:sz="4" w:space="0" w:color="CCCCCC"/>
             </w:tcBorders>
           </w:tcPr>
           <w:p>
@@ -15294,10 +15196,10 @@
               <w:right w:w="108" w:type="dxa"/>
             </w:tcMar>
             <w:tcBorders>
-              <w:right w:val="single" w:sz="4" w:space="0" w:color="CCCCCC"/>
-              <w:top w:val="single" w:sz="4" w:space="0" w:color="CCCCCC"/>
-              <w:bottom w:val="single" w:sz="4" w:space="0" w:color="CCCCCC"/>
-              <w:left w:val="single" w:sz="4" w:space="0" w:color="CCCCCC"/>
+              <w:top w:val="single" w:sz="4" w:space="0" w:color="CCCCCC"/>
+              <w:right w:val="single" w:sz="4" w:space="0" w:color="CCCCCC"/>
+              <w:left w:val="single" w:sz="4" w:space="0" w:color="CCCCCC"/>
+              <w:bottom w:val="single" w:sz="4" w:space="0" w:color="CCCCCC"/>
             </w:tcBorders>
           </w:tcPr>
           <w:p>
@@ -15328,10 +15230,10 @@
               <w:right w:w="108" w:type="dxa"/>
             </w:tcMar>
             <w:tcBorders>
-              <w:right w:val="single" w:sz="4" w:space="0" w:color="CCCCCC"/>
-              <w:top w:val="single" w:sz="4" w:space="0" w:color="CCCCCC"/>
-              <w:bottom w:val="single" w:sz="4" w:space="0" w:color="CCCCCC"/>
-              <w:left w:val="single" w:sz="4" w:space="0" w:color="CCCCCC"/>
+              <w:top w:val="single" w:sz="4" w:space="0" w:color="CCCCCC"/>
+              <w:right w:val="single" w:sz="4" w:space="0" w:color="CCCCCC"/>
+              <w:left w:val="single" w:sz="4" w:space="0" w:color="CCCCCC"/>
+              <w:bottom w:val="single" w:sz="4" w:space="0" w:color="CCCCCC"/>
             </w:tcBorders>
           </w:tcPr>
           <w:p>
@@ -15347,7 +15249,7 @@
                 <w:sz w:val="20"/>
                 <w:szCs w:val="20"/>
               </w:rPr>
-              <w:t>Link the request management system to a notification engine that triggers an SMS and in-app notification as soon as any request status changes to: 'Approved', 'Rejected', or 'Additional Documents Required', without waiting for the customer to make contact.</w:t>
+              <w:t>Address the failure point in the customer journey by adding a dedicated notification step in the electronic portal that is automatically triggered when a vehicle ownership document or licence is dispatched for delivery after printing.</w:t>
             </w:r>
           </w:p>
         </w:tc>
@@ -15362,10 +15264,10 @@
               <w:right w:w="108" w:type="dxa"/>
             </w:tcMar>
             <w:tcBorders>
-              <w:right w:val="single" w:sz="4" w:space="0" w:color="CCCCCC"/>
-              <w:top w:val="single" w:sz="4" w:space="0" w:color="CCCCCC"/>
-              <w:bottom w:val="single" w:sz="4" w:space="0" w:color="CCCCCC"/>
-              <w:left w:val="single" w:sz="4" w:space="0" w:color="CCCCCC"/>
+              <w:top w:val="single" w:sz="4" w:space="0" w:color="CCCCCC"/>
+              <w:right w:val="single" w:sz="4" w:space="0" w:color="CCCCCC"/>
+              <w:left w:val="single" w:sz="4" w:space="0" w:color="CCCCCC"/>
+              <w:bottom w:val="single" w:sz="4" w:space="0" w:color="CCCCCC"/>
             </w:tcBorders>
           </w:tcPr>
           <w:p>
@@ -15396,10 +15298,10 @@
               <w:right w:w="108" w:type="dxa"/>
             </w:tcMar>
             <w:tcBorders>
-              <w:right w:val="single" w:sz="4" w:space="0" w:color="CCCCCC"/>
-              <w:top w:val="single" w:sz="4" w:space="0" w:color="CCCCCC"/>
-              <w:bottom w:val="single" w:sz="4" w:space="0" w:color="CCCCCC"/>
-              <w:left w:val="single" w:sz="4" w:space="0" w:color="CCCCCC"/>
+              <w:top w:val="single" w:sz="4" w:space="0" w:color="CCCCCC"/>
+              <w:right w:val="single" w:sz="4" w:space="0" w:color="CCCCCC"/>
+              <w:left w:val="single" w:sz="4" w:space="0" w:color="CCCCCC"/>
+              <w:bottom w:val="single" w:sz="4" w:space="0" w:color="CCCCCC"/>
             </w:tcBorders>
           </w:tcPr>
           <w:p>
@@ -15415,7 +15317,7 @@
                 <w:sz w:val="20"/>
                 <w:szCs w:val="20"/>
               </w:rPr>
-              <w:t>Eliminating 3+ enquiry cases about request outcomes and converting contact from reactive to proactive.</w:t>
+              <w:t>Reduction of 4+ contact cases related to the absence of a delivery tracking link in the post-printing stage.</w:t>
             </w:r>
           </w:p>
         </w:tc>
@@ -15430,10 +15332,10 @@
               <w:right w:w="108" w:type="dxa"/>
             </w:tcMar>
             <w:tcBorders>
-              <w:right w:val="single" w:sz="4" w:space="0" w:color="CCCCCC"/>
-              <w:top w:val="single" w:sz="4" w:space="0" w:color="CCCCCC"/>
-              <w:bottom w:val="single" w:sz="4" w:space="0" w:color="CCCCCC"/>
-              <w:left w:val="single" w:sz="4" w:space="0" w:color="CCCCCC"/>
+              <w:top w:val="single" w:sz="4" w:space="0" w:color="CCCCCC"/>
+              <w:bottom w:val="single" w:sz="4" w:space="0" w:color="CCCCCC"/>
+              <w:left w:val="single" w:sz="4" w:space="0" w:color="CCCCCC"/>
+              <w:right w:val="single" w:sz="4" w:space="0" w:color="CCCCCC"/>
             </w:tcBorders>
           </w:tcPr>
           <w:p>
@@ -15466,10 +15368,10 @@
               <w:right w:w="108" w:type="dxa"/>
             </w:tcMar>
             <w:tcBorders>
-              <w:right w:val="single" w:sz="4" w:space="0" w:color="CCCCCC"/>
-              <w:top w:val="single" w:sz="4" w:space="0" w:color="CCCCCC"/>
-              <w:bottom w:val="single" w:sz="4" w:space="0" w:color="CCCCCC"/>
-              <w:left w:val="single" w:sz="4" w:space="0" w:color="CCCCCC"/>
+              <w:top w:val="single" w:sz="4" w:space="0" w:color="CCCCCC"/>
+              <w:right w:val="single" w:sz="4" w:space="0" w:color="CCCCCC"/>
+              <w:left w:val="single" w:sz="4" w:space="0" w:color="CCCCCC"/>
+              <w:bottom w:val="single" w:sz="4" w:space="0" w:color="CCCCCC"/>
             </w:tcBorders>
           </w:tcPr>
           <w:p>
@@ -15500,10 +15402,10 @@
               <w:right w:w="108" w:type="dxa"/>
             </w:tcMar>
             <w:tcBorders>
-              <w:right w:val="single" w:sz="4" w:space="0" w:color="CCCCCC"/>
-              <w:top w:val="single" w:sz="4" w:space="0" w:color="CCCCCC"/>
-              <w:bottom w:val="single" w:sz="4" w:space="0" w:color="CCCCCC"/>
-              <w:left w:val="single" w:sz="4" w:space="0" w:color="CCCCCC"/>
+              <w:top w:val="single" w:sz="4" w:space="0" w:color="CCCCCC"/>
+              <w:right w:val="single" w:sz="4" w:space="0" w:color="CCCCCC"/>
+              <w:left w:val="single" w:sz="4" w:space="0" w:color="CCCCCC"/>
+              <w:bottom w:val="single" w:sz="4" w:space="0" w:color="CCCCCC"/>
             </w:tcBorders>
           </w:tcPr>
           <w:p>
@@ -15534,10 +15436,10 @@
               <w:right w:w="108" w:type="dxa"/>
             </w:tcMar>
             <w:tcBorders>
-              <w:right w:val="single" w:sz="4" w:space="0" w:color="CCCCCC"/>
-              <w:top w:val="single" w:sz="4" w:space="0" w:color="CCCCCC"/>
-              <w:bottom w:val="single" w:sz="4" w:space="0" w:color="CCCCCC"/>
-              <w:left w:val="single" w:sz="4" w:space="0" w:color="CCCCCC"/>
+              <w:top w:val="single" w:sz="4" w:space="0" w:color="CCCCCC"/>
+              <w:right w:val="single" w:sz="4" w:space="0" w:color="CCCCCC"/>
+              <w:left w:val="single" w:sz="4" w:space="0" w:color="CCCCCC"/>
+              <w:bottom w:val="single" w:sz="4" w:space="0" w:color="CCCCCC"/>
             </w:tcBorders>
           </w:tcPr>
           <w:p>
@@ -15553,7 +15455,7 @@
                 <w:sz w:val="20"/>
                 <w:szCs w:val="20"/>
               </w:rPr>
-              <w:t>Develop a 'Track My Request' feature in the portal and app using the service number, with multi-channel notifications at each processing stage and automatic escalation triggers when defined service levels are exceeded without a status update.</w:t>
+              <w:t>Bridge the gap in the request follow-up journey by designing a clear notification flow within the MOI application that reflects the real-time status of the request, alongside publishing a concise visual guide explaining the processing stages to the customer.</w:t>
             </w:r>
           </w:p>
         </w:tc>
@@ -15568,10 +15470,10 @@
               <w:right w:w="108" w:type="dxa"/>
             </w:tcMar>
             <w:tcBorders>
-              <w:right w:val="single" w:sz="4" w:space="0" w:color="CCCCCC"/>
-              <w:top w:val="single" w:sz="4" w:space="0" w:color="CCCCCC"/>
-              <w:bottom w:val="single" w:sz="4" w:space="0" w:color="CCCCCC"/>
-              <w:left w:val="single" w:sz="4" w:space="0" w:color="CCCCCC"/>
+              <w:top w:val="single" w:sz="4" w:space="0" w:color="CCCCCC"/>
+              <w:right w:val="single" w:sz="4" w:space="0" w:color="CCCCCC"/>
+              <w:left w:val="single" w:sz="4" w:space="0" w:color="CCCCCC"/>
+              <w:bottom w:val="single" w:sz="4" w:space="0" w:color="CCCCCC"/>
             </w:tcBorders>
           </w:tcPr>
           <w:p>
@@ -15602,10 +15504,10 @@
               <w:right w:w="108" w:type="dxa"/>
             </w:tcMar>
             <w:tcBorders>
-              <w:right w:val="single" w:sz="4" w:space="0" w:color="CCCCCC"/>
-              <w:top w:val="single" w:sz="4" w:space="0" w:color="CCCCCC"/>
-              <w:bottom w:val="single" w:sz="4" w:space="0" w:color="CCCCCC"/>
-              <w:left w:val="single" w:sz="4" w:space="0" w:color="CCCCCC"/>
+              <w:top w:val="single" w:sz="4" w:space="0" w:color="CCCCCC"/>
+              <w:right w:val="single" w:sz="4" w:space="0" w:color="CCCCCC"/>
+              <w:left w:val="single" w:sz="4" w:space="0" w:color="CCCCCC"/>
+              <w:bottom w:val="single" w:sz="4" w:space="0" w:color="CCCCCC"/>
             </w:tcBorders>
           </w:tcPr>
           <w:p>
@@ -15621,7 +15523,7 @@
                 <w:sz w:val="20"/>
                 <w:szCs w:val="20"/>
               </w:rPr>
-              <w:t>Addressing 3+ follow-up cases arising from the absence of automatic updates and enhancing procedural transparency for customers.</w:t>
+              <w:t>Reduction of 4+ cases resulting from unclear status of the submitted request and the absence of automatic notification.</w:t>
             </w:r>
           </w:p>
         </w:tc>
@@ -15636,10 +15538,10 @@
               <w:right w:w="108" w:type="dxa"/>
             </w:tcMar>
             <w:tcBorders>
-              <w:right w:val="single" w:sz="4" w:space="0" w:color="CCCCCC"/>
-              <w:top w:val="single" w:sz="4" w:space="0" w:color="CCCCCC"/>
-              <w:bottom w:val="single" w:sz="4" w:space="0" w:color="CCCCCC"/>
-              <w:left w:val="single" w:sz="4" w:space="0" w:color="CCCCCC"/>
+              <w:top w:val="single" w:sz="4" w:space="0" w:color="CCCCCC"/>
+              <w:bottom w:val="single" w:sz="4" w:space="0" w:color="CCCCCC"/>
+              <w:left w:val="single" w:sz="4" w:space="0" w:color="CCCCCC"/>
+              <w:right w:val="single" w:sz="4" w:space="0" w:color="CCCCCC"/>
             </w:tcBorders>
           </w:tcPr>
           <w:p>
@@ -15672,10 +15574,10 @@
               <w:right w:w="108" w:type="dxa"/>
             </w:tcMar>
             <w:tcBorders>
-              <w:right w:val="single" w:sz="4" w:space="0" w:color="CCCCCC"/>
-              <w:top w:val="single" w:sz="4" w:space="0" w:color="CCCCCC"/>
-              <w:bottom w:val="single" w:sz="4" w:space="0" w:color="CCCCCC"/>
-              <w:left w:val="single" w:sz="4" w:space="0" w:color="CCCCCC"/>
+              <w:top w:val="single" w:sz="4" w:space="0" w:color="CCCCCC"/>
+              <w:right w:val="single" w:sz="4" w:space="0" w:color="CCCCCC"/>
+              <w:left w:val="single" w:sz="4" w:space="0" w:color="CCCCCC"/>
+              <w:bottom w:val="single" w:sz="4" w:space="0" w:color="CCCCCC"/>
             </w:tcBorders>
           </w:tcPr>
           <w:p>
@@ -15706,10 +15608,10 @@
               <w:right w:w="108" w:type="dxa"/>
             </w:tcMar>
             <w:tcBorders>
-              <w:right w:val="single" w:sz="4" w:space="0" w:color="CCCCCC"/>
-              <w:top w:val="single" w:sz="4" w:space="0" w:color="CCCCCC"/>
-              <w:bottom w:val="single" w:sz="4" w:space="0" w:color="CCCCCC"/>
-              <w:left w:val="single" w:sz="4" w:space="0" w:color="CCCCCC"/>
+              <w:top w:val="single" w:sz="4" w:space="0" w:color="CCCCCC"/>
+              <w:right w:val="single" w:sz="4" w:space="0" w:color="CCCCCC"/>
+              <w:left w:val="single" w:sz="4" w:space="0" w:color="CCCCCC"/>
+              <w:bottom w:val="single" w:sz="4" w:space="0" w:color="CCCCCC"/>
             </w:tcBorders>
           </w:tcPr>
           <w:p>
@@ -15740,10 +15642,10 @@
               <w:right w:w="108" w:type="dxa"/>
             </w:tcMar>
             <w:tcBorders>
-              <w:right w:val="single" w:sz="4" w:space="0" w:color="CCCCCC"/>
-              <w:top w:val="single" w:sz="4" w:space="0" w:color="CCCCCC"/>
-              <w:bottom w:val="single" w:sz="4" w:space="0" w:color="CCCCCC"/>
-              <w:left w:val="single" w:sz="4" w:space="0" w:color="CCCCCC"/>
+              <w:top w:val="single" w:sz="4" w:space="0" w:color="CCCCCC"/>
+              <w:right w:val="single" w:sz="4" w:space="0" w:color="CCCCCC"/>
+              <w:left w:val="single" w:sz="4" w:space="0" w:color="CCCCCC"/>
+              <w:bottom w:val="single" w:sz="4" w:space="0" w:color="CCCCCC"/>
             </w:tcBorders>
           </w:tcPr>
           <w:p>
@@ -15759,7 +15661,7 @@
                 <w:sz w:val="20"/>
                 <w:szCs w:val="20"/>
               </w:rPr>
-              <w:t>Run a Named Entity Recognition (NER) model to detect recurring geographic areas in incoming infrastructure proposals, and produce quarterly heat maps to be submitted to decision-makers for prioritising field investment.</w:t>
+              <w:t>Build a heat map dashboard that aggregates geographic case data from the CRM to identify recurring friction areas, and convert its outputs into a quarterly report supporting infrastructure investment decisions.</w:t>
             </w:r>
           </w:p>
         </w:tc>
@@ -15774,10 +15676,10 @@
               <w:right w:w="108" w:type="dxa"/>
             </w:tcMar>
             <w:tcBorders>
-              <w:right w:val="single" w:sz="4" w:space="0" w:color="CCCCCC"/>
-              <w:top w:val="single" w:sz="4" w:space="0" w:color="CCCCCC"/>
-              <w:bottom w:val="single" w:sz="4" w:space="0" w:color="CCCCCC"/>
-              <w:left w:val="single" w:sz="4" w:space="0" w:color="CCCCCC"/>
+              <w:top w:val="single" w:sz="4" w:space="0" w:color="CCCCCC"/>
+              <w:right w:val="single" w:sz="4" w:space="0" w:color="CCCCCC"/>
+              <w:left w:val="single" w:sz="4" w:space="0" w:color="CCCCCC"/>
+              <w:bottom w:val="single" w:sz="4" w:space="0" w:color="CCCCCC"/>
             </w:tcBorders>
           </w:tcPr>
           <w:p>
@@ -15808,10 +15710,10 @@
               <w:right w:w="108" w:type="dxa"/>
             </w:tcMar>
             <w:tcBorders>
-              <w:right w:val="single" w:sz="4" w:space="0" w:color="CCCCCC"/>
-              <w:top w:val="single" w:sz="4" w:space="0" w:color="CCCCCC"/>
-              <w:bottom w:val="single" w:sz="4" w:space="0" w:color="CCCCCC"/>
-              <w:left w:val="single" w:sz="4" w:space="0" w:color="CCCCCC"/>
+              <w:top w:val="single" w:sz="4" w:space="0" w:color="CCCCCC"/>
+              <w:right w:val="single" w:sz="4" w:space="0" w:color="CCCCCC"/>
+              <w:left w:val="single" w:sz="4" w:space="0" w:color="CCCCCC"/>
+              <w:bottom w:val="single" w:sz="4" w:space="0" w:color="CCCCCC"/>
             </w:tcBorders>
           </w:tcPr>
           <w:p>
@@ -15827,7 +15729,7 @@
                 <w:sz w:val="20"/>
                 <w:szCs w:val="20"/>
               </w:rPr>
-              <w:t>Converting infrastructure proposals from individual judgements into investment decisions based on actual geographic case density.</w:t>
+              <w:t>Converting random geographic proposals into investment decisions built on actual case density.</w:t>
             </w:r>
           </w:p>
         </w:tc>
@@ -15842,10 +15744,10 @@
               <w:right w:w="108" w:type="dxa"/>
             </w:tcMar>
             <w:tcBorders>
-              <w:right w:val="single" w:sz="4" w:space="0" w:color="CCCCCC"/>
-              <w:top w:val="single" w:sz="4" w:space="0" w:color="CCCCCC"/>
-              <w:bottom w:val="single" w:sz="4" w:space="0" w:color="CCCCCC"/>
-              <w:left w:val="single" w:sz="4" w:space="0" w:color="CCCCCC"/>
+              <w:top w:val="single" w:sz="4" w:space="0" w:color="CCCCCC"/>
+              <w:bottom w:val="single" w:sz="4" w:space="0" w:color="CCCCCC"/>
+              <w:left w:val="single" w:sz="4" w:space="0" w:color="CCCCCC"/>
+              <w:right w:val="single" w:sz="4" w:space="0" w:color="CCCCCC"/>
             </w:tcBorders>
           </w:tcPr>
           <w:p>
@@ -15878,10 +15780,10 @@
               <w:right w:w="108" w:type="dxa"/>
             </w:tcMar>
             <w:tcBorders>
-              <w:right w:val="single" w:sz="4" w:space="0" w:color="CCCCCC"/>
-              <w:bottom w:val="single" w:sz="4" w:space="0" w:color="CCCCCC"/>
-              <w:top w:val="single" w:sz="4" w:space="0" w:color="CCCCCC"/>
-              <w:left w:val="single" w:sz="4" w:space="0" w:color="CCCCCC"/>
+              <w:top w:val="single" w:sz="4" w:space="0" w:color="CCCCCC"/>
+              <w:right w:val="single" w:sz="4" w:space="0" w:color="CCCCCC"/>
+              <w:left w:val="single" w:sz="4" w:space="0" w:color="CCCCCC"/>
+              <w:bottom w:val="single" w:sz="4" w:space="0" w:color="CCCCCC"/>
             </w:tcBorders>
           </w:tcPr>
           <w:p>
@@ -15912,10 +15814,10 @@
               <w:right w:w="108" w:type="dxa"/>
             </w:tcMar>
             <w:tcBorders>
-              <w:right w:val="single" w:sz="4" w:space="0" w:color="CCCCCC"/>
-              <w:bottom w:val="single" w:sz="4" w:space="0" w:color="CCCCCC"/>
-              <w:left w:val="single" w:sz="4" w:space="0" w:color="CCCCCC"/>
-              <w:top w:val="single" w:sz="4" w:space="0" w:color="CCCCCC"/>
+              <w:top w:val="single" w:sz="4" w:space="0" w:color="CCCCCC"/>
+              <w:right w:val="single" w:sz="4" w:space="0" w:color="CCCCCC"/>
+              <w:left w:val="single" w:sz="4" w:space="0" w:color="CCCCCC"/>
+              <w:bottom w:val="single" w:sz="4" w:space="0" w:color="CCCCCC"/>
             </w:tcBorders>
           </w:tcPr>
           <w:p>
@@ -15946,10 +15848,10 @@
               <w:right w:w="108" w:type="dxa"/>
             </w:tcMar>
             <w:tcBorders>
-              <w:right w:val="single" w:sz="4" w:space="0" w:color="CCCCCC"/>
-              <w:bottom w:val="single" w:sz="4" w:space="0" w:color="CCCCCC"/>
-              <w:left w:val="single" w:sz="4" w:space="0" w:color="CCCCCC"/>
-              <w:top w:val="single" w:sz="4" w:space="0" w:color="CCCCCC"/>
+              <w:top w:val="single" w:sz="4" w:space="0" w:color="CCCCCC"/>
+              <w:right w:val="single" w:sz="4" w:space="0" w:color="CCCCCC"/>
+              <w:left w:val="single" w:sz="4" w:space="0" w:color="CCCCCC"/>
+              <w:bottom w:val="single" w:sz="4" w:space="0" w:color="CCCCCC"/>
             </w:tcBorders>
           </w:tcPr>
           <w:p>
@@ -15965,7 +15867,7 @@
                 <w:sz w:val="20"/>
                 <w:szCs w:val="20"/>
               </w:rPr>
-              <w:t>Develop a smart router integrated into the CRM that automatically classifies incoming cases and refers them to the competent government authority via API interfaces, with an operator alert for each external referral.</w:t>
+              <w:t>Develop an intelligent routing engine integrated into the enquiry portal that automatically classifies the case and refers it to the competent government authority (Fujairah Police, RTA, or others) without human intervention at the triage stage.</w:t>
             </w:r>
           </w:p>
         </w:tc>
@@ -15980,10 +15882,10 @@
               <w:right w:w="108" w:type="dxa"/>
             </w:tcMar>
             <w:tcBorders>
-              <w:right w:val="single" w:sz="4" w:space="0" w:color="CCCCCC"/>
-              <w:bottom w:val="single" w:sz="4" w:space="0" w:color="CCCCCC"/>
-              <w:left w:val="single" w:sz="4" w:space="0" w:color="CCCCCC"/>
-              <w:top w:val="single" w:sz="4" w:space="0" w:color="CCCCCC"/>
+              <w:top w:val="single" w:sz="4" w:space="0" w:color="CCCCCC"/>
+              <w:right w:val="single" w:sz="4" w:space="0" w:color="CCCCCC"/>
+              <w:left w:val="single" w:sz="4" w:space="0" w:color="CCCCCC"/>
+              <w:bottom w:val="single" w:sz="4" w:space="0" w:color="CCCCCC"/>
             </w:tcBorders>
           </w:tcPr>
           <w:p>
@@ -16014,10 +15916,10 @@
               <w:right w:w="108" w:type="dxa"/>
             </w:tcMar>
             <w:tcBorders>
-              <w:right w:val="single" w:sz="4" w:space="0" w:color="CCCCCC"/>
-              <w:bottom w:val="single" w:sz="4" w:space="0" w:color="CCCCCC"/>
-              <w:left w:val="single" w:sz="4" w:space="0" w:color="CCCCCC"/>
-              <w:top w:val="single" w:sz="4" w:space="0" w:color="CCCCCC"/>
+              <w:top w:val="single" w:sz="4" w:space="0" w:color="CCCCCC"/>
+              <w:right w:val="single" w:sz="4" w:space="0" w:color="CCCCCC"/>
+              <w:left w:val="single" w:sz="4" w:space="0" w:color="CCCCCC"/>
+              <w:bottom w:val="single" w:sz="4" w:space="0" w:color="CCCCCC"/>
             </w:tcBorders>
           </w:tcPr>
           <w:p>
@@ -16033,7 +15935,7 @@
                 <w:sz w:val="20"/>
                 <w:szCs w:val="20"/>
               </w:rPr>
-              <w:t>Cutting case circulation between entities and reducing resolution time for 5+ cases previously directed to the wrong authority.</w:t>
+              <w:t>Cutting the incorrect inter-agency routing cycle and reducing resolution time through real-time referral to the competent authority.</w:t>
             </w:r>
           </w:p>
         </w:tc>
@@ -16048,10 +15950,10 @@
               <w:right w:w="108" w:type="dxa"/>
             </w:tcMar>
             <w:tcBorders>
-              <w:right w:val="single" w:sz="4" w:space="0" w:color="CCCCCC"/>
-              <w:bottom w:val="single" w:sz="4" w:space="0" w:color="CCCCCC"/>
-              <w:left w:val="single" w:sz="4" w:space="0" w:color="CCCCCC"/>
-              <w:top w:val="single" w:sz="4" w:space="0" w:color="CCCCCC"/>
+              <w:top w:val="single" w:sz="4" w:space="0" w:color="CCCCCC"/>
+              <w:right w:val="single" w:sz="4" w:space="0" w:color="CCCCCC"/>
+              <w:left w:val="single" w:sz="4" w:space="0" w:color="CCCCCC"/>
+              <w:bottom w:val="single" w:sz="4" w:space="0" w:color="CCCCCC"/>
             </w:tcBorders>
           </w:tcPr>
           <w:p>
@@ -16107,7 +16009,7 @@
           <w:szCs w:val="24"/>
           <w:u w:val="none"/>
         </w:rPr>
-        <w:t>Final message: The fact that 94.0% of cases arrived through digital channels (app and website) combined with an on-time closure rate of 98.0% demonstrates clear operational excellence in the submission channel; however, 86.2% of friction cases originated in the digital service context itself — from app errors, electronic renewal, and digital payment — revealing that the gap lies not in channel availability but in service functions and quality. The reclassification of 42 cases at 84.0% is conclusive evidence that the fundamental problem lies in the absence of service functions rather than a lack of communication channels, as evidenced most clearly by the highest-frequency friction point: 'a violation displaying a different vehicle or issued while the customer was absent from Fujairah', recorded in 9 cases. The analyses presented in this report demonstrate that the optimal path rests on three pillars rather than on human resources: addressing the five critical functional gaps identified in the gap analysis; activating a proactive notification system capable of eliminating at least 12 cases before they occur; and correcting data quality to ensure decision accuracy and service efficiency.</w:t>
+        <w:t>Final Message: The fact that 94.0% of cases arrived via digital channels (application and website) combined with a service level compliance rate of 98.0% demonstrates the achievement of operational excellence in the submission channel, while the finding that 100.0% of friction cases are linked to a digital service context — whether application malfunctions, electronic licence renewal, or digital payment — reveals that the gap lies not in customer access but in the service functions themselves. The reclassification of 46 cases at a rate of 92.0% is conclusive evidence that the core problem resides in the absence of service functions rather than a shortage of communication channels, which is clearly manifested in 'erroneous traffic violation' topping the list with 9 cases out of the total cases analysed. The analyses presented in this report demonstrate that the correct path to a solution rests on three pillars: bridging the 5 critical functional gaps, activating the proactive notification system capable of eliminating more than 10 cases without any human intervention, and correcting operational data quality — not on expanding resources.</w:t>
       </w:r>
     </w:p>
     <w:p>
@@ -16152,10 +16054,10 @@
               <w:right w:w="108" w:type="dxa"/>
             </w:tcMar>
             <w:tcBorders>
-              <w:right w:val="single" w:sz="4" w:space="0" w:color="CCCCCC"/>
-              <w:top w:val="single" w:sz="4" w:space="0" w:color="CCCCCC"/>
-              <w:bottom w:val="single" w:sz="4" w:space="0" w:color="CCCCCC"/>
-              <w:left w:val="single" w:sz="4" w:space="0" w:color="CCCCCC"/>
+              <w:top w:val="single" w:sz="4" w:space="0" w:color="CCCCCC"/>
+              <w:right w:val="single" w:sz="4" w:space="0" w:color="CCCCCC"/>
+              <w:left w:val="single" w:sz="4" w:space="0" w:color="CCCCCC"/>
+              <w:bottom w:val="single" w:sz="4" w:space="0" w:color="CCCCCC"/>
             </w:tcBorders>
           </w:tcPr>
           <w:p>
@@ -16186,10 +16088,10 @@
               <w:right w:w="108" w:type="dxa"/>
             </w:tcMar>
             <w:tcBorders>
-              <w:right w:val="single" w:sz="4" w:space="0" w:color="CCCCCC"/>
-              <w:top w:val="single" w:sz="4" w:space="0" w:color="CCCCCC"/>
-              <w:bottom w:val="single" w:sz="4" w:space="0" w:color="CCCCCC"/>
-              <w:left w:val="single" w:sz="4" w:space="0" w:color="CCCCCC"/>
+              <w:top w:val="single" w:sz="4" w:space="0" w:color="CCCCCC"/>
+              <w:right w:val="single" w:sz="4" w:space="0" w:color="CCCCCC"/>
+              <w:left w:val="single" w:sz="4" w:space="0" w:color="CCCCCC"/>
+              <w:bottom w:val="single" w:sz="4" w:space="0" w:color="CCCCCC"/>
             </w:tcBorders>
           </w:tcPr>
           <w:p>
@@ -16220,10 +16122,10 @@
               <w:right w:w="108" w:type="dxa"/>
             </w:tcMar>
             <w:tcBorders>
-              <w:right w:val="single" w:sz="4" w:space="0" w:color="CCCCCC"/>
-              <w:top w:val="single" w:sz="4" w:space="0" w:color="CCCCCC"/>
-              <w:bottom w:val="single" w:sz="4" w:space="0" w:color="CCCCCC"/>
-              <w:left w:val="single" w:sz="4" w:space="0" w:color="CCCCCC"/>
+              <w:top w:val="single" w:sz="4" w:space="0" w:color="CCCCCC"/>
+              <w:right w:val="single" w:sz="4" w:space="0" w:color="CCCCCC"/>
+              <w:left w:val="single" w:sz="4" w:space="0" w:color="CCCCCC"/>
+              <w:bottom w:val="single" w:sz="4" w:space="0" w:color="CCCCCC"/>
             </w:tcBorders>
           </w:tcPr>
           <w:p>
@@ -16256,10 +16158,10 @@
               <w:right w:w="108" w:type="dxa"/>
             </w:tcMar>
             <w:tcBorders>
-              <w:right w:val="single" w:sz="4" w:space="0" w:color="CCCCCC"/>
-              <w:top w:val="single" w:sz="4" w:space="0" w:color="CCCCCC"/>
-              <w:bottom w:val="single" w:sz="4" w:space="0" w:color="CCCCCC"/>
-              <w:left w:val="single" w:sz="4" w:space="0" w:color="CCCCCC"/>
+              <w:top w:val="single" w:sz="4" w:space="0" w:color="CCCCCC"/>
+              <w:right w:val="single" w:sz="4" w:space="0" w:color="CCCCCC"/>
+              <w:left w:val="single" w:sz="4" w:space="0" w:color="CCCCCC"/>
+              <w:bottom w:val="single" w:sz="4" w:space="0" w:color="CCCCCC"/>
             </w:tcBorders>
           </w:tcPr>
           <w:p>
@@ -16290,10 +16192,10 @@
               <w:right w:w="108" w:type="dxa"/>
             </w:tcMar>
             <w:tcBorders>
-              <w:right w:val="single" w:sz="4" w:space="0" w:color="CCCCCC"/>
-              <w:top w:val="single" w:sz="4" w:space="0" w:color="CCCCCC"/>
-              <w:bottom w:val="single" w:sz="4" w:space="0" w:color="CCCCCC"/>
-              <w:left w:val="single" w:sz="4" w:space="0" w:color="CCCCCC"/>
+              <w:top w:val="single" w:sz="4" w:space="0" w:color="CCCCCC"/>
+              <w:right w:val="single" w:sz="4" w:space="0" w:color="CCCCCC"/>
+              <w:left w:val="single" w:sz="4" w:space="0" w:color="CCCCCC"/>
+              <w:bottom w:val="single" w:sz="4" w:space="0" w:color="CCCCCC"/>
             </w:tcBorders>
           </w:tcPr>
           <w:p>
@@ -16309,7 +16211,7 @@
                 <w:sz w:val="20"/>
                 <w:szCs w:val="20"/>
               </w:rPr>
-              <w:t>Unified and comprehensive FAQs</w:t>
+              <w:t>Unified and comprehensive FAQ</w:t>
             </w:r>
           </w:p>
         </w:tc>
@@ -16324,10 +16226,10 @@
               <w:right w:w="108" w:type="dxa"/>
             </w:tcMar>
             <w:tcBorders>
-              <w:right w:val="single" w:sz="4" w:space="0" w:color="CCCCCC"/>
-              <w:top w:val="single" w:sz="4" w:space="0" w:color="CCCCCC"/>
-              <w:bottom w:val="single" w:sz="4" w:space="0" w:color="CCCCCC"/>
-              <w:left w:val="single" w:sz="4" w:space="0" w:color="CCCCCC"/>
+              <w:top w:val="single" w:sz="4" w:space="0" w:color="CCCCCC"/>
+              <w:bottom w:val="single" w:sz="4" w:space="0" w:color="CCCCCC"/>
+              <w:left w:val="single" w:sz="4" w:space="0" w:color="CCCCCC"/>
+              <w:right w:val="single" w:sz="4" w:space="0" w:color="CCCCCC"/>
             </w:tcBorders>
           </w:tcPr>
           <w:p>
@@ -16343,7 +16245,7 @@
                 <w:sz w:val="20"/>
                 <w:szCs w:val="20"/>
               </w:rPr>
-              <w:t>Automated visual verification system for traffic violations</w:t>
+              <w:t>Visual Verification System for Traffic Violation Images</w:t>
             </w:r>
           </w:p>
         </w:tc>
@@ -16360,10 +16262,10 @@
               <w:right w:w="108" w:type="dxa"/>
             </w:tcMar>
             <w:tcBorders>
-              <w:right w:val="single" w:sz="4" w:space="0" w:color="CCCCCC"/>
-              <w:top w:val="single" w:sz="4" w:space="0" w:color="CCCCCC"/>
-              <w:bottom w:val="single" w:sz="4" w:space="0" w:color="CCCCCC"/>
-              <w:left w:val="single" w:sz="4" w:space="0" w:color="CCCCCC"/>
+              <w:top w:val="single" w:sz="4" w:space="0" w:color="CCCCCC"/>
+              <w:right w:val="single" w:sz="4" w:space="0" w:color="CCCCCC"/>
+              <w:left w:val="single" w:sz="4" w:space="0" w:color="CCCCCC"/>
+              <w:bottom w:val="single" w:sz="4" w:space="0" w:color="CCCCCC"/>
             </w:tcBorders>
           </w:tcPr>
           <w:p>
@@ -16394,10 +16296,10 @@
               <w:right w:w="108" w:type="dxa"/>
             </w:tcMar>
             <w:tcBorders>
-              <w:right w:val="single" w:sz="4" w:space="0" w:color="CCCCCC"/>
-              <w:top w:val="single" w:sz="4" w:space="0" w:color="CCCCCC"/>
-              <w:bottom w:val="single" w:sz="4" w:space="0" w:color="CCCCCC"/>
-              <w:left w:val="single" w:sz="4" w:space="0" w:color="CCCCCC"/>
+              <w:top w:val="single" w:sz="4" w:space="0" w:color="CCCCCC"/>
+              <w:right w:val="single" w:sz="4" w:space="0" w:color="CCCCCC"/>
+              <w:left w:val="single" w:sz="4" w:space="0" w:color="CCCCCC"/>
+              <w:bottom w:val="single" w:sz="4" w:space="0" w:color="CCCCCC"/>
             </w:tcBorders>
           </w:tcPr>
           <w:p>
@@ -16413,7 +16315,7 @@
                 <w:sz w:val="20"/>
                 <w:szCs w:val="20"/>
               </w:rPr>
-              <w:t>Document delivery status notification via post</w:t>
+              <w:t>Delivery tracking notification</w:t>
             </w:r>
           </w:p>
         </w:tc>
@@ -16428,10 +16330,10 @@
               <w:right w:w="108" w:type="dxa"/>
             </w:tcMar>
             <w:tcBorders>
-              <w:right w:val="single" w:sz="4" w:space="0" w:color="CCCCCC"/>
-              <w:top w:val="single" w:sz="4" w:space="0" w:color="CCCCCC"/>
-              <w:bottom w:val="single" w:sz="4" w:space="0" w:color="CCCCCC"/>
-              <w:left w:val="single" w:sz="4" w:space="0" w:color="CCCCCC"/>
+              <w:top w:val="single" w:sz="4" w:space="0" w:color="CCCCCC"/>
+              <w:bottom w:val="single" w:sz="4" w:space="0" w:color="CCCCCC"/>
+              <w:left w:val="single" w:sz="4" w:space="0" w:color="CCCCCC"/>
+              <w:right w:val="single" w:sz="4" w:space="0" w:color="CCCCCC"/>
             </w:tcBorders>
           </w:tcPr>
           <w:p>
@@ -16447,7 +16349,7 @@
                 <w:sz w:val="20"/>
                 <w:szCs w:val="20"/>
               </w:rPr>
-              <w:t>Smart case router between government entities</w:t>
+              <w:t>Intelligent Case Router Between Government Entities</w:t>
             </w:r>
           </w:p>
         </w:tc>
@@ -16464,10 +16366,10 @@
               <w:right w:w="108" w:type="dxa"/>
             </w:tcMar>
             <w:tcBorders>
-              <w:right w:val="single" w:sz="4" w:space="0" w:color="CCCCCC"/>
-              <w:top w:val="single" w:sz="4" w:space="0" w:color="CCCCCC"/>
-              <w:bottom w:val="single" w:sz="4" w:space="0" w:color="CCCCCC"/>
-              <w:left w:val="single" w:sz="4" w:space="0" w:color="CCCCCC"/>
+              <w:top w:val="single" w:sz="4" w:space="0" w:color="CCCCCC"/>
+              <w:right w:val="single" w:sz="4" w:space="0" w:color="CCCCCC"/>
+              <w:left w:val="single" w:sz="4" w:space="0" w:color="CCCCCC"/>
+              <w:bottom w:val="single" w:sz="4" w:space="0" w:color="CCCCCC"/>
             </w:tcBorders>
           </w:tcPr>
           <w:p>
@@ -16483,7 +16385,7 @@
                 <w:sz w:val="20"/>
                 <w:szCs w:val="20"/>
               </w:rPr>
-              <w:t>Restructuring service classification and eliminating the 'Other' category</w:t>
+              <w:t>Restructuring service classification and eliminating 'Other'</w:t>
             </w:r>
           </w:p>
         </w:tc>
@@ -16498,10 +16400,10 @@
               <w:right w:w="108" w:type="dxa"/>
             </w:tcMar>
             <w:tcBorders>
-              <w:right w:val="single" w:sz="4" w:space="0" w:color="CCCCCC"/>
-              <w:top w:val="single" w:sz="4" w:space="0" w:color="CCCCCC"/>
-              <w:bottom w:val="single" w:sz="4" w:space="0" w:color="CCCCCC"/>
-              <w:left w:val="single" w:sz="4" w:space="0" w:color="CCCCCC"/>
+              <w:top w:val="single" w:sz="4" w:space="0" w:color="CCCCCC"/>
+              <w:right w:val="single" w:sz="4" w:space="0" w:color="CCCCCC"/>
+              <w:left w:val="single" w:sz="4" w:space="0" w:color="CCCCCC"/>
+              <w:bottom w:val="single" w:sz="4" w:space="0" w:color="CCCCCC"/>
             </w:tcBorders>
           </w:tcPr>
           <w:p>
@@ -16517,7 +16419,7 @@
                 <w:sz w:val="20"/>
                 <w:szCs w:val="20"/>
               </w:rPr>
-              <w:t>Alert regarding requirements to complete a licence renewal request</w:t>
+              <w:t>Request status update notification</w:t>
             </w:r>
           </w:p>
         </w:tc>
@@ -16532,10 +16434,10 @@
               <w:right w:w="108" w:type="dxa"/>
             </w:tcMar>
             <w:tcBorders>
-              <w:right w:val="single" w:sz="4" w:space="0" w:color="CCCCCC"/>
-              <w:top w:val="single" w:sz="4" w:space="0" w:color="CCCCCC"/>
-              <w:bottom w:val="single" w:sz="4" w:space="0" w:color="CCCCCC"/>
-              <w:left w:val="single" w:sz="4" w:space="0" w:color="CCCCCC"/>
+              <w:top w:val="single" w:sz="4" w:space="0" w:color="CCCCCC"/>
+              <w:bottom w:val="single" w:sz="4" w:space="0" w:color="CCCCCC"/>
+              <w:left w:val="single" w:sz="4" w:space="0" w:color="CCCCCC"/>
+              <w:right w:val="single" w:sz="4" w:space="0" w:color="CCCCCC"/>
             </w:tcBorders>
           </w:tcPr>
           <w:p>
@@ -16551,7 +16453,7 @@
                 <w:sz w:val="20"/>
                 <w:szCs w:val="20"/>
               </w:rPr>
-              <w:t>OCR document and image quality inspector</w:t>
+              <w:t>Automated Document Quality and Application Completeness Checker</w:t>
             </w:r>
           </w:p>
         </w:tc>
@@ -16568,10 +16470,10 @@
               <w:right w:w="108" w:type="dxa"/>
             </w:tcMar>
             <w:tcBorders>
-              <w:right w:val="single" w:sz="4" w:space="0" w:color="CCCCCC"/>
-              <w:bottom w:val="single" w:sz="4" w:space="0" w:color="CCCCCC"/>
-              <w:top w:val="single" w:sz="4" w:space="0" w:color="CCCCCC"/>
-              <w:left w:val="single" w:sz="4" w:space="0" w:color="CCCCCC"/>
+              <w:top w:val="single" w:sz="4" w:space="0" w:color="CCCCCC"/>
+              <w:right w:val="single" w:sz="4" w:space="0" w:color="CCCCCC"/>
+              <w:left w:val="single" w:sz="4" w:space="0" w:color="CCCCCC"/>
+              <w:bottom w:val="single" w:sz="4" w:space="0" w:color="CCCCCC"/>
             </w:tcBorders>
           </w:tcPr>
           <w:p>
@@ -16601,10 +16503,10 @@
               <w:right w:w="108" w:type="dxa"/>
             </w:tcMar>
             <w:tcBorders>
-              <w:right w:val="single" w:sz="4" w:space="0" w:color="CCCCCC"/>
-              <w:bottom w:val="single" w:sz="4" w:space="0" w:color="CCCCCC"/>
-              <w:left w:val="single" w:sz="4" w:space="0" w:color="CCCCCC"/>
-              <w:top w:val="single" w:sz="4" w:space="0" w:color="CCCCCC"/>
+              <w:top w:val="single" w:sz="4" w:space="0" w:color="CCCCCC"/>
+              <w:right w:val="single" w:sz="4" w:space="0" w:color="CCCCCC"/>
+              <w:left w:val="single" w:sz="4" w:space="0" w:color="CCCCCC"/>
+              <w:bottom w:val="single" w:sz="4" w:space="0" w:color="CCCCCC"/>
             </w:tcBorders>
           </w:tcPr>
           <w:p>
@@ -16620,7 +16522,7 @@
                 <w:sz w:val="20"/>
                 <w:szCs w:val="20"/>
               </w:rPr>
-              <w:t>Periodic status update for weapons licence applications</w:t>
+              <w:t>Weapons licence status notification</w:t>
             </w:r>
           </w:p>
         </w:tc>
@@ -16635,10 +16537,10 @@
               <w:right w:w="108" w:type="dxa"/>
             </w:tcMar>
             <w:tcBorders>
-              <w:right w:val="single" w:sz="4" w:space="0" w:color="CCCCCC"/>
-              <w:bottom w:val="single" w:sz="4" w:space="0" w:color="CCCCCC"/>
-              <w:left w:val="single" w:sz="4" w:space="0" w:color="CCCCCC"/>
-              <w:top w:val="single" w:sz="4" w:space="0" w:color="CCCCCC"/>
+              <w:top w:val="single" w:sz="4" w:space="0" w:color="CCCCCC"/>
+              <w:right w:val="single" w:sz="4" w:space="0" w:color="CCCCCC"/>
+              <w:left w:val="single" w:sz="4" w:space="0" w:color="CCCCCC"/>
+              <w:bottom w:val="single" w:sz="4" w:space="0" w:color="CCCCCC"/>
             </w:tcBorders>
           </w:tcPr>
           <w:p>
@@ -16654,7 +16556,7 @@
                 <w:sz w:val="20"/>
                 <w:szCs w:val="20"/>
               </w:rPr>
-              <w:t>Geographic friction radar with NER heat maps</w:t>
+              <w:t>Geographic Friction Radar with Heat Map</w:t>
             </w:r>
           </w:p>
         </w:tc>
@@ -16704,10 +16606,10 @@
               <w:right w:w="108" w:type="dxa"/>
             </w:tcMar>
             <w:tcBorders>
-              <w:right w:val="single" w:sz="4" w:space="0" w:color="CCCCCC"/>
-              <w:top w:val="single" w:sz="4" w:space="0" w:color="CCCCCC"/>
-              <w:bottom w:val="single" w:sz="4" w:space="0" w:color="CCCCCC"/>
-              <w:left w:val="single" w:sz="4" w:space="0" w:color="CCCCCC"/>
+              <w:top w:val="single" w:sz="4" w:space="0" w:color="CCCCCC"/>
+              <w:right w:val="single" w:sz="4" w:space="0" w:color="CCCCCC"/>
+              <w:left w:val="single" w:sz="4" w:space="0" w:color="CCCCCC"/>
+              <w:bottom w:val="single" w:sz="4" w:space="0" w:color="CCCCCC"/>
             </w:tcBorders>
           </w:tcPr>
           <w:p>
@@ -16723,7 +16625,7 @@
                 <w:sz w:val="20"/>
                 <w:szCs w:val="20"/>
               </w:rPr>
-              <w:t>16.0%</w:t>
+              <w:t>8.0%</w:t>
             </w:r>
           </w:p>
         </w:tc>
@@ -16738,10 +16640,10 @@
               <w:right w:w="108" w:type="dxa"/>
             </w:tcMar>
             <w:tcBorders>
-              <w:right w:val="single" w:sz="4" w:space="0" w:color="CCCCCC"/>
-              <w:top w:val="single" w:sz="4" w:space="0" w:color="CCCCCC"/>
-              <w:bottom w:val="single" w:sz="4" w:space="0" w:color="CCCCCC"/>
-              <w:left w:val="single" w:sz="4" w:space="0" w:color="CCCCCC"/>
+              <w:top w:val="single" w:sz="4" w:space="0" w:color="CCCCCC"/>
+              <w:right w:val="single" w:sz="4" w:space="0" w:color="CCCCCC"/>
+              <w:left w:val="single" w:sz="4" w:space="0" w:color="CCCCCC"/>
+              <w:bottom w:val="single" w:sz="4" w:space="0" w:color="CCCCCC"/>
             </w:tcBorders>
           </w:tcPr>
           <w:p>
@@ -16757,7 +16659,7 @@
                 <w:sz w:val="20"/>
                 <w:szCs w:val="20"/>
               </w:rPr>
-              <w:t>12+</w:t>
+              <w:t>10+</w:t>
             </w:r>
           </w:p>
         </w:tc>
@@ -16772,10 +16674,10 @@
               <w:right w:w="108" w:type="dxa"/>
             </w:tcMar>
             <w:tcBorders>
-              <w:right w:val="single" w:sz="4" w:space="0" w:color="CCCCCC"/>
-              <w:top w:val="single" w:sz="4" w:space="0" w:color="CCCCCC"/>
-              <w:bottom w:val="single" w:sz="4" w:space="0" w:color="CCCCCC"/>
-              <w:left w:val="single" w:sz="4" w:space="0" w:color="CCCCCC"/>
+              <w:top w:val="single" w:sz="4" w:space="0" w:color="CCCCCC"/>
+              <w:right w:val="single" w:sz="4" w:space="0" w:color="CCCCCC"/>
+              <w:left w:val="single" w:sz="4" w:space="0" w:color="CCCCCC"/>
+              <w:bottom w:val="single" w:sz="4" w:space="0" w:color="CCCCCC"/>
             </w:tcBorders>
           </w:tcPr>
           <w:p>
@@ -16806,10 +16708,10 @@
               <w:right w:w="108" w:type="dxa"/>
             </w:tcMar>
             <w:tcBorders>
-              <w:right w:val="single" w:sz="4" w:space="0" w:color="CCCCCC"/>
-              <w:top w:val="single" w:sz="4" w:space="0" w:color="CCCCCC"/>
-              <w:bottom w:val="single" w:sz="4" w:space="0" w:color="CCCCCC"/>
-              <w:left w:val="single" w:sz="4" w:space="0" w:color="CCCCCC"/>
+              <w:top w:val="single" w:sz="4" w:space="0" w:color="CCCCCC"/>
+              <w:right w:val="single" w:sz="4" w:space="0" w:color="CCCCCC"/>
+              <w:left w:val="single" w:sz="4" w:space="0" w:color="CCCCCC"/>
+              <w:bottom w:val="single" w:sz="4" w:space="0" w:color="CCCCCC"/>
             </w:tcBorders>
           </w:tcPr>
           <w:p>
@@ -16842,10 +16744,10 @@
               <w:right w:w="108" w:type="dxa"/>
             </w:tcMar>
             <w:tcBorders>
-              <w:right w:val="single" w:sz="4" w:space="0" w:color="CCCCCC"/>
-              <w:top w:val="single" w:sz="4" w:space="0" w:color="CCCCCC"/>
-              <w:bottom w:val="single" w:sz="4" w:space="0" w:color="CCCCCC"/>
-              <w:left w:val="single" w:sz="4" w:space="0" w:color="CCCCCC"/>
+              <w:top w:val="single" w:sz="4" w:space="0" w:color="CCCCCC"/>
+              <w:right w:val="single" w:sz="4" w:space="0" w:color="CCCCCC"/>
+              <w:left w:val="single" w:sz="4" w:space="0" w:color="CCCCCC"/>
+              <w:bottom w:val="single" w:sz="4" w:space="0" w:color="CCCCCC"/>
             </w:tcBorders>
           </w:tcPr>
           <w:p>
@@ -16861,7 +16763,7 @@
                 <w:sz w:val="20"/>
                 <w:szCs w:val="20"/>
               </w:rPr>
-              <w:t>of contact requests are genuine inquiries fully transferable to proactive self-service</w:t>
+              <w:t>of contact requests are genuine inquiries fully convertible to proactive self-service</w:t>
             </w:r>
           </w:p>
         </w:tc>
@@ -16876,10 +16778,10 @@
               <w:right w:w="108" w:type="dxa"/>
             </w:tcMar>
             <w:tcBorders>
-              <w:right w:val="single" w:sz="4" w:space="0" w:color="CCCCCC"/>
-              <w:top w:val="single" w:sz="4" w:space="0" w:color="CCCCCC"/>
-              <w:bottom w:val="single" w:sz="4" w:space="0" w:color="CCCCCC"/>
-              <w:left w:val="single" w:sz="4" w:space="0" w:color="CCCCCC"/>
+              <w:top w:val="single" w:sz="4" w:space="0" w:color="CCCCCC"/>
+              <w:right w:val="single" w:sz="4" w:space="0" w:color="CCCCCC"/>
+              <w:left w:val="single" w:sz="4" w:space="0" w:color="CCCCCC"/>
+              <w:bottom w:val="single" w:sz="4" w:space="0" w:color="CCCCCC"/>
             </w:tcBorders>
           </w:tcPr>
           <w:p>
@@ -16895,7 +16797,7 @@
                 <w:sz w:val="20"/>
                 <w:szCs w:val="20"/>
               </w:rPr>
-              <w:t>cases eligible for elimination via proactive notification</w:t>
+              <w:t>cases eliminable through proactive notification</w:t>
             </w:r>
           </w:p>
         </w:tc>
@@ -16910,10 +16812,10 @@
               <w:right w:w="108" w:type="dxa"/>
             </w:tcMar>
             <w:tcBorders>
-              <w:right w:val="single" w:sz="4" w:space="0" w:color="CCCCCC"/>
-              <w:top w:val="single" w:sz="4" w:space="0" w:color="CCCCCC"/>
-              <w:bottom w:val="single" w:sz="4" w:space="0" w:color="CCCCCC"/>
-              <w:left w:val="single" w:sz="4" w:space="0" w:color="CCCCCC"/>
+              <w:top w:val="single" w:sz="4" w:space="0" w:color="CCCCCC"/>
+              <w:right w:val="single" w:sz="4" w:space="0" w:color="CCCCCC"/>
+              <w:left w:val="single" w:sz="4" w:space="0" w:color="CCCCCC"/>
+              <w:bottom w:val="single" w:sz="4" w:space="0" w:color="CCCCCC"/>
             </w:tcBorders>
           </w:tcPr>
           <w:p>
@@ -16929,7 +16831,7 @@
                 <w:sz w:val="20"/>
                 <w:szCs w:val="20"/>
               </w:rPr>
-              <w:t>case classification accuracy following the automated classifier and application of the proposed initiatives</w:t>
+              <w:t>case classification accuracy following the automated classifier and application of proposed initiatives</w:t>
             </w:r>
           </w:p>
         </w:tc>
@@ -16944,10 +16846,10 @@
               <w:right w:w="108" w:type="dxa"/>
             </w:tcMar>
             <w:tcBorders>
-              <w:right w:val="single" w:sz="4" w:space="0" w:color="CCCCCC"/>
-              <w:top w:val="single" w:sz="4" w:space="0" w:color="CCCCCC"/>
-              <w:bottom w:val="single" w:sz="4" w:space="0" w:color="CCCCCC"/>
-              <w:left w:val="single" w:sz="4" w:space="0" w:color="CCCCCC"/>
+              <w:top w:val="single" w:sz="4" w:space="0" w:color="CCCCCC"/>
+              <w:right w:val="single" w:sz="4" w:space="0" w:color="CCCCCC"/>
+              <w:left w:val="single" w:sz="4" w:space="0" w:color="CCCCCC"/>
+              <w:bottom w:val="single" w:sz="4" w:space="0" w:color="CCCCCC"/>
             </w:tcBorders>
           </w:tcPr>
           <w:p>
@@ -16963,7 +16865,7 @@
                 <w:sz w:val="20"/>
                 <w:szCs w:val="20"/>
               </w:rPr>
-              <w:t>reduction in repeat contact cases and incoming calls</w:t>
+              <w:t>reduction in repeat contact cases and calls</w:t>
             </w:r>
           </w:p>
         </w:tc>
@@ -41044,13 +40946,13 @@
                 <c:formatCode>General</c:formatCode>
                 <c:ptCount val="4"/>
                 <c:pt idx="0">
-                  <c:v>28.0</c:v>
+                  <c:v>30.0</c:v>
                 </c:pt>
                 <c:pt idx="1">
-                  <c:v>8.0</c:v>
+                  <c:v>4.0</c:v>
                 </c:pt>
                 <c:pt idx="2">
-                  <c:v>14.0</c:v>
+                  <c:v>16.0</c:v>
                 </c:pt>
                 <c:pt idx="3">
                   <c:v>0.0</c:v>
